--- a/Dokumentation Studienarbeit T3200(akt).docx
+++ b/Dokumentation Studienarbeit T3200(akt).docx
@@ -706,7 +706,7 @@
                     <pic:cNvPicPr/>
                   </pic:nvPicPr>
                   <pic:blipFill>
-                    <a:blip r:embed="rId5"/>
+                    <a:blip r:embed="rId6"/>
                     <a:stretch>
                       <a:fillRect/>
                     </a:stretch>
@@ -1591,7 +1591,7 @@
                     <pic:cNvPicPr/>
                   </pic:nvPicPr>
                   <pic:blipFill>
-                    <a:blip r:embed="rId6"/>
+                    <a:blip r:embed="rId7"/>
                     <a:stretch>
                       <a:fillRect/>
                     </a:stretch>
@@ -1727,15 +1727,54 @@
     <w:p>
       <w:pPr>
         <w:pStyle w:val="KeinLeerraum"/>
-        <w:rPr>
-          <w:lang w:val="en-US"/>
-        </w:rPr>
-      </w:pPr>
-      <w:r>
-        <w:rPr>
-          <w:lang w:val="en-US"/>
-        </w:rPr>
-        <w:t>private void tOFKameraVerbindenToolStripMenuItem_Click(object sender, EventArgs e)</w:t>
+      </w:pPr>
+      <w:r>
+        <w:t xml:space="preserve">private </w:t>
+      </w:r>
+      <w:proofErr w:type="spellStart"/>
+      <w:r>
+        <w:t>void</w:t>
+      </w:r>
+      <w:proofErr w:type="spellEnd"/>
+      <w:r>
+        <w:t xml:space="preserve"> </w:t>
+      </w:r>
+      <w:proofErr w:type="spellStart"/>
+      <w:r>
+        <w:t>tOFKameraVerbindenToolStripMenuItem_</w:t>
+      </w:r>
+      <w:proofErr w:type="gramStart"/>
+      <w:r>
+        <w:t>Click</w:t>
+      </w:r>
+      <w:proofErr w:type="spellEnd"/>
+      <w:r>
+        <w:t>(</w:t>
+      </w:r>
+      <w:proofErr w:type="spellStart"/>
+      <w:proofErr w:type="gramEnd"/>
+      <w:r>
+        <w:t>object</w:t>
+      </w:r>
+      <w:proofErr w:type="spellEnd"/>
+      <w:r>
+        <w:t xml:space="preserve"> </w:t>
+      </w:r>
+      <w:proofErr w:type="spellStart"/>
+      <w:r>
+        <w:t>sender</w:t>
+      </w:r>
+      <w:proofErr w:type="spellEnd"/>
+      <w:r>
+        <w:t xml:space="preserve">, </w:t>
+      </w:r>
+      <w:proofErr w:type="spellStart"/>
+      <w:r>
+        <w:t>EventArgs</w:t>
+      </w:r>
+      <w:proofErr w:type="spellEnd"/>
+      <w:r>
+        <w:t xml:space="preserve"> e)</w:t>
       </w:r>
     </w:p>
     <w:p>
@@ -1820,16 +1859,31 @@
     <w:p>
       <w:pPr>
         <w:pStyle w:val="KeinLeerraum"/>
-      </w:pPr>
-      <w:r>
-        <w:t xml:space="preserve">            return;</w:t>
-      </w:r>
-    </w:p>
-    <w:p>
-      <w:pPr>
-        <w:pStyle w:val="KeinLeerraum"/>
-      </w:pPr>
-      <w:r>
+        <w:rPr>
+          <w:lang w:val="en-US"/>
+        </w:rPr>
+      </w:pPr>
+      <w:r>
+        <w:t xml:space="preserve">            </w:t>
+      </w:r>
+      <w:r>
+        <w:rPr>
+          <w:lang w:val="en-US"/>
+        </w:rPr>
+        <w:t>return;</w:t>
+      </w:r>
+    </w:p>
+    <w:p>
+      <w:pPr>
+        <w:pStyle w:val="KeinLeerraum"/>
+        <w:rPr>
+          <w:lang w:val="en-US"/>
+        </w:rPr>
+      </w:pPr>
+      <w:r>
+        <w:rPr>
+          <w:lang w:val="en-US"/>
+        </w:rPr>
         <w:t xml:space="preserve">        }</w:t>
       </w:r>
     </w:p>
@@ -1841,13 +1895,46 @@
         </w:rPr>
       </w:pPr>
       <w:r>
+        <w:rPr>
+          <w:lang w:val="en-US"/>
+        </w:rPr>
         <w:t xml:space="preserve">        </w:t>
       </w:r>
       <w:r>
         <w:rPr>
           <w:lang w:val="en-US"/>
         </w:rPr>
-        <w:t>bool connected = this.derController.SetTofKamera(inputInt);</w:t>
+        <w:t xml:space="preserve">bool connected = </w:t>
+      </w:r>
+      <w:proofErr w:type="spellStart"/>
+      <w:proofErr w:type="gramStart"/>
+      <w:r>
+        <w:rPr>
+          <w:lang w:val="en-US"/>
+        </w:rPr>
+        <w:t>this.derController.SetTofKamera</w:t>
+      </w:r>
+      <w:proofErr w:type="spellEnd"/>
+      <w:proofErr w:type="gramEnd"/>
+      <w:r>
+        <w:rPr>
+          <w:lang w:val="en-US"/>
+        </w:rPr>
+        <w:t>(</w:t>
+      </w:r>
+      <w:proofErr w:type="spellStart"/>
+      <w:r>
+        <w:rPr>
+          <w:lang w:val="en-US"/>
+        </w:rPr>
+        <w:t>inputInt</w:t>
+      </w:r>
+      <w:proofErr w:type="spellEnd"/>
+      <w:r>
+        <w:rPr>
+          <w:lang w:val="en-US"/>
+        </w:rPr>
+        <w:t>);</w:t>
       </w:r>
     </w:p>
     <w:p>
@@ -2421,11 +2508,13 @@
         <w:pStyle w:val="KeinLeerraum"/>
         <w:rPr>
           <w:color w:val="EE0000"/>
-        </w:rPr>
-      </w:pPr>
-      <w:r>
-        <w:rPr>
-          <w:color w:val="EE0000"/>
+          <w:lang w:val="en-US"/>
+        </w:rPr>
+      </w:pPr>
+      <w:r>
+        <w:rPr>
+          <w:color w:val="EE0000"/>
+          <w:lang w:val="en-US"/>
         </w:rPr>
         <w:t>{</w:t>
       </w:r>
@@ -2435,25 +2524,70 @@
         <w:pStyle w:val="KeinLeerraum"/>
         <w:rPr>
           <w:color w:val="EE0000"/>
-        </w:rPr>
-      </w:pPr>
-      <w:r>
-        <w:rPr>
-          <w:color w:val="EE0000"/>
-        </w:rPr>
-        <w:t xml:space="preserve">    this._useTwoViewports = useTwoPorts;</w:t>
-      </w:r>
-    </w:p>
-    <w:p>
-      <w:pPr>
-        <w:pStyle w:val="KeinLeerraum"/>
-        <w:rPr>
-          <w:color w:val="EE0000"/>
-        </w:rPr>
-      </w:pPr>
-      <w:r>
-        <w:rPr>
-          <w:color w:val="EE0000"/>
+          <w:lang w:val="en-US"/>
+        </w:rPr>
+      </w:pPr>
+      <w:r>
+        <w:rPr>
+          <w:color w:val="EE0000"/>
+          <w:lang w:val="en-US"/>
+        </w:rPr>
+        <w:t xml:space="preserve">    </w:t>
+      </w:r>
+      <w:proofErr w:type="gramStart"/>
+      <w:r>
+        <w:rPr>
+          <w:color w:val="EE0000"/>
+          <w:lang w:val="en-US"/>
+        </w:rPr>
+        <w:t>this._</w:t>
+      </w:r>
+      <w:proofErr w:type="spellStart"/>
+      <w:proofErr w:type="gramEnd"/>
+      <w:r>
+        <w:rPr>
+          <w:color w:val="EE0000"/>
+          <w:lang w:val="en-US"/>
+        </w:rPr>
+        <w:t>useTwoViewports</w:t>
+      </w:r>
+      <w:proofErr w:type="spellEnd"/>
+      <w:r>
+        <w:rPr>
+          <w:color w:val="EE0000"/>
+          <w:lang w:val="en-US"/>
+        </w:rPr>
+        <w:t xml:space="preserve"> = </w:t>
+      </w:r>
+      <w:proofErr w:type="spellStart"/>
+      <w:r>
+        <w:rPr>
+          <w:color w:val="EE0000"/>
+          <w:lang w:val="en-US"/>
+        </w:rPr>
+        <w:t>useTwoPorts</w:t>
+      </w:r>
+      <w:proofErr w:type="spellEnd"/>
+      <w:r>
+        <w:rPr>
+          <w:color w:val="EE0000"/>
+          <w:lang w:val="en-US"/>
+        </w:rPr>
+        <w:t>;</w:t>
+      </w:r>
+    </w:p>
+    <w:p>
+      <w:pPr>
+        <w:pStyle w:val="KeinLeerraum"/>
+        <w:rPr>
+          <w:color w:val="EE0000"/>
+          <w:lang w:val="en-US"/>
+        </w:rPr>
+      </w:pPr>
+      <w:r>
+        <w:rPr>
+          <w:color w:val="EE0000"/>
+          <w:lang w:val="en-US"/>
         </w:rPr>
         <w:t>}</w:t>
       </w:r>
@@ -2463,34 +2597,136 @@
         <w:pStyle w:val="KeinLeerraum"/>
         <w:rPr>
           <w:color w:val="EE0000"/>
-        </w:rPr>
-      </w:pPr>
-    </w:p>
-    <w:p>
-      <w:pPr>
-        <w:pStyle w:val="KeinLeerraum"/>
-      </w:pPr>
-      <w:r>
-        <w:t xml:space="preserve">Nun kann der Parameter twoViewports initialisiert werden: </w:t>
-      </w:r>
-    </w:p>
-    <w:p>
-      <w:pPr>
-        <w:pStyle w:val="KeinLeerraum"/>
-      </w:pPr>
-    </w:p>
-    <w:p>
-      <w:pPr>
-        <w:pStyle w:val="KeinLeerraum"/>
-        <w:rPr>
-          <w:lang w:val="en-US"/>
-        </w:rPr>
-      </w:pPr>
-      <w:r>
-        <w:rPr>
-          <w:lang w:val="en-US"/>
-        </w:rPr>
-        <w:t>private void InitParameters(int auswahlKamera)</w:t>
+          <w:lang w:val="en-US"/>
+        </w:rPr>
+      </w:pPr>
+    </w:p>
+    <w:p>
+      <w:pPr>
+        <w:pStyle w:val="KeinLeerraum"/>
+        <w:rPr>
+          <w:lang w:val="en-US"/>
+        </w:rPr>
+      </w:pPr>
+      <w:r>
+        <w:rPr>
+          <w:lang w:val="en-US"/>
+        </w:rPr>
+        <w:t xml:space="preserve">Nun </w:t>
+      </w:r>
+      <w:proofErr w:type="spellStart"/>
+      <w:r>
+        <w:rPr>
+          <w:lang w:val="en-US"/>
+        </w:rPr>
+        <w:t>kann</w:t>
+      </w:r>
+      <w:proofErr w:type="spellEnd"/>
+      <w:r>
+        <w:rPr>
+          <w:lang w:val="en-US"/>
+        </w:rPr>
+        <w:t xml:space="preserve"> der Parameter </w:t>
+      </w:r>
+      <w:proofErr w:type="spellStart"/>
+      <w:r>
+        <w:rPr>
+          <w:lang w:val="en-US"/>
+        </w:rPr>
+        <w:t>twoViewports</w:t>
+      </w:r>
+      <w:proofErr w:type="spellEnd"/>
+      <w:r>
+        <w:rPr>
+          <w:lang w:val="en-US"/>
+        </w:rPr>
+        <w:t xml:space="preserve"> </w:t>
+      </w:r>
+      <w:proofErr w:type="spellStart"/>
+      <w:r>
+        <w:rPr>
+          <w:lang w:val="en-US"/>
+        </w:rPr>
+        <w:t>initialisiert</w:t>
+      </w:r>
+      <w:proofErr w:type="spellEnd"/>
+      <w:r>
+        <w:rPr>
+          <w:lang w:val="en-US"/>
+        </w:rPr>
+        <w:t xml:space="preserve"> </w:t>
+      </w:r>
+      <w:proofErr w:type="spellStart"/>
+      <w:r>
+        <w:rPr>
+          <w:lang w:val="en-US"/>
+        </w:rPr>
+        <w:t>werden</w:t>
+      </w:r>
+      <w:proofErr w:type="spellEnd"/>
+      <w:r>
+        <w:rPr>
+          <w:lang w:val="en-US"/>
+        </w:rPr>
+        <w:t xml:space="preserve">: </w:t>
+      </w:r>
+    </w:p>
+    <w:p>
+      <w:pPr>
+        <w:pStyle w:val="KeinLeerraum"/>
+        <w:rPr>
+          <w:lang w:val="en-US"/>
+        </w:rPr>
+      </w:pPr>
+    </w:p>
+    <w:p>
+      <w:pPr>
+        <w:pStyle w:val="KeinLeerraum"/>
+        <w:rPr>
+          <w:lang w:val="en-US"/>
+        </w:rPr>
+      </w:pPr>
+      <w:r>
+        <w:rPr>
+          <w:lang w:val="en-US"/>
+        </w:rPr>
+        <w:t xml:space="preserve">private void </w:t>
+      </w:r>
+      <w:proofErr w:type="spellStart"/>
+      <w:proofErr w:type="gramStart"/>
+      <w:r>
+        <w:rPr>
+          <w:lang w:val="en-US"/>
+        </w:rPr>
+        <w:t>InitParameters</w:t>
+      </w:r>
+      <w:proofErr w:type="spellEnd"/>
+      <w:r>
+        <w:rPr>
+          <w:lang w:val="en-US"/>
+        </w:rPr>
+        <w:t>(</w:t>
+      </w:r>
+      <w:proofErr w:type="gramEnd"/>
+      <w:r>
+        <w:rPr>
+          <w:lang w:val="en-US"/>
+        </w:rPr>
+        <w:t xml:space="preserve">int </w:t>
+      </w:r>
+      <w:proofErr w:type="spellStart"/>
+      <w:r>
+        <w:rPr>
+          <w:lang w:val="en-US"/>
+        </w:rPr>
+        <w:t>auswahlKamera</w:t>
+      </w:r>
+      <w:proofErr w:type="spellEnd"/>
+      <w:r>
+        <w:rPr>
+          <w:lang w:val="en-US"/>
+        </w:rPr>
+        <w:t>)</w:t>
       </w:r>
     </w:p>
     <w:p>
@@ -3063,7 +3299,33 @@
       <w:pPr>
         <w:pStyle w:val="KeinLeerraum"/>
       </w:pPr>
-      <w:r>
+    </w:p>
+    <w:p>
+      <w:pPr>
+        <w:pStyle w:val="KeinLeerraum"/>
+      </w:pPr>
+    </w:p>
+    <w:p>
+      <w:pPr>
+        <w:pStyle w:val="KeinLeerraum"/>
+      </w:pPr>
+    </w:p>
+    <w:p>
+      <w:pPr>
+        <w:pStyle w:val="KeinLeerraum"/>
+      </w:pPr>
+    </w:p>
+    <w:p>
+      <w:pPr>
+        <w:pStyle w:val="KeinLeerraum"/>
+      </w:pPr>
+    </w:p>
+    <w:p>
+      <w:pPr>
+        <w:pStyle w:val="KeinLeerraum"/>
+      </w:pPr>
+      <w:r>
+        <w:lastRenderedPageBreak/>
         <w:t>Projekt Ablaufplan:</w:t>
       </w:r>
     </w:p>
@@ -3076,29 +3338,29 @@
         </w:numPr>
       </w:pPr>
       <w:r>
-        <w:t xml:space="preserve">Stelle im Code finden, wo die 2D Bilddaten aufgenommen und zur Verarbeitung weitergegeben werden </w:t>
-      </w:r>
-    </w:p>
-    <w:p>
-      <w:pPr>
-        <w:pStyle w:val="KeinLeerraum"/>
-        <w:ind w:left="720"/>
-      </w:pPr>
-      <w:r>
-        <w:t>//Ab hier Integration in Adrians Ablaufpipeline wichtig! (eventuell mit Echtzeit Tasks argumentieren)</w:t>
-      </w:r>
+        <w:t>Stelle im Code finden, wo die 2D Bilddaten aufgenommen und zur Verarbeitung weitergegeben werden</w:t>
+      </w:r>
+    </w:p>
+    <w:p>
+      <w:pPr>
+        <w:pStyle w:val="KeinLeerraum"/>
+      </w:pPr>
     </w:p>
     <w:p>
       <w:pPr>
         <w:pStyle w:val="KeinLeerraum"/>
         <w:numPr>
           <w:ilvl w:val="0"/>
-          <w:numId w:val="2"/>
+          <w:numId w:val="3"/>
         </w:numPr>
       </w:pPr>
-      <w:r>
-        <w:lastRenderedPageBreak/>
-        <w:t xml:space="preserve">Bilddaten an Sicherheitsfunktion weitergeben </w:t>
+      <w:proofErr w:type="spellStart"/>
+      <w:r>
+        <w:t>Bildverarbeitung.cs</w:t>
+      </w:r>
+      <w:proofErr w:type="spellEnd"/>
+      <w:r>
+        <w:t xml:space="preserve"> </w:t>
       </w:r>
     </w:p>
     <w:p>
@@ -3106,11 +3368,65 @@
         <w:pStyle w:val="KeinLeerraum"/>
         <w:numPr>
           <w:ilvl w:val="0"/>
-          <w:numId w:val="2"/>
+          <w:numId w:val="3"/>
         </w:numPr>
-      </w:pPr>
-      <w:r>
-        <w:t xml:space="preserve">Virtual Fence erstellen </w:t>
+        <w:rPr>
+          <w:lang w:val="en-US"/>
+        </w:rPr>
+      </w:pPr>
+      <w:r>
+        <w:rPr>
+          <w:lang w:val="en-US"/>
+        </w:rPr>
+        <w:t xml:space="preserve">public Mat </w:t>
+      </w:r>
+      <w:proofErr w:type="spellStart"/>
+      <w:proofErr w:type="gramStart"/>
+      <w:r>
+        <w:rPr>
+          <w:lang w:val="en-US"/>
+        </w:rPr>
+        <w:t>TakePicture</w:t>
+      </w:r>
+      <w:proofErr w:type="spellEnd"/>
+      <w:r>
+        <w:rPr>
+          <w:lang w:val="en-US"/>
+        </w:rPr>
+        <w:t>(</w:t>
+      </w:r>
+      <w:proofErr w:type="gramEnd"/>
+      <w:r>
+        <w:rPr>
+          <w:lang w:val="en-US"/>
+        </w:rPr>
+        <w:t>)</w:t>
+      </w:r>
+      <w:r>
+        <w:rPr>
+          <w:lang w:val="en-US"/>
+        </w:rPr>
+        <w:t xml:space="preserve"> //Bild </w:t>
+      </w:r>
+      <w:proofErr w:type="spellStart"/>
+      <w:r>
+        <w:rPr>
+          <w:lang w:val="en-US"/>
+        </w:rPr>
+        <w:t>a</w:t>
+      </w:r>
+      <w:r>
+        <w:rPr>
+          <w:lang w:val="en-US"/>
+        </w:rPr>
+        <w:t>ufnehmen</w:t>
+      </w:r>
+      <w:proofErr w:type="spellEnd"/>
+      <w:r>
+        <w:rPr>
+          <w:lang w:val="en-US"/>
+        </w:rPr>
+        <w:t xml:space="preserve"> </w:t>
       </w:r>
     </w:p>
     <w:p>
@@ -3118,19 +3434,2031 @@
         <w:pStyle w:val="KeinLeerraum"/>
         <w:numPr>
           <w:ilvl w:val="0"/>
-          <w:numId w:val="2"/>
+          <w:numId w:val="3"/>
         </w:numPr>
       </w:pPr>
-      <w:r>
-        <w:t>Unterbrechungen des Fences erkennen</w:t>
-      </w:r>
-      <w:r>
-        <w:t xml:space="preserve"> -&gt; mit OpenCV?</w:t>
-      </w:r>
-    </w:p>
-    <w:p>
-      <w:pPr>
-        <w:pStyle w:val="KeinLeerraum"/>
+      <w:proofErr w:type="spellStart"/>
+      <w:r>
+        <w:t>public</w:t>
+      </w:r>
+      <w:proofErr w:type="spellEnd"/>
+      <w:r>
+        <w:t xml:space="preserve"> Mat </w:t>
+      </w:r>
+      <w:proofErr w:type="spellStart"/>
+      <w:proofErr w:type="gramStart"/>
+      <w:r>
+        <w:t>DetectLineGaps</w:t>
+      </w:r>
+      <w:proofErr w:type="spellEnd"/>
+      <w:r>
+        <w:t>(</w:t>
+      </w:r>
+      <w:proofErr w:type="gramEnd"/>
+      <w:r>
+        <w:t xml:space="preserve">Mat </w:t>
+      </w:r>
+      <w:proofErr w:type="spellStart"/>
+      <w:r>
+        <w:t>pCleanImage</w:t>
+      </w:r>
+      <w:proofErr w:type="spellEnd"/>
+      <w:r>
+        <w:t>)</w:t>
+      </w:r>
+      <w:r>
+        <w:t xml:space="preserve"> //Erkennen der Lini</w:t>
+      </w:r>
+      <w:r>
+        <w:t xml:space="preserve">e und Detektieren von Lücken </w:t>
+      </w:r>
+    </w:p>
+    <w:p>
+      <w:pPr>
+        <w:pStyle w:val="KeinLeerraum"/>
+        <w:numPr>
+          <w:ilvl w:val="0"/>
+          <w:numId w:val="3"/>
+        </w:numPr>
+      </w:pPr>
+      <w:r>
+        <w:t xml:space="preserve">Methoden müssen nun von Befehlspipeline kontinuierlich aufgerufen werden </w:t>
+      </w:r>
+    </w:p>
+    <w:p>
+      <w:pPr>
+        <w:pStyle w:val="KeinLeerraum"/>
+      </w:pPr>
+    </w:p>
+    <w:p>
+      <w:pPr>
+        <w:pStyle w:val="KeinLeerraum"/>
+      </w:pPr>
+    </w:p>
+    <w:p>
+      <w:pPr>
+        <w:pStyle w:val="KeinLeerraum"/>
+      </w:pPr>
+    </w:p>
+    <w:p>
+      <w:pPr>
+        <w:pStyle w:val="KeinLeerraum"/>
+      </w:pPr>
+    </w:p>
+    <w:p>
+      <w:pPr>
+        <w:pStyle w:val="KeinLeerraum"/>
+      </w:pPr>
+    </w:p>
+    <w:p>
+      <w:pPr>
+        <w:pStyle w:val="KeinLeerraum"/>
+      </w:pPr>
+    </w:p>
+    <w:p>
+      <w:pPr>
+        <w:pStyle w:val="KeinLeerraum"/>
+      </w:pPr>
+    </w:p>
+    <w:p>
+      <w:pPr>
+        <w:pStyle w:val="KeinLeerraum"/>
+      </w:pPr>
+    </w:p>
+    <w:p>
+      <w:pPr>
+        <w:pStyle w:val="KeinLeerraum"/>
+      </w:pPr>
+    </w:p>
+    <w:p>
+      <w:pPr>
+        <w:pStyle w:val="KeinLeerraum"/>
+      </w:pPr>
+    </w:p>
+    <w:p>
+      <w:pPr>
+        <w:pStyle w:val="KeinLeerraum"/>
+      </w:pPr>
+    </w:p>
+    <w:p>
+      <w:pPr>
+        <w:pStyle w:val="KeinLeerraum"/>
+      </w:pPr>
+    </w:p>
+    <w:p>
+      <w:pPr>
+        <w:pStyle w:val="KeinLeerraum"/>
+      </w:pPr>
+    </w:p>
+    <w:p>
+      <w:pPr>
+        <w:pStyle w:val="KeinLeerraum"/>
+      </w:pPr>
+    </w:p>
+    <w:p>
+      <w:pPr>
+        <w:pStyle w:val="KeinLeerraum"/>
+      </w:pPr>
+    </w:p>
+    <w:p>
+      <w:pPr>
+        <w:pStyle w:val="KeinLeerraum"/>
+      </w:pPr>
+    </w:p>
+    <w:p>
+      <w:pPr>
+        <w:pStyle w:val="KeinLeerraum"/>
+      </w:pPr>
+    </w:p>
+    <w:p>
+      <w:pPr>
+        <w:pStyle w:val="KeinLeerraum"/>
+      </w:pPr>
+    </w:p>
+    <w:p>
+      <w:pPr>
+        <w:pStyle w:val="KeinLeerraum"/>
+      </w:pPr>
+    </w:p>
+    <w:p>
+      <w:pPr>
+        <w:pStyle w:val="KeinLeerraum"/>
+      </w:pPr>
+    </w:p>
+    <w:p>
+      <w:pPr>
+        <w:pStyle w:val="KeinLeerraum"/>
+      </w:pPr>
+    </w:p>
+    <w:p>
+      <w:pPr>
+        <w:pStyle w:val="KeinLeerraum"/>
+      </w:pPr>
+    </w:p>
+    <w:p>
+      <w:pPr>
+        <w:pStyle w:val="KeinLeerraum"/>
+      </w:pPr>
+    </w:p>
+    <w:p>
+      <w:pPr>
+        <w:pStyle w:val="KeinLeerraum"/>
+      </w:pPr>
+    </w:p>
+    <w:p>
+      <w:pPr>
+        <w:pStyle w:val="KeinLeerraum"/>
+      </w:pPr>
+    </w:p>
+    <w:p>
+      <w:pPr>
+        <w:pStyle w:val="KeinLeerraum"/>
+      </w:pPr>
+    </w:p>
+    <w:p>
+      <w:pPr>
+        <w:pStyle w:val="KeinLeerraum"/>
+      </w:pPr>
+    </w:p>
+    <w:p>
+      <w:pPr>
+        <w:pStyle w:val="KeinLeerraum"/>
+      </w:pPr>
+    </w:p>
+    <w:p>
+      <w:pPr>
+        <w:pStyle w:val="KeinLeerraum"/>
+      </w:pPr>
+    </w:p>
+    <w:p>
+      <w:pPr>
+        <w:pStyle w:val="KeinLeerraum"/>
+      </w:pPr>
+    </w:p>
+    <w:p>
+      <w:pPr>
+        <w:pStyle w:val="KeinLeerraum"/>
+      </w:pPr>
+    </w:p>
+    <w:p>
+      <w:pPr>
+        <w:pStyle w:val="KeinLeerraum"/>
+      </w:pPr>
+    </w:p>
+    <w:p>
+      <w:pPr>
+        <w:pStyle w:val="KeinLeerraum"/>
+      </w:pPr>
+    </w:p>
+    <w:p>
+      <w:pPr>
+        <w:pStyle w:val="KeinLeerraum"/>
+      </w:pPr>
+    </w:p>
+    <w:p>
+      <w:pPr>
+        <w:pStyle w:val="KeinLeerraum"/>
+      </w:pPr>
+    </w:p>
+    <w:p>
+      <w:pPr>
+        <w:pStyle w:val="KeinLeerraum"/>
+      </w:pPr>
+    </w:p>
+    <w:p>
+      <w:pPr>
+        <w:pStyle w:val="KeinLeerraum"/>
+      </w:pPr>
+    </w:p>
+    <w:p>
+      <w:pPr>
+        <w:pStyle w:val="KeinLeerraum"/>
+      </w:pPr>
+    </w:p>
+    <w:p>
+      <w:pPr>
+        <w:pStyle w:val="KeinLeerraum"/>
+      </w:pPr>
+    </w:p>
+    <w:p>
+      <w:pPr>
+        <w:pStyle w:val="KeinLeerraum"/>
+      </w:pPr>
+    </w:p>
+    <w:p>
+      <w:pPr>
+        <w:pStyle w:val="KeinLeerraum"/>
+      </w:pPr>
+    </w:p>
+    <w:p>
+      <w:pPr>
+        <w:pStyle w:val="KeinLeerraum"/>
+      </w:pPr>
+    </w:p>
+    <w:p>
+      <w:pPr>
+        <w:pStyle w:val="KeinLeerraum"/>
+      </w:pPr>
+    </w:p>
+    <w:p>
+      <w:pPr>
+        <w:pStyle w:val="KeinLeerraum"/>
+      </w:pPr>
+    </w:p>
+    <w:p>
+      <w:pPr>
+        <w:pStyle w:val="KeinLeerraum"/>
+        <w:rPr>
+          <w:lang w:val="en-US"/>
+        </w:rPr>
+      </w:pPr>
+      <w:proofErr w:type="spellStart"/>
+      <w:r>
+        <w:rPr>
+          <w:lang w:val="en-US"/>
+        </w:rPr>
+        <w:lastRenderedPageBreak/>
+        <w:t>Quellen</w:t>
+      </w:r>
+      <w:proofErr w:type="spellEnd"/>
+      <w:r>
+        <w:rPr>
+          <w:lang w:val="en-US"/>
+        </w:rPr>
+        <w:t xml:space="preserve">: </w:t>
+      </w:r>
+    </w:p>
+    <w:p>
+      <w:pPr>
+        <w:pStyle w:val="KeinLeerraum"/>
+        <w:rPr>
+          <w:lang w:val="en-US"/>
+        </w:rPr>
+      </w:pPr>
+      <w:r>
+        <w:rPr>
+          <w:lang w:val="en-US"/>
+        </w:rPr>
+        <w:t>@</w:t>
+      </w:r>
+      <w:proofErr w:type="gramStart"/>
+      <w:r>
+        <w:rPr>
+          <w:lang w:val="en-US"/>
+        </w:rPr>
+        <w:t>article{</w:t>
+      </w:r>
+      <w:proofErr w:type="gramEnd"/>
+      <w:r>
+        <w:rPr>
+          <w:lang w:val="en-US"/>
+        </w:rPr>
+        <w:t>BDIWI2017453,</w:t>
+      </w:r>
+    </w:p>
+    <w:p>
+      <w:pPr>
+        <w:pStyle w:val="KeinLeerraum"/>
+        <w:rPr>
+          <w:lang w:val="en-US"/>
+        </w:rPr>
+      </w:pPr>
+      <w:r>
+        <w:rPr>
+          <w:lang w:val="en-US"/>
+        </w:rPr>
+        <w:t>title = {A new strategy for ensuring human safety during various levels of interaction with industrial robots},</w:t>
+      </w:r>
+    </w:p>
+    <w:p>
+      <w:pPr>
+        <w:pStyle w:val="KeinLeerraum"/>
+        <w:rPr>
+          <w:lang w:val="en-US"/>
+        </w:rPr>
+      </w:pPr>
+      <w:r>
+        <w:rPr>
+          <w:lang w:val="en-US"/>
+        </w:rPr>
+        <w:t>journal = {CIRP Annals},</w:t>
+      </w:r>
+    </w:p>
+    <w:p>
+      <w:pPr>
+        <w:pStyle w:val="KeinLeerraum"/>
+        <w:rPr>
+          <w:lang w:val="en-US"/>
+        </w:rPr>
+      </w:pPr>
+      <w:r>
+        <w:rPr>
+          <w:lang w:val="en-US"/>
+        </w:rPr>
+        <w:t>volume = {66},</w:t>
+      </w:r>
+    </w:p>
+    <w:p>
+      <w:pPr>
+        <w:pStyle w:val="KeinLeerraum"/>
+        <w:rPr>
+          <w:lang w:val="en-US"/>
+        </w:rPr>
+      </w:pPr>
+      <w:r>
+        <w:rPr>
+          <w:lang w:val="en-US"/>
+        </w:rPr>
+        <w:t>number = {1},</w:t>
+      </w:r>
+    </w:p>
+    <w:p>
+      <w:pPr>
+        <w:pStyle w:val="KeinLeerraum"/>
+        <w:rPr>
+          <w:lang w:val="en-US"/>
+        </w:rPr>
+      </w:pPr>
+      <w:r>
+        <w:rPr>
+          <w:lang w:val="en-US"/>
+        </w:rPr>
+        <w:t>pages = {453-456},</w:t>
+      </w:r>
+    </w:p>
+    <w:p>
+      <w:pPr>
+        <w:pStyle w:val="KeinLeerraum"/>
+        <w:rPr>
+          <w:lang w:val="en-US"/>
+        </w:rPr>
+      </w:pPr>
+      <w:r>
+        <w:rPr>
+          <w:lang w:val="en-US"/>
+        </w:rPr>
+        <w:t>year = {2017},</w:t>
+      </w:r>
+    </w:p>
+    <w:p>
+      <w:pPr>
+        <w:pStyle w:val="KeinLeerraum"/>
+        <w:rPr>
+          <w:lang w:val="en-US"/>
+        </w:rPr>
+      </w:pPr>
+      <w:r>
+        <w:rPr>
+          <w:lang w:val="en-US"/>
+        </w:rPr>
+        <w:t>issn = {0007-8506},</w:t>
+      </w:r>
+    </w:p>
+    <w:p>
+      <w:pPr>
+        <w:pStyle w:val="KeinLeerraum"/>
+        <w:rPr>
+          <w:lang w:val="en-US"/>
+        </w:rPr>
+      </w:pPr>
+      <w:r>
+        <w:rPr>
+          <w:lang w:val="en-US"/>
+        </w:rPr>
+        <w:t>doi = {https://doi.org/10.1016/j.cirp.2017.04.009},</w:t>
+      </w:r>
+    </w:p>
+    <w:p>
+      <w:pPr>
+        <w:pStyle w:val="KeinLeerraum"/>
+        <w:rPr>
+          <w:lang w:val="en-US"/>
+        </w:rPr>
+      </w:pPr>
+      <w:r>
+        <w:rPr>
+          <w:lang w:val="en-US"/>
+        </w:rPr>
+        <w:t>url = {https://www.sciencedirect.com/science/article/pii/S0007850617300094},</w:t>
+      </w:r>
+    </w:p>
+    <w:p>
+      <w:pPr>
+        <w:pStyle w:val="KeinLeerraum"/>
+        <w:rPr>
+          <w:lang w:val="en-US"/>
+        </w:rPr>
+      </w:pPr>
+      <w:r>
+        <w:rPr>
+          <w:lang w:val="en-US"/>
+        </w:rPr>
+        <w:t>author = {Mohamad Bdiwi and Marko Pfeifer and Andreas Sterzing},</w:t>
+      </w:r>
+    </w:p>
+    <w:p>
+      <w:pPr>
+        <w:pStyle w:val="KeinLeerraum"/>
+        <w:rPr>
+          <w:lang w:val="en-US"/>
+        </w:rPr>
+      </w:pPr>
+      <w:r>
+        <w:rPr>
+          <w:lang w:val="en-US"/>
+        </w:rPr>
+        <w:t>keywords = {Safety, Human aspect, Cognitive robotics},</w:t>
+      </w:r>
+    </w:p>
+    <w:p>
+      <w:pPr>
+        <w:pStyle w:val="KeinLeerraum"/>
+        <w:rPr>
+          <w:lang w:val="en-US"/>
+        </w:rPr>
+      </w:pPr>
+      <w:r>
+        <w:rPr>
+          <w:lang w:val="en-US"/>
+        </w:rPr>
+        <w:t>abstract = {The need for cooperation between humans and industrial robots is in exponential increase, especially in production applications. However, human safety is the main concern, preventing any fenceless cooperation between humans and industrial robots. This paper presents elements of new strategy for ensuring human safety during various levels of interaction with heavy-load industrial robots. The proposed approach classifies the human–robot interaction (HRI) into four levels. In every level, different kinds of safety functions are developed and analyzed. An additional algorithm has been developed for classifying the dangerous during the interaction. The proposed approach is tested and analyzed on a HRI platform.}</w:t>
+      </w:r>
+    </w:p>
+    <w:p>
+      <w:pPr>
+        <w:pStyle w:val="KeinLeerraum"/>
+      </w:pPr>
+      <w:r>
+        <w:t>}</w:t>
+      </w:r>
+    </w:p>
+    <w:p>
+      <w:pPr>
+        <w:pStyle w:val="KeinLeerraum"/>
+        <w:ind w:left="708" w:hanging="708"/>
+      </w:pPr>
+    </w:p>
+    <w:p>
+      <w:pPr>
+        <w:pStyle w:val="KeinLeerraum"/>
+        <w:ind w:left="708" w:hanging="708"/>
+      </w:pPr>
+    </w:p>
+    <w:p>
+      <w:pPr>
+        <w:pStyle w:val="KeinLeerraum"/>
+      </w:pPr>
+      <w:r>
+        <w:t xml:space="preserve">3D </w:t>
+      </w:r>
+      <w:proofErr w:type="spellStart"/>
+      <w:r>
+        <w:t>Collision</w:t>
+      </w:r>
+      <w:proofErr w:type="spellEnd"/>
+      <w:r>
+        <w:t xml:space="preserve"> </w:t>
+      </w:r>
+      <w:proofErr w:type="spellStart"/>
+      <w:r>
+        <w:t>Detection</w:t>
+      </w:r>
+      <w:proofErr w:type="spellEnd"/>
+      <w:r>
+        <w:t xml:space="preserve"> </w:t>
+      </w:r>
+      <w:proofErr w:type="spellStart"/>
+      <w:r>
+        <w:t>for</w:t>
+      </w:r>
+      <w:proofErr w:type="spellEnd"/>
+      <w:r>
+        <w:t xml:space="preserve"> Industrial Robots and Unknown Obstacles </w:t>
+      </w:r>
+      <w:proofErr w:type="spellStart"/>
+      <w:r>
+        <w:t>using</w:t>
+      </w:r>
+      <w:proofErr w:type="spellEnd"/>
+      <w:r>
+        <w:t xml:space="preserve"> Multiple Dept</w:t>
+      </w:r>
+      <w:r>
+        <w:t xml:space="preserve">h </w:t>
+      </w:r>
+      <w:r>
+        <w:t>Images</w:t>
+      </w:r>
+    </w:p>
+    <w:p>
+      <w:pPr>
+        <w:pStyle w:val="KeinLeerraum"/>
+        <w:numPr>
+          <w:ilvl w:val="0"/>
+          <w:numId w:val="1"/>
+        </w:numPr>
+      </w:pPr>
+      <w:r>
+        <w:t>Gutes Paper mit vielen Hilfreichen Informationen und einem Ansatz, ähnlich dem von uns verfolgten</w:t>
+      </w:r>
+    </w:p>
+    <w:p>
+      <w:pPr>
+        <w:pStyle w:val="KeinLeerraum"/>
+      </w:pPr>
+      <w:r>
+        <w:t>Viele nützlichen Zitate:</w:t>
+      </w:r>
+    </w:p>
+    <w:p>
+      <w:pPr>
+        <w:pStyle w:val="KeinLeerraum"/>
+        <w:numPr>
+          <w:ilvl w:val="0"/>
+          <w:numId w:val="1"/>
+        </w:numPr>
+        <w:rPr>
+          <w:lang w:val="en-US"/>
+        </w:rPr>
+      </w:pPr>
+      <w:r>
+        <w:rPr>
+          <w:lang w:val="en-US"/>
+        </w:rPr>
+        <w:t xml:space="preserve">The </w:t>
+      </w:r>
+      <w:r>
+        <w:rPr>
+          <w:highlight w:val="yellow"/>
+          <w:lang w:val="en-US"/>
+        </w:rPr>
+        <w:t>first commercial product</w:t>
+      </w:r>
+      <w:r>
+        <w:rPr>
+          <w:lang w:val="en-US"/>
+        </w:rPr>
+        <w:t xml:space="preserve"> using image processing sensors is available [Pilz06]</w:t>
+      </w:r>
+    </w:p>
+    <w:p>
+      <w:pPr>
+        <w:pStyle w:val="KeinLeerraum"/>
+        <w:numPr>
+          <w:ilvl w:val="0"/>
+          <w:numId w:val="1"/>
+        </w:numPr>
+        <w:rPr>
+          <w:lang w:val="en-US"/>
+        </w:rPr>
+      </w:pPr>
+      <w:r>
+        <w:t xml:space="preserve">[Pilz06] Patent DE 10 2006 057 605 A1 “Verfahren und Vorrichtung zum Überwachen eines dreidimensionalen Raumbereichs”, Pilz GmbH &amp; Co. KG, 2006, </w:t>
+      </w:r>
+      <w:hyperlink r:id="rId8" w:history="1">
+        <w:r>
+          <w:rPr>
+            <w:rStyle w:val="Hyperlink"/>
+          </w:rPr>
+          <w:t>http://www.safety</w:t>
+        </w:r>
+        <w:r>
+          <w:rPr>
+            <w:rStyle w:val="Hyperlink"/>
+          </w:rPr>
+          <w:t>e</w:t>
+        </w:r>
+        <w:r>
+          <w:rPr>
+            <w:rStyle w:val="Hyperlink"/>
+          </w:rPr>
+          <w:t>ye.com/</w:t>
+        </w:r>
+      </w:hyperlink>
+    </w:p>
+    <w:p>
+      <w:pPr>
+        <w:pStyle w:val="KeinLeerraum"/>
+        <w:numPr>
+          <w:ilvl w:val="0"/>
+          <w:numId w:val="1"/>
+        </w:numPr>
+        <w:rPr>
+          <w:lang w:val="en-US"/>
+        </w:rPr>
+      </w:pPr>
+      <w:r>
+        <w:rPr>
+          <w:lang w:val="en-US"/>
+        </w:rPr>
+        <w:t xml:space="preserve">In computer vision, several </w:t>
+      </w:r>
+      <w:r>
+        <w:rPr>
+          <w:highlight w:val="yellow"/>
+          <w:lang w:val="en-US"/>
+        </w:rPr>
+        <w:t>approaches for human detecti</w:t>
+      </w:r>
+      <w:r>
+        <w:rPr>
+          <w:lang w:val="en-US"/>
+        </w:rPr>
+        <w:t>on are presented [Hu04]</w:t>
+      </w:r>
+    </w:p>
+    <w:p>
+      <w:pPr>
+        <w:pStyle w:val="KeinLeerraum"/>
+        <w:numPr>
+          <w:ilvl w:val="0"/>
+          <w:numId w:val="1"/>
+        </w:numPr>
+        <w:rPr>
+          <w:lang w:val="en-US"/>
+        </w:rPr>
+      </w:pPr>
+      <w:r>
+        <w:rPr>
+          <w:lang w:val="en-US"/>
+        </w:rPr>
+        <w:t>[Hu04] W. Hu, T. Tan, L. Wang and S. Maybank: “A survey on visual surveillance of object motion and behaviors”, IEEE Transactions on Systems, Man and Cybernetics, 34(3), 334-352, 2004</w:t>
+      </w:r>
+    </w:p>
+    <w:p>
+      <w:pPr>
+        <w:pStyle w:val="KeinLeerraum"/>
+        <w:numPr>
+          <w:ilvl w:val="0"/>
+          <w:numId w:val="1"/>
+        </w:numPr>
+        <w:rPr>
+          <w:lang w:val="en-US"/>
+        </w:rPr>
+      </w:pPr>
+      <w:r>
+        <w:rPr>
+          <w:lang w:val="en-US"/>
+        </w:rPr>
+        <w:t xml:space="preserve">In [Thiemermann03, Thiemermann05] a tri-ocular camera system acquires </w:t>
+      </w:r>
+      <w:proofErr w:type="spellStart"/>
+      <w:r>
+        <w:rPr>
+          <w:lang w:val="en-US"/>
+        </w:rPr>
+        <w:t>colour</w:t>
+      </w:r>
+      <w:proofErr w:type="spellEnd"/>
+      <w:r>
+        <w:rPr>
+          <w:lang w:val="en-US"/>
+        </w:rPr>
+        <w:t xml:space="preserve"> images of the shared workspace from above. The human’s </w:t>
+      </w:r>
+      <w:r>
+        <w:rPr>
+          <w:highlight w:val="yellow"/>
+          <w:lang w:val="en-US"/>
+        </w:rPr>
+        <w:t>hands and neck are detected</w:t>
+      </w:r>
+      <w:r>
+        <w:rPr>
+          <w:lang w:val="en-US"/>
+        </w:rPr>
+        <w:t xml:space="preserve"> based on the characteristic </w:t>
+      </w:r>
+      <w:proofErr w:type="spellStart"/>
+      <w:r>
+        <w:rPr>
+          <w:lang w:val="en-US"/>
+        </w:rPr>
+        <w:t>colour</w:t>
+      </w:r>
+      <w:proofErr w:type="spellEnd"/>
+      <w:r>
+        <w:rPr>
+          <w:lang w:val="en-US"/>
+        </w:rPr>
+        <w:t xml:space="preserve"> and texture features of the skin.</w:t>
+      </w:r>
+    </w:p>
+    <w:p>
+      <w:pPr>
+        <w:pStyle w:val="KeinLeerraum"/>
+        <w:numPr>
+          <w:ilvl w:val="0"/>
+          <w:numId w:val="1"/>
+        </w:numPr>
+      </w:pPr>
+      <w:r>
+        <w:t xml:space="preserve">[Thiemermann03] S. </w:t>
+      </w:r>
+      <w:proofErr w:type="spellStart"/>
+      <w:r>
+        <w:t>Thiemermann</w:t>
+      </w:r>
+      <w:proofErr w:type="spellEnd"/>
+      <w:r>
+        <w:t>: “</w:t>
+      </w:r>
+      <w:proofErr w:type="spellStart"/>
+      <w:r>
+        <w:t>team@work</w:t>
+      </w:r>
+      <w:proofErr w:type="spellEnd"/>
+      <w:r>
+        <w:t xml:space="preserve"> - Mensch/Roboter-Kooperation in der Montage”, 2.Workshop für OTS-Systeme in der Robotik, IPA 2003 [Thiemermann05] S. </w:t>
+      </w:r>
+      <w:proofErr w:type="spellStart"/>
+      <w:r>
+        <w:t>Thiemermann</w:t>
+      </w:r>
+      <w:proofErr w:type="spellEnd"/>
+      <w:r>
+        <w:t>: “Direkte Mensch-Roboter-Kooperation in der Kleinteilmontage mit einem SCARA-Roboter”, IPA-IAO-Bericht, 2005, ISBN 978-3-936947-50-2</w:t>
+      </w:r>
+    </w:p>
+    <w:p>
+      <w:pPr>
+        <w:pStyle w:val="KeinLeerraum"/>
+        <w:numPr>
+          <w:ilvl w:val="0"/>
+          <w:numId w:val="1"/>
+        </w:numPr>
+        <w:rPr>
+          <w:lang w:val="en-US"/>
+        </w:rPr>
+      </w:pPr>
+      <w:r>
+        <w:rPr>
+          <w:lang w:val="en-US"/>
+        </w:rPr>
+        <w:t xml:space="preserve">[Winkler07] presents an approach for 2½D surveillance of a robot workspace with a </w:t>
+      </w:r>
+      <w:r>
+        <w:rPr>
+          <w:highlight w:val="yellow"/>
+          <w:lang w:val="en-US"/>
+        </w:rPr>
+        <w:t>single time-of-flight camera</w:t>
+      </w:r>
+      <w:r>
+        <w:rPr>
+          <w:lang w:val="en-US"/>
+        </w:rPr>
+        <w:t>.</w:t>
+      </w:r>
+    </w:p>
+    <w:p>
+      <w:pPr>
+        <w:pStyle w:val="KeinLeerraum"/>
+        <w:numPr>
+          <w:ilvl w:val="0"/>
+          <w:numId w:val="1"/>
+        </w:numPr>
+        <w:rPr>
+          <w:lang w:val="en-US"/>
+        </w:rPr>
+      </w:pPr>
+      <w:r>
+        <w:rPr>
+          <w:lang w:val="en-US"/>
+        </w:rPr>
+        <w:t>[Winkler07] B. Winkler: “Safe Space Sharing Human-Robot Cooperation Using a 3D Time-</w:t>
+      </w:r>
+      <w:proofErr w:type="spellStart"/>
+      <w:r>
+        <w:rPr>
+          <w:lang w:val="en-US"/>
+        </w:rPr>
+        <w:t>ofFlight</w:t>
+      </w:r>
+      <w:proofErr w:type="spellEnd"/>
+      <w:r>
+        <w:rPr>
+          <w:lang w:val="en-US"/>
+        </w:rPr>
+        <w:t xml:space="preserve"> Camera”, International Robots and Vision Show, 2007</w:t>
+      </w:r>
+    </w:p>
+    <w:p>
+      <w:pPr>
+        <w:pStyle w:val="KeinLeerraum"/>
+        <w:rPr>
+          <w:lang w:val="en-US"/>
+        </w:rPr>
+      </w:pPr>
+    </w:p>
+    <w:p>
+      <w:pPr>
+        <w:pStyle w:val="KeinLeerraum"/>
+        <w:rPr>
+          <w:lang w:val="en-US"/>
+        </w:rPr>
+      </w:pPr>
+    </w:p>
+    <w:p>
+      <w:pPr>
+        <w:pStyle w:val="KeinLeerraum"/>
+        <w:rPr>
+          <w:lang w:val="en-US"/>
+        </w:rPr>
+      </w:pPr>
+    </w:p>
+    <w:p>
+      <w:pPr>
+        <w:pStyle w:val="KeinLeerraum"/>
+      </w:pPr>
+    </w:p>
+    <w:p>
+      <w:pPr>
+        <w:pStyle w:val="KeinLeerraum"/>
+        <w:rPr>
+          <w:color w:val="EE0000"/>
+        </w:rPr>
+      </w:pPr>
+      <w:r>
+        <w:rPr>
+          <w:color w:val="EE0000"/>
+        </w:rPr>
+        <w:lastRenderedPageBreak/>
+        <w:t>\</w:t>
+      </w:r>
+      <w:proofErr w:type="spellStart"/>
+      <w:proofErr w:type="gramStart"/>
+      <w:r>
+        <w:rPr>
+          <w:color w:val="EE0000"/>
+        </w:rPr>
+        <w:t>chapter</w:t>
+      </w:r>
+      <w:proofErr w:type="spellEnd"/>
+      <w:r>
+        <w:rPr>
+          <w:color w:val="EE0000"/>
+        </w:rPr>
+        <w:t>{</w:t>
+      </w:r>
+      <w:proofErr w:type="gramEnd"/>
+      <w:r>
+        <w:rPr>
+          <w:color w:val="EE0000"/>
+        </w:rPr>
+        <w:t>Einleitung}</w:t>
+      </w:r>
+    </w:p>
+    <w:p>
+      <w:pPr>
+        <w:pStyle w:val="KeinLeerraum"/>
+        <w:rPr>
+          <w:color w:val="EE0000"/>
+        </w:rPr>
+      </w:pPr>
+      <w:r>
+        <w:rPr>
+          <w:color w:val="EE0000"/>
+        </w:rPr>
+        <w:t>\</w:t>
+      </w:r>
+      <w:proofErr w:type="spellStart"/>
+      <w:proofErr w:type="gramStart"/>
+      <w:r>
+        <w:rPr>
+          <w:color w:val="EE0000"/>
+        </w:rPr>
+        <w:t>label</w:t>
+      </w:r>
+      <w:proofErr w:type="spellEnd"/>
+      <w:r>
+        <w:rPr>
+          <w:color w:val="EE0000"/>
+        </w:rPr>
+        <w:t>{</w:t>
+      </w:r>
+      <w:proofErr w:type="gramEnd"/>
+      <w:r>
+        <w:rPr>
+          <w:color w:val="EE0000"/>
+        </w:rPr>
+        <w:t>Einleitung}</w:t>
+      </w:r>
+    </w:p>
+    <w:p>
+      <w:pPr>
+        <w:pStyle w:val="KeinLeerraum"/>
+        <w:numPr>
+          <w:ilvl w:val="0"/>
+          <w:numId w:val="1"/>
+        </w:numPr>
+      </w:pPr>
+      <w:r>
+        <w:t>In dieser Arbeit:</w:t>
+      </w:r>
+    </w:p>
+    <w:p>
+      <w:pPr>
+        <w:pStyle w:val="KeinLeerraum"/>
+        <w:numPr>
+          <w:ilvl w:val="0"/>
+          <w:numId w:val="1"/>
+        </w:numPr>
+      </w:pPr>
+      <w:r>
+        <w:t xml:space="preserve">Grundlagenerarbeitung der verwendeten Methoden und Technologien </w:t>
+      </w:r>
+    </w:p>
+    <w:p>
+      <w:pPr>
+        <w:pStyle w:val="KeinLeerraum"/>
+        <w:numPr>
+          <w:ilvl w:val="0"/>
+          <w:numId w:val="1"/>
+        </w:numPr>
+      </w:pPr>
+      <w:r>
+        <w:t>Analyse der Ausgangslage mit Blick auf die vorherige Studienarbeit</w:t>
+      </w:r>
+    </w:p>
+    <w:p>
+      <w:pPr>
+        <w:pStyle w:val="KeinLeerraum"/>
+        <w:numPr>
+          <w:ilvl w:val="0"/>
+          <w:numId w:val="1"/>
+        </w:numPr>
+      </w:pPr>
+      <w:r>
+        <w:t>Ist-Analyse</w:t>
+      </w:r>
+      <w:r>
+        <w:t>, Laufzeitanalyse, Optimierungsvorschläge …</w:t>
+      </w:r>
+    </w:p>
+    <w:p>
+      <w:pPr>
+        <w:pStyle w:val="KeinLeerraum"/>
+        <w:numPr>
+          <w:ilvl w:val="0"/>
+          <w:numId w:val="1"/>
+        </w:numPr>
+      </w:pPr>
+      <w:r>
+        <w:t>Konzeptionierung der Ideen</w:t>
+      </w:r>
+    </w:p>
+    <w:p>
+      <w:pPr>
+        <w:pStyle w:val="KeinLeerraum"/>
+        <w:numPr>
+          <w:ilvl w:val="0"/>
+          <w:numId w:val="1"/>
+        </w:numPr>
+      </w:pPr>
+      <w:r>
+        <w:t xml:space="preserve">Architekturoptimierung, Architekturerweiterung: </w:t>
+      </w:r>
+    </w:p>
+    <w:p>
+      <w:pPr>
+        <w:pStyle w:val="KeinLeerraum"/>
+        <w:numPr>
+          <w:ilvl w:val="0"/>
+          <w:numId w:val="1"/>
+        </w:numPr>
+      </w:pPr>
+      <w:r>
+        <w:t xml:space="preserve">Speicherung und Instanziierung der Punktwolken </w:t>
+      </w:r>
+    </w:p>
+    <w:p>
+      <w:pPr>
+        <w:pStyle w:val="KeinLeerraum"/>
+        <w:numPr>
+          <w:ilvl w:val="0"/>
+          <w:numId w:val="1"/>
+        </w:numPr>
+      </w:pPr>
+      <w:r>
+        <w:t xml:space="preserve">Anzeige der Punktwolken doppelt oder einfach </w:t>
+      </w:r>
+    </w:p>
+    <w:p>
+      <w:pPr>
+        <w:pStyle w:val="KeinLeerraum"/>
+        <w:numPr>
+          <w:ilvl w:val="0"/>
+          <w:numId w:val="1"/>
+        </w:numPr>
+      </w:pPr>
+      <w:r>
+        <w:t>Implementierung einer Auswahltaste, um zwischen einer und doppelter Punktwolkenanzeige zu tauschen</w:t>
+      </w:r>
+    </w:p>
+    <w:p>
+      <w:pPr>
+        <w:pStyle w:val="KeinLeerraum"/>
+        <w:numPr>
+          <w:ilvl w:val="0"/>
+          <w:numId w:val="1"/>
+        </w:numPr>
+      </w:pPr>
+      <w:r>
+        <w:t xml:space="preserve">Implementation der Befehlspipeline und der </w:t>
+      </w:r>
+      <w:proofErr w:type="spellStart"/>
+      <w:r>
+        <w:t>Safetyfeatures</w:t>
+      </w:r>
+      <w:proofErr w:type="spellEnd"/>
+      <w:r>
+        <w:t>:</w:t>
+      </w:r>
+    </w:p>
+    <w:p>
+      <w:pPr>
+        <w:pStyle w:val="KeinLeerraum"/>
+        <w:numPr>
+          <w:ilvl w:val="0"/>
+          <w:numId w:val="1"/>
+        </w:numPr>
+      </w:pPr>
+      <w:r>
+        <w:t xml:space="preserve">Designpatterns </w:t>
+      </w:r>
+    </w:p>
+    <w:p>
+      <w:pPr>
+        <w:pStyle w:val="KeinLeerraum"/>
+        <w:numPr>
+          <w:ilvl w:val="0"/>
+          <w:numId w:val="1"/>
+        </w:numPr>
+      </w:pPr>
+      <w:r>
+        <w:t xml:space="preserve">Struktur </w:t>
+      </w:r>
+    </w:p>
+    <w:p>
+      <w:pPr>
+        <w:pStyle w:val="KeinLeerraum"/>
+        <w:numPr>
+          <w:ilvl w:val="0"/>
+          <w:numId w:val="1"/>
+        </w:numPr>
+      </w:pPr>
+      <w:r>
+        <w:t xml:space="preserve">Abwägung und Einordnung verschiedener </w:t>
+      </w:r>
+      <w:proofErr w:type="spellStart"/>
+      <w:r>
+        <w:t>Safety</w:t>
+      </w:r>
+      <w:proofErr w:type="spellEnd"/>
+      <w:r>
+        <w:t>- Implementationen</w:t>
+      </w:r>
+    </w:p>
+    <w:p>
+      <w:pPr>
+        <w:pStyle w:val="KeinLeerraum"/>
+        <w:numPr>
+          <w:ilvl w:val="0"/>
+          <w:numId w:val="1"/>
+        </w:numPr>
+      </w:pPr>
+      <w:r>
+        <w:t xml:space="preserve">Auswahl der verwendeten Methode </w:t>
+      </w:r>
+    </w:p>
+    <w:p>
+      <w:pPr>
+        <w:pStyle w:val="KeinLeerraum"/>
+        <w:numPr>
+          <w:ilvl w:val="0"/>
+          <w:numId w:val="1"/>
+        </w:numPr>
+      </w:pPr>
+      <w:r>
+        <w:t xml:space="preserve">Umsetzung Ausblick für Erweiterungen, Verbesserungen und Fortsetzungen in nachfolgenden Studienarbeiten   </w:t>
+      </w:r>
+    </w:p>
+    <w:p>
+      <w:pPr>
+        <w:pStyle w:val="KeinLeerraum"/>
+      </w:pPr>
+    </w:p>
+    <w:p>
+      <w:pPr>
+        <w:pStyle w:val="KeinLeerraum"/>
+      </w:pPr>
+      <w:r>
+        <w:t>Die vorliegende Studienarbeit befasst sich im ersten Schritt mit der fundierten Erarbeitung der verwendeten methodischen und technologischen Grundlagen. Darauf aufbauend erfolgt eine detaillierte Analyse der Ausgangslage, welche explizit an die Ergebnisse und den Stand der vorherigen Studienarbeit anknüpft. Bestandteil dieser Evaluation sind eine umfassende Ist- und Laufzeitanalyse sowie die Ausarbeitung daraus abgeleiteter Optimierungsvorschläge.</w:t>
+      </w:r>
+    </w:p>
+    <w:p>
+      <w:pPr>
+        <w:pStyle w:val="KeinLeerraum"/>
+      </w:pPr>
+      <w:r>
+        <w:t>\\</w:t>
+      </w:r>
+    </w:p>
+    <w:p>
+      <w:pPr>
+        <w:pStyle w:val="KeinLeerraum"/>
+      </w:pPr>
+      <w:r>
+        <w:t>\\Auf Basis dieser Erkenntnisse widmet sich die Arbeit der Konzeptionierung neuer Lösungsansätze. Ein zentraler Fokus liegt hierbei auf der Optimierung und Erweiterung der bestehenden Systemarchitektur. Dies beinhaltet insbesondere die effiziente Speicherung und Instanziierung von Punktwolken. Zur erweiterten visuellen Auswertung wird eine Funktion zur wahlweisen einfachen oder doppelten Anzeige der Punktwolken integriert, wobei der Wechsel zwischen diesen beiden Darstellungsmodi nutzerfreundlich über eine neu implementierte Auswahltaste erfolgt.</w:t>
+      </w:r>
+    </w:p>
+    <w:p>
+      <w:pPr>
+        <w:pStyle w:val="KeinLeerraum"/>
+      </w:pPr>
+      <w:r>
+        <w:t>\\</w:t>
+      </w:r>
+    </w:p>
+    <w:p>
+      <w:pPr>
+        <w:pStyle w:val="KeinLeerraum"/>
+      </w:pPr>
+      <w:r>
+        <w:t xml:space="preserve">\\Ein weiterer inhaltlicher Schwerpunkt ist die informationstechnische Umsetzung einer Befehlspipeline sowie relevanter </w:t>
+      </w:r>
+      <w:proofErr w:type="spellStart"/>
+      <w:r>
+        <w:t>Safety</w:t>
+      </w:r>
+      <w:proofErr w:type="spellEnd"/>
+      <w:r>
+        <w:t xml:space="preserve">-Features. In diesem Zuge werden die zugrunde liegende Softwarestruktur und die angewandten Design-Patterns detailliert beleuchtet. Nach einer kritischen Abwägung und Einordnung verschiedener Ansätze zur </w:t>
+      </w:r>
+      <w:proofErr w:type="spellStart"/>
+      <w:r>
+        <w:t>Safety</w:t>
+      </w:r>
+      <w:proofErr w:type="spellEnd"/>
+      <w:r>
+        <w:t>-Implementierung wird die Wahl der finalen Methode sachlich begründet und deren praktische Umsetzung dargelegt. Den Abschluss der Arbeit bildet ein Ausblick, der potenzielle Erweiterungen, gezielte Verbesserungsvorschläge und konkrete Anknüpfungspunkte für nachfolgende Studienarbeiten aufzeigt.</w:t>
+      </w:r>
+    </w:p>
+    <w:p>
+      <w:pPr>
+        <w:pStyle w:val="KeinLeerraum"/>
+      </w:pPr>
+    </w:p>
+    <w:p>
+      <w:pPr>
+        <w:pStyle w:val="KeinLeerraum"/>
+        <w:rPr>
+          <w:color w:val="EE0000"/>
+        </w:rPr>
+      </w:pPr>
+      <w:r>
+        <w:rPr>
+          <w:color w:val="EE0000"/>
+        </w:rPr>
+        <w:t>\</w:t>
+      </w:r>
+      <w:proofErr w:type="spellStart"/>
+      <w:proofErr w:type="gramStart"/>
+      <w:r>
+        <w:rPr>
+          <w:color w:val="EE0000"/>
+        </w:rPr>
+        <w:t>chapter</w:t>
+      </w:r>
+      <w:proofErr w:type="spellEnd"/>
+      <w:r>
+        <w:rPr>
+          <w:color w:val="EE0000"/>
+        </w:rPr>
+        <w:t>{</w:t>
+      </w:r>
+      <w:proofErr w:type="gramEnd"/>
+      <w:r>
+        <w:rPr>
+          <w:color w:val="EE0000"/>
+        </w:rPr>
+        <w:t>Grundlagen}</w:t>
+      </w:r>
+    </w:p>
+    <w:p>
+      <w:pPr>
+        <w:pStyle w:val="KeinLeerraum"/>
+        <w:rPr>
+          <w:color w:val="EE0000"/>
+        </w:rPr>
+      </w:pPr>
+      <w:r>
+        <w:rPr>
+          <w:color w:val="EE0000"/>
+        </w:rPr>
+        <w:t>\</w:t>
+      </w:r>
+      <w:proofErr w:type="spellStart"/>
+      <w:proofErr w:type="gramStart"/>
+      <w:r>
+        <w:rPr>
+          <w:color w:val="EE0000"/>
+        </w:rPr>
+        <w:t>label</w:t>
+      </w:r>
+      <w:proofErr w:type="spellEnd"/>
+      <w:r>
+        <w:rPr>
+          <w:color w:val="EE0000"/>
+        </w:rPr>
+        <w:t>{</w:t>
+      </w:r>
+      <w:proofErr w:type="gramEnd"/>
+      <w:r>
+        <w:rPr>
+          <w:color w:val="EE0000"/>
+        </w:rPr>
+        <w:t>Grundlagen}</w:t>
+      </w:r>
+    </w:p>
+    <w:p>
+      <w:pPr>
+        <w:pStyle w:val="KeinLeerraum"/>
+      </w:pPr>
+    </w:p>
+    <w:p>
+      <w:pPr>
+        <w:pStyle w:val="KeinLeerraum"/>
+      </w:pPr>
+      <w:r>
+        <w:t>\</w:t>
+      </w:r>
+      <w:proofErr w:type="spellStart"/>
+      <w:proofErr w:type="gramStart"/>
+      <w:r>
+        <w:t>section</w:t>
+      </w:r>
+      <w:proofErr w:type="spellEnd"/>
+      <w:r>
+        <w:t>{</w:t>
+      </w:r>
+      <w:proofErr w:type="gramEnd"/>
+      <w:r>
+        <w:t xml:space="preserve">Stand der Technik: </w:t>
+      </w:r>
+      <w:proofErr w:type="spellStart"/>
+      <w:r>
+        <w:t>Safety</w:t>
+      </w:r>
+      <w:proofErr w:type="spellEnd"/>
+      <w:r>
+        <w:t>-Implementation \&amp; Retrofitting}</w:t>
+      </w:r>
+    </w:p>
+    <w:p>
+      <w:pPr>
+        <w:pStyle w:val="KeinLeerraum"/>
+        <w:numPr>
+          <w:ilvl w:val="0"/>
+          <w:numId w:val="1"/>
+        </w:numPr>
+      </w:pPr>
+      <w:r>
+        <w:t>Um einen Roboter auf älterem Stand mit moderner Kameratechnik und aktuellen Sicherheitsstandards auszustatten gibt es viele verschiedene Wege</w:t>
+      </w:r>
+      <w:r>
+        <w:t>:</w:t>
+      </w:r>
+    </w:p>
+    <w:p>
+      <w:pPr>
+        <w:pStyle w:val="KeinLeerraum"/>
+        <w:numPr>
+          <w:ilvl w:val="0"/>
+          <w:numId w:val="1"/>
+        </w:numPr>
+      </w:pPr>
+      <w:r>
+        <w:t xml:space="preserve">Eingeteilt in Kategorien -&gt; mit 2D oder 3D </w:t>
+      </w:r>
+      <w:proofErr w:type="spellStart"/>
+      <w:r>
+        <w:t>kamera</w:t>
+      </w:r>
+      <w:proofErr w:type="spellEnd"/>
+    </w:p>
+    <w:p>
+      <w:pPr>
+        <w:pStyle w:val="KeinLeerraum"/>
+        <w:numPr>
+          <w:ilvl w:val="0"/>
+          <w:numId w:val="1"/>
+        </w:numPr>
+      </w:pPr>
+      <w:r>
+        <w:t>Eine Kamere oder mehrere Kameras (Redundanz oder verlässlichere Erkennung)</w:t>
+      </w:r>
+    </w:p>
+    <w:p>
+      <w:pPr>
+        <w:pStyle w:val="KeinLeerraum"/>
+        <w:numPr>
+          <w:ilvl w:val="0"/>
+          <w:numId w:val="1"/>
+        </w:numPr>
+      </w:pPr>
+      <w:r>
+        <w:t>Erkennung von bestimmten Objekten (Körperteile)</w:t>
+      </w:r>
+      <w:r>
+        <w:t xml:space="preserve"> oder</w:t>
+      </w:r>
+    </w:p>
+    <w:p>
+      <w:pPr>
+        <w:pStyle w:val="KeinLeerraum"/>
+        <w:numPr>
+          <w:ilvl w:val="0"/>
+          <w:numId w:val="1"/>
+        </w:numPr>
+      </w:pPr>
+      <w:r>
+        <w:t xml:space="preserve">Erkennung von jedem Objekt in einem bestimmten Bereich </w:t>
+      </w:r>
+    </w:p>
+    <w:p>
+      <w:pPr>
+        <w:pStyle w:val="KeinLeerraum"/>
+        <w:numPr>
+          <w:ilvl w:val="0"/>
+          <w:numId w:val="1"/>
+        </w:numPr>
+      </w:pPr>
+      <w:r>
+        <w:lastRenderedPageBreak/>
+        <w:t xml:space="preserve">Erkennung mit Kamera (visuell) oder mit Sensoren (Kapazitiv, Induktiv, </w:t>
+      </w:r>
+      <w:proofErr w:type="gramStart"/>
+      <w:r>
+        <w:t>Laser,…</w:t>
+      </w:r>
+      <w:proofErr w:type="gramEnd"/>
+      <w:r>
+        <w:t>)</w:t>
+      </w:r>
+    </w:p>
+    <w:p>
+      <w:pPr>
+        <w:pStyle w:val="KeinLeerraum"/>
+        <w:numPr>
+          <w:ilvl w:val="0"/>
+          <w:numId w:val="1"/>
+        </w:numPr>
+      </w:pPr>
+      <w:r>
+        <w:t xml:space="preserve">Einteilung in </w:t>
+      </w:r>
+      <w:r>
+        <w:t>einen verbotenen Bereich oder in verschiedene Zonen</w:t>
+      </w:r>
+    </w:p>
+    <w:p>
+      <w:pPr>
+        <w:pStyle w:val="KeinLeerraum"/>
+        <w:numPr>
+          <w:ilvl w:val="0"/>
+          <w:numId w:val="1"/>
+        </w:numPr>
+      </w:pPr>
+      <w:r>
+        <w:t xml:space="preserve">Dynamic Speed Control </w:t>
+      </w:r>
+    </w:p>
+    <w:p>
+      <w:pPr>
+        <w:pStyle w:val="KeinLeerraum"/>
+        <w:numPr>
+          <w:ilvl w:val="0"/>
+          <w:numId w:val="1"/>
+        </w:numPr>
+      </w:pPr>
+      <w:r>
+        <w:t xml:space="preserve">Verbotene Zone fest oder dynamisch -&gt; Beispiel von Frauenhofer </w:t>
+      </w:r>
+    </w:p>
+    <w:p>
+      <w:pPr>
+        <w:pStyle w:val="KeinLeerraum"/>
+      </w:pPr>
+      <w:r>
+        <w:t>Beispielsweise befasst sich \</w:t>
+      </w:r>
+      <w:proofErr w:type="spellStart"/>
+      <w:r>
+        <w:t>cite</w:t>
+      </w:r>
+      <w:proofErr w:type="spellEnd"/>
+      <w:r>
+        <w:t>{</w:t>
+      </w:r>
+      <w:r>
+        <w:t>bdiwi2017strategy</w:t>
+      </w:r>
+      <w:r>
+        <w:t xml:space="preserve">} </w:t>
+      </w:r>
+      <w:r>
+        <w:t xml:space="preserve">mit verschiedenen Aufgabenszenarios. </w:t>
+      </w:r>
+    </w:p>
+    <w:p>
+      <w:pPr>
+        <w:pStyle w:val="KeinLeerraum"/>
+        <w:numPr>
+          <w:ilvl w:val="0"/>
+          <w:numId w:val="1"/>
+        </w:numPr>
+      </w:pPr>
+      <w:r>
+        <w:t>Sog. 4 Stufen der Interaktion, bedeutet:</w:t>
+      </w:r>
+    </w:p>
+    <w:p>
+      <w:pPr>
+        <w:pStyle w:val="KeinLeerraum"/>
+        <w:numPr>
+          <w:ilvl w:val="0"/>
+          <w:numId w:val="1"/>
+        </w:numPr>
+      </w:pPr>
+      <w:r>
+        <w:t>Die Interaktion zwischen Menschen und Roboter wird in vier verschiedene Gruppen gegliedert:</w:t>
+      </w:r>
+    </w:p>
+    <w:p>
+      <w:pPr>
+        <w:pStyle w:val="KeinLeerraum"/>
+        <w:numPr>
+          <w:ilvl w:val="0"/>
+          <w:numId w:val="1"/>
+        </w:numPr>
+      </w:pPr>
+      <w:r>
+        <w:t xml:space="preserve">1. Geteilter Arbeitsraum: </w:t>
+      </w:r>
+    </w:p>
+    <w:p>
+      <w:pPr>
+        <w:pStyle w:val="KeinLeerraum"/>
+        <w:numPr>
+          <w:ilvl w:val="0"/>
+          <w:numId w:val="1"/>
+        </w:numPr>
+      </w:pPr>
+      <w:r>
+        <w:t>Nahe Zusammenarbeit</w:t>
+      </w:r>
+    </w:p>
+    <w:p>
+      <w:pPr>
+        <w:pStyle w:val="KeinLeerraum"/>
+        <w:numPr>
+          <w:ilvl w:val="0"/>
+          <w:numId w:val="1"/>
+        </w:numPr>
+      </w:pPr>
+      <w:r>
+        <w:t xml:space="preserve">Haben getrennte Aufgaben </w:t>
+      </w:r>
+    </w:p>
+    <w:p>
+      <w:pPr>
+        <w:pStyle w:val="KeinLeerraum"/>
+        <w:numPr>
+          <w:ilvl w:val="0"/>
+          <w:numId w:val="1"/>
+        </w:numPr>
+      </w:pPr>
+      <w:r>
+        <w:t xml:space="preserve">Haben strikt getrennte Zonen </w:t>
+      </w:r>
+    </w:p>
+    <w:p>
+      <w:pPr>
+        <w:pStyle w:val="KeinLeerraum"/>
+        <w:numPr>
+          <w:ilvl w:val="0"/>
+          <w:numId w:val="1"/>
+        </w:numPr>
+      </w:pPr>
+      <w:proofErr w:type="gramStart"/>
+      <w:r>
+        <w:t>,,</w:t>
+      </w:r>
+      <w:proofErr w:type="gramEnd"/>
+      <w:r>
+        <w:t xml:space="preserve">Betritt‘‘ der Mensch die Roboterzone, wird ein Sicherheitsstopp des Roboters durchgeführt </w:t>
+      </w:r>
+    </w:p>
+    <w:p>
+      <w:pPr>
+        <w:pStyle w:val="KeinLeerraum"/>
+        <w:numPr>
+          <w:ilvl w:val="0"/>
+          <w:numId w:val="1"/>
+        </w:numPr>
+      </w:pPr>
+      <w:r>
+        <w:t xml:space="preserve">2. Gemeinsame Aufgabe (ohne physischen Kontakt): </w:t>
+      </w:r>
+    </w:p>
+    <w:p>
+      <w:pPr>
+        <w:pStyle w:val="KeinLeerraum"/>
+        <w:numPr>
+          <w:ilvl w:val="0"/>
+          <w:numId w:val="1"/>
+        </w:numPr>
+      </w:pPr>
+      <w:r>
+        <w:t>Definierte Kooperationszone</w:t>
+      </w:r>
+    </w:p>
+    <w:p>
+      <w:pPr>
+        <w:pStyle w:val="KeinLeerraum"/>
+        <w:numPr>
+          <w:ilvl w:val="0"/>
+          <w:numId w:val="1"/>
+        </w:numPr>
+      </w:pPr>
+      <w:r>
+        <w:t xml:space="preserve">Geschwindigkeit des Roboters wird abhängig des Abstandes zum Menschen gedrosselt </w:t>
+      </w:r>
+    </w:p>
+    <w:p>
+      <w:pPr>
+        <w:pStyle w:val="KeinLeerraum"/>
+        <w:numPr>
+          <w:ilvl w:val="0"/>
+          <w:numId w:val="1"/>
+        </w:numPr>
+      </w:pPr>
+      <w:r>
+        <w:t xml:space="preserve">3. Handing </w:t>
+      </w:r>
+      <w:proofErr w:type="spellStart"/>
+      <w:proofErr w:type="gramStart"/>
+      <w:r>
+        <w:t>over</w:t>
+      </w:r>
+      <w:proofErr w:type="spellEnd"/>
+      <w:r>
+        <w:t>(</w:t>
+      </w:r>
+      <w:proofErr w:type="gramEnd"/>
+      <w:r>
+        <w:t xml:space="preserve">Bauteilübergabe zwischen Menschen und </w:t>
+      </w:r>
+      <w:proofErr w:type="spellStart"/>
+      <w:r>
+        <w:t>roboter</w:t>
+      </w:r>
+      <w:proofErr w:type="spellEnd"/>
+      <w:r>
+        <w:t>):</w:t>
+      </w:r>
+    </w:p>
+    <w:p>
+      <w:pPr>
+        <w:pStyle w:val="KeinLeerraum"/>
+        <w:numPr>
+          <w:ilvl w:val="0"/>
+          <w:numId w:val="1"/>
+        </w:numPr>
+      </w:pPr>
+      <w:r>
+        <w:t xml:space="preserve">Hybride Steuerung reagiert auf die Handbewegungen des Menschen in freiem Raum  </w:t>
+      </w:r>
+    </w:p>
+    <w:p>
+      <w:pPr>
+        <w:pStyle w:val="KeinLeerraum"/>
+        <w:numPr>
+          <w:ilvl w:val="0"/>
+          <w:numId w:val="1"/>
+        </w:numPr>
+      </w:pPr>
+      <w:r>
+        <w:t>4. Gemeinsame Aufgabe (mit physischer Interaktion):</w:t>
+      </w:r>
+    </w:p>
+    <w:p>
+      <w:pPr>
+        <w:pStyle w:val="KeinLeerraum"/>
+        <w:numPr>
+          <w:ilvl w:val="0"/>
+          <w:numId w:val="1"/>
+        </w:numPr>
+      </w:pPr>
+      <w:r>
+        <w:t xml:space="preserve">Direkter Körperkontakt ist zwingend notwendig </w:t>
+      </w:r>
+    </w:p>
+    <w:p>
+      <w:pPr>
+        <w:pStyle w:val="KeinLeerraum"/>
+      </w:pPr>
+      <w:r>
+        <w:t xml:space="preserve">Die Überwachung kann dabei </w:t>
+      </w:r>
+      <w:r>
+        <w:t xml:space="preserve">wie folgt aussehen: </w:t>
+      </w:r>
+    </w:p>
+    <w:p>
+      <w:pPr>
+        <w:pStyle w:val="KeinLeerraum"/>
+        <w:numPr>
+          <w:ilvl w:val="0"/>
+          <w:numId w:val="1"/>
+        </w:numPr>
+      </w:pPr>
+      <w:r>
+        <w:t>Überwachung der Roboterparameter</w:t>
+      </w:r>
+    </w:p>
+    <w:p>
+      <w:pPr>
+        <w:pStyle w:val="KeinLeerraum"/>
+        <w:numPr>
+          <w:ilvl w:val="0"/>
+          <w:numId w:val="1"/>
+        </w:numPr>
+      </w:pPr>
+      <w:r>
+        <w:t xml:space="preserve">Ereigniserkennung </w:t>
+      </w:r>
+    </w:p>
+    <w:p>
+      <w:pPr>
+        <w:pStyle w:val="KeinLeerraum"/>
+        <w:numPr>
+          <w:ilvl w:val="0"/>
+          <w:numId w:val="1"/>
+        </w:numPr>
+      </w:pPr>
+      <w:r>
+        <w:t>Nahfelderkennung (mit Kamera):</w:t>
+      </w:r>
+    </w:p>
+    <w:p>
+      <w:pPr>
+        <w:pStyle w:val="KeinLeerraum"/>
+        <w:numPr>
+          <w:ilvl w:val="0"/>
+          <w:numId w:val="1"/>
+        </w:numPr>
+      </w:pPr>
+      <w:r>
+        <w:t>Bereitschaft</w:t>
+      </w:r>
+    </w:p>
+    <w:p>
+      <w:pPr>
+        <w:pStyle w:val="KeinLeerraum"/>
+        <w:numPr>
+          <w:ilvl w:val="0"/>
+          <w:numId w:val="1"/>
+        </w:numPr>
+      </w:pPr>
+      <w:r>
+        <w:t>Körperteile</w:t>
+      </w:r>
+    </w:p>
+    <w:p>
+      <w:pPr>
+        <w:pStyle w:val="KeinLeerraum"/>
+      </w:pPr>
+    </w:p>
+    <w:p>
+      <w:pPr>
+        <w:pStyle w:val="KeinLeerraum"/>
+      </w:pPr>
+      <w:r>
+        <w:t>%%%%%%%%%%%%%%%%%%%%%%%%%%%%%%%%%%%%%%%%%%%%</w:t>
+      </w:r>
+    </w:p>
+    <w:p>
+      <w:pPr>
+        <w:pStyle w:val="KeinLeerraum"/>
+      </w:pPr>
+      <w:r>
+        <w:t>Hier ist ein ausformulierter Fließtext für deine Studienarbeit, der die Stichpunkte in wissenschaftlichem Stil zusammenfasst und logisch verknüpft.</w:t>
+      </w:r>
+    </w:p>
+    <w:p>
+      <w:pPr>
+        <w:pStyle w:val="KeinLeerraum"/>
+        <w:rPr>
+          <w:b/>
+          <w:bCs/>
+        </w:rPr>
+      </w:pPr>
+      <w:r>
+        <w:rPr>
+          <w:b/>
+          <w:bCs/>
+        </w:rPr>
+        <w:t xml:space="preserve">Stand der Technik: </w:t>
+      </w:r>
+      <w:proofErr w:type="spellStart"/>
+      <w:r>
+        <w:rPr>
+          <w:b/>
+          <w:bCs/>
+        </w:rPr>
+        <w:t>Safety</w:t>
+      </w:r>
+      <w:proofErr w:type="spellEnd"/>
+      <w:r>
+        <w:rPr>
+          <w:b/>
+          <w:bCs/>
+        </w:rPr>
+        <w:t>-Implementation &amp; Retrofitting</w:t>
+      </w:r>
+    </w:p>
+    <w:p>
+      <w:pPr>
+        <w:pStyle w:val="KeinLeerraum"/>
+      </w:pPr>
+      <w:r>
+        <w:t>Für die Modernisierung älterer Industrie- und Robotersysteme (Retrofitting) im Hinblick auf aktuelle Sicherheitsstandards und moderne Sensortechnik existieren vielfältige technologische Ansätze. Diese lassen sich anhand verschiedener Systemparameter kategorisieren. Ein grundlegendes Unterscheidungsmerkmal ist die Dimensionierung der Bilderfassung, bei der entweder kostengünstige 2D-Kameras oder tiefenauflösende 3D-Kamerasysteme eingesetzt werden. Zudem variiert die Systemarchitektur hinsichtlich der Kameraanzahl: Während Monokamerasysteme eine einfache Raumüberwachung ermöglichen, bieten Multikamerasysteme durch hardwareseitige Redundanz eine deutlich verlässlichere Objekterkennung sowie Schutz vor Verdeckungen im sensornahen Bereich.</w:t>
+      </w:r>
+    </w:p>
+    <w:p>
+      <w:pPr>
+        <w:pStyle w:val="KeinLeerraum"/>
+      </w:pPr>
+      <w:r>
+        <w:t>Die algorithmische Auswertung lässt sich wiederum in zwei Philosophieansätze unterteilen: die gezielte Klassifizierung spezifischer Objekte wie menschlicher Gliedmaßen oder die universelle Erfassung jeglicher Fremdobjekte innerhalb eines definierten Raumbereichs. Ergänzend oder alternativ zu visuellen Kamerasystemen kommen in der Praxis berührungslose Sensoren auf kapazitiver, induktiver oder laserbasierter Basis (z. B. Laserscanner) zum Einsatz.</w:t>
+      </w:r>
+    </w:p>
+    <w:p>
+      <w:pPr>
+        <w:pStyle w:val="KeinLeerraum"/>
+      </w:pPr>
+      <w:r>
+        <w:t>Die informationstechnische Absicherung des Arbeitsraumes erfolgt je nach Systemkomplexität über die Festlegung einer einzigen, starren Verbotszone oder über die Aufteilung in mehrere, flexible Zonen. Letzteres ermöglicht die Implementierung einer dynamischen Geschwindigkeitsregelung (</w:t>
+      </w:r>
+      <w:r>
+        <w:rPr>
+          <w:i/>
+          <w:iCs/>
+        </w:rPr>
+        <w:t>Dynamic Speed Control</w:t>
+      </w:r>
+      <w:r>
+        <w:t xml:space="preserve">), bei der die Systemgeschwindigkeit adaptiv an die Position des Menschen angepasst wird. Diese Verbots- und Schutzräume können entweder statisch im Raum verankert oder dynamisch an die aktuelle Kinematik sowie den </w:t>
+      </w:r>
+      <w:r>
+        <w:lastRenderedPageBreak/>
+        <w:t>Bremsweg der Anlage gekoppelt werden, wie es unter anderem in Patenten und Konzepten des Fraunhofer-Instituts realisiert wird.</w:t>
+      </w:r>
+    </w:p>
+    <w:p>
+      <w:pPr>
+        <w:pStyle w:val="KeinLeerraum"/>
+      </w:pPr>
+      <w:r>
+        <w:t xml:space="preserve">Ein zentrales wissenschaftliches Fundament für solche flexiblen Sicherheitsarchitekturen beschreiben </w:t>
+      </w:r>
+      <w:proofErr w:type="spellStart"/>
+      <w:r>
+        <w:t>Bdiwi</w:t>
+      </w:r>
+      <w:proofErr w:type="spellEnd"/>
+      <w:r>
+        <w:t xml:space="preserve"> et al. \</w:t>
+      </w:r>
+      <w:proofErr w:type="spellStart"/>
+      <w:r>
+        <w:t>cite</w:t>
+      </w:r>
+      <w:proofErr w:type="spellEnd"/>
+      <w:r>
+        <w:t xml:space="preserve">{bdiwi2017strategy}, die sich intensiv mit unterschiedlichen Aufgabenszenarien der Mensch-Roboter-Kollaboration (MRK) befassen. Die Autoren schlagen eine systematische Taxonomie vor, welche die Interaktion </w:t>
+      </w:r>
+      <w:proofErr w:type="gramStart"/>
+      <w:r>
+        <w:t>zwischen Mensch</w:t>
+      </w:r>
+      <w:proofErr w:type="gramEnd"/>
+      <w:r>
+        <w:t xml:space="preserve"> und Maschine in vier aufeinander aufbauende Stufen gliedert:</w:t>
+      </w:r>
+    </w:p>
+    <w:p>
+      <w:pPr>
+        <w:pStyle w:val="KeinLeerraum"/>
+        <w:numPr>
+          <w:ilvl w:val="0"/>
+          <w:numId w:val="4"/>
+        </w:numPr>
+      </w:pPr>
+      <w:r>
+        <w:rPr>
+          <w:b/>
+          <w:bCs/>
+        </w:rPr>
+        <w:t>1. Geteilter Arbeitsraum:</w:t>
+      </w:r>
+      <w:r>
+        <w:t xml:space="preserve"> In diesem Szenario arbeiten Mensch und Roboter räumlich nah beieinander, führen jedoch strikt getrennte Aufgaben in exakt zugewiesenen Zonen aus. Sobald der Mensch die virtuelle Grenze zur Roboterzone überschreitet, detektiert die Sensorik eine Schutzraumverletzung und löst unverzüglich einen Sicherheitsstopp der Anlage aus.</w:t>
+      </w:r>
+    </w:p>
+    <w:p>
+      <w:pPr>
+        <w:pStyle w:val="KeinLeerraum"/>
+        <w:numPr>
+          <w:ilvl w:val="0"/>
+          <w:numId w:val="4"/>
+        </w:numPr>
+      </w:pPr>
+      <w:r>
+        <w:rPr>
+          <w:b/>
+          <w:bCs/>
+        </w:rPr>
+        <w:t>2. Gemeinsame Aufgabe ohne physischen Kontakt:</w:t>
+      </w:r>
+      <w:r>
+        <w:t xml:space="preserve"> Hier agieren beide Akteure innerhalb einer vordefinierten Kooperationszone an einem gemeinsamen Prozess. Anstelle eines abrupten Halts wird die Geschwindigkeit des Roboters in Abhängigkeit vom realen Abstand zum Menschen kontinuierlich gedrosselt.</w:t>
+      </w:r>
+    </w:p>
+    <w:p>
+      <w:pPr>
+        <w:pStyle w:val="KeinLeerraum"/>
+        <w:numPr>
+          <w:ilvl w:val="0"/>
+          <w:numId w:val="4"/>
+        </w:numPr>
+      </w:pPr>
+      <w:r>
+        <w:rPr>
+          <w:b/>
+          <w:bCs/>
+        </w:rPr>
+        <w:t>3. Bauteilübergabe (</w:t>
+      </w:r>
+      <w:r>
+        <w:rPr>
+          <w:b/>
+          <w:bCs/>
+          <w:i/>
+          <w:iCs/>
+        </w:rPr>
+        <w:t>Handing-</w:t>
+      </w:r>
+      <w:proofErr w:type="spellStart"/>
+      <w:r>
+        <w:rPr>
+          <w:b/>
+          <w:bCs/>
+          <w:i/>
+          <w:iCs/>
+        </w:rPr>
+        <w:t>over</w:t>
+      </w:r>
+      <w:proofErr w:type="spellEnd"/>
+      <w:r>
+        <w:rPr>
+          <w:b/>
+          <w:bCs/>
+        </w:rPr>
+        <w:t>):</w:t>
+      </w:r>
+      <w:r>
+        <w:t xml:space="preserve"> Dieses Level beschreibt den direkten Transfer von Werkzeugen oder Werkstücken </w:t>
+      </w:r>
+      <w:proofErr w:type="gramStart"/>
+      <w:r>
+        <w:t>zwischen Mensch</w:t>
+      </w:r>
+      <w:proofErr w:type="gramEnd"/>
+      <w:r>
+        <w:t xml:space="preserve"> und Roboter. Eine hybride Steuerung sorgt in dieser Phase dafür, dass der Manipulator dynamisch und feinfühlig auf die Handbewegungen des Menschen im freien Raum reagiert.</w:t>
+      </w:r>
+    </w:p>
+    <w:p>
+      <w:pPr>
+        <w:pStyle w:val="KeinLeerraum"/>
+        <w:numPr>
+          <w:ilvl w:val="0"/>
+          <w:numId w:val="4"/>
+        </w:numPr>
+      </w:pPr>
+      <w:r>
+        <w:rPr>
+          <w:b/>
+          <w:bCs/>
+        </w:rPr>
+        <w:t>4. Gemeinsame Aufgabe mit physischer Interaktion:</w:t>
+      </w:r>
+      <w:r>
+        <w:t xml:space="preserve"> Auf der höchsten Kooperationsstufe ist ein direkter Körperkontakt zwingend erforderlich. Ein Praxisbeispiel hierfür ist die manuelle Führung eines Schwerlastroboters durch menschliche Handkräfte, um schwere Bauteile präzise zu positionieren.</w:t>
+      </w:r>
+    </w:p>
+    <w:p>
+      <w:pPr>
+        <w:pStyle w:val="KeinLeerraum"/>
+      </w:pPr>
+      <w:r>
+        <w:t>Die technische Umsetzung der Überwachung innerhalb dieser Interaktionsstufen stützt sich im Wesentlichen auf drei Säulen: die permanente Überwachung der internen Roboterparameter (wie Position, Achsgeschwindigkeiten und Kräfte), eine automatisierte Ereigniserkennung zur Identifikation kritischer Zustände (z. B. die visuelle Verdeckung eines Menschen im Sensorschatten) sowie eine kamerabasierte Nahfelderkennung. Letztere dient dazu, im direkten Umfeld des Endeffektors sowohl die sensorische Bereitschaft des Bedieners (z. B. via Gesichtserkennung) als auch die exakte Lage von Körperteilen zu erfassen, um Verletzungen oder Quetschungen effektiv zu verhindern.</w:t>
+      </w:r>
+    </w:p>
+    <w:p>
+      <w:pPr>
+        <w:pStyle w:val="KeinLeerraum"/>
+      </w:pPr>
+    </w:p>
+    <w:p>
+      <w:pPr>
+        <w:pStyle w:val="KeinLeerraum"/>
+      </w:pPr>
+      <w:r>
+        <w:t>%%%%%%%%%%%%%%%%%%%%%%%%%%%%%%%%%%%%%%%%%%%%</w:t>
+      </w:r>
+    </w:p>
+    <w:p>
+      <w:pPr>
+        <w:pStyle w:val="KeinLeerraum"/>
+      </w:pPr>
+      <w:r>
+        <w:t xml:space="preserve">Eine Vorgehensweise nach Taxonomie der Aufgaben bzw. Anwendungsfelder ist mittlerweile verbreitet und sehr hilfreich um Funktionierende, finanziell und funktionell optimierte Lösungen zu entwickeln. Die Interaktion zwischen Menschen und Roboter wird dabei oft als HRI (Human Robot Interaction) abgekürzt.  </w:t>
+      </w:r>
+    </w:p>
+    <w:p>
+      <w:pPr>
+        <w:pStyle w:val="KeinLeerraum"/>
+        <w:numPr>
+          <w:ilvl w:val="0"/>
+          <w:numId w:val="1"/>
+        </w:numPr>
+      </w:pPr>
+      <w:r>
+        <w:t xml:space="preserve"> </w:t>
+      </w:r>
+    </w:p>
+    <w:p>
+      <w:pPr>
+        <w:pStyle w:val="KeinLeerraum"/>
+        <w:numPr>
+          <w:ilvl w:val="0"/>
+          <w:numId w:val="1"/>
+        </w:numPr>
       </w:pPr>
     </w:p>
     <w:p>
@@ -3157,206 +5485,624 @@
         <w:rPr>
           <w:lang w:val="en-US"/>
         </w:rPr>
-        <w:t>@article{BDIWI2017453,</w:t>
-      </w:r>
-    </w:p>
-    <w:p>
-      <w:pPr>
-        <w:pStyle w:val="KeinLeerraum"/>
-        <w:rPr>
-          <w:lang w:val="en-US"/>
-        </w:rPr>
-      </w:pPr>
-      <w:r>
-        <w:rPr>
-          <w:lang w:val="en-US"/>
-        </w:rPr>
-        <w:t>title = {A new strategy for ensuring human safety during various levels of interaction with industrial robots},</w:t>
-      </w:r>
-    </w:p>
-    <w:p>
-      <w:pPr>
-        <w:pStyle w:val="KeinLeerraum"/>
-        <w:rPr>
-          <w:lang w:val="en-US"/>
-        </w:rPr>
-      </w:pPr>
-      <w:r>
-        <w:rPr>
-          <w:lang w:val="en-US"/>
-        </w:rPr>
-        <w:t>journal = {CIRP Annals},</w:t>
-      </w:r>
-    </w:p>
-    <w:p>
-      <w:pPr>
-        <w:pStyle w:val="KeinLeerraum"/>
-        <w:rPr>
-          <w:lang w:val="en-US"/>
-        </w:rPr>
-      </w:pPr>
-      <w:r>
-        <w:rPr>
-          <w:lang w:val="en-US"/>
-        </w:rPr>
-        <w:t>volume = {66},</w:t>
-      </w:r>
-    </w:p>
-    <w:p>
-      <w:pPr>
-        <w:pStyle w:val="KeinLeerraum"/>
-        <w:rPr>
-          <w:lang w:val="en-US"/>
-        </w:rPr>
-      </w:pPr>
-      <w:r>
-        <w:rPr>
-          <w:lang w:val="en-US"/>
-        </w:rPr>
-        <w:t>number = {1},</w:t>
-      </w:r>
-    </w:p>
-    <w:p>
-      <w:pPr>
-        <w:pStyle w:val="KeinLeerraum"/>
-        <w:rPr>
-          <w:lang w:val="en-US"/>
-        </w:rPr>
-      </w:pPr>
-      <w:r>
-        <w:rPr>
-          <w:lang w:val="en-US"/>
-        </w:rPr>
-        <w:t>pages = {453-456},</w:t>
-      </w:r>
-    </w:p>
-    <w:p>
-      <w:pPr>
-        <w:pStyle w:val="KeinLeerraum"/>
-        <w:rPr>
-          <w:lang w:val="en-US"/>
-        </w:rPr>
-      </w:pPr>
-      <w:r>
-        <w:rPr>
-          <w:lang w:val="en-US"/>
-        </w:rPr>
-        <w:t>year = {2017},</w:t>
-      </w:r>
-    </w:p>
-    <w:p>
-      <w:pPr>
-        <w:pStyle w:val="KeinLeerraum"/>
-        <w:rPr>
-          <w:lang w:val="en-US"/>
-        </w:rPr>
-      </w:pPr>
-      <w:r>
-        <w:rPr>
-          <w:lang w:val="en-US"/>
-        </w:rPr>
-        <w:t>issn = {0007-8506},</w:t>
-      </w:r>
-    </w:p>
-    <w:p>
-      <w:pPr>
-        <w:pStyle w:val="KeinLeerraum"/>
-        <w:rPr>
-          <w:lang w:val="en-US"/>
-        </w:rPr>
-      </w:pPr>
-      <w:r>
-        <w:rPr>
-          <w:lang w:val="en-US"/>
-        </w:rPr>
-        <w:t>doi = {https://doi.org/10.1016/j.cirp.2017.04.009},</w:t>
-      </w:r>
-    </w:p>
-    <w:p>
-      <w:pPr>
-        <w:pStyle w:val="KeinLeerraum"/>
-        <w:rPr>
-          <w:lang w:val="en-US"/>
-        </w:rPr>
-      </w:pPr>
-      <w:r>
-        <w:rPr>
-          <w:lang w:val="en-US"/>
-        </w:rPr>
-        <w:t>url = {https://www.sciencedirect.com/science/article/pii/S0007850617300094},</w:t>
-      </w:r>
-    </w:p>
-    <w:p>
-      <w:pPr>
-        <w:pStyle w:val="KeinLeerraum"/>
-        <w:rPr>
-          <w:lang w:val="en-US"/>
-        </w:rPr>
-      </w:pPr>
-      <w:r>
-        <w:rPr>
-          <w:lang w:val="en-US"/>
-        </w:rPr>
-        <w:t>author = {Mohamad Bdiwi and Marko Pfeifer and Andreas Sterzing},</w:t>
-      </w:r>
-    </w:p>
-    <w:p>
-      <w:pPr>
-        <w:pStyle w:val="KeinLeerraum"/>
-        <w:rPr>
-          <w:lang w:val="en-US"/>
-        </w:rPr>
-      </w:pPr>
-      <w:r>
-        <w:rPr>
-          <w:lang w:val="en-US"/>
-        </w:rPr>
-        <w:t>keywords = {Safety, Human aspect, Cognitive robotics},</w:t>
-      </w:r>
-    </w:p>
-    <w:p>
-      <w:pPr>
-        <w:pStyle w:val="KeinLeerraum"/>
-        <w:rPr>
-          <w:lang w:val="en-US"/>
-        </w:rPr>
-      </w:pPr>
-      <w:r>
-        <w:rPr>
-          <w:lang w:val="en-US"/>
-        </w:rPr>
-        <w:t>abstract = {The need for cooperation between humans and industrial robots is in exponential increase, especially in production applications. However, human safety is the main concern, preventing any fenceless cooperation between humans and industrial robots. This paper presents elements of new strategy for ensuring human safety during various levels of interaction with heavy-load industrial robots. The proposed approach classifies the human–robot interaction (HRI) into four levels. In every level, different kinds of safety functions are developed and analyzed. An additional algorithm has been developed for classifying the dangerous during the interaction. The proposed approach is tested and analyzed on a HRI platform.}</w:t>
-      </w:r>
-    </w:p>
-    <w:p>
-      <w:pPr>
-        <w:pStyle w:val="KeinLeerraum"/>
-      </w:pPr>
-      <w:r>
+        <w:t>@</w:t>
+      </w:r>
+      <w:proofErr w:type="gramStart"/>
+      <w:r>
+        <w:rPr>
+          <w:lang w:val="en-US"/>
+        </w:rPr>
+        <w:t>article{</w:t>
+      </w:r>
+      <w:proofErr w:type="gramEnd"/>
+      <w:r>
+        <w:rPr>
+          <w:lang w:val="en-US"/>
+        </w:rPr>
+        <w:t>bdiwi2017strategy,</w:t>
+      </w:r>
+    </w:p>
+    <w:p>
+      <w:pPr>
+        <w:pStyle w:val="KeinLeerraum"/>
+        <w:rPr>
+          <w:lang w:val="en-US"/>
+        </w:rPr>
+      </w:pPr>
+      <w:r>
+        <w:rPr>
+          <w:lang w:val="en-US"/>
+        </w:rPr>
+        <w:t xml:space="preserve">  title = {A new strategy for ensuring human safety during various levels of interaction with industrial </w:t>
+      </w:r>
+      <w:proofErr w:type="gramStart"/>
+      <w:r>
+        <w:rPr>
+          <w:lang w:val="en-US"/>
+        </w:rPr>
+        <w:t>robots},</w:t>
+      </w:r>
+      <w:proofErr w:type="gramEnd"/>
+    </w:p>
+    <w:p>
+      <w:pPr>
+        <w:pStyle w:val="KeinLeerraum"/>
+        <w:rPr>
+          <w:lang w:val="en-US"/>
+        </w:rPr>
+      </w:pPr>
+      <w:r>
+        <w:rPr>
+          <w:lang w:val="en-US"/>
+        </w:rPr>
+        <w:t xml:space="preserve">  author = {</w:t>
+      </w:r>
+      <w:proofErr w:type="spellStart"/>
+      <w:r>
+        <w:rPr>
+          <w:lang w:val="en-US"/>
+        </w:rPr>
+        <w:t>Bdiwi</w:t>
+      </w:r>
+      <w:proofErr w:type="spellEnd"/>
+      <w:r>
+        <w:rPr>
+          <w:lang w:val="en-US"/>
+        </w:rPr>
+        <w:t xml:space="preserve">, Mohamad and Pfeifer, M. and </w:t>
+      </w:r>
+      <w:proofErr w:type="spellStart"/>
+      <w:r>
+        <w:rPr>
+          <w:lang w:val="en-US"/>
+        </w:rPr>
+        <w:t>Sterzing</w:t>
+      </w:r>
+      <w:proofErr w:type="spellEnd"/>
+      <w:r>
+        <w:rPr>
+          <w:lang w:val="en-US"/>
+        </w:rPr>
+        <w:t xml:space="preserve">, </w:t>
+      </w:r>
+      <w:proofErr w:type="gramStart"/>
+      <w:r>
+        <w:rPr>
+          <w:lang w:val="en-US"/>
+        </w:rPr>
+        <w:t>A.}</w:t>
+      </w:r>
+      <w:proofErr w:type="gramEnd"/>
+      <w:r>
+        <w:rPr>
+          <w:lang w:val="en-US"/>
+        </w:rPr>
+        <w:t>,</w:t>
+      </w:r>
+    </w:p>
+    <w:p>
+      <w:pPr>
+        <w:pStyle w:val="KeinLeerraum"/>
+        <w:rPr>
+          <w:lang w:val="en-US"/>
+        </w:rPr>
+      </w:pPr>
+      <w:r>
+        <w:rPr>
+          <w:lang w:val="en-US"/>
+        </w:rPr>
+        <w:t xml:space="preserve">  journal = {CIRP </w:t>
+      </w:r>
+      <w:proofErr w:type="gramStart"/>
+      <w:r>
+        <w:rPr>
+          <w:lang w:val="en-US"/>
+        </w:rPr>
+        <w:t>Annals},</w:t>
+      </w:r>
+      <w:proofErr w:type="gramEnd"/>
+    </w:p>
+    <w:p>
+      <w:pPr>
+        <w:pStyle w:val="KeinLeerraum"/>
+        <w:rPr>
+          <w:lang w:val="en-US"/>
+        </w:rPr>
+      </w:pPr>
+      <w:r>
+        <w:rPr>
+          <w:lang w:val="en-US"/>
+        </w:rPr>
+        <w:t xml:space="preserve">  volume = {66},</w:t>
+      </w:r>
+    </w:p>
+    <w:p>
+      <w:pPr>
+        <w:pStyle w:val="KeinLeerraum"/>
+        <w:rPr>
+          <w:lang w:val="en-US"/>
+        </w:rPr>
+      </w:pPr>
+      <w:r>
+        <w:rPr>
+          <w:lang w:val="en-US"/>
+        </w:rPr>
+        <w:t xml:space="preserve">  number = {1},</w:t>
+      </w:r>
+    </w:p>
+    <w:p>
+      <w:pPr>
+        <w:pStyle w:val="KeinLeerraum"/>
+        <w:rPr>
+          <w:lang w:val="en-US"/>
+        </w:rPr>
+      </w:pPr>
+      <w:r>
+        <w:rPr>
+          <w:lang w:val="en-US"/>
+        </w:rPr>
+        <w:t xml:space="preserve">  pages = {453--456},</w:t>
+      </w:r>
+    </w:p>
+    <w:p>
+      <w:pPr>
+        <w:pStyle w:val="KeinLeerraum"/>
+        <w:rPr>
+          <w:lang w:val="en-US"/>
+        </w:rPr>
+      </w:pPr>
+      <w:r>
+        <w:rPr>
+          <w:lang w:val="en-US"/>
+        </w:rPr>
+        <w:t xml:space="preserve">  year = {2017},</w:t>
+      </w:r>
+    </w:p>
+    <w:p>
+      <w:pPr>
+        <w:pStyle w:val="KeinLeerraum"/>
+        <w:rPr>
+          <w:lang w:val="en-US"/>
+        </w:rPr>
+      </w:pPr>
+      <w:r>
+        <w:rPr>
+          <w:lang w:val="en-US"/>
+        </w:rPr>
+        <w:t xml:space="preserve">  publisher = {Elsevier},</w:t>
+      </w:r>
+    </w:p>
+    <w:p>
+      <w:pPr>
+        <w:pStyle w:val="KeinLeerraum"/>
+        <w:rPr>
+          <w:lang w:val="en-US"/>
+        </w:rPr>
+      </w:pPr>
+      <w:r>
+        <w:rPr>
+          <w:lang w:val="en-US"/>
+        </w:rPr>
+        <w:t xml:space="preserve">  </w:t>
+      </w:r>
+      <w:proofErr w:type="spellStart"/>
+      <w:r>
+        <w:rPr>
+          <w:lang w:val="en-US"/>
+        </w:rPr>
+        <w:t>doi</w:t>
+      </w:r>
+      <w:proofErr w:type="spellEnd"/>
+      <w:r>
+        <w:rPr>
+          <w:lang w:val="en-US"/>
+        </w:rPr>
+        <w:t xml:space="preserve"> = {10.1016/j.cirp.2017.04.009}</w:t>
+      </w:r>
+    </w:p>
+    <w:p>
+      <w:pPr>
+        <w:pStyle w:val="KeinLeerraum"/>
+      </w:pPr>
+      <w:r>
+        <w:lastRenderedPageBreak/>
         <w:t>}</w:t>
       </w:r>
     </w:p>
     <w:p>
       <w:pPr>
         <w:pStyle w:val="KeinLeerraum"/>
-        <w:ind w:left="708" w:hanging="708"/>
-      </w:pPr>
-    </w:p>
-    <w:p>
-      <w:pPr>
-        <w:pStyle w:val="KeinLeerraum"/>
-        <w:ind w:left="708" w:hanging="708"/>
-      </w:pPr>
-    </w:p>
-    <w:p>
-      <w:pPr>
-        <w:pStyle w:val="KeinLeerraum"/>
-      </w:pPr>
-    </w:p>
-    <w:p>
-      <w:pPr>
-        <w:pStyle w:val="KeinLeerraum"/>
-      </w:pPr>
+      </w:pPr>
+    </w:p>
+    <w:p>
+      <w:pPr>
+        <w:pStyle w:val="KeinLeerraum"/>
+      </w:pPr>
+      <w:r>
+        <w:t>\</w:t>
+      </w:r>
+      <w:proofErr w:type="spellStart"/>
+      <w:proofErr w:type="gramStart"/>
+      <w:r>
+        <w:t>subsection</w:t>
+      </w:r>
+      <w:proofErr w:type="spellEnd"/>
+      <w:r>
+        <w:t>{</w:t>
+      </w:r>
+      <w:proofErr w:type="gramEnd"/>
+      <w:r>
+        <w:t xml:space="preserve">Projekte und </w:t>
+      </w:r>
+      <w:r>
+        <w:t>Existierende Entwicklungen</w:t>
+      </w:r>
+      <w:r>
+        <w:t>}</w:t>
+      </w:r>
+    </w:p>
+    <w:p>
+      <w:pPr>
+        <w:pStyle w:val="KeinLeerraum"/>
+      </w:pPr>
+      <w:r>
+        <w:t>\</w:t>
+      </w:r>
+      <w:proofErr w:type="spellStart"/>
+      <w:proofErr w:type="gramStart"/>
+      <w:r>
+        <w:t>section</w:t>
+      </w:r>
+      <w:proofErr w:type="spellEnd"/>
+      <w:r>
+        <w:t>{</w:t>
+      </w:r>
+      <w:proofErr w:type="gramEnd"/>
+      <w:r>
+        <w:t>Bildverarbeitung}</w:t>
+      </w:r>
+    </w:p>
+    <w:p>
+      <w:pPr>
+        <w:pStyle w:val="KeinLeerraum"/>
+      </w:pPr>
+      <w:r>
+        <w:t xml:space="preserve">Filter, Algorithmen, Linien-/Kantendetektion mit </w:t>
+      </w:r>
+      <w:proofErr w:type="spellStart"/>
+      <w:r>
+        <w:t>OpenCV</w:t>
+      </w:r>
+      <w:proofErr w:type="spellEnd"/>
+    </w:p>
+    <w:p>
+      <w:pPr>
+        <w:pStyle w:val="KeinLeerraum"/>
+      </w:pPr>
+    </w:p>
+    <w:p>
+      <w:pPr>
+        <w:pStyle w:val="KeinLeerraum"/>
+      </w:pPr>
+      <w:r>
+        <w:t>\</w:t>
+      </w:r>
+      <w:proofErr w:type="spellStart"/>
+      <w:proofErr w:type="gramStart"/>
+      <w:r>
+        <w:t>section</w:t>
+      </w:r>
+      <w:proofErr w:type="spellEnd"/>
+      <w:r>
+        <w:t>{</w:t>
+      </w:r>
+      <w:proofErr w:type="gramEnd"/>
+      <w:r>
+        <w:t>Grundlagen der Informatik}</w:t>
+      </w:r>
+    </w:p>
+    <w:p>
+      <w:pPr>
+        <w:pStyle w:val="KeinLeerraum"/>
+      </w:pPr>
+      <w:r>
+        <w:t>Blocking-Collection,</w:t>
+      </w:r>
+    </w:p>
+    <w:p>
+      <w:pPr>
+        <w:pStyle w:val="KeinLeerraum"/>
+      </w:pPr>
+    </w:p>
+    <w:p>
+      <w:pPr>
+        <w:pStyle w:val="KeinLeerraum"/>
+        <w:rPr>
+          <w:color w:val="EE0000"/>
+        </w:rPr>
+      </w:pPr>
+      <w:r>
+        <w:rPr>
+          <w:color w:val="EE0000"/>
+        </w:rPr>
+        <w:t>\</w:t>
+      </w:r>
+      <w:proofErr w:type="spellStart"/>
+      <w:proofErr w:type="gramStart"/>
+      <w:r>
+        <w:rPr>
+          <w:color w:val="EE0000"/>
+        </w:rPr>
+        <w:t>chapter</w:t>
+      </w:r>
+      <w:proofErr w:type="spellEnd"/>
+      <w:r>
+        <w:rPr>
+          <w:color w:val="EE0000"/>
+        </w:rPr>
+        <w:t>{</w:t>
+      </w:r>
+      <w:proofErr w:type="gramEnd"/>
+      <w:r>
+        <w:rPr>
+          <w:color w:val="EE0000"/>
+        </w:rPr>
+        <w:t>Ausgangssituation/IST-Analyse}</w:t>
+      </w:r>
+    </w:p>
+    <w:p>
+      <w:pPr>
+        <w:pStyle w:val="KeinLeerraum"/>
+        <w:rPr>
+          <w:color w:val="EE0000"/>
+        </w:rPr>
+      </w:pPr>
+      <w:r>
+        <w:rPr>
+          <w:color w:val="EE0000"/>
+        </w:rPr>
+        <w:t>\</w:t>
+      </w:r>
+      <w:proofErr w:type="spellStart"/>
+      <w:proofErr w:type="gramStart"/>
+      <w:r>
+        <w:rPr>
+          <w:color w:val="EE0000"/>
+        </w:rPr>
+        <w:t>label</w:t>
+      </w:r>
+      <w:proofErr w:type="spellEnd"/>
+      <w:r>
+        <w:rPr>
+          <w:color w:val="EE0000"/>
+        </w:rPr>
+        <w:t>{</w:t>
+      </w:r>
+      <w:proofErr w:type="gramEnd"/>
+      <w:r>
+        <w:rPr>
+          <w:color w:val="EE0000"/>
+        </w:rPr>
+        <w:t>Ausgangssituation/IST-Analyse}</w:t>
+      </w:r>
+    </w:p>
+    <w:p>
+      <w:pPr>
+        <w:pStyle w:val="KeinLeerraum"/>
+        <w:rPr>
+          <w:color w:val="EE0000"/>
+        </w:rPr>
+      </w:pPr>
+    </w:p>
+    <w:p>
+      <w:pPr>
+        <w:pStyle w:val="KeinLeerraum"/>
+        <w:rPr>
+          <w:color w:val="EE0000"/>
+        </w:rPr>
+      </w:pPr>
+      <w:r>
+        <w:rPr>
+          <w:color w:val="EE0000"/>
+        </w:rPr>
+        <w:t>Laufzeitanalyse bestehendes System</w:t>
+      </w:r>
+    </w:p>
+    <w:p>
+      <w:pPr>
+        <w:pStyle w:val="KeinLeerraum"/>
+        <w:rPr>
+          <w:color w:val="EE0000"/>
+        </w:rPr>
+      </w:pPr>
+    </w:p>
+    <w:p>
+      <w:pPr>
+        <w:pStyle w:val="KeinLeerraum"/>
+        <w:rPr>
+          <w:color w:val="EE0000"/>
+        </w:rPr>
+      </w:pPr>
+      <w:r>
+        <w:rPr>
+          <w:color w:val="EE0000"/>
+        </w:rPr>
+        <w:t>\</w:t>
+      </w:r>
+      <w:proofErr w:type="spellStart"/>
+      <w:proofErr w:type="gramStart"/>
+      <w:r>
+        <w:rPr>
+          <w:color w:val="EE0000"/>
+        </w:rPr>
+        <w:t>chapter</w:t>
+      </w:r>
+      <w:proofErr w:type="spellEnd"/>
+      <w:r>
+        <w:rPr>
+          <w:color w:val="EE0000"/>
+        </w:rPr>
+        <w:t>{</w:t>
+      </w:r>
+      <w:proofErr w:type="gramEnd"/>
+      <w:r>
+        <w:rPr>
+          <w:color w:val="EE0000"/>
+        </w:rPr>
+        <w:t>Architekturoptimierung und -erweiterung}</w:t>
+      </w:r>
+    </w:p>
+    <w:p>
+      <w:pPr>
+        <w:pStyle w:val="KeinLeerraum"/>
+        <w:rPr>
+          <w:color w:val="EE0000"/>
+        </w:rPr>
+      </w:pPr>
+    </w:p>
+    <w:p>
+      <w:pPr>
+        <w:pStyle w:val="KeinLeerraum"/>
+        <w:rPr>
+          <w:color w:val="EE0000"/>
+        </w:rPr>
+      </w:pPr>
+      <w:r>
+        <w:rPr>
+          <w:color w:val="EE0000"/>
+        </w:rPr>
+        <w:t>\</w:t>
+      </w:r>
+      <w:proofErr w:type="spellStart"/>
+      <w:proofErr w:type="gramStart"/>
+      <w:r>
+        <w:rPr>
+          <w:color w:val="EE0000"/>
+        </w:rPr>
+        <w:t>chapter</w:t>
+      </w:r>
+      <w:proofErr w:type="spellEnd"/>
+      <w:r>
+        <w:rPr>
+          <w:color w:val="EE0000"/>
+        </w:rPr>
+        <w:t>{</w:t>
+      </w:r>
+      <w:proofErr w:type="gramEnd"/>
+      <w:r>
+        <w:rPr>
+          <w:color w:val="EE0000"/>
+        </w:rPr>
+        <w:t>Implementation der Erweiterungen}</w:t>
+      </w:r>
+    </w:p>
+    <w:p>
+      <w:pPr>
+        <w:pStyle w:val="KeinLeerraum"/>
+        <w:rPr>
+          <w:color w:val="EE0000"/>
+        </w:rPr>
+      </w:pPr>
+      <w:r>
+        <w:rPr>
+          <w:color w:val="EE0000"/>
+        </w:rPr>
+        <w:t xml:space="preserve">Warteschlange, </w:t>
+      </w:r>
+      <w:proofErr w:type="spellStart"/>
+      <w:r>
+        <w:rPr>
+          <w:color w:val="EE0000"/>
+        </w:rPr>
+        <w:t>Safety</w:t>
+      </w:r>
+      <w:proofErr w:type="spellEnd"/>
+      <w:r>
+        <w:rPr>
+          <w:color w:val="EE0000"/>
+        </w:rPr>
+        <w:t>, Punktwolkenspeicherung, ...</w:t>
+      </w:r>
+    </w:p>
+    <w:p>
+      <w:pPr>
+        <w:pStyle w:val="KeinLeerraum"/>
+        <w:rPr>
+          <w:color w:val="EE0000"/>
+        </w:rPr>
+      </w:pPr>
+    </w:p>
+    <w:p>
+      <w:pPr>
+        <w:pStyle w:val="KeinLeerraum"/>
+        <w:rPr>
+          <w:color w:val="EE0000"/>
+        </w:rPr>
+      </w:pPr>
+      <w:r>
+        <w:rPr>
+          <w:color w:val="EE0000"/>
+        </w:rPr>
+        <w:t>\</w:t>
+      </w:r>
+      <w:proofErr w:type="spellStart"/>
+      <w:proofErr w:type="gramStart"/>
+      <w:r>
+        <w:rPr>
+          <w:color w:val="EE0000"/>
+        </w:rPr>
+        <w:t>chapter</w:t>
+      </w:r>
+      <w:proofErr w:type="spellEnd"/>
+      <w:r>
+        <w:rPr>
+          <w:color w:val="EE0000"/>
+        </w:rPr>
+        <w:t>{</w:t>
+      </w:r>
+      <w:proofErr w:type="gramEnd"/>
+      <w:r>
+        <w:rPr>
+          <w:color w:val="EE0000"/>
+        </w:rPr>
+        <w:t>Fazit und Ausblick}</w:t>
+      </w:r>
+    </w:p>
+    <w:p>
+      <w:pPr>
+        <w:pStyle w:val="KeinLeerraum"/>
+        <w:rPr>
+          <w:color w:val="EE0000"/>
+        </w:rPr>
+      </w:pPr>
+      <w:r>
+        <w:rPr>
+          <w:color w:val="EE0000"/>
+        </w:rPr>
+        <w:t>\</w:t>
+      </w:r>
+      <w:proofErr w:type="spellStart"/>
+      <w:proofErr w:type="gramStart"/>
+      <w:r>
+        <w:rPr>
+          <w:color w:val="EE0000"/>
+        </w:rPr>
+        <w:t>label</w:t>
+      </w:r>
+      <w:proofErr w:type="spellEnd"/>
+      <w:r>
+        <w:rPr>
+          <w:color w:val="EE0000"/>
+        </w:rPr>
+        <w:t>{</w:t>
+      </w:r>
+      <w:proofErr w:type="gramEnd"/>
+      <w:r>
+        <w:rPr>
+          <w:color w:val="EE0000"/>
+        </w:rPr>
+        <w:t>Fazit und Ausblick}</w:t>
+      </w:r>
     </w:p>
     <w:sectPr>
       <w:pgSz w:w="11906" w:h="16838"/>
@@ -3571,11 +6317,278 @@
       </w:pPr>
     </w:lvl>
   </w:abstractNum>
+  <w:abstractNum w:abstractNumId="2" w15:restartNumberingAfterBreak="0">
+    <w:nsid w:val="6F375950"/>
+    <w:multiLevelType w:val="multilevel"/>
+    <w:tmpl w:val="2E166736"/>
+    <w:lvl w:ilvl="0">
+      <w:start w:val="1"/>
+      <w:numFmt w:val="bullet"/>
+      <w:lvlText w:val=""/>
+      <w:lvlJc w:val="left"/>
+      <w:pPr>
+        <w:tabs>
+          <w:tab w:val="num" w:pos="720"/>
+        </w:tabs>
+        <w:ind w:left="720" w:hanging="360"/>
+      </w:pPr>
+      <w:rPr>
+        <w:rFonts w:ascii="Symbol" w:hAnsi="Symbol" w:hint="default"/>
+        <w:sz w:val="20"/>
+      </w:rPr>
+    </w:lvl>
+    <w:lvl w:ilvl="1" w:tentative="1">
+      <w:start w:val="1"/>
+      <w:numFmt w:val="bullet"/>
+      <w:lvlText w:val="o"/>
+      <w:lvlJc w:val="left"/>
+      <w:pPr>
+        <w:tabs>
+          <w:tab w:val="num" w:pos="1440"/>
+        </w:tabs>
+        <w:ind w:left="1440" w:hanging="360"/>
+      </w:pPr>
+      <w:rPr>
+        <w:rFonts w:ascii="Courier New" w:hAnsi="Courier New" w:hint="default"/>
+        <w:sz w:val="20"/>
+      </w:rPr>
+    </w:lvl>
+    <w:lvl w:ilvl="2" w:tentative="1">
+      <w:start w:val="1"/>
+      <w:numFmt w:val="bullet"/>
+      <w:lvlText w:val=""/>
+      <w:lvlJc w:val="left"/>
+      <w:pPr>
+        <w:tabs>
+          <w:tab w:val="num" w:pos="2160"/>
+        </w:tabs>
+        <w:ind w:left="2160" w:hanging="360"/>
+      </w:pPr>
+      <w:rPr>
+        <w:rFonts w:ascii="Wingdings" w:hAnsi="Wingdings" w:hint="default"/>
+        <w:sz w:val="20"/>
+      </w:rPr>
+    </w:lvl>
+    <w:lvl w:ilvl="3" w:tentative="1">
+      <w:start w:val="1"/>
+      <w:numFmt w:val="bullet"/>
+      <w:lvlText w:val=""/>
+      <w:lvlJc w:val="left"/>
+      <w:pPr>
+        <w:tabs>
+          <w:tab w:val="num" w:pos="2880"/>
+        </w:tabs>
+        <w:ind w:left="2880" w:hanging="360"/>
+      </w:pPr>
+      <w:rPr>
+        <w:rFonts w:ascii="Wingdings" w:hAnsi="Wingdings" w:hint="default"/>
+        <w:sz w:val="20"/>
+      </w:rPr>
+    </w:lvl>
+    <w:lvl w:ilvl="4" w:tentative="1">
+      <w:start w:val="1"/>
+      <w:numFmt w:val="bullet"/>
+      <w:lvlText w:val=""/>
+      <w:lvlJc w:val="left"/>
+      <w:pPr>
+        <w:tabs>
+          <w:tab w:val="num" w:pos="3600"/>
+        </w:tabs>
+        <w:ind w:left="3600" w:hanging="360"/>
+      </w:pPr>
+      <w:rPr>
+        <w:rFonts w:ascii="Wingdings" w:hAnsi="Wingdings" w:hint="default"/>
+        <w:sz w:val="20"/>
+      </w:rPr>
+    </w:lvl>
+    <w:lvl w:ilvl="5" w:tentative="1">
+      <w:start w:val="1"/>
+      <w:numFmt w:val="bullet"/>
+      <w:lvlText w:val=""/>
+      <w:lvlJc w:val="left"/>
+      <w:pPr>
+        <w:tabs>
+          <w:tab w:val="num" w:pos="4320"/>
+        </w:tabs>
+        <w:ind w:left="4320" w:hanging="360"/>
+      </w:pPr>
+      <w:rPr>
+        <w:rFonts w:ascii="Wingdings" w:hAnsi="Wingdings" w:hint="default"/>
+        <w:sz w:val="20"/>
+      </w:rPr>
+    </w:lvl>
+    <w:lvl w:ilvl="6" w:tentative="1">
+      <w:start w:val="1"/>
+      <w:numFmt w:val="bullet"/>
+      <w:lvlText w:val=""/>
+      <w:lvlJc w:val="left"/>
+      <w:pPr>
+        <w:tabs>
+          <w:tab w:val="num" w:pos="5040"/>
+        </w:tabs>
+        <w:ind w:left="5040" w:hanging="360"/>
+      </w:pPr>
+      <w:rPr>
+        <w:rFonts w:ascii="Wingdings" w:hAnsi="Wingdings" w:hint="default"/>
+        <w:sz w:val="20"/>
+      </w:rPr>
+    </w:lvl>
+    <w:lvl w:ilvl="7" w:tentative="1">
+      <w:start w:val="1"/>
+      <w:numFmt w:val="bullet"/>
+      <w:lvlText w:val=""/>
+      <w:lvlJc w:val="left"/>
+      <w:pPr>
+        <w:tabs>
+          <w:tab w:val="num" w:pos="5760"/>
+        </w:tabs>
+        <w:ind w:left="5760" w:hanging="360"/>
+      </w:pPr>
+      <w:rPr>
+        <w:rFonts w:ascii="Wingdings" w:hAnsi="Wingdings" w:hint="default"/>
+        <w:sz w:val="20"/>
+      </w:rPr>
+    </w:lvl>
+    <w:lvl w:ilvl="8" w:tentative="1">
+      <w:start w:val="1"/>
+      <w:numFmt w:val="bullet"/>
+      <w:lvlText w:val=""/>
+      <w:lvlJc w:val="left"/>
+      <w:pPr>
+        <w:tabs>
+          <w:tab w:val="num" w:pos="6480"/>
+        </w:tabs>
+        <w:ind w:left="6480" w:hanging="360"/>
+      </w:pPr>
+      <w:rPr>
+        <w:rFonts w:ascii="Wingdings" w:hAnsi="Wingdings" w:hint="default"/>
+        <w:sz w:val="20"/>
+      </w:rPr>
+    </w:lvl>
+  </w:abstractNum>
+  <w:abstractNum w:abstractNumId="3" w15:restartNumberingAfterBreak="0">
+    <w:nsid w:val="7BF96450"/>
+    <w:multiLevelType w:val="hybridMultilevel"/>
+    <w:tmpl w:val="624A27DC"/>
+    <w:lvl w:ilvl="0" w:tplc="B0A64BF4">
+      <w:numFmt w:val="bullet"/>
+      <w:lvlText w:val=""/>
+      <w:lvlJc w:val="left"/>
+      <w:pPr>
+        <w:ind w:left="720" w:hanging="360"/>
+      </w:pPr>
+      <w:rPr>
+        <w:rFonts w:ascii="Wingdings" w:eastAsiaTheme="minorHAnsi" w:hAnsi="Wingdings" w:cstheme="minorBidi" w:hint="default"/>
+      </w:rPr>
+    </w:lvl>
+    <w:lvl w:ilvl="1" w:tplc="04070003" w:tentative="1">
+      <w:start w:val="1"/>
+      <w:numFmt w:val="bullet"/>
+      <w:lvlText w:val="o"/>
+      <w:lvlJc w:val="left"/>
+      <w:pPr>
+        <w:ind w:left="1440" w:hanging="360"/>
+      </w:pPr>
+      <w:rPr>
+        <w:rFonts w:ascii="Courier New" w:hAnsi="Courier New" w:cs="Courier New" w:hint="default"/>
+      </w:rPr>
+    </w:lvl>
+    <w:lvl w:ilvl="2" w:tplc="04070005" w:tentative="1">
+      <w:start w:val="1"/>
+      <w:numFmt w:val="bullet"/>
+      <w:lvlText w:val=""/>
+      <w:lvlJc w:val="left"/>
+      <w:pPr>
+        <w:ind w:left="2160" w:hanging="360"/>
+      </w:pPr>
+      <w:rPr>
+        <w:rFonts w:ascii="Wingdings" w:hAnsi="Wingdings" w:hint="default"/>
+      </w:rPr>
+    </w:lvl>
+    <w:lvl w:ilvl="3" w:tplc="04070001" w:tentative="1">
+      <w:start w:val="1"/>
+      <w:numFmt w:val="bullet"/>
+      <w:lvlText w:val=""/>
+      <w:lvlJc w:val="left"/>
+      <w:pPr>
+        <w:ind w:left="2880" w:hanging="360"/>
+      </w:pPr>
+      <w:rPr>
+        <w:rFonts w:ascii="Symbol" w:hAnsi="Symbol" w:hint="default"/>
+      </w:rPr>
+    </w:lvl>
+    <w:lvl w:ilvl="4" w:tplc="04070003" w:tentative="1">
+      <w:start w:val="1"/>
+      <w:numFmt w:val="bullet"/>
+      <w:lvlText w:val="o"/>
+      <w:lvlJc w:val="left"/>
+      <w:pPr>
+        <w:ind w:left="3600" w:hanging="360"/>
+      </w:pPr>
+      <w:rPr>
+        <w:rFonts w:ascii="Courier New" w:hAnsi="Courier New" w:cs="Courier New" w:hint="default"/>
+      </w:rPr>
+    </w:lvl>
+    <w:lvl w:ilvl="5" w:tplc="04070005" w:tentative="1">
+      <w:start w:val="1"/>
+      <w:numFmt w:val="bullet"/>
+      <w:lvlText w:val=""/>
+      <w:lvlJc w:val="left"/>
+      <w:pPr>
+        <w:ind w:left="4320" w:hanging="360"/>
+      </w:pPr>
+      <w:rPr>
+        <w:rFonts w:ascii="Wingdings" w:hAnsi="Wingdings" w:hint="default"/>
+      </w:rPr>
+    </w:lvl>
+    <w:lvl w:ilvl="6" w:tplc="04070001" w:tentative="1">
+      <w:start w:val="1"/>
+      <w:numFmt w:val="bullet"/>
+      <w:lvlText w:val=""/>
+      <w:lvlJc w:val="left"/>
+      <w:pPr>
+        <w:ind w:left="5040" w:hanging="360"/>
+      </w:pPr>
+      <w:rPr>
+        <w:rFonts w:ascii="Symbol" w:hAnsi="Symbol" w:hint="default"/>
+      </w:rPr>
+    </w:lvl>
+    <w:lvl w:ilvl="7" w:tplc="04070003" w:tentative="1">
+      <w:start w:val="1"/>
+      <w:numFmt w:val="bullet"/>
+      <w:lvlText w:val="o"/>
+      <w:lvlJc w:val="left"/>
+      <w:pPr>
+        <w:ind w:left="5760" w:hanging="360"/>
+      </w:pPr>
+      <w:rPr>
+        <w:rFonts w:ascii="Courier New" w:hAnsi="Courier New" w:cs="Courier New" w:hint="default"/>
+      </w:rPr>
+    </w:lvl>
+    <w:lvl w:ilvl="8" w:tplc="04070005" w:tentative="1">
+      <w:start w:val="1"/>
+      <w:numFmt w:val="bullet"/>
+      <w:lvlText w:val=""/>
+      <w:lvlJc w:val="left"/>
+      <w:pPr>
+        <w:ind w:left="6480" w:hanging="360"/>
+      </w:pPr>
+      <w:rPr>
+        <w:rFonts w:ascii="Wingdings" w:hAnsi="Wingdings" w:hint="default"/>
+      </w:rPr>
+    </w:lvl>
+  </w:abstractNum>
   <w:num w:numId="1" w16cid:durableId="1280836645">
     <w:abstractNumId w:val="0"/>
   </w:num>
   <w:num w:numId="2" w16cid:durableId="604457848">
     <w:abstractNumId w:val="1"/>
+  </w:num>
+  <w:num w:numId="3" w16cid:durableId="404381657">
+    <w:abstractNumId w:val="3"/>
+  </w:num>
+  <w:num w:numId="4" w16cid:durableId="186674089">
+    <w:abstractNumId w:val="2"/>
   </w:num>
 </w:numbering>
 </file>
@@ -4183,7 +7196,6 @@
   <w:style w:type="character" w:default="1" w:styleId="Absatz-Standardschriftart">
     <w:name w:val="Default Paragraph Font"/>
     <w:uiPriority w:val="1"/>
-    <w:semiHidden/>
     <w:unhideWhenUsed/>
   </w:style>
   <w:style w:type="table" w:default="1" w:styleId="NormaleTabelle">
@@ -4506,6 +7518,41 @@
       <w:spacing w:after="0" w:line="240" w:lineRule="auto"/>
     </w:pPr>
   </w:style>
+  <w:style w:type="character" w:styleId="Hyperlink">
+    <w:name w:val="Hyperlink"/>
+    <w:basedOn w:val="Absatz-Standardschriftart"/>
+    <w:uiPriority w:val="99"/>
+    <w:unhideWhenUsed/>
+    <w:rsid w:val="001E134C"/>
+    <w:rPr>
+      <w:color w:val="467886" w:themeColor="hyperlink"/>
+      <w:u w:val="single"/>
+    </w:rPr>
+  </w:style>
+  <w:style w:type="character" w:styleId="NichtaufgelsteErwhnung">
+    <w:name w:val="Unresolved Mention"/>
+    <w:basedOn w:val="Absatz-Standardschriftart"/>
+    <w:uiPriority w:val="99"/>
+    <w:semiHidden/>
+    <w:unhideWhenUsed/>
+    <w:rsid w:val="001E134C"/>
+    <w:rPr>
+      <w:color w:val="605E5C"/>
+      <w:shd w:val="clear" w:color="auto" w:fill="E1DFDD"/>
+    </w:rPr>
+  </w:style>
+  <w:style w:type="character" w:styleId="BesuchterLink">
+    <w:name w:val="FollowedHyperlink"/>
+    <w:basedOn w:val="Absatz-Standardschriftart"/>
+    <w:uiPriority w:val="99"/>
+    <w:semiHidden/>
+    <w:unhideWhenUsed/>
+    <w:rsid w:val="00BD0687"/>
+    <w:rPr>
+      <w:color w:val="96607D" w:themeColor="followedHyperlink"/>
+      <w:u w:val="single"/>
+    </w:rPr>
+  </w:style>
 </w:styles>
 </file>
 
@@ -4802,4 +7849,16 @@
     </a:ext>
   </a:extLst>
 </a:theme>
+</file>
+
+<file path=customXml/item1.xml><?xml version="1.0" encoding="utf-8"?>
+<b:Sources xmlns:b="http://schemas.openxmlformats.org/officeDocument/2006/bibliography" xmlns="http://schemas.openxmlformats.org/officeDocument/2006/bibliography" SelectedStyle="\APASixthEditionOfficeOnline.xsl" StyleName="APA" Version="6"/>
+</file>
+
+<file path=customXml/itemProps1.xml><?xml version="1.0" encoding="utf-8"?>
+<ds:datastoreItem xmlns:ds="http://schemas.openxmlformats.org/officeDocument/2006/customXml" ds:itemID="{48D24807-6A32-4D0C-B83B-7C3FBE73F829}">
+  <ds:schemaRefs>
+    <ds:schemaRef ds:uri="http://schemas.openxmlformats.org/officeDocument/2006/bibliography"/>
+  </ds:schemaRefs>
+</ds:datastoreItem>
 </file>
--- a/Dokumentation Studienarbeit T3200(akt).docx
+++ b/Dokumentation Studienarbeit T3200(akt).docx
@@ -1727,54 +1727,15 @@
     <w:p>
       <w:pPr>
         <w:pStyle w:val="KeinLeerraum"/>
-      </w:pPr>
-      <w:r>
-        <w:t xml:space="preserve">private </w:t>
-      </w:r>
-      <w:proofErr w:type="spellStart"/>
-      <w:r>
-        <w:t>void</w:t>
-      </w:r>
-      <w:proofErr w:type="spellEnd"/>
-      <w:r>
-        <w:t xml:space="preserve"> </w:t>
-      </w:r>
-      <w:proofErr w:type="spellStart"/>
-      <w:r>
-        <w:t>tOFKameraVerbindenToolStripMenuItem_</w:t>
-      </w:r>
-      <w:proofErr w:type="gramStart"/>
-      <w:r>
-        <w:t>Click</w:t>
-      </w:r>
-      <w:proofErr w:type="spellEnd"/>
-      <w:r>
-        <w:t>(</w:t>
-      </w:r>
-      <w:proofErr w:type="spellStart"/>
-      <w:proofErr w:type="gramEnd"/>
-      <w:r>
-        <w:t>object</w:t>
-      </w:r>
-      <w:proofErr w:type="spellEnd"/>
-      <w:r>
-        <w:t xml:space="preserve"> </w:t>
-      </w:r>
-      <w:proofErr w:type="spellStart"/>
-      <w:r>
-        <w:t>sender</w:t>
-      </w:r>
-      <w:proofErr w:type="spellEnd"/>
-      <w:r>
-        <w:t xml:space="preserve">, </w:t>
-      </w:r>
-      <w:proofErr w:type="spellStart"/>
-      <w:r>
-        <w:t>EventArgs</w:t>
-      </w:r>
-      <w:proofErr w:type="spellEnd"/>
-      <w:r>
-        <w:t xml:space="preserve"> e)</w:t>
+        <w:rPr>
+          <w:lang w:val="en-US"/>
+        </w:rPr>
+      </w:pPr>
+      <w:r>
+        <w:rPr>
+          <w:lang w:val="en-US"/>
+        </w:rPr>
+        <w:t>private void tOFKameraVerbindenToolStripMenuItem_Click(object sender, EventArgs e)</w:t>
       </w:r>
     </w:p>
     <w:p>
@@ -1904,37 +1865,7 @@
         <w:rPr>
           <w:lang w:val="en-US"/>
         </w:rPr>
-        <w:t xml:space="preserve">bool connected = </w:t>
-      </w:r>
-      <w:proofErr w:type="spellStart"/>
-      <w:proofErr w:type="gramStart"/>
-      <w:r>
-        <w:rPr>
-          <w:lang w:val="en-US"/>
-        </w:rPr>
-        <w:t>this.derController.SetTofKamera</w:t>
-      </w:r>
-      <w:proofErr w:type="spellEnd"/>
-      <w:proofErr w:type="gramEnd"/>
-      <w:r>
-        <w:rPr>
-          <w:lang w:val="en-US"/>
-        </w:rPr>
-        <w:t>(</w:t>
-      </w:r>
-      <w:proofErr w:type="spellStart"/>
-      <w:r>
-        <w:rPr>
-          <w:lang w:val="en-US"/>
-        </w:rPr>
-        <w:t>inputInt</w:t>
-      </w:r>
-      <w:proofErr w:type="spellEnd"/>
-      <w:r>
-        <w:rPr>
-          <w:lang w:val="en-US"/>
-        </w:rPr>
-        <w:t>);</w:t>
+        <w:t>bool connected = this.derController.SetTofKamera(inputInt);</w:t>
       </w:r>
     </w:p>
     <w:p>
@@ -2532,48 +2463,7 @@
           <w:color w:val="EE0000"/>
           <w:lang w:val="en-US"/>
         </w:rPr>
-        <w:t xml:space="preserve">    </w:t>
-      </w:r>
-      <w:proofErr w:type="gramStart"/>
-      <w:r>
-        <w:rPr>
-          <w:color w:val="EE0000"/>
-          <w:lang w:val="en-US"/>
-        </w:rPr>
-        <w:t>this._</w:t>
-      </w:r>
-      <w:proofErr w:type="spellStart"/>
-      <w:proofErr w:type="gramEnd"/>
-      <w:r>
-        <w:rPr>
-          <w:color w:val="EE0000"/>
-          <w:lang w:val="en-US"/>
-        </w:rPr>
-        <w:t>useTwoViewports</w:t>
-      </w:r>
-      <w:proofErr w:type="spellEnd"/>
-      <w:r>
-        <w:rPr>
-          <w:color w:val="EE0000"/>
-          <w:lang w:val="en-US"/>
-        </w:rPr>
-        <w:t xml:space="preserve"> = </w:t>
-      </w:r>
-      <w:proofErr w:type="spellStart"/>
-      <w:r>
-        <w:rPr>
-          <w:color w:val="EE0000"/>
-          <w:lang w:val="en-US"/>
-        </w:rPr>
-        <w:t>useTwoPorts</w:t>
-      </w:r>
-      <w:proofErr w:type="spellEnd"/>
-      <w:r>
-        <w:rPr>
-          <w:color w:val="EE0000"/>
-          <w:lang w:val="en-US"/>
-        </w:rPr>
-        <w:t>;</w:t>
+        <w:t xml:space="preserve">    this._useTwoViewports = useTwoPorts;</w:t>
       </w:r>
     </w:p>
     <w:p>
@@ -2612,121 +2502,29 @@
         <w:rPr>
           <w:lang w:val="en-US"/>
         </w:rPr>
-        <w:t xml:space="preserve">Nun </w:t>
-      </w:r>
-      <w:proofErr w:type="spellStart"/>
-      <w:r>
-        <w:rPr>
-          <w:lang w:val="en-US"/>
-        </w:rPr>
-        <w:t>kann</w:t>
-      </w:r>
-      <w:proofErr w:type="spellEnd"/>
-      <w:r>
-        <w:rPr>
-          <w:lang w:val="en-US"/>
-        </w:rPr>
-        <w:t xml:space="preserve"> der Parameter </w:t>
-      </w:r>
-      <w:proofErr w:type="spellStart"/>
-      <w:r>
-        <w:rPr>
-          <w:lang w:val="en-US"/>
-        </w:rPr>
-        <w:t>twoViewports</w:t>
-      </w:r>
-      <w:proofErr w:type="spellEnd"/>
-      <w:r>
-        <w:rPr>
-          <w:lang w:val="en-US"/>
-        </w:rPr>
-        <w:t xml:space="preserve"> </w:t>
-      </w:r>
-      <w:proofErr w:type="spellStart"/>
-      <w:r>
-        <w:rPr>
-          <w:lang w:val="en-US"/>
-        </w:rPr>
-        <w:t>initialisiert</w:t>
-      </w:r>
-      <w:proofErr w:type="spellEnd"/>
-      <w:r>
-        <w:rPr>
-          <w:lang w:val="en-US"/>
-        </w:rPr>
-        <w:t xml:space="preserve"> </w:t>
-      </w:r>
-      <w:proofErr w:type="spellStart"/>
-      <w:r>
-        <w:rPr>
-          <w:lang w:val="en-US"/>
-        </w:rPr>
-        <w:t>werden</w:t>
-      </w:r>
-      <w:proofErr w:type="spellEnd"/>
-      <w:r>
-        <w:rPr>
-          <w:lang w:val="en-US"/>
-        </w:rPr>
-        <w:t xml:space="preserve">: </w:t>
-      </w:r>
-    </w:p>
-    <w:p>
-      <w:pPr>
-        <w:pStyle w:val="KeinLeerraum"/>
-        <w:rPr>
-          <w:lang w:val="en-US"/>
-        </w:rPr>
-      </w:pPr>
-    </w:p>
-    <w:p>
-      <w:pPr>
-        <w:pStyle w:val="KeinLeerraum"/>
-        <w:rPr>
-          <w:lang w:val="en-US"/>
-        </w:rPr>
-      </w:pPr>
-      <w:r>
-        <w:rPr>
-          <w:lang w:val="en-US"/>
-        </w:rPr>
-        <w:t xml:space="preserve">private void </w:t>
-      </w:r>
-      <w:proofErr w:type="spellStart"/>
-      <w:proofErr w:type="gramStart"/>
-      <w:r>
-        <w:rPr>
-          <w:lang w:val="en-US"/>
-        </w:rPr>
-        <w:t>InitParameters</w:t>
-      </w:r>
-      <w:proofErr w:type="spellEnd"/>
-      <w:r>
-        <w:rPr>
-          <w:lang w:val="en-US"/>
-        </w:rPr>
-        <w:t>(</w:t>
-      </w:r>
-      <w:proofErr w:type="gramEnd"/>
-      <w:r>
-        <w:rPr>
-          <w:lang w:val="en-US"/>
-        </w:rPr>
-        <w:t xml:space="preserve">int </w:t>
-      </w:r>
-      <w:proofErr w:type="spellStart"/>
-      <w:r>
-        <w:rPr>
-          <w:lang w:val="en-US"/>
-        </w:rPr>
-        <w:t>auswahlKamera</w:t>
-      </w:r>
-      <w:proofErr w:type="spellEnd"/>
-      <w:r>
-        <w:rPr>
-          <w:lang w:val="en-US"/>
-        </w:rPr>
-        <w:t>)</w:t>
+        <w:t xml:space="preserve">Nun kann der Parameter twoViewports initialisiert werden: </w:t>
+      </w:r>
+    </w:p>
+    <w:p>
+      <w:pPr>
+        <w:pStyle w:val="KeinLeerraum"/>
+        <w:rPr>
+          <w:lang w:val="en-US"/>
+        </w:rPr>
+      </w:pPr>
+    </w:p>
+    <w:p>
+      <w:pPr>
+        <w:pStyle w:val="KeinLeerraum"/>
+        <w:rPr>
+          <w:lang w:val="en-US"/>
+        </w:rPr>
+      </w:pPr>
+      <w:r>
+        <w:rPr>
+          <w:lang w:val="en-US"/>
+        </w:rPr>
+        <w:t>private void InitParameters(int auswahlKamera)</w:t>
       </w:r>
     </w:p>
     <w:p>
@@ -3354,13 +3152,8 @@
           <w:numId w:val="3"/>
         </w:numPr>
       </w:pPr>
-      <w:proofErr w:type="spellStart"/>
-      <w:r>
-        <w:t>Bildverarbeitung.cs</w:t>
-      </w:r>
-      <w:proofErr w:type="spellEnd"/>
-      <w:r>
-        <w:t xml:space="preserve"> </w:t>
+      <w:r>
+        <w:t xml:space="preserve">Bildverarbeitung.cs </w:t>
       </w:r>
     </w:p>
     <w:p>
@@ -3378,55 +3171,13 @@
         <w:rPr>
           <w:lang w:val="en-US"/>
         </w:rPr>
-        <w:t xml:space="preserve">public Mat </w:t>
-      </w:r>
-      <w:proofErr w:type="spellStart"/>
-      <w:proofErr w:type="gramStart"/>
-      <w:r>
-        <w:rPr>
-          <w:lang w:val="en-US"/>
-        </w:rPr>
-        <w:t>TakePicture</w:t>
-      </w:r>
-      <w:proofErr w:type="spellEnd"/>
-      <w:r>
-        <w:rPr>
-          <w:lang w:val="en-US"/>
-        </w:rPr>
-        <w:t>(</w:t>
-      </w:r>
-      <w:proofErr w:type="gramEnd"/>
-      <w:r>
-        <w:rPr>
-          <w:lang w:val="en-US"/>
-        </w:rPr>
-        <w:t>)</w:t>
-      </w:r>
-      <w:r>
-        <w:rPr>
-          <w:lang w:val="en-US"/>
-        </w:rPr>
-        <w:t xml:space="preserve"> //Bild </w:t>
-      </w:r>
-      <w:proofErr w:type="spellStart"/>
-      <w:r>
-        <w:rPr>
-          <w:lang w:val="en-US"/>
-        </w:rPr>
-        <w:t>a</w:t>
-      </w:r>
-      <w:r>
-        <w:rPr>
-          <w:lang w:val="en-US"/>
-        </w:rPr>
-        <w:t>ufnehmen</w:t>
-      </w:r>
-      <w:proofErr w:type="spellEnd"/>
-      <w:r>
-        <w:rPr>
-          <w:lang w:val="en-US"/>
-        </w:rPr>
-        <w:t xml:space="preserve"> </w:t>
+        <w:t>public Mat TakePicture() //Bild a</w:t>
+      </w:r>
+      <w:r>
+        <w:rPr>
+          <w:lang w:val="en-US"/>
+        </w:rPr>
+        <w:t xml:space="preserve">ufnehmen </w:t>
       </w:r>
     </w:p>
     <w:p>
@@ -3437,37 +3188,8 @@
           <w:numId w:val="3"/>
         </w:numPr>
       </w:pPr>
-      <w:proofErr w:type="spellStart"/>
-      <w:r>
-        <w:t>public</w:t>
-      </w:r>
-      <w:proofErr w:type="spellEnd"/>
-      <w:r>
-        <w:t xml:space="preserve"> Mat </w:t>
-      </w:r>
-      <w:proofErr w:type="spellStart"/>
-      <w:proofErr w:type="gramStart"/>
-      <w:r>
-        <w:t>DetectLineGaps</w:t>
-      </w:r>
-      <w:proofErr w:type="spellEnd"/>
-      <w:r>
-        <w:t>(</w:t>
-      </w:r>
-      <w:proofErr w:type="gramEnd"/>
-      <w:r>
-        <w:t xml:space="preserve">Mat </w:t>
-      </w:r>
-      <w:proofErr w:type="spellStart"/>
-      <w:r>
-        <w:t>pCleanImage</w:t>
-      </w:r>
-      <w:proofErr w:type="spellEnd"/>
-      <w:r>
-        <w:t>)</w:t>
-      </w:r>
-      <w:r>
-        <w:t xml:space="preserve"> //Erkennen der Lini</w:t>
+      <w:r>
+        <w:t>public Mat DetectLineGaps(Mat pCleanImage) //Erkennen der Lini</w:t>
       </w:r>
       <w:r>
         <w:t xml:space="preserve">e und Detektieren von Lücken </w:t>
@@ -3712,48 +3434,26 @@
           <w:lang w:val="en-US"/>
         </w:rPr>
       </w:pPr>
-      <w:proofErr w:type="spellStart"/>
       <w:r>
         <w:rPr>
           <w:lang w:val="en-US"/>
         </w:rPr>
         <w:lastRenderedPageBreak/>
-        <w:t>Quellen</w:t>
-      </w:r>
-      <w:proofErr w:type="spellEnd"/>
-      <w:r>
-        <w:rPr>
-          <w:lang w:val="en-US"/>
-        </w:rPr>
-        <w:t xml:space="preserve">: </w:t>
-      </w:r>
-    </w:p>
-    <w:p>
-      <w:pPr>
-        <w:pStyle w:val="KeinLeerraum"/>
-        <w:rPr>
-          <w:lang w:val="en-US"/>
-        </w:rPr>
-      </w:pPr>
-      <w:r>
-        <w:rPr>
-          <w:lang w:val="en-US"/>
-        </w:rPr>
-        <w:t>@</w:t>
-      </w:r>
-      <w:proofErr w:type="gramStart"/>
-      <w:r>
-        <w:rPr>
-          <w:lang w:val="en-US"/>
-        </w:rPr>
-        <w:t>article{</w:t>
-      </w:r>
-      <w:proofErr w:type="gramEnd"/>
-      <w:r>
-        <w:rPr>
-          <w:lang w:val="en-US"/>
-        </w:rPr>
-        <w:t>BDIWI2017453,</w:t>
+        <w:t xml:space="preserve">Quellen: </w:t>
+      </w:r>
+    </w:p>
+    <w:p>
+      <w:pPr>
+        <w:pStyle w:val="KeinLeerraum"/>
+        <w:rPr>
+          <w:lang w:val="en-US"/>
+        </w:rPr>
+      </w:pPr>
+      <w:r>
+        <w:rPr>
+          <w:lang w:val="en-US"/>
+        </w:rPr>
+        <w:t>@article{BDIWI2017453,</w:t>
       </w:r>
     </w:p>
     <w:p>
@@ -3927,8 +3627,14 @@
     <w:p>
       <w:pPr>
         <w:pStyle w:val="KeinLeerraum"/>
-      </w:pPr>
-      <w:r>
+        <w:rPr>
+          <w:lang w:val="en-US"/>
+        </w:rPr>
+      </w:pPr>
+      <w:r>
+        <w:rPr>
+          <w:lang w:val="en-US"/>
+        </w:rPr>
         <w:t>}</w:t>
       </w:r>
     </w:p>
@@ -3936,58 +3642,32 @@
       <w:pPr>
         <w:pStyle w:val="KeinLeerraum"/>
         <w:ind w:left="708" w:hanging="708"/>
+        <w:rPr>
+          <w:lang w:val="en-US"/>
+        </w:rPr>
       </w:pPr>
     </w:p>
     <w:p>
       <w:pPr>
         <w:pStyle w:val="KeinLeerraum"/>
         <w:ind w:left="708" w:hanging="708"/>
-      </w:pPr>
-    </w:p>
-    <w:p>
-      <w:pPr>
-        <w:pStyle w:val="KeinLeerraum"/>
-      </w:pPr>
-      <w:r>
-        <w:t xml:space="preserve">3D </w:t>
-      </w:r>
-      <w:proofErr w:type="spellStart"/>
-      <w:r>
-        <w:t>Collision</w:t>
-      </w:r>
-      <w:proofErr w:type="spellEnd"/>
-      <w:r>
-        <w:t xml:space="preserve"> </w:t>
-      </w:r>
-      <w:proofErr w:type="spellStart"/>
-      <w:r>
-        <w:t>Detection</w:t>
-      </w:r>
-      <w:proofErr w:type="spellEnd"/>
-      <w:r>
-        <w:t xml:space="preserve"> </w:t>
-      </w:r>
-      <w:proofErr w:type="spellStart"/>
-      <w:r>
-        <w:t>for</w:t>
-      </w:r>
-      <w:proofErr w:type="spellEnd"/>
-      <w:r>
-        <w:t xml:space="preserve"> Industrial Robots and Unknown Obstacles </w:t>
-      </w:r>
-      <w:proofErr w:type="spellStart"/>
-      <w:r>
-        <w:t>using</w:t>
-      </w:r>
-      <w:proofErr w:type="spellEnd"/>
-      <w:r>
-        <w:t xml:space="preserve"> Multiple Dept</w:t>
-      </w:r>
-      <w:r>
-        <w:t xml:space="preserve">h </w:t>
-      </w:r>
-      <w:r>
-        <w:t>Images</w:t>
+        <w:rPr>
+          <w:lang w:val="en-US"/>
+        </w:rPr>
+      </w:pPr>
+    </w:p>
+    <w:p>
+      <w:pPr>
+        <w:pStyle w:val="KeinLeerraum"/>
+        <w:rPr>
+          <w:lang w:val="en-US"/>
+        </w:rPr>
+      </w:pPr>
+      <w:r>
+        <w:rPr>
+          <w:lang w:val="en-US"/>
+        </w:rPr>
+        <w:t>3D Collision Detection for Industrial Robots and Unknown Obstacles using Multiple Depth Images</w:t>
       </w:r>
     </w:p>
     <w:p>
@@ -4060,19 +3740,7 @@
           <w:rPr>
             <w:rStyle w:val="Hyperlink"/>
           </w:rPr>
-          <w:t>http://www.safety</w:t>
-        </w:r>
-        <w:r>
-          <w:rPr>
-            <w:rStyle w:val="Hyperlink"/>
-          </w:rPr>
-          <w:t>e</w:t>
-        </w:r>
-        <w:r>
-          <w:rPr>
-            <w:rStyle w:val="Hyperlink"/>
-          </w:rPr>
-          <w:t>ye.com/</w:t>
+          <w:t>http://www.safetyeye.com/</w:t>
         </w:r>
       </w:hyperlink>
     </w:p>
@@ -4140,21 +3808,7 @@
         <w:rPr>
           <w:lang w:val="en-US"/>
         </w:rPr>
-        <w:t xml:space="preserve">In [Thiemermann03, Thiemermann05] a tri-ocular camera system acquires </w:t>
-      </w:r>
-      <w:proofErr w:type="spellStart"/>
-      <w:r>
-        <w:rPr>
-          <w:lang w:val="en-US"/>
-        </w:rPr>
-        <w:t>colour</w:t>
-      </w:r>
-      <w:proofErr w:type="spellEnd"/>
-      <w:r>
-        <w:rPr>
-          <w:lang w:val="en-US"/>
-        </w:rPr>
-        <w:t xml:space="preserve"> images of the shared workspace from above. The human’s </w:t>
+        <w:t xml:space="preserve">In [Thiemermann03, Thiemermann05] a tri-ocular camera system acquires colour images of the shared workspace from above. The human’s </w:t>
       </w:r>
       <w:r>
         <w:rPr>
@@ -4167,57 +3821,19 @@
         <w:rPr>
           <w:lang w:val="en-US"/>
         </w:rPr>
-        <w:t xml:space="preserve"> based on the characteristic </w:t>
-      </w:r>
-      <w:proofErr w:type="spellStart"/>
-      <w:r>
-        <w:rPr>
-          <w:lang w:val="en-US"/>
-        </w:rPr>
-        <w:t>colour</w:t>
-      </w:r>
-      <w:proofErr w:type="spellEnd"/>
-      <w:r>
-        <w:rPr>
-          <w:lang w:val="en-US"/>
-        </w:rPr>
-        <w:t xml:space="preserve"> and texture features of the skin.</w:t>
-      </w:r>
-    </w:p>
-    <w:p>
-      <w:pPr>
-        <w:pStyle w:val="KeinLeerraum"/>
-        <w:numPr>
-          <w:ilvl w:val="0"/>
-          <w:numId w:val="1"/>
-        </w:numPr>
-      </w:pPr>
-      <w:r>
-        <w:t xml:space="preserve">[Thiemermann03] S. </w:t>
-      </w:r>
-      <w:proofErr w:type="spellStart"/>
-      <w:r>
-        <w:t>Thiemermann</w:t>
-      </w:r>
-      <w:proofErr w:type="spellEnd"/>
-      <w:r>
-        <w:t>: “</w:t>
-      </w:r>
-      <w:proofErr w:type="spellStart"/>
-      <w:r>
-        <w:t>team@work</w:t>
-      </w:r>
-      <w:proofErr w:type="spellEnd"/>
-      <w:r>
-        <w:t xml:space="preserve"> - Mensch/Roboter-Kooperation in der Montage”, 2.Workshop für OTS-Systeme in der Robotik, IPA 2003 [Thiemermann05] S. </w:t>
-      </w:r>
-      <w:proofErr w:type="spellStart"/>
-      <w:r>
-        <w:t>Thiemermann</w:t>
-      </w:r>
-      <w:proofErr w:type="spellEnd"/>
-      <w:r>
-        <w:t>: “Direkte Mensch-Roboter-Kooperation in der Kleinteilmontage mit einem SCARA-Roboter”, IPA-IAO-Bericht, 2005, ISBN 978-3-936947-50-2</w:t>
+        <w:t xml:space="preserve"> based on the characteristic colour and texture features of the skin.</w:t>
+      </w:r>
+    </w:p>
+    <w:p>
+      <w:pPr>
+        <w:pStyle w:val="KeinLeerraum"/>
+        <w:numPr>
+          <w:ilvl w:val="0"/>
+          <w:numId w:val="1"/>
+        </w:numPr>
+      </w:pPr>
+      <w:r>
+        <w:t>[Thiemermann03] S. Thiemermann: “team@work - Mensch/Roboter-Kooperation in der Montage”, 2.Workshop für OTS-Systeme in der Robotik, IPA 2003 [Thiemermann05] S. Thiemermann: “Direkte Mensch-Roboter-Kooperation in der Kleinteilmontage mit einem SCARA-Roboter”, IPA-IAO-Bericht, 2005, ISBN 978-3-936947-50-2</w:t>
       </w:r>
     </w:p>
     <w:p>
@@ -4266,50 +3882,39 @@
         <w:rPr>
           <w:lang w:val="en-US"/>
         </w:rPr>
-        <w:t>[Winkler07] B. Winkler: “Safe Space Sharing Human-Robot Cooperation Using a 3D Time-</w:t>
-      </w:r>
-      <w:proofErr w:type="spellStart"/>
-      <w:r>
-        <w:rPr>
-          <w:lang w:val="en-US"/>
-        </w:rPr>
-        <w:t>ofFlight</w:t>
-      </w:r>
-      <w:proofErr w:type="spellEnd"/>
-      <w:r>
-        <w:rPr>
-          <w:lang w:val="en-US"/>
-        </w:rPr>
-        <w:t xml:space="preserve"> Camera”, International Robots and Vision Show, 2007</w:t>
-      </w:r>
-    </w:p>
-    <w:p>
-      <w:pPr>
-        <w:pStyle w:val="KeinLeerraum"/>
-        <w:rPr>
-          <w:lang w:val="en-US"/>
-        </w:rPr>
-      </w:pPr>
-    </w:p>
-    <w:p>
-      <w:pPr>
-        <w:pStyle w:val="KeinLeerraum"/>
-        <w:rPr>
-          <w:lang w:val="en-US"/>
-        </w:rPr>
-      </w:pPr>
-    </w:p>
-    <w:p>
-      <w:pPr>
-        <w:pStyle w:val="KeinLeerraum"/>
-        <w:rPr>
-          <w:lang w:val="en-US"/>
-        </w:rPr>
-      </w:pPr>
-    </w:p>
-    <w:p>
-      <w:pPr>
-        <w:pStyle w:val="KeinLeerraum"/>
+        <w:t>[Winkler07] B. Winkler: “Safe Space Sharing Human-Robot Cooperation Using a 3D Time-ofFlight Camera”, International Robots and Vision Show, 2007</w:t>
+      </w:r>
+    </w:p>
+    <w:p>
+      <w:pPr>
+        <w:pStyle w:val="KeinLeerraum"/>
+        <w:rPr>
+          <w:lang w:val="en-US"/>
+        </w:rPr>
+      </w:pPr>
+    </w:p>
+    <w:p>
+      <w:pPr>
+        <w:pStyle w:val="KeinLeerraum"/>
+        <w:rPr>
+          <w:lang w:val="en-US"/>
+        </w:rPr>
+      </w:pPr>
+    </w:p>
+    <w:p>
+      <w:pPr>
+        <w:pStyle w:val="KeinLeerraum"/>
+        <w:rPr>
+          <w:lang w:val="en-US"/>
+        </w:rPr>
+      </w:pPr>
+    </w:p>
+    <w:p>
+      <w:pPr>
+        <w:pStyle w:val="KeinLeerraum"/>
+        <w:rPr>
+          <w:lang w:val="en-US"/>
+        </w:rPr>
       </w:pPr>
     </w:p>
     <w:p>
@@ -4324,65 +3929,21 @@
           <w:color w:val="EE0000"/>
         </w:rPr>
         <w:lastRenderedPageBreak/>
-        <w:t>\</w:t>
-      </w:r>
-      <w:proofErr w:type="spellStart"/>
-      <w:proofErr w:type="gramStart"/>
-      <w:r>
-        <w:rPr>
-          <w:color w:val="EE0000"/>
-        </w:rPr>
-        <w:t>chapter</w:t>
-      </w:r>
-      <w:proofErr w:type="spellEnd"/>
-      <w:r>
-        <w:rPr>
-          <w:color w:val="EE0000"/>
-        </w:rPr>
-        <w:t>{</w:t>
-      </w:r>
-      <w:proofErr w:type="gramEnd"/>
-      <w:r>
-        <w:rPr>
-          <w:color w:val="EE0000"/>
-        </w:rPr>
-        <w:t>Einleitung}</w:t>
-      </w:r>
-    </w:p>
-    <w:p>
-      <w:pPr>
-        <w:pStyle w:val="KeinLeerraum"/>
-        <w:rPr>
-          <w:color w:val="EE0000"/>
-        </w:rPr>
-      </w:pPr>
-      <w:r>
-        <w:rPr>
-          <w:color w:val="EE0000"/>
-        </w:rPr>
-        <w:t>\</w:t>
-      </w:r>
-      <w:proofErr w:type="spellStart"/>
-      <w:proofErr w:type="gramStart"/>
-      <w:r>
-        <w:rPr>
-          <w:color w:val="EE0000"/>
-        </w:rPr>
-        <w:t>label</w:t>
-      </w:r>
-      <w:proofErr w:type="spellEnd"/>
-      <w:r>
-        <w:rPr>
-          <w:color w:val="EE0000"/>
-        </w:rPr>
-        <w:t>{</w:t>
-      </w:r>
-      <w:proofErr w:type="gramEnd"/>
-      <w:r>
-        <w:rPr>
-          <w:color w:val="EE0000"/>
-        </w:rPr>
-        <w:t>Einleitung}</w:t>
+        <w:t>\chapter{Einleitung}</w:t>
+      </w:r>
+    </w:p>
+    <w:p>
+      <w:pPr>
+        <w:pStyle w:val="KeinLeerraum"/>
+        <w:rPr>
+          <w:color w:val="EE0000"/>
+        </w:rPr>
+      </w:pPr>
+      <w:r>
+        <w:rPr>
+          <w:color w:val="EE0000"/>
+        </w:rPr>
+        <w:t>\label{Einleitung}</w:t>
       </w:r>
     </w:p>
     <w:p>
@@ -4505,13 +4066,171 @@
         </w:numPr>
       </w:pPr>
       <w:r>
-        <w:t xml:space="preserve">Implementation der Befehlspipeline und der </w:t>
-      </w:r>
-      <w:proofErr w:type="spellStart"/>
-      <w:r>
-        <w:t>Safetyfeatures</w:t>
-      </w:r>
-      <w:proofErr w:type="spellEnd"/>
+        <w:t>Implementation der Befehlspipeline und der Safetyfeatures:</w:t>
+      </w:r>
+    </w:p>
+    <w:p>
+      <w:pPr>
+        <w:pStyle w:val="KeinLeerraum"/>
+        <w:numPr>
+          <w:ilvl w:val="0"/>
+          <w:numId w:val="1"/>
+        </w:numPr>
+      </w:pPr>
+      <w:r>
+        <w:t xml:space="preserve">Designpatterns </w:t>
+      </w:r>
+    </w:p>
+    <w:p>
+      <w:pPr>
+        <w:pStyle w:val="KeinLeerraum"/>
+        <w:numPr>
+          <w:ilvl w:val="0"/>
+          <w:numId w:val="1"/>
+        </w:numPr>
+      </w:pPr>
+      <w:r>
+        <w:t xml:space="preserve">Struktur </w:t>
+      </w:r>
+    </w:p>
+    <w:p>
+      <w:pPr>
+        <w:pStyle w:val="KeinLeerraum"/>
+        <w:numPr>
+          <w:ilvl w:val="0"/>
+          <w:numId w:val="1"/>
+        </w:numPr>
+      </w:pPr>
+      <w:r>
+        <w:t>Abwägung und Einordnung verschiedener Safety- Implementationen</w:t>
+      </w:r>
+    </w:p>
+    <w:p>
+      <w:pPr>
+        <w:pStyle w:val="KeinLeerraum"/>
+        <w:numPr>
+          <w:ilvl w:val="0"/>
+          <w:numId w:val="1"/>
+        </w:numPr>
+      </w:pPr>
+      <w:r>
+        <w:t xml:space="preserve">Auswahl der verwendeten Methode </w:t>
+      </w:r>
+    </w:p>
+    <w:p>
+      <w:pPr>
+        <w:pStyle w:val="KeinLeerraum"/>
+        <w:numPr>
+          <w:ilvl w:val="0"/>
+          <w:numId w:val="1"/>
+        </w:numPr>
+      </w:pPr>
+      <w:r>
+        <w:t xml:space="preserve">Umsetzung Ausblick für Erweiterungen, Verbesserungen und Fortsetzungen in nachfolgenden Studienarbeiten   </w:t>
+      </w:r>
+    </w:p>
+    <w:p>
+      <w:pPr>
+        <w:pStyle w:val="KeinLeerraum"/>
+      </w:pPr>
+    </w:p>
+    <w:p>
+      <w:pPr>
+        <w:pStyle w:val="KeinLeerraum"/>
+      </w:pPr>
+      <w:r>
+        <w:t>Die vorliegende Studienarbeit befasst sich im ersten Schritt mit der fundierten Erarbeitung der verwendeten methodischen und technologischen Grundlagen. Darauf aufbauend erfolgt eine detaillierte Analyse der Ausgangslage, welche explizit an die Ergebnisse und den Stand der vorherigen Studienarbeit anknüpft. Bestandteil dieser Evaluation sind eine umfassende Ist- und Laufzeitanalyse sowie die Ausarbeitung daraus abgeleiteter Optimierungsvorschläge.</w:t>
+      </w:r>
+    </w:p>
+    <w:p>
+      <w:pPr>
+        <w:pStyle w:val="KeinLeerraum"/>
+      </w:pPr>
+      <w:r>
+        <w:t>\\</w:t>
+      </w:r>
+    </w:p>
+    <w:p>
+      <w:pPr>
+        <w:pStyle w:val="KeinLeerraum"/>
+      </w:pPr>
+      <w:r>
+        <w:t>\\Auf Basis dieser Erkenntnisse widmet sich die Arbeit der Konzeptionierung neuer Lösungsansätze. Ein zentraler Fokus liegt hierbei auf der Optimierung und Erweiterung der bestehenden Systemarchitektur. Dies beinhaltet insbesondere die effiziente Speicherung und Instanziierung von Punktwolken. Zur erweiterten visuellen Auswertung wird eine Funktion zur wahlweisen einfachen oder doppelten Anzeige der Punktwolken integriert, wobei der Wechsel zwischen diesen beiden Darstellungsmodi nutzerfreundlich über eine neu implementierte Auswahltaste erfolgt.</w:t>
+      </w:r>
+    </w:p>
+    <w:p>
+      <w:pPr>
+        <w:pStyle w:val="KeinLeerraum"/>
+      </w:pPr>
+      <w:r>
+        <w:t>\\</w:t>
+      </w:r>
+    </w:p>
+    <w:p>
+      <w:pPr>
+        <w:pStyle w:val="KeinLeerraum"/>
+      </w:pPr>
+      <w:r>
+        <w:t>\\Ein weiterer inhaltlicher Schwerpunkt ist die informationstechnische Umsetzung einer Befehlspipeline sowie relevanter Safety-Features. In diesem Zuge werden die zugrunde liegende Softwarestruktur und die angewandten Design-Patterns detailliert beleuchtet. Nach einer kritischen Abwägung und Einordnung verschiedener Ansätze zur Safety-Implementierung wird die Wahl der finalen Methode sachlich begründet und deren praktische Umsetzung dargelegt. Den Abschluss der Arbeit bildet ein Ausblick, der potenzielle Erweiterungen, gezielte Verbesserungsvorschläge und konkrete Anknüpfungspunkte für nachfolgende Studienarbeiten aufzeigt.</w:t>
+      </w:r>
+    </w:p>
+    <w:p>
+      <w:pPr>
+        <w:pStyle w:val="KeinLeerraum"/>
+      </w:pPr>
+    </w:p>
+    <w:p>
+      <w:pPr>
+        <w:pStyle w:val="KeinLeerraum"/>
+        <w:rPr>
+          <w:color w:val="EE0000"/>
+        </w:rPr>
+      </w:pPr>
+      <w:r>
+        <w:rPr>
+          <w:color w:val="EE0000"/>
+        </w:rPr>
+        <w:t>\chapter{Grundlagen}</w:t>
+      </w:r>
+    </w:p>
+    <w:p>
+      <w:pPr>
+        <w:pStyle w:val="KeinLeerraum"/>
+        <w:rPr>
+          <w:color w:val="EE0000"/>
+        </w:rPr>
+      </w:pPr>
+      <w:r>
+        <w:rPr>
+          <w:color w:val="EE0000"/>
+        </w:rPr>
+        <w:t>\label{Grundlagen}</w:t>
+      </w:r>
+    </w:p>
+    <w:p>
+      <w:pPr>
+        <w:pStyle w:val="KeinLeerraum"/>
+      </w:pPr>
+    </w:p>
+    <w:p>
+      <w:pPr>
+        <w:pStyle w:val="KeinLeerraum"/>
+      </w:pPr>
+      <w:r>
+        <w:t>\section{Stand der Technik: Safety-Implementation \&amp; Retrofitting}</w:t>
+      </w:r>
+    </w:p>
+    <w:p>
+      <w:pPr>
+        <w:pStyle w:val="KeinLeerraum"/>
+        <w:numPr>
+          <w:ilvl w:val="0"/>
+          <w:numId w:val="1"/>
+        </w:numPr>
+      </w:pPr>
+      <w:r>
+        <w:t>Um einen Roboter auf älterem Stand mit moderner Kameratechnik und aktuellen Sicherheitsstandards auszustatten gibt es viele verschiedene Wege</w:t>
+      </w:r>
       <w:r>
         <w:t>:</w:t>
       </w:r>
@@ -4525,268 +4244,8 @@
         </w:numPr>
       </w:pPr>
       <w:r>
-        <w:t xml:space="preserve">Designpatterns </w:t>
-      </w:r>
-    </w:p>
-    <w:p>
-      <w:pPr>
-        <w:pStyle w:val="KeinLeerraum"/>
-        <w:numPr>
-          <w:ilvl w:val="0"/>
-          <w:numId w:val="1"/>
-        </w:numPr>
-      </w:pPr>
-      <w:r>
-        <w:t xml:space="preserve">Struktur </w:t>
-      </w:r>
-    </w:p>
-    <w:p>
-      <w:pPr>
-        <w:pStyle w:val="KeinLeerraum"/>
-        <w:numPr>
-          <w:ilvl w:val="0"/>
-          <w:numId w:val="1"/>
-        </w:numPr>
-      </w:pPr>
-      <w:r>
-        <w:t xml:space="preserve">Abwägung und Einordnung verschiedener </w:t>
-      </w:r>
-      <w:proofErr w:type="spellStart"/>
-      <w:r>
-        <w:t>Safety</w:t>
-      </w:r>
-      <w:proofErr w:type="spellEnd"/>
-      <w:r>
-        <w:t>- Implementationen</w:t>
-      </w:r>
-    </w:p>
-    <w:p>
-      <w:pPr>
-        <w:pStyle w:val="KeinLeerraum"/>
-        <w:numPr>
-          <w:ilvl w:val="0"/>
-          <w:numId w:val="1"/>
-        </w:numPr>
-      </w:pPr>
-      <w:r>
-        <w:t xml:space="preserve">Auswahl der verwendeten Methode </w:t>
-      </w:r>
-    </w:p>
-    <w:p>
-      <w:pPr>
-        <w:pStyle w:val="KeinLeerraum"/>
-        <w:numPr>
-          <w:ilvl w:val="0"/>
-          <w:numId w:val="1"/>
-        </w:numPr>
-      </w:pPr>
-      <w:r>
-        <w:t xml:space="preserve">Umsetzung Ausblick für Erweiterungen, Verbesserungen und Fortsetzungen in nachfolgenden Studienarbeiten   </w:t>
-      </w:r>
-    </w:p>
-    <w:p>
-      <w:pPr>
-        <w:pStyle w:val="KeinLeerraum"/>
-      </w:pPr>
-    </w:p>
-    <w:p>
-      <w:pPr>
-        <w:pStyle w:val="KeinLeerraum"/>
-      </w:pPr>
-      <w:r>
-        <w:t>Die vorliegende Studienarbeit befasst sich im ersten Schritt mit der fundierten Erarbeitung der verwendeten methodischen und technologischen Grundlagen. Darauf aufbauend erfolgt eine detaillierte Analyse der Ausgangslage, welche explizit an die Ergebnisse und den Stand der vorherigen Studienarbeit anknüpft. Bestandteil dieser Evaluation sind eine umfassende Ist- und Laufzeitanalyse sowie die Ausarbeitung daraus abgeleiteter Optimierungsvorschläge.</w:t>
-      </w:r>
-    </w:p>
-    <w:p>
-      <w:pPr>
-        <w:pStyle w:val="KeinLeerraum"/>
-      </w:pPr>
-      <w:r>
-        <w:t>\\</w:t>
-      </w:r>
-    </w:p>
-    <w:p>
-      <w:pPr>
-        <w:pStyle w:val="KeinLeerraum"/>
-      </w:pPr>
-      <w:r>
-        <w:t>\\Auf Basis dieser Erkenntnisse widmet sich die Arbeit der Konzeptionierung neuer Lösungsansätze. Ein zentraler Fokus liegt hierbei auf der Optimierung und Erweiterung der bestehenden Systemarchitektur. Dies beinhaltet insbesondere die effiziente Speicherung und Instanziierung von Punktwolken. Zur erweiterten visuellen Auswertung wird eine Funktion zur wahlweisen einfachen oder doppelten Anzeige der Punktwolken integriert, wobei der Wechsel zwischen diesen beiden Darstellungsmodi nutzerfreundlich über eine neu implementierte Auswahltaste erfolgt.</w:t>
-      </w:r>
-    </w:p>
-    <w:p>
-      <w:pPr>
-        <w:pStyle w:val="KeinLeerraum"/>
-      </w:pPr>
-      <w:r>
-        <w:t>\\</w:t>
-      </w:r>
-    </w:p>
-    <w:p>
-      <w:pPr>
-        <w:pStyle w:val="KeinLeerraum"/>
-      </w:pPr>
-      <w:r>
-        <w:t xml:space="preserve">\\Ein weiterer inhaltlicher Schwerpunkt ist die informationstechnische Umsetzung einer Befehlspipeline sowie relevanter </w:t>
-      </w:r>
-      <w:proofErr w:type="spellStart"/>
-      <w:r>
-        <w:t>Safety</w:t>
-      </w:r>
-      <w:proofErr w:type="spellEnd"/>
-      <w:r>
-        <w:t xml:space="preserve">-Features. In diesem Zuge werden die zugrunde liegende Softwarestruktur und die angewandten Design-Patterns detailliert beleuchtet. Nach einer kritischen Abwägung und Einordnung verschiedener Ansätze zur </w:t>
-      </w:r>
-      <w:proofErr w:type="spellStart"/>
-      <w:r>
-        <w:t>Safety</w:t>
-      </w:r>
-      <w:proofErr w:type="spellEnd"/>
-      <w:r>
-        <w:t>-Implementierung wird die Wahl der finalen Methode sachlich begründet und deren praktische Umsetzung dargelegt. Den Abschluss der Arbeit bildet ein Ausblick, der potenzielle Erweiterungen, gezielte Verbesserungsvorschläge und konkrete Anknüpfungspunkte für nachfolgende Studienarbeiten aufzeigt.</w:t>
-      </w:r>
-    </w:p>
-    <w:p>
-      <w:pPr>
-        <w:pStyle w:val="KeinLeerraum"/>
-      </w:pPr>
-    </w:p>
-    <w:p>
-      <w:pPr>
-        <w:pStyle w:val="KeinLeerraum"/>
-        <w:rPr>
-          <w:color w:val="EE0000"/>
-        </w:rPr>
-      </w:pPr>
-      <w:r>
-        <w:rPr>
-          <w:color w:val="EE0000"/>
-        </w:rPr>
-        <w:t>\</w:t>
-      </w:r>
-      <w:proofErr w:type="spellStart"/>
-      <w:proofErr w:type="gramStart"/>
-      <w:r>
-        <w:rPr>
-          <w:color w:val="EE0000"/>
-        </w:rPr>
-        <w:t>chapter</w:t>
-      </w:r>
-      <w:proofErr w:type="spellEnd"/>
-      <w:r>
-        <w:rPr>
-          <w:color w:val="EE0000"/>
-        </w:rPr>
-        <w:t>{</w:t>
-      </w:r>
-      <w:proofErr w:type="gramEnd"/>
-      <w:r>
-        <w:rPr>
-          <w:color w:val="EE0000"/>
-        </w:rPr>
-        <w:t>Grundlagen}</w:t>
-      </w:r>
-    </w:p>
-    <w:p>
-      <w:pPr>
-        <w:pStyle w:val="KeinLeerraum"/>
-        <w:rPr>
-          <w:color w:val="EE0000"/>
-        </w:rPr>
-      </w:pPr>
-      <w:r>
-        <w:rPr>
-          <w:color w:val="EE0000"/>
-        </w:rPr>
-        <w:t>\</w:t>
-      </w:r>
-      <w:proofErr w:type="spellStart"/>
-      <w:proofErr w:type="gramStart"/>
-      <w:r>
-        <w:rPr>
-          <w:color w:val="EE0000"/>
-        </w:rPr>
-        <w:t>label</w:t>
-      </w:r>
-      <w:proofErr w:type="spellEnd"/>
-      <w:r>
-        <w:rPr>
-          <w:color w:val="EE0000"/>
-        </w:rPr>
-        <w:t>{</w:t>
-      </w:r>
-      <w:proofErr w:type="gramEnd"/>
-      <w:r>
-        <w:rPr>
-          <w:color w:val="EE0000"/>
-        </w:rPr>
-        <w:t>Grundlagen}</w:t>
-      </w:r>
-    </w:p>
-    <w:p>
-      <w:pPr>
-        <w:pStyle w:val="KeinLeerraum"/>
-      </w:pPr>
-    </w:p>
-    <w:p>
-      <w:pPr>
-        <w:pStyle w:val="KeinLeerraum"/>
-      </w:pPr>
-      <w:r>
-        <w:t>\</w:t>
-      </w:r>
-      <w:proofErr w:type="spellStart"/>
-      <w:proofErr w:type="gramStart"/>
-      <w:r>
-        <w:t>section</w:t>
-      </w:r>
-      <w:proofErr w:type="spellEnd"/>
-      <w:r>
-        <w:t>{</w:t>
-      </w:r>
-      <w:proofErr w:type="gramEnd"/>
-      <w:r>
-        <w:t xml:space="preserve">Stand der Technik: </w:t>
-      </w:r>
-      <w:proofErr w:type="spellStart"/>
-      <w:r>
-        <w:t>Safety</w:t>
-      </w:r>
-      <w:proofErr w:type="spellEnd"/>
-      <w:r>
-        <w:t>-Implementation \&amp; Retrofitting}</w:t>
-      </w:r>
-    </w:p>
-    <w:p>
-      <w:pPr>
-        <w:pStyle w:val="KeinLeerraum"/>
-        <w:numPr>
-          <w:ilvl w:val="0"/>
-          <w:numId w:val="1"/>
-        </w:numPr>
-      </w:pPr>
-      <w:r>
-        <w:t>Um einen Roboter auf älterem Stand mit moderner Kameratechnik und aktuellen Sicherheitsstandards auszustatten gibt es viele verschiedene Wege</w:t>
-      </w:r>
-      <w:r>
-        <w:t>:</w:t>
-      </w:r>
-    </w:p>
-    <w:p>
-      <w:pPr>
-        <w:pStyle w:val="KeinLeerraum"/>
-        <w:numPr>
-          <w:ilvl w:val="0"/>
-          <w:numId w:val="1"/>
-        </w:numPr>
-      </w:pPr>
-      <w:r>
-        <w:t xml:space="preserve">Eingeteilt in Kategorien -&gt; mit 2D oder 3D </w:t>
-      </w:r>
-      <w:proofErr w:type="spellStart"/>
-      <w:r>
-        <w:t>kamera</w:t>
-      </w:r>
-      <w:proofErr w:type="spellEnd"/>
+        <w:t>Eingeteilt in Kategorien -&gt; mit 2D oder 3D kamera</w:t>
+      </w:r>
     </w:p>
     <w:p>
       <w:pPr>
@@ -4837,15 +4296,7 @@
       </w:pPr>
       <w:r>
         <w:lastRenderedPageBreak/>
-        <w:t xml:space="preserve">Erkennung mit Kamera (visuell) oder mit Sensoren (Kapazitiv, Induktiv, </w:t>
-      </w:r>
-      <w:proofErr w:type="gramStart"/>
-      <w:r>
-        <w:t>Laser,…</w:t>
-      </w:r>
-      <w:proofErr w:type="gramEnd"/>
-      <w:r>
-        <w:t>)</w:t>
+        <w:t>Erkennung mit Kamera (visuell) oder mit Sensoren (Kapazitiv, Induktiv, Laser,…)</w:t>
       </w:r>
     </w:p>
     <w:p>
@@ -4892,21 +4343,10 @@
         <w:pStyle w:val="KeinLeerraum"/>
       </w:pPr>
       <w:r>
-        <w:t>Beispielsweise befasst sich \</w:t>
-      </w:r>
-      <w:proofErr w:type="spellStart"/>
-      <w:r>
-        <w:t>cite</w:t>
-      </w:r>
-      <w:proofErr w:type="spellEnd"/>
-      <w:r>
-        <w:t>{</w:t>
-      </w:r>
-      <w:r>
-        <w:t>bdiwi2017strategy</w:t>
-      </w:r>
-      <w:r>
-        <w:t xml:space="preserve">} </w:t>
+        <w:t>Beispielsweise befasst sich \cite{</w:t>
+      </w:r>
+      <w:r>
+        <w:t xml:space="preserve">bdiwi2017strategy} </w:t>
       </w:r>
       <w:r>
         <w:t xml:space="preserve">mit verschiedenen Aufgabenszenarios. </w:t>
@@ -4992,13 +4432,8 @@
           <w:numId w:val="1"/>
         </w:numPr>
       </w:pPr>
-      <w:proofErr w:type="gramStart"/>
-      <w:r>
-        <w:t>,,</w:t>
-      </w:r>
-      <w:proofErr w:type="gramEnd"/>
-      <w:r>
-        <w:t xml:space="preserve">Betritt‘‘ der Mensch die Roboterzone, wird ein Sicherheitsstopp des Roboters durchgeführt </w:t>
+      <w:r>
+        <w:t xml:space="preserve">,,Betritt‘‘ der Mensch die Roboterzone, wird ein Sicherheitsstopp des Roboters durchgeführt </w:t>
       </w:r>
     </w:p>
     <w:p>
@@ -5046,28 +4481,7 @@
         </w:numPr>
       </w:pPr>
       <w:r>
-        <w:t xml:space="preserve">3. Handing </w:t>
-      </w:r>
-      <w:proofErr w:type="spellStart"/>
-      <w:proofErr w:type="gramStart"/>
-      <w:r>
-        <w:t>over</w:t>
-      </w:r>
-      <w:proofErr w:type="spellEnd"/>
-      <w:r>
-        <w:t>(</w:t>
-      </w:r>
-      <w:proofErr w:type="gramEnd"/>
-      <w:r>
-        <w:t xml:space="preserve">Bauteilübergabe zwischen Menschen und </w:t>
-      </w:r>
-      <w:proofErr w:type="spellStart"/>
-      <w:r>
-        <w:t>roboter</w:t>
-      </w:r>
-      <w:proofErr w:type="spellEnd"/>
-      <w:r>
-        <w:t>):</w:t>
+        <w:t>3. Handing over(Bauteilübergabe zwischen Menschen und roboter):</w:t>
       </w:r>
     </w:p>
     <w:p>
@@ -5211,23 +4625,7 @@
           <w:b/>
           <w:bCs/>
         </w:rPr>
-        <w:t xml:space="preserve">Stand der Technik: </w:t>
-      </w:r>
-      <w:proofErr w:type="spellStart"/>
-      <w:r>
-        <w:rPr>
-          <w:b/>
-          <w:bCs/>
-        </w:rPr>
-        <w:t>Safety</w:t>
-      </w:r>
-      <w:proofErr w:type="spellEnd"/>
-      <w:r>
-        <w:rPr>
-          <w:b/>
-          <w:bCs/>
-        </w:rPr>
-        <w:t>-Implementation &amp; Retrofitting</w:t>
+        <w:t>Stand der Technik: Safety-Implementation &amp; Retrofitting</w:t>
       </w:r>
     </w:p>
     <w:p>
@@ -5273,31 +4671,7 @@
         <w:pStyle w:val="KeinLeerraum"/>
       </w:pPr>
       <w:r>
-        <w:t xml:space="preserve">Ein zentrales wissenschaftliches Fundament für solche flexiblen Sicherheitsarchitekturen beschreiben </w:t>
-      </w:r>
-      <w:proofErr w:type="spellStart"/>
-      <w:r>
-        <w:t>Bdiwi</w:t>
-      </w:r>
-      <w:proofErr w:type="spellEnd"/>
-      <w:r>
-        <w:t xml:space="preserve"> et al. \</w:t>
-      </w:r>
-      <w:proofErr w:type="spellStart"/>
-      <w:r>
-        <w:t>cite</w:t>
-      </w:r>
-      <w:proofErr w:type="spellEnd"/>
-      <w:r>
-        <w:t xml:space="preserve">{bdiwi2017strategy}, die sich intensiv mit unterschiedlichen Aufgabenszenarien der Mensch-Roboter-Kollaboration (MRK) befassen. Die Autoren schlagen eine systematische Taxonomie vor, welche die Interaktion </w:t>
-      </w:r>
-      <w:proofErr w:type="gramStart"/>
-      <w:r>
-        <w:t>zwischen Mensch</w:t>
-      </w:r>
-      <w:proofErr w:type="gramEnd"/>
-      <w:r>
-        <w:t xml:space="preserve"> und Maschine in vier aufeinander aufbauende Stufen gliedert:</w:t>
+        <w:t>Ein zentrales wissenschaftliches Fundament für solche flexiblen Sicherheitsarchitekturen beschreiben Bdiwi et al. \cite{bdiwi2017strategy}, die sich intensiv mit unterschiedlichen Aufgabenszenarien der Mensch-Roboter-Kollaboration (MRK) befassen. Die Autoren schlagen eine systematische Taxonomie vor, welche die Interaktion zwischen Mensch und Maschine in vier aufeinander aufbauende Stufen gliedert:</w:t>
       </w:r>
     </w:p>
     <w:p>
@@ -5360,51 +4734,32 @@
           <w:i/>
           <w:iCs/>
         </w:rPr>
-        <w:t>Handing-</w:t>
-      </w:r>
-      <w:proofErr w:type="spellStart"/>
+        <w:t>Handing-over</w:t>
+      </w:r>
       <w:r>
         <w:rPr>
           <w:b/>
           <w:bCs/>
-          <w:i/>
-          <w:iCs/>
-        </w:rPr>
-        <w:t>over</w:t>
-      </w:r>
-      <w:proofErr w:type="spellEnd"/>
+        </w:rPr>
+        <w:t>):</w:t>
+      </w:r>
+      <w:r>
+        <w:t xml:space="preserve"> Dieses Level beschreibt den direkten Transfer von Werkzeugen oder Werkstücken zwischen Mensch und Roboter. Eine hybride Steuerung sorgt in dieser Phase dafür, dass der Manipulator dynamisch und feinfühlig auf die Handbewegungen des Menschen im freien Raum reagiert.</w:t>
+      </w:r>
+    </w:p>
+    <w:p>
+      <w:pPr>
+        <w:pStyle w:val="KeinLeerraum"/>
+        <w:numPr>
+          <w:ilvl w:val="0"/>
+          <w:numId w:val="4"/>
+        </w:numPr>
+      </w:pPr>
       <w:r>
         <w:rPr>
           <w:b/>
           <w:bCs/>
         </w:rPr>
-        <w:t>):</w:t>
-      </w:r>
-      <w:r>
-        <w:t xml:space="preserve"> Dieses Level beschreibt den direkten Transfer von Werkzeugen oder Werkstücken </w:t>
-      </w:r>
-      <w:proofErr w:type="gramStart"/>
-      <w:r>
-        <w:t>zwischen Mensch</w:t>
-      </w:r>
-      <w:proofErr w:type="gramEnd"/>
-      <w:r>
-        <w:t xml:space="preserve"> und Roboter. Eine hybride Steuerung sorgt in dieser Phase dafür, dass der Manipulator dynamisch und feinfühlig auf die Handbewegungen des Menschen im freien Raum reagiert.</w:t>
-      </w:r>
-    </w:p>
-    <w:p>
-      <w:pPr>
-        <w:pStyle w:val="KeinLeerraum"/>
-        <w:numPr>
-          <w:ilvl w:val="0"/>
-          <w:numId w:val="4"/>
-        </w:numPr>
-      </w:pPr>
-      <w:r>
-        <w:rPr>
-          <w:b/>
-          <w:bCs/>
-        </w:rPr>
         <w:t>4. Gemeinsame Aufgabe mit physischer Interaktion:</w:t>
       </w:r>
       <w:r>
@@ -5437,7 +4792,13 @@
         <w:pStyle w:val="KeinLeerraum"/>
       </w:pPr>
       <w:r>
-        <w:t xml:space="preserve">Eine Vorgehensweise nach Taxonomie der Aufgaben bzw. Anwendungsfelder ist mittlerweile verbreitet und sehr hilfreich um Funktionierende, finanziell und funktionell optimierte Lösungen zu entwickeln. Die Interaktion zwischen Menschen und Roboter wird dabei oft als HRI (Human Robot Interaction) abgekürzt.  </w:t>
+        <w:t xml:space="preserve">Eine Vorgehensweise nach Taxonomie der Aufgaben bzw. Anwendungsfelder ist mittlerweile verbreitet und sehr hilfreich um Funktionierende, finanziell und funktionell optimierte Lösungen zu entwickeln. Die Interaktion zwischen Menschen und Roboter wird dabei oft als HRI (Human Robot Interaction) </w:t>
+      </w:r>
+      <w:r>
+        <w:t xml:space="preserve">oder als MRK (Mensch Roboter Kollaboration) </w:t>
+      </w:r>
+      <w:r>
+        <w:t xml:space="preserve">abgekürzt.  </w:t>
       </w:r>
     </w:p>
     <w:p>
@@ -5451,14 +4812,358 @@
       <w:r>
         <w:t xml:space="preserve"> </w:t>
       </w:r>
-    </w:p>
-    <w:p>
-      <w:pPr>
-        <w:pStyle w:val="KeinLeerraum"/>
-        <w:numPr>
-          <w:ilvl w:val="0"/>
-          <w:numId w:val="1"/>
-        </w:numPr>
+      <w:r>
+        <w:t xml:space="preserve">Weitere Entscheidungskriterien zur Auswahl der MRK-Sicherheitsüberwachung werden in der Nachfolgenden Tabelle dargestellt </w:t>
+      </w:r>
+    </w:p>
+    <w:p>
+      <w:pPr>
+        <w:pStyle w:val="KeinLeerraum"/>
+        <w:numPr>
+          <w:ilvl w:val="0"/>
+          <w:numId w:val="1"/>
+        </w:numPr>
+      </w:pPr>
+      <w:r>
+        <w:t>Dabei werden unter anderem Kriterien wie Arbeitsbereich, Ereignis, Sensorik und Not-Aktion betrachtet</w:t>
+      </w:r>
+    </w:p>
+    <w:p>
+      <w:pPr>
+        <w:pStyle w:val="KeinLeerraum"/>
+        <w:numPr>
+          <w:ilvl w:val="0"/>
+          <w:numId w:val="1"/>
+        </w:numPr>
+      </w:pPr>
+      <w:r>
+        <w:t xml:space="preserve">Für jede Kategorie wurden Variante A und B ausgewählt – es würde noch viel mehr Möglichkeiten geben was aber den Rahmen sprengen würde </w:t>
+      </w:r>
+    </w:p>
+    <w:p>
+      <w:pPr>
+        <w:pStyle w:val="KeinLeerraum"/>
+      </w:pPr>
+      <w:r>
+        <w:t>Diskussion der verschiedenen Wege:</w:t>
+      </w:r>
+    </w:p>
+    <w:p>
+      <w:pPr>
+        <w:pStyle w:val="KeinLeerraum"/>
+        <w:numPr>
+          <w:ilvl w:val="0"/>
+          <w:numId w:val="1"/>
+        </w:numPr>
+      </w:pPr>
+      <w:r>
+        <w:t>Sicherheitsbereich</w:t>
+      </w:r>
+      <w:r>
+        <w:t xml:space="preserve"> statisch: </w:t>
+      </w:r>
+    </w:p>
+    <w:p>
+      <w:pPr>
+        <w:pStyle w:val="KeinLeerraum"/>
+        <w:numPr>
+          <w:ilvl w:val="0"/>
+          <w:numId w:val="1"/>
+        </w:numPr>
+      </w:pPr>
+      <w:r>
+        <w:t>Hat den Vorteil der Einfachheit der Umsetzung</w:t>
+      </w:r>
+    </w:p>
+    <w:p>
+      <w:pPr>
+        <w:pStyle w:val="KeinLeerraum"/>
+        <w:numPr>
+          <w:ilvl w:val="0"/>
+          <w:numId w:val="1"/>
+        </w:numPr>
+      </w:pPr>
+      <w:r>
+        <w:t xml:space="preserve">Es kann ein fester Rahmen auf dem Hintergrund des Arbeitsbereichs verwendet werden </w:t>
+      </w:r>
+    </w:p>
+    <w:p>
+      <w:pPr>
+        <w:pStyle w:val="KeinLeerraum"/>
+        <w:numPr>
+          <w:ilvl w:val="0"/>
+          <w:numId w:val="1"/>
+        </w:numPr>
+      </w:pPr>
+      <w:r>
+        <w:t>Eine andere Möglichkeit ist das Erstellen eines virtuellen Rahmens in der Bildmatrix</w:t>
+      </w:r>
+    </w:p>
+    <w:p>
+      <w:pPr>
+        <w:pStyle w:val="KeinLeerraum"/>
+        <w:numPr>
+          <w:ilvl w:val="0"/>
+          <w:numId w:val="1"/>
+        </w:numPr>
+      </w:pPr>
+      <w:r>
+        <w:t xml:space="preserve">Möglichkeit: Einteilung des Sicherheitsbereichs in mehrere Zonen </w:t>
+      </w:r>
+    </w:p>
+    <w:p>
+      <w:pPr>
+        <w:pStyle w:val="KeinLeerraum"/>
+        <w:numPr>
+          <w:ilvl w:val="0"/>
+          <w:numId w:val="1"/>
+        </w:numPr>
+      </w:pPr>
+      <w:r>
+        <w:t>-&gt; nötig für Speed and Separation Prinzip</w:t>
+      </w:r>
+    </w:p>
+    <w:p>
+      <w:pPr>
+        <w:pStyle w:val="KeinLeerraum"/>
+        <w:numPr>
+          <w:ilvl w:val="0"/>
+          <w:numId w:val="1"/>
+        </w:numPr>
+      </w:pPr>
+      <w:r>
+        <w:t xml:space="preserve">Die für die Studienarbeit relevanteste Methode verwendet das Blickfeld einer 2D </w:t>
+      </w:r>
+      <w:r>
+        <w:t>K</w:t>
+      </w:r>
+      <w:r>
+        <w:t xml:space="preserve">amera als Rahmen </w:t>
+      </w:r>
+    </w:p>
+    <w:p>
+      <w:pPr>
+        <w:pStyle w:val="KeinLeerraum"/>
+        <w:numPr>
+          <w:ilvl w:val="0"/>
+          <w:numId w:val="1"/>
+        </w:numPr>
+      </w:pPr>
+      <w:r>
+        <w:lastRenderedPageBreak/>
+        <w:t xml:space="preserve"> Bedeutet- sobald die Kamera in ihrem Sichtfeld eine Bedrohung erkennt, wird die Aktion am Roboter ausgeführt</w:t>
+      </w:r>
+    </w:p>
+    <w:p>
+      <w:pPr>
+        <w:pStyle w:val="KeinLeerraum"/>
+        <w:numPr>
+          <w:ilvl w:val="0"/>
+          <w:numId w:val="1"/>
+        </w:numPr>
+      </w:pPr>
+      <w:r>
+        <w:t xml:space="preserve">Der Sichtbereich der Kamera spielt dabei eine relevante Rolle und muss optimal auf den zu betrachtenden Arbeitsraum ausgerichtet sein </w:t>
+      </w:r>
+    </w:p>
+    <w:p>
+      <w:pPr>
+        <w:pStyle w:val="KeinLeerraum"/>
+        <w:numPr>
+          <w:ilvl w:val="0"/>
+          <w:numId w:val="1"/>
+        </w:numPr>
+      </w:pPr>
+      <w:r>
+        <w:t xml:space="preserve">Arbeitsbereich dynamisch: </w:t>
+      </w:r>
+    </w:p>
+    <w:p>
+      <w:pPr>
+        <w:pStyle w:val="KeinLeerraum"/>
+        <w:numPr>
+          <w:ilvl w:val="0"/>
+          <w:numId w:val="1"/>
+        </w:numPr>
+      </w:pPr>
+      <w:r>
+        <w:t xml:space="preserve">Der Arbeitsbereich passt sich an die Position des Roboterarms dynamisch an </w:t>
+      </w:r>
+    </w:p>
+    <w:p>
+      <w:pPr>
+        <w:pStyle w:val="KeinLeerraum"/>
+        <w:numPr>
+          <w:ilvl w:val="0"/>
+          <w:numId w:val="1"/>
+        </w:numPr>
+      </w:pPr>
+      <w:r>
+        <w:t>Komplexität der Umsetzung ist bedeutend größer als beim statischen Arbeitsbereich</w:t>
+      </w:r>
+    </w:p>
+    <w:p>
+      <w:pPr>
+        <w:pStyle w:val="KeinLeerraum"/>
+        <w:numPr>
+          <w:ilvl w:val="0"/>
+          <w:numId w:val="1"/>
+        </w:numPr>
+      </w:pPr>
+      <w:r>
+        <w:t xml:space="preserve">Eine dynamische anzeige des Bereichs ist nötig -&gt; lichtprojiziert oder virtueller Arbeitsbereich </w:t>
+      </w:r>
+    </w:p>
+    <w:p>
+      <w:pPr>
+        <w:pStyle w:val="KeinLeerraum"/>
+        <w:numPr>
+          <w:ilvl w:val="0"/>
+          <w:numId w:val="1"/>
+        </w:numPr>
+      </w:pPr>
+      <w:r>
+        <w:t xml:space="preserve">Rechenleistung höher </w:t>
+      </w:r>
+    </w:p>
+    <w:p>
+      <w:pPr>
+        <w:pStyle w:val="KeinLeerraum"/>
+        <w:numPr>
+          <w:ilvl w:val="0"/>
+          <w:numId w:val="1"/>
+        </w:numPr>
+      </w:pPr>
+      <w:r>
+        <w:t xml:space="preserve">Hohe Interaktionsfreiheit zwischen Mensch und Roboter </w:t>
+      </w:r>
+    </w:p>
+    <w:p>
+      <w:pPr>
+        <w:pStyle w:val="KeinLeerraum"/>
+        <w:numPr>
+          <w:ilvl w:val="0"/>
+          <w:numId w:val="1"/>
+        </w:numPr>
+      </w:pPr>
+      <w:r>
+        <w:t>Sehr gute Kombinierbarkeit mir SAS-Prinzip</w:t>
+      </w:r>
+    </w:p>
+    <w:p>
+      <w:pPr>
+        <w:pStyle w:val="KeinLeerraum"/>
+        <w:numPr>
+          <w:ilvl w:val="0"/>
+          <w:numId w:val="1"/>
+        </w:numPr>
+      </w:pPr>
+      <w:r>
+        <w:t xml:space="preserve">Ereignis Objekterkennung: </w:t>
+      </w:r>
+    </w:p>
+    <w:p>
+      <w:pPr>
+        <w:pStyle w:val="KeinLeerraum"/>
+        <w:numPr>
+          <w:ilvl w:val="0"/>
+          <w:numId w:val="1"/>
+        </w:numPr>
+      </w:pPr>
+      <w:r>
+        <w:t xml:space="preserve">Als auslösendes Ereignis des Sicherheitsstopps oder SAS dient eine generelle Objekterkennung </w:t>
+      </w:r>
+    </w:p>
+    <w:p>
+      <w:pPr>
+        <w:pStyle w:val="KeinLeerraum"/>
+        <w:numPr>
+          <w:ilvl w:val="0"/>
+          <w:numId w:val="1"/>
+        </w:numPr>
+      </w:pPr>
+      <w:r>
+        <w:t>Möglich beispielsweise</w:t>
+      </w:r>
+      <w:r>
+        <w:t xml:space="preserve">: Erkennung von Kanten/Objekten und dabei die vom Roboter zu greifenden Objekte herausfiltern -&gt; sobald Fremdobjekt im Arbeitsbereich -&gt; stopp des Roboters </w:t>
+      </w:r>
+    </w:p>
+    <w:p>
+      <w:pPr>
+        <w:pStyle w:val="KeinLeerraum"/>
+        <w:numPr>
+          <w:ilvl w:val="0"/>
+          <w:numId w:val="1"/>
+        </w:numPr>
+      </w:pPr>
+      <w:r>
+        <w:t xml:space="preserve">Vorteil: einfache Implementation </w:t>
+      </w:r>
+    </w:p>
+    <w:p>
+      <w:pPr>
+        <w:pStyle w:val="KeinLeerraum"/>
+        <w:numPr>
+          <w:ilvl w:val="0"/>
+          <w:numId w:val="1"/>
+        </w:numPr>
+      </w:pPr>
+      <w:r>
+        <w:t>Nachteil: hohe Fehlerwahrscheinlichkeit, Pseudo</w:t>
+      </w:r>
+      <w:r>
+        <w:t>objekte werden erkannt</w:t>
+      </w:r>
+    </w:p>
+    <w:p>
+      <w:pPr>
+        <w:pStyle w:val="KeinLeerraum"/>
+      </w:pPr>
+    </w:p>
+    <w:p>
+      <w:pPr>
+        <w:pStyle w:val="KeinLeerraum"/>
+      </w:pPr>
+    </w:p>
+    <w:p>
+      <w:pPr>
+        <w:pStyle w:val="KeinLeerraum"/>
+      </w:pPr>
+    </w:p>
+    <w:p>
+      <w:pPr>
+        <w:pStyle w:val="KeinLeerraum"/>
+      </w:pPr>
+    </w:p>
+    <w:p>
+      <w:pPr>
+        <w:pStyle w:val="KeinLeerraum"/>
+      </w:pPr>
+    </w:p>
+    <w:p>
+      <w:pPr>
+        <w:pStyle w:val="KeinLeerraum"/>
+      </w:pPr>
+    </w:p>
+    <w:p>
+      <w:pPr>
+        <w:pStyle w:val="KeinLeerraum"/>
+      </w:pPr>
+    </w:p>
+    <w:p>
+      <w:pPr>
+        <w:pStyle w:val="KeinLeerraum"/>
+      </w:pPr>
+    </w:p>
+    <w:p>
+      <w:pPr>
+        <w:pStyle w:val="KeinLeerraum"/>
+      </w:pPr>
+    </w:p>
+    <w:p>
+      <w:pPr>
+        <w:pStyle w:val="KeinLeerraum"/>
       </w:pPr>
     </w:p>
     <w:p>
@@ -5485,122 +5190,50 @@
         <w:rPr>
           <w:lang w:val="en-US"/>
         </w:rPr>
-        <w:t>@</w:t>
-      </w:r>
-      <w:proofErr w:type="gramStart"/>
-      <w:r>
-        <w:rPr>
-          <w:lang w:val="en-US"/>
-        </w:rPr>
-        <w:t>article{</w:t>
-      </w:r>
-      <w:proofErr w:type="gramEnd"/>
-      <w:r>
-        <w:rPr>
-          <w:lang w:val="en-US"/>
-        </w:rPr>
-        <w:t>bdiwi2017strategy,</w:t>
-      </w:r>
-    </w:p>
-    <w:p>
-      <w:pPr>
-        <w:pStyle w:val="KeinLeerraum"/>
-        <w:rPr>
-          <w:lang w:val="en-US"/>
-        </w:rPr>
-      </w:pPr>
-      <w:r>
-        <w:rPr>
-          <w:lang w:val="en-US"/>
-        </w:rPr>
-        <w:t xml:space="preserve">  title = {A new strategy for ensuring human safety during various levels of interaction with industrial </w:t>
-      </w:r>
-      <w:proofErr w:type="gramStart"/>
-      <w:r>
-        <w:rPr>
-          <w:lang w:val="en-US"/>
-        </w:rPr>
-        <w:t>robots},</w:t>
-      </w:r>
-      <w:proofErr w:type="gramEnd"/>
-    </w:p>
-    <w:p>
-      <w:pPr>
-        <w:pStyle w:val="KeinLeerraum"/>
-        <w:rPr>
-          <w:lang w:val="en-US"/>
-        </w:rPr>
-      </w:pPr>
-      <w:r>
-        <w:rPr>
-          <w:lang w:val="en-US"/>
-        </w:rPr>
-        <w:t xml:space="preserve">  author = {</w:t>
-      </w:r>
-      <w:proofErr w:type="spellStart"/>
-      <w:r>
-        <w:rPr>
-          <w:lang w:val="en-US"/>
-        </w:rPr>
-        <w:t>Bdiwi</w:t>
-      </w:r>
-      <w:proofErr w:type="spellEnd"/>
-      <w:r>
-        <w:rPr>
-          <w:lang w:val="en-US"/>
-        </w:rPr>
-        <w:t xml:space="preserve">, Mohamad and Pfeifer, M. and </w:t>
-      </w:r>
-      <w:proofErr w:type="spellStart"/>
-      <w:r>
-        <w:rPr>
-          <w:lang w:val="en-US"/>
-        </w:rPr>
-        <w:t>Sterzing</w:t>
-      </w:r>
-      <w:proofErr w:type="spellEnd"/>
-      <w:r>
-        <w:rPr>
-          <w:lang w:val="en-US"/>
-        </w:rPr>
-        <w:t xml:space="preserve">, </w:t>
-      </w:r>
-      <w:proofErr w:type="gramStart"/>
-      <w:r>
-        <w:rPr>
-          <w:lang w:val="en-US"/>
-        </w:rPr>
-        <w:t>A.}</w:t>
-      </w:r>
-      <w:proofErr w:type="gramEnd"/>
-      <w:r>
-        <w:rPr>
-          <w:lang w:val="en-US"/>
-        </w:rPr>
-        <w:t>,</w:t>
-      </w:r>
-    </w:p>
-    <w:p>
-      <w:pPr>
-        <w:pStyle w:val="KeinLeerraum"/>
-        <w:rPr>
-          <w:lang w:val="en-US"/>
-        </w:rPr>
-      </w:pPr>
-      <w:r>
-        <w:rPr>
-          <w:lang w:val="en-US"/>
-        </w:rPr>
-        <w:t xml:space="preserve">  journal = {CIRP </w:t>
-      </w:r>
-      <w:proofErr w:type="gramStart"/>
-      <w:r>
-        <w:rPr>
-          <w:lang w:val="en-US"/>
-        </w:rPr>
-        <w:t>Annals},</w:t>
-      </w:r>
-      <w:proofErr w:type="gramEnd"/>
+        <w:t>@article{bdiwi2017strategy,</w:t>
+      </w:r>
+    </w:p>
+    <w:p>
+      <w:pPr>
+        <w:pStyle w:val="KeinLeerraum"/>
+        <w:rPr>
+          <w:lang w:val="en-US"/>
+        </w:rPr>
+      </w:pPr>
+      <w:r>
+        <w:rPr>
+          <w:lang w:val="en-US"/>
+        </w:rPr>
+        <w:t xml:space="preserve">  title = {A new strategy for ensuring human safety during various levels of interaction with industrial robots},</w:t>
+      </w:r>
+    </w:p>
+    <w:p>
+      <w:pPr>
+        <w:pStyle w:val="KeinLeerraum"/>
+        <w:rPr>
+          <w:lang w:val="en-US"/>
+        </w:rPr>
+      </w:pPr>
+      <w:r>
+        <w:rPr>
+          <w:lang w:val="en-US"/>
+        </w:rPr>
+        <w:t xml:space="preserve">  author = {Bdiwi, Mohamad and Pfeifer, M. and Sterzing, A.},</w:t>
+      </w:r>
+    </w:p>
+    <w:p>
+      <w:pPr>
+        <w:pStyle w:val="KeinLeerraum"/>
+        <w:rPr>
+          <w:lang w:val="en-US"/>
+        </w:rPr>
+      </w:pPr>
+      <w:r>
+        <w:rPr>
+          <w:lang w:val="en-US"/>
+        </w:rPr>
+        <w:t xml:space="preserve">  journal = {CIRP Annals},</w:t>
+      </w:r>
     </w:p>
     <w:p>
       <w:pPr>
@@ -5683,207 +5316,105 @@
         <w:rPr>
           <w:lang w:val="en-US"/>
         </w:rPr>
-        <w:t xml:space="preserve">  </w:t>
-      </w:r>
-      <w:proofErr w:type="spellStart"/>
-      <w:r>
-        <w:rPr>
-          <w:lang w:val="en-US"/>
-        </w:rPr>
-        <w:t>doi</w:t>
-      </w:r>
-      <w:proofErr w:type="spellEnd"/>
-      <w:r>
-        <w:rPr>
-          <w:lang w:val="en-US"/>
-        </w:rPr>
-        <w:t xml:space="preserve"> = {10.1016/j.cirp.2017.04.009}</w:t>
-      </w:r>
-    </w:p>
-    <w:p>
-      <w:pPr>
-        <w:pStyle w:val="KeinLeerraum"/>
-      </w:pPr>
-      <w:r>
+        <w:t xml:space="preserve">  doi = {10.1016/j.cirp.2017.04.009}</w:t>
+      </w:r>
+    </w:p>
+    <w:p>
+      <w:pPr>
+        <w:pStyle w:val="KeinLeerraum"/>
+      </w:pPr>
+      <w:r>
+        <w:t>}</w:t>
+      </w:r>
+    </w:p>
+    <w:p>
+      <w:pPr>
+        <w:pStyle w:val="KeinLeerraum"/>
+      </w:pPr>
+    </w:p>
+    <w:p>
+      <w:pPr>
+        <w:pStyle w:val="KeinLeerraum"/>
+      </w:pPr>
+      <w:r>
+        <w:t xml:space="preserve">\subsection{Projekte und </w:t>
+      </w:r>
+      <w:r>
+        <w:t>Existierende Entwicklungen</w:t>
+      </w:r>
+      <w:r>
+        <w:t>}</w:t>
+      </w:r>
+    </w:p>
+    <w:p>
+      <w:pPr>
+        <w:pStyle w:val="KeinLeerraum"/>
+      </w:pPr>
+      <w:r>
+        <w:t>\section{Bildverarbeitung}</w:t>
+      </w:r>
+    </w:p>
+    <w:p>
+      <w:pPr>
+        <w:pStyle w:val="KeinLeerraum"/>
+      </w:pPr>
+      <w:r>
+        <w:t>Filter, Algorithmen, Linien-/Kantendetektion mit OpenCV</w:t>
+      </w:r>
+    </w:p>
+    <w:p>
+      <w:pPr>
+        <w:pStyle w:val="KeinLeerraum"/>
+      </w:pPr>
+    </w:p>
+    <w:p>
+      <w:pPr>
+        <w:pStyle w:val="KeinLeerraum"/>
+      </w:pPr>
+      <w:r>
+        <w:t>\section{Grundlagen der Informatik}</w:t>
+      </w:r>
+    </w:p>
+    <w:p>
+      <w:pPr>
+        <w:pStyle w:val="KeinLeerraum"/>
+      </w:pPr>
+      <w:r>
+        <w:t>Blocking-Collection,</w:t>
+      </w:r>
+    </w:p>
+    <w:p>
+      <w:pPr>
+        <w:pStyle w:val="KeinLeerraum"/>
+      </w:pPr>
+    </w:p>
+    <w:p>
+      <w:pPr>
+        <w:pStyle w:val="KeinLeerraum"/>
+        <w:rPr>
+          <w:color w:val="EE0000"/>
+        </w:rPr>
+      </w:pPr>
+      <w:r>
+        <w:rPr>
+          <w:color w:val="EE0000"/>
+        </w:rPr>
+        <w:t>\chapter{Ausgangssituation/IST-Analyse}</w:t>
+      </w:r>
+    </w:p>
+    <w:p>
+      <w:pPr>
+        <w:pStyle w:val="KeinLeerraum"/>
+        <w:rPr>
+          <w:color w:val="EE0000"/>
+        </w:rPr>
+      </w:pPr>
+      <w:r>
+        <w:rPr>
+          <w:color w:val="EE0000"/>
+        </w:rPr>
         <w:lastRenderedPageBreak/>
-        <w:t>}</w:t>
-      </w:r>
-    </w:p>
-    <w:p>
-      <w:pPr>
-        <w:pStyle w:val="KeinLeerraum"/>
-      </w:pPr>
-    </w:p>
-    <w:p>
-      <w:pPr>
-        <w:pStyle w:val="KeinLeerraum"/>
-      </w:pPr>
-      <w:r>
-        <w:t>\</w:t>
-      </w:r>
-      <w:proofErr w:type="spellStart"/>
-      <w:proofErr w:type="gramStart"/>
-      <w:r>
-        <w:t>subsection</w:t>
-      </w:r>
-      <w:proofErr w:type="spellEnd"/>
-      <w:r>
-        <w:t>{</w:t>
-      </w:r>
-      <w:proofErr w:type="gramEnd"/>
-      <w:r>
-        <w:t xml:space="preserve">Projekte und </w:t>
-      </w:r>
-      <w:r>
-        <w:t>Existierende Entwicklungen</w:t>
-      </w:r>
-      <w:r>
-        <w:t>}</w:t>
-      </w:r>
-    </w:p>
-    <w:p>
-      <w:pPr>
-        <w:pStyle w:val="KeinLeerraum"/>
-      </w:pPr>
-      <w:r>
-        <w:t>\</w:t>
-      </w:r>
-      <w:proofErr w:type="spellStart"/>
-      <w:proofErr w:type="gramStart"/>
-      <w:r>
-        <w:t>section</w:t>
-      </w:r>
-      <w:proofErr w:type="spellEnd"/>
-      <w:r>
-        <w:t>{</w:t>
-      </w:r>
-      <w:proofErr w:type="gramEnd"/>
-      <w:r>
-        <w:t>Bildverarbeitung}</w:t>
-      </w:r>
-    </w:p>
-    <w:p>
-      <w:pPr>
-        <w:pStyle w:val="KeinLeerraum"/>
-      </w:pPr>
-      <w:r>
-        <w:t xml:space="preserve">Filter, Algorithmen, Linien-/Kantendetektion mit </w:t>
-      </w:r>
-      <w:proofErr w:type="spellStart"/>
-      <w:r>
-        <w:t>OpenCV</w:t>
-      </w:r>
-      <w:proofErr w:type="spellEnd"/>
-    </w:p>
-    <w:p>
-      <w:pPr>
-        <w:pStyle w:val="KeinLeerraum"/>
-      </w:pPr>
-    </w:p>
-    <w:p>
-      <w:pPr>
-        <w:pStyle w:val="KeinLeerraum"/>
-      </w:pPr>
-      <w:r>
-        <w:t>\</w:t>
-      </w:r>
-      <w:proofErr w:type="spellStart"/>
-      <w:proofErr w:type="gramStart"/>
-      <w:r>
-        <w:t>section</w:t>
-      </w:r>
-      <w:proofErr w:type="spellEnd"/>
-      <w:r>
-        <w:t>{</w:t>
-      </w:r>
-      <w:proofErr w:type="gramEnd"/>
-      <w:r>
-        <w:t>Grundlagen der Informatik}</w:t>
-      </w:r>
-    </w:p>
-    <w:p>
-      <w:pPr>
-        <w:pStyle w:val="KeinLeerraum"/>
-      </w:pPr>
-      <w:r>
-        <w:t>Blocking-Collection,</w:t>
-      </w:r>
-    </w:p>
-    <w:p>
-      <w:pPr>
-        <w:pStyle w:val="KeinLeerraum"/>
-      </w:pPr>
-    </w:p>
-    <w:p>
-      <w:pPr>
-        <w:pStyle w:val="KeinLeerraum"/>
-        <w:rPr>
-          <w:color w:val="EE0000"/>
-        </w:rPr>
-      </w:pPr>
-      <w:r>
-        <w:rPr>
-          <w:color w:val="EE0000"/>
-        </w:rPr>
-        <w:t>\</w:t>
-      </w:r>
-      <w:proofErr w:type="spellStart"/>
-      <w:proofErr w:type="gramStart"/>
-      <w:r>
-        <w:rPr>
-          <w:color w:val="EE0000"/>
-        </w:rPr>
-        <w:t>chapter</w:t>
-      </w:r>
-      <w:proofErr w:type="spellEnd"/>
-      <w:r>
-        <w:rPr>
-          <w:color w:val="EE0000"/>
-        </w:rPr>
-        <w:t>{</w:t>
-      </w:r>
-      <w:proofErr w:type="gramEnd"/>
-      <w:r>
-        <w:rPr>
-          <w:color w:val="EE0000"/>
-        </w:rPr>
-        <w:t>Ausgangssituation/IST-Analyse}</w:t>
-      </w:r>
-    </w:p>
-    <w:p>
-      <w:pPr>
-        <w:pStyle w:val="KeinLeerraum"/>
-        <w:rPr>
-          <w:color w:val="EE0000"/>
-        </w:rPr>
-      </w:pPr>
-      <w:r>
-        <w:rPr>
-          <w:color w:val="EE0000"/>
-        </w:rPr>
-        <w:t>\</w:t>
-      </w:r>
-      <w:proofErr w:type="spellStart"/>
-      <w:proofErr w:type="gramStart"/>
-      <w:r>
-        <w:rPr>
-          <w:color w:val="EE0000"/>
-        </w:rPr>
-        <w:t>label</w:t>
-      </w:r>
-      <w:proofErr w:type="spellEnd"/>
-      <w:r>
-        <w:rPr>
-          <w:color w:val="EE0000"/>
-        </w:rPr>
-        <w:t>{</w:t>
-      </w:r>
-      <w:proofErr w:type="gramEnd"/>
-      <w:r>
-        <w:rPr>
-          <w:color w:val="EE0000"/>
-        </w:rPr>
-        <w:t>Ausgangssituation/IST-Analyse}</w:t>
+        <w:t>\label{Ausgangssituation/IST-Analyse}</w:t>
       </w:r>
     </w:p>
     <w:p>
@@ -5927,181 +5458,79 @@
         <w:rPr>
           <w:color w:val="EE0000"/>
         </w:rPr>
-        <w:t>\</w:t>
-      </w:r>
-      <w:proofErr w:type="spellStart"/>
-      <w:proofErr w:type="gramStart"/>
-      <w:r>
-        <w:rPr>
-          <w:color w:val="EE0000"/>
-        </w:rPr>
-        <w:t>chapter</w:t>
-      </w:r>
-      <w:proofErr w:type="spellEnd"/>
-      <w:r>
-        <w:rPr>
-          <w:color w:val="EE0000"/>
-        </w:rPr>
-        <w:t>{</w:t>
-      </w:r>
-      <w:proofErr w:type="gramEnd"/>
-      <w:r>
-        <w:rPr>
-          <w:color w:val="EE0000"/>
-        </w:rPr>
-        <w:t>Architekturoptimierung und -erweiterung}</w:t>
-      </w:r>
-    </w:p>
-    <w:p>
-      <w:pPr>
-        <w:pStyle w:val="KeinLeerraum"/>
-        <w:rPr>
-          <w:color w:val="EE0000"/>
-        </w:rPr>
-      </w:pPr>
-    </w:p>
-    <w:p>
-      <w:pPr>
-        <w:pStyle w:val="KeinLeerraum"/>
-        <w:rPr>
-          <w:color w:val="EE0000"/>
-        </w:rPr>
-      </w:pPr>
-      <w:r>
-        <w:rPr>
-          <w:color w:val="EE0000"/>
-        </w:rPr>
-        <w:t>\</w:t>
-      </w:r>
-      <w:proofErr w:type="spellStart"/>
-      <w:proofErr w:type="gramStart"/>
-      <w:r>
-        <w:rPr>
-          <w:color w:val="EE0000"/>
-        </w:rPr>
-        <w:t>chapter</w:t>
-      </w:r>
-      <w:proofErr w:type="spellEnd"/>
-      <w:r>
-        <w:rPr>
-          <w:color w:val="EE0000"/>
-        </w:rPr>
-        <w:t>{</w:t>
-      </w:r>
-      <w:proofErr w:type="gramEnd"/>
-      <w:r>
-        <w:rPr>
-          <w:color w:val="EE0000"/>
-        </w:rPr>
-        <w:t>Implementation der Erweiterungen}</w:t>
-      </w:r>
-    </w:p>
-    <w:p>
-      <w:pPr>
-        <w:pStyle w:val="KeinLeerraum"/>
-        <w:rPr>
-          <w:color w:val="EE0000"/>
-        </w:rPr>
-      </w:pPr>
-      <w:r>
-        <w:rPr>
-          <w:color w:val="EE0000"/>
-        </w:rPr>
-        <w:t xml:space="preserve">Warteschlange, </w:t>
-      </w:r>
-      <w:proofErr w:type="spellStart"/>
-      <w:r>
-        <w:rPr>
-          <w:color w:val="EE0000"/>
-        </w:rPr>
-        <w:t>Safety</w:t>
-      </w:r>
-      <w:proofErr w:type="spellEnd"/>
-      <w:r>
-        <w:rPr>
-          <w:color w:val="EE0000"/>
-        </w:rPr>
-        <w:t>, Punktwolkenspeicherung, ...</w:t>
-      </w:r>
-    </w:p>
-    <w:p>
-      <w:pPr>
-        <w:pStyle w:val="KeinLeerraum"/>
-        <w:rPr>
-          <w:color w:val="EE0000"/>
-        </w:rPr>
-      </w:pPr>
-    </w:p>
-    <w:p>
-      <w:pPr>
-        <w:pStyle w:val="KeinLeerraum"/>
-        <w:rPr>
-          <w:color w:val="EE0000"/>
-        </w:rPr>
-      </w:pPr>
-      <w:r>
-        <w:rPr>
-          <w:color w:val="EE0000"/>
-        </w:rPr>
-        <w:t>\</w:t>
-      </w:r>
-      <w:proofErr w:type="spellStart"/>
-      <w:proofErr w:type="gramStart"/>
-      <w:r>
-        <w:rPr>
-          <w:color w:val="EE0000"/>
-        </w:rPr>
-        <w:t>chapter</w:t>
-      </w:r>
-      <w:proofErr w:type="spellEnd"/>
-      <w:r>
-        <w:rPr>
-          <w:color w:val="EE0000"/>
-        </w:rPr>
-        <w:t>{</w:t>
-      </w:r>
-      <w:proofErr w:type="gramEnd"/>
-      <w:r>
-        <w:rPr>
-          <w:color w:val="EE0000"/>
-        </w:rPr>
-        <w:t>Fazit und Ausblick}</w:t>
-      </w:r>
-    </w:p>
-    <w:p>
-      <w:pPr>
-        <w:pStyle w:val="KeinLeerraum"/>
-        <w:rPr>
-          <w:color w:val="EE0000"/>
-        </w:rPr>
-      </w:pPr>
-      <w:r>
-        <w:rPr>
-          <w:color w:val="EE0000"/>
-        </w:rPr>
-        <w:t>\</w:t>
-      </w:r>
-      <w:proofErr w:type="spellStart"/>
-      <w:proofErr w:type="gramStart"/>
-      <w:r>
-        <w:rPr>
-          <w:color w:val="EE0000"/>
-        </w:rPr>
-        <w:t>label</w:t>
-      </w:r>
-      <w:proofErr w:type="spellEnd"/>
-      <w:r>
-        <w:rPr>
-          <w:color w:val="EE0000"/>
-        </w:rPr>
-        <w:t>{</w:t>
-      </w:r>
-      <w:proofErr w:type="gramEnd"/>
-      <w:r>
-        <w:rPr>
-          <w:color w:val="EE0000"/>
-        </w:rPr>
-        <w:t>Fazit und Ausblick}</w:t>
+        <w:t>\chapter{Architekturoptimierung und -erweiterung}</w:t>
+      </w:r>
+    </w:p>
+    <w:p>
+      <w:pPr>
+        <w:pStyle w:val="KeinLeerraum"/>
+        <w:rPr>
+          <w:color w:val="EE0000"/>
+        </w:rPr>
+      </w:pPr>
+    </w:p>
+    <w:p>
+      <w:pPr>
+        <w:pStyle w:val="KeinLeerraum"/>
+        <w:rPr>
+          <w:color w:val="EE0000"/>
+        </w:rPr>
+      </w:pPr>
+      <w:r>
+        <w:rPr>
+          <w:color w:val="EE0000"/>
+        </w:rPr>
+        <w:t>\chapter{Implementation der Erweiterungen}</w:t>
+      </w:r>
+    </w:p>
+    <w:p>
+      <w:pPr>
+        <w:pStyle w:val="KeinLeerraum"/>
+        <w:rPr>
+          <w:color w:val="EE0000"/>
+        </w:rPr>
+      </w:pPr>
+      <w:r>
+        <w:rPr>
+          <w:color w:val="EE0000"/>
+        </w:rPr>
+        <w:t>Warteschlange, Safety, Punktwolkenspeicherung, ...</w:t>
+      </w:r>
+    </w:p>
+    <w:p>
+      <w:pPr>
+        <w:pStyle w:val="KeinLeerraum"/>
+        <w:rPr>
+          <w:color w:val="EE0000"/>
+        </w:rPr>
+      </w:pPr>
+    </w:p>
+    <w:p>
+      <w:pPr>
+        <w:pStyle w:val="KeinLeerraum"/>
+        <w:rPr>
+          <w:color w:val="EE0000"/>
+        </w:rPr>
+      </w:pPr>
+      <w:r>
+        <w:rPr>
+          <w:color w:val="EE0000"/>
+        </w:rPr>
+        <w:t>\chapter{Fazit und Ausblick}</w:t>
+      </w:r>
+    </w:p>
+    <w:p>
+      <w:pPr>
+        <w:pStyle w:val="KeinLeerraum"/>
+        <w:rPr>
+          <w:color w:val="EE0000"/>
+        </w:rPr>
+      </w:pPr>
+      <w:r>
+        <w:rPr>
+          <w:color w:val="EE0000"/>
+        </w:rPr>
+        <w:t>\label{Fazit und Ausblick}</w:t>
       </w:r>
     </w:p>
     <w:sectPr>
@@ -7196,6 +6625,7 @@
   <w:style w:type="character" w:default="1" w:styleId="Absatz-Standardschriftart">
     <w:name w:val="Default Paragraph Font"/>
     <w:uiPriority w:val="1"/>
+    <w:semiHidden/>
     <w:unhideWhenUsed/>
   </w:style>
   <w:style w:type="table" w:default="1" w:styleId="NormaleTabelle">

--- a/Dokumentation Studienarbeit T3200(akt).docx
+++ b/Dokumentation Studienarbeit T3200(akt).docx
@@ -81,39 +81,169 @@
           <w:i/>
           <w:iCs/>
         </w:rPr>
-        <w:t>Wollen hier Objekte gelöscht werden, welche in dem Visulizer platziert werden müssen sie mit dieser Logik gelöscht werden. Problem ist jedoch das es aus irgendeinem Grund nur einmal Funktioniert, beim zweiten Löschen kann es sein das das Programm abstürzt weil er den Pointer oder die Adresse verliert.</w:t>
-      </w:r>
-    </w:p>
-    <w:p>
-      <w:pPr>
-        <w:pStyle w:val="KeinLeerraum"/>
+        <w:t xml:space="preserve">Wollen hier Objekte gelöscht werden, welche in dem </w:t>
+      </w:r>
+      <w:proofErr w:type="spellStart"/>
+      <w:r>
         <w:rPr>
           <w:i/>
           <w:iCs/>
         </w:rPr>
-      </w:pPr>
+        <w:t>Visulizer</w:t>
+      </w:r>
+      <w:proofErr w:type="spellEnd"/>
       <w:r>
         <w:rPr>
           <w:i/>
           <w:iCs/>
         </w:rPr>
-        <w:t>Die Vermutung ist das es an den geteilten Resourcen liegt, da die Visualisierung und die Verarbeitung der Punkte in einem Thread laufen.</w:t>
-      </w:r>
-    </w:p>
-    <w:p>
-      <w:pPr>
-        <w:pStyle w:val="KeinLeerraum"/>
+        <w:t xml:space="preserve"> platziert werden </w:t>
+      </w:r>
+      <w:proofErr w:type="gramStart"/>
+      <w:r>
         <w:rPr>
           <w:i/>
           <w:iCs/>
         </w:rPr>
-      </w:pPr>
+        <w:t>müssen</w:t>
+      </w:r>
+      <w:proofErr w:type="gramEnd"/>
       <w:r>
         <w:rPr>
           <w:i/>
           <w:iCs/>
         </w:rPr>
-        <w:t>GGF. Kann man versuchen mit std::mutex zu arbeiten, um die Resourcen zu schützen. Dies wurde aufgrund von Zeitmangel noch nicht ausprobiert.</w:t>
+        <w:t xml:space="preserve"> sie mit dieser Logik gelöscht werden. Problem ist jedoch das es aus irgendeinem Grund nur einmal </w:t>
+      </w:r>
+      <w:proofErr w:type="gramStart"/>
+      <w:r>
+        <w:rPr>
+          <w:i/>
+          <w:iCs/>
+        </w:rPr>
+        <w:t>Funktioniert</w:t>
+      </w:r>
+      <w:proofErr w:type="gramEnd"/>
+      <w:r>
+        <w:rPr>
+          <w:i/>
+          <w:iCs/>
+        </w:rPr>
+        <w:t xml:space="preserve">, beim zweiten Löschen kann es sein das das Programm </w:t>
+      </w:r>
+      <w:proofErr w:type="gramStart"/>
+      <w:r>
+        <w:rPr>
+          <w:i/>
+          <w:iCs/>
+        </w:rPr>
+        <w:t>abstürzt</w:t>
+      </w:r>
+      <w:proofErr w:type="gramEnd"/>
+      <w:r>
+        <w:rPr>
+          <w:i/>
+          <w:iCs/>
+        </w:rPr>
+        <w:t xml:space="preserve"> weil er den Pointer oder die Adresse verliert.</w:t>
+      </w:r>
+    </w:p>
+    <w:p>
+      <w:pPr>
+        <w:pStyle w:val="KeinLeerraum"/>
+        <w:rPr>
+          <w:i/>
+          <w:iCs/>
+        </w:rPr>
+      </w:pPr>
+      <w:r>
+        <w:rPr>
+          <w:i/>
+          <w:iCs/>
+        </w:rPr>
+        <w:t xml:space="preserve">Die Vermutung ist das es an den geteilten </w:t>
+      </w:r>
+      <w:proofErr w:type="spellStart"/>
+      <w:r>
+        <w:rPr>
+          <w:i/>
+          <w:iCs/>
+        </w:rPr>
+        <w:t>Resourcen</w:t>
+      </w:r>
+      <w:proofErr w:type="spellEnd"/>
+      <w:r>
+        <w:rPr>
+          <w:i/>
+          <w:iCs/>
+        </w:rPr>
+        <w:t xml:space="preserve"> liegt, da die Visualisierung und die Verarbeitung der Punkte in einem Thread laufen.</w:t>
+      </w:r>
+    </w:p>
+    <w:p>
+      <w:pPr>
+        <w:pStyle w:val="KeinLeerraum"/>
+        <w:rPr>
+          <w:i/>
+          <w:iCs/>
+        </w:rPr>
+      </w:pPr>
+      <w:r>
+        <w:rPr>
+          <w:i/>
+          <w:iCs/>
+        </w:rPr>
+        <w:t xml:space="preserve">GGF. Kann man versuchen mit </w:t>
+      </w:r>
+      <w:proofErr w:type="spellStart"/>
+      <w:proofErr w:type="gramStart"/>
+      <w:r>
+        <w:rPr>
+          <w:i/>
+          <w:iCs/>
+        </w:rPr>
+        <w:t>std</w:t>
+      </w:r>
+      <w:proofErr w:type="spellEnd"/>
+      <w:r>
+        <w:rPr>
+          <w:i/>
+          <w:iCs/>
+        </w:rPr>
+        <w:t>::</w:t>
+      </w:r>
+      <w:proofErr w:type="spellStart"/>
+      <w:proofErr w:type="gramEnd"/>
+      <w:r>
+        <w:rPr>
+          <w:i/>
+          <w:iCs/>
+        </w:rPr>
+        <w:t>mutex</w:t>
+      </w:r>
+      <w:proofErr w:type="spellEnd"/>
+      <w:r>
+        <w:rPr>
+          <w:i/>
+          <w:iCs/>
+        </w:rPr>
+        <w:t xml:space="preserve"> zu arbeiten, um die </w:t>
+      </w:r>
+      <w:proofErr w:type="spellStart"/>
+      <w:r>
+        <w:rPr>
+          <w:i/>
+          <w:iCs/>
+        </w:rPr>
+        <w:t>Resourcen</w:t>
+      </w:r>
+      <w:proofErr w:type="spellEnd"/>
+      <w:r>
+        <w:rPr>
+          <w:i/>
+          <w:iCs/>
+        </w:rPr>
+        <w:t xml:space="preserve"> zu schützen. Dies wurde aufgrund von Zeitmangel noch nicht ausprobiert.</w:t>
       </w:r>
     </w:p>
     <w:p>
@@ -128,8 +258,29 @@
       <w:pPr>
         <w:pStyle w:val="KeinLeerraum"/>
       </w:pPr>
-      <w:r>
-        <w:t>if (this-&gt;objectCount &gt; 0)</w:t>
+      <w:proofErr w:type="spellStart"/>
+      <w:r>
+        <w:t>if</w:t>
+      </w:r>
+      <w:proofErr w:type="spellEnd"/>
+      <w:r>
+        <w:t xml:space="preserve"> (</w:t>
+      </w:r>
+      <w:proofErr w:type="spellStart"/>
+      <w:r>
+        <w:t>this</w:t>
+      </w:r>
+      <w:proofErr w:type="spellEnd"/>
+      <w:r>
+        <w:t>-&gt;</w:t>
+      </w:r>
+      <w:proofErr w:type="spellStart"/>
+      <w:r>
+        <w:t>objectCount</w:t>
+      </w:r>
+      <w:proofErr w:type="spellEnd"/>
+      <w:r>
+        <w:t xml:space="preserve"> &gt; 0)</w:t>
       </w:r>
     </w:p>
     <w:p>
@@ -158,7 +309,49 @@
           <w:lang w:val="en-US"/>
         </w:rPr>
         <w:tab/>
-        <w:t>for (this-&gt;objectCount; this-&gt;objectCount &gt; 0; this-&gt;objectCount--)</w:t>
+        <w:t>for (this-&gt;</w:t>
+      </w:r>
+      <w:proofErr w:type="spellStart"/>
+      <w:r>
+        <w:rPr>
+          <w:lang w:val="en-US"/>
+        </w:rPr>
+        <w:t>objectCount</w:t>
+      </w:r>
+      <w:proofErr w:type="spellEnd"/>
+      <w:r>
+        <w:rPr>
+          <w:lang w:val="en-US"/>
+        </w:rPr>
+        <w:t>; this-&gt;</w:t>
+      </w:r>
+      <w:proofErr w:type="spellStart"/>
+      <w:r>
+        <w:rPr>
+          <w:lang w:val="en-US"/>
+        </w:rPr>
+        <w:t>objectCount</w:t>
+      </w:r>
+      <w:proofErr w:type="spellEnd"/>
+      <w:r>
+        <w:rPr>
+          <w:lang w:val="en-US"/>
+        </w:rPr>
+        <w:t xml:space="preserve"> &gt; 0; this-&gt;</w:t>
+      </w:r>
+      <w:proofErr w:type="spellStart"/>
+      <w:r>
+        <w:rPr>
+          <w:lang w:val="en-US"/>
+        </w:rPr>
+        <w:t>objectCount</w:t>
+      </w:r>
+      <w:proofErr w:type="spellEnd"/>
+      <w:r>
+        <w:rPr>
+          <w:lang w:val="en-US"/>
+        </w:rPr>
+        <w:t>--)</w:t>
       </w:r>
     </w:p>
     <w:p>
@@ -194,7 +387,21 @@
           <w:lang w:val="en-US"/>
         </w:rPr>
         <w:tab/>
-        <w:t>this-&gt;aPCLVisualizer-&gt;removeShape(std::to_string(this-&gt;objectCount));</w:t>
+        <w:t>this-&gt;aPCLVisualizer-&gt;</w:t>
+      </w:r>
+      <w:proofErr w:type="gramStart"/>
+      <w:r>
+        <w:rPr>
+          <w:lang w:val="en-US"/>
+        </w:rPr>
+        <w:t>removeShape(std::</w:t>
+      </w:r>
+      <w:proofErr w:type="gramEnd"/>
+      <w:r>
+        <w:rPr>
+          <w:lang w:val="en-US"/>
+        </w:rPr>
+        <w:t>to_string(this-&gt;objectCount));</w:t>
       </w:r>
     </w:p>
     <w:p>
@@ -213,47 +420,102 @@
           <w:iCs/>
         </w:rPr>
       </w:pPr>
+      <w:proofErr w:type="spellStart"/>
       <w:r>
         <w:rPr>
           <w:i/>
           <w:iCs/>
         </w:rPr>
-        <w:t>RemoveShape verursacht einen Fehler in der Engine beim ersten mal löschen,</w:t>
-      </w:r>
-    </w:p>
-    <w:p>
-      <w:pPr>
-        <w:pStyle w:val="KeinLeerraum"/>
+        <w:t>RemoveShape</w:t>
+      </w:r>
+      <w:proofErr w:type="spellEnd"/>
+      <w:r>
         <w:rPr>
           <w:i/>
           <w:iCs/>
         </w:rPr>
-      </w:pPr>
+        <w:t xml:space="preserve"> verursacht einen Fehler in der Engine beim ersten </w:t>
+      </w:r>
+      <w:proofErr w:type="gramStart"/>
       <w:r>
         <w:rPr>
           <w:i/>
           <w:iCs/>
         </w:rPr>
-        <w:t>beim zweiten mal kann es sein das es entweder geht oder abstürzt -&gt; Grund ist unklar.</w:t>
-      </w:r>
-    </w:p>
-    <w:p>
-      <w:pPr>
-        <w:pStyle w:val="KeinLeerraum"/>
-      </w:pPr>
-    </w:p>
-    <w:p>
-      <w:pPr>
-        <w:pStyle w:val="KeinLeerraum"/>
-        <w:rPr>
-          <w:lang w:val="en-US"/>
-        </w:rPr>
-      </w:pPr>
-      <w:r>
-        <w:rPr>
-          <w:lang w:val="en-US"/>
-        </w:rPr>
-        <w:t>this-&gt;aPCLVisualizer-&gt;removeCoordinateSystem(std::to_string(this-&gt;objectCount));</w:t>
+        <w:t>mal</w:t>
+      </w:r>
+      <w:proofErr w:type="gramEnd"/>
+      <w:r>
+        <w:rPr>
+          <w:i/>
+          <w:iCs/>
+        </w:rPr>
+        <w:t xml:space="preserve"> löschen,</w:t>
+      </w:r>
+    </w:p>
+    <w:p>
+      <w:pPr>
+        <w:pStyle w:val="KeinLeerraum"/>
+        <w:rPr>
+          <w:i/>
+          <w:iCs/>
+        </w:rPr>
+      </w:pPr>
+      <w:r>
+        <w:rPr>
+          <w:i/>
+          <w:iCs/>
+        </w:rPr>
+        <w:t xml:space="preserve">beim zweiten </w:t>
+      </w:r>
+      <w:proofErr w:type="gramStart"/>
+      <w:r>
+        <w:rPr>
+          <w:i/>
+          <w:iCs/>
+        </w:rPr>
+        <w:t>mal</w:t>
+      </w:r>
+      <w:proofErr w:type="gramEnd"/>
+      <w:r>
+        <w:rPr>
+          <w:i/>
+          <w:iCs/>
+        </w:rPr>
+        <w:t xml:space="preserve"> kann es sein das es entweder geht oder abstürzt -&gt; Grund ist unklar.</w:t>
+      </w:r>
+    </w:p>
+    <w:p>
+      <w:pPr>
+        <w:pStyle w:val="KeinLeerraum"/>
+      </w:pPr>
+    </w:p>
+    <w:p>
+      <w:pPr>
+        <w:pStyle w:val="KeinLeerraum"/>
+        <w:rPr>
+          <w:lang w:val="en-US"/>
+        </w:rPr>
+      </w:pPr>
+      <w:r>
+        <w:rPr>
+          <w:lang w:val="en-US"/>
+        </w:rPr>
+        <w:t>this-&gt;aPCLVisualizer-&gt;</w:t>
+      </w:r>
+      <w:proofErr w:type="gramStart"/>
+      <w:r>
+        <w:rPr>
+          <w:lang w:val="en-US"/>
+        </w:rPr>
+        <w:t>removeCoordinateSystem(std::</w:t>
+      </w:r>
+      <w:proofErr w:type="gramEnd"/>
+      <w:r>
+        <w:rPr>
+          <w:lang w:val="en-US"/>
+        </w:rPr>
+        <w:t>to_string(this-&gt;objectCount));</w:t>
       </w:r>
     </w:p>
     <w:p>
@@ -276,7 +538,22 @@
       </w:pPr>
       <w:r>
         <w:tab/>
-        <w:t>this-&gt;objectCount = 0;</w:t>
+      </w:r>
+      <w:proofErr w:type="spellStart"/>
+      <w:r>
+        <w:t>this</w:t>
+      </w:r>
+      <w:proofErr w:type="spellEnd"/>
+      <w:r>
+        <w:t>-&gt;</w:t>
+      </w:r>
+      <w:proofErr w:type="spellStart"/>
+      <w:r>
+        <w:t>objectCount</w:t>
+      </w:r>
+      <w:proofErr w:type="spellEnd"/>
+      <w:r>
+        <w:t xml:space="preserve"> = 0;</w:t>
       </w:r>
     </w:p>
     <w:p>
@@ -316,7 +593,49 @@
         <w:rPr>
           <w:lang w:val="en-US"/>
         </w:rPr>
-        <w:t>(aus „pcl_visualizer“)</w:t>
+        <w:t>(</w:t>
+      </w:r>
+      <w:proofErr w:type="spellStart"/>
+      <w:r>
+        <w:rPr>
+          <w:lang w:val="en-US"/>
+        </w:rPr>
+        <w:t>aus</w:t>
+      </w:r>
+      <w:proofErr w:type="spellEnd"/>
+      <w:r>
+        <w:rPr>
+          <w:lang w:val="en-US"/>
+        </w:rPr>
+        <w:t xml:space="preserve"> „</w:t>
+      </w:r>
+      <w:proofErr w:type="spellStart"/>
+      <w:r>
+        <w:rPr>
+          <w:lang w:val="en-US"/>
+        </w:rPr>
+        <w:t>pcl_</w:t>
+      </w:r>
+      <w:proofErr w:type="gramStart"/>
+      <w:r>
+        <w:rPr>
+          <w:lang w:val="en-US"/>
+        </w:rPr>
+        <w:t>visualizer</w:t>
+      </w:r>
+      <w:proofErr w:type="spellEnd"/>
+      <w:r>
+        <w:rPr>
+          <w:lang w:val="en-US"/>
+        </w:rPr>
+        <w:t>“</w:t>
+      </w:r>
+      <w:proofErr w:type="gramEnd"/>
+      <w:r>
+        <w:rPr>
+          <w:lang w:val="en-US"/>
+        </w:rPr>
+        <w:t>)</w:t>
       </w:r>
     </w:p>
     <w:p>
@@ -352,7 +671,35 @@
         <w:rPr>
           <w:lang w:val="en-US"/>
         </w:rPr>
-        <w:t xml:space="preserve">  * \param[in] id the point cloud object id (i.e., given on \a addPointCloud)</w:t>
+        <w:t xml:space="preserve">  * \param[in] id the point cloud object id (i.e., given on \</w:t>
+      </w:r>
+      <w:proofErr w:type="gramStart"/>
+      <w:r>
+        <w:rPr>
+          <w:lang w:val="en-US"/>
+        </w:rPr>
+        <w:t>a</w:t>
+      </w:r>
+      <w:proofErr w:type="gramEnd"/>
+      <w:r>
+        <w:rPr>
+          <w:lang w:val="en-US"/>
+        </w:rPr>
+        <w:t xml:space="preserve"> </w:t>
+      </w:r>
+      <w:proofErr w:type="spellStart"/>
+      <w:r>
+        <w:rPr>
+          <w:lang w:val="en-US"/>
+        </w:rPr>
+        <w:t>addPointCloud</w:t>
+      </w:r>
+      <w:proofErr w:type="spellEnd"/>
+      <w:r>
+        <w:rPr>
+          <w:lang w:val="en-US"/>
+        </w:rPr>
+        <w:t>)</w:t>
       </w:r>
     </w:p>
     <w:p>
@@ -394,8 +741,30 @@
         <w:rPr>
           <w:lang w:val="en-US"/>
         </w:rPr>
-        <w:t xml:space="preserve">  * not actually displayed</w:t>
-      </w:r>
+        <w:t xml:space="preserve">  * </w:t>
+      </w:r>
+      <w:proofErr w:type="gramStart"/>
+      <w:r>
+        <w:rPr>
+          <w:lang w:val="en-US"/>
+        </w:rPr>
+        <w:t>not</w:t>
+      </w:r>
+      <w:proofErr w:type="gramEnd"/>
+      <w:r>
+        <w:rPr>
+          <w:lang w:val="en-US"/>
+        </w:rPr>
+        <w:t xml:space="preserve"> </w:t>
+      </w:r>
+      <w:proofErr w:type="gramStart"/>
+      <w:r>
+        <w:rPr>
+          <w:lang w:val="en-US"/>
+        </w:rPr>
+        <w:t>actually displayed</w:t>
+      </w:r>
+      <w:proofErr w:type="gramEnd"/>
     </w:p>
     <w:p>
       <w:pPr>
@@ -418,32 +787,57 @@
           <w:lang w:val="en-US"/>
         </w:rPr>
       </w:pPr>
+      <w:proofErr w:type="gramStart"/>
       <w:r>
         <w:rPr>
           <w:lang w:val="en-US"/>
         </w:rPr>
         <w:t>bool</w:t>
       </w:r>
-    </w:p>
-    <w:p>
-      <w:pPr>
-        <w:pStyle w:val="KeinLeerraum"/>
-        <w:rPr>
-          <w:lang w:val="en-US"/>
-        </w:rPr>
-      </w:pPr>
-      <w:r>
-        <w:rPr>
-          <w:color w:val="EE0000"/>
-          <w:lang w:val="en-US"/>
-        </w:rPr>
-        <w:t xml:space="preserve">removePointCloud </w:t>
-      </w:r>
-      <w:r>
-        <w:rPr>
-          <w:lang w:val="en-US"/>
-        </w:rPr>
-        <w:t>(const std::string &amp;id = "cloud", int viewport = 0);</w:t>
+      <w:proofErr w:type="gramEnd"/>
+    </w:p>
+    <w:p>
+      <w:pPr>
+        <w:pStyle w:val="KeinLeerraum"/>
+        <w:rPr>
+          <w:lang w:val="en-US"/>
+        </w:rPr>
+      </w:pPr>
+      <w:proofErr w:type="spellStart"/>
+      <w:r>
+        <w:rPr>
+          <w:color w:val="EE0000"/>
+          <w:lang w:val="en-US"/>
+        </w:rPr>
+        <w:t>removePointCloud</w:t>
+      </w:r>
+      <w:proofErr w:type="spellEnd"/>
+      <w:r>
+        <w:rPr>
+          <w:color w:val="EE0000"/>
+          <w:lang w:val="en-US"/>
+        </w:rPr>
+        <w:t xml:space="preserve"> </w:t>
+      </w:r>
+      <w:r>
+        <w:rPr>
+          <w:lang w:val="en-US"/>
+        </w:rPr>
+        <w:t xml:space="preserve">(const </w:t>
+      </w:r>
+      <w:proofErr w:type="gramStart"/>
+      <w:r>
+        <w:rPr>
+          <w:lang w:val="en-US"/>
+        </w:rPr>
+        <w:t>std::</w:t>
+      </w:r>
+      <w:proofErr w:type="gramEnd"/>
+      <w:r>
+        <w:rPr>
+          <w:lang w:val="en-US"/>
+        </w:rPr>
+        <w:t>string &amp;id = "cloud", int viewport = 0);</w:t>
       </w:r>
     </w:p>
     <w:p>
@@ -479,21 +873,91 @@
         <w:rPr>
           <w:lang w:val="en-US"/>
         </w:rPr>
-        <w:t xml:space="preserve">  * \note This methods also removes PolygonMesh objects and PointClouds, if they match the ID</w:t>
-      </w:r>
-    </w:p>
-    <w:p>
-      <w:pPr>
-        <w:pStyle w:val="KeinLeerraum"/>
-        <w:rPr>
-          <w:lang w:val="en-US"/>
-        </w:rPr>
-      </w:pPr>
-      <w:r>
-        <w:rPr>
-          <w:lang w:val="en-US"/>
-        </w:rPr>
-        <w:t xml:space="preserve">  * \param[in] id the shape object id (i.e., given on \a addLine etc.)</w:t>
+        <w:t xml:space="preserve">  * \note </w:t>
+      </w:r>
+      <w:proofErr w:type="gramStart"/>
+      <w:r>
+        <w:rPr>
+          <w:lang w:val="en-US"/>
+        </w:rPr>
+        <w:t>This methods</w:t>
+      </w:r>
+      <w:proofErr w:type="gramEnd"/>
+      <w:r>
+        <w:rPr>
+          <w:lang w:val="en-US"/>
+        </w:rPr>
+        <w:t xml:space="preserve"> also removes </w:t>
+      </w:r>
+      <w:proofErr w:type="spellStart"/>
+      <w:r>
+        <w:rPr>
+          <w:lang w:val="en-US"/>
+        </w:rPr>
+        <w:t>PolygonMesh</w:t>
+      </w:r>
+      <w:proofErr w:type="spellEnd"/>
+      <w:r>
+        <w:rPr>
+          <w:lang w:val="en-US"/>
+        </w:rPr>
+        <w:t xml:space="preserve"> objects and </w:t>
+      </w:r>
+      <w:proofErr w:type="spellStart"/>
+      <w:r>
+        <w:rPr>
+          <w:lang w:val="en-US"/>
+        </w:rPr>
+        <w:t>PointClouds</w:t>
+      </w:r>
+      <w:proofErr w:type="spellEnd"/>
+      <w:r>
+        <w:rPr>
+          <w:lang w:val="en-US"/>
+        </w:rPr>
+        <w:t>, if they match the ID</w:t>
+      </w:r>
+    </w:p>
+    <w:p>
+      <w:pPr>
+        <w:pStyle w:val="KeinLeerraum"/>
+        <w:rPr>
+          <w:lang w:val="en-US"/>
+        </w:rPr>
+      </w:pPr>
+      <w:r>
+        <w:rPr>
+          <w:lang w:val="en-US"/>
+        </w:rPr>
+        <w:t xml:space="preserve">  * \param[in] id the shape object id (i.e., given on \</w:t>
+      </w:r>
+      <w:proofErr w:type="gramStart"/>
+      <w:r>
+        <w:rPr>
+          <w:lang w:val="en-US"/>
+        </w:rPr>
+        <w:t>a</w:t>
+      </w:r>
+      <w:proofErr w:type="gramEnd"/>
+      <w:r>
+        <w:rPr>
+          <w:lang w:val="en-US"/>
+        </w:rPr>
+        <w:t xml:space="preserve"> </w:t>
+      </w:r>
+      <w:proofErr w:type="spellStart"/>
+      <w:r>
+        <w:rPr>
+          <w:lang w:val="en-US"/>
+        </w:rPr>
+        <w:t>addLine</w:t>
+      </w:r>
+      <w:proofErr w:type="spellEnd"/>
+      <w:r>
+        <w:rPr>
+          <w:lang w:val="en-US"/>
+        </w:rPr>
+        <w:t xml:space="preserve"> etc.)</w:t>
       </w:r>
     </w:p>
     <w:p>
@@ -531,32 +995,57 @@
           <w:lang w:val="en-US"/>
         </w:rPr>
       </w:pPr>
+      <w:proofErr w:type="gramStart"/>
       <w:r>
         <w:rPr>
           <w:lang w:val="en-US"/>
         </w:rPr>
         <w:t>bool</w:t>
       </w:r>
-    </w:p>
-    <w:p>
-      <w:pPr>
-        <w:pStyle w:val="KeinLeerraum"/>
-        <w:rPr>
-          <w:lang w:val="en-US"/>
-        </w:rPr>
-      </w:pPr>
-      <w:r>
-        <w:rPr>
-          <w:color w:val="EE0000"/>
-          <w:lang w:val="en-US"/>
-        </w:rPr>
-        <w:t xml:space="preserve">removeShape </w:t>
-      </w:r>
-      <w:r>
-        <w:rPr>
-          <w:lang w:val="en-US"/>
-        </w:rPr>
-        <w:t>(const std::string &amp;id = "cloud", int viewport = 0);</w:t>
+      <w:proofErr w:type="gramEnd"/>
+    </w:p>
+    <w:p>
+      <w:pPr>
+        <w:pStyle w:val="KeinLeerraum"/>
+        <w:rPr>
+          <w:lang w:val="en-US"/>
+        </w:rPr>
+      </w:pPr>
+      <w:proofErr w:type="spellStart"/>
+      <w:r>
+        <w:rPr>
+          <w:color w:val="EE0000"/>
+          <w:lang w:val="en-US"/>
+        </w:rPr>
+        <w:t>removeShape</w:t>
+      </w:r>
+      <w:proofErr w:type="spellEnd"/>
+      <w:r>
+        <w:rPr>
+          <w:color w:val="EE0000"/>
+          <w:lang w:val="en-US"/>
+        </w:rPr>
+        <w:t xml:space="preserve"> </w:t>
+      </w:r>
+      <w:r>
+        <w:rPr>
+          <w:lang w:val="en-US"/>
+        </w:rPr>
+        <w:t xml:space="preserve">(const </w:t>
+      </w:r>
+      <w:proofErr w:type="gramStart"/>
+      <w:r>
+        <w:rPr>
+          <w:lang w:val="en-US"/>
+        </w:rPr>
+        <w:t>std::</w:t>
+      </w:r>
+      <w:proofErr w:type="gramEnd"/>
+      <w:r>
+        <w:rPr>
+          <w:lang w:val="en-US"/>
+        </w:rPr>
+        <w:t>string &amp;id = "cloud", int viewport = 0);</w:t>
       </w:r>
     </w:p>
     <w:p>
@@ -593,7 +1082,21 @@
         <w:rPr>
           <w:lang w:val="en-US"/>
         </w:rPr>
-        <w:t xml:space="preserve">  * \param[in] viewport view port from where the shapes should be removed (default: all)</w:t>
+        <w:t xml:space="preserve">  * \param[in] </w:t>
+      </w:r>
+      <w:proofErr w:type="gramStart"/>
+      <w:r>
+        <w:rPr>
+          <w:lang w:val="en-US"/>
+        </w:rPr>
+        <w:t>viewport view</w:t>
+      </w:r>
+      <w:proofErr w:type="gramEnd"/>
+      <w:r>
+        <w:rPr>
+          <w:lang w:val="en-US"/>
+        </w:rPr>
+        <w:t xml:space="preserve"> port from where the shapes should be removed (default: all)</w:t>
       </w:r>
     </w:p>
     <w:p>
@@ -614,22 +1117,42 @@
       <w:pPr>
         <w:pStyle w:val="KeinLeerraum"/>
       </w:pPr>
+      <w:proofErr w:type="spellStart"/>
       <w:r>
         <w:t>bool</w:t>
       </w:r>
-    </w:p>
-    <w:p>
-      <w:pPr>
-        <w:pStyle w:val="KeinLeerraum"/>
-      </w:pPr>
+      <w:proofErr w:type="spellEnd"/>
+    </w:p>
+    <w:p>
+      <w:pPr>
+        <w:pStyle w:val="KeinLeerraum"/>
+      </w:pPr>
+      <w:proofErr w:type="spellStart"/>
       <w:r>
         <w:rPr>
           <w:color w:val="EE0000"/>
         </w:rPr>
         <w:t>removeAllShapes</w:t>
       </w:r>
-      <w:r>
-        <w:t xml:space="preserve"> (int viewport = 0);</w:t>
+      <w:proofErr w:type="spellEnd"/>
+      <w:r>
+        <w:t xml:space="preserve"> (</w:t>
+      </w:r>
+      <w:proofErr w:type="spellStart"/>
+      <w:r>
+        <w:t>int</w:t>
+      </w:r>
+      <w:proofErr w:type="spellEnd"/>
+      <w:r>
+        <w:t xml:space="preserve"> </w:t>
+      </w:r>
+      <w:proofErr w:type="spellStart"/>
+      <w:r>
+        <w:t>viewport</w:t>
+      </w:r>
+      <w:proofErr w:type="spellEnd"/>
+      <w:r>
+        <w:t xml:space="preserve"> = 0);</w:t>
       </w:r>
     </w:p>
     <w:p>
@@ -648,23 +1171,122 @@
         <w:rPr>
           <w:color w:val="3A7C22" w:themeColor="accent6" w:themeShade="BF"/>
         </w:rPr>
-        <w:t>//Test ob removeAllShapes funktioniert, da es einfacher wäre alle Shapes auf einmal zu löschen anstatt jedes Shape einzeln zu löschen.</w:t>
-      </w:r>
-    </w:p>
-    <w:p>
-      <w:pPr>
-        <w:pStyle w:val="KeinLeerraum"/>
+        <w:t>//</w:t>
+      </w:r>
+      <w:proofErr w:type="gramStart"/>
+      <w:r>
         <w:rPr>
           <w:color w:val="3A7C22" w:themeColor="accent6" w:themeShade="BF"/>
-          <w:lang w:val="en-US"/>
-        </w:rPr>
-      </w:pPr>
+        </w:rPr>
+        <w:t>Test</w:t>
+      </w:r>
+      <w:proofErr w:type="gramEnd"/>
       <w:r>
         <w:rPr>
           <w:color w:val="3A7C22" w:themeColor="accent6" w:themeShade="BF"/>
-          <w:lang w:val="en-US"/>
-        </w:rPr>
-        <w:t>if (this-&gt;objectCount &gt; 0) this-&gt;aPCLVisualizer-&gt;removeAllShapes();</w:t>
+        </w:rPr>
+        <w:t xml:space="preserve"> ob </w:t>
+      </w:r>
+      <w:proofErr w:type="spellStart"/>
+      <w:r>
+        <w:rPr>
+          <w:color w:val="3A7C22" w:themeColor="accent6" w:themeShade="BF"/>
+        </w:rPr>
+        <w:t>removeAllShapes</w:t>
+      </w:r>
+      <w:proofErr w:type="spellEnd"/>
+      <w:r>
+        <w:rPr>
+          <w:color w:val="3A7C22" w:themeColor="accent6" w:themeShade="BF"/>
+        </w:rPr>
+        <w:t xml:space="preserve"> funktioniert, da es einfacher wäre alle Shapes auf einmal zu </w:t>
+      </w:r>
+      <w:proofErr w:type="gramStart"/>
+      <w:r>
+        <w:rPr>
+          <w:color w:val="3A7C22" w:themeColor="accent6" w:themeShade="BF"/>
+        </w:rPr>
+        <w:t>löschen</w:t>
+      </w:r>
+      <w:proofErr w:type="gramEnd"/>
+      <w:r>
+        <w:rPr>
+          <w:color w:val="3A7C22" w:themeColor="accent6" w:themeShade="BF"/>
+        </w:rPr>
+        <w:t xml:space="preserve"> anstatt jedes Shape einzeln zu löschen.</w:t>
+      </w:r>
+    </w:p>
+    <w:p>
+      <w:pPr>
+        <w:pStyle w:val="KeinLeerraum"/>
+        <w:rPr>
+          <w:color w:val="3A7C22" w:themeColor="accent6" w:themeShade="BF"/>
+          <w:lang w:val="en-US"/>
+        </w:rPr>
+      </w:pPr>
+      <w:r>
+        <w:rPr>
+          <w:color w:val="3A7C22" w:themeColor="accent6" w:themeShade="BF"/>
+          <w:lang w:val="en-US"/>
+        </w:rPr>
+        <w:t>if (this-&gt;</w:t>
+      </w:r>
+      <w:proofErr w:type="spellStart"/>
+      <w:r>
+        <w:rPr>
+          <w:color w:val="3A7C22" w:themeColor="accent6" w:themeShade="BF"/>
+          <w:lang w:val="en-US"/>
+        </w:rPr>
+        <w:t>objectCount</w:t>
+      </w:r>
+      <w:proofErr w:type="spellEnd"/>
+      <w:r>
+        <w:rPr>
+          <w:color w:val="3A7C22" w:themeColor="accent6" w:themeShade="BF"/>
+          <w:lang w:val="en-US"/>
+        </w:rPr>
+        <w:t xml:space="preserve"> &gt; 0) this-&gt;</w:t>
+      </w:r>
+      <w:proofErr w:type="spellStart"/>
+      <w:r>
+        <w:rPr>
+          <w:color w:val="3A7C22" w:themeColor="accent6" w:themeShade="BF"/>
+          <w:lang w:val="en-US"/>
+        </w:rPr>
+        <w:t>aPCLVisualizer</w:t>
+      </w:r>
+      <w:proofErr w:type="spellEnd"/>
+      <w:r>
+        <w:rPr>
+          <w:color w:val="3A7C22" w:themeColor="accent6" w:themeShade="BF"/>
+          <w:lang w:val="en-US"/>
+        </w:rPr>
+        <w:t>-&gt;</w:t>
+      </w:r>
+      <w:proofErr w:type="spellStart"/>
+      <w:proofErr w:type="gramStart"/>
+      <w:r>
+        <w:rPr>
+          <w:color w:val="3A7C22" w:themeColor="accent6" w:themeShade="BF"/>
+          <w:lang w:val="en-US"/>
+        </w:rPr>
+        <w:t>removeAllShapes</w:t>
+      </w:r>
+      <w:proofErr w:type="spellEnd"/>
+      <w:r>
+        <w:rPr>
+          <w:color w:val="3A7C22" w:themeColor="accent6" w:themeShade="BF"/>
+          <w:lang w:val="en-US"/>
+        </w:rPr>
+        <w:t>(</w:t>
+      </w:r>
+      <w:proofErr w:type="gramEnd"/>
+      <w:r>
+        <w:rPr>
+          <w:color w:val="3A7C22" w:themeColor="accent6" w:themeShade="BF"/>
+          <w:lang w:val="en-US"/>
+        </w:rPr>
+        <w:t>);</w:t>
       </w:r>
     </w:p>
     <w:p>
@@ -754,23 +1376,33 @@
           <w:u w:val="single"/>
         </w:rPr>
       </w:pPr>
+      <w:proofErr w:type="gramStart"/>
       <w:r>
         <w:rPr>
           <w:sz w:val="24"/>
           <w:szCs w:val="24"/>
           <w:u w:val="single"/>
         </w:rPr>
-        <w:t>Checkbox um zwischen einem und mehreren Viewports auszuwählen:</w:t>
-      </w:r>
-    </w:p>
-    <w:p>
-      <w:pPr>
-        <w:pStyle w:val="KeinLeerraum"/>
+        <w:t>Checkbox</w:t>
+      </w:r>
+      <w:proofErr w:type="gramEnd"/>
+      <w:r>
         <w:rPr>
           <w:sz w:val="24"/>
           <w:szCs w:val="24"/>
           <w:u w:val="single"/>
         </w:rPr>
+        <w:t xml:space="preserve"> um zwischen einem und mehreren Viewports auszuwählen:</w:t>
+      </w:r>
+    </w:p>
+    <w:p>
+      <w:pPr>
+        <w:pStyle w:val="KeinLeerraum"/>
+        <w:rPr>
+          <w:sz w:val="24"/>
+          <w:szCs w:val="24"/>
+          <w:u w:val="single"/>
+        </w:rPr>
       </w:pPr>
     </w:p>
     <w:p>
@@ -781,26 +1413,42 @@
         <w:t>Ziel: Checkbox soll sich dann öffnen, sobald die TOF-Kamera verbunden ist.</w:t>
       </w:r>
       <w:r>
-        <w:t xml:space="preserve"> Default Mode ist ein Viewport, sollte erwünscht sein dass mehrere Punktwolken angezeigt werden, muss die Checkbox ausgewählt werden.</w:t>
-      </w:r>
-    </w:p>
-    <w:p>
-      <w:pPr>
-        <w:pStyle w:val="KeinLeerraum"/>
-      </w:pPr>
-    </w:p>
-    <w:p>
-      <w:pPr>
-        <w:pStyle w:val="KeinLeerraum"/>
-        <w:rPr>
-          <w:lang w:val="en-US"/>
-        </w:rPr>
-      </w:pPr>
-      <w:r>
-        <w:rPr>
-          <w:lang w:val="en-US"/>
-        </w:rPr>
-        <w:t>MainView.cs:</w:t>
+        <w:t xml:space="preserve"> Default Mode ist ein Viewport, sollte erwünscht </w:t>
+      </w:r>
+      <w:proofErr w:type="gramStart"/>
+      <w:r>
+        <w:t>sein</w:t>
+      </w:r>
+      <w:proofErr w:type="gramEnd"/>
+      <w:r>
+        <w:t xml:space="preserve"> dass mehrere Punktwolken angezeigt werden, muss die Checkbox ausgewählt werden.</w:t>
+      </w:r>
+    </w:p>
+    <w:p>
+      <w:pPr>
+        <w:pStyle w:val="KeinLeerraum"/>
+      </w:pPr>
+    </w:p>
+    <w:p>
+      <w:pPr>
+        <w:pStyle w:val="KeinLeerraum"/>
+        <w:rPr>
+          <w:lang w:val="en-US"/>
+        </w:rPr>
+      </w:pPr>
+      <w:proofErr w:type="spellStart"/>
+      <w:r>
+        <w:rPr>
+          <w:lang w:val="en-US"/>
+        </w:rPr>
+        <w:t>MainView.cs</w:t>
+      </w:r>
+      <w:proofErr w:type="spellEnd"/>
+      <w:r>
+        <w:rPr>
+          <w:lang w:val="en-US"/>
+        </w:rPr>
+        <w:t>:</w:t>
       </w:r>
     </w:p>
     <w:p>
@@ -816,18 +1464,49 @@
         </w:rPr>
         <w:t xml:space="preserve">private void </w:t>
       </w:r>
-      <w:r>
-        <w:rPr>
-          <w:color w:val="EE0000"/>
-          <w:lang w:val="en-US"/>
-        </w:rPr>
-        <w:t>tOFKameraVerbindenToolStripMenuItem_Click</w:t>
-      </w:r>
-      <w:r>
-        <w:rPr>
-          <w:lang w:val="en-US"/>
-        </w:rPr>
-        <w:t>(object sender, EventArgs e)</w:t>
+      <w:proofErr w:type="spellStart"/>
+      <w:r>
+        <w:rPr>
+          <w:color w:val="EE0000"/>
+          <w:lang w:val="en-US"/>
+        </w:rPr>
+        <w:t>tOFKameraVerbindenToolStripMenuItem_</w:t>
+      </w:r>
+      <w:proofErr w:type="gramStart"/>
+      <w:r>
+        <w:rPr>
+          <w:color w:val="EE0000"/>
+          <w:lang w:val="en-US"/>
+        </w:rPr>
+        <w:t>Click</w:t>
+      </w:r>
+      <w:proofErr w:type="spellEnd"/>
+      <w:r>
+        <w:rPr>
+          <w:lang w:val="en-US"/>
+        </w:rPr>
+        <w:t>(</w:t>
+      </w:r>
+      <w:proofErr w:type="gramEnd"/>
+      <w:r>
+        <w:rPr>
+          <w:lang w:val="en-US"/>
+        </w:rPr>
+        <w:t xml:space="preserve">object sender, </w:t>
+      </w:r>
+      <w:proofErr w:type="spellStart"/>
+      <w:r>
+        <w:rPr>
+          <w:lang w:val="en-US"/>
+        </w:rPr>
+        <w:t>EventArgs</w:t>
+      </w:r>
+      <w:proofErr w:type="spellEnd"/>
+      <w:r>
+        <w:rPr>
+          <w:lang w:val="en-US"/>
+        </w:rPr>
+        <w:t xml:space="preserve"> e)</w:t>
       </w:r>
     </w:p>
     <w:p>
@@ -849,8 +1528,13 @@
         <w:pStyle w:val="KeinLeerraum"/>
       </w:pPr>
       <w:r>
-        <w:t xml:space="preserve">     try</w:t>
-      </w:r>
+        <w:t xml:space="preserve">     </w:t>
+      </w:r>
+      <w:proofErr w:type="spellStart"/>
+      <w:r>
+        <w:t>try</w:t>
+      </w:r>
+      <w:proofErr w:type="spellEnd"/>
     </w:p>
     <w:p>
       <w:pPr>
@@ -865,38 +1549,115 @@
         <w:pStyle w:val="KeinLeerraum"/>
       </w:pPr>
       <w:r>
-        <w:t xml:space="preserve">         string input = Interaction.InputBox("Mit welcher Kamera möchten Sie sich verbinden?\n1=SICK  2=Schmersal");</w:t>
-      </w:r>
-    </w:p>
-    <w:p>
-      <w:pPr>
-        <w:pStyle w:val="KeinLeerraum"/>
-        <w:rPr>
-          <w:lang w:val="en-US"/>
-        </w:rPr>
-      </w:pPr>
-      <w:r>
         <w:t xml:space="preserve">         </w:t>
       </w:r>
-      <w:r>
-        <w:rPr>
-          <w:lang w:val="en-US"/>
-        </w:rPr>
-        <w:t>int inputInt = Convert.ToInt32(input);</w:t>
-      </w:r>
-    </w:p>
-    <w:p>
-      <w:pPr>
-        <w:pStyle w:val="KeinLeerraum"/>
-      </w:pPr>
-      <w:r>
-        <w:rPr>
-          <w:lang w:val="en-US"/>
-        </w:rPr>
+      <w:proofErr w:type="spellStart"/>
+      <w:r>
+        <w:t>string</w:t>
+      </w:r>
+      <w:proofErr w:type="spellEnd"/>
+      <w:r>
+        <w:t xml:space="preserve"> </w:t>
+      </w:r>
+      <w:proofErr w:type="spellStart"/>
+      <w:r>
+        <w:t>input</w:t>
+      </w:r>
+      <w:proofErr w:type="spellEnd"/>
+      <w:r>
+        <w:t xml:space="preserve"> = </w:t>
+      </w:r>
+      <w:proofErr w:type="spellStart"/>
+      <w:r>
+        <w:t>Interaction.InputBox</w:t>
+      </w:r>
+      <w:proofErr w:type="spellEnd"/>
+      <w:r>
+        <w:t xml:space="preserve">("Mit welcher Kamera möchten Sie sich </w:t>
+      </w:r>
+      <w:proofErr w:type="gramStart"/>
+      <w:r>
+        <w:t>verbinden?\</w:t>
+      </w:r>
+      <w:proofErr w:type="gramEnd"/>
+      <w:r>
+        <w:t>n1=SICK  2=Schmersal");</w:t>
+      </w:r>
+    </w:p>
+    <w:p>
+      <w:pPr>
+        <w:pStyle w:val="KeinLeerraum"/>
+        <w:rPr>
+          <w:lang w:val="en-US"/>
+        </w:rPr>
+      </w:pPr>
+      <w:r>
         <w:t xml:space="preserve">         </w:t>
       </w:r>
       <w:r>
-        <w:t>if (inputInt != 1 &amp;&amp; inputInt != 2)</w:t>
+        <w:rPr>
+          <w:lang w:val="en-US"/>
+        </w:rPr>
+        <w:t xml:space="preserve">int </w:t>
+      </w:r>
+      <w:proofErr w:type="spellStart"/>
+      <w:r>
+        <w:rPr>
+          <w:lang w:val="en-US"/>
+        </w:rPr>
+        <w:t>inputInt</w:t>
+      </w:r>
+      <w:proofErr w:type="spellEnd"/>
+      <w:r>
+        <w:rPr>
+          <w:lang w:val="en-US"/>
+        </w:rPr>
+        <w:t xml:space="preserve"> = Convert.ToInt32(input);</w:t>
+      </w:r>
+    </w:p>
+    <w:p>
+      <w:pPr>
+        <w:pStyle w:val="KeinLeerraum"/>
+      </w:pPr>
+      <w:r>
+        <w:rPr>
+          <w:lang w:val="en-US"/>
+        </w:rPr>
+        <w:t xml:space="preserve">         </w:t>
+      </w:r>
+      <w:proofErr w:type="spellStart"/>
+      <w:r>
+        <w:t>if</w:t>
+      </w:r>
+      <w:proofErr w:type="spellEnd"/>
+      <w:r>
+        <w:t xml:space="preserve"> (</w:t>
+      </w:r>
+      <w:proofErr w:type="spellStart"/>
+      <w:proofErr w:type="gramStart"/>
+      <w:r>
+        <w:t>inputInt</w:t>
+      </w:r>
+      <w:proofErr w:type="spellEnd"/>
+      <w:r>
+        <w:t xml:space="preserve"> !</w:t>
+      </w:r>
+      <w:proofErr w:type="gramEnd"/>
+      <w:r>
+        <w:t xml:space="preserve">= 1 &amp;&amp; </w:t>
+      </w:r>
+      <w:proofErr w:type="spellStart"/>
+      <w:proofErr w:type="gramStart"/>
+      <w:r>
+        <w:t>inputInt</w:t>
+      </w:r>
+      <w:proofErr w:type="spellEnd"/>
+      <w:r>
+        <w:t xml:space="preserve"> !</w:t>
+      </w:r>
+      <w:proofErr w:type="gramEnd"/>
+      <w:r>
+        <w:t>= 2)</w:t>
       </w:r>
     </w:p>
     <w:p>
@@ -912,19 +1673,27 @@
         <w:pStyle w:val="KeinLeerraum"/>
       </w:pPr>
       <w:r>
-        <w:t xml:space="preserve">             MessageBox.Show("Bitte geben Sie 1 oder 2 ein");</w:t>
-      </w:r>
-    </w:p>
-    <w:p>
-      <w:pPr>
-        <w:pStyle w:val="KeinLeerraum"/>
-        <w:rPr>
-          <w:lang w:val="en-US"/>
-        </w:rPr>
-      </w:pPr>
-      <w:r>
         <w:t xml:space="preserve">             </w:t>
       </w:r>
+      <w:proofErr w:type="spellStart"/>
+      <w:r>
+        <w:t>MessageBox.Show</w:t>
+      </w:r>
+      <w:proofErr w:type="spellEnd"/>
+      <w:r>
+        <w:t>("Bitte geben Sie 1 oder 2 ein");</w:t>
+      </w:r>
+    </w:p>
+    <w:p>
+      <w:pPr>
+        <w:pStyle w:val="KeinLeerraum"/>
+        <w:rPr>
+          <w:lang w:val="en-US"/>
+        </w:rPr>
+      </w:pPr>
+      <w:r>
+        <w:t xml:space="preserve">             </w:t>
+      </w:r>
       <w:r>
         <w:rPr>
           <w:lang w:val="en-US"/>
@@ -957,7 +1726,37 @@
         <w:rPr>
           <w:lang w:val="en-US"/>
         </w:rPr>
-        <w:t xml:space="preserve">         bool connected = this.derController.SetTofKamera(inputInt);</w:t>
+        <w:t xml:space="preserve">         bool connected = </w:t>
+      </w:r>
+      <w:proofErr w:type="spellStart"/>
+      <w:proofErr w:type="gramStart"/>
+      <w:r>
+        <w:rPr>
+          <w:lang w:val="en-US"/>
+        </w:rPr>
+        <w:t>this.derController.SetTofKamera</w:t>
+      </w:r>
+      <w:proofErr w:type="spellEnd"/>
+      <w:proofErr w:type="gramEnd"/>
+      <w:r>
+        <w:rPr>
+          <w:lang w:val="en-US"/>
+        </w:rPr>
+        <w:t>(</w:t>
+      </w:r>
+      <w:proofErr w:type="spellStart"/>
+      <w:r>
+        <w:rPr>
+          <w:lang w:val="en-US"/>
+        </w:rPr>
+        <w:t>inputInt</w:t>
+      </w:r>
+      <w:proofErr w:type="spellEnd"/>
+      <w:r>
+        <w:rPr>
+          <w:lang w:val="en-US"/>
+        </w:rPr>
+        <w:t>);</w:t>
       </w:r>
     </w:p>
     <w:p>
@@ -971,8 +1770,21 @@
         <w:lastRenderedPageBreak/>
         <w:t xml:space="preserve">         </w:t>
       </w:r>
-      <w:r>
-        <w:t>if (connected)</w:t>
+      <w:proofErr w:type="spellStart"/>
+      <w:r>
+        <w:t>if</w:t>
+      </w:r>
+      <w:proofErr w:type="spellEnd"/>
+      <w:r>
+        <w:t xml:space="preserve"> (</w:t>
+      </w:r>
+      <w:proofErr w:type="spellStart"/>
+      <w:r>
+        <w:t>connected</w:t>
+      </w:r>
+      <w:proofErr w:type="spellEnd"/>
+      <w:r>
+        <w:t>)</w:t>
       </w:r>
     </w:p>
     <w:p>
@@ -988,38 +1800,68 @@
         <w:pStyle w:val="KeinLeerraum"/>
       </w:pPr>
       <w:r>
-        <w:t xml:space="preserve">             MessageBox.Show("Erfolgreich mit der Kamera verbunden");</w:t>
-      </w:r>
-    </w:p>
-    <w:p>
-      <w:pPr>
-        <w:pStyle w:val="KeinLeerraum"/>
-        <w:rPr>
-          <w:lang w:val="en-US"/>
-        </w:rPr>
-      </w:pPr>
-      <w:r>
         <w:t xml:space="preserve">             </w:t>
       </w:r>
-      <w:r>
-        <w:rPr>
-          <w:lang w:val="en-US"/>
-        </w:rPr>
-        <w:t>tOFKameraVerbindenToolStripMenuItem.Checked = true;</w:t>
-      </w:r>
-    </w:p>
-    <w:p>
-      <w:pPr>
-        <w:pStyle w:val="KeinLeerraum"/>
-        <w:rPr>
-          <w:lang w:val="en-US"/>
-        </w:rPr>
-      </w:pPr>
-      <w:r>
-        <w:rPr>
-          <w:lang w:val="en-US"/>
-        </w:rPr>
-        <w:t xml:space="preserve">             btnStartTof.Visible = true;</w:t>
+      <w:proofErr w:type="spellStart"/>
+      <w:r>
+        <w:t>MessageBox.Show</w:t>
+      </w:r>
+      <w:proofErr w:type="spellEnd"/>
+      <w:r>
+        <w:t>("Erfolgreich mit der Kamera verbunden");</w:t>
+      </w:r>
+    </w:p>
+    <w:p>
+      <w:pPr>
+        <w:pStyle w:val="KeinLeerraum"/>
+        <w:rPr>
+          <w:lang w:val="en-US"/>
+        </w:rPr>
+      </w:pPr>
+      <w:r>
+        <w:t xml:space="preserve">             </w:t>
+      </w:r>
+      <w:proofErr w:type="spellStart"/>
+      <w:r>
+        <w:rPr>
+          <w:lang w:val="en-US"/>
+        </w:rPr>
+        <w:t>tOFKameraVerbindenToolStripMenuItem.Checked</w:t>
+      </w:r>
+      <w:proofErr w:type="spellEnd"/>
+      <w:r>
+        <w:rPr>
+          <w:lang w:val="en-US"/>
+        </w:rPr>
+        <w:t xml:space="preserve"> = true;</w:t>
+      </w:r>
+    </w:p>
+    <w:p>
+      <w:pPr>
+        <w:pStyle w:val="KeinLeerraum"/>
+        <w:rPr>
+          <w:lang w:val="en-US"/>
+        </w:rPr>
+      </w:pPr>
+      <w:r>
+        <w:rPr>
+          <w:lang w:val="en-US"/>
+        </w:rPr>
+        <w:t xml:space="preserve">             </w:t>
+      </w:r>
+      <w:proofErr w:type="spellStart"/>
+      <w:r>
+        <w:rPr>
+          <w:lang w:val="en-US"/>
+        </w:rPr>
+        <w:t>btnStartTof.Visible</w:t>
+      </w:r>
+      <w:proofErr w:type="spellEnd"/>
+      <w:r>
+        <w:rPr>
+          <w:lang w:val="en-US"/>
+        </w:rPr>
+        <w:t xml:space="preserve"> = true;</w:t>
       </w:r>
     </w:p>
     <w:p>
@@ -1036,16 +1878,46 @@
         </w:rPr>
         <w:t xml:space="preserve">             </w:t>
       </w:r>
+      <w:proofErr w:type="spellStart"/>
       <w:r>
         <w:rPr>
           <w:color w:val="3A7C22" w:themeColor="accent6" w:themeShade="BF"/>
         </w:rPr>
-        <w:t>chkBx_Viewports.Visible = true;   //Check Box anzeigen sobald d</w:t>
-      </w:r>
+        <w:t>chkBx_Viewports.Visible</w:t>
+      </w:r>
+      <w:proofErr w:type="spellEnd"/>
       <w:r>
         <w:rPr>
           <w:color w:val="3A7C22" w:themeColor="accent6" w:themeShade="BF"/>
         </w:rPr>
+        <w:t xml:space="preserve"> = </w:t>
+      </w:r>
+      <w:proofErr w:type="spellStart"/>
+      <w:proofErr w:type="gramStart"/>
+      <w:r>
+        <w:rPr>
+          <w:color w:val="3A7C22" w:themeColor="accent6" w:themeShade="BF"/>
+        </w:rPr>
+        <w:t>true</w:t>
+      </w:r>
+      <w:proofErr w:type="spellEnd"/>
+      <w:r>
+        <w:rPr>
+          <w:color w:val="3A7C22" w:themeColor="accent6" w:themeShade="BF"/>
+        </w:rPr>
+        <w:t xml:space="preserve">;   </w:t>
+      </w:r>
+      <w:proofErr w:type="gramEnd"/>
+      <w:r>
+        <w:rPr>
+          <w:color w:val="3A7C22" w:themeColor="accent6" w:themeShade="BF"/>
+        </w:rPr>
+        <w:t>//Check Box anzeigen sobald d</w:t>
+      </w:r>
+      <w:r>
+        <w:rPr>
+          <w:color w:val="3A7C22" w:themeColor="accent6" w:themeShade="BF"/>
+        </w:rPr>
         <w:t>ie Verbindung zur Kamera</w:t>
       </w:r>
     </w:p>
@@ -1081,8 +1953,13 @@
         <w:pStyle w:val="KeinLeerraum"/>
       </w:pPr>
       <w:r>
-        <w:t xml:space="preserve">         else</w:t>
-      </w:r>
+        <w:t xml:space="preserve">         </w:t>
+      </w:r>
+      <w:proofErr w:type="spellStart"/>
+      <w:r>
+        <w:t>else</w:t>
+      </w:r>
+      <w:proofErr w:type="spellEnd"/>
     </w:p>
     <w:p>
       <w:pPr>
@@ -1097,7 +1974,15 @@
         <w:pStyle w:val="KeinLeerraum"/>
       </w:pPr>
       <w:r>
-        <w:t xml:space="preserve">             MessageBox.Show("Fehler beim Verbinden");</w:t>
+        <w:t xml:space="preserve">             </w:t>
+      </w:r>
+      <w:proofErr w:type="spellStart"/>
+      <w:r>
+        <w:t>MessageBox.Show</w:t>
+      </w:r>
+      <w:proofErr w:type="spellEnd"/>
+      <w:r>
+        <w:t>("Fehler beim Verbinden");</w:t>
       </w:r>
     </w:p>
     <w:p>
@@ -1148,286 +2033,366 @@
           <w:u w:val="single"/>
           <w:lang w:val="en-US"/>
         </w:rPr>
-        <w:t>In MainView.cs:</w:t>
-      </w:r>
-    </w:p>
-    <w:p>
-      <w:pPr>
-        <w:pStyle w:val="KeinLeerraum"/>
+        <w:t xml:space="preserve">In </w:t>
+      </w:r>
+      <w:proofErr w:type="spellStart"/>
+      <w:r>
         <w:rPr>
           <w:b/>
           <w:bCs/>
           <w:u w:val="single"/>
           <w:lang w:val="en-US"/>
         </w:rPr>
-      </w:pPr>
-    </w:p>
-    <w:p>
-      <w:pPr>
-        <w:pStyle w:val="KeinLeerraum"/>
-        <w:rPr>
-          <w:lang w:val="en-US"/>
-        </w:rPr>
-      </w:pPr>
-      <w:r>
-        <w:rPr>
-          <w:lang w:val="en-US"/>
-        </w:rPr>
-        <w:t>private void dKameraVerbindenToolStripMenuItem_Click(object sender, EventArgs e)</w:t>
-      </w:r>
-    </w:p>
-    <w:p>
-      <w:pPr>
-        <w:pStyle w:val="KeinLeerraum"/>
-      </w:pPr>
-      <w:r>
-        <w:rPr>
-          <w:lang w:val="en-US"/>
-        </w:rPr>
-        <w:t xml:space="preserve"> </w:t>
-      </w:r>
-      <w:r>
-        <w:t>{</w:t>
-      </w:r>
-    </w:p>
-    <w:p>
-      <w:pPr>
-        <w:pStyle w:val="KeinLeerraum"/>
-      </w:pPr>
-      <w:r>
-        <w:t xml:space="preserve">     try</w:t>
-      </w:r>
-    </w:p>
-    <w:p>
-      <w:pPr>
-        <w:pStyle w:val="KeinLeerraum"/>
-      </w:pPr>
-      <w:r>
-        <w:t xml:space="preserve">     {</w:t>
-      </w:r>
-    </w:p>
-    <w:p>
-      <w:pPr>
-        <w:pStyle w:val="KeinLeerraum"/>
-      </w:pPr>
-      <w:r>
-        <w:t xml:space="preserve">         // --- NEU: Abfrage der Viewports VOR dem Verbinden ---</w:t>
-      </w:r>
-    </w:p>
-    <w:p>
-      <w:pPr>
-        <w:pStyle w:val="KeinLeerraum"/>
-      </w:pPr>
-      <w:r>
-        <w:t xml:space="preserve">         DialogResult result = MessageBox.Show(</w:t>
-      </w:r>
-    </w:p>
-    <w:p>
-      <w:pPr>
-        <w:pStyle w:val="KeinLeerraum"/>
-      </w:pPr>
-      <w:r>
-        <w:t xml:space="preserve">             "Möchten Sie die Ansicht in zwei Viewports (Original und Bearbeitet) aufteilen?",</w:t>
-      </w:r>
-    </w:p>
-    <w:p>
-      <w:pPr>
-        <w:pStyle w:val="KeinLeerraum"/>
-      </w:pPr>
-      <w:r>
-        <w:t xml:space="preserve">             "Ansicht konfigurieren",</w:t>
-      </w:r>
-    </w:p>
-    <w:p>
-      <w:pPr>
-        <w:pStyle w:val="KeinLeerraum"/>
-      </w:pPr>
-      <w:r>
-        <w:t xml:space="preserve">             MessageBoxButtons.YesNo,</w:t>
-      </w:r>
-    </w:p>
-    <w:p>
-      <w:pPr>
-        <w:pStyle w:val="KeinLeerraum"/>
-      </w:pPr>
-      <w:r>
-        <w:t xml:space="preserve">             MessageBoxIcon.Question);</w:t>
-      </w:r>
-    </w:p>
-    <w:p>
-      <w:pPr>
-        <w:pStyle w:val="KeinLeerraum"/>
-      </w:pPr>
-    </w:p>
-    <w:p>
-      <w:pPr>
-        <w:pStyle w:val="KeinLeerraum"/>
-      </w:pPr>
-      <w:r>
-        <w:t xml:space="preserve">         // Auswerten, ob der Nutzer "Ja" geklickt hat</w:t>
-      </w:r>
-    </w:p>
-    <w:p>
-      <w:pPr>
-        <w:pStyle w:val="KeinLeerraum"/>
-        <w:rPr>
-          <w:lang w:val="en-US"/>
-        </w:rPr>
-      </w:pPr>
-      <w:r>
-        <w:t xml:space="preserve">         </w:t>
-      </w:r>
-      <w:r>
-        <w:rPr>
-          <w:lang w:val="en-US"/>
-        </w:rPr>
-        <w:t>bool useTwoViewports = (result == DialogResult.Yes);</w:t>
-      </w:r>
-    </w:p>
-    <w:p>
-      <w:pPr>
-        <w:pStyle w:val="KeinLeerraum"/>
-        <w:rPr>
-          <w:lang w:val="en-US"/>
-        </w:rPr>
-      </w:pPr>
-    </w:p>
-    <w:p>
-      <w:pPr>
-        <w:pStyle w:val="KeinLeerraum"/>
-      </w:pPr>
-      <w:r>
-        <w:rPr>
-          <w:lang w:val="en-US"/>
-        </w:rPr>
-        <w:t xml:space="preserve">         </w:t>
-      </w:r>
-      <w:r>
-        <w:t>// Die Entscheidung an den Controller weitergeben</w:t>
-      </w:r>
-    </w:p>
-    <w:p>
-      <w:pPr>
-        <w:pStyle w:val="KeinLeerraum"/>
-        <w:rPr>
-          <w:lang w:val="en-US"/>
-        </w:rPr>
-      </w:pPr>
-      <w:r>
-        <w:t xml:space="preserve">         </w:t>
-      </w:r>
-      <w:r>
-        <w:rPr>
-          <w:lang w:val="en-US"/>
-        </w:rPr>
-        <w:t>this.derController.SetViewportMode(useTwoViewports);</w:t>
-      </w:r>
-    </w:p>
-    <w:p>
-      <w:pPr>
-        <w:pStyle w:val="KeinLeerraum"/>
-        <w:rPr>
-          <w:lang w:val="en-US"/>
-        </w:rPr>
-      </w:pPr>
-      <w:r>
-        <w:rPr>
-          <w:lang w:val="en-US"/>
-        </w:rPr>
-        <w:t xml:space="preserve">         // ----------------------------------------------------</w:t>
-      </w:r>
-    </w:p>
-    <w:p>
-      <w:pPr>
-        <w:pStyle w:val="KeinLeerraum"/>
-        <w:rPr>
-          <w:lang w:val="en-US"/>
-        </w:rPr>
-      </w:pPr>
-    </w:p>
-    <w:p>
-      <w:pPr>
-        <w:pStyle w:val="KeinLeerraum"/>
+        <w:t>MainView.cs</w:t>
+      </w:r>
+      <w:proofErr w:type="spellEnd"/>
+      <w:r>
         <w:rPr>
           <w:b/>
           <w:bCs/>
           <w:u w:val="single"/>
           <w:lang w:val="en-US"/>
         </w:rPr>
-      </w:pPr>
-      <w:r>
+        <w:t>:</w:t>
+      </w:r>
+    </w:p>
+    <w:p>
+      <w:pPr>
+        <w:pStyle w:val="KeinLeerraum"/>
         <w:rPr>
           <w:b/>
           <w:bCs/>
           <w:u w:val="single"/>
           <w:lang w:val="en-US"/>
         </w:rPr>
-        <w:t>In Controller.cs:</w:t>
-      </w:r>
-    </w:p>
-    <w:p>
-      <w:pPr>
-        <w:pStyle w:val="KeinLeerraum"/>
-        <w:rPr>
-          <w:u w:val="single"/>
-          <w:lang w:val="en-US"/>
-        </w:rPr>
-      </w:pPr>
-    </w:p>
-    <w:p>
-      <w:pPr>
-        <w:pStyle w:val="KeinLeerraum"/>
-        <w:rPr>
-          <w:lang w:val="en-US"/>
-        </w:rPr>
-      </w:pPr>
-      <w:r>
-        <w:rPr>
-          <w:lang w:val="en-US"/>
-        </w:rPr>
-        <w:t>public void SetViewportMode(bool useTwo)</w:t>
-      </w:r>
-    </w:p>
-    <w:p>
-      <w:pPr>
-        <w:pStyle w:val="KeinLeerraum"/>
-        <w:rPr>
-          <w:lang w:val="en-US"/>
-        </w:rPr>
-      </w:pPr>
-      <w:r>
-        <w:rPr>
-          <w:lang w:val="en-US"/>
-        </w:rPr>
+      </w:pPr>
+    </w:p>
+    <w:p>
+      <w:pPr>
+        <w:pStyle w:val="KeinLeerraum"/>
+        <w:rPr>
+          <w:lang w:val="en-US"/>
+        </w:rPr>
+      </w:pPr>
+      <w:r>
+        <w:rPr>
+          <w:lang w:val="en-US"/>
+        </w:rPr>
+        <w:t xml:space="preserve">private void </w:t>
+      </w:r>
+      <w:proofErr w:type="spellStart"/>
+      <w:r>
+        <w:rPr>
+          <w:lang w:val="en-US"/>
+        </w:rPr>
+        <w:t>dKameraVerbindenToolStripMenuItem_</w:t>
+      </w:r>
+      <w:proofErr w:type="gramStart"/>
+      <w:r>
+        <w:rPr>
+          <w:lang w:val="en-US"/>
+        </w:rPr>
+        <w:t>Click</w:t>
+      </w:r>
+      <w:proofErr w:type="spellEnd"/>
+      <w:r>
+        <w:rPr>
+          <w:lang w:val="en-US"/>
+        </w:rPr>
+        <w:t>(</w:t>
+      </w:r>
+      <w:proofErr w:type="gramEnd"/>
+      <w:r>
+        <w:rPr>
+          <w:lang w:val="en-US"/>
+        </w:rPr>
+        <w:t xml:space="preserve">object sender, </w:t>
+      </w:r>
+      <w:proofErr w:type="spellStart"/>
+      <w:r>
+        <w:rPr>
+          <w:lang w:val="en-US"/>
+        </w:rPr>
+        <w:t>EventArgs</w:t>
+      </w:r>
+      <w:proofErr w:type="spellEnd"/>
+      <w:r>
+        <w:rPr>
+          <w:lang w:val="en-US"/>
+        </w:rPr>
+        <w:t xml:space="preserve"> e)</w:t>
+      </w:r>
+    </w:p>
+    <w:p>
+      <w:pPr>
+        <w:pStyle w:val="KeinLeerraum"/>
+      </w:pPr>
+      <w:r>
+        <w:rPr>
+          <w:lang w:val="en-US"/>
+        </w:rPr>
+        <w:t xml:space="preserve"> </w:t>
+      </w:r>
+      <w:r>
         <w:t>{</w:t>
       </w:r>
     </w:p>
     <w:p>
       <w:pPr>
         <w:pStyle w:val="KeinLeerraum"/>
-        <w:rPr>
-          <w:lang w:val="en-US"/>
-        </w:rPr>
-      </w:pPr>
-      <w:r>
-        <w:rPr>
-          <w:lang w:val="en-US"/>
-        </w:rPr>
-        <w:t xml:space="preserve">    this.aPointCloudProcessing.SetViewportMode(useTwo);</w:t>
-      </w:r>
-    </w:p>
-    <w:p>
-      <w:pPr>
-        <w:pStyle w:val="KeinLeerraum"/>
-        <w:rPr>
-          <w:lang w:val="en-US"/>
-        </w:rPr>
-      </w:pPr>
-      <w:r>
-        <w:rPr>
-          <w:lang w:val="en-US"/>
-        </w:rPr>
-        <w:t>}</w:t>
+      </w:pPr>
+      <w:r>
+        <w:t xml:space="preserve">     </w:t>
+      </w:r>
+      <w:proofErr w:type="spellStart"/>
+      <w:r>
+        <w:t>try</w:t>
+      </w:r>
+      <w:proofErr w:type="spellEnd"/>
+    </w:p>
+    <w:p>
+      <w:pPr>
+        <w:pStyle w:val="KeinLeerraum"/>
+      </w:pPr>
+      <w:r>
+        <w:t xml:space="preserve">     {</w:t>
+      </w:r>
+    </w:p>
+    <w:p>
+      <w:pPr>
+        <w:pStyle w:val="KeinLeerraum"/>
+      </w:pPr>
+      <w:r>
+        <w:t xml:space="preserve">         // --- NEU: Abfrage der Viewports VOR dem Verbinden ---</w:t>
+      </w:r>
+    </w:p>
+    <w:p>
+      <w:pPr>
+        <w:pStyle w:val="KeinLeerraum"/>
+      </w:pPr>
+      <w:r>
+        <w:t xml:space="preserve">         </w:t>
+      </w:r>
+      <w:proofErr w:type="spellStart"/>
+      <w:r>
+        <w:t>DialogResult</w:t>
+      </w:r>
+      <w:proofErr w:type="spellEnd"/>
+      <w:r>
+        <w:t xml:space="preserve"> </w:t>
+      </w:r>
+      <w:proofErr w:type="spellStart"/>
+      <w:r>
+        <w:t>result</w:t>
+      </w:r>
+      <w:proofErr w:type="spellEnd"/>
+      <w:r>
+        <w:t xml:space="preserve"> = </w:t>
+      </w:r>
+      <w:proofErr w:type="spellStart"/>
+      <w:r>
+        <w:t>MessageBox.Show</w:t>
+      </w:r>
+      <w:proofErr w:type="spellEnd"/>
+      <w:r>
+        <w:t>(</w:t>
+      </w:r>
+    </w:p>
+    <w:p>
+      <w:pPr>
+        <w:pStyle w:val="KeinLeerraum"/>
+      </w:pPr>
+      <w:r>
+        <w:t xml:space="preserve">             "Möchten Sie die Ansicht in zwei Viewports (Original und Bearbeitet) aufteilen?",</w:t>
+      </w:r>
+    </w:p>
+    <w:p>
+      <w:pPr>
+        <w:pStyle w:val="KeinLeerraum"/>
+      </w:pPr>
+      <w:r>
+        <w:t xml:space="preserve">             "Ansicht konfigurieren",</w:t>
+      </w:r>
+    </w:p>
+    <w:p>
+      <w:pPr>
+        <w:pStyle w:val="KeinLeerraum"/>
+      </w:pPr>
+      <w:r>
+        <w:t xml:space="preserve">             </w:t>
+      </w:r>
+      <w:proofErr w:type="spellStart"/>
+      <w:r>
+        <w:t>MessageBoxButtons.YesNo</w:t>
+      </w:r>
+      <w:proofErr w:type="spellEnd"/>
+      <w:r>
+        <w:t>,</w:t>
+      </w:r>
+    </w:p>
+    <w:p>
+      <w:pPr>
+        <w:pStyle w:val="KeinLeerraum"/>
+      </w:pPr>
+      <w:r>
+        <w:t xml:space="preserve">             </w:t>
+      </w:r>
+      <w:proofErr w:type="spellStart"/>
+      <w:r>
+        <w:t>MessageBoxIcon.Question</w:t>
+      </w:r>
+      <w:proofErr w:type="spellEnd"/>
+      <w:r>
+        <w:t>);</w:t>
+      </w:r>
+    </w:p>
+    <w:p>
+      <w:pPr>
+        <w:pStyle w:val="KeinLeerraum"/>
+      </w:pPr>
+    </w:p>
+    <w:p>
+      <w:pPr>
+        <w:pStyle w:val="KeinLeerraum"/>
+      </w:pPr>
+      <w:r>
+        <w:t xml:space="preserve">         // Auswerten, ob der Nutzer "Ja" geklickt hat</w:t>
+      </w:r>
+    </w:p>
+    <w:p>
+      <w:pPr>
+        <w:pStyle w:val="KeinLeerraum"/>
+        <w:rPr>
+          <w:lang w:val="en-US"/>
+        </w:rPr>
+      </w:pPr>
+      <w:r>
+        <w:t xml:space="preserve">         </w:t>
+      </w:r>
+      <w:r>
+        <w:rPr>
+          <w:lang w:val="en-US"/>
+        </w:rPr>
+        <w:t xml:space="preserve">bool </w:t>
+      </w:r>
+      <w:proofErr w:type="spellStart"/>
+      <w:r>
+        <w:rPr>
+          <w:lang w:val="en-US"/>
+        </w:rPr>
+        <w:t>useTwoViewports</w:t>
+      </w:r>
+      <w:proofErr w:type="spellEnd"/>
+      <w:r>
+        <w:rPr>
+          <w:lang w:val="en-US"/>
+        </w:rPr>
+        <w:t xml:space="preserve"> = (result == </w:t>
+      </w:r>
+      <w:proofErr w:type="spellStart"/>
+      <w:r>
+        <w:rPr>
+          <w:lang w:val="en-US"/>
+        </w:rPr>
+        <w:t>DialogResult.Yes</w:t>
+      </w:r>
+      <w:proofErr w:type="spellEnd"/>
+      <w:r>
+        <w:rPr>
+          <w:lang w:val="en-US"/>
+        </w:rPr>
+        <w:t>);</w:t>
+      </w:r>
+    </w:p>
+    <w:p>
+      <w:pPr>
+        <w:pStyle w:val="KeinLeerraum"/>
+        <w:rPr>
+          <w:lang w:val="en-US"/>
+        </w:rPr>
+      </w:pPr>
+    </w:p>
+    <w:p>
+      <w:pPr>
+        <w:pStyle w:val="KeinLeerraum"/>
+      </w:pPr>
+      <w:r>
+        <w:rPr>
+          <w:lang w:val="en-US"/>
+        </w:rPr>
+        <w:t xml:space="preserve">         </w:t>
+      </w:r>
+      <w:r>
+        <w:t>// Die Entscheidung an den Controller weitergeben</w:t>
+      </w:r>
+    </w:p>
+    <w:p>
+      <w:pPr>
+        <w:pStyle w:val="KeinLeerraum"/>
+        <w:rPr>
+          <w:lang w:val="en-US"/>
+        </w:rPr>
+      </w:pPr>
+      <w:r>
+        <w:t xml:space="preserve">         </w:t>
+      </w:r>
+      <w:proofErr w:type="spellStart"/>
+      <w:proofErr w:type="gramStart"/>
+      <w:r>
+        <w:rPr>
+          <w:lang w:val="en-US"/>
+        </w:rPr>
+        <w:t>this.derController.SetViewportMode</w:t>
+      </w:r>
+      <w:proofErr w:type="spellEnd"/>
+      <w:proofErr w:type="gramEnd"/>
+      <w:r>
+        <w:rPr>
+          <w:lang w:val="en-US"/>
+        </w:rPr>
+        <w:t>(</w:t>
+      </w:r>
+      <w:proofErr w:type="spellStart"/>
+      <w:r>
+        <w:rPr>
+          <w:lang w:val="en-US"/>
+        </w:rPr>
+        <w:t>useTwoViewports</w:t>
+      </w:r>
+      <w:proofErr w:type="spellEnd"/>
+      <w:r>
+        <w:rPr>
+          <w:lang w:val="en-US"/>
+        </w:rPr>
+        <w:t>);</w:t>
+      </w:r>
+    </w:p>
+    <w:p>
+      <w:pPr>
+        <w:pStyle w:val="KeinLeerraum"/>
+        <w:rPr>
+          <w:lang w:val="en-US"/>
+        </w:rPr>
+      </w:pPr>
+      <w:r>
+        <w:rPr>
+          <w:lang w:val="en-US"/>
+        </w:rPr>
+        <w:t xml:space="preserve">         /</w:t>
+      </w:r>
+      <w:proofErr w:type="gramStart"/>
+      <w:r>
+        <w:rPr>
+          <w:lang w:val="en-US"/>
+        </w:rPr>
+        <w:t>/ -</w:t>
+      </w:r>
+      <w:proofErr w:type="gramEnd"/>
+      <w:r>
+        <w:rPr>
+          <w:lang w:val="en-US"/>
+        </w:rPr>
+        <w:t>---------------------------------------------------</w:t>
       </w:r>
     </w:p>
     <w:p>
@@ -1455,30 +2420,86 @@
           <w:u w:val="single"/>
           <w:lang w:val="en-US"/>
         </w:rPr>
-        <w:t>In PointCloudProcessing.cs:</w:t>
-      </w:r>
-    </w:p>
-    <w:p>
-      <w:pPr>
-        <w:pStyle w:val="KeinLeerraum"/>
-        <w:rPr>
+        <w:t xml:space="preserve">In </w:t>
+      </w:r>
+      <w:proofErr w:type="spellStart"/>
+      <w:r>
+        <w:rPr>
+          <w:b/>
+          <w:bCs/>
           <w:u w:val="single"/>
           <w:lang w:val="en-US"/>
         </w:rPr>
-      </w:pPr>
-    </w:p>
-    <w:p>
-      <w:pPr>
-        <w:pStyle w:val="KeinLeerraum"/>
-        <w:rPr>
-          <w:lang w:val="en-US"/>
-        </w:rPr>
-      </w:pPr>
-      <w:r>
-        <w:rPr>
-          <w:lang w:val="en-US"/>
-        </w:rPr>
-        <w:t>public void SetViewportMode(bool twoViewports)</w:t>
+        <w:t>Controller.cs</w:t>
+      </w:r>
+      <w:proofErr w:type="spellEnd"/>
+      <w:r>
+        <w:rPr>
+          <w:b/>
+          <w:bCs/>
+          <w:u w:val="single"/>
+          <w:lang w:val="en-US"/>
+        </w:rPr>
+        <w:t>:</w:t>
+      </w:r>
+    </w:p>
+    <w:p>
+      <w:pPr>
+        <w:pStyle w:val="KeinLeerraum"/>
+        <w:rPr>
+          <w:u w:val="single"/>
+          <w:lang w:val="en-US"/>
+        </w:rPr>
+      </w:pPr>
+    </w:p>
+    <w:p>
+      <w:pPr>
+        <w:pStyle w:val="KeinLeerraum"/>
+        <w:rPr>
+          <w:lang w:val="en-US"/>
+        </w:rPr>
+      </w:pPr>
+      <w:r>
+        <w:rPr>
+          <w:lang w:val="en-US"/>
+        </w:rPr>
+        <w:t xml:space="preserve">public void </w:t>
+      </w:r>
+      <w:proofErr w:type="spellStart"/>
+      <w:proofErr w:type="gramStart"/>
+      <w:r>
+        <w:rPr>
+          <w:lang w:val="en-US"/>
+        </w:rPr>
+        <w:t>SetViewportMode</w:t>
+      </w:r>
+      <w:proofErr w:type="spellEnd"/>
+      <w:r>
+        <w:rPr>
+          <w:lang w:val="en-US"/>
+        </w:rPr>
+        <w:t>(</w:t>
+      </w:r>
+      <w:proofErr w:type="gramEnd"/>
+      <w:r>
+        <w:rPr>
+          <w:lang w:val="en-US"/>
+        </w:rPr>
+        <w:t xml:space="preserve">bool </w:t>
+      </w:r>
+      <w:proofErr w:type="spellStart"/>
+      <w:r>
+        <w:rPr>
+          <w:lang w:val="en-US"/>
+        </w:rPr>
+        <w:t>useTwo</w:t>
+      </w:r>
+      <w:proofErr w:type="spellEnd"/>
+      <w:r>
+        <w:rPr>
+          <w:lang w:val="en-US"/>
+        </w:rPr>
+        <w:t>)</w:t>
       </w:r>
     </w:p>
     <w:p>
@@ -1506,7 +2527,37 @@
         <w:rPr>
           <w:lang w:val="en-US"/>
         </w:rPr>
-        <w:t xml:space="preserve">    this.aParameter.twoViewports = twoViewports;</w:t>
+        <w:t xml:space="preserve">    </w:t>
+      </w:r>
+      <w:proofErr w:type="spellStart"/>
+      <w:proofErr w:type="gramStart"/>
+      <w:r>
+        <w:rPr>
+          <w:lang w:val="en-US"/>
+        </w:rPr>
+        <w:t>this.aPointCloudProcessing.SetViewportMode</w:t>
+      </w:r>
+      <w:proofErr w:type="spellEnd"/>
+      <w:proofErr w:type="gramEnd"/>
+      <w:r>
+        <w:rPr>
+          <w:lang w:val="en-US"/>
+        </w:rPr>
+        <w:t>(</w:t>
+      </w:r>
+      <w:proofErr w:type="spellStart"/>
+      <w:r>
+        <w:rPr>
+          <w:lang w:val="en-US"/>
+        </w:rPr>
+        <w:t>useTwo</w:t>
+      </w:r>
+      <w:proofErr w:type="spellEnd"/>
+      <w:r>
+        <w:rPr>
+          <w:lang w:val="en-US"/>
+        </w:rPr>
+        <w:t>);</w:t>
       </w:r>
     </w:p>
     <w:p>
@@ -1535,6 +2586,185 @@
       <w:pPr>
         <w:pStyle w:val="KeinLeerraum"/>
         <w:rPr>
+          <w:b/>
+          <w:bCs/>
+          <w:u w:val="single"/>
+          <w:lang w:val="en-US"/>
+        </w:rPr>
+      </w:pPr>
+      <w:r>
+        <w:rPr>
+          <w:b/>
+          <w:bCs/>
+          <w:u w:val="single"/>
+          <w:lang w:val="en-US"/>
+        </w:rPr>
+        <w:t xml:space="preserve">In </w:t>
+      </w:r>
+      <w:proofErr w:type="spellStart"/>
+      <w:r>
+        <w:rPr>
+          <w:b/>
+          <w:bCs/>
+          <w:u w:val="single"/>
+          <w:lang w:val="en-US"/>
+        </w:rPr>
+        <w:t>PointCloudProcessing.cs</w:t>
+      </w:r>
+      <w:proofErr w:type="spellEnd"/>
+      <w:r>
+        <w:rPr>
+          <w:b/>
+          <w:bCs/>
+          <w:u w:val="single"/>
+          <w:lang w:val="en-US"/>
+        </w:rPr>
+        <w:t>:</w:t>
+      </w:r>
+    </w:p>
+    <w:p>
+      <w:pPr>
+        <w:pStyle w:val="KeinLeerraum"/>
+        <w:rPr>
+          <w:u w:val="single"/>
+          <w:lang w:val="en-US"/>
+        </w:rPr>
+      </w:pPr>
+    </w:p>
+    <w:p>
+      <w:pPr>
+        <w:pStyle w:val="KeinLeerraum"/>
+        <w:rPr>
+          <w:lang w:val="en-US"/>
+        </w:rPr>
+      </w:pPr>
+      <w:r>
+        <w:rPr>
+          <w:lang w:val="en-US"/>
+        </w:rPr>
+        <w:t xml:space="preserve">public void </w:t>
+      </w:r>
+      <w:proofErr w:type="spellStart"/>
+      <w:proofErr w:type="gramStart"/>
+      <w:r>
+        <w:rPr>
+          <w:lang w:val="en-US"/>
+        </w:rPr>
+        <w:t>SetViewportMode</w:t>
+      </w:r>
+      <w:proofErr w:type="spellEnd"/>
+      <w:r>
+        <w:rPr>
+          <w:lang w:val="en-US"/>
+        </w:rPr>
+        <w:t>(</w:t>
+      </w:r>
+      <w:proofErr w:type="gramEnd"/>
+      <w:r>
+        <w:rPr>
+          <w:lang w:val="en-US"/>
+        </w:rPr>
+        <w:t xml:space="preserve">bool </w:t>
+      </w:r>
+      <w:proofErr w:type="spellStart"/>
+      <w:r>
+        <w:rPr>
+          <w:lang w:val="en-US"/>
+        </w:rPr>
+        <w:t>twoViewports</w:t>
+      </w:r>
+      <w:proofErr w:type="spellEnd"/>
+      <w:r>
+        <w:rPr>
+          <w:lang w:val="en-US"/>
+        </w:rPr>
+        <w:t>)</w:t>
+      </w:r>
+    </w:p>
+    <w:p>
+      <w:pPr>
+        <w:pStyle w:val="KeinLeerraum"/>
+        <w:rPr>
+          <w:lang w:val="en-US"/>
+        </w:rPr>
+      </w:pPr>
+      <w:r>
+        <w:rPr>
+          <w:lang w:val="en-US"/>
+        </w:rPr>
+        <w:t>{</w:t>
+      </w:r>
+    </w:p>
+    <w:p>
+      <w:pPr>
+        <w:pStyle w:val="KeinLeerraum"/>
+        <w:rPr>
+          <w:lang w:val="en-US"/>
+        </w:rPr>
+      </w:pPr>
+      <w:r>
+        <w:rPr>
+          <w:lang w:val="en-US"/>
+        </w:rPr>
+        <w:t xml:space="preserve">    </w:t>
+      </w:r>
+      <w:proofErr w:type="spellStart"/>
+      <w:proofErr w:type="gramStart"/>
+      <w:r>
+        <w:rPr>
+          <w:lang w:val="en-US"/>
+        </w:rPr>
+        <w:t>this.aParameter.twoViewports</w:t>
+      </w:r>
+      <w:proofErr w:type="spellEnd"/>
+      <w:proofErr w:type="gramEnd"/>
+      <w:r>
+        <w:rPr>
+          <w:lang w:val="en-US"/>
+        </w:rPr>
+        <w:t xml:space="preserve"> = </w:t>
+      </w:r>
+      <w:proofErr w:type="spellStart"/>
+      <w:r>
+        <w:rPr>
+          <w:lang w:val="en-US"/>
+        </w:rPr>
+        <w:t>twoViewports</w:t>
+      </w:r>
+      <w:proofErr w:type="spellEnd"/>
+      <w:r>
+        <w:rPr>
+          <w:lang w:val="en-US"/>
+        </w:rPr>
+        <w:t>;</w:t>
+      </w:r>
+    </w:p>
+    <w:p>
+      <w:pPr>
+        <w:pStyle w:val="KeinLeerraum"/>
+        <w:rPr>
+          <w:lang w:val="en-US"/>
+        </w:rPr>
+      </w:pPr>
+      <w:r>
+        <w:rPr>
+          <w:lang w:val="en-US"/>
+        </w:rPr>
+        <w:t>}</w:t>
+      </w:r>
+    </w:p>
+    <w:p>
+      <w:pPr>
+        <w:pStyle w:val="KeinLeerraum"/>
+        <w:rPr>
+          <w:lang w:val="en-US"/>
+        </w:rPr>
+      </w:pPr>
+    </w:p>
+    <w:p>
+      <w:pPr>
+        <w:pStyle w:val="KeinLeerraum"/>
+        <w:rPr>
           <w:lang w:val="en-US"/>
         </w:rPr>
       </w:pPr>
@@ -1558,7 +2788,15 @@
         <w:pStyle w:val="KeinLeerraum"/>
       </w:pPr>
       <w:r>
-        <w:t xml:space="preserve">Funktioniert noch nicht, weil die geänderte Variable nicht richtig an cloud_viewer übergeben werden kann. </w:t>
+        <w:t xml:space="preserve">Funktioniert noch nicht, weil die geänderte Variable nicht richtig an </w:t>
+      </w:r>
+      <w:proofErr w:type="spellStart"/>
+      <w:r>
+        <w:t>cloud_viewer</w:t>
+      </w:r>
+      <w:proofErr w:type="spellEnd"/>
+      <w:r>
+        <w:t xml:space="preserve"> übergeben werden kann. </w:t>
       </w:r>
     </w:p>
     <w:p>
@@ -1621,8 +2859,21 @@
       <w:pPr>
         <w:pStyle w:val="KeinLeerraum"/>
       </w:pPr>
-      <w:r>
-        <w:t>aParameter und aParameters sind unterschiedliche Variable, die eine Public die andere Private. Auf Private kann nicht von anderen Klassen aus zugegriffen werden.</w:t>
+      <w:proofErr w:type="spellStart"/>
+      <w:r>
+        <w:t>aParameter</w:t>
+      </w:r>
+      <w:proofErr w:type="spellEnd"/>
+      <w:r>
+        <w:t xml:space="preserve"> und </w:t>
+      </w:r>
+      <w:proofErr w:type="spellStart"/>
+      <w:r>
+        <w:t>aParameters</w:t>
+      </w:r>
+      <w:proofErr w:type="spellEnd"/>
+      <w:r>
+        <w:t xml:space="preserve"> sind unterschiedliche Variable, die eine Public die andere Private. Auf Private kann nicht von anderen Klassen aus zugegriffen werden.</w:t>
       </w:r>
     </w:p>
     <w:p>
@@ -1672,7 +2923,31 @@
         <w:pStyle w:val="KeinLeerraum"/>
       </w:pPr>
       <w:r>
-        <w:t xml:space="preserve">Noch nicht getestet mit verbundener Kamera (kann nur getestet werden mit verbundener Kamera, da die Instanz von PointCloudProcessing.cs erst bei erfolgreich verbundener Kamera erstellt wird und somit wird beim auswählen der Viewports auf einen NULL Pointer referenziert. </w:t>
+        <w:t xml:space="preserve">Noch nicht getestet mit verbundener Kamera (kann nur getestet werden mit verbundener Kamera, da die Instanz von </w:t>
+      </w:r>
+      <w:proofErr w:type="spellStart"/>
+      <w:r>
+        <w:t>PointCloudProcessing.cs</w:t>
+      </w:r>
+      <w:proofErr w:type="spellEnd"/>
+      <w:r>
+        <w:t xml:space="preserve"> erst bei erfolgreich verbundener Kamera erstellt wird und somit wird </w:t>
+      </w:r>
+      <w:proofErr w:type="gramStart"/>
+      <w:r>
+        <w:t>beim auswählen</w:t>
+      </w:r>
+      <w:proofErr w:type="gramEnd"/>
+      <w:r>
+        <w:t xml:space="preserve"> der Viewports auf einen </w:t>
+      </w:r>
+      <w:proofErr w:type="gramStart"/>
+      <w:r>
+        <w:t>NULL Pointer</w:t>
+      </w:r>
+      <w:proofErr w:type="gramEnd"/>
+      <w:r>
+        <w:t xml:space="preserve"> referenziert. </w:t>
       </w:r>
     </w:p>
     <w:p>
@@ -1710,6 +2985,7 @@
           <w:u w:val="single"/>
         </w:rPr>
       </w:pPr>
+      <w:proofErr w:type="spellStart"/>
       <w:r>
         <w:rPr>
           <w:b/>
@@ -1718,24 +2994,64 @@
         </w:rPr>
         <w:t>MainView.cs</w:t>
       </w:r>
-    </w:p>
-    <w:p>
-      <w:pPr>
-        <w:pStyle w:val="KeinLeerraum"/>
-      </w:pPr>
-    </w:p>
-    <w:p>
-      <w:pPr>
-        <w:pStyle w:val="KeinLeerraum"/>
-        <w:rPr>
-          <w:lang w:val="en-US"/>
-        </w:rPr>
-      </w:pPr>
-      <w:r>
-        <w:rPr>
-          <w:lang w:val="en-US"/>
-        </w:rPr>
-        <w:t>private void tOFKameraVerbindenToolStripMenuItem_Click(object sender, EventArgs e)</w:t>
+      <w:proofErr w:type="spellEnd"/>
+    </w:p>
+    <w:p>
+      <w:pPr>
+        <w:pStyle w:val="KeinLeerraum"/>
+      </w:pPr>
+    </w:p>
+    <w:p>
+      <w:pPr>
+        <w:pStyle w:val="KeinLeerraum"/>
+      </w:pPr>
+      <w:r>
+        <w:t xml:space="preserve">private </w:t>
+      </w:r>
+      <w:proofErr w:type="spellStart"/>
+      <w:r>
+        <w:t>void</w:t>
+      </w:r>
+      <w:proofErr w:type="spellEnd"/>
+      <w:r>
+        <w:t xml:space="preserve"> </w:t>
+      </w:r>
+      <w:proofErr w:type="spellStart"/>
+      <w:r>
+        <w:t>tOFKameraVerbindenToolStripMenuItem_</w:t>
+      </w:r>
+      <w:proofErr w:type="gramStart"/>
+      <w:r>
+        <w:t>Click</w:t>
+      </w:r>
+      <w:proofErr w:type="spellEnd"/>
+      <w:r>
+        <w:t>(</w:t>
+      </w:r>
+      <w:proofErr w:type="spellStart"/>
+      <w:proofErr w:type="gramEnd"/>
+      <w:r>
+        <w:t>object</w:t>
+      </w:r>
+      <w:proofErr w:type="spellEnd"/>
+      <w:r>
+        <w:t xml:space="preserve"> </w:t>
+      </w:r>
+      <w:proofErr w:type="spellStart"/>
+      <w:r>
+        <w:t>sender</w:t>
+      </w:r>
+      <w:proofErr w:type="spellEnd"/>
+      <w:r>
+        <w:t xml:space="preserve">, </w:t>
+      </w:r>
+      <w:proofErr w:type="spellStart"/>
+      <w:r>
+        <w:t>EventArgs</w:t>
+      </w:r>
+      <w:proofErr w:type="spellEnd"/>
+      <w:r>
+        <w:t xml:space="preserve"> e)</w:t>
       </w:r>
     </w:p>
     <w:p>
@@ -1751,8 +3067,13 @@
         <w:pStyle w:val="KeinLeerraum"/>
       </w:pPr>
       <w:r>
-        <w:t xml:space="preserve">    try</w:t>
-      </w:r>
+        <w:t xml:space="preserve">    </w:t>
+      </w:r>
+      <w:proofErr w:type="spellStart"/>
+      <w:r>
+        <w:t>try</w:t>
+      </w:r>
+      <w:proofErr w:type="spellEnd"/>
     </w:p>
     <w:p>
       <w:pPr>
@@ -1767,38 +3088,115 @@
         <w:pStyle w:val="KeinLeerraum"/>
       </w:pPr>
       <w:r>
-        <w:t xml:space="preserve">        string input = Interaction.InputBox("Mit welcher Kamera möchten Sie sich verbinden?\n1=SICK  2=Schmersal");</w:t>
-      </w:r>
-    </w:p>
-    <w:p>
-      <w:pPr>
-        <w:pStyle w:val="KeinLeerraum"/>
-        <w:rPr>
-          <w:lang w:val="en-US"/>
-        </w:rPr>
-      </w:pPr>
-      <w:r>
         <w:t xml:space="preserve">        </w:t>
       </w:r>
-      <w:r>
-        <w:rPr>
-          <w:lang w:val="en-US"/>
-        </w:rPr>
-        <w:t>int inputInt = Convert.ToInt32(input);</w:t>
-      </w:r>
-    </w:p>
-    <w:p>
-      <w:pPr>
-        <w:pStyle w:val="KeinLeerraum"/>
-      </w:pPr>
-      <w:r>
-        <w:rPr>
-          <w:lang w:val="en-US"/>
-        </w:rPr>
+      <w:proofErr w:type="spellStart"/>
+      <w:r>
+        <w:t>string</w:t>
+      </w:r>
+      <w:proofErr w:type="spellEnd"/>
+      <w:r>
+        <w:t xml:space="preserve"> </w:t>
+      </w:r>
+      <w:proofErr w:type="spellStart"/>
+      <w:r>
+        <w:t>input</w:t>
+      </w:r>
+      <w:proofErr w:type="spellEnd"/>
+      <w:r>
+        <w:t xml:space="preserve"> = </w:t>
+      </w:r>
+      <w:proofErr w:type="spellStart"/>
+      <w:r>
+        <w:t>Interaction.InputBox</w:t>
+      </w:r>
+      <w:proofErr w:type="spellEnd"/>
+      <w:r>
+        <w:t xml:space="preserve">("Mit welcher Kamera möchten Sie sich </w:t>
+      </w:r>
+      <w:proofErr w:type="gramStart"/>
+      <w:r>
+        <w:t>verbinden?\</w:t>
+      </w:r>
+      <w:proofErr w:type="gramEnd"/>
+      <w:r>
+        <w:t>n1=SICK  2=Schmersal");</w:t>
+      </w:r>
+    </w:p>
+    <w:p>
+      <w:pPr>
+        <w:pStyle w:val="KeinLeerraum"/>
+        <w:rPr>
+          <w:lang w:val="en-US"/>
+        </w:rPr>
+      </w:pPr>
+      <w:r>
         <w:t xml:space="preserve">        </w:t>
       </w:r>
       <w:r>
-        <w:t>if (inputInt != 1 &amp;&amp; inputInt != 2)</w:t>
+        <w:rPr>
+          <w:lang w:val="en-US"/>
+        </w:rPr>
+        <w:t xml:space="preserve">int </w:t>
+      </w:r>
+      <w:proofErr w:type="spellStart"/>
+      <w:r>
+        <w:rPr>
+          <w:lang w:val="en-US"/>
+        </w:rPr>
+        <w:t>inputInt</w:t>
+      </w:r>
+      <w:proofErr w:type="spellEnd"/>
+      <w:r>
+        <w:rPr>
+          <w:lang w:val="en-US"/>
+        </w:rPr>
+        <w:t xml:space="preserve"> = Convert.ToInt32(input);</w:t>
+      </w:r>
+    </w:p>
+    <w:p>
+      <w:pPr>
+        <w:pStyle w:val="KeinLeerraum"/>
+      </w:pPr>
+      <w:r>
+        <w:rPr>
+          <w:lang w:val="en-US"/>
+        </w:rPr>
+        <w:t xml:space="preserve">        </w:t>
+      </w:r>
+      <w:proofErr w:type="spellStart"/>
+      <w:r>
+        <w:t>if</w:t>
+      </w:r>
+      <w:proofErr w:type="spellEnd"/>
+      <w:r>
+        <w:t xml:space="preserve"> (</w:t>
+      </w:r>
+      <w:proofErr w:type="spellStart"/>
+      <w:proofErr w:type="gramStart"/>
+      <w:r>
+        <w:t>inputInt</w:t>
+      </w:r>
+      <w:proofErr w:type="spellEnd"/>
+      <w:r>
+        <w:t xml:space="preserve"> !</w:t>
+      </w:r>
+      <w:proofErr w:type="gramEnd"/>
+      <w:r>
+        <w:t xml:space="preserve">= 1 &amp;&amp; </w:t>
+      </w:r>
+      <w:proofErr w:type="spellStart"/>
+      <w:proofErr w:type="gramStart"/>
+      <w:r>
+        <w:t>inputInt</w:t>
+      </w:r>
+      <w:proofErr w:type="spellEnd"/>
+      <w:r>
+        <w:t xml:space="preserve"> !</w:t>
+      </w:r>
+      <w:proofErr w:type="gramEnd"/>
+      <w:r>
+        <w:t>= 2)</w:t>
       </w:r>
     </w:p>
     <w:p>
@@ -1814,19 +3212,27 @@
         <w:pStyle w:val="KeinLeerraum"/>
       </w:pPr>
       <w:r>
-        <w:t xml:space="preserve">            MessageBox.Show("Bitte geben Sie 1 oder 2 ein");</w:t>
-      </w:r>
-    </w:p>
-    <w:p>
-      <w:pPr>
-        <w:pStyle w:val="KeinLeerraum"/>
-        <w:rPr>
-          <w:lang w:val="en-US"/>
-        </w:rPr>
-      </w:pPr>
-      <w:r>
         <w:t xml:space="preserve">            </w:t>
       </w:r>
+      <w:proofErr w:type="spellStart"/>
+      <w:r>
+        <w:t>MessageBox.Show</w:t>
+      </w:r>
+      <w:proofErr w:type="spellEnd"/>
+      <w:r>
+        <w:t>("Bitte geben Sie 1 oder 2 ein");</w:t>
+      </w:r>
+    </w:p>
+    <w:p>
+      <w:pPr>
+        <w:pStyle w:val="KeinLeerraum"/>
+        <w:rPr>
+          <w:lang w:val="en-US"/>
+        </w:rPr>
+      </w:pPr>
+      <w:r>
+        <w:t xml:space="preserve">            </w:t>
+      </w:r>
       <w:r>
         <w:rPr>
           <w:lang w:val="en-US"/>
@@ -1865,7 +3271,37 @@
         <w:rPr>
           <w:lang w:val="en-US"/>
         </w:rPr>
-        <w:t>bool connected = this.derController.SetTofKamera(inputInt);</w:t>
+        <w:t xml:space="preserve">bool connected = </w:t>
+      </w:r>
+      <w:proofErr w:type="spellStart"/>
+      <w:proofErr w:type="gramStart"/>
+      <w:r>
+        <w:rPr>
+          <w:lang w:val="en-US"/>
+        </w:rPr>
+        <w:t>this.derController.SetTofKamera</w:t>
+      </w:r>
+      <w:proofErr w:type="spellEnd"/>
+      <w:proofErr w:type="gramEnd"/>
+      <w:r>
+        <w:rPr>
+          <w:lang w:val="en-US"/>
+        </w:rPr>
+        <w:t>(</w:t>
+      </w:r>
+      <w:proofErr w:type="spellStart"/>
+      <w:r>
+        <w:rPr>
+          <w:lang w:val="en-US"/>
+        </w:rPr>
+        <w:t>inputInt</w:t>
+      </w:r>
+      <w:proofErr w:type="spellEnd"/>
+      <w:r>
+        <w:rPr>
+          <w:lang w:val="en-US"/>
+        </w:rPr>
+        <w:t>);</w:t>
       </w:r>
     </w:p>
     <w:p>
@@ -1907,7 +3343,49 @@
         <w:rPr>
           <w:color w:val="EE0000"/>
         </w:rPr>
-        <w:t xml:space="preserve">        DialogResult result = MessageBox.Show(</w:t>
+        <w:t xml:space="preserve">        </w:t>
+      </w:r>
+      <w:proofErr w:type="spellStart"/>
+      <w:r>
+        <w:rPr>
+          <w:color w:val="EE0000"/>
+        </w:rPr>
+        <w:t>DialogResult</w:t>
+      </w:r>
+      <w:proofErr w:type="spellEnd"/>
+      <w:r>
+        <w:rPr>
+          <w:color w:val="EE0000"/>
+        </w:rPr>
+        <w:t xml:space="preserve"> </w:t>
+      </w:r>
+      <w:proofErr w:type="spellStart"/>
+      <w:r>
+        <w:rPr>
+          <w:color w:val="EE0000"/>
+        </w:rPr>
+        <w:t>result</w:t>
+      </w:r>
+      <w:proofErr w:type="spellEnd"/>
+      <w:r>
+        <w:rPr>
+          <w:color w:val="EE0000"/>
+        </w:rPr>
+        <w:t xml:space="preserve"> = </w:t>
+      </w:r>
+      <w:proofErr w:type="spellStart"/>
+      <w:r>
+        <w:rPr>
+          <w:color w:val="EE0000"/>
+        </w:rPr>
+        <w:t>MessageBox.Show</w:t>
+      </w:r>
+      <w:proofErr w:type="spellEnd"/>
+      <w:r>
+        <w:rPr>
+          <w:color w:val="EE0000"/>
+        </w:rPr>
+        <w:t>(</w:t>
       </w:r>
     </w:p>
     <w:p>
@@ -1950,21 +3428,49 @@
         <w:rPr>
           <w:color w:val="EE0000"/>
         </w:rPr>
-        <w:t xml:space="preserve">            MessageBoxButtons.YesNo,</w:t>
-      </w:r>
-    </w:p>
-    <w:p>
-      <w:pPr>
-        <w:pStyle w:val="KeinLeerraum"/>
-        <w:rPr>
-          <w:color w:val="EE0000"/>
-        </w:rPr>
-      </w:pPr>
-      <w:r>
-        <w:rPr>
-          <w:color w:val="EE0000"/>
-        </w:rPr>
-        <w:t xml:space="preserve">            MessageBoxIcon.Question);</w:t>
+        <w:t xml:space="preserve">            </w:t>
+      </w:r>
+      <w:proofErr w:type="spellStart"/>
+      <w:r>
+        <w:rPr>
+          <w:color w:val="EE0000"/>
+        </w:rPr>
+        <w:t>MessageBoxButtons.YesNo</w:t>
+      </w:r>
+      <w:proofErr w:type="spellEnd"/>
+      <w:r>
+        <w:rPr>
+          <w:color w:val="EE0000"/>
+        </w:rPr>
+        <w:t>,</w:t>
+      </w:r>
+    </w:p>
+    <w:p>
+      <w:pPr>
+        <w:pStyle w:val="KeinLeerraum"/>
+        <w:rPr>
+          <w:color w:val="EE0000"/>
+        </w:rPr>
+      </w:pPr>
+      <w:r>
+        <w:rPr>
+          <w:color w:val="EE0000"/>
+        </w:rPr>
+        <w:t xml:space="preserve">            </w:t>
+      </w:r>
+      <w:proofErr w:type="spellStart"/>
+      <w:r>
+        <w:rPr>
+          <w:color w:val="EE0000"/>
+        </w:rPr>
+        <w:t>MessageBoxIcon.Question</w:t>
+      </w:r>
+      <w:proofErr w:type="spellEnd"/>
+      <w:r>
+        <w:rPr>
+          <w:color w:val="EE0000"/>
+        </w:rPr>
+        <w:t>);</w:t>
       </w:r>
     </w:p>
     <w:p>
@@ -2008,7 +3514,39 @@
           <w:color w:val="EE0000"/>
           <w:lang w:val="en-US"/>
         </w:rPr>
-        <w:t>bool useTwoViewports = (result == DialogResult.Yes);</w:t>
+        <w:t xml:space="preserve">bool </w:t>
+      </w:r>
+      <w:proofErr w:type="spellStart"/>
+      <w:r>
+        <w:rPr>
+          <w:color w:val="EE0000"/>
+          <w:lang w:val="en-US"/>
+        </w:rPr>
+        <w:t>useTwoViewports</w:t>
+      </w:r>
+      <w:proofErr w:type="spellEnd"/>
+      <w:r>
+        <w:rPr>
+          <w:color w:val="EE0000"/>
+          <w:lang w:val="en-US"/>
+        </w:rPr>
+        <w:t xml:space="preserve"> = (result == </w:t>
+      </w:r>
+      <w:proofErr w:type="spellStart"/>
+      <w:r>
+        <w:rPr>
+          <w:color w:val="EE0000"/>
+          <w:lang w:val="en-US"/>
+        </w:rPr>
+        <w:t>DialogResult.Yes</w:t>
+      </w:r>
+      <w:proofErr w:type="spellEnd"/>
+      <w:r>
+        <w:rPr>
+          <w:color w:val="EE0000"/>
+          <w:lang w:val="en-US"/>
+        </w:rPr>
+        <w:t>);</w:t>
       </w:r>
     </w:p>
     <w:p>
@@ -2055,28 +3593,71 @@
         </w:rPr>
         <w:t xml:space="preserve">        </w:t>
       </w:r>
-      <w:r>
-        <w:rPr>
-          <w:color w:val="EE0000"/>
-          <w:lang w:val="en-US"/>
-        </w:rPr>
-        <w:t>this.derController.SetViewportMode(useTwoViewports);</w:t>
-      </w:r>
-    </w:p>
-    <w:p>
-      <w:pPr>
-        <w:pStyle w:val="KeinLeerraum"/>
-        <w:rPr>
-          <w:color w:val="EE0000"/>
-          <w:lang w:val="en-US"/>
-        </w:rPr>
-      </w:pPr>
-      <w:r>
-        <w:rPr>
-          <w:color w:val="EE0000"/>
-          <w:lang w:val="en-US"/>
-        </w:rPr>
-        <w:t xml:space="preserve">        // ----------------------------------------------------</w:t>
+      <w:proofErr w:type="spellStart"/>
+      <w:proofErr w:type="gramStart"/>
+      <w:r>
+        <w:rPr>
+          <w:color w:val="EE0000"/>
+          <w:lang w:val="en-US"/>
+        </w:rPr>
+        <w:t>this.derController.SetViewportMode</w:t>
+      </w:r>
+      <w:proofErr w:type="spellEnd"/>
+      <w:proofErr w:type="gramEnd"/>
+      <w:r>
+        <w:rPr>
+          <w:color w:val="EE0000"/>
+          <w:lang w:val="en-US"/>
+        </w:rPr>
+        <w:t>(</w:t>
+      </w:r>
+      <w:proofErr w:type="spellStart"/>
+      <w:r>
+        <w:rPr>
+          <w:color w:val="EE0000"/>
+          <w:lang w:val="en-US"/>
+        </w:rPr>
+        <w:t>useTwoViewports</w:t>
+      </w:r>
+      <w:proofErr w:type="spellEnd"/>
+      <w:r>
+        <w:rPr>
+          <w:color w:val="EE0000"/>
+          <w:lang w:val="en-US"/>
+        </w:rPr>
+        <w:t>);</w:t>
+      </w:r>
+    </w:p>
+    <w:p>
+      <w:pPr>
+        <w:pStyle w:val="KeinLeerraum"/>
+        <w:rPr>
+          <w:color w:val="EE0000"/>
+          <w:lang w:val="en-US"/>
+        </w:rPr>
+      </w:pPr>
+      <w:r>
+        <w:rPr>
+          <w:color w:val="EE0000"/>
+          <w:lang w:val="en-US"/>
+        </w:rPr>
+        <w:t xml:space="preserve">        /</w:t>
+      </w:r>
+      <w:proofErr w:type="gramStart"/>
+      <w:r>
+        <w:rPr>
+          <w:color w:val="EE0000"/>
+          <w:lang w:val="en-US"/>
+        </w:rPr>
+        <w:t>/ -</w:t>
+      </w:r>
+      <w:proofErr w:type="gramEnd"/>
+      <w:r>
+        <w:rPr>
+          <w:color w:val="EE0000"/>
+          <w:lang w:val="en-US"/>
+        </w:rPr>
+        <w:t>---------------------------------------------------</w:t>
       </w:r>
     </w:p>
     <w:p>
@@ -2133,23 +3714,55 @@
         <w:pStyle w:val="KeinLeerraum"/>
       </w:pPr>
       <w:r>
-        <w:t xml:space="preserve">            MessageBox.Show("Erfolgreich mit der Kamera verbunden");</w:t>
-      </w:r>
-    </w:p>
-    <w:p>
-      <w:pPr>
-        <w:pStyle w:val="KeinLeerraum"/>
-      </w:pPr>
-      <w:r>
-        <w:t xml:space="preserve">            tOFKameraVerbindenToolStripMenuItem.Checked = true;</w:t>
-      </w:r>
-    </w:p>
-    <w:p>
-      <w:pPr>
-        <w:pStyle w:val="KeinLeerraum"/>
-      </w:pPr>
-      <w:r>
-        <w:t xml:space="preserve">            btnStartTof.Visible </w:t>
+        <w:t xml:space="preserve">            </w:t>
+      </w:r>
+      <w:proofErr w:type="spellStart"/>
+      <w:r>
+        <w:t>MessageBox.Show</w:t>
+      </w:r>
+      <w:proofErr w:type="spellEnd"/>
+      <w:r>
+        <w:t>("Erfolgreich mit der Kamera verbunden");</w:t>
+      </w:r>
+    </w:p>
+    <w:p>
+      <w:pPr>
+        <w:pStyle w:val="KeinLeerraum"/>
+      </w:pPr>
+      <w:r>
+        <w:t xml:space="preserve">            </w:t>
+      </w:r>
+      <w:proofErr w:type="spellStart"/>
+      <w:r>
+        <w:t>tOFKameraVerbindenToolStripMenuItem.Checked</w:t>
+      </w:r>
+      <w:proofErr w:type="spellEnd"/>
+      <w:r>
+        <w:t xml:space="preserve"> = </w:t>
+      </w:r>
+      <w:proofErr w:type="spellStart"/>
+      <w:r>
+        <w:t>true</w:t>
+      </w:r>
+      <w:proofErr w:type="spellEnd"/>
+      <w:r>
+        <w:t>;</w:t>
+      </w:r>
+    </w:p>
+    <w:p>
+      <w:pPr>
+        <w:pStyle w:val="KeinLeerraum"/>
+      </w:pPr>
+      <w:r>
+        <w:t xml:space="preserve">            </w:t>
+      </w:r>
+      <w:proofErr w:type="spellStart"/>
+      <w:r>
+        <w:t>btnStartTof.Visible</w:t>
+      </w:r>
+      <w:proofErr w:type="spellEnd"/>
+      <w:r>
+        <w:t xml:space="preserve"> </w:t>
       </w:r>
     </w:p>
     <w:p>
@@ -2178,22 +3791,64 @@
         <w:pStyle w:val="KeinLeerraum"/>
       </w:pPr>
       <w:r>
-        <w:t xml:space="preserve">Die Rückgabe ist ein boolean- Wert. </w:t>
-      </w:r>
-    </w:p>
-    <w:p>
-      <w:pPr>
-        <w:pStyle w:val="KeinLeerraum"/>
-      </w:pPr>
+        <w:t xml:space="preserve">Die Rückgabe ist ein </w:t>
+      </w:r>
+      <w:proofErr w:type="spellStart"/>
+      <w:r>
+        <w:t>boolean</w:t>
+      </w:r>
+      <w:proofErr w:type="spellEnd"/>
+      <w:r>
+        <w:t xml:space="preserve">- Wert. </w:t>
+      </w:r>
+    </w:p>
+    <w:p>
+      <w:pPr>
+        <w:pStyle w:val="KeinLeerraum"/>
+      </w:pPr>
+      <w:proofErr w:type="gramStart"/>
       <w:r>
         <w:t xml:space="preserve">Mit  </w:t>
       </w:r>
+      <w:proofErr w:type="spellStart"/>
       <w:r>
         <w:rPr>
           <w:b/>
           <w:bCs/>
         </w:rPr>
-        <w:t xml:space="preserve">this.derController.SetViewportMode(useTwoViewports); </w:t>
+        <w:t>this</w:t>
+      </w:r>
+      <w:proofErr w:type="gramEnd"/>
+      <w:r>
+        <w:rPr>
+          <w:b/>
+          <w:bCs/>
+        </w:rPr>
+        <w:t>.derController.SetViewportMode</w:t>
+      </w:r>
+      <w:proofErr w:type="spellEnd"/>
+      <w:r>
+        <w:rPr>
+          <w:b/>
+          <w:bCs/>
+        </w:rPr>
+        <w:t>(</w:t>
+      </w:r>
+      <w:proofErr w:type="spellStart"/>
+      <w:r>
+        <w:rPr>
+          <w:b/>
+          <w:bCs/>
+        </w:rPr>
+        <w:t>useTwoViewports</w:t>
+      </w:r>
+      <w:proofErr w:type="spellEnd"/>
+      <w:r>
+        <w:rPr>
+          <w:b/>
+          <w:bCs/>
+        </w:rPr>
+        <w:t xml:space="preserve">); </w:t>
       </w:r>
       <w:r>
         <w:t>wird die E</w:t>
@@ -2221,6 +3876,7 @@
           <w:u w:val="single"/>
         </w:rPr>
       </w:pPr>
+      <w:proofErr w:type="spellStart"/>
       <w:r>
         <w:rPr>
           <w:b/>
@@ -2237,6 +3893,7 @@
         </w:rPr>
         <w:t>.cs</w:t>
       </w:r>
+      <w:proofErr w:type="spellEnd"/>
     </w:p>
     <w:p>
       <w:pPr>
@@ -2264,7 +3921,48 @@
           <w:color w:val="EE0000"/>
           <w:lang w:val="en-US"/>
         </w:rPr>
-        <w:t>public void SetViewportMode(bool useTwo)</w:t>
+        <w:t xml:space="preserve">public void </w:t>
+      </w:r>
+      <w:proofErr w:type="spellStart"/>
+      <w:proofErr w:type="gramStart"/>
+      <w:r>
+        <w:rPr>
+          <w:color w:val="EE0000"/>
+          <w:lang w:val="en-US"/>
+        </w:rPr>
+        <w:t>SetViewportMode</w:t>
+      </w:r>
+      <w:proofErr w:type="spellEnd"/>
+      <w:r>
+        <w:rPr>
+          <w:color w:val="EE0000"/>
+          <w:lang w:val="en-US"/>
+        </w:rPr>
+        <w:t>(</w:t>
+      </w:r>
+      <w:proofErr w:type="gramEnd"/>
+      <w:r>
+        <w:rPr>
+          <w:color w:val="EE0000"/>
+          <w:lang w:val="en-US"/>
+        </w:rPr>
+        <w:t xml:space="preserve">bool </w:t>
+      </w:r>
+      <w:proofErr w:type="spellStart"/>
+      <w:r>
+        <w:rPr>
+          <w:color w:val="EE0000"/>
+          <w:lang w:val="en-US"/>
+        </w:rPr>
+        <w:t>useTwo</w:t>
+      </w:r>
+      <w:proofErr w:type="spellEnd"/>
+      <w:r>
+        <w:rPr>
+          <w:color w:val="EE0000"/>
+          <w:lang w:val="en-US"/>
+        </w:rPr>
+        <w:t>)</w:t>
       </w:r>
     </w:p>
     <w:p>
@@ -2296,7 +3994,41 @@
           <w:color w:val="EE0000"/>
           <w:lang w:val="en-US"/>
         </w:rPr>
-        <w:t xml:space="preserve">    this.aPointCloudProcessing.SetViewportMode(useTwo);</w:t>
+        <w:t xml:space="preserve">    </w:t>
+      </w:r>
+      <w:proofErr w:type="spellStart"/>
+      <w:proofErr w:type="gramStart"/>
+      <w:r>
+        <w:rPr>
+          <w:color w:val="EE0000"/>
+          <w:lang w:val="en-US"/>
+        </w:rPr>
+        <w:t>this.aPointCloudProcessing.SetViewportMode</w:t>
+      </w:r>
+      <w:proofErr w:type="spellEnd"/>
+      <w:proofErr w:type="gramEnd"/>
+      <w:r>
+        <w:rPr>
+          <w:color w:val="EE0000"/>
+          <w:lang w:val="en-US"/>
+        </w:rPr>
+        <w:t>(</w:t>
+      </w:r>
+      <w:proofErr w:type="spellStart"/>
+      <w:r>
+        <w:rPr>
+          <w:color w:val="EE0000"/>
+          <w:lang w:val="en-US"/>
+        </w:rPr>
+        <w:t>useTwo</w:t>
+      </w:r>
+      <w:proofErr w:type="spellEnd"/>
+      <w:r>
+        <w:rPr>
+          <w:color w:val="EE0000"/>
+          <w:lang w:val="en-US"/>
+        </w:rPr>
+        <w:t>);</w:t>
       </w:r>
     </w:p>
     <w:p>
@@ -2334,7 +4066,105 @@
         <w:rPr>
           <w:lang w:val="en-US"/>
         </w:rPr>
-        <w:t>Hier wird die Entscheidung über das Attribut? useTwo an aPointCloudProcessing weitergegeben.</w:t>
+        <w:t xml:space="preserve">Hier </w:t>
+      </w:r>
+      <w:proofErr w:type="spellStart"/>
+      <w:r>
+        <w:rPr>
+          <w:lang w:val="en-US"/>
+        </w:rPr>
+        <w:t>wird</w:t>
+      </w:r>
+      <w:proofErr w:type="spellEnd"/>
+      <w:r>
+        <w:rPr>
+          <w:lang w:val="en-US"/>
+        </w:rPr>
+        <w:t xml:space="preserve"> die </w:t>
+      </w:r>
+      <w:proofErr w:type="spellStart"/>
+      <w:r>
+        <w:rPr>
+          <w:lang w:val="en-US"/>
+        </w:rPr>
+        <w:t>Entscheidung</w:t>
+      </w:r>
+      <w:proofErr w:type="spellEnd"/>
+      <w:r>
+        <w:rPr>
+          <w:lang w:val="en-US"/>
+        </w:rPr>
+        <w:t xml:space="preserve"> </w:t>
+      </w:r>
+      <w:proofErr w:type="spellStart"/>
+      <w:r>
+        <w:rPr>
+          <w:lang w:val="en-US"/>
+        </w:rPr>
+        <w:t>über</w:t>
+      </w:r>
+      <w:proofErr w:type="spellEnd"/>
+      <w:r>
+        <w:rPr>
+          <w:lang w:val="en-US"/>
+        </w:rPr>
+        <w:t xml:space="preserve"> das </w:t>
+      </w:r>
+      <w:proofErr w:type="spellStart"/>
+      <w:r>
+        <w:rPr>
+          <w:lang w:val="en-US"/>
+        </w:rPr>
+        <w:t>Attribut</w:t>
+      </w:r>
+      <w:proofErr w:type="spellEnd"/>
+      <w:r>
+        <w:rPr>
+          <w:lang w:val="en-US"/>
+        </w:rPr>
+        <w:t xml:space="preserve">? </w:t>
+      </w:r>
+      <w:proofErr w:type="spellStart"/>
+      <w:r>
+        <w:rPr>
+          <w:lang w:val="en-US"/>
+        </w:rPr>
+        <w:t>useTwo</w:t>
+      </w:r>
+      <w:proofErr w:type="spellEnd"/>
+      <w:r>
+        <w:rPr>
+          <w:lang w:val="en-US"/>
+        </w:rPr>
+        <w:t xml:space="preserve"> an </w:t>
+      </w:r>
+      <w:proofErr w:type="spellStart"/>
+      <w:r>
+        <w:rPr>
+          <w:lang w:val="en-US"/>
+        </w:rPr>
+        <w:t>aPointCloudProcessing</w:t>
+      </w:r>
+      <w:proofErr w:type="spellEnd"/>
+      <w:r>
+        <w:rPr>
+          <w:lang w:val="en-US"/>
+        </w:rPr>
+        <w:t xml:space="preserve"> </w:t>
+      </w:r>
+      <w:proofErr w:type="spellStart"/>
+      <w:r>
+        <w:rPr>
+          <w:lang w:val="en-US"/>
+        </w:rPr>
+        <w:t>weitergegeben</w:t>
+      </w:r>
+      <w:proofErr w:type="spellEnd"/>
+      <w:r>
+        <w:rPr>
+          <w:lang w:val="en-US"/>
+        </w:rPr>
+        <w:t>.</w:t>
       </w:r>
     </w:p>
     <w:p>
@@ -2362,6 +4192,7 @@
           <w:u w:val="single"/>
         </w:rPr>
       </w:pPr>
+      <w:proofErr w:type="spellStart"/>
       <w:r>
         <w:rPr>
           <w:b/>
@@ -2378,6 +4209,7 @@
         </w:rPr>
         <w:t>.cs</w:t>
       </w:r>
+      <w:proofErr w:type="spellEnd"/>
     </w:p>
     <w:p>
       <w:pPr>
@@ -2415,23 +4247,96 @@
           <w:color w:val="EE0000"/>
           <w:lang w:val="en-US"/>
         </w:rPr>
-        <w:t>private bool _useTwoViewports;</w:t>
-      </w:r>
-    </w:p>
-    <w:p>
-      <w:pPr>
-        <w:pStyle w:val="KeinLeerraum"/>
-        <w:rPr>
-          <w:color w:val="EE0000"/>
-          <w:lang w:val="en-US"/>
-        </w:rPr>
-      </w:pPr>
-      <w:r>
-        <w:rPr>
-          <w:color w:val="EE0000"/>
-          <w:lang w:val="en-US"/>
-        </w:rPr>
-        <w:t>public void SetViewportMode(bool useTwoPorts)</w:t>
+        <w:t xml:space="preserve">private </w:t>
+      </w:r>
+      <w:proofErr w:type="gramStart"/>
+      <w:r>
+        <w:rPr>
+          <w:color w:val="EE0000"/>
+          <w:lang w:val="en-US"/>
+        </w:rPr>
+        <w:t>bool</w:t>
+      </w:r>
+      <w:proofErr w:type="gramEnd"/>
+      <w:r>
+        <w:rPr>
+          <w:color w:val="EE0000"/>
+          <w:lang w:val="en-US"/>
+        </w:rPr>
+        <w:t xml:space="preserve"> _</w:t>
+      </w:r>
+      <w:proofErr w:type="spellStart"/>
+      <w:r>
+        <w:rPr>
+          <w:color w:val="EE0000"/>
+          <w:lang w:val="en-US"/>
+        </w:rPr>
+        <w:t>useTwoViewports</w:t>
+      </w:r>
+      <w:proofErr w:type="spellEnd"/>
+      <w:r>
+        <w:rPr>
+          <w:color w:val="EE0000"/>
+          <w:lang w:val="en-US"/>
+        </w:rPr>
+        <w:t>;</w:t>
+      </w:r>
+    </w:p>
+    <w:p>
+      <w:pPr>
+        <w:pStyle w:val="KeinLeerraum"/>
+        <w:rPr>
+          <w:color w:val="EE0000"/>
+          <w:lang w:val="en-US"/>
+        </w:rPr>
+      </w:pPr>
+      <w:r>
+        <w:rPr>
+          <w:color w:val="EE0000"/>
+          <w:lang w:val="en-US"/>
+        </w:rPr>
+        <w:t xml:space="preserve">public void </w:t>
+      </w:r>
+      <w:proofErr w:type="spellStart"/>
+      <w:proofErr w:type="gramStart"/>
+      <w:r>
+        <w:rPr>
+          <w:color w:val="EE0000"/>
+          <w:lang w:val="en-US"/>
+        </w:rPr>
+        <w:t>SetViewportMode</w:t>
+      </w:r>
+      <w:proofErr w:type="spellEnd"/>
+      <w:r>
+        <w:rPr>
+          <w:color w:val="EE0000"/>
+          <w:lang w:val="en-US"/>
+        </w:rPr>
+        <w:t>(</w:t>
+      </w:r>
+      <w:proofErr w:type="gramEnd"/>
+      <w:r>
+        <w:rPr>
+          <w:color w:val="EE0000"/>
+          <w:lang w:val="en-US"/>
+        </w:rPr>
+        <w:t xml:space="preserve">bool </w:t>
+      </w:r>
+      <w:proofErr w:type="spellStart"/>
+      <w:r>
+        <w:rPr>
+          <w:color w:val="EE0000"/>
+          <w:lang w:val="en-US"/>
+        </w:rPr>
+        <w:t>useTwoPorts</w:t>
+      </w:r>
+      <w:proofErr w:type="spellEnd"/>
+      <w:r>
+        <w:rPr>
+          <w:color w:val="EE0000"/>
+          <w:lang w:val="en-US"/>
+        </w:rPr>
+        <w:t>)</w:t>
       </w:r>
     </w:p>
     <w:p>
@@ -2463,7 +4368,48 @@
           <w:color w:val="EE0000"/>
           <w:lang w:val="en-US"/>
         </w:rPr>
-        <w:t xml:space="preserve">    this._useTwoViewports = useTwoPorts;</w:t>
+        <w:t xml:space="preserve">    </w:t>
+      </w:r>
+      <w:proofErr w:type="gramStart"/>
+      <w:r>
+        <w:rPr>
+          <w:color w:val="EE0000"/>
+          <w:lang w:val="en-US"/>
+        </w:rPr>
+        <w:t>this._</w:t>
+      </w:r>
+      <w:proofErr w:type="spellStart"/>
+      <w:proofErr w:type="gramEnd"/>
+      <w:r>
+        <w:rPr>
+          <w:color w:val="EE0000"/>
+          <w:lang w:val="en-US"/>
+        </w:rPr>
+        <w:t>useTwoViewports</w:t>
+      </w:r>
+      <w:proofErr w:type="spellEnd"/>
+      <w:r>
+        <w:rPr>
+          <w:color w:val="EE0000"/>
+          <w:lang w:val="en-US"/>
+        </w:rPr>
+        <w:t xml:space="preserve"> = </w:t>
+      </w:r>
+      <w:proofErr w:type="spellStart"/>
+      <w:r>
+        <w:rPr>
+          <w:color w:val="EE0000"/>
+          <w:lang w:val="en-US"/>
+        </w:rPr>
+        <w:t>useTwoPorts</w:t>
+      </w:r>
+      <w:proofErr w:type="spellEnd"/>
+      <w:r>
+        <w:rPr>
+          <w:color w:val="EE0000"/>
+          <w:lang w:val="en-US"/>
+        </w:rPr>
+        <w:t>;</w:t>
       </w:r>
     </w:p>
     <w:p>
@@ -2502,29 +4448,121 @@
         <w:rPr>
           <w:lang w:val="en-US"/>
         </w:rPr>
-        <w:t xml:space="preserve">Nun kann der Parameter twoViewports initialisiert werden: </w:t>
-      </w:r>
-    </w:p>
-    <w:p>
-      <w:pPr>
-        <w:pStyle w:val="KeinLeerraum"/>
-        <w:rPr>
-          <w:lang w:val="en-US"/>
-        </w:rPr>
-      </w:pPr>
-    </w:p>
-    <w:p>
-      <w:pPr>
-        <w:pStyle w:val="KeinLeerraum"/>
-        <w:rPr>
-          <w:lang w:val="en-US"/>
-        </w:rPr>
-      </w:pPr>
-      <w:r>
-        <w:rPr>
-          <w:lang w:val="en-US"/>
-        </w:rPr>
-        <w:t>private void InitParameters(int auswahlKamera)</w:t>
+        <w:t xml:space="preserve">Nun </w:t>
+      </w:r>
+      <w:proofErr w:type="spellStart"/>
+      <w:r>
+        <w:rPr>
+          <w:lang w:val="en-US"/>
+        </w:rPr>
+        <w:t>kann</w:t>
+      </w:r>
+      <w:proofErr w:type="spellEnd"/>
+      <w:r>
+        <w:rPr>
+          <w:lang w:val="en-US"/>
+        </w:rPr>
+        <w:t xml:space="preserve"> der Parameter </w:t>
+      </w:r>
+      <w:proofErr w:type="spellStart"/>
+      <w:r>
+        <w:rPr>
+          <w:lang w:val="en-US"/>
+        </w:rPr>
+        <w:t>twoViewports</w:t>
+      </w:r>
+      <w:proofErr w:type="spellEnd"/>
+      <w:r>
+        <w:rPr>
+          <w:lang w:val="en-US"/>
+        </w:rPr>
+        <w:t xml:space="preserve"> </w:t>
+      </w:r>
+      <w:proofErr w:type="spellStart"/>
+      <w:r>
+        <w:rPr>
+          <w:lang w:val="en-US"/>
+        </w:rPr>
+        <w:t>initialisiert</w:t>
+      </w:r>
+      <w:proofErr w:type="spellEnd"/>
+      <w:r>
+        <w:rPr>
+          <w:lang w:val="en-US"/>
+        </w:rPr>
+        <w:t xml:space="preserve"> </w:t>
+      </w:r>
+      <w:proofErr w:type="spellStart"/>
+      <w:r>
+        <w:rPr>
+          <w:lang w:val="en-US"/>
+        </w:rPr>
+        <w:t>werden</w:t>
+      </w:r>
+      <w:proofErr w:type="spellEnd"/>
+      <w:r>
+        <w:rPr>
+          <w:lang w:val="en-US"/>
+        </w:rPr>
+        <w:t xml:space="preserve">: </w:t>
+      </w:r>
+    </w:p>
+    <w:p>
+      <w:pPr>
+        <w:pStyle w:val="KeinLeerraum"/>
+        <w:rPr>
+          <w:lang w:val="en-US"/>
+        </w:rPr>
+      </w:pPr>
+    </w:p>
+    <w:p>
+      <w:pPr>
+        <w:pStyle w:val="KeinLeerraum"/>
+        <w:rPr>
+          <w:lang w:val="en-US"/>
+        </w:rPr>
+      </w:pPr>
+      <w:r>
+        <w:rPr>
+          <w:lang w:val="en-US"/>
+        </w:rPr>
+        <w:t xml:space="preserve">private void </w:t>
+      </w:r>
+      <w:proofErr w:type="spellStart"/>
+      <w:proofErr w:type="gramStart"/>
+      <w:r>
+        <w:rPr>
+          <w:lang w:val="en-US"/>
+        </w:rPr>
+        <w:t>InitParameters</w:t>
+      </w:r>
+      <w:proofErr w:type="spellEnd"/>
+      <w:r>
+        <w:rPr>
+          <w:lang w:val="en-US"/>
+        </w:rPr>
+        <w:t>(</w:t>
+      </w:r>
+      <w:proofErr w:type="gramEnd"/>
+      <w:r>
+        <w:rPr>
+          <w:lang w:val="en-US"/>
+        </w:rPr>
+        <w:t xml:space="preserve">int </w:t>
+      </w:r>
+      <w:proofErr w:type="spellStart"/>
+      <w:r>
+        <w:rPr>
+          <w:lang w:val="en-US"/>
+        </w:rPr>
+        <w:t>auswahlKamera</w:t>
+      </w:r>
+      <w:proofErr w:type="spellEnd"/>
+      <w:r>
+        <w:rPr>
+          <w:lang w:val="en-US"/>
+        </w:rPr>
+        <w:t>)</w:t>
       </w:r>
     </w:p>
     <w:p>
@@ -2552,7 +4590,45 @@
         <w:rPr>
           <w:lang w:val="en-US"/>
         </w:rPr>
-        <w:t xml:space="preserve">     this.aObjektePose = new List&lt;PoseAttributes&gt;();</w:t>
+        <w:t xml:space="preserve">     </w:t>
+      </w:r>
+      <w:proofErr w:type="spellStart"/>
+      <w:proofErr w:type="gramStart"/>
+      <w:r>
+        <w:rPr>
+          <w:lang w:val="en-US"/>
+        </w:rPr>
+        <w:t>this.aObjektePose</w:t>
+      </w:r>
+      <w:proofErr w:type="spellEnd"/>
+      <w:proofErr w:type="gramEnd"/>
+      <w:r>
+        <w:rPr>
+          <w:lang w:val="en-US"/>
+        </w:rPr>
+        <w:t xml:space="preserve"> = new List&lt;</w:t>
+      </w:r>
+      <w:proofErr w:type="spellStart"/>
+      <w:r>
+        <w:rPr>
+          <w:lang w:val="en-US"/>
+        </w:rPr>
+        <w:t>PoseAttributes</w:t>
+      </w:r>
+      <w:proofErr w:type="spellEnd"/>
+      <w:proofErr w:type="gramStart"/>
+      <w:r>
+        <w:rPr>
+          <w:lang w:val="en-US"/>
+        </w:rPr>
+        <w:t>&gt;(</w:t>
+      </w:r>
+      <w:proofErr w:type="gramEnd"/>
+      <w:r>
+        <w:rPr>
+          <w:lang w:val="en-US"/>
+        </w:rPr>
+        <w:t>);</w:t>
       </w:r>
     </w:p>
     <w:p>
@@ -2567,107 +4643,289 @@
           <w:lang w:val="en-US"/>
         </w:rPr>
         <w:lastRenderedPageBreak/>
-        <w:t xml:space="preserve">     this.aParameter = new Parameters();</w:t>
-      </w:r>
-    </w:p>
-    <w:p>
-      <w:pPr>
-        <w:pStyle w:val="KeinLeerraum"/>
-        <w:rPr>
-          <w:lang w:val="en-US"/>
-        </w:rPr>
-      </w:pPr>
-      <w:r>
-        <w:rPr>
-          <w:lang w:val="en-US"/>
-        </w:rPr>
-        <w:t xml:space="preserve">     this.aParameter.selectedCamera = auswahlKamera;</w:t>
-      </w:r>
-    </w:p>
-    <w:p>
-      <w:pPr>
-        <w:pStyle w:val="KeinLeerraum"/>
-        <w:rPr>
-          <w:lang w:val="en-US"/>
-        </w:rPr>
-      </w:pPr>
-      <w:r>
-        <w:rPr>
-          <w:lang w:val="en-US"/>
-        </w:rPr>
-        <w:t xml:space="preserve">     this.aParameter.calibrationPath = Path.Combine(AppDomain.CurrentDomain.BaseDirectory, "calibrationData.json");</w:t>
-      </w:r>
-    </w:p>
-    <w:p>
-      <w:pPr>
-        <w:pStyle w:val="KeinLeerraum"/>
-        <w:rPr>
-          <w:lang w:val="en-US"/>
-        </w:rPr>
-      </w:pPr>
-    </w:p>
-    <w:p>
-      <w:pPr>
-        <w:pStyle w:val="KeinLeerraum"/>
-        <w:rPr>
-          <w:lang w:val="en-US"/>
-        </w:rPr>
-      </w:pPr>
-      <w:r>
-        <w:rPr>
-          <w:lang w:val="en-US"/>
-        </w:rPr>
-        <w:t xml:space="preserve">     this.aParameter.windowWidth = 1863;</w:t>
-      </w:r>
-    </w:p>
-    <w:p>
-      <w:pPr>
-        <w:pStyle w:val="KeinLeerraum"/>
-        <w:rPr>
-          <w:lang w:val="en-US"/>
-        </w:rPr>
-      </w:pPr>
-      <w:r>
-        <w:rPr>
-          <w:lang w:val="en-US"/>
-        </w:rPr>
-        <w:t xml:space="preserve">     this.aParameter.windowHeight = 600;</w:t>
-      </w:r>
-    </w:p>
-    <w:p>
-      <w:pPr>
-        <w:pStyle w:val="KeinLeerraum"/>
-        <w:rPr>
-          <w:lang w:val="en-US"/>
-        </w:rPr>
-      </w:pPr>
-      <w:r>
-        <w:rPr>
-          <w:lang w:val="en-US"/>
-        </w:rPr>
-        <w:t xml:space="preserve">     this.aParameter.textScale = 4;</w:t>
-      </w:r>
-    </w:p>
-    <w:p>
-      <w:pPr>
-        <w:pStyle w:val="KeinLeerraum"/>
-        <w:rPr>
-          <w:lang w:val="en-US"/>
-        </w:rPr>
-      </w:pPr>
-    </w:p>
-    <w:p>
-      <w:pPr>
-        <w:pStyle w:val="KeinLeerraum"/>
-        <w:rPr>
-          <w:lang w:val="en-US"/>
-        </w:rPr>
-      </w:pPr>
-      <w:r>
-        <w:rPr>
-          <w:lang w:val="en-US"/>
-        </w:rPr>
-        <w:t xml:space="preserve">     if (auswahlKamera == 1)</w:t>
+        <w:t xml:space="preserve">     </w:t>
+      </w:r>
+      <w:proofErr w:type="spellStart"/>
+      <w:proofErr w:type="gramStart"/>
+      <w:r>
+        <w:rPr>
+          <w:lang w:val="en-US"/>
+        </w:rPr>
+        <w:t>this.aParameter</w:t>
+      </w:r>
+      <w:proofErr w:type="spellEnd"/>
+      <w:proofErr w:type="gramEnd"/>
+      <w:r>
+        <w:rPr>
+          <w:lang w:val="en-US"/>
+        </w:rPr>
+        <w:t xml:space="preserve"> = new </w:t>
+      </w:r>
+      <w:proofErr w:type="gramStart"/>
+      <w:r>
+        <w:rPr>
+          <w:lang w:val="en-US"/>
+        </w:rPr>
+        <w:t>Parameters(</w:t>
+      </w:r>
+      <w:proofErr w:type="gramEnd"/>
+      <w:r>
+        <w:rPr>
+          <w:lang w:val="en-US"/>
+        </w:rPr>
+        <w:t>);</w:t>
+      </w:r>
+    </w:p>
+    <w:p>
+      <w:pPr>
+        <w:pStyle w:val="KeinLeerraum"/>
+        <w:rPr>
+          <w:lang w:val="en-US"/>
+        </w:rPr>
+      </w:pPr>
+      <w:r>
+        <w:rPr>
+          <w:lang w:val="en-US"/>
+        </w:rPr>
+        <w:t xml:space="preserve">     </w:t>
+      </w:r>
+      <w:proofErr w:type="spellStart"/>
+      <w:proofErr w:type="gramStart"/>
+      <w:r>
+        <w:rPr>
+          <w:lang w:val="en-US"/>
+        </w:rPr>
+        <w:t>this.aParameter.selectedCamera</w:t>
+      </w:r>
+      <w:proofErr w:type="spellEnd"/>
+      <w:proofErr w:type="gramEnd"/>
+      <w:r>
+        <w:rPr>
+          <w:lang w:val="en-US"/>
+        </w:rPr>
+        <w:t xml:space="preserve"> = </w:t>
+      </w:r>
+      <w:proofErr w:type="spellStart"/>
+      <w:r>
+        <w:rPr>
+          <w:lang w:val="en-US"/>
+        </w:rPr>
+        <w:t>auswahlKamera</w:t>
+      </w:r>
+      <w:proofErr w:type="spellEnd"/>
+      <w:r>
+        <w:rPr>
+          <w:lang w:val="en-US"/>
+        </w:rPr>
+        <w:t>;</w:t>
+      </w:r>
+    </w:p>
+    <w:p>
+      <w:pPr>
+        <w:pStyle w:val="KeinLeerraum"/>
+        <w:rPr>
+          <w:lang w:val="en-US"/>
+        </w:rPr>
+      </w:pPr>
+      <w:r>
+        <w:rPr>
+          <w:lang w:val="en-US"/>
+        </w:rPr>
+        <w:t xml:space="preserve">     </w:t>
+      </w:r>
+      <w:proofErr w:type="spellStart"/>
+      <w:proofErr w:type="gramStart"/>
+      <w:r>
+        <w:rPr>
+          <w:lang w:val="en-US"/>
+        </w:rPr>
+        <w:t>this.aParameter.calibrationPath</w:t>
+      </w:r>
+      <w:proofErr w:type="spellEnd"/>
+      <w:proofErr w:type="gramEnd"/>
+      <w:r>
+        <w:rPr>
+          <w:lang w:val="en-US"/>
+        </w:rPr>
+        <w:t xml:space="preserve"> = </w:t>
+      </w:r>
+      <w:proofErr w:type="spellStart"/>
+      <w:r>
+        <w:rPr>
+          <w:lang w:val="en-US"/>
+        </w:rPr>
+        <w:t>Path.Combine</w:t>
+      </w:r>
+      <w:proofErr w:type="spellEnd"/>
+      <w:r>
+        <w:rPr>
+          <w:lang w:val="en-US"/>
+        </w:rPr>
+        <w:t>(</w:t>
+      </w:r>
+      <w:proofErr w:type="spellStart"/>
+      <w:proofErr w:type="gramStart"/>
+      <w:r>
+        <w:rPr>
+          <w:lang w:val="en-US"/>
+        </w:rPr>
+        <w:t>AppDomain.CurrentDomain.BaseDirectory</w:t>
+      </w:r>
+      <w:proofErr w:type="spellEnd"/>
+      <w:proofErr w:type="gramEnd"/>
+      <w:r>
+        <w:rPr>
+          <w:lang w:val="en-US"/>
+        </w:rPr>
+        <w:t>, "</w:t>
+      </w:r>
+      <w:proofErr w:type="spellStart"/>
+      <w:r>
+        <w:rPr>
+          <w:lang w:val="en-US"/>
+        </w:rPr>
+        <w:t>calibrationData.json</w:t>
+      </w:r>
+      <w:proofErr w:type="spellEnd"/>
+      <w:r>
+        <w:rPr>
+          <w:lang w:val="en-US"/>
+        </w:rPr>
+        <w:t>");</w:t>
+      </w:r>
+    </w:p>
+    <w:p>
+      <w:pPr>
+        <w:pStyle w:val="KeinLeerraum"/>
+        <w:rPr>
+          <w:lang w:val="en-US"/>
+        </w:rPr>
+      </w:pPr>
+    </w:p>
+    <w:p>
+      <w:pPr>
+        <w:pStyle w:val="KeinLeerraum"/>
+        <w:rPr>
+          <w:lang w:val="en-US"/>
+        </w:rPr>
+      </w:pPr>
+      <w:r>
+        <w:rPr>
+          <w:lang w:val="en-US"/>
+        </w:rPr>
+        <w:t xml:space="preserve">     </w:t>
+      </w:r>
+      <w:proofErr w:type="spellStart"/>
+      <w:proofErr w:type="gramStart"/>
+      <w:r>
+        <w:rPr>
+          <w:lang w:val="en-US"/>
+        </w:rPr>
+        <w:t>this.aParameter.windowWidth</w:t>
+      </w:r>
+      <w:proofErr w:type="spellEnd"/>
+      <w:proofErr w:type="gramEnd"/>
+      <w:r>
+        <w:rPr>
+          <w:lang w:val="en-US"/>
+        </w:rPr>
+        <w:t xml:space="preserve"> = 1863;</w:t>
+      </w:r>
+    </w:p>
+    <w:p>
+      <w:pPr>
+        <w:pStyle w:val="KeinLeerraum"/>
+        <w:rPr>
+          <w:lang w:val="en-US"/>
+        </w:rPr>
+      </w:pPr>
+      <w:r>
+        <w:rPr>
+          <w:lang w:val="en-US"/>
+        </w:rPr>
+        <w:t xml:space="preserve">     </w:t>
+      </w:r>
+      <w:proofErr w:type="spellStart"/>
+      <w:proofErr w:type="gramStart"/>
+      <w:r>
+        <w:rPr>
+          <w:lang w:val="en-US"/>
+        </w:rPr>
+        <w:t>this.aParameter.windowHeight</w:t>
+      </w:r>
+      <w:proofErr w:type="spellEnd"/>
+      <w:proofErr w:type="gramEnd"/>
+      <w:r>
+        <w:rPr>
+          <w:lang w:val="en-US"/>
+        </w:rPr>
+        <w:t xml:space="preserve"> = 600;</w:t>
+      </w:r>
+    </w:p>
+    <w:p>
+      <w:pPr>
+        <w:pStyle w:val="KeinLeerraum"/>
+        <w:rPr>
+          <w:lang w:val="en-US"/>
+        </w:rPr>
+      </w:pPr>
+      <w:r>
+        <w:rPr>
+          <w:lang w:val="en-US"/>
+        </w:rPr>
+        <w:t xml:space="preserve">     </w:t>
+      </w:r>
+      <w:proofErr w:type="spellStart"/>
+      <w:proofErr w:type="gramStart"/>
+      <w:r>
+        <w:rPr>
+          <w:lang w:val="en-US"/>
+        </w:rPr>
+        <w:t>this.aParameter.textScale</w:t>
+      </w:r>
+      <w:proofErr w:type="spellEnd"/>
+      <w:proofErr w:type="gramEnd"/>
+      <w:r>
+        <w:rPr>
+          <w:lang w:val="en-US"/>
+        </w:rPr>
+        <w:t xml:space="preserve"> = 4;</w:t>
+      </w:r>
+    </w:p>
+    <w:p>
+      <w:pPr>
+        <w:pStyle w:val="KeinLeerraum"/>
+        <w:rPr>
+          <w:lang w:val="en-US"/>
+        </w:rPr>
+      </w:pPr>
+    </w:p>
+    <w:p>
+      <w:pPr>
+        <w:pStyle w:val="KeinLeerraum"/>
+        <w:rPr>
+          <w:lang w:val="en-US"/>
+        </w:rPr>
+      </w:pPr>
+      <w:r>
+        <w:rPr>
+          <w:lang w:val="en-US"/>
+        </w:rPr>
+        <w:t xml:space="preserve">     if (</w:t>
+      </w:r>
+      <w:proofErr w:type="spellStart"/>
+      <w:r>
+        <w:rPr>
+          <w:lang w:val="en-US"/>
+        </w:rPr>
+        <w:t>auswahlKamera</w:t>
+      </w:r>
+      <w:proofErr w:type="spellEnd"/>
+      <w:r>
+        <w:rPr>
+          <w:lang w:val="en-US"/>
+        </w:rPr>
+        <w:t xml:space="preserve"> == 1)</w:t>
       </w:r>
     </w:p>
     <w:p>
@@ -2697,54 +4955,160 @@
         </w:rPr>
         <w:t xml:space="preserve">         </w:t>
       </w:r>
-      <w:r>
-        <w:rPr>
-          <w:color w:val="EE0000"/>
-          <w:lang w:val="en-US"/>
-        </w:rPr>
-        <w:t>this.aParameter.twoViewports = this._useTwoViewports;</w:t>
-      </w:r>
-    </w:p>
-    <w:p>
-      <w:pPr>
-        <w:pStyle w:val="KeinLeerraum"/>
-        <w:rPr>
-          <w:lang w:val="en-US"/>
-        </w:rPr>
-      </w:pPr>
-      <w:r>
-        <w:rPr>
-          <w:lang w:val="en-US"/>
-        </w:rPr>
-        <w:t xml:space="preserve">         this.aParameter.dataPath = PathManagment.GetRelativePath(Path.Combine(PathManagment.GetPath(3, "Data"), "data.ply"));</w:t>
-      </w:r>
-    </w:p>
-    <w:p>
-      <w:pPr>
-        <w:pStyle w:val="KeinLeerraum"/>
-        <w:rPr>
-          <w:lang w:val="en-US"/>
-        </w:rPr>
-      </w:pPr>
-      <w:r>
-        <w:rPr>
-          <w:lang w:val="en-US"/>
-        </w:rPr>
-        <w:t xml:space="preserve">         this.aParameter.maxDistanceMeasure = -4;</w:t>
-      </w:r>
-    </w:p>
-    <w:p>
-      <w:pPr>
-        <w:pStyle w:val="KeinLeerraum"/>
-        <w:rPr>
-          <w:lang w:val="en-US"/>
-        </w:rPr>
-      </w:pPr>
-      <w:r>
-        <w:rPr>
-          <w:lang w:val="en-US"/>
-        </w:rPr>
-        <w:t xml:space="preserve">         this.aParameter.minDistanceMeasure = -40;</w:t>
+      <w:proofErr w:type="spellStart"/>
+      <w:proofErr w:type="gramStart"/>
+      <w:r>
+        <w:rPr>
+          <w:color w:val="EE0000"/>
+          <w:lang w:val="en-US"/>
+        </w:rPr>
+        <w:t>this.aParameter.twoViewports</w:t>
+      </w:r>
+      <w:proofErr w:type="spellEnd"/>
+      <w:proofErr w:type="gramEnd"/>
+      <w:r>
+        <w:rPr>
+          <w:color w:val="EE0000"/>
+          <w:lang w:val="en-US"/>
+        </w:rPr>
+        <w:t xml:space="preserve"> = </w:t>
+      </w:r>
+      <w:proofErr w:type="gramStart"/>
+      <w:r>
+        <w:rPr>
+          <w:color w:val="EE0000"/>
+          <w:lang w:val="en-US"/>
+        </w:rPr>
+        <w:t>this._</w:t>
+      </w:r>
+      <w:proofErr w:type="spellStart"/>
+      <w:proofErr w:type="gramEnd"/>
+      <w:r>
+        <w:rPr>
+          <w:color w:val="EE0000"/>
+          <w:lang w:val="en-US"/>
+        </w:rPr>
+        <w:t>useTwoViewports</w:t>
+      </w:r>
+      <w:proofErr w:type="spellEnd"/>
+      <w:r>
+        <w:rPr>
+          <w:color w:val="EE0000"/>
+          <w:lang w:val="en-US"/>
+        </w:rPr>
+        <w:t>;</w:t>
+      </w:r>
+    </w:p>
+    <w:p>
+      <w:pPr>
+        <w:pStyle w:val="KeinLeerraum"/>
+        <w:rPr>
+          <w:lang w:val="en-US"/>
+        </w:rPr>
+      </w:pPr>
+      <w:r>
+        <w:rPr>
+          <w:lang w:val="en-US"/>
+        </w:rPr>
+        <w:t xml:space="preserve">         </w:t>
+      </w:r>
+      <w:proofErr w:type="spellStart"/>
+      <w:proofErr w:type="gramStart"/>
+      <w:r>
+        <w:rPr>
+          <w:lang w:val="en-US"/>
+        </w:rPr>
+        <w:t>this.aParameter.dataPath</w:t>
+      </w:r>
+      <w:proofErr w:type="spellEnd"/>
+      <w:proofErr w:type="gramEnd"/>
+      <w:r>
+        <w:rPr>
+          <w:lang w:val="en-US"/>
+        </w:rPr>
+        <w:t xml:space="preserve"> = PathManagment.GetRelativePath(Path.Combine(PathManagment.GetPath(3, "Data"), "</w:t>
+      </w:r>
+      <w:proofErr w:type="spellStart"/>
+      <w:proofErr w:type="gramStart"/>
+      <w:r>
+        <w:rPr>
+          <w:lang w:val="en-US"/>
+        </w:rPr>
+        <w:t>data.ply</w:t>
+      </w:r>
+      <w:proofErr w:type="spellEnd"/>
+      <w:r>
+        <w:rPr>
+          <w:lang w:val="en-US"/>
+        </w:rPr>
+        <w:t>")</w:t>
+      </w:r>
+      <w:proofErr w:type="gramEnd"/>
+      <w:r>
+        <w:rPr>
+          <w:lang w:val="en-US"/>
+        </w:rPr>
+        <w:t>);</w:t>
+      </w:r>
+    </w:p>
+    <w:p>
+      <w:pPr>
+        <w:pStyle w:val="KeinLeerraum"/>
+        <w:rPr>
+          <w:lang w:val="en-US"/>
+        </w:rPr>
+      </w:pPr>
+      <w:r>
+        <w:rPr>
+          <w:lang w:val="en-US"/>
+        </w:rPr>
+        <w:t xml:space="preserve">         </w:t>
+      </w:r>
+      <w:proofErr w:type="spellStart"/>
+      <w:proofErr w:type="gramStart"/>
+      <w:r>
+        <w:rPr>
+          <w:lang w:val="en-US"/>
+        </w:rPr>
+        <w:t>this.aParameter.maxDistanceMeasure</w:t>
+      </w:r>
+      <w:proofErr w:type="spellEnd"/>
+      <w:proofErr w:type="gramEnd"/>
+      <w:r>
+        <w:rPr>
+          <w:lang w:val="en-US"/>
+        </w:rPr>
+        <w:t xml:space="preserve"> = -4;</w:t>
+      </w:r>
+    </w:p>
+    <w:p>
+      <w:pPr>
+        <w:pStyle w:val="KeinLeerraum"/>
+        <w:rPr>
+          <w:lang w:val="en-US"/>
+        </w:rPr>
+      </w:pPr>
+      <w:r>
+        <w:rPr>
+          <w:lang w:val="en-US"/>
+        </w:rPr>
+        <w:t xml:space="preserve">         </w:t>
+      </w:r>
+      <w:proofErr w:type="spellStart"/>
+      <w:proofErr w:type="gramStart"/>
+      <w:r>
+        <w:rPr>
+          <w:lang w:val="en-US"/>
+        </w:rPr>
+        <w:t>this.aParameter.minDistanceMeasure</w:t>
+      </w:r>
+      <w:proofErr w:type="spellEnd"/>
+      <w:proofErr w:type="gramEnd"/>
+      <w:r>
+        <w:rPr>
+          <w:lang w:val="en-US"/>
+        </w:rPr>
+        <w:t xml:space="preserve"> = -40;</w:t>
       </w:r>
     </w:p>
     <w:p>
@@ -2985,13 +5349,31 @@
         </w:rPr>
         <w:t>Aufgabe: (</w:t>
       </w:r>
+      <w:proofErr w:type="spellStart"/>
       <w:r>
         <w:rPr>
           <w:b/>
           <w:bCs/>
         </w:rPr>
-        <w:t>Safety features</w:t>
-      </w:r>
+        <w:t>Safety</w:t>
+      </w:r>
+      <w:proofErr w:type="spellEnd"/>
+      <w:r>
+        <w:rPr>
+          <w:b/>
+          <w:bCs/>
+        </w:rPr>
+        <w:t xml:space="preserve"> </w:t>
+      </w:r>
+      <w:proofErr w:type="spellStart"/>
+      <w:r>
+        <w:rPr>
+          <w:b/>
+          <w:bCs/>
+        </w:rPr>
+        <w:t>features</w:t>
+      </w:r>
+      <w:proofErr w:type="spellEnd"/>
       <w:r>
         <w:rPr>
           <w:b/>
@@ -3085,7 +5467,28 @@
         </w:numPr>
       </w:pPr>
       <w:r>
-        <w:t xml:space="preserve">Free RTOS nötig? Nützlich? -&gt; mit Adrian abklären in wiefern die Pipline Echtzeitfähig ist </w:t>
+        <w:t xml:space="preserve">Free RTOS nötig? Nützlich? -&gt; mit Adrian abklären </w:t>
+      </w:r>
+      <w:proofErr w:type="gramStart"/>
+      <w:r>
+        <w:t xml:space="preserve">in </w:t>
+      </w:r>
+      <w:proofErr w:type="spellStart"/>
+      <w:r>
+        <w:t>wiefern</w:t>
+      </w:r>
+      <w:proofErr w:type="spellEnd"/>
+      <w:proofErr w:type="gramEnd"/>
+      <w:r>
+        <w:t xml:space="preserve"> die </w:t>
+      </w:r>
+      <w:proofErr w:type="spellStart"/>
+      <w:r>
+        <w:t>Pipline</w:t>
+      </w:r>
+      <w:proofErr w:type="spellEnd"/>
+      <w:r>
+        <w:t xml:space="preserve"> Echtzeitfähig ist </w:t>
       </w:r>
     </w:p>
     <w:p>
@@ -3152,8 +5555,13 @@
           <w:numId w:val="3"/>
         </w:numPr>
       </w:pPr>
-      <w:r>
-        <w:t xml:space="preserve">Bildverarbeitung.cs </w:t>
+      <w:proofErr w:type="spellStart"/>
+      <w:r>
+        <w:t>Bildverarbeitung.cs</w:t>
+      </w:r>
+      <w:proofErr w:type="spellEnd"/>
+      <w:r>
+        <w:t xml:space="preserve"> </w:t>
       </w:r>
     </w:p>
     <w:p>
@@ -3171,13 +5579,49 @@
         <w:rPr>
           <w:lang w:val="en-US"/>
         </w:rPr>
-        <w:t>public Mat TakePicture() //Bild a</w:t>
-      </w:r>
-      <w:r>
-        <w:rPr>
-          <w:lang w:val="en-US"/>
-        </w:rPr>
-        <w:t xml:space="preserve">ufnehmen </w:t>
+        <w:t xml:space="preserve">public Mat </w:t>
+      </w:r>
+      <w:proofErr w:type="spellStart"/>
+      <w:proofErr w:type="gramStart"/>
+      <w:r>
+        <w:rPr>
+          <w:lang w:val="en-US"/>
+        </w:rPr>
+        <w:t>TakePicture</w:t>
+      </w:r>
+      <w:proofErr w:type="spellEnd"/>
+      <w:r>
+        <w:rPr>
+          <w:lang w:val="en-US"/>
+        </w:rPr>
+        <w:t>(</w:t>
+      </w:r>
+      <w:proofErr w:type="gramEnd"/>
+      <w:r>
+        <w:rPr>
+          <w:lang w:val="en-US"/>
+        </w:rPr>
+        <w:t xml:space="preserve">) //Bild </w:t>
+      </w:r>
+      <w:proofErr w:type="spellStart"/>
+      <w:r>
+        <w:rPr>
+          <w:lang w:val="en-US"/>
+        </w:rPr>
+        <w:t>a</w:t>
+      </w:r>
+      <w:r>
+        <w:rPr>
+          <w:lang w:val="en-US"/>
+        </w:rPr>
+        <w:t>ufnehmen</w:t>
+      </w:r>
+      <w:proofErr w:type="spellEnd"/>
+      <w:r>
+        <w:rPr>
+          <w:lang w:val="en-US"/>
+        </w:rPr>
+        <w:t xml:space="preserve"> </w:t>
       </w:r>
     </w:p>
     <w:p>
@@ -3188,8 +5632,34 @@
           <w:numId w:val="3"/>
         </w:numPr>
       </w:pPr>
-      <w:r>
-        <w:t>public Mat DetectLineGaps(Mat pCleanImage) //Erkennen der Lini</w:t>
+      <w:proofErr w:type="spellStart"/>
+      <w:r>
+        <w:t>public</w:t>
+      </w:r>
+      <w:proofErr w:type="spellEnd"/>
+      <w:r>
+        <w:t xml:space="preserve"> Mat </w:t>
+      </w:r>
+      <w:proofErr w:type="spellStart"/>
+      <w:proofErr w:type="gramStart"/>
+      <w:r>
+        <w:t>DetectLineGaps</w:t>
+      </w:r>
+      <w:proofErr w:type="spellEnd"/>
+      <w:r>
+        <w:t>(</w:t>
+      </w:r>
+      <w:proofErr w:type="gramEnd"/>
+      <w:r>
+        <w:t xml:space="preserve">Mat </w:t>
+      </w:r>
+      <w:proofErr w:type="spellStart"/>
+      <w:r>
+        <w:t>pCleanImage</w:t>
+      </w:r>
+      <w:proofErr w:type="spellEnd"/>
+      <w:r>
+        <w:t>) //Erkennen der Lini</w:t>
       </w:r>
       <w:r>
         <w:t xml:space="preserve">e und Detektieren von Lücken </w:t>
@@ -3434,55 +5904,93 @@
           <w:lang w:val="en-US"/>
         </w:rPr>
       </w:pPr>
+      <w:proofErr w:type="spellStart"/>
       <w:r>
         <w:rPr>
           <w:lang w:val="en-US"/>
         </w:rPr>
         <w:lastRenderedPageBreak/>
-        <w:t xml:space="preserve">Quellen: </w:t>
-      </w:r>
-    </w:p>
-    <w:p>
-      <w:pPr>
-        <w:pStyle w:val="KeinLeerraum"/>
-        <w:rPr>
-          <w:lang w:val="en-US"/>
-        </w:rPr>
-      </w:pPr>
-      <w:r>
-        <w:rPr>
-          <w:lang w:val="en-US"/>
-        </w:rPr>
-        <w:t>@article{BDIWI2017453,</w:t>
-      </w:r>
-    </w:p>
-    <w:p>
-      <w:pPr>
-        <w:pStyle w:val="KeinLeerraum"/>
-        <w:rPr>
-          <w:lang w:val="en-US"/>
-        </w:rPr>
-      </w:pPr>
-      <w:r>
-        <w:rPr>
-          <w:lang w:val="en-US"/>
-        </w:rPr>
-        <w:t>title = {A new strategy for ensuring human safety during various levels of interaction with industrial robots},</w:t>
-      </w:r>
-    </w:p>
-    <w:p>
-      <w:pPr>
-        <w:pStyle w:val="KeinLeerraum"/>
-        <w:rPr>
-          <w:lang w:val="en-US"/>
-        </w:rPr>
-      </w:pPr>
-      <w:r>
-        <w:rPr>
-          <w:lang w:val="en-US"/>
-        </w:rPr>
-        <w:t>journal = {CIRP Annals},</w:t>
-      </w:r>
+        <w:t>Quellen</w:t>
+      </w:r>
+      <w:proofErr w:type="spellEnd"/>
+      <w:r>
+        <w:rPr>
+          <w:lang w:val="en-US"/>
+        </w:rPr>
+        <w:t xml:space="preserve">: </w:t>
+      </w:r>
+    </w:p>
+    <w:p>
+      <w:pPr>
+        <w:pStyle w:val="KeinLeerraum"/>
+        <w:rPr>
+          <w:lang w:val="en-US"/>
+        </w:rPr>
+      </w:pPr>
+      <w:r>
+        <w:rPr>
+          <w:lang w:val="en-US"/>
+        </w:rPr>
+        <w:t>@</w:t>
+      </w:r>
+      <w:proofErr w:type="gramStart"/>
+      <w:r>
+        <w:rPr>
+          <w:lang w:val="en-US"/>
+        </w:rPr>
+        <w:t>article{</w:t>
+      </w:r>
+      <w:proofErr w:type="gramEnd"/>
+      <w:r>
+        <w:rPr>
+          <w:lang w:val="en-US"/>
+        </w:rPr>
+        <w:t>BDIWI2017453,</w:t>
+      </w:r>
+    </w:p>
+    <w:p>
+      <w:pPr>
+        <w:pStyle w:val="KeinLeerraum"/>
+        <w:rPr>
+          <w:lang w:val="en-US"/>
+        </w:rPr>
+      </w:pPr>
+      <w:r>
+        <w:rPr>
+          <w:lang w:val="en-US"/>
+        </w:rPr>
+        <w:t xml:space="preserve">title = {A new strategy for ensuring human safety during various levels of interaction with industrial </w:t>
+      </w:r>
+      <w:proofErr w:type="gramStart"/>
+      <w:r>
+        <w:rPr>
+          <w:lang w:val="en-US"/>
+        </w:rPr>
+        <w:t>robots},</w:t>
+      </w:r>
+      <w:proofErr w:type="gramEnd"/>
+    </w:p>
+    <w:p>
+      <w:pPr>
+        <w:pStyle w:val="KeinLeerraum"/>
+        <w:rPr>
+          <w:lang w:val="en-US"/>
+        </w:rPr>
+      </w:pPr>
+      <w:r>
+        <w:rPr>
+          <w:lang w:val="en-US"/>
+        </w:rPr>
+        <w:t xml:space="preserve">journal = {CIRP </w:t>
+      </w:r>
+      <w:proofErr w:type="gramStart"/>
+      <w:r>
+        <w:rPr>
+          <w:lang w:val="en-US"/>
+        </w:rPr>
+        <w:t>Annals},</w:t>
+      </w:r>
+      <w:proofErr w:type="gramEnd"/>
     </w:p>
     <w:p>
       <w:pPr>
@@ -3523,8 +6031,16 @@
         <w:rPr>
           <w:lang w:val="en-US"/>
         </w:rPr>
-        <w:t>pages = {453-456},</w:t>
-      </w:r>
+        <w:t>pages = {453-</w:t>
+      </w:r>
+      <w:proofErr w:type="gramStart"/>
+      <w:r>
+        <w:rPr>
+          <w:lang w:val="en-US"/>
+        </w:rPr>
+        <w:t>456},</w:t>
+      </w:r>
+      <w:proofErr w:type="gramEnd"/>
     </w:p>
     <w:p>
       <w:pPr>
@@ -3547,82 +6063,180 @@
           <w:lang w:val="en-US"/>
         </w:rPr>
       </w:pPr>
-      <w:r>
-        <w:rPr>
-          <w:lang w:val="en-US"/>
-        </w:rPr>
-        <w:t>issn = {0007-8506},</w:t>
-      </w:r>
-    </w:p>
-    <w:p>
-      <w:pPr>
-        <w:pStyle w:val="KeinLeerraum"/>
-        <w:rPr>
-          <w:lang w:val="en-US"/>
-        </w:rPr>
-      </w:pPr>
-      <w:r>
-        <w:rPr>
-          <w:lang w:val="en-US"/>
-        </w:rPr>
-        <w:t>doi = {https://doi.org/10.1016/j.cirp.2017.04.009},</w:t>
-      </w:r>
-    </w:p>
-    <w:p>
-      <w:pPr>
-        <w:pStyle w:val="KeinLeerraum"/>
-        <w:rPr>
-          <w:lang w:val="en-US"/>
-        </w:rPr>
-      </w:pPr>
-      <w:r>
-        <w:rPr>
-          <w:lang w:val="en-US"/>
-        </w:rPr>
-        <w:t>url = {https://www.sciencedirect.com/science/article/pii/S0007850617300094},</w:t>
-      </w:r>
-    </w:p>
-    <w:p>
-      <w:pPr>
-        <w:pStyle w:val="KeinLeerraum"/>
-        <w:rPr>
-          <w:lang w:val="en-US"/>
-        </w:rPr>
-      </w:pPr>
-      <w:r>
-        <w:rPr>
-          <w:lang w:val="en-US"/>
-        </w:rPr>
-        <w:t>author = {Mohamad Bdiwi and Marko Pfeifer and Andreas Sterzing},</w:t>
-      </w:r>
-    </w:p>
-    <w:p>
-      <w:pPr>
-        <w:pStyle w:val="KeinLeerraum"/>
-        <w:rPr>
-          <w:lang w:val="en-US"/>
-        </w:rPr>
-      </w:pPr>
-      <w:r>
-        <w:rPr>
-          <w:lang w:val="en-US"/>
-        </w:rPr>
-        <w:t>keywords = {Safety, Human aspect, Cognitive robotics},</w:t>
-      </w:r>
-    </w:p>
-    <w:p>
-      <w:pPr>
-        <w:pStyle w:val="KeinLeerraum"/>
-        <w:rPr>
-          <w:lang w:val="en-US"/>
-        </w:rPr>
-      </w:pPr>
-      <w:r>
-        <w:rPr>
-          <w:lang w:val="en-US"/>
-        </w:rPr>
-        <w:t>abstract = {The need for cooperation between humans and industrial robots is in exponential increase, especially in production applications. However, human safety is the main concern, preventing any fenceless cooperation between humans and industrial robots. This paper presents elements of new strategy for ensuring human safety during various levels of interaction with heavy-load industrial robots. The proposed approach classifies the human–robot interaction (HRI) into four levels. In every level, different kinds of safety functions are developed and analyzed. An additional algorithm has been developed for classifying the dangerous during the interaction. The proposed approach is tested and analyzed on a HRI platform.}</w:t>
-      </w:r>
+      <w:proofErr w:type="spellStart"/>
+      <w:r>
+        <w:rPr>
+          <w:lang w:val="en-US"/>
+        </w:rPr>
+        <w:t>issn</w:t>
+      </w:r>
+      <w:proofErr w:type="spellEnd"/>
+      <w:r>
+        <w:rPr>
+          <w:lang w:val="en-US"/>
+        </w:rPr>
+        <w:t xml:space="preserve"> = {0007-</w:t>
+      </w:r>
+      <w:proofErr w:type="gramStart"/>
+      <w:r>
+        <w:rPr>
+          <w:lang w:val="en-US"/>
+        </w:rPr>
+        <w:t>8506},</w:t>
+      </w:r>
+      <w:proofErr w:type="gramEnd"/>
+    </w:p>
+    <w:p>
+      <w:pPr>
+        <w:pStyle w:val="KeinLeerraum"/>
+        <w:rPr>
+          <w:lang w:val="en-US"/>
+        </w:rPr>
+      </w:pPr>
+      <w:proofErr w:type="spellStart"/>
+      <w:r>
+        <w:rPr>
+          <w:lang w:val="en-US"/>
+        </w:rPr>
+        <w:t>doi</w:t>
+      </w:r>
+      <w:proofErr w:type="spellEnd"/>
+      <w:r>
+        <w:rPr>
+          <w:lang w:val="en-US"/>
+        </w:rPr>
+        <w:t xml:space="preserve"> = {https://doi.org/10.1016/j.cirp.2017.04.009},</w:t>
+      </w:r>
+    </w:p>
+    <w:p>
+      <w:pPr>
+        <w:pStyle w:val="KeinLeerraum"/>
+        <w:rPr>
+          <w:lang w:val="en-US"/>
+        </w:rPr>
+      </w:pPr>
+      <w:proofErr w:type="spellStart"/>
+      <w:r>
+        <w:rPr>
+          <w:lang w:val="en-US"/>
+        </w:rPr>
+        <w:t>url</w:t>
+      </w:r>
+      <w:proofErr w:type="spellEnd"/>
+      <w:r>
+        <w:rPr>
+          <w:lang w:val="en-US"/>
+        </w:rPr>
+        <w:t xml:space="preserve"> = {https://www.sciencedirect.com/science/article/pii/S0007850617300094},</w:t>
+      </w:r>
+    </w:p>
+    <w:p>
+      <w:pPr>
+        <w:pStyle w:val="KeinLeerraum"/>
+        <w:rPr>
+          <w:lang w:val="en-US"/>
+        </w:rPr>
+      </w:pPr>
+      <w:r>
+        <w:rPr>
+          <w:lang w:val="en-US"/>
+        </w:rPr>
+        <w:t xml:space="preserve">author = {Mohamad </w:t>
+      </w:r>
+      <w:proofErr w:type="spellStart"/>
+      <w:r>
+        <w:rPr>
+          <w:lang w:val="en-US"/>
+        </w:rPr>
+        <w:t>Bdiwi</w:t>
+      </w:r>
+      <w:proofErr w:type="spellEnd"/>
+      <w:r>
+        <w:rPr>
+          <w:lang w:val="en-US"/>
+        </w:rPr>
+        <w:t xml:space="preserve"> and Marko Pfeifer and Andreas </w:t>
+      </w:r>
+      <w:proofErr w:type="gramStart"/>
+      <w:r>
+        <w:rPr>
+          <w:lang w:val="en-US"/>
+        </w:rPr>
+        <w:t>Sterzing},</w:t>
+      </w:r>
+      <w:proofErr w:type="gramEnd"/>
+    </w:p>
+    <w:p>
+      <w:pPr>
+        <w:pStyle w:val="KeinLeerraum"/>
+        <w:rPr>
+          <w:lang w:val="en-US"/>
+        </w:rPr>
+      </w:pPr>
+      <w:r>
+        <w:rPr>
+          <w:lang w:val="en-US"/>
+        </w:rPr>
+        <w:t xml:space="preserve">keywords = {Safety, Human aspect, Cognitive </w:t>
+      </w:r>
+      <w:proofErr w:type="gramStart"/>
+      <w:r>
+        <w:rPr>
+          <w:lang w:val="en-US"/>
+        </w:rPr>
+        <w:t>robotics},</w:t>
+      </w:r>
+      <w:proofErr w:type="gramEnd"/>
+    </w:p>
+    <w:p>
+      <w:pPr>
+        <w:pStyle w:val="KeinLeerraum"/>
+        <w:rPr>
+          <w:lang w:val="en-US"/>
+        </w:rPr>
+      </w:pPr>
+      <w:r>
+        <w:rPr>
+          <w:lang w:val="en-US"/>
+        </w:rPr>
+        <w:t xml:space="preserve">abstract = {The need for cooperation between humans and industrial robots is in exponential increase, especially in production applications. However, human safety is the main concern, preventing any fenceless cooperation between humans and industrial robots. This paper presents elements of new strategy for ensuring human safety during various levels of interaction with heavy-load industrial robots. The proposed approach classifies the human–robot interaction (HRI) into four levels. In every level, different kinds of safety functions are developed and analyzed. An additional algorithm has been developed for classifying the </w:t>
+      </w:r>
+      <w:proofErr w:type="gramStart"/>
+      <w:r>
+        <w:rPr>
+          <w:lang w:val="en-US"/>
+        </w:rPr>
+        <w:t>dangerous</w:t>
+      </w:r>
+      <w:proofErr w:type="gramEnd"/>
+      <w:r>
+        <w:rPr>
+          <w:lang w:val="en-US"/>
+        </w:rPr>
+        <w:t xml:space="preserve"> during the interaction. The proposed approach is tested and analyzed on </w:t>
+      </w:r>
+      <w:proofErr w:type="gramStart"/>
+      <w:r>
+        <w:rPr>
+          <w:lang w:val="en-US"/>
+        </w:rPr>
+        <w:t>a</w:t>
+      </w:r>
+      <w:proofErr w:type="gramEnd"/>
+      <w:r>
+        <w:rPr>
+          <w:lang w:val="en-US"/>
+        </w:rPr>
+        <w:t xml:space="preserve"> HRI </w:t>
+      </w:r>
+      <w:proofErr w:type="gramStart"/>
+      <w:r>
+        <w:rPr>
+          <w:lang w:val="en-US"/>
+        </w:rPr>
+        <w:t>platform.}</w:t>
+      </w:r>
+      <w:proofErr w:type="gramEnd"/>
     </w:p>
     <w:p>
       <w:pPr>
@@ -3808,7 +6422,21 @@
         <w:rPr>
           <w:lang w:val="en-US"/>
         </w:rPr>
-        <w:t xml:space="preserve">In [Thiemermann03, Thiemermann05] a tri-ocular camera system acquires colour images of the shared workspace from above. The human’s </w:t>
+        <w:t xml:space="preserve">In [Thiemermann03, Thiemermann05] a tri-ocular camera system acquires </w:t>
+      </w:r>
+      <w:proofErr w:type="spellStart"/>
+      <w:r>
+        <w:rPr>
+          <w:lang w:val="en-US"/>
+        </w:rPr>
+        <w:t>colour</w:t>
+      </w:r>
+      <w:proofErr w:type="spellEnd"/>
+      <w:r>
+        <w:rPr>
+          <w:lang w:val="en-US"/>
+        </w:rPr>
+        <w:t xml:space="preserve"> images of the shared workspace from above. The human’s </w:t>
       </w:r>
       <w:r>
         <w:rPr>
@@ -3821,7 +6449,21 @@
         <w:rPr>
           <w:lang w:val="en-US"/>
         </w:rPr>
-        <w:t xml:space="preserve"> based on the characteristic colour and texture features of the skin.</w:t>
+        <w:t xml:space="preserve"> based on the characteristic </w:t>
+      </w:r>
+      <w:proofErr w:type="spellStart"/>
+      <w:r>
+        <w:rPr>
+          <w:lang w:val="en-US"/>
+        </w:rPr>
+        <w:t>colour</w:t>
+      </w:r>
+      <w:proofErr w:type="spellEnd"/>
+      <w:r>
+        <w:rPr>
+          <w:lang w:val="en-US"/>
+        </w:rPr>
+        <w:t xml:space="preserve"> and texture features of the skin.</w:t>
       </w:r>
     </w:p>
     <w:p>
@@ -3833,7 +6475,31 @@
         </w:numPr>
       </w:pPr>
       <w:r>
-        <w:t>[Thiemermann03] S. Thiemermann: “team@work - Mensch/Roboter-Kooperation in der Montage”, 2.Workshop für OTS-Systeme in der Robotik, IPA 2003 [Thiemermann05] S. Thiemermann: “Direkte Mensch-Roboter-Kooperation in der Kleinteilmontage mit einem SCARA-Roboter”, IPA-IAO-Bericht, 2005, ISBN 978-3-936947-50-2</w:t>
+        <w:t xml:space="preserve">[Thiemermann03] S. </w:t>
+      </w:r>
+      <w:proofErr w:type="spellStart"/>
+      <w:r>
+        <w:t>Thiemermann</w:t>
+      </w:r>
+      <w:proofErr w:type="spellEnd"/>
+      <w:r>
+        <w:t>: “</w:t>
+      </w:r>
+      <w:proofErr w:type="spellStart"/>
+      <w:r>
+        <w:t>team@work</w:t>
+      </w:r>
+      <w:proofErr w:type="spellEnd"/>
+      <w:r>
+        <w:t xml:space="preserve"> - Mensch/Roboter-Kooperation in der Montage”, 2.Workshop für OTS-Systeme in der Robotik, IPA 2003 [Thiemermann05] S. </w:t>
+      </w:r>
+      <w:proofErr w:type="spellStart"/>
+      <w:r>
+        <w:t>Thiemermann</w:t>
+      </w:r>
+      <w:proofErr w:type="spellEnd"/>
+      <w:r>
+        <w:t>: “Direkte Mensch-Roboter-Kooperation in der Kleinteilmontage mit einem SCARA-Roboter”, IPA-IAO-Bericht, 2005, ISBN 978-3-936947-50-2</w:t>
       </w:r>
     </w:p>
     <w:p>
@@ -3882,7 +6548,21 @@
         <w:rPr>
           <w:lang w:val="en-US"/>
         </w:rPr>
-        <w:t>[Winkler07] B. Winkler: “Safe Space Sharing Human-Robot Cooperation Using a 3D Time-ofFlight Camera”, International Robots and Vision Show, 2007</w:t>
+        <w:t>[Winkler07] B. Winkler: “Safe Space Sharing Human-Robot Cooperation Using a 3D Time-</w:t>
+      </w:r>
+      <w:proofErr w:type="spellStart"/>
+      <w:r>
+        <w:rPr>
+          <w:lang w:val="en-US"/>
+        </w:rPr>
+        <w:t>ofFlight</w:t>
+      </w:r>
+      <w:proofErr w:type="spellEnd"/>
+      <w:r>
+        <w:rPr>
+          <w:lang w:val="en-US"/>
+        </w:rPr>
+        <w:t xml:space="preserve"> Camera”, International Robots and Vision Show, 2007</w:t>
       </w:r>
     </w:p>
     <w:p>
@@ -3929,21 +6609,65 @@
           <w:color w:val="EE0000"/>
         </w:rPr>
         <w:lastRenderedPageBreak/>
-        <w:t>\chapter{Einleitung}</w:t>
-      </w:r>
-    </w:p>
-    <w:p>
-      <w:pPr>
-        <w:pStyle w:val="KeinLeerraum"/>
-        <w:rPr>
-          <w:color w:val="EE0000"/>
-        </w:rPr>
-      </w:pPr>
-      <w:r>
-        <w:rPr>
-          <w:color w:val="EE0000"/>
-        </w:rPr>
-        <w:t>\label{Einleitung}</w:t>
+        <w:t>\</w:t>
+      </w:r>
+      <w:proofErr w:type="spellStart"/>
+      <w:proofErr w:type="gramStart"/>
+      <w:r>
+        <w:rPr>
+          <w:color w:val="EE0000"/>
+        </w:rPr>
+        <w:t>chapter</w:t>
+      </w:r>
+      <w:proofErr w:type="spellEnd"/>
+      <w:r>
+        <w:rPr>
+          <w:color w:val="EE0000"/>
+        </w:rPr>
+        <w:t>{</w:t>
+      </w:r>
+      <w:proofErr w:type="gramEnd"/>
+      <w:r>
+        <w:rPr>
+          <w:color w:val="EE0000"/>
+        </w:rPr>
+        <w:t>Einleitung}</w:t>
+      </w:r>
+    </w:p>
+    <w:p>
+      <w:pPr>
+        <w:pStyle w:val="KeinLeerraum"/>
+        <w:rPr>
+          <w:color w:val="EE0000"/>
+        </w:rPr>
+      </w:pPr>
+      <w:r>
+        <w:rPr>
+          <w:color w:val="EE0000"/>
+        </w:rPr>
+        <w:t>\</w:t>
+      </w:r>
+      <w:proofErr w:type="spellStart"/>
+      <w:proofErr w:type="gramStart"/>
+      <w:r>
+        <w:rPr>
+          <w:color w:val="EE0000"/>
+        </w:rPr>
+        <w:t>label</w:t>
+      </w:r>
+      <w:proofErr w:type="spellEnd"/>
+      <w:r>
+        <w:rPr>
+          <w:color w:val="EE0000"/>
+        </w:rPr>
+        <w:t>{</w:t>
+      </w:r>
+      <w:proofErr w:type="gramEnd"/>
+      <w:r>
+        <w:rPr>
+          <w:color w:val="EE0000"/>
+        </w:rPr>
+        <w:t>Einleitung}</w:t>
       </w:r>
     </w:p>
     <w:p>
@@ -4066,7 +6790,15 @@
         </w:numPr>
       </w:pPr>
       <w:r>
-        <w:t>Implementation der Befehlspipeline und der Safetyfeatures:</w:t>
+        <w:t xml:space="preserve">Implementation der Befehlspipeline und der </w:t>
+      </w:r>
+      <w:proofErr w:type="spellStart"/>
+      <w:r>
+        <w:t>Safetyfeatures</w:t>
+      </w:r>
+      <w:proofErr w:type="spellEnd"/>
+      <w:r>
+        <w:t>:</w:t>
       </w:r>
     </w:p>
     <w:p>
@@ -4102,7 +6834,15 @@
         </w:numPr>
       </w:pPr>
       <w:r>
-        <w:t>Abwägung und Einordnung verschiedener Safety- Implementationen</w:t>
+        <w:t xml:space="preserve">Abwägung und Einordnung verschiedener </w:t>
+      </w:r>
+      <w:proofErr w:type="spellStart"/>
+      <w:r>
+        <w:t>Safety</w:t>
+      </w:r>
+      <w:proofErr w:type="spellEnd"/>
+      <w:r>
+        <w:t>- Implementationen</w:t>
       </w:r>
     </w:p>
     <w:p>
@@ -4171,53 +6911,134 @@
         <w:pStyle w:val="KeinLeerraum"/>
       </w:pPr>
       <w:r>
-        <w:t>\\Ein weiterer inhaltlicher Schwerpunkt ist die informationstechnische Umsetzung einer Befehlspipeline sowie relevanter Safety-Features. In diesem Zuge werden die zugrunde liegende Softwarestruktur und die angewandten Design-Patterns detailliert beleuchtet. Nach einer kritischen Abwägung und Einordnung verschiedener Ansätze zur Safety-Implementierung wird die Wahl der finalen Methode sachlich begründet und deren praktische Umsetzung dargelegt. Den Abschluss der Arbeit bildet ein Ausblick, der potenzielle Erweiterungen, gezielte Verbesserungsvorschläge und konkrete Anknüpfungspunkte für nachfolgende Studienarbeiten aufzeigt.</w:t>
-      </w:r>
-    </w:p>
-    <w:p>
-      <w:pPr>
-        <w:pStyle w:val="KeinLeerraum"/>
-      </w:pPr>
-    </w:p>
-    <w:p>
-      <w:pPr>
-        <w:pStyle w:val="KeinLeerraum"/>
-        <w:rPr>
-          <w:color w:val="EE0000"/>
-        </w:rPr>
-      </w:pPr>
-      <w:r>
-        <w:rPr>
-          <w:color w:val="EE0000"/>
-        </w:rPr>
-        <w:t>\chapter{Grundlagen}</w:t>
-      </w:r>
-    </w:p>
-    <w:p>
-      <w:pPr>
-        <w:pStyle w:val="KeinLeerraum"/>
-        <w:rPr>
-          <w:color w:val="EE0000"/>
-        </w:rPr>
-      </w:pPr>
-      <w:r>
-        <w:rPr>
-          <w:color w:val="EE0000"/>
-        </w:rPr>
-        <w:t>\label{Grundlagen}</w:t>
-      </w:r>
-    </w:p>
-    <w:p>
-      <w:pPr>
-        <w:pStyle w:val="KeinLeerraum"/>
-      </w:pPr>
-    </w:p>
-    <w:p>
-      <w:pPr>
-        <w:pStyle w:val="KeinLeerraum"/>
-      </w:pPr>
-      <w:r>
-        <w:t>\section{Stand der Technik: Safety-Implementation \&amp; Retrofitting}</w:t>
+        <w:t xml:space="preserve">\\Ein weiterer inhaltlicher Schwerpunkt ist die informationstechnische Umsetzung einer Befehlspipeline sowie relevanter </w:t>
+      </w:r>
+      <w:proofErr w:type="spellStart"/>
+      <w:r>
+        <w:t>Safety</w:t>
+      </w:r>
+      <w:proofErr w:type="spellEnd"/>
+      <w:r>
+        <w:t xml:space="preserve">-Features. In diesem Zuge werden die zugrunde liegende Softwarestruktur und die angewandten Design-Patterns detailliert beleuchtet. Nach einer kritischen Abwägung und Einordnung verschiedener Ansätze zur </w:t>
+      </w:r>
+      <w:proofErr w:type="spellStart"/>
+      <w:r>
+        <w:t>Safety</w:t>
+      </w:r>
+      <w:proofErr w:type="spellEnd"/>
+      <w:r>
+        <w:t>-Implementierung wird die Wahl der finalen Methode sachlich begründet und deren praktische Umsetzung dargelegt. Den Abschluss der Arbeit bildet ein Ausblick, der potenzielle Erweiterungen, gezielte Verbesserungsvorschläge und konkrete Anknüpfungspunkte für nachfolgende Studienarbeiten aufzeigt.</w:t>
+      </w:r>
+    </w:p>
+    <w:p>
+      <w:pPr>
+        <w:pStyle w:val="KeinLeerraum"/>
+      </w:pPr>
+    </w:p>
+    <w:p>
+      <w:pPr>
+        <w:pStyle w:val="KeinLeerraum"/>
+        <w:rPr>
+          <w:color w:val="EE0000"/>
+        </w:rPr>
+      </w:pPr>
+      <w:r>
+        <w:rPr>
+          <w:color w:val="EE0000"/>
+        </w:rPr>
+        <w:t>\</w:t>
+      </w:r>
+      <w:proofErr w:type="spellStart"/>
+      <w:proofErr w:type="gramStart"/>
+      <w:r>
+        <w:rPr>
+          <w:color w:val="EE0000"/>
+        </w:rPr>
+        <w:t>chapter</w:t>
+      </w:r>
+      <w:proofErr w:type="spellEnd"/>
+      <w:r>
+        <w:rPr>
+          <w:color w:val="EE0000"/>
+        </w:rPr>
+        <w:t>{</w:t>
+      </w:r>
+      <w:proofErr w:type="gramEnd"/>
+      <w:r>
+        <w:rPr>
+          <w:color w:val="EE0000"/>
+        </w:rPr>
+        <w:t>Grundlagen}</w:t>
+      </w:r>
+    </w:p>
+    <w:p>
+      <w:pPr>
+        <w:pStyle w:val="KeinLeerraum"/>
+        <w:rPr>
+          <w:color w:val="EE0000"/>
+        </w:rPr>
+      </w:pPr>
+      <w:r>
+        <w:rPr>
+          <w:color w:val="EE0000"/>
+        </w:rPr>
+        <w:t>\</w:t>
+      </w:r>
+      <w:proofErr w:type="spellStart"/>
+      <w:proofErr w:type="gramStart"/>
+      <w:r>
+        <w:rPr>
+          <w:color w:val="EE0000"/>
+        </w:rPr>
+        <w:t>label</w:t>
+      </w:r>
+      <w:proofErr w:type="spellEnd"/>
+      <w:r>
+        <w:rPr>
+          <w:color w:val="EE0000"/>
+        </w:rPr>
+        <w:t>{</w:t>
+      </w:r>
+      <w:proofErr w:type="gramEnd"/>
+      <w:r>
+        <w:rPr>
+          <w:color w:val="EE0000"/>
+        </w:rPr>
+        <w:t>Grundlagen}</w:t>
+      </w:r>
+    </w:p>
+    <w:p>
+      <w:pPr>
+        <w:pStyle w:val="KeinLeerraum"/>
+      </w:pPr>
+    </w:p>
+    <w:p>
+      <w:pPr>
+        <w:pStyle w:val="KeinLeerraum"/>
+      </w:pPr>
+      <w:r>
+        <w:t>\</w:t>
+      </w:r>
+      <w:proofErr w:type="spellStart"/>
+      <w:proofErr w:type="gramStart"/>
+      <w:r>
+        <w:t>section</w:t>
+      </w:r>
+      <w:proofErr w:type="spellEnd"/>
+      <w:r>
+        <w:t>{</w:t>
+      </w:r>
+      <w:proofErr w:type="gramEnd"/>
+      <w:r>
+        <w:t xml:space="preserve">Stand der Technik: </w:t>
+      </w:r>
+      <w:proofErr w:type="spellStart"/>
+      <w:r>
+        <w:t>Safety</w:t>
+      </w:r>
+      <w:proofErr w:type="spellEnd"/>
+      <w:r>
+        <w:t>-Implementation \&amp; Retrofitting}</w:t>
       </w:r>
     </w:p>
     <w:p>
@@ -4244,8 +7065,13 @@
         </w:numPr>
       </w:pPr>
       <w:r>
-        <w:t>Eingeteilt in Kategorien -&gt; mit 2D oder 3D kamera</w:t>
-      </w:r>
+        <w:t xml:space="preserve">Eingeteilt in Kategorien -&gt; mit 2D oder 3D </w:t>
+      </w:r>
+      <w:proofErr w:type="spellStart"/>
+      <w:r>
+        <w:t>kamera</w:t>
+      </w:r>
+      <w:proofErr w:type="spellEnd"/>
     </w:p>
     <w:p>
       <w:pPr>
@@ -4296,7 +7122,15 @@
       </w:pPr>
       <w:r>
         <w:lastRenderedPageBreak/>
-        <w:t>Erkennung mit Kamera (visuell) oder mit Sensoren (Kapazitiv, Induktiv, Laser,…)</w:t>
+        <w:t xml:space="preserve">Erkennung mit Kamera (visuell) oder mit Sensoren (Kapazitiv, Induktiv, </w:t>
+      </w:r>
+      <w:proofErr w:type="gramStart"/>
+      <w:r>
+        <w:t>Laser,…</w:t>
+      </w:r>
+      <w:proofErr w:type="gramEnd"/>
+      <w:r>
+        <w:t>)</w:t>
       </w:r>
     </w:p>
     <w:p>
@@ -4343,7 +7177,15 @@
         <w:pStyle w:val="KeinLeerraum"/>
       </w:pPr>
       <w:r>
-        <w:t>Beispielsweise befasst sich \cite{</w:t>
+        <w:t>Beispielsweise befasst sich \</w:t>
+      </w:r>
+      <w:proofErr w:type="spellStart"/>
+      <w:r>
+        <w:t>cite</w:t>
+      </w:r>
+      <w:proofErr w:type="spellEnd"/>
+      <w:r>
+        <w:t>{</w:t>
       </w:r>
       <w:r>
         <w:t xml:space="preserve">bdiwi2017strategy} </w:t>
@@ -4432,8 +7274,13 @@
           <w:numId w:val="1"/>
         </w:numPr>
       </w:pPr>
-      <w:r>
-        <w:t xml:space="preserve">,,Betritt‘‘ der Mensch die Roboterzone, wird ein Sicherheitsstopp des Roboters durchgeführt </w:t>
+      <w:proofErr w:type="gramStart"/>
+      <w:r>
+        <w:t>,,</w:t>
+      </w:r>
+      <w:proofErr w:type="gramEnd"/>
+      <w:r>
+        <w:t xml:space="preserve">Betritt‘‘ der Mensch die Roboterzone, wird ein Sicherheitsstopp des Roboters durchgeführt </w:t>
       </w:r>
     </w:p>
     <w:p>
@@ -4481,7 +7328,28 @@
         </w:numPr>
       </w:pPr>
       <w:r>
-        <w:t>3. Handing over(Bauteilübergabe zwischen Menschen und roboter):</w:t>
+        <w:t xml:space="preserve">3. Handing </w:t>
+      </w:r>
+      <w:proofErr w:type="spellStart"/>
+      <w:proofErr w:type="gramStart"/>
+      <w:r>
+        <w:t>over</w:t>
+      </w:r>
+      <w:proofErr w:type="spellEnd"/>
+      <w:r>
+        <w:t>(</w:t>
+      </w:r>
+      <w:proofErr w:type="gramEnd"/>
+      <w:r>
+        <w:t xml:space="preserve">Bauteilübergabe zwischen Menschen und </w:t>
+      </w:r>
+      <w:proofErr w:type="spellStart"/>
+      <w:r>
+        <w:t>roboter</w:t>
+      </w:r>
+      <w:proofErr w:type="spellEnd"/>
+      <w:r>
+        <w:t>):</w:t>
       </w:r>
     </w:p>
     <w:p>
@@ -4625,7 +7493,23 @@
           <w:b/>
           <w:bCs/>
         </w:rPr>
-        <w:t>Stand der Technik: Safety-Implementation &amp; Retrofitting</w:t>
+        <w:t xml:space="preserve">Stand der Technik: </w:t>
+      </w:r>
+      <w:proofErr w:type="spellStart"/>
+      <w:r>
+        <w:rPr>
+          <w:b/>
+          <w:bCs/>
+        </w:rPr>
+        <w:t>Safety</w:t>
+      </w:r>
+      <w:proofErr w:type="spellEnd"/>
+      <w:r>
+        <w:rPr>
+          <w:b/>
+          <w:bCs/>
+        </w:rPr>
+        <w:t>-Implementation &amp; Retrofitting</w:t>
       </w:r>
     </w:p>
     <w:p>
@@ -4671,7 +7555,31 @@
         <w:pStyle w:val="KeinLeerraum"/>
       </w:pPr>
       <w:r>
-        <w:t>Ein zentrales wissenschaftliches Fundament für solche flexiblen Sicherheitsarchitekturen beschreiben Bdiwi et al. \cite{bdiwi2017strategy}, die sich intensiv mit unterschiedlichen Aufgabenszenarien der Mensch-Roboter-Kollaboration (MRK) befassen. Die Autoren schlagen eine systematische Taxonomie vor, welche die Interaktion zwischen Mensch und Maschine in vier aufeinander aufbauende Stufen gliedert:</w:t>
+        <w:t xml:space="preserve">Ein zentrales wissenschaftliches Fundament für solche flexiblen Sicherheitsarchitekturen beschreiben </w:t>
+      </w:r>
+      <w:proofErr w:type="spellStart"/>
+      <w:r>
+        <w:t>Bdiwi</w:t>
+      </w:r>
+      <w:proofErr w:type="spellEnd"/>
+      <w:r>
+        <w:t xml:space="preserve"> et al. \</w:t>
+      </w:r>
+      <w:proofErr w:type="spellStart"/>
+      <w:r>
+        <w:t>cite</w:t>
+      </w:r>
+      <w:proofErr w:type="spellEnd"/>
+      <w:r>
+        <w:t xml:space="preserve">{bdiwi2017strategy}, die sich intensiv mit unterschiedlichen Aufgabenszenarien der Mensch-Roboter-Kollaboration (MRK) befassen. Die Autoren schlagen eine systematische Taxonomie vor, welche die Interaktion </w:t>
+      </w:r>
+      <w:proofErr w:type="gramStart"/>
+      <w:r>
+        <w:t>zwischen Mensch</w:t>
+      </w:r>
+      <w:proofErr w:type="gramEnd"/>
+      <w:r>
+        <w:t xml:space="preserve"> und Maschine in vier aufeinander aufbauende Stufen gliedert:</w:t>
       </w:r>
     </w:p>
     <w:p>
@@ -4734,17 +7642,36 @@
           <w:i/>
           <w:iCs/>
         </w:rPr>
-        <w:t>Handing-over</w:t>
-      </w:r>
+        <w:t>Handing-</w:t>
+      </w:r>
+      <w:proofErr w:type="spellStart"/>
       <w:r>
         <w:rPr>
           <w:b/>
           <w:bCs/>
+          <w:i/>
+          <w:iCs/>
+        </w:rPr>
+        <w:t>over</w:t>
+      </w:r>
+      <w:proofErr w:type="spellEnd"/>
+      <w:r>
+        <w:rPr>
+          <w:b/>
+          <w:bCs/>
         </w:rPr>
         <w:t>):</w:t>
       </w:r>
       <w:r>
-        <w:t xml:space="preserve"> Dieses Level beschreibt den direkten Transfer von Werkzeugen oder Werkstücken zwischen Mensch und Roboter. Eine hybride Steuerung sorgt in dieser Phase dafür, dass der Manipulator dynamisch und feinfühlig auf die Handbewegungen des Menschen im freien Raum reagiert.</w:t>
+        <w:t xml:space="preserve"> Dieses Level beschreibt den direkten Transfer von Werkzeugen oder Werkstücken </w:t>
+      </w:r>
+      <w:proofErr w:type="gramStart"/>
+      <w:r>
+        <w:t>zwischen Mensch</w:t>
+      </w:r>
+      <w:proofErr w:type="gramEnd"/>
+      <w:r>
+        <w:t xml:space="preserve"> und Roboter. Eine hybride Steuerung sorgt in dieser Phase dafür, dass der Manipulator dynamisch und feinfühlig auf die Handbewegungen des Menschen im freien Raum reagiert.</w:t>
       </w:r>
     </w:p>
     <w:p>
@@ -4855,11 +7782,26 @@
           <w:ilvl w:val="0"/>
           <w:numId w:val="1"/>
         </w:numPr>
-      </w:pPr>
-      <w:r>
+        <w:rPr>
+          <w:b/>
+          <w:bCs/>
+          <w:u w:val="single"/>
+        </w:rPr>
+      </w:pPr>
+      <w:r>
+        <w:rPr>
+          <w:b/>
+          <w:bCs/>
+          <w:u w:val="single"/>
+        </w:rPr>
         <w:t>Sicherheitsbereich</w:t>
       </w:r>
       <w:r>
+        <w:rPr>
+          <w:b/>
+          <w:bCs/>
+          <w:u w:val="single"/>
+        </w:rPr>
         <w:t xml:space="preserve"> statisch: </w:t>
       </w:r>
     </w:p>
@@ -4973,9 +7915,27 @@
           <w:ilvl w:val="0"/>
           <w:numId w:val="1"/>
         </w:numPr>
-      </w:pPr>
-      <w:r>
-        <w:t xml:space="preserve">Arbeitsbereich dynamisch: </w:t>
+        <w:rPr>
+          <w:b/>
+          <w:bCs/>
+          <w:u w:val="single"/>
+        </w:rPr>
+      </w:pPr>
+      <w:r>
+        <w:rPr>
+          <w:b/>
+          <w:bCs/>
+          <w:u w:val="single"/>
+        </w:rPr>
+        <w:t>Sicherheits</w:t>
+      </w:r>
+      <w:r>
+        <w:rPr>
+          <w:b/>
+          <w:bCs/>
+          <w:u w:val="single"/>
+        </w:rPr>
+        <w:t xml:space="preserve">bereich dynamisch: </w:t>
       </w:r>
     </w:p>
     <w:p>
@@ -5035,7 +7995,15 @@
         </w:numPr>
       </w:pPr>
       <w:r>
-        <w:t xml:space="preserve">Hohe Interaktionsfreiheit zwischen Mensch und Roboter </w:t>
+        <w:t xml:space="preserve">Hohe Interaktionsfreiheit </w:t>
+      </w:r>
+      <w:proofErr w:type="gramStart"/>
+      <w:r>
+        <w:t>zwischen Mensch</w:t>
+      </w:r>
+      <w:proofErr w:type="gramEnd"/>
+      <w:r>
+        <w:t xml:space="preserve"> und Roboter </w:t>
       </w:r>
     </w:p>
     <w:p>
@@ -5057,8 +8025,18 @@
           <w:ilvl w:val="0"/>
           <w:numId w:val="1"/>
         </w:numPr>
-      </w:pPr>
-      <w:r>
+        <w:rPr>
+          <w:b/>
+          <w:bCs/>
+          <w:u w:val="single"/>
+        </w:rPr>
+      </w:pPr>
+      <w:r>
+        <w:rPr>
+          <w:b/>
+          <w:bCs/>
+          <w:u w:val="single"/>
+        </w:rPr>
         <w:t xml:space="preserve">Ereignis Objekterkennung: </w:t>
       </w:r>
     </w:p>
@@ -5071,7 +8049,15 @@
         </w:numPr>
       </w:pPr>
       <w:r>
-        <w:t xml:space="preserve">Als auslösendes Ereignis des Sicherheitsstopps oder SAS dient eine generelle Objekterkennung </w:t>
+        <w:t xml:space="preserve">Als auslösendes Ereignis des </w:t>
+      </w:r>
+      <w:proofErr w:type="spellStart"/>
+      <w:r>
+        <w:t>Sicherheitsstops</w:t>
+      </w:r>
+      <w:proofErr w:type="spellEnd"/>
+      <w:r>
+        <w:t xml:space="preserve"> oder SAS dient eine generelle Objekterkennung </w:t>
       </w:r>
     </w:p>
     <w:p>
@@ -5086,7 +8072,32 @@
         <w:t>Möglich beispielsweise</w:t>
       </w:r>
       <w:r>
-        <w:t xml:space="preserve">: Erkennung von Kanten/Objekten und dabei die vom Roboter zu greifenden Objekte herausfiltern -&gt; sobald Fremdobjekt im Arbeitsbereich -&gt; stopp des Roboters </w:t>
+        <w:t xml:space="preserve">: Erkennung von Kanten/Objekten und dabei die vom Roboter </w:t>
+      </w:r>
+      <w:r>
+        <w:t>zu greifende Objekte</w:t>
+      </w:r>
+      <w:r>
+        <w:t xml:space="preserve"> herausfiltern -&gt; </w:t>
+      </w:r>
+      <w:proofErr w:type="gramStart"/>
+      <w:r>
+        <w:t>sobald</w:t>
+      </w:r>
+      <w:proofErr w:type="gramEnd"/>
+      <w:r>
+        <w:t xml:space="preserve"> Fremdobjekt im Arbeitsbereich -&gt; </w:t>
+      </w:r>
+      <w:proofErr w:type="spellStart"/>
+      <w:r>
+        <w:t>S</w:t>
+      </w:r>
+      <w:r>
+        <w:t>top</w:t>
+      </w:r>
+      <w:proofErr w:type="spellEnd"/>
+      <w:r>
+        <w:t xml:space="preserve"> des Roboters </w:t>
       </w:r>
     </w:p>
     <w:p>
@@ -5119,121 +8130,216 @@
     <w:p>
       <w:pPr>
         <w:pStyle w:val="KeinLeerraum"/>
-      </w:pPr>
-    </w:p>
-    <w:p>
-      <w:pPr>
-        <w:pStyle w:val="KeinLeerraum"/>
-      </w:pPr>
-    </w:p>
-    <w:p>
-      <w:pPr>
-        <w:pStyle w:val="KeinLeerraum"/>
-      </w:pPr>
-    </w:p>
-    <w:p>
-      <w:pPr>
-        <w:pStyle w:val="KeinLeerraum"/>
-      </w:pPr>
-    </w:p>
-    <w:p>
-      <w:pPr>
-        <w:pStyle w:val="KeinLeerraum"/>
-      </w:pPr>
-    </w:p>
-    <w:p>
-      <w:pPr>
-        <w:pStyle w:val="KeinLeerraum"/>
-      </w:pPr>
-    </w:p>
-    <w:p>
-      <w:pPr>
-        <w:pStyle w:val="KeinLeerraum"/>
-      </w:pPr>
-    </w:p>
-    <w:p>
-      <w:pPr>
-        <w:pStyle w:val="KeinLeerraum"/>
-      </w:pPr>
-    </w:p>
-    <w:p>
-      <w:pPr>
-        <w:pStyle w:val="KeinLeerraum"/>
-      </w:pPr>
-    </w:p>
-    <w:p>
-      <w:pPr>
-        <w:pStyle w:val="KeinLeerraum"/>
-      </w:pPr>
-    </w:p>
-    <w:p>
-      <w:pPr>
-        <w:pStyle w:val="KeinLeerraum"/>
-      </w:pPr>
-    </w:p>
-    <w:p>
-      <w:pPr>
-        <w:pStyle w:val="KeinLeerraum"/>
-      </w:pPr>
-      <w:r>
-        <w:t xml:space="preserve">Quellen: </w:t>
-      </w:r>
-    </w:p>
-    <w:p>
-      <w:pPr>
-        <w:pStyle w:val="KeinLeerraum"/>
-        <w:rPr>
-          <w:lang w:val="en-US"/>
-        </w:rPr>
-      </w:pPr>
-      <w:r>
-        <w:rPr>
-          <w:lang w:val="en-US"/>
-        </w:rPr>
-        <w:t>@article{bdiwi2017strategy,</w:t>
-      </w:r>
-    </w:p>
-    <w:p>
-      <w:pPr>
-        <w:pStyle w:val="KeinLeerraum"/>
-        <w:rPr>
-          <w:lang w:val="en-US"/>
-        </w:rPr>
-      </w:pPr>
-      <w:r>
-        <w:rPr>
-          <w:lang w:val="en-US"/>
-        </w:rPr>
-        <w:t xml:space="preserve">  title = {A new strategy for ensuring human safety during various levels of interaction with industrial robots},</w:t>
-      </w:r>
-    </w:p>
-    <w:p>
-      <w:pPr>
-        <w:pStyle w:val="KeinLeerraum"/>
-        <w:rPr>
-          <w:lang w:val="en-US"/>
-        </w:rPr>
-      </w:pPr>
-      <w:r>
-        <w:rPr>
-          <w:lang w:val="en-US"/>
-        </w:rPr>
-        <w:t xml:space="preserve">  author = {Bdiwi, Mohamad and Pfeifer, M. and Sterzing, A.},</w:t>
-      </w:r>
-    </w:p>
-    <w:p>
-      <w:pPr>
-        <w:pStyle w:val="KeinLeerraum"/>
-        <w:rPr>
-          <w:lang w:val="en-US"/>
-        </w:rPr>
-      </w:pPr>
-      <w:r>
-        <w:rPr>
-          <w:lang w:val="en-US"/>
-        </w:rPr>
-        <w:t xml:space="preserve">  journal = {CIRP Annals},</w:t>
-      </w:r>
+        <w:numPr>
+          <w:ilvl w:val="0"/>
+          <w:numId w:val="1"/>
+        </w:numPr>
+      </w:pPr>
+    </w:p>
+    <w:p>
+      <w:pPr>
+        <w:pStyle w:val="KeinLeerraum"/>
+      </w:pPr>
+    </w:p>
+    <w:p>
+      <w:pPr>
+        <w:pStyle w:val="KeinLeerraum"/>
+      </w:pPr>
+    </w:p>
+    <w:p>
+      <w:pPr>
+        <w:pStyle w:val="KeinLeerraum"/>
+      </w:pPr>
+    </w:p>
+    <w:p>
+      <w:pPr>
+        <w:pStyle w:val="KeinLeerraum"/>
+      </w:pPr>
+    </w:p>
+    <w:p>
+      <w:pPr>
+        <w:pStyle w:val="KeinLeerraum"/>
+      </w:pPr>
+    </w:p>
+    <w:p>
+      <w:pPr>
+        <w:pStyle w:val="KeinLeerraum"/>
+      </w:pPr>
+    </w:p>
+    <w:p>
+      <w:pPr>
+        <w:pStyle w:val="KeinLeerraum"/>
+      </w:pPr>
+    </w:p>
+    <w:p>
+      <w:pPr>
+        <w:pStyle w:val="KeinLeerraum"/>
+      </w:pPr>
+    </w:p>
+    <w:p>
+      <w:pPr>
+        <w:pStyle w:val="KeinLeerraum"/>
+      </w:pPr>
+    </w:p>
+    <w:p>
+      <w:pPr>
+        <w:pStyle w:val="KeinLeerraum"/>
+      </w:pPr>
+    </w:p>
+    <w:p>
+      <w:pPr>
+        <w:pStyle w:val="KeinLeerraum"/>
+      </w:pPr>
+    </w:p>
+    <w:p>
+      <w:pPr>
+        <w:pStyle w:val="KeinLeerraum"/>
+        <w:rPr>
+          <w:lang w:val="en-US"/>
+        </w:rPr>
+      </w:pPr>
+      <w:proofErr w:type="spellStart"/>
+      <w:r>
+        <w:rPr>
+          <w:lang w:val="en-US"/>
+        </w:rPr>
+        <w:t>Quellen</w:t>
+      </w:r>
+      <w:proofErr w:type="spellEnd"/>
+      <w:r>
+        <w:rPr>
+          <w:lang w:val="en-US"/>
+        </w:rPr>
+        <w:t xml:space="preserve">: </w:t>
+      </w:r>
+    </w:p>
+    <w:p>
+      <w:pPr>
+        <w:pStyle w:val="KeinLeerraum"/>
+        <w:rPr>
+          <w:lang w:val="en-US"/>
+        </w:rPr>
+      </w:pPr>
+      <w:r>
+        <w:rPr>
+          <w:lang w:val="en-US"/>
+        </w:rPr>
+        <w:t>@</w:t>
+      </w:r>
+      <w:proofErr w:type="gramStart"/>
+      <w:r>
+        <w:rPr>
+          <w:lang w:val="en-US"/>
+        </w:rPr>
+        <w:t>article{</w:t>
+      </w:r>
+      <w:proofErr w:type="gramEnd"/>
+      <w:r>
+        <w:rPr>
+          <w:lang w:val="en-US"/>
+        </w:rPr>
+        <w:t>bdiwi2017strategy,</w:t>
+      </w:r>
+    </w:p>
+    <w:p>
+      <w:pPr>
+        <w:pStyle w:val="KeinLeerraum"/>
+        <w:rPr>
+          <w:lang w:val="en-US"/>
+        </w:rPr>
+      </w:pPr>
+      <w:r>
+        <w:rPr>
+          <w:lang w:val="en-US"/>
+        </w:rPr>
+        <w:t xml:space="preserve">  title = {A new strategy for ensuring human safety during various levels of interaction with industrial </w:t>
+      </w:r>
+      <w:proofErr w:type="gramStart"/>
+      <w:r>
+        <w:rPr>
+          <w:lang w:val="en-US"/>
+        </w:rPr>
+        <w:t>robots},</w:t>
+      </w:r>
+      <w:proofErr w:type="gramEnd"/>
+    </w:p>
+    <w:p>
+      <w:pPr>
+        <w:pStyle w:val="KeinLeerraum"/>
+        <w:rPr>
+          <w:lang w:val="en-US"/>
+        </w:rPr>
+      </w:pPr>
+      <w:r>
+        <w:rPr>
+          <w:lang w:val="en-US"/>
+        </w:rPr>
+        <w:t xml:space="preserve">  author = {</w:t>
+      </w:r>
+      <w:proofErr w:type="spellStart"/>
+      <w:r>
+        <w:rPr>
+          <w:lang w:val="en-US"/>
+        </w:rPr>
+        <w:t>Bdiwi</w:t>
+      </w:r>
+      <w:proofErr w:type="spellEnd"/>
+      <w:r>
+        <w:rPr>
+          <w:lang w:val="en-US"/>
+        </w:rPr>
+        <w:t xml:space="preserve">, Mohamad and Pfeifer, M. and </w:t>
+      </w:r>
+      <w:proofErr w:type="spellStart"/>
+      <w:r>
+        <w:rPr>
+          <w:lang w:val="en-US"/>
+        </w:rPr>
+        <w:t>Sterzing</w:t>
+      </w:r>
+      <w:proofErr w:type="spellEnd"/>
+      <w:r>
+        <w:rPr>
+          <w:lang w:val="en-US"/>
+        </w:rPr>
+        <w:t xml:space="preserve">, </w:t>
+      </w:r>
+      <w:proofErr w:type="gramStart"/>
+      <w:r>
+        <w:rPr>
+          <w:lang w:val="en-US"/>
+        </w:rPr>
+        <w:t>A.}</w:t>
+      </w:r>
+      <w:proofErr w:type="gramEnd"/>
+      <w:r>
+        <w:rPr>
+          <w:lang w:val="en-US"/>
+        </w:rPr>
+        <w:t>,</w:t>
+      </w:r>
+    </w:p>
+    <w:p>
+      <w:pPr>
+        <w:pStyle w:val="KeinLeerraum"/>
+        <w:rPr>
+          <w:lang w:val="en-US"/>
+        </w:rPr>
+      </w:pPr>
+      <w:r>
+        <w:rPr>
+          <w:lang w:val="en-US"/>
+        </w:rPr>
+        <w:t xml:space="preserve">  journal = {CIRP </w:t>
+      </w:r>
+      <w:proofErr w:type="gramStart"/>
+      <w:r>
+        <w:rPr>
+          <w:lang w:val="en-US"/>
+        </w:rPr>
+        <w:t>Annals},</w:t>
+      </w:r>
+      <w:proofErr w:type="gramEnd"/>
     </w:p>
     <w:p>
       <w:pPr>
@@ -5316,7 +8422,21 @@
         <w:rPr>
           <w:lang w:val="en-US"/>
         </w:rPr>
-        <w:t xml:space="preserve">  doi = {10.1016/j.cirp.2017.04.009}</w:t>
+        <w:t xml:space="preserve">  </w:t>
+      </w:r>
+      <w:proofErr w:type="spellStart"/>
+      <w:r>
+        <w:rPr>
+          <w:lang w:val="en-US"/>
+        </w:rPr>
+        <w:t>doi</w:t>
+      </w:r>
+      <w:proofErr w:type="spellEnd"/>
+      <w:r>
+        <w:rPr>
+          <w:lang w:val="en-US"/>
+        </w:rPr>
+        <w:t xml:space="preserve"> = {10.1016/j.cirp.2017.04.009}</w:t>
       </w:r>
     </w:p>
     <w:p>
@@ -5337,7 +8457,20 @@
         <w:pStyle w:val="KeinLeerraum"/>
       </w:pPr>
       <w:r>
-        <w:t xml:space="preserve">\subsection{Projekte und </w:t>
+        <w:t>\</w:t>
+      </w:r>
+      <w:proofErr w:type="spellStart"/>
+      <w:proofErr w:type="gramStart"/>
+      <w:r>
+        <w:t>subsection</w:t>
+      </w:r>
+      <w:proofErr w:type="spellEnd"/>
+      <w:r>
+        <w:t>{</w:t>
+      </w:r>
+      <w:proofErr w:type="gramEnd"/>
+      <w:r>
+        <w:t xml:space="preserve">Projekte und </w:t>
       </w:r>
       <w:r>
         <w:t>Existierende Entwicklungen</w:t>
@@ -5351,28 +8484,59 @@
         <w:pStyle w:val="KeinLeerraum"/>
       </w:pPr>
       <w:r>
-        <w:t>\section{Bildverarbeitung}</w:t>
-      </w:r>
-    </w:p>
-    <w:p>
-      <w:pPr>
-        <w:pStyle w:val="KeinLeerraum"/>
-      </w:pPr>
-      <w:r>
-        <w:t>Filter, Algorithmen, Linien-/Kantendetektion mit OpenCV</w:t>
-      </w:r>
-    </w:p>
-    <w:p>
-      <w:pPr>
-        <w:pStyle w:val="KeinLeerraum"/>
-      </w:pPr>
-    </w:p>
-    <w:p>
-      <w:pPr>
-        <w:pStyle w:val="KeinLeerraum"/>
-      </w:pPr>
-      <w:r>
-        <w:t>\section{Grundlagen der Informatik}</w:t>
+        <w:t>\</w:t>
+      </w:r>
+      <w:proofErr w:type="spellStart"/>
+      <w:proofErr w:type="gramStart"/>
+      <w:r>
+        <w:t>section</w:t>
+      </w:r>
+      <w:proofErr w:type="spellEnd"/>
+      <w:r>
+        <w:t>{</w:t>
+      </w:r>
+      <w:proofErr w:type="gramEnd"/>
+      <w:r>
+        <w:t>Bildverarbeitung}</w:t>
+      </w:r>
+    </w:p>
+    <w:p>
+      <w:pPr>
+        <w:pStyle w:val="KeinLeerraum"/>
+      </w:pPr>
+      <w:r>
+        <w:t xml:space="preserve">Filter, Algorithmen, Linien-/Kantendetektion mit </w:t>
+      </w:r>
+      <w:proofErr w:type="spellStart"/>
+      <w:r>
+        <w:t>OpenCV</w:t>
+      </w:r>
+      <w:proofErr w:type="spellEnd"/>
+    </w:p>
+    <w:p>
+      <w:pPr>
+        <w:pStyle w:val="KeinLeerraum"/>
+      </w:pPr>
+    </w:p>
+    <w:p>
+      <w:pPr>
+        <w:pStyle w:val="KeinLeerraum"/>
+      </w:pPr>
+      <w:r>
+        <w:t>\</w:t>
+      </w:r>
+      <w:proofErr w:type="spellStart"/>
+      <w:proofErr w:type="gramStart"/>
+      <w:r>
+        <w:t>section</w:t>
+      </w:r>
+      <w:proofErr w:type="spellEnd"/>
+      <w:r>
+        <w:t>{</w:t>
+      </w:r>
+      <w:proofErr w:type="gramEnd"/>
+      <w:r>
+        <w:t>Grundlagen der Informatik}</w:t>
       </w:r>
     </w:p>
     <w:p>
@@ -5399,22 +8563,66 @@
         <w:rPr>
           <w:color w:val="EE0000"/>
         </w:rPr>
-        <w:t>\chapter{Ausgangssituation/IST-Analyse}</w:t>
-      </w:r>
-    </w:p>
-    <w:p>
-      <w:pPr>
-        <w:pStyle w:val="KeinLeerraum"/>
-        <w:rPr>
-          <w:color w:val="EE0000"/>
-        </w:rPr>
-      </w:pPr>
-      <w:r>
-        <w:rPr>
-          <w:color w:val="EE0000"/>
-        </w:rPr>
         <w:lastRenderedPageBreak/>
-        <w:t>\label{Ausgangssituation/IST-Analyse}</w:t>
+        <w:t>\</w:t>
+      </w:r>
+      <w:proofErr w:type="spellStart"/>
+      <w:proofErr w:type="gramStart"/>
+      <w:r>
+        <w:rPr>
+          <w:color w:val="EE0000"/>
+        </w:rPr>
+        <w:t>chapter</w:t>
+      </w:r>
+      <w:proofErr w:type="spellEnd"/>
+      <w:r>
+        <w:rPr>
+          <w:color w:val="EE0000"/>
+        </w:rPr>
+        <w:t>{</w:t>
+      </w:r>
+      <w:proofErr w:type="gramEnd"/>
+      <w:r>
+        <w:rPr>
+          <w:color w:val="EE0000"/>
+        </w:rPr>
+        <w:t>Ausgangssituation/IST-Analyse}</w:t>
+      </w:r>
+    </w:p>
+    <w:p>
+      <w:pPr>
+        <w:pStyle w:val="KeinLeerraum"/>
+        <w:rPr>
+          <w:color w:val="EE0000"/>
+        </w:rPr>
+      </w:pPr>
+      <w:r>
+        <w:rPr>
+          <w:color w:val="EE0000"/>
+        </w:rPr>
+        <w:t>\</w:t>
+      </w:r>
+      <w:proofErr w:type="spellStart"/>
+      <w:proofErr w:type="gramStart"/>
+      <w:r>
+        <w:rPr>
+          <w:color w:val="EE0000"/>
+        </w:rPr>
+        <w:t>label</w:t>
+      </w:r>
+      <w:proofErr w:type="spellEnd"/>
+      <w:r>
+        <w:rPr>
+          <w:color w:val="EE0000"/>
+        </w:rPr>
+        <w:t>{</w:t>
+      </w:r>
+      <w:proofErr w:type="gramEnd"/>
+      <w:r>
+        <w:rPr>
+          <w:color w:val="EE0000"/>
+        </w:rPr>
+        <w:t>Ausgangssituation/IST-Analyse}</w:t>
       </w:r>
     </w:p>
     <w:p>
@@ -5458,79 +8666,181 @@
         <w:rPr>
           <w:color w:val="EE0000"/>
         </w:rPr>
-        <w:t>\chapter{Architekturoptimierung und -erweiterung}</w:t>
-      </w:r>
-    </w:p>
-    <w:p>
-      <w:pPr>
-        <w:pStyle w:val="KeinLeerraum"/>
-        <w:rPr>
-          <w:color w:val="EE0000"/>
-        </w:rPr>
-      </w:pPr>
-    </w:p>
-    <w:p>
-      <w:pPr>
-        <w:pStyle w:val="KeinLeerraum"/>
-        <w:rPr>
-          <w:color w:val="EE0000"/>
-        </w:rPr>
-      </w:pPr>
-      <w:r>
-        <w:rPr>
-          <w:color w:val="EE0000"/>
-        </w:rPr>
-        <w:t>\chapter{Implementation der Erweiterungen}</w:t>
-      </w:r>
-    </w:p>
-    <w:p>
-      <w:pPr>
-        <w:pStyle w:val="KeinLeerraum"/>
-        <w:rPr>
-          <w:color w:val="EE0000"/>
-        </w:rPr>
-      </w:pPr>
-      <w:r>
-        <w:rPr>
-          <w:color w:val="EE0000"/>
-        </w:rPr>
-        <w:t>Warteschlange, Safety, Punktwolkenspeicherung, ...</w:t>
-      </w:r>
-    </w:p>
-    <w:p>
-      <w:pPr>
-        <w:pStyle w:val="KeinLeerraum"/>
-        <w:rPr>
-          <w:color w:val="EE0000"/>
-        </w:rPr>
-      </w:pPr>
-    </w:p>
-    <w:p>
-      <w:pPr>
-        <w:pStyle w:val="KeinLeerraum"/>
-        <w:rPr>
-          <w:color w:val="EE0000"/>
-        </w:rPr>
-      </w:pPr>
-      <w:r>
-        <w:rPr>
-          <w:color w:val="EE0000"/>
-        </w:rPr>
-        <w:t>\chapter{Fazit und Ausblick}</w:t>
-      </w:r>
-    </w:p>
-    <w:p>
-      <w:pPr>
-        <w:pStyle w:val="KeinLeerraum"/>
-        <w:rPr>
-          <w:color w:val="EE0000"/>
-        </w:rPr>
-      </w:pPr>
-      <w:r>
-        <w:rPr>
-          <w:color w:val="EE0000"/>
-        </w:rPr>
-        <w:t>\label{Fazit und Ausblick}</w:t>
+        <w:t>\</w:t>
+      </w:r>
+      <w:proofErr w:type="spellStart"/>
+      <w:proofErr w:type="gramStart"/>
+      <w:r>
+        <w:rPr>
+          <w:color w:val="EE0000"/>
+        </w:rPr>
+        <w:t>chapter</w:t>
+      </w:r>
+      <w:proofErr w:type="spellEnd"/>
+      <w:r>
+        <w:rPr>
+          <w:color w:val="EE0000"/>
+        </w:rPr>
+        <w:t>{</w:t>
+      </w:r>
+      <w:proofErr w:type="gramEnd"/>
+      <w:r>
+        <w:rPr>
+          <w:color w:val="EE0000"/>
+        </w:rPr>
+        <w:t>Architekturoptimierung und -erweiterung}</w:t>
+      </w:r>
+    </w:p>
+    <w:p>
+      <w:pPr>
+        <w:pStyle w:val="KeinLeerraum"/>
+        <w:rPr>
+          <w:color w:val="EE0000"/>
+        </w:rPr>
+      </w:pPr>
+    </w:p>
+    <w:p>
+      <w:pPr>
+        <w:pStyle w:val="KeinLeerraum"/>
+        <w:rPr>
+          <w:color w:val="EE0000"/>
+        </w:rPr>
+      </w:pPr>
+      <w:r>
+        <w:rPr>
+          <w:color w:val="EE0000"/>
+        </w:rPr>
+        <w:t>\</w:t>
+      </w:r>
+      <w:proofErr w:type="spellStart"/>
+      <w:proofErr w:type="gramStart"/>
+      <w:r>
+        <w:rPr>
+          <w:color w:val="EE0000"/>
+        </w:rPr>
+        <w:t>chapter</w:t>
+      </w:r>
+      <w:proofErr w:type="spellEnd"/>
+      <w:r>
+        <w:rPr>
+          <w:color w:val="EE0000"/>
+        </w:rPr>
+        <w:t>{</w:t>
+      </w:r>
+      <w:proofErr w:type="gramEnd"/>
+      <w:r>
+        <w:rPr>
+          <w:color w:val="EE0000"/>
+        </w:rPr>
+        <w:t>Implementation der Erweiterungen}</w:t>
+      </w:r>
+    </w:p>
+    <w:p>
+      <w:pPr>
+        <w:pStyle w:val="KeinLeerraum"/>
+        <w:rPr>
+          <w:color w:val="EE0000"/>
+        </w:rPr>
+      </w:pPr>
+      <w:r>
+        <w:rPr>
+          <w:color w:val="EE0000"/>
+        </w:rPr>
+        <w:t xml:space="preserve">Warteschlange, </w:t>
+      </w:r>
+      <w:proofErr w:type="spellStart"/>
+      <w:r>
+        <w:rPr>
+          <w:color w:val="EE0000"/>
+        </w:rPr>
+        <w:t>Safety</w:t>
+      </w:r>
+      <w:proofErr w:type="spellEnd"/>
+      <w:r>
+        <w:rPr>
+          <w:color w:val="EE0000"/>
+        </w:rPr>
+        <w:t>, Punktwolkenspeicherung, ...</w:t>
+      </w:r>
+    </w:p>
+    <w:p>
+      <w:pPr>
+        <w:pStyle w:val="KeinLeerraum"/>
+        <w:rPr>
+          <w:color w:val="EE0000"/>
+        </w:rPr>
+      </w:pPr>
+    </w:p>
+    <w:p>
+      <w:pPr>
+        <w:pStyle w:val="KeinLeerraum"/>
+        <w:rPr>
+          <w:color w:val="EE0000"/>
+        </w:rPr>
+      </w:pPr>
+      <w:r>
+        <w:rPr>
+          <w:color w:val="EE0000"/>
+        </w:rPr>
+        <w:t>\</w:t>
+      </w:r>
+      <w:proofErr w:type="spellStart"/>
+      <w:proofErr w:type="gramStart"/>
+      <w:r>
+        <w:rPr>
+          <w:color w:val="EE0000"/>
+        </w:rPr>
+        <w:t>chapter</w:t>
+      </w:r>
+      <w:proofErr w:type="spellEnd"/>
+      <w:r>
+        <w:rPr>
+          <w:color w:val="EE0000"/>
+        </w:rPr>
+        <w:t>{</w:t>
+      </w:r>
+      <w:proofErr w:type="gramEnd"/>
+      <w:r>
+        <w:rPr>
+          <w:color w:val="EE0000"/>
+        </w:rPr>
+        <w:t>Fazit und Ausblick}</w:t>
+      </w:r>
+    </w:p>
+    <w:p>
+      <w:pPr>
+        <w:pStyle w:val="KeinLeerraum"/>
+        <w:rPr>
+          <w:color w:val="EE0000"/>
+        </w:rPr>
+      </w:pPr>
+      <w:r>
+        <w:rPr>
+          <w:color w:val="EE0000"/>
+        </w:rPr>
+        <w:t>\</w:t>
+      </w:r>
+      <w:proofErr w:type="spellStart"/>
+      <w:proofErr w:type="gramStart"/>
+      <w:r>
+        <w:rPr>
+          <w:color w:val="EE0000"/>
+        </w:rPr>
+        <w:t>label</w:t>
+      </w:r>
+      <w:proofErr w:type="spellEnd"/>
+      <w:r>
+        <w:rPr>
+          <w:color w:val="EE0000"/>
+        </w:rPr>
+        <w:t>{</w:t>
+      </w:r>
+      <w:proofErr w:type="gramEnd"/>
+      <w:r>
+        <w:rPr>
+          <w:color w:val="EE0000"/>
+        </w:rPr>
+        <w:t>Fazit und Ausblick}</w:t>
       </w:r>
     </w:p>
     <w:sectPr>

--- a/Dokumentation Studienarbeit T3200(akt).docx
+++ b/Dokumentation Studienarbeit T3200(akt).docx
@@ -3004,53 +3004,56 @@
     <w:p>
       <w:pPr>
         <w:pStyle w:val="KeinLeerraum"/>
-      </w:pPr>
-      <w:r>
-        <w:t xml:space="preserve">private </w:t>
-      </w:r>
-      <w:proofErr w:type="spellStart"/>
-      <w:r>
-        <w:t>void</w:t>
-      </w:r>
-      <w:proofErr w:type="spellEnd"/>
-      <w:r>
-        <w:t xml:space="preserve"> </w:t>
-      </w:r>
-      <w:proofErr w:type="spellStart"/>
-      <w:r>
+        <w:rPr>
+          <w:lang w:val="en-US"/>
+        </w:rPr>
+      </w:pPr>
+      <w:r>
+        <w:rPr>
+          <w:lang w:val="en-US"/>
+        </w:rPr>
+        <w:t xml:space="preserve">private void </w:t>
+      </w:r>
+      <w:proofErr w:type="spellStart"/>
+      <w:r>
+        <w:rPr>
+          <w:lang w:val="en-US"/>
+        </w:rPr>
         <w:t>tOFKameraVerbindenToolStripMenuItem_</w:t>
       </w:r>
       <w:proofErr w:type="gramStart"/>
       <w:r>
+        <w:rPr>
+          <w:lang w:val="en-US"/>
+        </w:rPr>
         <w:t>Click</w:t>
       </w:r>
       <w:proofErr w:type="spellEnd"/>
       <w:r>
+        <w:rPr>
+          <w:lang w:val="en-US"/>
+        </w:rPr>
         <w:t>(</w:t>
       </w:r>
-      <w:proofErr w:type="spellStart"/>
       <w:proofErr w:type="gramEnd"/>
       <w:r>
-        <w:t>object</w:t>
-      </w:r>
-      <w:proofErr w:type="spellEnd"/>
-      <w:r>
-        <w:t xml:space="preserve"> </w:t>
-      </w:r>
-      <w:proofErr w:type="spellStart"/>
-      <w:r>
-        <w:t>sender</w:t>
-      </w:r>
-      <w:proofErr w:type="spellEnd"/>
-      <w:r>
-        <w:t xml:space="preserve">, </w:t>
-      </w:r>
-      <w:proofErr w:type="spellStart"/>
-      <w:r>
+        <w:rPr>
+          <w:lang w:val="en-US"/>
+        </w:rPr>
+        <w:t xml:space="preserve">object sender, </w:t>
+      </w:r>
+      <w:proofErr w:type="spellStart"/>
+      <w:r>
+        <w:rPr>
+          <w:lang w:val="en-US"/>
+        </w:rPr>
         <w:t>EventArgs</w:t>
       </w:r>
       <w:proofErr w:type="spellEnd"/>
       <w:r>
+        <w:rPr>
+          <w:lang w:val="en-US"/>
+        </w:rPr>
         <w:t xml:space="preserve"> e)</w:t>
       </w:r>
     </w:p>
@@ -7717,42 +7720,698 @@
     <w:p>
       <w:pPr>
         <w:pStyle w:val="KeinLeerraum"/>
-      </w:pPr>
-      <w:r>
-        <w:t xml:space="preserve">Eine Vorgehensweise nach Taxonomie der Aufgaben bzw. Anwendungsfelder ist mittlerweile verbreitet und sehr hilfreich um Funktionierende, finanziell und funktionell optimierte Lösungen zu entwickeln. Die Interaktion zwischen Menschen und Roboter wird dabei oft als HRI (Human Robot Interaction) </w:t>
-      </w:r>
-      <w:r>
-        <w:t xml:space="preserve">oder als MRK (Mensch Roboter Kollaboration) </w:t>
-      </w:r>
-      <w:r>
-        <w:t xml:space="preserve">abgekürzt.  </w:t>
-      </w:r>
-    </w:p>
-    <w:p>
-      <w:pPr>
-        <w:pStyle w:val="KeinLeerraum"/>
-        <w:numPr>
-          <w:ilvl w:val="0"/>
-          <w:numId w:val="1"/>
-        </w:numPr>
-      </w:pPr>
-      <w:r>
-        <w:t xml:space="preserve"> </w:t>
-      </w:r>
-      <w:r>
-        <w:t xml:space="preserve">Weitere Entscheidungskriterien zur Auswahl der MRK-Sicherheitsüberwachung werden in der Nachfolgenden Tabelle dargestellt </w:t>
-      </w:r>
-    </w:p>
-    <w:p>
-      <w:pPr>
-        <w:pStyle w:val="KeinLeerraum"/>
-        <w:numPr>
-          <w:ilvl w:val="0"/>
-          <w:numId w:val="1"/>
-        </w:numPr>
-      </w:pPr>
-      <w:r>
-        <w:t>Dabei werden unter anderem Kriterien wie Arbeitsbereich, Ereignis, Sensorik und Not-Aktion betrachtet</w:t>
+        <w:ind w:left="720"/>
+        <w:rPr>
+          <w:b/>
+          <w:u w:val="single"/>
+        </w:rPr>
+      </w:pPr>
+    </w:p>
+    <w:p>
+      <w:pPr>
+        <w:pStyle w:val="KeinLeerraum"/>
+      </w:pPr>
+    </w:p>
+    <w:p>
+      <w:pPr>
+        <w:pStyle w:val="KeinLeerraum"/>
+      </w:pPr>
+    </w:p>
+    <w:p>
+      <w:pPr>
+        <w:pStyle w:val="KeinLeerraum"/>
+      </w:pPr>
+    </w:p>
+    <w:p>
+      <w:pPr>
+        <w:pStyle w:val="KeinLeerraum"/>
+      </w:pPr>
+    </w:p>
+    <w:p>
+      <w:pPr>
+        <w:pStyle w:val="KeinLeerraum"/>
+      </w:pPr>
+    </w:p>
+    <w:p>
+      <w:pPr>
+        <w:pStyle w:val="KeinLeerraum"/>
+      </w:pPr>
+    </w:p>
+    <w:p>
+      <w:pPr>
+        <w:pStyle w:val="KeinLeerraum"/>
+      </w:pPr>
+    </w:p>
+    <w:p>
+      <w:pPr>
+        <w:pStyle w:val="KeinLeerraum"/>
+      </w:pPr>
+    </w:p>
+    <w:p>
+      <w:pPr>
+        <w:pStyle w:val="KeinLeerraum"/>
+      </w:pPr>
+    </w:p>
+    <w:p>
+      <w:pPr>
+        <w:pStyle w:val="KeinLeerraum"/>
+      </w:pPr>
+    </w:p>
+    <w:p>
+      <w:pPr>
+        <w:pStyle w:val="KeinLeerraum"/>
+      </w:pPr>
+    </w:p>
+    <w:p>
+      <w:pPr>
+        <w:pStyle w:val="KeinLeerraum"/>
+        <w:rPr>
+          <w:lang w:val="en-US"/>
+        </w:rPr>
+      </w:pPr>
+      <w:proofErr w:type="spellStart"/>
+      <w:r>
+        <w:rPr>
+          <w:lang w:val="en-US"/>
+        </w:rPr>
+        <w:t>Quellen</w:t>
+      </w:r>
+      <w:proofErr w:type="spellEnd"/>
+      <w:r>
+        <w:rPr>
+          <w:lang w:val="en-US"/>
+        </w:rPr>
+        <w:t xml:space="preserve">: </w:t>
+      </w:r>
+    </w:p>
+    <w:p>
+      <w:pPr>
+        <w:pStyle w:val="KeinLeerraum"/>
+        <w:rPr>
+          <w:lang w:val="en-US"/>
+        </w:rPr>
+      </w:pPr>
+      <w:r>
+        <w:rPr>
+          <w:lang w:val="en-US"/>
+        </w:rPr>
+        <w:t>@</w:t>
+      </w:r>
+      <w:proofErr w:type="gramStart"/>
+      <w:r>
+        <w:rPr>
+          <w:lang w:val="en-US"/>
+        </w:rPr>
+        <w:t>article{</w:t>
+      </w:r>
+      <w:proofErr w:type="gramEnd"/>
+      <w:r>
+        <w:rPr>
+          <w:lang w:val="en-US"/>
+        </w:rPr>
+        <w:t>bdiwi2017strategy,</w:t>
+      </w:r>
+    </w:p>
+    <w:p>
+      <w:pPr>
+        <w:pStyle w:val="KeinLeerraum"/>
+        <w:rPr>
+          <w:lang w:val="en-US"/>
+        </w:rPr>
+      </w:pPr>
+      <w:r>
+        <w:rPr>
+          <w:lang w:val="en-US"/>
+        </w:rPr>
+        <w:t xml:space="preserve">  title = {A new strategy for ensuring human safety during various levels of interaction with industrial </w:t>
+      </w:r>
+      <w:proofErr w:type="gramStart"/>
+      <w:r>
+        <w:rPr>
+          <w:lang w:val="en-US"/>
+        </w:rPr>
+        <w:t>robots},</w:t>
+      </w:r>
+      <w:proofErr w:type="gramEnd"/>
+    </w:p>
+    <w:p>
+      <w:pPr>
+        <w:pStyle w:val="KeinLeerraum"/>
+        <w:rPr>
+          <w:lang w:val="en-US"/>
+        </w:rPr>
+      </w:pPr>
+      <w:r>
+        <w:rPr>
+          <w:lang w:val="en-US"/>
+        </w:rPr>
+        <w:t xml:space="preserve">  author = {</w:t>
+      </w:r>
+      <w:proofErr w:type="spellStart"/>
+      <w:r>
+        <w:rPr>
+          <w:lang w:val="en-US"/>
+        </w:rPr>
+        <w:t>Bdiwi</w:t>
+      </w:r>
+      <w:proofErr w:type="spellEnd"/>
+      <w:r>
+        <w:rPr>
+          <w:lang w:val="en-US"/>
+        </w:rPr>
+        <w:t xml:space="preserve">, Mohamad and Pfeifer, M. and </w:t>
+      </w:r>
+      <w:proofErr w:type="spellStart"/>
+      <w:r>
+        <w:rPr>
+          <w:lang w:val="en-US"/>
+        </w:rPr>
+        <w:t>Sterzing</w:t>
+      </w:r>
+      <w:proofErr w:type="spellEnd"/>
+      <w:r>
+        <w:rPr>
+          <w:lang w:val="en-US"/>
+        </w:rPr>
+        <w:t xml:space="preserve">, </w:t>
+      </w:r>
+      <w:proofErr w:type="gramStart"/>
+      <w:r>
+        <w:rPr>
+          <w:lang w:val="en-US"/>
+        </w:rPr>
+        <w:t>A.}</w:t>
+      </w:r>
+      <w:proofErr w:type="gramEnd"/>
+      <w:r>
+        <w:rPr>
+          <w:lang w:val="en-US"/>
+        </w:rPr>
+        <w:t>,</w:t>
+      </w:r>
+    </w:p>
+    <w:p>
+      <w:pPr>
+        <w:pStyle w:val="KeinLeerraum"/>
+        <w:rPr>
+          <w:lang w:val="en-US"/>
+        </w:rPr>
+      </w:pPr>
+      <w:r>
+        <w:rPr>
+          <w:lang w:val="en-US"/>
+        </w:rPr>
+        <w:t xml:space="preserve">  journal = {CIRP </w:t>
+      </w:r>
+      <w:proofErr w:type="gramStart"/>
+      <w:r>
+        <w:rPr>
+          <w:lang w:val="en-US"/>
+        </w:rPr>
+        <w:t>Annals},</w:t>
+      </w:r>
+      <w:proofErr w:type="gramEnd"/>
+    </w:p>
+    <w:p>
+      <w:pPr>
+        <w:pStyle w:val="KeinLeerraum"/>
+        <w:rPr>
+          <w:lang w:val="en-US"/>
+        </w:rPr>
+      </w:pPr>
+      <w:r>
+        <w:rPr>
+          <w:lang w:val="en-US"/>
+        </w:rPr>
+        <w:t xml:space="preserve">  volume = {66},</w:t>
+      </w:r>
+    </w:p>
+    <w:p>
+      <w:pPr>
+        <w:pStyle w:val="KeinLeerraum"/>
+        <w:rPr>
+          <w:lang w:val="en-US"/>
+        </w:rPr>
+      </w:pPr>
+      <w:r>
+        <w:rPr>
+          <w:lang w:val="en-US"/>
+        </w:rPr>
+        <w:lastRenderedPageBreak/>
+        <w:t xml:space="preserve">  number = {1},</w:t>
+      </w:r>
+    </w:p>
+    <w:p>
+      <w:pPr>
+        <w:pStyle w:val="KeinLeerraum"/>
+        <w:rPr>
+          <w:lang w:val="en-US"/>
+        </w:rPr>
+      </w:pPr>
+      <w:r>
+        <w:rPr>
+          <w:lang w:val="en-US"/>
+        </w:rPr>
+        <w:t xml:space="preserve">  pages = {453--456},</w:t>
+      </w:r>
+    </w:p>
+    <w:p>
+      <w:pPr>
+        <w:pStyle w:val="KeinLeerraum"/>
+        <w:rPr>
+          <w:lang w:val="en-US"/>
+        </w:rPr>
+      </w:pPr>
+      <w:r>
+        <w:rPr>
+          <w:lang w:val="en-US"/>
+        </w:rPr>
+        <w:t xml:space="preserve">  year = {2017},</w:t>
+      </w:r>
+    </w:p>
+    <w:p>
+      <w:pPr>
+        <w:pStyle w:val="KeinLeerraum"/>
+        <w:rPr>
+          <w:lang w:val="en-US"/>
+        </w:rPr>
+      </w:pPr>
+      <w:r>
+        <w:rPr>
+          <w:lang w:val="en-US"/>
+        </w:rPr>
+        <w:t xml:space="preserve">  publisher = {Elsevier},</w:t>
+      </w:r>
+    </w:p>
+    <w:p>
+      <w:pPr>
+        <w:pStyle w:val="KeinLeerraum"/>
+        <w:rPr>
+          <w:lang w:val="en-US"/>
+        </w:rPr>
+      </w:pPr>
+      <w:r>
+        <w:rPr>
+          <w:lang w:val="en-US"/>
+        </w:rPr>
+        <w:t xml:space="preserve">  </w:t>
+      </w:r>
+      <w:proofErr w:type="spellStart"/>
+      <w:r>
+        <w:rPr>
+          <w:lang w:val="en-US"/>
+        </w:rPr>
+        <w:t>doi</w:t>
+      </w:r>
+      <w:proofErr w:type="spellEnd"/>
+      <w:r>
+        <w:rPr>
+          <w:lang w:val="en-US"/>
+        </w:rPr>
+        <w:t xml:space="preserve"> = {10.1016/j.cirp.2017.04.009}</w:t>
+      </w:r>
+    </w:p>
+    <w:p>
+      <w:pPr>
+        <w:pStyle w:val="KeinLeerraum"/>
+      </w:pPr>
+      <w:r>
+        <w:t>}</w:t>
+      </w:r>
+    </w:p>
+    <w:p>
+      <w:pPr>
+        <w:pStyle w:val="KeinLeerraum"/>
+      </w:pPr>
+    </w:p>
+    <w:p>
+      <w:pPr>
+        <w:pStyle w:val="KeinLeerraum"/>
+      </w:pPr>
+      <w:r>
+        <w:t>\</w:t>
+      </w:r>
+      <w:proofErr w:type="spellStart"/>
+      <w:proofErr w:type="gramStart"/>
+      <w:r>
+        <w:t>subsection</w:t>
+      </w:r>
+      <w:proofErr w:type="spellEnd"/>
+      <w:r>
+        <w:t>{</w:t>
+      </w:r>
+      <w:proofErr w:type="gramEnd"/>
+      <w:r>
+        <w:t xml:space="preserve">Projekte und </w:t>
+      </w:r>
+      <w:r>
+        <w:t>Existierende Entwicklungen</w:t>
+      </w:r>
+      <w:r>
+        <w:t>}</w:t>
+      </w:r>
+    </w:p>
+    <w:p>
+      <w:pPr>
+        <w:pStyle w:val="KeinLeerraum"/>
+      </w:pPr>
+      <w:r>
+        <w:t>\</w:t>
+      </w:r>
+      <w:proofErr w:type="spellStart"/>
+      <w:proofErr w:type="gramStart"/>
+      <w:r>
+        <w:t>section</w:t>
+      </w:r>
+      <w:proofErr w:type="spellEnd"/>
+      <w:r>
+        <w:t>{</w:t>
+      </w:r>
+      <w:proofErr w:type="gramEnd"/>
+      <w:r>
+        <w:t>Bildverarbeitung}</w:t>
+      </w:r>
+    </w:p>
+    <w:p>
+      <w:pPr>
+        <w:pStyle w:val="KeinLeerraum"/>
+      </w:pPr>
+      <w:r>
+        <w:t xml:space="preserve">Filter, Algorithmen, Linien-/Kantendetektion mit </w:t>
+      </w:r>
+      <w:proofErr w:type="spellStart"/>
+      <w:r>
+        <w:t>OpenCV</w:t>
+      </w:r>
+      <w:proofErr w:type="spellEnd"/>
+    </w:p>
+    <w:p>
+      <w:pPr>
+        <w:pStyle w:val="KeinLeerraum"/>
+      </w:pPr>
+    </w:p>
+    <w:p>
+      <w:pPr>
+        <w:pStyle w:val="KeinLeerraum"/>
+      </w:pPr>
+      <w:r>
+        <w:t>\</w:t>
+      </w:r>
+      <w:proofErr w:type="spellStart"/>
+      <w:proofErr w:type="gramStart"/>
+      <w:r>
+        <w:t>section</w:t>
+      </w:r>
+      <w:proofErr w:type="spellEnd"/>
+      <w:r>
+        <w:t>{</w:t>
+      </w:r>
+      <w:proofErr w:type="gramEnd"/>
+      <w:r>
+        <w:t>Grundlagen der Informatik}</w:t>
+      </w:r>
+    </w:p>
+    <w:p>
+      <w:pPr>
+        <w:pStyle w:val="KeinLeerraum"/>
+      </w:pPr>
+      <w:r>
+        <w:t>Blocking-Collection,</w:t>
+      </w:r>
+    </w:p>
+    <w:p>
+      <w:pPr>
+        <w:pStyle w:val="KeinLeerraum"/>
+      </w:pPr>
+    </w:p>
+    <w:p>
+      <w:pPr>
+        <w:pStyle w:val="KeinLeerraum"/>
+        <w:rPr>
+          <w:color w:val="EE0000"/>
+        </w:rPr>
+      </w:pPr>
+      <w:r>
+        <w:rPr>
+          <w:color w:val="EE0000"/>
+        </w:rPr>
+        <w:t>\</w:t>
+      </w:r>
+      <w:proofErr w:type="spellStart"/>
+      <w:proofErr w:type="gramStart"/>
+      <w:r>
+        <w:rPr>
+          <w:color w:val="EE0000"/>
+        </w:rPr>
+        <w:t>chapter</w:t>
+      </w:r>
+      <w:proofErr w:type="spellEnd"/>
+      <w:r>
+        <w:rPr>
+          <w:color w:val="EE0000"/>
+        </w:rPr>
+        <w:t>{</w:t>
+      </w:r>
+      <w:proofErr w:type="gramEnd"/>
+      <w:r>
+        <w:rPr>
+          <w:color w:val="EE0000"/>
+        </w:rPr>
+        <w:t>Ausgangssituation/IST-Analyse}</w:t>
+      </w:r>
+    </w:p>
+    <w:p>
+      <w:pPr>
+        <w:pStyle w:val="KeinLeerraum"/>
+        <w:rPr>
+          <w:color w:val="EE0000"/>
+        </w:rPr>
+      </w:pPr>
+      <w:r>
+        <w:rPr>
+          <w:color w:val="EE0000"/>
+        </w:rPr>
+        <w:t>\</w:t>
+      </w:r>
+      <w:proofErr w:type="spellStart"/>
+      <w:proofErr w:type="gramStart"/>
+      <w:r>
+        <w:rPr>
+          <w:color w:val="EE0000"/>
+        </w:rPr>
+        <w:t>label</w:t>
+      </w:r>
+      <w:proofErr w:type="spellEnd"/>
+      <w:r>
+        <w:rPr>
+          <w:color w:val="EE0000"/>
+        </w:rPr>
+        <w:t>{</w:t>
+      </w:r>
+      <w:proofErr w:type="gramEnd"/>
+      <w:r>
+        <w:rPr>
+          <w:color w:val="EE0000"/>
+        </w:rPr>
+        <w:t>Ausgangssituation/IST-Analyse}</w:t>
+      </w:r>
+    </w:p>
+    <w:p>
+      <w:pPr>
+        <w:pStyle w:val="KeinLeerraum"/>
+        <w:rPr>
+          <w:color w:val="EE0000"/>
+        </w:rPr>
+      </w:pPr>
+    </w:p>
+    <w:p>
+      <w:pPr>
+        <w:pStyle w:val="KeinLeerraum"/>
+        <w:rPr>
+          <w:color w:val="EE0000"/>
+        </w:rPr>
+      </w:pPr>
+      <w:r>
+        <w:rPr>
+          <w:color w:val="EE0000"/>
+        </w:rPr>
+        <w:t>Laufzeitanalyse bestehendes System</w:t>
+      </w:r>
+    </w:p>
+    <w:p>
+      <w:pPr>
+        <w:pStyle w:val="KeinLeerraum"/>
+        <w:rPr>
+          <w:color w:val="EE0000"/>
+        </w:rPr>
+      </w:pPr>
+    </w:p>
+    <w:p>
+      <w:pPr>
+        <w:pStyle w:val="KeinLeerraum"/>
+        <w:rPr>
+          <w:color w:val="EE0000"/>
+        </w:rPr>
+      </w:pPr>
+      <w:r>
+        <w:rPr>
+          <w:color w:val="EE0000"/>
+        </w:rPr>
+        <w:t>\</w:t>
+      </w:r>
+      <w:proofErr w:type="spellStart"/>
+      <w:proofErr w:type="gramStart"/>
+      <w:r>
+        <w:rPr>
+          <w:color w:val="EE0000"/>
+        </w:rPr>
+        <w:t>chapter</w:t>
+      </w:r>
+      <w:proofErr w:type="spellEnd"/>
+      <w:r>
+        <w:rPr>
+          <w:color w:val="EE0000"/>
+        </w:rPr>
+        <w:t>{</w:t>
+      </w:r>
+      <w:proofErr w:type="gramEnd"/>
+      <w:r>
+        <w:rPr>
+          <w:color w:val="EE0000"/>
+        </w:rPr>
+        <w:t>Architekturoptimierung und -erweiterung}</w:t>
+      </w:r>
+    </w:p>
+    <w:p>
+      <w:pPr>
+        <w:pStyle w:val="KeinLeerraum"/>
+        <w:rPr>
+          <w:color w:val="EE0000"/>
+        </w:rPr>
+      </w:pPr>
+    </w:p>
+    <w:p>
+      <w:pPr>
+        <w:pStyle w:val="KeinLeerraum"/>
+        <w:rPr>
+          <w:color w:val="EE0000"/>
+        </w:rPr>
+      </w:pPr>
+      <w:r>
+        <w:rPr>
+          <w:color w:val="EE0000"/>
+        </w:rPr>
+        <w:t>\</w:t>
+      </w:r>
+      <w:proofErr w:type="spellStart"/>
+      <w:proofErr w:type="gramStart"/>
+      <w:r>
+        <w:rPr>
+          <w:color w:val="EE0000"/>
+        </w:rPr>
+        <w:t>chapter</w:t>
+      </w:r>
+      <w:proofErr w:type="spellEnd"/>
+      <w:r>
+        <w:rPr>
+          <w:color w:val="EE0000"/>
+        </w:rPr>
+        <w:t>{</w:t>
+      </w:r>
+      <w:proofErr w:type="gramEnd"/>
+      <w:r>
+        <w:rPr>
+          <w:color w:val="EE0000"/>
+        </w:rPr>
+        <w:t>Implementation der Erweiterungen}</w:t>
+      </w:r>
+    </w:p>
+    <w:p>
+      <w:pPr>
+        <w:pStyle w:val="KeinLeerraum"/>
+        <w:rPr>
+          <w:color w:val="EE0000"/>
+        </w:rPr>
+      </w:pPr>
+      <w:r>
+        <w:rPr>
+          <w:color w:val="EE0000"/>
+        </w:rPr>
+        <w:t xml:space="preserve">Warteschlange, </w:t>
+      </w:r>
+    </w:p>
+    <w:p>
+      <w:pPr>
+        <w:pStyle w:val="KeinLeerraum"/>
+        <w:rPr>
+          <w:color w:val="EE0000"/>
+        </w:rPr>
+      </w:pPr>
+      <w:proofErr w:type="spellStart"/>
+      <w:r>
+        <w:rPr>
+          <w:color w:val="EE0000"/>
+        </w:rPr>
+        <w:t>Safety</w:t>
+      </w:r>
+      <w:proofErr w:type="spellEnd"/>
+      <w:r>
+        <w:rPr>
+          <w:color w:val="EE0000"/>
+        </w:rPr>
+        <w:t>,</w:t>
+      </w:r>
+    </w:p>
+    <w:p>
+      <w:pPr>
+        <w:pStyle w:val="KeinLeerraum"/>
+      </w:pPr>
+      <w:r>
+        <w:t xml:space="preserve">Auswahlmatrix für </w:t>
+      </w:r>
+      <w:proofErr w:type="spellStart"/>
+      <w:r>
+        <w:t>Safetyfeatures</w:t>
+      </w:r>
+      <w:proofErr w:type="spellEnd"/>
+    </w:p>
+    <w:p>
+      <w:pPr>
+        <w:pStyle w:val="KeinLeerraum"/>
+      </w:pPr>
+      <w:r>
+        <w:t xml:space="preserve">Eine Vorgehensweise nach Taxonomie der Aufgaben bzw. Anwendungsfelder ist mittlerweile verbreitet und sehr hilfreich um Funktionierende, finanziell und funktionell optimierte Lösungen zu entwickeln. Die Interaktion zwischen Menschen und Roboter wird dabei oft als HRI (Human Robot Interaction) oder als MRK (Mensch Roboter Kollaboration) abgekürzt.  </w:t>
+      </w:r>
+    </w:p>
+    <w:p>
+      <w:pPr>
+        <w:pStyle w:val="KeinLeerraum"/>
+        <w:numPr>
+          <w:ilvl w:val="0"/>
+          <w:numId w:val="1"/>
+        </w:numPr>
+      </w:pPr>
+      <w:r>
+        <w:t xml:space="preserve"> Weitere Entscheidungskriterien zur Auswahl der MRK-Sicherheitsüberwachung werden in der Nachfolgenden Tabelle dargestellt </w:t>
+      </w:r>
+    </w:p>
+    <w:p>
+      <w:pPr>
+        <w:pStyle w:val="KeinLeerraum"/>
+        <w:numPr>
+          <w:ilvl w:val="0"/>
+          <w:numId w:val="1"/>
+        </w:numPr>
+        <w:ind w:left="1416" w:hanging="1056"/>
+      </w:pPr>
+      <w:r>
+        <w:t xml:space="preserve">Dabei werden unter anderem Kriterien wie Arbeitsbereich, Notzustand einleitendes Ereignis, Sensorik </w:t>
+      </w:r>
+      <w:r>
+        <w:t>und Notreaktion</w:t>
+      </w:r>
+      <w:r>
+        <w:t xml:space="preserve"> des Roboters betrachtet</w:t>
       </w:r>
     </w:p>
     <w:p>
@@ -7794,228 +8453,352 @@
           <w:bCs/>
           <w:u w:val="single"/>
         </w:rPr>
-        <w:t>Sicherheitsbereich</w:t>
-      </w:r>
-      <w:r>
+        <w:t xml:space="preserve">Sicherheitsbereich statisch: </w:t>
+      </w:r>
+    </w:p>
+    <w:p>
+      <w:pPr>
+        <w:pStyle w:val="KeinLeerraum"/>
+        <w:numPr>
+          <w:ilvl w:val="0"/>
+          <w:numId w:val="1"/>
+        </w:numPr>
+      </w:pPr>
+      <w:r>
+        <w:t>Hat den Vorteil der Einfachheit der Umsetzung</w:t>
+      </w:r>
+    </w:p>
+    <w:p>
+      <w:pPr>
+        <w:pStyle w:val="KeinLeerraum"/>
+        <w:numPr>
+          <w:ilvl w:val="0"/>
+          <w:numId w:val="1"/>
+        </w:numPr>
+      </w:pPr>
+      <w:r>
+        <w:t xml:space="preserve">Es kann ein fester Rahmen auf dem Hintergrund des Arbeitsbereichs verwendet werden </w:t>
+      </w:r>
+    </w:p>
+    <w:p>
+      <w:pPr>
+        <w:pStyle w:val="KeinLeerraum"/>
+        <w:numPr>
+          <w:ilvl w:val="0"/>
+          <w:numId w:val="1"/>
+        </w:numPr>
+      </w:pPr>
+      <w:r>
+        <w:t>Eine andere Möglichkeit ist das Erstellen eines virtuellen Rahmens in der Bildmatrix</w:t>
+      </w:r>
+    </w:p>
+    <w:p>
+      <w:pPr>
+        <w:pStyle w:val="KeinLeerraum"/>
+        <w:numPr>
+          <w:ilvl w:val="0"/>
+          <w:numId w:val="1"/>
+        </w:numPr>
+      </w:pPr>
+      <w:r>
+        <w:t xml:space="preserve">Möglichkeit: Einteilung des Sicherheitsbereichs in mehrere Zonen </w:t>
+      </w:r>
+    </w:p>
+    <w:p>
+      <w:pPr>
+        <w:pStyle w:val="KeinLeerraum"/>
+        <w:numPr>
+          <w:ilvl w:val="0"/>
+          <w:numId w:val="1"/>
+        </w:numPr>
+      </w:pPr>
+      <w:r>
+        <w:t>-&gt; nötig für Speed and Separation Prinzip</w:t>
+      </w:r>
+    </w:p>
+    <w:p>
+      <w:pPr>
+        <w:pStyle w:val="KeinLeerraum"/>
+        <w:numPr>
+          <w:ilvl w:val="0"/>
+          <w:numId w:val="1"/>
+        </w:numPr>
+      </w:pPr>
+      <w:r>
+        <w:t xml:space="preserve">Die für die Studienarbeit relevanteste Methode verwendet das Blickfeld einer 2D Kamera als Rahmen </w:t>
+      </w:r>
+    </w:p>
+    <w:p>
+      <w:pPr>
+        <w:pStyle w:val="KeinLeerraum"/>
+        <w:numPr>
+          <w:ilvl w:val="0"/>
+          <w:numId w:val="1"/>
+        </w:numPr>
+      </w:pPr>
+      <w:r>
+        <w:t xml:space="preserve"> Bedeutet- sobald die Kamera in ihrem Sichtfeld eine Bedrohung erkennt, wird die Aktion am Roboter ausgeführt</w:t>
+      </w:r>
+    </w:p>
+    <w:p>
+      <w:pPr>
+        <w:pStyle w:val="KeinLeerraum"/>
+        <w:numPr>
+          <w:ilvl w:val="0"/>
+          <w:numId w:val="1"/>
+        </w:numPr>
+      </w:pPr>
+      <w:r>
+        <w:t xml:space="preserve">Der Sichtbereich der Kamera spielt dabei eine relevante Rolle und muss optimal auf den zu betrachtenden Arbeitsraum ausgerichtet sein </w:t>
+      </w:r>
+    </w:p>
+    <w:p>
+      <w:pPr>
+        <w:pStyle w:val="KeinLeerraum"/>
+        <w:numPr>
+          <w:ilvl w:val="0"/>
+          <w:numId w:val="1"/>
+        </w:numPr>
         <w:rPr>
           <w:b/>
           <w:bCs/>
           <w:u w:val="single"/>
         </w:rPr>
-        <w:t xml:space="preserve"> statisch: </w:t>
-      </w:r>
-    </w:p>
-    <w:p>
-      <w:pPr>
-        <w:pStyle w:val="KeinLeerraum"/>
-        <w:numPr>
-          <w:ilvl w:val="0"/>
-          <w:numId w:val="1"/>
-        </w:numPr>
-      </w:pPr>
-      <w:r>
-        <w:t>Hat den Vorteil der Einfachheit der Umsetzung</w:t>
-      </w:r>
-    </w:p>
-    <w:p>
-      <w:pPr>
-        <w:pStyle w:val="KeinLeerraum"/>
-        <w:numPr>
-          <w:ilvl w:val="0"/>
-          <w:numId w:val="1"/>
-        </w:numPr>
-      </w:pPr>
-      <w:r>
-        <w:t xml:space="preserve">Es kann ein fester Rahmen auf dem Hintergrund des Arbeitsbereichs verwendet werden </w:t>
-      </w:r>
-    </w:p>
-    <w:p>
-      <w:pPr>
-        <w:pStyle w:val="KeinLeerraum"/>
-        <w:numPr>
-          <w:ilvl w:val="0"/>
-          <w:numId w:val="1"/>
-        </w:numPr>
-      </w:pPr>
-      <w:r>
-        <w:t>Eine andere Möglichkeit ist das Erstellen eines virtuellen Rahmens in der Bildmatrix</w:t>
-      </w:r>
-    </w:p>
-    <w:p>
-      <w:pPr>
-        <w:pStyle w:val="KeinLeerraum"/>
-        <w:numPr>
-          <w:ilvl w:val="0"/>
-          <w:numId w:val="1"/>
-        </w:numPr>
-      </w:pPr>
-      <w:r>
-        <w:t xml:space="preserve">Möglichkeit: Einteilung des Sicherheitsbereichs in mehrere Zonen </w:t>
-      </w:r>
-    </w:p>
-    <w:p>
-      <w:pPr>
-        <w:pStyle w:val="KeinLeerraum"/>
-        <w:numPr>
-          <w:ilvl w:val="0"/>
-          <w:numId w:val="1"/>
-        </w:numPr>
-      </w:pPr>
-      <w:r>
-        <w:t>-&gt; nötig für Speed and Separation Prinzip</w:t>
-      </w:r>
-    </w:p>
-    <w:p>
-      <w:pPr>
-        <w:pStyle w:val="KeinLeerraum"/>
-        <w:numPr>
-          <w:ilvl w:val="0"/>
-          <w:numId w:val="1"/>
-        </w:numPr>
-      </w:pPr>
-      <w:r>
-        <w:t xml:space="preserve">Die für die Studienarbeit relevanteste Methode verwendet das Blickfeld einer 2D </w:t>
-      </w:r>
-      <w:r>
-        <w:t>K</w:t>
-      </w:r>
-      <w:r>
-        <w:t xml:space="preserve">amera als Rahmen </w:t>
-      </w:r>
-    </w:p>
-    <w:p>
-      <w:pPr>
-        <w:pStyle w:val="KeinLeerraum"/>
-        <w:numPr>
-          <w:ilvl w:val="0"/>
-          <w:numId w:val="1"/>
-        </w:numPr>
-      </w:pPr>
-      <w:r>
-        <w:lastRenderedPageBreak/>
-        <w:t xml:space="preserve"> Bedeutet- sobald die Kamera in ihrem Sichtfeld eine Bedrohung erkennt, wird die Aktion am Roboter ausgeführt</w:t>
-      </w:r>
-    </w:p>
-    <w:p>
-      <w:pPr>
-        <w:pStyle w:val="KeinLeerraum"/>
-        <w:numPr>
-          <w:ilvl w:val="0"/>
-          <w:numId w:val="1"/>
-        </w:numPr>
-      </w:pPr>
-      <w:r>
-        <w:t xml:space="preserve">Der Sichtbereich der Kamera spielt dabei eine relevante Rolle und muss optimal auf den zu betrachtenden Arbeitsraum ausgerichtet sein </w:t>
-      </w:r>
-    </w:p>
-    <w:p>
-      <w:pPr>
-        <w:pStyle w:val="KeinLeerraum"/>
-        <w:numPr>
-          <w:ilvl w:val="0"/>
-          <w:numId w:val="1"/>
-        </w:numPr>
+      </w:pPr>
+      <w:r>
         <w:rPr>
           <w:b/>
           <w:bCs/>
           <w:u w:val="single"/>
         </w:rPr>
-      </w:pPr>
-      <w:r>
+        <w:t xml:space="preserve">Sicherheitsbereich dynamisch: </w:t>
+      </w:r>
+    </w:p>
+    <w:p>
+      <w:pPr>
+        <w:pStyle w:val="KeinLeerraum"/>
+        <w:numPr>
+          <w:ilvl w:val="0"/>
+          <w:numId w:val="1"/>
+        </w:numPr>
+      </w:pPr>
+      <w:r>
+        <w:t xml:space="preserve">Der Arbeitsbereich passt sich an die Position des Roboterarms dynamisch an </w:t>
+      </w:r>
+    </w:p>
+    <w:p>
+      <w:pPr>
+        <w:pStyle w:val="KeinLeerraum"/>
+        <w:numPr>
+          <w:ilvl w:val="0"/>
+          <w:numId w:val="1"/>
+        </w:numPr>
+      </w:pPr>
+      <w:r>
+        <w:t>Komplexität der Umsetzung ist bedeutend größer als beim statischen Arbeitsbereich</w:t>
+      </w:r>
+    </w:p>
+    <w:p>
+      <w:pPr>
+        <w:pStyle w:val="KeinLeerraum"/>
+        <w:numPr>
+          <w:ilvl w:val="0"/>
+          <w:numId w:val="1"/>
+        </w:numPr>
+      </w:pPr>
+      <w:r>
+        <w:t xml:space="preserve">Eine dynamische </w:t>
+      </w:r>
+      <w:r>
+        <w:t>Anzeige</w:t>
+      </w:r>
+      <w:r>
+        <w:t xml:space="preserve"> des Bereichs ist nötig -&gt; lichtprojiziert oder virtueller Arbeitsbereich </w:t>
+      </w:r>
+    </w:p>
+    <w:p>
+      <w:pPr>
+        <w:pStyle w:val="KeinLeerraum"/>
+        <w:numPr>
+          <w:ilvl w:val="0"/>
+          <w:numId w:val="1"/>
+        </w:numPr>
+      </w:pPr>
+      <w:r>
+        <w:lastRenderedPageBreak/>
+        <w:t xml:space="preserve">Rechenleistung höher </w:t>
+      </w:r>
+      <w:r>
+        <w:t xml:space="preserve">(für die Hüllkurvenberechnung muss permanent die Vorwärtskinematik des Roboters und die Transformation </w:t>
+      </w:r>
+      <w:proofErr w:type="gramStart"/>
+      <w:r>
+        <w:t>der Koordinatensystem</w:t>
+      </w:r>
+      <w:proofErr w:type="gramEnd"/>
+      <w:r>
+        <w:t xml:space="preserve"> in den Raum berechnet werden)</w:t>
+      </w:r>
+    </w:p>
+    <w:p>
+      <w:pPr>
+        <w:pStyle w:val="KeinLeerraum"/>
+        <w:numPr>
+          <w:ilvl w:val="0"/>
+          <w:numId w:val="1"/>
+        </w:numPr>
+      </w:pPr>
+      <w:r>
+        <w:t>Erfordert eine sehr geringe Datenbus-Latenz (Echtzeit)</w:t>
+      </w:r>
+    </w:p>
+    <w:p>
+      <w:pPr>
+        <w:pStyle w:val="KeinLeerraum"/>
+        <w:numPr>
+          <w:ilvl w:val="0"/>
+          <w:numId w:val="1"/>
+        </w:numPr>
+      </w:pPr>
+      <w:r>
+        <w:t xml:space="preserve">Hohe Interaktionsfreiheit </w:t>
+      </w:r>
+      <w:proofErr w:type="gramStart"/>
+      <w:r>
+        <w:t>zwischen Mensch</w:t>
+      </w:r>
+      <w:proofErr w:type="gramEnd"/>
+      <w:r>
+        <w:t xml:space="preserve"> und Roboter </w:t>
+      </w:r>
+    </w:p>
+    <w:p>
+      <w:pPr>
+        <w:pStyle w:val="KeinLeerraum"/>
+        <w:numPr>
+          <w:ilvl w:val="0"/>
+          <w:numId w:val="1"/>
+        </w:numPr>
+      </w:pPr>
+      <w:r>
+        <w:t>Sehr gute Kombinierbarkeit mir SAS-Prinzip</w:t>
+      </w:r>
+    </w:p>
+    <w:p>
+      <w:pPr>
+        <w:pStyle w:val="KeinLeerraum"/>
+        <w:numPr>
+          <w:ilvl w:val="0"/>
+          <w:numId w:val="1"/>
+        </w:numPr>
         <w:rPr>
           <w:b/>
           <w:bCs/>
           <w:u w:val="single"/>
         </w:rPr>
-        <w:t>Sicherheits</w:t>
-      </w:r>
+      </w:pPr>
       <w:r>
         <w:rPr>
           <w:b/>
           <w:bCs/>
           <w:u w:val="single"/>
         </w:rPr>
-        <w:t xml:space="preserve">bereich dynamisch: </w:t>
-      </w:r>
-    </w:p>
-    <w:p>
-      <w:pPr>
-        <w:pStyle w:val="KeinLeerraum"/>
-        <w:numPr>
-          <w:ilvl w:val="0"/>
-          <w:numId w:val="1"/>
-        </w:numPr>
-      </w:pPr>
-      <w:r>
-        <w:t xml:space="preserve">Der Arbeitsbereich passt sich an die Position des Roboterarms dynamisch an </w:t>
-      </w:r>
-    </w:p>
-    <w:p>
-      <w:pPr>
-        <w:pStyle w:val="KeinLeerraum"/>
-        <w:numPr>
-          <w:ilvl w:val="0"/>
-          <w:numId w:val="1"/>
-        </w:numPr>
-      </w:pPr>
-      <w:r>
-        <w:t>Komplexität der Umsetzung ist bedeutend größer als beim statischen Arbeitsbereich</w:t>
-      </w:r>
-    </w:p>
-    <w:p>
-      <w:pPr>
-        <w:pStyle w:val="KeinLeerraum"/>
-        <w:numPr>
-          <w:ilvl w:val="0"/>
-          <w:numId w:val="1"/>
-        </w:numPr>
-      </w:pPr>
-      <w:r>
-        <w:t xml:space="preserve">Eine dynamische anzeige des Bereichs ist nötig -&gt; lichtprojiziert oder virtueller Arbeitsbereich </w:t>
-      </w:r>
-    </w:p>
-    <w:p>
-      <w:pPr>
-        <w:pStyle w:val="KeinLeerraum"/>
-        <w:numPr>
-          <w:ilvl w:val="0"/>
-          <w:numId w:val="1"/>
-        </w:numPr>
-      </w:pPr>
-      <w:r>
-        <w:t xml:space="preserve">Rechenleistung höher </w:t>
-      </w:r>
-    </w:p>
-    <w:p>
-      <w:pPr>
-        <w:pStyle w:val="KeinLeerraum"/>
-        <w:numPr>
-          <w:ilvl w:val="0"/>
-          <w:numId w:val="1"/>
-        </w:numPr>
-      </w:pPr>
-      <w:r>
-        <w:t xml:space="preserve">Hohe Interaktionsfreiheit </w:t>
-      </w:r>
-      <w:proofErr w:type="gramStart"/>
-      <w:r>
-        <w:t>zwischen Mensch</w:t>
-      </w:r>
-      <w:proofErr w:type="gramEnd"/>
-      <w:r>
-        <w:t xml:space="preserve"> und Roboter </w:t>
-      </w:r>
-    </w:p>
-    <w:p>
-      <w:pPr>
-        <w:pStyle w:val="KeinLeerraum"/>
-        <w:numPr>
-          <w:ilvl w:val="0"/>
-          <w:numId w:val="1"/>
-        </w:numPr>
-      </w:pPr>
-      <w:r>
-        <w:t>Sehr gute Kombinierbarkeit mir SAS-Prinzip</w:t>
+        <w:t xml:space="preserve">Ereignis Objekterkennung: </w:t>
+      </w:r>
+    </w:p>
+    <w:p>
+      <w:pPr>
+        <w:pStyle w:val="KeinLeerraum"/>
+        <w:numPr>
+          <w:ilvl w:val="0"/>
+          <w:numId w:val="1"/>
+        </w:numPr>
+      </w:pPr>
+      <w:r>
+        <w:t xml:space="preserve">Als auslösendes Ereignis des </w:t>
+      </w:r>
+      <w:proofErr w:type="spellStart"/>
+      <w:r>
+        <w:t>Sicherheitsstops</w:t>
+      </w:r>
+      <w:proofErr w:type="spellEnd"/>
+      <w:r>
+        <w:t xml:space="preserve"> oder SAS dient eine generelle Objekterkennung </w:t>
+      </w:r>
+    </w:p>
+    <w:p>
+      <w:pPr>
+        <w:pStyle w:val="KeinLeerraum"/>
+        <w:numPr>
+          <w:ilvl w:val="0"/>
+          <w:numId w:val="1"/>
+        </w:numPr>
+      </w:pPr>
+      <w:r>
+        <w:t xml:space="preserve">Möglich beispielsweise: Erkennung von Kanten/Objekten und dabei die vom Roboter zu greifende Objekte herausfiltern -&gt; so bald Fremdobjekt im Arbeitsbereich -&gt; </w:t>
+      </w:r>
+      <w:proofErr w:type="spellStart"/>
+      <w:r>
+        <w:t>Stop</w:t>
+      </w:r>
+      <w:proofErr w:type="spellEnd"/>
+      <w:r>
+        <w:t xml:space="preserve"> des Roboters </w:t>
+      </w:r>
+    </w:p>
+    <w:p>
+      <w:pPr>
+        <w:pStyle w:val="KeinLeerraum"/>
+        <w:numPr>
+          <w:ilvl w:val="0"/>
+          <w:numId w:val="1"/>
+        </w:numPr>
+      </w:pPr>
+      <w:r>
+        <w:t xml:space="preserve">Vorteil: einfache Implementation </w:t>
+      </w:r>
+    </w:p>
+    <w:p>
+      <w:pPr>
+        <w:pStyle w:val="KeinLeerraum"/>
+        <w:numPr>
+          <w:ilvl w:val="0"/>
+          <w:numId w:val="1"/>
+        </w:numPr>
+      </w:pPr>
+      <w:r>
+        <w:t>Problem: Roboterarm wird als Objekt erkannt und muss aus dem Bild herauskalkuliert werden -&gt; Folge: wieder höherer Programmieraufwand</w:t>
+      </w:r>
+    </w:p>
+    <w:p>
+      <w:pPr>
+        <w:pStyle w:val="KeinLeerraum"/>
+        <w:numPr>
+          <w:ilvl w:val="0"/>
+          <w:numId w:val="1"/>
+        </w:numPr>
+      </w:pPr>
+      <w:r>
+        <w:t>Nachteil: hohe Fehlerwahrscheinlichkeit, Pseudoobjekte werden erkannt</w:t>
+      </w:r>
+    </w:p>
+    <w:p>
+      <w:pPr>
+        <w:pStyle w:val="KeinLeerraum"/>
+        <w:numPr>
+          <w:ilvl w:val="0"/>
+          <w:numId w:val="1"/>
+        </w:numPr>
+      </w:pPr>
+      <w:r>
+        <w:t xml:space="preserve">Die hohe Rate an "Pseudoobjekten" führt in der Praxis zu häufigen Anlagenstillständen, was die wirtschaftliche Gesamtanlageneffizienz (OEE) massiv senkt </w:t>
+      </w:r>
+      <w:r>
+        <w:rPr>
+          <w:i/>
+          <w:iCs/>
+        </w:rPr>
+        <w:t>(Quelle: VDI-Richtlinie 3634).</w:t>
       </w:r>
     </w:p>
     <w:p>
@@ -8037,7 +8820,7 @@
           <w:bCs/>
           <w:u w:val="single"/>
         </w:rPr>
-        <w:t xml:space="preserve">Ereignis Objekterkennung: </w:t>
+        <w:t>Ereignis Handerkennung:</w:t>
       </w:r>
     </w:p>
     <w:p>
@@ -8057,710 +8840,3042 @@
       </w:r>
       <w:proofErr w:type="spellEnd"/>
       <w:r>
-        <w:t xml:space="preserve"> oder SAS dient eine generelle Objekterkennung </w:t>
-      </w:r>
-    </w:p>
-    <w:p>
-      <w:pPr>
-        <w:pStyle w:val="KeinLeerraum"/>
-        <w:numPr>
-          <w:ilvl w:val="0"/>
-          <w:numId w:val="1"/>
-        </w:numPr>
-      </w:pPr>
-      <w:r>
-        <w:t>Möglich beispielsweise</w:t>
-      </w:r>
-      <w:r>
-        <w:t xml:space="preserve">: Erkennung von Kanten/Objekten und dabei die vom Roboter </w:t>
-      </w:r>
-      <w:r>
-        <w:t>zu greifende Objekte</w:t>
-      </w:r>
-      <w:r>
-        <w:t xml:space="preserve"> herausfiltern -&gt; </w:t>
+        <w:t xml:space="preserve"> oder SAS dient ein spezielles KI-Modell, welches darauf trainiert ist, Menschliche Hände aus einem Bild zu erkennen </w:t>
+      </w:r>
+    </w:p>
+    <w:p>
+      <w:pPr>
+        <w:pStyle w:val="KeinLeerraum"/>
+        <w:numPr>
+          <w:ilvl w:val="0"/>
+          <w:numId w:val="1"/>
+        </w:numPr>
+      </w:pPr>
+      <w:r>
+        <w:t xml:space="preserve">Bedeutet -&gt; so bald im Sichtfeld der Kamera (Sicherheitsbereich) eine Menschliche Hand oder ein </w:t>
+      </w:r>
+      <w:proofErr w:type="spellStart"/>
+      <w:r>
+        <w:t>teil</w:t>
+      </w:r>
+      <w:proofErr w:type="spellEnd"/>
+      <w:r>
+        <w:t xml:space="preserve"> davon zu sehen ist, geht der Roboter in den Notzustand </w:t>
+      </w:r>
+    </w:p>
+    <w:p>
+      <w:pPr>
+        <w:pStyle w:val="KeinLeerraum"/>
+        <w:numPr>
+          <w:ilvl w:val="0"/>
+          <w:numId w:val="1"/>
+        </w:numPr>
+      </w:pPr>
+      <w:r>
+        <w:t xml:space="preserve">Ist aufwendiger zum Programmieren </w:t>
+      </w:r>
+    </w:p>
+    <w:p>
+      <w:pPr>
+        <w:pStyle w:val="KeinLeerraum"/>
+        <w:numPr>
+          <w:ilvl w:val="0"/>
+          <w:numId w:val="1"/>
+        </w:numPr>
+      </w:pPr>
+      <w:r>
+        <w:t>Viel zuverlässiger (Notiz für mich: eventuell in späterem Kapitel einen Vergleich einbringen)</w:t>
+      </w:r>
+    </w:p>
+    <w:p>
+      <w:pPr>
+        <w:pStyle w:val="KeinLeerraum"/>
+        <w:numPr>
+          <w:ilvl w:val="0"/>
+          <w:numId w:val="1"/>
+        </w:numPr>
+      </w:pPr>
+      <w:r>
+        <w:t xml:space="preserve">Weniger Pseudoobjekt-erkennungen, es kann jedoch auch vorkommen, dass eine Hand nicht oder spät erkannt wird </w:t>
+      </w:r>
+    </w:p>
+    <w:p>
+      <w:pPr>
+        <w:pStyle w:val="KeinLeerraum"/>
+        <w:numPr>
+          <w:ilvl w:val="0"/>
+          <w:numId w:val="1"/>
+        </w:numPr>
+      </w:pPr>
+      <w:r>
+        <w:t xml:space="preserve">Höhere Rechenleistung notwendig </w:t>
+      </w:r>
+    </w:p>
+    <w:p>
+      <w:pPr>
+        <w:pStyle w:val="Listenabsatz"/>
+        <w:numPr>
+          <w:ilvl w:val="0"/>
+          <w:numId w:val="1"/>
+        </w:numPr>
+        <w:spacing w:after="0" w:line="240" w:lineRule="auto"/>
+        <w:rPr>
+          <w:rFonts w:eastAsia="Times New Roman" w:cs="Times New Roman"/>
+          <w:kern w:val="0"/>
+          <w:lang w:eastAsia="de-DE"/>
+          <w14:ligatures w14:val="none"/>
+        </w:rPr>
+      </w:pPr>
+      <w:r>
+        <w:rPr>
+          <w:rFonts w:eastAsia="Times New Roman" w:cs="Arial"/>
+          <w:bCs/>
+          <w:kern w:val="0"/>
+          <w:lang w:eastAsia="de-DE"/>
+          <w14:ligatures w14:val="none"/>
+        </w:rPr>
+        <w:t>Begrenzung durch Handgeschwindigkeiten:</w:t>
+      </w:r>
+      <w:r>
+        <w:rPr>
+          <w:rFonts w:eastAsia="Times New Roman" w:cs="Times New Roman"/>
+          <w:kern w:val="0"/>
+          <w:lang w:eastAsia="de-DE"/>
+          <w14:ligatures w14:val="none"/>
+        </w:rPr>
+        <w:t xml:space="preserve"> Nach DIN EN ISO 13855 muss bei der Auslegung von der maximalen menschlichen Handgeschwindigkeit (</w:t>
+      </w:r>
+      <w:r>
+        <w:rPr>
+          <w:rFonts w:eastAsia="Times New Roman" w:cs="Arial"/>
+          <w:kern w:val="0"/>
+          <w:lang w:eastAsia="de-DE"/>
+          <w14:ligatures w14:val="none"/>
+        </w:rPr>
+        <w:t>$1600</w:t>
       </w:r>
       <w:proofErr w:type="gramStart"/>
       <w:r>
-        <w:t>sobald</w:t>
-      </w:r>
+        <w:rPr>
+          <w:rFonts w:eastAsia="Times New Roman" w:cs="Arial"/>
+          <w:kern w:val="0"/>
+          <w:lang w:eastAsia="de-DE"/>
+          <w14:ligatures w14:val="none"/>
+        </w:rPr>
+        <w:t>\,\</w:t>
+      </w:r>
+      <w:proofErr w:type="spellStart"/>
       <w:proofErr w:type="gramEnd"/>
       <w:r>
-        <w:t xml:space="preserve"> Fremdobjekt im Arbeitsbereich -&gt; </w:t>
-      </w:r>
-      <w:proofErr w:type="spellStart"/>
-      <w:r>
-        <w:t>S</w:t>
-      </w:r>
-      <w:r>
-        <w:t>top</w:t>
-      </w:r>
-      <w:proofErr w:type="spellEnd"/>
-      <w:r>
-        <w:t xml:space="preserve"> des Roboters </w:t>
-      </w:r>
-    </w:p>
-    <w:p>
-      <w:pPr>
-        <w:pStyle w:val="KeinLeerraum"/>
-        <w:numPr>
-          <w:ilvl w:val="0"/>
-          <w:numId w:val="1"/>
-        </w:numPr>
-      </w:pPr>
-      <w:r>
-        <w:t xml:space="preserve">Vorteil: einfache Implementation </w:t>
-      </w:r>
-    </w:p>
-    <w:p>
-      <w:pPr>
-        <w:pStyle w:val="KeinLeerraum"/>
-        <w:numPr>
-          <w:ilvl w:val="0"/>
-          <w:numId w:val="1"/>
-        </w:numPr>
-      </w:pPr>
-      <w:r>
-        <w:t>Nachteil: hohe Fehlerwahrscheinlichkeit, Pseudo</w:t>
-      </w:r>
-      <w:r>
-        <w:t>objekte werden erkannt</w:t>
-      </w:r>
-    </w:p>
-    <w:p>
-      <w:pPr>
-        <w:pStyle w:val="KeinLeerraum"/>
-        <w:numPr>
-          <w:ilvl w:val="0"/>
-          <w:numId w:val="1"/>
-        </w:numPr>
-      </w:pPr>
-    </w:p>
-    <w:p>
-      <w:pPr>
-        <w:pStyle w:val="KeinLeerraum"/>
-      </w:pPr>
-    </w:p>
-    <w:p>
-      <w:pPr>
-        <w:pStyle w:val="KeinLeerraum"/>
-      </w:pPr>
-    </w:p>
-    <w:p>
-      <w:pPr>
-        <w:pStyle w:val="KeinLeerraum"/>
-      </w:pPr>
-    </w:p>
-    <w:p>
-      <w:pPr>
-        <w:pStyle w:val="KeinLeerraum"/>
-      </w:pPr>
-    </w:p>
-    <w:p>
-      <w:pPr>
-        <w:pStyle w:val="KeinLeerraum"/>
-      </w:pPr>
-    </w:p>
-    <w:p>
-      <w:pPr>
-        <w:pStyle w:val="KeinLeerraum"/>
-      </w:pPr>
-    </w:p>
-    <w:p>
-      <w:pPr>
-        <w:pStyle w:val="KeinLeerraum"/>
-      </w:pPr>
-    </w:p>
-    <w:p>
-      <w:pPr>
-        <w:pStyle w:val="KeinLeerraum"/>
-      </w:pPr>
-    </w:p>
-    <w:p>
-      <w:pPr>
-        <w:pStyle w:val="KeinLeerraum"/>
-      </w:pPr>
-    </w:p>
-    <w:p>
-      <w:pPr>
-        <w:pStyle w:val="KeinLeerraum"/>
-      </w:pPr>
-    </w:p>
-    <w:p>
-      <w:pPr>
-        <w:pStyle w:val="KeinLeerraum"/>
-      </w:pPr>
-    </w:p>
-    <w:p>
-      <w:pPr>
-        <w:pStyle w:val="KeinLeerraum"/>
-        <w:rPr>
-          <w:lang w:val="en-US"/>
-        </w:rPr>
-      </w:pPr>
-      <w:proofErr w:type="spellStart"/>
-      <w:r>
-        <w:rPr>
-          <w:lang w:val="en-US"/>
-        </w:rPr>
-        <w:t>Quellen</w:t>
-      </w:r>
-      <w:proofErr w:type="spellEnd"/>
-      <w:r>
-        <w:rPr>
-          <w:lang w:val="en-US"/>
-        </w:rPr>
-        <w:t xml:space="preserve">: </w:t>
-      </w:r>
-    </w:p>
-    <w:p>
-      <w:pPr>
-        <w:pStyle w:val="KeinLeerraum"/>
-        <w:rPr>
-          <w:lang w:val="en-US"/>
-        </w:rPr>
-      </w:pPr>
-      <w:r>
-        <w:rPr>
-          <w:lang w:val="en-US"/>
-        </w:rPr>
-        <w:t>@</w:t>
+        <w:rPr>
+          <w:rFonts w:eastAsia="Times New Roman" w:cs="Arial"/>
+          <w:kern w:val="0"/>
+          <w:lang w:eastAsia="de-DE"/>
+          <w14:ligatures w14:val="none"/>
+        </w:rPr>
+        <w:t>text</w:t>
+      </w:r>
+      <w:proofErr w:type="spellEnd"/>
+      <w:r>
+        <w:rPr>
+          <w:rFonts w:eastAsia="Times New Roman" w:cs="Arial"/>
+          <w:kern w:val="0"/>
+          <w:lang w:eastAsia="de-DE"/>
+          <w14:ligatures w14:val="none"/>
+        </w:rPr>
+        <w:t>{mm/</w:t>
       </w:r>
       <w:proofErr w:type="gramStart"/>
       <w:r>
         <w:rPr>
-          <w:lang w:val="en-US"/>
-        </w:rPr>
-        <w:t>article{</w:t>
+          <w:rFonts w:eastAsia="Times New Roman" w:cs="Arial"/>
+          <w:kern w:val="0"/>
+          <w:lang w:eastAsia="de-DE"/>
+          <w14:ligatures w14:val="none"/>
+        </w:rPr>
+        <w:t>s}$</w:t>
       </w:r>
       <w:proofErr w:type="gramEnd"/>
       <w:r>
         <w:rPr>
-          <w:lang w:val="en-US"/>
-        </w:rPr>
-        <w:t>bdiwi2017strategy,</w:t>
-      </w:r>
-    </w:p>
-    <w:p>
-      <w:pPr>
-        <w:pStyle w:val="KeinLeerraum"/>
-        <w:rPr>
-          <w:lang w:val="en-US"/>
-        </w:rPr>
-      </w:pPr>
-      <w:r>
-        <w:rPr>
-          <w:lang w:val="en-US"/>
-        </w:rPr>
-        <w:t xml:space="preserve">  title = {A new strategy for ensuring human safety during various levels of interaction with industrial </w:t>
+          <w:rFonts w:eastAsia="Times New Roman" w:cs="Times New Roman"/>
+          <w:kern w:val="0"/>
+          <w:lang w:eastAsia="de-DE"/>
+          <w14:ligatures w14:val="none"/>
+        </w:rPr>
+        <w:t xml:space="preserve"> bis </w:t>
+      </w:r>
+      <w:r>
+        <w:rPr>
+          <w:rFonts w:eastAsia="Times New Roman" w:cs="Arial"/>
+          <w:kern w:val="0"/>
+          <w:lang w:eastAsia="de-DE"/>
+          <w14:ligatures w14:val="none"/>
+        </w:rPr>
+        <w:t>$2000</w:t>
       </w:r>
       <w:proofErr w:type="gramStart"/>
       <w:r>
         <w:rPr>
-          <w:lang w:val="en-US"/>
-        </w:rPr>
-        <w:t>robots},</w:t>
-      </w:r>
+          <w:rFonts w:eastAsia="Times New Roman" w:cs="Arial"/>
+          <w:kern w:val="0"/>
+          <w:lang w:eastAsia="de-DE"/>
+          <w14:ligatures w14:val="none"/>
+        </w:rPr>
+        <w:t>\,\</w:t>
+      </w:r>
+      <w:proofErr w:type="spellStart"/>
       <w:proofErr w:type="gramEnd"/>
-    </w:p>
-    <w:p>
-      <w:pPr>
-        <w:pStyle w:val="KeinLeerraum"/>
-        <w:rPr>
-          <w:lang w:val="en-US"/>
-        </w:rPr>
-      </w:pPr>
-      <w:r>
-        <w:rPr>
-          <w:lang w:val="en-US"/>
-        </w:rPr>
-        <w:t xml:space="preserve">  author = {</w:t>
-      </w:r>
-      <w:proofErr w:type="spellStart"/>
-      <w:r>
-        <w:rPr>
-          <w:lang w:val="en-US"/>
-        </w:rPr>
-        <w:t>Bdiwi</w:t>
-      </w:r>
-      <w:proofErr w:type="spellEnd"/>
-      <w:r>
-        <w:rPr>
-          <w:lang w:val="en-US"/>
-        </w:rPr>
-        <w:t xml:space="preserve">, Mohamad and Pfeifer, M. and </w:t>
-      </w:r>
-      <w:proofErr w:type="spellStart"/>
-      <w:r>
-        <w:rPr>
-          <w:lang w:val="en-US"/>
-        </w:rPr>
-        <w:t>Sterzing</w:t>
-      </w:r>
-      <w:proofErr w:type="spellEnd"/>
-      <w:r>
-        <w:rPr>
-          <w:lang w:val="en-US"/>
-        </w:rPr>
+      <w:r>
+        <w:rPr>
+          <w:rFonts w:eastAsia="Times New Roman" w:cs="Arial"/>
+          <w:kern w:val="0"/>
+          <w:lang w:eastAsia="de-DE"/>
+          <w14:ligatures w14:val="none"/>
+        </w:rPr>
+        <w:t>text</w:t>
+      </w:r>
+      <w:proofErr w:type="spellEnd"/>
+      <w:r>
+        <w:rPr>
+          <w:rFonts w:eastAsia="Times New Roman" w:cs="Arial"/>
+          <w:kern w:val="0"/>
+          <w:lang w:eastAsia="de-DE"/>
+          <w14:ligatures w14:val="none"/>
+        </w:rPr>
+        <w:t>{mm/</w:t>
+      </w:r>
+      <w:proofErr w:type="gramStart"/>
+      <w:r>
+        <w:rPr>
+          <w:rFonts w:eastAsia="Times New Roman" w:cs="Arial"/>
+          <w:kern w:val="0"/>
+          <w:lang w:eastAsia="de-DE"/>
+          <w14:ligatures w14:val="none"/>
+        </w:rPr>
+        <w:t>s}$</w:t>
+      </w:r>
+      <w:proofErr w:type="gramEnd"/>
+      <w:r>
+        <w:rPr>
+          <w:rFonts w:eastAsia="Times New Roman" w:cs="Times New Roman"/>
+          <w:kern w:val="0"/>
+          <w:lang w:eastAsia="de-DE"/>
+          <w14:ligatures w14:val="none"/>
+        </w:rPr>
+        <w:t>) ausgegangen werden. KI-Modelle müssen eine entsprechend hohe Bildwiederholrate (</w:t>
+      </w:r>
+      <w:proofErr w:type="spellStart"/>
+      <w:r>
+        <w:rPr>
+          <w:rFonts w:eastAsia="Times New Roman" w:cs="Times New Roman"/>
+          <w:kern w:val="0"/>
+          <w:lang w:eastAsia="de-DE"/>
+          <w14:ligatures w14:val="none"/>
+        </w:rPr>
+        <w:t>fps</w:t>
+      </w:r>
+      <w:proofErr w:type="spellEnd"/>
+      <w:r>
+        <w:rPr>
+          <w:rFonts w:eastAsia="Times New Roman" w:cs="Times New Roman"/>
+          <w:kern w:val="0"/>
+          <w:lang w:eastAsia="de-DE"/>
+          <w14:ligatures w14:val="none"/>
+        </w:rPr>
+        <w:t xml:space="preserve">) aufweisen, um diese Dynamik latenzfrei zu erfassen </w:t>
+      </w:r>
+      <w:r>
+        <w:rPr>
+          <w:rFonts w:eastAsia="Times New Roman" w:cs="Arial"/>
+          <w:i/>
+          <w:iCs/>
+          <w:kern w:val="0"/>
+          <w:lang w:eastAsia="de-DE"/>
+          <w14:ligatures w14:val="none"/>
+        </w:rPr>
+        <w:t>(Quelle: DIN EN ISO 13855)</w:t>
+      </w:r>
+      <w:r>
+        <w:rPr>
+          <w:rFonts w:eastAsia="Times New Roman" w:cs="Times New Roman"/>
+          <w:kern w:val="0"/>
+          <w:lang w:eastAsia="de-DE"/>
+          <w14:ligatures w14:val="none"/>
+        </w:rPr>
+        <w:t>.</w:t>
+      </w:r>
+    </w:p>
+    <w:p>
+      <w:pPr>
+        <w:pStyle w:val="Listenabsatz"/>
+        <w:numPr>
+          <w:ilvl w:val="0"/>
+          <w:numId w:val="1"/>
+        </w:numPr>
+        <w:spacing w:after="0" w:line="240" w:lineRule="auto"/>
+        <w:rPr>
+          <w:rFonts w:eastAsia="Times New Roman" w:cs="Times New Roman"/>
+          <w:kern w:val="0"/>
+          <w:lang w:eastAsia="de-DE"/>
+          <w14:ligatures w14:val="none"/>
+        </w:rPr>
+      </w:pPr>
+      <w:r>
+        <w:rPr>
+          <w:rFonts w:eastAsia="Times New Roman" w:cs="Times New Roman"/>
+          <w:bCs/>
+          <w:kern w:val="0"/>
+          <w:lang w:eastAsia="de-DE"/>
+          <w14:ligatures w14:val="none"/>
+        </w:rPr>
+        <w:t>Black-Box-Problematik der KI:</w:t>
+      </w:r>
+      <w:r>
+        <w:rPr>
+          <w:rFonts w:eastAsia="Times New Roman" w:cs="Times New Roman"/>
+          <w:kern w:val="0"/>
+          <w:lang w:eastAsia="de-DE"/>
+          <w14:ligatures w14:val="none"/>
+        </w:rPr>
+        <w:t xml:space="preserve"> Deep-Learning-Modelle sind mathematisch schwer deterministisch zu verifizieren. Für sicherheitskritische Systeme (nach ISO 13849-1) ist der Nachweis, dass ein neuronales Netz zu 100% fehlerfrei entscheidet, eine der größten aktuellen Forschungsherausforderungen.</w:t>
+      </w:r>
+    </w:p>
+    <w:p>
+      <w:pPr>
+        <w:pStyle w:val="Listenabsatz"/>
+        <w:numPr>
+          <w:ilvl w:val="0"/>
+          <w:numId w:val="1"/>
+        </w:numPr>
+        <w:spacing w:after="0" w:line="240" w:lineRule="auto"/>
+        <w:rPr>
+          <w:sz w:val="20"/>
+          <w:szCs w:val="20"/>
+        </w:rPr>
+      </w:pPr>
+      <w:r>
+        <w:rPr>
+          <w:rFonts w:eastAsia="Times New Roman" w:cs="Times New Roman"/>
+          <w:bCs/>
+          <w:kern w:val="0"/>
+          <w:lang w:eastAsia="de-DE"/>
+          <w14:ligatures w14:val="none"/>
+        </w:rPr>
+        <w:t>Abhängigkeit von Datensätzen:</w:t>
+      </w:r>
+      <w:r>
+        <w:rPr>
+          <w:rFonts w:eastAsia="Times New Roman" w:cs="Times New Roman"/>
+          <w:kern w:val="0"/>
+          <w:lang w:eastAsia="de-DE"/>
+          <w14:ligatures w14:val="none"/>
+        </w:rPr>
+        <w:t xml:space="preserve"> Die Erkennungsrate korreliert </w:t>
+      </w:r>
+      <w:proofErr w:type="gramStart"/>
+      <w:r>
+        <w:rPr>
+          <w:rFonts w:eastAsia="Times New Roman" w:cs="Times New Roman"/>
+          <w:kern w:val="0"/>
+          <w:lang w:eastAsia="de-DE"/>
+          <w14:ligatures w14:val="none"/>
+        </w:rPr>
+        <w:t>extrem stark</w:t>
+      </w:r>
+      <w:proofErr w:type="gramEnd"/>
+      <w:r>
+        <w:rPr>
+          <w:rFonts w:eastAsia="Times New Roman" w:cs="Times New Roman"/>
+          <w:kern w:val="0"/>
+          <w:lang w:eastAsia="de-DE"/>
+          <w14:ligatures w14:val="none"/>
+        </w:rPr>
+        <w:t xml:space="preserve"> mit der Varianz der Trainingsdaten (verschiedene Hautfarben, Tragen von Arbeitshandschuhen, Handhaltungen). Fehlen diese im Modell, droht ein Totalausfall der Schutzfunktion.</w:t>
+      </w:r>
+    </w:p>
+    <w:p>
+      <w:pPr>
+        <w:pStyle w:val="KeinLeerraum"/>
+        <w:numPr>
+          <w:ilvl w:val="0"/>
+          <w:numId w:val="1"/>
+        </w:numPr>
+        <w:rPr>
+          <w:b/>
+          <w:bCs/>
+          <w:u w:val="single"/>
+        </w:rPr>
+      </w:pPr>
+      <w:r>
+        <w:rPr>
+          <w:b/>
+          <w:bCs/>
+          <w:u w:val="single"/>
+        </w:rPr>
+        <w:t xml:space="preserve">Sensorik physisch: </w:t>
+      </w:r>
+    </w:p>
+    <w:p>
+      <w:pPr>
+        <w:pStyle w:val="KeinLeerraum"/>
+        <w:numPr>
+          <w:ilvl w:val="0"/>
+          <w:numId w:val="1"/>
+        </w:numPr>
+      </w:pPr>
+      <w:r>
+        <w:t xml:space="preserve">Hand/Objekterkennung durch physische Sensoren </w:t>
+      </w:r>
+    </w:p>
+    <w:p>
+      <w:pPr>
+        <w:pStyle w:val="KeinLeerraum"/>
+        <w:numPr>
+          <w:ilvl w:val="0"/>
+          <w:numId w:val="1"/>
+        </w:numPr>
+      </w:pPr>
+      <w:r>
+        <w:t xml:space="preserve">Beispielsweise: </w:t>
+      </w:r>
+    </w:p>
+    <w:p>
+      <w:pPr>
+        <w:pStyle w:val="KeinLeerraum"/>
+        <w:numPr>
+          <w:ilvl w:val="0"/>
+          <w:numId w:val="1"/>
+        </w:numPr>
+      </w:pPr>
+      <w:r>
+        <w:t>Laserschranke um den Sicherheitsbereich welche bei Hineingreifen unterbrochen wird</w:t>
+      </w:r>
+    </w:p>
+    <w:p>
+      <w:pPr>
+        <w:pStyle w:val="KeinLeerraum"/>
+        <w:numPr>
+          <w:ilvl w:val="0"/>
+          <w:numId w:val="1"/>
+        </w:numPr>
+      </w:pPr>
+      <w:r>
+        <w:t xml:space="preserve">Kapazitives Feld welches bei Hineingreifen den Kapazitätswert ändert </w:t>
+      </w:r>
+    </w:p>
+    <w:p>
+      <w:pPr>
+        <w:pStyle w:val="KeinLeerraum"/>
+        <w:numPr>
+          <w:ilvl w:val="0"/>
+          <w:numId w:val="1"/>
+        </w:numPr>
+      </w:pPr>
+      <w:r>
+        <w:t xml:space="preserve">Induktives Feld, welches sich bei Handnäherung ändert und somit Körperteile in der Nähe detektieren kann </w:t>
+      </w:r>
+    </w:p>
+    <w:p>
+      <w:pPr>
+        <w:pStyle w:val="KeinLeerraum"/>
+        <w:numPr>
+          <w:ilvl w:val="0"/>
+          <w:numId w:val="1"/>
+        </w:numPr>
+      </w:pPr>
+      <w:r>
+        <w:t>Vorteil: Günstig, Einfache Problembehandlung</w:t>
+      </w:r>
+    </w:p>
+    <w:p>
+      <w:pPr>
+        <w:pStyle w:val="KeinLeerraum"/>
+        <w:numPr>
+          <w:ilvl w:val="0"/>
+          <w:numId w:val="1"/>
+        </w:numPr>
+      </w:pPr>
+      <w:r>
+        <w:t xml:space="preserve">Gut geeignet als </w:t>
+      </w:r>
+      <w:r>
+        <w:rPr>
+          <w:bCs/>
+        </w:rPr>
+        <w:t>Komplementäre Redundanz:</w:t>
+      </w:r>
+      <w:r>
+        <w:t xml:space="preserve"> Physische Sensoren eignen sich hervorragend als </w:t>
+      </w:r>
+      <w:proofErr w:type="spellStart"/>
+      <w:r>
+        <w:rPr>
+          <w:iCs/>
+        </w:rPr>
+        <w:t>diversitäre</w:t>
+      </w:r>
+      <w:proofErr w:type="spellEnd"/>
+      <w:r>
+        <w:rPr>
+          <w:iCs/>
+        </w:rPr>
+        <w:t xml:space="preserve"> Redundanz</w:t>
+      </w:r>
+      <w:r>
+        <w:t xml:space="preserve"> (Kombination aus optischer Kamera und </w:t>
+      </w:r>
+      <w:r>
+        <w:lastRenderedPageBreak/>
+        <w:t xml:space="preserve">kapazitiver Haut), um die Anforderungen an die Ein-Fehler-Sicherheit nach ISO 13849-1 zu erfüllen </w:t>
+      </w:r>
+      <w:r>
+        <w:rPr>
+          <w:iCs/>
+        </w:rPr>
+        <w:t>(Quelle: PILZ GmbH)</w:t>
+      </w:r>
+      <w:r>
+        <w:t>.</w:t>
+      </w:r>
+    </w:p>
+    <w:p>
+      <w:pPr>
+        <w:pStyle w:val="KeinLeerraum"/>
+        <w:numPr>
+          <w:ilvl w:val="0"/>
+          <w:numId w:val="1"/>
+        </w:numPr>
+        <w:rPr>
+          <w:b/>
+          <w:u w:val="single"/>
+        </w:rPr>
+      </w:pPr>
+      <w:r>
+        <w:t>Nachteil: Schwierig zu kalibrieren, sehr empfindlich</w:t>
+      </w:r>
+      <w:r>
+        <w:t xml:space="preserve"> (EMV, Umgebung)</w:t>
+      </w:r>
+      <w:r>
+        <w:t>, sehr spezielle Elektronik notwendig</w:t>
+      </w:r>
+    </w:p>
+    <w:p>
+      <w:pPr>
+        <w:pStyle w:val="KeinLeerraum"/>
+        <w:numPr>
+          <w:ilvl w:val="0"/>
+          <w:numId w:val="1"/>
+        </w:numPr>
+      </w:pPr>
+      <w:r>
+        <w:rPr>
+          <w:bCs/>
+        </w:rPr>
+        <w:t>Keine Tiefen- oder Richtungsinformation:</w:t>
+      </w:r>
+      <w:r>
+        <w:t xml:space="preserve"> Ein Lichtvorhang oder ein kapazitiver Sensor registriert nur den Durchbruch oder die Annäherung an sich. Er kann nicht ermitteln, ob sich die Hand schnell nähert, sich bereits wieder entfernt oder wie tief sie im Raum steht.</w:t>
+      </w:r>
+    </w:p>
+    <w:p>
+      <w:pPr>
+        <w:pStyle w:val="KeinLeerraum"/>
+        <w:numPr>
+          <w:ilvl w:val="0"/>
+          <w:numId w:val="1"/>
+        </w:numPr>
+      </w:pPr>
+      <w:r>
+        <w:rPr>
+          <w:bCs/>
+        </w:rPr>
+        <w:t>Mechanischer Verschleiß und Montageaufwand:</w:t>
+      </w:r>
+      <w:r>
+        <w:t xml:space="preserve"> Physische Sensoren müssen oft aufwendig um die Zelle herum verkabelt oder direkt auf die Roboterstruktur geklebt werden (Roboterhaut), was sie anfällig für mechanische Beschädigungen im rauen Industriealltag macht.</w:t>
+      </w:r>
+    </w:p>
+    <w:p>
+      <w:pPr>
+        <w:pStyle w:val="KeinLeerraum"/>
+        <w:numPr>
+          <w:ilvl w:val="0"/>
+          <w:numId w:val="1"/>
+        </w:numPr>
+        <w:rPr>
+          <w:b/>
+          <w:u w:val="single"/>
+        </w:rPr>
+      </w:pPr>
+      <w:r>
+        <w:rPr>
+          <w:b/>
+          <w:u w:val="single"/>
+        </w:rPr>
+        <w:t>Sensorik visuell:</w:t>
+      </w:r>
+    </w:p>
+    <w:p>
+      <w:pPr>
+        <w:pStyle w:val="KeinLeerraum"/>
+        <w:numPr>
+          <w:ilvl w:val="0"/>
+          <w:numId w:val="1"/>
+        </w:numPr>
+        <w:rPr>
+          <w:b/>
+          <w:u w:val="single"/>
+        </w:rPr>
+      </w:pPr>
+      <w:r>
+        <w:t>Hand/Objekterkennung durch visuelle Sensorik (Kamera)</w:t>
+      </w:r>
+    </w:p>
+    <w:p>
+      <w:pPr>
+        <w:pStyle w:val="KeinLeerraum"/>
+        <w:numPr>
+          <w:ilvl w:val="0"/>
+          <w:numId w:val="1"/>
+        </w:numPr>
+        <w:rPr>
+          <w:b/>
+          <w:u w:val="single"/>
+        </w:rPr>
+      </w:pPr>
+      <w:r>
+        <w:t xml:space="preserve">Beispielsweise: </w:t>
+      </w:r>
+    </w:p>
+    <w:p>
+      <w:pPr>
+        <w:pStyle w:val="KeinLeerraum"/>
+        <w:numPr>
+          <w:ilvl w:val="0"/>
+          <w:numId w:val="1"/>
+        </w:numPr>
+        <w:rPr>
+          <w:b/>
+          <w:u w:val="single"/>
+        </w:rPr>
+      </w:pPr>
+      <w:r>
+        <w:t xml:space="preserve">2D- Kamera mit Kantenextraktion und Objektdetektion </w:t>
+      </w:r>
+    </w:p>
+    <w:p>
+      <w:pPr>
+        <w:pStyle w:val="KeinLeerraum"/>
+        <w:numPr>
+          <w:ilvl w:val="0"/>
+          <w:numId w:val="1"/>
+        </w:numPr>
+        <w:rPr>
+          <w:b/>
+          <w:u w:val="single"/>
+        </w:rPr>
+      </w:pPr>
+      <w:r>
+        <w:t xml:space="preserve">3D(TOF)- Kamera mit Objektdetektion durch Tiefendaten </w:t>
+      </w:r>
+    </w:p>
+    <w:p>
+      <w:pPr>
+        <w:pStyle w:val="KeinLeerraum"/>
+        <w:numPr>
+          <w:ilvl w:val="0"/>
+          <w:numId w:val="1"/>
+        </w:numPr>
+        <w:rPr>
+          <w:b/>
+          <w:u w:val="single"/>
+        </w:rPr>
+      </w:pPr>
+      <w:r>
+        <w:t xml:space="preserve">Vorteil: Zuverlässige Erkennung spezieller Objekte </w:t>
+      </w:r>
+    </w:p>
+    <w:p>
+      <w:pPr>
+        <w:pStyle w:val="KeinLeerraum"/>
+        <w:numPr>
+          <w:ilvl w:val="0"/>
+          <w:numId w:val="1"/>
+        </w:numPr>
+        <w:rPr>
+          <w:b/>
+          <w:u w:val="single"/>
+        </w:rPr>
+      </w:pPr>
+      <w:r>
+        <w:t>Mehrfachanwendung (Sicherheitsanwendung und Objekterkennung für Greif-Aufgaben des Roboters)</w:t>
+      </w:r>
+    </w:p>
+    <w:p>
+      <w:pPr>
+        <w:pStyle w:val="KeinLeerraum"/>
+        <w:numPr>
+          <w:ilvl w:val="0"/>
+          <w:numId w:val="1"/>
+        </w:numPr>
+        <w:rPr>
+          <w:b/>
+          <w:u w:val="single"/>
+        </w:rPr>
+      </w:pPr>
+      <w:r>
+        <w:t xml:space="preserve">Keine Kalibrierung notwendig </w:t>
+      </w:r>
+    </w:p>
+    <w:p>
+      <w:pPr>
+        <w:pStyle w:val="KeinLeerraum"/>
+        <w:numPr>
+          <w:ilvl w:val="0"/>
+          <w:numId w:val="1"/>
+        </w:numPr>
+        <w:rPr>
+          <w:b/>
+          <w:u w:val="single"/>
+        </w:rPr>
+      </w:pPr>
+      <w:r>
+        <w:t xml:space="preserve">Nachteil: teuer im Gegensatz zu physischen Sensoren </w:t>
+      </w:r>
+    </w:p>
+    <w:p>
+      <w:pPr>
+        <w:pStyle w:val="KeinLeerraum"/>
+        <w:numPr>
+          <w:ilvl w:val="0"/>
+          <w:numId w:val="1"/>
+        </w:numPr>
+        <w:rPr>
+          <w:b/>
+          <w:u w:val="single"/>
+        </w:rPr>
+      </w:pPr>
+      <w:r>
+        <w:t xml:space="preserve">Programmierung aufwendiger </w:t>
+      </w:r>
+    </w:p>
+    <w:p>
+      <w:pPr>
+        <w:pStyle w:val="KeinLeerraum"/>
+        <w:numPr>
+          <w:ilvl w:val="0"/>
+          <w:numId w:val="1"/>
+        </w:numPr>
+      </w:pPr>
+      <w:r>
+        <w:t>Fehleranfällig bei sich änderndem Hintergrund, schlechter Beleuchtung, Schattenwurf, …</w:t>
+      </w:r>
+    </w:p>
+    <w:p>
+      <w:pPr>
+        <w:pStyle w:val="KeinLeerraum"/>
+        <w:numPr>
+          <w:ilvl w:val="0"/>
+          <w:numId w:val="1"/>
+        </w:numPr>
+      </w:pPr>
+      <w:r>
+        <w:rPr>
+          <w:bCs/>
+        </w:rPr>
+        <w:t>Zertifizierung nach IEC 61496:</w:t>
+      </w:r>
+      <w:r>
+        <w:t xml:space="preserve"> Optische Kamerasysteme für Sicherheitsanwendungen müssen als "Espe" (Berührungslos wirkende Schutzeinrichtung) nach IEC 61496-1 zertifiziert sein. Normale Industriekameras ohne inhärente Hardware-Redundanz (z. B. zwei Mikroprozessoren, die sich gegenseitig überwachen) sind für </w:t>
+      </w:r>
+      <w:proofErr w:type="spellStart"/>
+      <w:r>
+        <w:t>sicherheitsgerichtete</w:t>
+      </w:r>
+      <w:proofErr w:type="spellEnd"/>
+      <w:r>
+        <w:t xml:space="preserve"> Abschaltungen normativ unzulässig </w:t>
+      </w:r>
+      <w:r>
+        <w:rPr>
+          <w:i/>
+          <w:iCs/>
+        </w:rPr>
+        <w:t>(Quelle: IEC 61496-1)</w:t>
+      </w:r>
+      <w:r>
+        <w:t>.</w:t>
+      </w:r>
+    </w:p>
+    <w:p>
+      <w:pPr>
+        <w:pStyle w:val="KeinLeerraum"/>
+        <w:numPr>
+          <w:ilvl w:val="0"/>
+          <w:numId w:val="1"/>
+        </w:numPr>
+        <w:rPr>
+          <w:b/>
+          <w:u w:val="single"/>
+        </w:rPr>
+      </w:pPr>
+      <w:r>
+        <w:rPr>
+          <w:b/>
+          <w:u w:val="single"/>
+        </w:rPr>
+        <w:t xml:space="preserve">Systemreaktion: </w:t>
+      </w:r>
+      <w:r>
+        <w:rPr>
+          <w:b/>
+          <w:u w:val="single"/>
+        </w:rPr>
+        <w:t>Nothalt des Roboterarms bei erkanntem Objekt</w:t>
+      </w:r>
+      <w:r>
+        <w:t xml:space="preserve"> </w:t>
+      </w:r>
+      <w:r>
+        <w:rPr>
+          <w:b/>
+          <w:u w:val="single"/>
+        </w:rPr>
+        <w:t>(Kategorie 0/1 nach DIN EN 60204-1)</w:t>
+      </w:r>
+      <w:r>
+        <w:rPr>
+          <w:b/>
+          <w:u w:val="single"/>
+        </w:rPr>
+        <w:t>:</w:t>
+      </w:r>
+    </w:p>
+    <w:p>
+      <w:pPr>
+        <w:pStyle w:val="KeinLeerraum"/>
+        <w:numPr>
+          <w:ilvl w:val="0"/>
+          <w:numId w:val="1"/>
+        </w:numPr>
+      </w:pPr>
+      <w:r>
+        <w:t>Wird ein Objekt erkannt wird sofort ein Nothalt des Roboterarms durchgeführt</w:t>
+      </w:r>
+    </w:p>
+    <w:p>
+      <w:pPr>
+        <w:pStyle w:val="KeinLeerraum"/>
+        <w:numPr>
+          <w:ilvl w:val="0"/>
+          <w:numId w:val="1"/>
+        </w:numPr>
+      </w:pPr>
+      <w:r>
+        <w:t>Sofortige Trennung der Energiezufuhr zu den Antrieben (Kat. 0) oder gesteuertes Stillsetzen mit anschließender Energietrennung (Kat. 1).</w:t>
+      </w:r>
+    </w:p>
+    <w:p>
+      <w:pPr>
+        <w:pStyle w:val="KeinLeerraum"/>
+        <w:numPr>
+          <w:ilvl w:val="0"/>
+          <w:numId w:val="1"/>
+        </w:numPr>
+        <w:rPr>
+          <w:b/>
+          <w:u w:val="single"/>
+        </w:rPr>
+      </w:pPr>
+      <w:r>
+        <w:t xml:space="preserve">Schlecht bei geteiltem Arbeitsbereich </w:t>
+      </w:r>
+      <w:proofErr w:type="gramStart"/>
+      <w:r>
+        <w:t>von Mensch</w:t>
+      </w:r>
+      <w:proofErr w:type="gramEnd"/>
+      <w:r>
+        <w:t xml:space="preserve"> und Roboter (Roboter hält jedes Mal an, wenn der Mensch ihm zu </w:t>
+      </w:r>
+      <w:proofErr w:type="gramStart"/>
+      <w:r>
+        <w:t>nahe kommt</w:t>
+      </w:r>
+      <w:proofErr w:type="gramEnd"/>
+      <w:r>
+        <w:t>)</w:t>
+      </w:r>
+    </w:p>
+    <w:p>
+      <w:pPr>
+        <w:pStyle w:val="KeinLeerraum"/>
+        <w:numPr>
+          <w:ilvl w:val="0"/>
+          <w:numId w:val="1"/>
+        </w:numPr>
+        <w:rPr>
+          <w:b/>
+          <w:u w:val="single"/>
+        </w:rPr>
+      </w:pPr>
+      <w:r>
+        <w:t>Höherer Verschleiß von Robotergelenken durch ständiges, abruptes Abbremsen</w:t>
+      </w:r>
+      <w:r>
+        <w:t xml:space="preserve"> (</w:t>
+      </w:r>
+      <w:proofErr w:type="spellStart"/>
+      <w:r>
+        <w:t>Momentenmaxim</w:t>
+      </w:r>
+      <w:r>
+        <w:t>a</w:t>
+      </w:r>
+      <w:proofErr w:type="spellEnd"/>
+      <w:r>
+        <w:t>)</w:t>
+      </w:r>
+    </w:p>
+    <w:p>
+      <w:pPr>
+        <w:pStyle w:val="KeinLeerraum"/>
+        <w:numPr>
+          <w:ilvl w:val="0"/>
+          <w:numId w:val="1"/>
+        </w:numPr>
+      </w:pPr>
+      <w:r>
+        <w:t xml:space="preserve"> </w:t>
+      </w:r>
+      <w:r>
+        <w:t>Höchste Sicherheitsstufe</w:t>
+      </w:r>
+      <w:r>
+        <w:t xml:space="preserve"> </w:t>
+      </w:r>
+    </w:p>
+    <w:p>
+      <w:pPr>
+        <w:pStyle w:val="KeinLeerraum"/>
+        <w:numPr>
+          <w:ilvl w:val="0"/>
+          <w:numId w:val="1"/>
+        </w:numPr>
+      </w:pPr>
+      <w:r>
+        <w:rPr>
+          <w:bCs/>
+        </w:rPr>
+        <w:t>Definition nach Norm:</w:t>
+      </w:r>
+      <w:r>
+        <w:t xml:space="preserve"> Im Sicherheitskontext von Robotern spricht man hier präzise vom </w:t>
+      </w:r>
+      <w:proofErr w:type="spellStart"/>
+      <w:r>
+        <w:rPr>
+          <w:i/>
+          <w:iCs/>
+        </w:rPr>
+        <w:t>Sicherheitsgerichteten</w:t>
+      </w:r>
+      <w:proofErr w:type="spellEnd"/>
+      <w:r>
+        <w:rPr>
+          <w:i/>
+          <w:iCs/>
+        </w:rPr>
+        <w:t xml:space="preserve"> überwachten Halt</w:t>
+      </w:r>
+      <w:r>
+        <w:t xml:space="preserve"> (</w:t>
+      </w:r>
+      <w:proofErr w:type="spellStart"/>
+      <w:r>
+        <w:t>Safety-rated</w:t>
+      </w:r>
+      <w:proofErr w:type="spellEnd"/>
+      <w:r>
+        <w:t xml:space="preserve"> </w:t>
+      </w:r>
+      <w:proofErr w:type="spellStart"/>
+      <w:r>
+        <w:t>monitored</w:t>
+      </w:r>
+      <w:proofErr w:type="spellEnd"/>
+      <w:r>
+        <w:t xml:space="preserve"> </w:t>
+      </w:r>
+      <w:proofErr w:type="spellStart"/>
+      <w:r>
+        <w:t>stop</w:t>
+      </w:r>
+      <w:proofErr w:type="spellEnd"/>
+      <w:r>
+        <w:t>) gemäß ISO 10218-1.</w:t>
+      </w:r>
+    </w:p>
+    <w:p>
+      <w:pPr>
+        <w:pStyle w:val="KeinLeerraum"/>
+        <w:numPr>
+          <w:ilvl w:val="0"/>
+          <w:numId w:val="1"/>
+        </w:numPr>
+      </w:pPr>
+      <w:r>
+        <w:rPr>
+          <w:bCs/>
+        </w:rPr>
+        <w:t>Wiederanlaufzeit:</w:t>
+      </w:r>
+      <w:r>
+        <w:t xml:space="preserve"> Nach einem echten Nothalt (Energietrennung) benötigt das Gesamtsystem erhebliche Zeit, um die Bremsen zu lösen, die </w:t>
+      </w:r>
+      <w:proofErr w:type="spellStart"/>
+      <w:r>
+        <w:t>Servoregler</w:t>
+      </w:r>
+      <w:proofErr w:type="spellEnd"/>
+      <w:r>
+        <w:t xml:space="preserve"> neu zu synchronisieren und den Prozess fortzusetzen. Dies mindert die Produktivität massiv.</w:t>
+      </w:r>
+    </w:p>
+    <w:p>
+      <w:pPr>
+        <w:pStyle w:val="KeinLeerraum"/>
+        <w:ind w:left="720"/>
+      </w:pPr>
+    </w:p>
+    <w:p>
+      <w:pPr>
+        <w:pStyle w:val="KeinLeerraum"/>
+        <w:numPr>
+          <w:ilvl w:val="0"/>
+          <w:numId w:val="1"/>
+        </w:numPr>
+        <w:rPr>
+          <w:b/>
+          <w:u w:val="single"/>
+        </w:rPr>
+      </w:pPr>
+      <w:r>
+        <w:rPr>
+          <w:b/>
+          <w:u w:val="single"/>
+        </w:rPr>
+        <w:t>Abbremsen</w:t>
+      </w:r>
+      <w:r>
+        <w:rPr>
+          <w:b/>
+          <w:u w:val="single"/>
+        </w:rPr>
+        <w:t xml:space="preserve"> des Roboterarms bei erkanntem Objekt</w:t>
+      </w:r>
+      <w:r>
+        <w:rPr>
+          <w:b/>
+          <w:u w:val="single"/>
+        </w:rPr>
+        <w:t xml:space="preserve"> </w:t>
+      </w:r>
+      <w:r>
+        <w:rPr>
+          <w:b/>
+          <w:u w:val="single"/>
+        </w:rPr>
+        <w:t>(</w:t>
+      </w:r>
+      <w:proofErr w:type="spellStart"/>
+      <w:r>
+        <w:rPr>
+          <w:b/>
+          <w:u w:val="single"/>
+        </w:rPr>
+        <w:t>Muted</w:t>
+      </w:r>
+      <w:proofErr w:type="spellEnd"/>
+      <w:r>
+        <w:rPr>
+          <w:b/>
+          <w:u w:val="single"/>
+        </w:rPr>
+        <w:t xml:space="preserve"> Speed / SSM)</w:t>
+      </w:r>
+      <w:r>
+        <w:rPr>
+          <w:b/>
+          <w:u w:val="single"/>
+        </w:rPr>
+        <w:t>:</w:t>
+      </w:r>
+    </w:p>
+    <w:p>
+      <w:pPr>
+        <w:pStyle w:val="KeinLeerraum"/>
+        <w:numPr>
+          <w:ilvl w:val="0"/>
+          <w:numId w:val="1"/>
+        </w:numPr>
+        <w:rPr>
+          <w:b/>
+          <w:u w:val="single"/>
+        </w:rPr>
+      </w:pPr>
+      <w:r>
+        <w:t>Der sich bewegende Roboterarm wird bei erkanntem Objekt langsamer</w:t>
+      </w:r>
+    </w:p>
+    <w:p>
+      <w:pPr>
+        <w:pStyle w:val="KeinLeerraum"/>
+        <w:numPr>
+          <w:ilvl w:val="0"/>
+          <w:numId w:val="1"/>
+        </w:numPr>
+        <w:rPr>
+          <w:b/>
+          <w:u w:val="single"/>
+        </w:rPr>
+      </w:pPr>
+      <w:r>
+        <w:t xml:space="preserve"> </w:t>
+      </w:r>
+      <w:r>
+        <w:t xml:space="preserve">Sehr gute Lösung für MRK mit geteiltem Arbeitsbereich </w:t>
+      </w:r>
+    </w:p>
+    <w:p>
+      <w:pPr>
+        <w:pStyle w:val="KeinLeerraum"/>
+        <w:numPr>
+          <w:ilvl w:val="0"/>
+          <w:numId w:val="1"/>
+        </w:numPr>
+      </w:pPr>
+      <w:r>
+        <w:t>Einteilung in mehrere Zonen mit verschiedenen Geschwindigkeitsbeschränkungen</w:t>
+      </w:r>
+      <w:r>
+        <w:t xml:space="preserve"> </w:t>
+      </w:r>
+    </w:p>
+    <w:p>
+      <w:pPr>
+        <w:pStyle w:val="KeinLeerraum"/>
+        <w:numPr>
+          <w:ilvl w:val="0"/>
+          <w:numId w:val="1"/>
+        </w:numPr>
+      </w:pPr>
+      <w:r>
+        <w:rPr>
+          <w:bCs/>
+        </w:rPr>
+        <w:t>Validierung der Performance Levels (PL):</w:t>
+      </w:r>
+      <w:r>
+        <w:t xml:space="preserve"> Die Funktion der sicheren Geschwindigkeitsreduzierung (SLS - </w:t>
+      </w:r>
+      <w:proofErr w:type="spellStart"/>
+      <w:r>
+        <w:rPr>
+          <w:i/>
+          <w:iCs/>
+        </w:rPr>
+        <w:t>Safely</w:t>
+      </w:r>
+      <w:proofErr w:type="spellEnd"/>
+      <w:r>
+        <w:rPr>
+          <w:i/>
+          <w:iCs/>
+        </w:rPr>
+        <w:t>-Limited Speed</w:t>
+      </w:r>
+      <w:r>
+        <w:t xml:space="preserve">) muss über sichere </w:t>
+      </w:r>
+      <w:r>
+        <w:lastRenderedPageBreak/>
+        <w:t xml:space="preserve">Antriebsregler (z. B. Safe Drive </w:t>
+      </w:r>
+      <w:proofErr w:type="spellStart"/>
+      <w:r>
+        <w:t>Profiles</w:t>
+      </w:r>
+      <w:proofErr w:type="spellEnd"/>
+      <w:r>
+        <w:t xml:space="preserve"> nach IEC 61800-5-2) realisiert werden, um die funktionale Sicherheit zu garantieren </w:t>
+      </w:r>
+      <w:r>
+        <w:rPr>
+          <w:i/>
+          <w:iCs/>
+        </w:rPr>
+        <w:t>(Quelle: IEC 61800-5-2)</w:t>
+      </w:r>
+      <w:r>
+        <w:t>.</w:t>
+      </w:r>
+    </w:p>
+    <w:p>
+      <w:pPr>
+        <w:pStyle w:val="KeinLeerraum"/>
+        <w:numPr>
+          <w:ilvl w:val="0"/>
+          <w:numId w:val="1"/>
+        </w:numPr>
+        <w:rPr>
+          <w:b/>
+          <w:u w:val="single"/>
+        </w:rPr>
+      </w:pPr>
+      <w:r>
+        <w:t>Sehr ergonomische Bewegungen des Roboters (selten abruptes Abbremsen)</w:t>
+      </w:r>
+      <w:r>
+        <w:t xml:space="preserve"> und </w:t>
+      </w:r>
+      <w:r>
+        <w:t>fließende Prozesse</w:t>
+      </w:r>
+      <w:r>
         <w:t xml:space="preserve">, </w:t>
       </w:r>
+      <w:r>
+        <w:t>minimaler mechanischer Verschleiß.</w:t>
+      </w:r>
+    </w:p>
+    <w:p>
+      <w:pPr>
+        <w:pStyle w:val="KeinLeerraum"/>
+        <w:numPr>
+          <w:ilvl w:val="0"/>
+          <w:numId w:val="1"/>
+        </w:numPr>
+        <w:rPr>
+          <w:b/>
+          <w:u w:val="single"/>
+        </w:rPr>
+      </w:pPr>
+      <w:proofErr w:type="spellStart"/>
+      <w:r>
+        <w:t>Höhrerer</w:t>
+      </w:r>
+      <w:proofErr w:type="spellEnd"/>
+      <w:r>
+        <w:t xml:space="preserve"> Aufwand für Objekterkennung und Bildverarbeitung (programmieraufwand und </w:t>
+      </w:r>
+      <w:proofErr w:type="spellStart"/>
+      <w:r>
+        <w:t>rechenleistung</w:t>
+      </w:r>
+      <w:proofErr w:type="spellEnd"/>
+      <w:r>
+        <w:t>)</w:t>
+      </w:r>
+      <w:r>
+        <w:t xml:space="preserve"> </w:t>
+      </w:r>
+    </w:p>
+    <w:p>
+      <w:pPr>
+        <w:pStyle w:val="KeinLeerraum"/>
+        <w:numPr>
+          <w:ilvl w:val="0"/>
+          <w:numId w:val="1"/>
+        </w:numPr>
+      </w:pPr>
+      <w:r>
+        <w:t>Fehlfunktionen in der Geschwindigkeitsregelung erfordern eine zweikanalige Überwachung.</w:t>
+      </w:r>
+    </w:p>
+    <w:p>
+      <w:pPr>
+        <w:pStyle w:val="KeinLeerraum"/>
+        <w:numPr>
+          <w:ilvl w:val="0"/>
+          <w:numId w:val="1"/>
+        </w:numPr>
+      </w:pPr>
+      <w:r>
+        <w:rPr>
+          <w:bCs/>
+        </w:rPr>
+        <w:t>Restrisiko durch Trägheit:</w:t>
+      </w:r>
+      <w:r>
+        <w:t xml:space="preserve"> Auch beim Abbremsen besitzt der Roboter aufgrund seiner Masse eine kinetische Energie. Das Sicherheitskonzept muss garantieren, dass die Drosselung schnell genug erfolgt, bevor der Werker die nächste kritische Distanzschwelle erreicht.</w:t>
+      </w:r>
+      <w:r>
+        <w:t xml:space="preserve"> Selbst bei geringen Geschwindigkeiten kann der Roboter hohe Kräfte aufwenden, ein Quetschen von Körperteilen zwischen Roboter und starrem Objekt muss ausgeschlossen werden </w:t>
+      </w:r>
+    </w:p>
+    <w:p>
+      <w:pPr>
+        <w:pStyle w:val="Listenabsatz"/>
+        <w:numPr>
+          <w:ilvl w:val="0"/>
+          <w:numId w:val="1"/>
+        </w:numPr>
+        <w:spacing w:after="100" w:afterAutospacing="1" w:line="240" w:lineRule="auto"/>
+        <w:outlineLvl w:val="2"/>
+        <w:rPr>
+          <w:rFonts w:ascii="Arial" w:eastAsia="Times New Roman" w:hAnsi="Arial" w:cs="Arial"/>
+          <w:b/>
+          <w:bCs/>
+          <w:kern w:val="0"/>
+          <w:sz w:val="27"/>
+          <w:szCs w:val="27"/>
+          <w:lang w:eastAsia="de-DE"/>
+          <w14:ligatures w14:val="none"/>
+        </w:rPr>
+      </w:pPr>
+      <w:r>
+        <w:rPr>
+          <w:rFonts w:ascii="Arial" w:eastAsia="Times New Roman" w:hAnsi="Arial" w:cs="Arial"/>
+          <w:b/>
+          <w:bCs/>
+          <w:kern w:val="0"/>
+          <w:sz w:val="27"/>
+          <w:szCs w:val="27"/>
+          <w:lang w:eastAsia="de-DE"/>
+          <w14:ligatures w14:val="none"/>
+        </w:rPr>
+        <w:t>2.X Entscheidungsmatrix und Diskussion der Sicherheitsüberwachungssysteme</w:t>
+      </w:r>
+    </w:p>
+    <w:p>
+      <w:pPr>
+        <w:pStyle w:val="Listenabsatz"/>
+        <w:numPr>
+          <w:ilvl w:val="0"/>
+          <w:numId w:val="1"/>
+        </w:numPr>
+        <w:spacing w:after="100" w:afterAutospacing="1" w:line="240" w:lineRule="auto"/>
+        <w:rPr>
+          <w:rFonts w:ascii="Arial" w:eastAsia="Times New Roman" w:hAnsi="Arial" w:cs="Arial"/>
+          <w:kern w:val="0"/>
+          <w:sz w:val="24"/>
+          <w:szCs w:val="24"/>
+          <w:lang w:eastAsia="de-DE"/>
+          <w14:ligatures w14:val="none"/>
+        </w:rPr>
+      </w:pPr>
+      <w:r>
+        <w:rPr>
+          <w:rFonts w:ascii="Arial" w:eastAsia="Times New Roman" w:hAnsi="Arial" w:cs="Arial"/>
+          <w:kern w:val="0"/>
+          <w:sz w:val="24"/>
+          <w:szCs w:val="24"/>
+          <w:lang w:eastAsia="de-DE"/>
+          <w14:ligatures w14:val="none"/>
+        </w:rPr>
+        <w:t xml:space="preserve">In der modernen industriellen Produktion hat sich eine Vorgehensweise etabliert, die auf einer systematischen Taxonomie der Aufgaben und Anwendungsfelder basiert. Dieser Ansatz ist maßgeblich, </w:t>
+      </w:r>
       <w:proofErr w:type="gramStart"/>
       <w:r>
         <w:rPr>
-          <w:lang w:val="en-US"/>
-        </w:rPr>
-        <w:t>A.}</w:t>
+          <w:rFonts w:ascii="Arial" w:eastAsia="Times New Roman" w:hAnsi="Arial" w:cs="Arial"/>
+          <w:kern w:val="0"/>
+          <w:sz w:val="24"/>
+          <w:szCs w:val="24"/>
+          <w:lang w:eastAsia="de-DE"/>
+          <w14:ligatures w14:val="none"/>
+        </w:rPr>
+        <w:t>um funktionierende</w:t>
       </w:r>
       <w:proofErr w:type="gramEnd"/>
       <w:r>
         <w:rPr>
-          <w:lang w:val="en-US"/>
-        </w:rPr>
-        <w:t>,</w:t>
-      </w:r>
-    </w:p>
-    <w:p>
-      <w:pPr>
-        <w:pStyle w:val="KeinLeerraum"/>
-        <w:rPr>
-          <w:lang w:val="en-US"/>
-        </w:rPr>
-      </w:pPr>
-      <w:r>
-        <w:rPr>
-          <w:lang w:val="en-US"/>
-        </w:rPr>
-        <w:t xml:space="preserve">  journal = {CIRP </w:t>
+          <w:rFonts w:ascii="Arial" w:eastAsia="Times New Roman" w:hAnsi="Arial" w:cs="Arial"/>
+          <w:kern w:val="0"/>
+          <w:sz w:val="24"/>
+          <w:szCs w:val="24"/>
+          <w:lang w:eastAsia="de-DE"/>
+          <w14:ligatures w14:val="none"/>
+        </w:rPr>
+        <w:t xml:space="preserve"> sowie finanziell und funktionell optimierte Absicherungssysteme zu entwickeln. Die Interaktion </w:t>
       </w:r>
       <w:proofErr w:type="gramStart"/>
       <w:r>
         <w:rPr>
-          <w:lang w:val="en-US"/>
-        </w:rPr>
-        <w:t>Annals},</w:t>
+          <w:rFonts w:ascii="Arial" w:eastAsia="Times New Roman" w:hAnsi="Arial" w:cs="Arial"/>
+          <w:kern w:val="0"/>
+          <w:sz w:val="24"/>
+          <w:szCs w:val="24"/>
+          <w:lang w:eastAsia="de-DE"/>
+          <w14:ligatures w14:val="none"/>
+        </w:rPr>
+        <w:t>zwischen Mensch</w:t>
       </w:r>
       <w:proofErr w:type="gramEnd"/>
-    </w:p>
-    <w:p>
-      <w:pPr>
-        <w:pStyle w:val="KeinLeerraum"/>
-        <w:rPr>
-          <w:lang w:val="en-US"/>
-        </w:rPr>
-      </w:pPr>
-      <w:r>
-        <w:rPr>
-          <w:lang w:val="en-US"/>
-        </w:rPr>
-        <w:t xml:space="preserve">  volume = {66},</w:t>
-      </w:r>
-    </w:p>
-    <w:p>
-      <w:pPr>
-        <w:pStyle w:val="KeinLeerraum"/>
-        <w:rPr>
-          <w:lang w:val="en-US"/>
-        </w:rPr>
-      </w:pPr>
-      <w:r>
-        <w:rPr>
-          <w:lang w:val="en-US"/>
-        </w:rPr>
-        <w:t xml:space="preserve">  number = {1},</w:t>
-      </w:r>
-    </w:p>
-    <w:p>
-      <w:pPr>
-        <w:pStyle w:val="KeinLeerraum"/>
-        <w:rPr>
-          <w:lang w:val="en-US"/>
-        </w:rPr>
-      </w:pPr>
-      <w:r>
-        <w:rPr>
-          <w:lang w:val="en-US"/>
-        </w:rPr>
-        <w:t xml:space="preserve">  pages = {453--456},</w:t>
-      </w:r>
-    </w:p>
-    <w:p>
-      <w:pPr>
-        <w:pStyle w:val="KeinLeerraum"/>
-        <w:rPr>
-          <w:lang w:val="en-US"/>
-        </w:rPr>
-      </w:pPr>
-      <w:r>
-        <w:rPr>
-          <w:lang w:val="en-US"/>
-        </w:rPr>
-        <w:t xml:space="preserve">  year = {2017},</w:t>
-      </w:r>
-    </w:p>
-    <w:p>
-      <w:pPr>
-        <w:pStyle w:val="KeinLeerraum"/>
-        <w:rPr>
-          <w:lang w:val="en-US"/>
-        </w:rPr>
-      </w:pPr>
-      <w:r>
-        <w:rPr>
-          <w:lang w:val="en-US"/>
-        </w:rPr>
-        <w:t xml:space="preserve">  publisher = {Elsevier},</w:t>
-      </w:r>
-    </w:p>
-    <w:p>
-      <w:pPr>
-        <w:pStyle w:val="KeinLeerraum"/>
-        <w:rPr>
-          <w:lang w:val="en-US"/>
-        </w:rPr>
-      </w:pPr>
-      <w:r>
-        <w:rPr>
-          <w:lang w:val="en-US"/>
-        </w:rPr>
-        <w:t xml:space="preserve">  </w:t>
-      </w:r>
-      <w:proofErr w:type="spellStart"/>
-      <w:r>
-        <w:rPr>
-          <w:lang w:val="en-US"/>
-        </w:rPr>
-        <w:t>doi</w:t>
-      </w:r>
-      <w:proofErr w:type="spellEnd"/>
-      <w:r>
-        <w:rPr>
-          <w:lang w:val="en-US"/>
-        </w:rPr>
-        <w:t xml:space="preserve"> = {10.1016/j.cirp.2017.04.009}</w:t>
-      </w:r>
-    </w:p>
-    <w:p>
-      <w:pPr>
-        <w:pStyle w:val="KeinLeerraum"/>
-      </w:pPr>
-      <w:r>
-        <w:t>}</w:t>
-      </w:r>
-    </w:p>
-    <w:p>
-      <w:pPr>
-        <w:pStyle w:val="KeinLeerraum"/>
-      </w:pPr>
-    </w:p>
-    <w:p>
-      <w:pPr>
-        <w:pStyle w:val="KeinLeerraum"/>
-      </w:pPr>
-      <w:r>
-        <w:t>\</w:t>
-      </w:r>
-      <w:proofErr w:type="spellStart"/>
+      <w:r>
+        <w:rPr>
+          <w:rFonts w:ascii="Arial" w:eastAsia="Times New Roman" w:hAnsi="Arial" w:cs="Arial"/>
+          <w:kern w:val="0"/>
+          <w:sz w:val="24"/>
+          <w:szCs w:val="24"/>
+          <w:lang w:eastAsia="de-DE"/>
+          <w14:ligatures w14:val="none"/>
+        </w:rPr>
+        <w:t xml:space="preserve"> und Maschine wird in diesem Kontext standardmäßig als </w:t>
+      </w:r>
+      <w:r>
+        <w:rPr>
+          <w:rFonts w:ascii="Arial" w:eastAsia="Times New Roman" w:hAnsi="Arial" w:cs="Arial"/>
+          <w:i/>
+          <w:iCs/>
+          <w:kern w:val="0"/>
+          <w:sz w:val="24"/>
+          <w:szCs w:val="24"/>
+          <w:lang w:eastAsia="de-DE"/>
+          <w14:ligatures w14:val="none"/>
+        </w:rPr>
+        <w:t>Human-Robot Interaction</w:t>
+      </w:r>
+      <w:r>
+        <w:rPr>
+          <w:rFonts w:ascii="Arial" w:eastAsia="Times New Roman" w:hAnsi="Arial" w:cs="Arial"/>
+          <w:kern w:val="0"/>
+          <w:sz w:val="24"/>
+          <w:szCs w:val="24"/>
+          <w:lang w:eastAsia="de-DE"/>
+          <w14:ligatures w14:val="none"/>
+        </w:rPr>
+        <w:t xml:space="preserve"> (HRI) beziehungsweise im industriellen Umfeld als Mensch-Roboter-Kollaboration (MRK) abgekürzt.</w:t>
+      </w:r>
+    </w:p>
+    <w:p>
+      <w:pPr>
+        <w:pStyle w:val="Listenabsatz"/>
+        <w:numPr>
+          <w:ilvl w:val="0"/>
+          <w:numId w:val="1"/>
+        </w:numPr>
+        <w:spacing w:after="100" w:afterAutospacing="1" w:line="240" w:lineRule="auto"/>
+        <w:rPr>
+          <w:rFonts w:ascii="Arial" w:eastAsia="Times New Roman" w:hAnsi="Arial" w:cs="Arial"/>
+          <w:kern w:val="0"/>
+          <w:sz w:val="24"/>
+          <w:szCs w:val="24"/>
+          <w:lang w:eastAsia="de-DE"/>
+          <w14:ligatures w14:val="none"/>
+        </w:rPr>
+      </w:pPr>
+      <w:r>
+        <w:rPr>
+          <w:rFonts w:ascii="Arial" w:eastAsia="Times New Roman" w:hAnsi="Arial" w:cs="Arial"/>
+          <w:kern w:val="0"/>
+          <w:sz w:val="24"/>
+          <w:szCs w:val="24"/>
+          <w:lang w:eastAsia="de-DE"/>
+          <w14:ligatures w14:val="none"/>
+        </w:rPr>
+        <w:t>Die Auswahl einer geeigneten MRK-Sicherheitsüberwachung stützt sich auf diverse technologische und funktionale Entscheidungskriterien. Diese werden in der folgenden Evaluierungsmatrix anhand zentraler Kategorien – wie dem Aufbau des Arbeitsbereichs, dem den Notzustand einleitenden Ereignis, der eingesetzten Sensorik sowie der resultierenden Systemreaktion des Roboters – gegenübergestellt. Um den Rahmen dieser Arbeit zu wahren, konzentriert sich die Darstellung für jede Kategorie exemplarisch auf eine Gegenüberstellung zweier primärer Ausprägungen (Variante A und Variante B), wenngleich in der Praxis weitere technologische Mischformen existieren.</w:t>
+      </w:r>
+    </w:p>
+    <w:p>
+      <w:pPr>
+        <w:pStyle w:val="Listenabsatz"/>
+        <w:numPr>
+          <w:ilvl w:val="0"/>
+          <w:numId w:val="1"/>
+        </w:numPr>
+        <w:spacing w:after="100" w:afterAutospacing="1" w:line="240" w:lineRule="auto"/>
+        <w:outlineLvl w:val="3"/>
+        <w:rPr>
+          <w:rFonts w:ascii="Arial" w:eastAsia="Times New Roman" w:hAnsi="Arial" w:cs="Arial"/>
+          <w:b/>
+          <w:bCs/>
+          <w:kern w:val="0"/>
+          <w:sz w:val="24"/>
+          <w:szCs w:val="24"/>
+          <w:lang w:eastAsia="de-DE"/>
+          <w14:ligatures w14:val="none"/>
+        </w:rPr>
+      </w:pPr>
+      <w:r>
+        <w:rPr>
+          <w:rFonts w:ascii="Arial" w:eastAsia="Times New Roman" w:hAnsi="Arial" w:cs="Arial"/>
+          <w:b/>
+          <w:bCs/>
+          <w:kern w:val="0"/>
+          <w:sz w:val="24"/>
+          <w:szCs w:val="24"/>
+          <w:lang w:eastAsia="de-DE"/>
+          <w14:ligatures w14:val="none"/>
+        </w:rPr>
+        <w:t>2.X.1 Geometrische Dimensionierung des Sicherheitsbereichs</w:t>
+      </w:r>
+    </w:p>
+    <w:p>
+      <w:pPr>
+        <w:pStyle w:val="Listenabsatz"/>
+        <w:numPr>
+          <w:ilvl w:val="0"/>
+          <w:numId w:val="1"/>
+        </w:numPr>
+        <w:spacing w:after="100" w:afterAutospacing="1" w:line="240" w:lineRule="auto"/>
+        <w:rPr>
+          <w:rFonts w:ascii="Arial" w:eastAsia="Times New Roman" w:hAnsi="Arial" w:cs="Arial"/>
+          <w:kern w:val="0"/>
+          <w:sz w:val="24"/>
+          <w:szCs w:val="24"/>
+          <w:lang w:eastAsia="de-DE"/>
+          <w14:ligatures w14:val="none"/>
+        </w:rPr>
+      </w:pPr>
+      <w:r>
+        <w:rPr>
+          <w:rFonts w:ascii="Arial" w:eastAsia="Times New Roman" w:hAnsi="Arial" w:cs="Arial"/>
+          <w:kern w:val="0"/>
+          <w:sz w:val="24"/>
+          <w:szCs w:val="24"/>
+          <w:lang w:eastAsia="de-DE"/>
+          <w14:ligatures w14:val="none"/>
+        </w:rPr>
+        <w:t xml:space="preserve">Für die informationstechnische Abgrenzung des Kollaborationsraumes stehen sich statische und dynamische Konzepte gegenüber. Ein </w:t>
+      </w:r>
+      <w:r>
+        <w:rPr>
+          <w:rFonts w:ascii="Arial" w:eastAsia="Times New Roman" w:hAnsi="Arial" w:cs="Arial"/>
+          <w:b/>
+          <w:bCs/>
+          <w:kern w:val="0"/>
+          <w:sz w:val="24"/>
+          <w:szCs w:val="24"/>
+          <w:lang w:eastAsia="de-DE"/>
+          <w14:ligatures w14:val="none"/>
+        </w:rPr>
+        <w:t>statischer Sicherheitsbereich</w:t>
+      </w:r>
+      <w:r>
+        <w:rPr>
+          <w:rFonts w:ascii="Arial" w:eastAsia="Times New Roman" w:hAnsi="Arial" w:cs="Arial"/>
+          <w:kern w:val="0"/>
+          <w:sz w:val="24"/>
+          <w:szCs w:val="24"/>
+          <w:lang w:eastAsia="de-DE"/>
+          <w14:ligatures w14:val="none"/>
+        </w:rPr>
+        <w:t xml:space="preserve"> zeichnet sich primär durch die Einfachheit seiner Umsetzung aus. Die Begrenzung kann entweder über einen physischen, kontrastreichen Rahmen im realen Hintergrund des Arbeitsbereichs oder rein softwareseitig über die Definition eines virtuellen Rahmens (</w:t>
+      </w:r>
+      <w:r>
+        <w:rPr>
+          <w:rFonts w:ascii="Arial" w:eastAsia="Times New Roman" w:hAnsi="Arial" w:cs="Arial"/>
+          <w:i/>
+          <w:iCs/>
+          <w:kern w:val="0"/>
+          <w:sz w:val="24"/>
+          <w:szCs w:val="24"/>
+          <w:lang w:eastAsia="de-DE"/>
+          <w14:ligatures w14:val="none"/>
+        </w:rPr>
+        <w:t xml:space="preserve">Region </w:t>
+      </w:r>
+      <w:proofErr w:type="spellStart"/>
+      <w:r>
+        <w:rPr>
+          <w:rFonts w:ascii="Arial" w:eastAsia="Times New Roman" w:hAnsi="Arial" w:cs="Arial"/>
+          <w:i/>
+          <w:iCs/>
+          <w:kern w:val="0"/>
+          <w:sz w:val="24"/>
+          <w:szCs w:val="24"/>
+          <w:lang w:eastAsia="de-DE"/>
+          <w14:ligatures w14:val="none"/>
+        </w:rPr>
+        <w:t>of</w:t>
+      </w:r>
+      <w:proofErr w:type="spellEnd"/>
+      <w:r>
+        <w:rPr>
+          <w:rFonts w:ascii="Arial" w:eastAsia="Times New Roman" w:hAnsi="Arial" w:cs="Arial"/>
+          <w:i/>
+          <w:iCs/>
+          <w:kern w:val="0"/>
+          <w:sz w:val="24"/>
+          <w:szCs w:val="24"/>
+          <w:lang w:eastAsia="de-DE"/>
+          <w14:ligatures w14:val="none"/>
+        </w:rPr>
+        <w:t xml:space="preserve"> Interest</w:t>
+      </w:r>
+      <w:r>
+        <w:rPr>
+          <w:rFonts w:ascii="Arial" w:eastAsia="Times New Roman" w:hAnsi="Arial" w:cs="Arial"/>
+          <w:kern w:val="0"/>
+          <w:sz w:val="24"/>
+          <w:szCs w:val="24"/>
+          <w:lang w:eastAsia="de-DE"/>
+          <w14:ligatures w14:val="none"/>
+        </w:rPr>
+        <w:t xml:space="preserve">, ROI) innerhalb der Bildmatrix realisiert werden. Eine Kaskadierung des Raumes in mehrere Teilzonen ist zudem möglich und stellt das grundlegende Fundament für die Implementierung des </w:t>
+      </w:r>
+      <w:r>
+        <w:rPr>
+          <w:rFonts w:ascii="Arial" w:eastAsia="Times New Roman" w:hAnsi="Arial" w:cs="Arial"/>
+          <w:i/>
+          <w:iCs/>
+          <w:kern w:val="0"/>
+          <w:sz w:val="24"/>
+          <w:szCs w:val="24"/>
+          <w:lang w:eastAsia="de-DE"/>
+          <w14:ligatures w14:val="none"/>
+        </w:rPr>
+        <w:t>Speed and Separation Monitoring</w:t>
+      </w:r>
+      <w:r>
+        <w:rPr>
+          <w:rFonts w:ascii="Arial" w:eastAsia="Times New Roman" w:hAnsi="Arial" w:cs="Arial"/>
+          <w:kern w:val="0"/>
+          <w:sz w:val="24"/>
+          <w:szCs w:val="24"/>
+          <w:lang w:eastAsia="de-DE"/>
+          <w14:ligatures w14:val="none"/>
+        </w:rPr>
+        <w:t xml:space="preserve"> (SSM) dar.</w:t>
+      </w:r>
+    </w:p>
+    <w:p>
+      <w:pPr>
+        <w:pStyle w:val="Listenabsatz"/>
+        <w:numPr>
+          <w:ilvl w:val="0"/>
+          <w:numId w:val="1"/>
+        </w:numPr>
+        <w:spacing w:after="100" w:afterAutospacing="1" w:line="240" w:lineRule="auto"/>
+        <w:rPr>
+          <w:rFonts w:ascii="Arial" w:eastAsia="Times New Roman" w:hAnsi="Arial" w:cs="Arial"/>
+          <w:kern w:val="0"/>
+          <w:sz w:val="24"/>
+          <w:szCs w:val="24"/>
+          <w:lang w:eastAsia="de-DE"/>
+          <w14:ligatures w14:val="none"/>
+        </w:rPr>
+      </w:pPr>
+      <w:r>
+        <w:rPr>
+          <w:rFonts w:ascii="Arial" w:eastAsia="Times New Roman" w:hAnsi="Arial" w:cs="Arial"/>
+          <w:kern w:val="0"/>
+          <w:sz w:val="24"/>
+          <w:szCs w:val="24"/>
+          <w:lang w:eastAsia="de-DE"/>
+          <w14:ligatures w14:val="none"/>
+        </w:rPr>
+        <w:t>Die für diese Studienarbeit relevanteste Methode nutzt das definierte Blickfeld (</w:t>
+      </w:r>
+      <w:r>
+        <w:rPr>
+          <w:rFonts w:ascii="Arial" w:eastAsia="Times New Roman" w:hAnsi="Arial" w:cs="Arial"/>
+          <w:i/>
+          <w:iCs/>
+          <w:kern w:val="0"/>
+          <w:sz w:val="24"/>
+          <w:szCs w:val="24"/>
+          <w:lang w:eastAsia="de-DE"/>
+          <w14:ligatures w14:val="none"/>
+        </w:rPr>
+        <w:t xml:space="preserve">Field </w:t>
+      </w:r>
+      <w:proofErr w:type="spellStart"/>
+      <w:r>
+        <w:rPr>
+          <w:rFonts w:ascii="Arial" w:eastAsia="Times New Roman" w:hAnsi="Arial" w:cs="Arial"/>
+          <w:i/>
+          <w:iCs/>
+          <w:kern w:val="0"/>
+          <w:sz w:val="24"/>
+          <w:szCs w:val="24"/>
+          <w:lang w:eastAsia="de-DE"/>
+          <w14:ligatures w14:val="none"/>
+        </w:rPr>
+        <w:t>of</w:t>
+      </w:r>
+      <w:proofErr w:type="spellEnd"/>
+      <w:r>
+        <w:rPr>
+          <w:rFonts w:ascii="Arial" w:eastAsia="Times New Roman" w:hAnsi="Arial" w:cs="Arial"/>
+          <w:i/>
+          <w:iCs/>
+          <w:kern w:val="0"/>
+          <w:sz w:val="24"/>
+          <w:szCs w:val="24"/>
+          <w:lang w:eastAsia="de-DE"/>
+          <w14:ligatures w14:val="none"/>
+        </w:rPr>
+        <w:t xml:space="preserve"> View</w:t>
+      </w:r>
+      <w:r>
+        <w:rPr>
+          <w:rFonts w:ascii="Arial" w:eastAsia="Times New Roman" w:hAnsi="Arial" w:cs="Arial"/>
+          <w:kern w:val="0"/>
+          <w:sz w:val="24"/>
+          <w:szCs w:val="24"/>
+          <w:lang w:eastAsia="de-DE"/>
+          <w14:ligatures w14:val="none"/>
+        </w:rPr>
+        <w:t xml:space="preserve">, </w:t>
+      </w:r>
+      <w:proofErr w:type="spellStart"/>
+      <w:r>
+        <w:rPr>
+          <w:rFonts w:ascii="Arial" w:eastAsia="Times New Roman" w:hAnsi="Arial" w:cs="Arial"/>
+          <w:kern w:val="0"/>
+          <w:sz w:val="24"/>
+          <w:szCs w:val="24"/>
+          <w:lang w:eastAsia="de-DE"/>
+          <w14:ligatures w14:val="none"/>
+        </w:rPr>
+        <w:t>FoV</w:t>
+      </w:r>
+      <w:proofErr w:type="spellEnd"/>
+      <w:r>
+        <w:rPr>
+          <w:rFonts w:ascii="Arial" w:eastAsia="Times New Roman" w:hAnsi="Arial" w:cs="Arial"/>
+          <w:kern w:val="0"/>
+          <w:sz w:val="24"/>
+          <w:szCs w:val="24"/>
+          <w:lang w:eastAsia="de-DE"/>
+          <w14:ligatures w14:val="none"/>
+        </w:rPr>
+        <w:t>) einer 2D-Kamera als feste Begrenzungsebene. Erkennt der Algorithmus innerhalb dieses Sichtfeldes eine Verletzung der definierten Grenzen durch eine Bedrohung, wird die Sicherheitsreaktion des Roboters initiiert. Da der Sichtbereich der Kamera hierbei als absolute Grenze fungiert, spielt die exakte geometrische Ausrichtung auf den zu betrachtenden Arbeitsraum eine prozesskritische Rolle.</w:t>
+      </w:r>
+    </w:p>
+    <w:p>
+      <w:pPr>
+        <w:pStyle w:val="Listenabsatz"/>
+        <w:numPr>
+          <w:ilvl w:val="0"/>
+          <w:numId w:val="1"/>
+        </w:numPr>
+        <w:spacing w:after="100" w:afterAutospacing="1" w:line="240" w:lineRule="auto"/>
+        <w:rPr>
+          <w:rFonts w:ascii="Arial" w:eastAsia="Times New Roman" w:hAnsi="Arial" w:cs="Arial"/>
+          <w:kern w:val="0"/>
+          <w:sz w:val="24"/>
+          <w:szCs w:val="24"/>
+          <w:lang w:eastAsia="de-DE"/>
+          <w14:ligatures w14:val="none"/>
+        </w:rPr>
+      </w:pPr>
+      <w:r>
+        <w:rPr>
+          <w:rFonts w:ascii="Arial" w:eastAsia="Times New Roman" w:hAnsi="Arial" w:cs="Arial"/>
+          <w:kern w:val="0"/>
+          <w:sz w:val="24"/>
+          <w:szCs w:val="24"/>
+          <w:lang w:eastAsia="de-DE"/>
+          <w14:ligatures w14:val="none"/>
+        </w:rPr>
+        <w:lastRenderedPageBreak/>
+        <w:t xml:space="preserve">Demgegenüber passt sich ein </w:t>
+      </w:r>
+      <w:r>
+        <w:rPr>
+          <w:rFonts w:ascii="Arial" w:eastAsia="Times New Roman" w:hAnsi="Arial" w:cs="Arial"/>
+          <w:b/>
+          <w:bCs/>
+          <w:kern w:val="0"/>
+          <w:sz w:val="24"/>
+          <w:szCs w:val="24"/>
+          <w:lang w:eastAsia="de-DE"/>
+          <w14:ligatures w14:val="none"/>
+        </w:rPr>
+        <w:t>dynamischer Sicherheitsbereich</w:t>
+      </w:r>
+      <w:r>
+        <w:rPr>
+          <w:rFonts w:ascii="Arial" w:eastAsia="Times New Roman" w:hAnsi="Arial" w:cs="Arial"/>
+          <w:kern w:val="0"/>
+          <w:sz w:val="24"/>
+          <w:szCs w:val="24"/>
+          <w:lang w:eastAsia="de-DE"/>
+          <w14:ligatures w14:val="none"/>
+        </w:rPr>
+        <w:t xml:space="preserve"> adaptiv in Echtzeit an die aktuelle Pose des Roboterarms an. Die Komplexität dieser Implementierung ist bedeutend höher als bei statischen Systemen, da für die Hüllkurvenberechnung permanent die Vorwärtskinematik des Roboters gelöst und die Transformation der Koordinatensysteme in den dreidimensionalen Raum berechnet werden müssen. Dies bedingt eine sehr geringe Datenbus-Latenz (Echtzeitfähigkeit), stellt hohe Anforderungen an die Rechenleistung des Gesamtsystems und erfordert für den Werker eine dynamische, visuelle Anzeige des aktiven Bereichs, beispielsweise über Lichtprojektionen oder innerhalb eines Digitalen Zwillings. Der technologische Mehraufwand resultiert jedoch in einer maximalen Interaktionsfreiheit </w:t>
+      </w:r>
       <w:proofErr w:type="gramStart"/>
       <w:r>
-        <w:t>subsection</w:t>
-      </w:r>
-      <w:proofErr w:type="spellEnd"/>
-      <w:r>
-        <w:t>{</w:t>
+        <w:rPr>
+          <w:rFonts w:ascii="Arial" w:eastAsia="Times New Roman" w:hAnsi="Arial" w:cs="Arial"/>
+          <w:kern w:val="0"/>
+          <w:sz w:val="24"/>
+          <w:szCs w:val="24"/>
+          <w:lang w:eastAsia="de-DE"/>
+          <w14:ligatures w14:val="none"/>
+        </w:rPr>
+        <w:t>zwischen Mensch</w:t>
       </w:r>
       <w:proofErr w:type="gramEnd"/>
       <w:r>
-        <w:t xml:space="preserve">Projekte und </w:t>
-      </w:r>
-      <w:r>
-        <w:t>Existierende Entwicklungen</w:t>
-      </w:r>
-      <w:r>
-        <w:t>}</w:t>
-      </w:r>
-    </w:p>
-    <w:p>
-      <w:pPr>
-        <w:pStyle w:val="KeinLeerraum"/>
-      </w:pPr>
-      <w:r>
-        <w:t>\</w:t>
-      </w:r>
-      <w:proofErr w:type="spellStart"/>
+        <w:rPr>
+          <w:rFonts w:ascii="Arial" w:eastAsia="Times New Roman" w:hAnsi="Arial" w:cs="Arial"/>
+          <w:kern w:val="0"/>
+          <w:sz w:val="24"/>
+          <w:szCs w:val="24"/>
+          <w:lang w:eastAsia="de-DE"/>
+          <w14:ligatures w14:val="none"/>
+        </w:rPr>
+        <w:t xml:space="preserve"> und Roboter und bietet eine hervorragende Kombinierbarkeit mit dem SSM-Prinzip.</w:t>
+      </w:r>
+    </w:p>
+    <w:p>
+      <w:pPr>
+        <w:pStyle w:val="Listenabsatz"/>
+        <w:numPr>
+          <w:ilvl w:val="0"/>
+          <w:numId w:val="1"/>
+        </w:numPr>
+        <w:spacing w:after="100" w:afterAutospacing="1" w:line="240" w:lineRule="auto"/>
+        <w:outlineLvl w:val="3"/>
+        <w:rPr>
+          <w:rFonts w:ascii="Arial" w:eastAsia="Times New Roman" w:hAnsi="Arial" w:cs="Arial"/>
+          <w:b/>
+          <w:bCs/>
+          <w:kern w:val="0"/>
+          <w:sz w:val="24"/>
+          <w:szCs w:val="24"/>
+          <w:lang w:eastAsia="de-DE"/>
+          <w14:ligatures w14:val="none"/>
+        </w:rPr>
+      </w:pPr>
+      <w:r>
+        <w:rPr>
+          <w:rFonts w:ascii="Arial" w:eastAsia="Times New Roman" w:hAnsi="Arial" w:cs="Arial"/>
+          <w:b/>
+          <w:bCs/>
+          <w:kern w:val="0"/>
+          <w:sz w:val="24"/>
+          <w:szCs w:val="24"/>
+          <w:lang w:eastAsia="de-DE"/>
+          <w14:ligatures w14:val="none"/>
+        </w:rPr>
+        <w:t>2.X.2 Klassifizierung des auslösenden Ereignisses</w:t>
+      </w:r>
+    </w:p>
+    <w:p>
+      <w:pPr>
+        <w:pStyle w:val="Listenabsatz"/>
+        <w:numPr>
+          <w:ilvl w:val="0"/>
+          <w:numId w:val="1"/>
+        </w:numPr>
+        <w:spacing w:after="100" w:afterAutospacing="1" w:line="240" w:lineRule="auto"/>
+        <w:rPr>
+          <w:rFonts w:ascii="Arial" w:eastAsia="Times New Roman" w:hAnsi="Arial" w:cs="Arial"/>
+          <w:kern w:val="0"/>
+          <w:sz w:val="24"/>
+          <w:szCs w:val="24"/>
+          <w:lang w:eastAsia="de-DE"/>
+          <w14:ligatures w14:val="none"/>
+        </w:rPr>
+      </w:pPr>
+      <w:r>
+        <w:rPr>
+          <w:rFonts w:ascii="Arial" w:eastAsia="Times New Roman" w:hAnsi="Arial" w:cs="Arial"/>
+          <w:kern w:val="0"/>
+          <w:sz w:val="24"/>
+          <w:szCs w:val="24"/>
+          <w:lang w:eastAsia="de-DE"/>
+          <w14:ligatures w14:val="none"/>
+        </w:rPr>
+        <w:t xml:space="preserve">Bei der algorithmischen Ereignissteuerung wird zwischen universeller Objekterkennung und spezifischer Handerkennung unterschieden. Dient eine generelle </w:t>
+      </w:r>
+      <w:r>
+        <w:rPr>
+          <w:rFonts w:ascii="Arial" w:eastAsia="Times New Roman" w:hAnsi="Arial" w:cs="Arial"/>
+          <w:b/>
+          <w:bCs/>
+          <w:kern w:val="0"/>
+          <w:sz w:val="24"/>
+          <w:szCs w:val="24"/>
+          <w:lang w:eastAsia="de-DE"/>
+          <w14:ligatures w14:val="none"/>
+        </w:rPr>
+        <w:t>Objekterkennung</w:t>
+      </w:r>
+      <w:r>
+        <w:rPr>
+          <w:rFonts w:ascii="Arial" w:eastAsia="Times New Roman" w:hAnsi="Arial" w:cs="Arial"/>
+          <w:kern w:val="0"/>
+          <w:sz w:val="24"/>
+          <w:szCs w:val="24"/>
+          <w:lang w:eastAsia="de-DE"/>
+          <w14:ligatures w14:val="none"/>
+        </w:rPr>
+        <w:t xml:space="preserve"> als auslösendes Ereignis für einen Sicherheitsstopp oder eine Geschwindigkeitsreduzierung, basiert dies meist auf klassischer Kantenextraktion oder Hintergrundsubtraktion. Sobald ein Fremdobjekt im Arbeitsbereich detektiert wird, hält die Anlage an. Ein inhärentes Problem dieses Ansatzes liegt darin, dass der Roboterarm selbst als Objekt erfasst wird und permanent aus dem Bild herauskalkuliert (maskiert) werden muss, was den Programmieraufwand erhöht.</w:t>
+      </w:r>
+    </w:p>
+    <w:p>
+      <w:pPr>
+        <w:pStyle w:val="Listenabsatz"/>
+        <w:numPr>
+          <w:ilvl w:val="0"/>
+          <w:numId w:val="1"/>
+        </w:numPr>
+        <w:spacing w:after="100" w:afterAutospacing="1" w:line="240" w:lineRule="auto"/>
+        <w:rPr>
+          <w:rFonts w:ascii="Arial" w:eastAsia="Times New Roman" w:hAnsi="Arial" w:cs="Arial"/>
+          <w:kern w:val="0"/>
+          <w:sz w:val="24"/>
+          <w:szCs w:val="24"/>
+          <w:lang w:eastAsia="de-DE"/>
+          <w14:ligatures w14:val="none"/>
+        </w:rPr>
+      </w:pPr>
+      <w:r>
+        <w:rPr>
+          <w:rFonts w:ascii="Arial" w:eastAsia="Times New Roman" w:hAnsi="Arial" w:cs="Arial"/>
+          <w:kern w:val="0"/>
+          <w:sz w:val="24"/>
+          <w:szCs w:val="24"/>
+          <w:lang w:eastAsia="de-DE"/>
+          <w14:ligatures w14:val="none"/>
+        </w:rPr>
+        <w:t>Der wesentliche Vorteil liegt in der einfachen grundlegenden Implementation. Als kritischer Nachteil erweist sich jedoch die hohe Fehlerwahrscheinlichkeit, da transiente Umgebungsstörungen fälschlicherweise als Pseudoobjekte erkannt werden. Diese hohe Rate an Falsch-Positiv-Detektionen führt zu häufigen unplanmäßigen Anlagenstillständen, was gemäß VDI-Richtlinie 3634 die wirtschaftliche Gesamtanlageneffizienz (</w:t>
+      </w:r>
+      <w:r>
+        <w:rPr>
+          <w:rFonts w:ascii="Arial" w:eastAsia="Times New Roman" w:hAnsi="Arial" w:cs="Arial"/>
+          <w:i/>
+          <w:iCs/>
+          <w:kern w:val="0"/>
+          <w:sz w:val="24"/>
+          <w:szCs w:val="24"/>
+          <w:lang w:eastAsia="de-DE"/>
+          <w14:ligatures w14:val="none"/>
+        </w:rPr>
+        <w:t xml:space="preserve">Overall Equipment </w:t>
+      </w:r>
+      <w:proofErr w:type="spellStart"/>
+      <w:r>
+        <w:rPr>
+          <w:rFonts w:ascii="Arial" w:eastAsia="Times New Roman" w:hAnsi="Arial" w:cs="Arial"/>
+          <w:i/>
+          <w:iCs/>
+          <w:kern w:val="0"/>
+          <w:sz w:val="24"/>
+          <w:szCs w:val="24"/>
+          <w:lang w:eastAsia="de-DE"/>
+          <w14:ligatures w14:val="none"/>
+        </w:rPr>
+        <w:t>Effectiveness</w:t>
+      </w:r>
+      <w:proofErr w:type="spellEnd"/>
+      <w:r>
+        <w:rPr>
+          <w:rFonts w:ascii="Arial" w:eastAsia="Times New Roman" w:hAnsi="Arial" w:cs="Arial"/>
+          <w:kern w:val="0"/>
+          <w:sz w:val="24"/>
+          <w:szCs w:val="24"/>
+          <w:lang w:eastAsia="de-DE"/>
+          <w14:ligatures w14:val="none"/>
+        </w:rPr>
+        <w:t>, OEE) massiv senkt.</w:t>
+      </w:r>
+    </w:p>
+    <w:p>
+      <w:pPr>
+        <w:pStyle w:val="Listenabsatz"/>
+        <w:numPr>
+          <w:ilvl w:val="0"/>
+          <w:numId w:val="1"/>
+        </w:numPr>
+        <w:spacing w:after="100" w:afterAutospacing="1" w:line="240" w:lineRule="auto"/>
+        <w:rPr>
+          <w:rFonts w:ascii="Arial" w:eastAsia="Times New Roman" w:hAnsi="Arial" w:cs="Arial"/>
+          <w:kern w:val="0"/>
+          <w:sz w:val="24"/>
+          <w:szCs w:val="24"/>
+          <w:lang w:eastAsia="de-DE"/>
+          <w14:ligatures w14:val="none"/>
+        </w:rPr>
+      </w:pPr>
+      <w:r>
+        <w:rPr>
+          <w:rFonts w:ascii="Arial" w:eastAsia="Times New Roman" w:hAnsi="Arial" w:cs="Arial"/>
+          <w:kern w:val="0"/>
+          <w:sz w:val="24"/>
+          <w:szCs w:val="24"/>
+          <w:lang w:eastAsia="de-DE"/>
+          <w14:ligatures w14:val="none"/>
+        </w:rPr>
+        <w:t xml:space="preserve">Eine selektivere Alternative stellt die ereignisbasierte </w:t>
+      </w:r>
+      <w:r>
+        <w:rPr>
+          <w:rFonts w:ascii="Arial" w:eastAsia="Times New Roman" w:hAnsi="Arial" w:cs="Arial"/>
+          <w:b/>
+          <w:bCs/>
+          <w:kern w:val="0"/>
+          <w:sz w:val="24"/>
+          <w:szCs w:val="24"/>
+          <w:lang w:eastAsia="de-DE"/>
+          <w14:ligatures w14:val="none"/>
+        </w:rPr>
+        <w:t>Handerkennung</w:t>
+      </w:r>
+      <w:r>
+        <w:rPr>
+          <w:rFonts w:ascii="Arial" w:eastAsia="Times New Roman" w:hAnsi="Arial" w:cs="Arial"/>
+          <w:kern w:val="0"/>
+          <w:sz w:val="24"/>
+          <w:szCs w:val="24"/>
+          <w:lang w:eastAsia="de-DE"/>
+          <w14:ligatures w14:val="none"/>
+        </w:rPr>
+        <w:t xml:space="preserve"> dar. Hierbei detektiert ein spezielles, auf die Erkennung menschlicher Hände trainiertes KI-Modell (z. B. ein </w:t>
+      </w:r>
+      <w:proofErr w:type="spellStart"/>
+      <w:r>
+        <w:rPr>
+          <w:rFonts w:ascii="Arial" w:eastAsia="Times New Roman" w:hAnsi="Arial" w:cs="Arial"/>
+          <w:i/>
+          <w:iCs/>
+          <w:kern w:val="0"/>
+          <w:sz w:val="24"/>
+          <w:szCs w:val="24"/>
+          <w:lang w:eastAsia="de-DE"/>
+          <w14:ligatures w14:val="none"/>
+        </w:rPr>
+        <w:t>Convolutional</w:t>
+      </w:r>
+      <w:proofErr w:type="spellEnd"/>
+      <w:r>
+        <w:rPr>
+          <w:rFonts w:ascii="Arial" w:eastAsia="Times New Roman" w:hAnsi="Arial" w:cs="Arial"/>
+          <w:i/>
+          <w:iCs/>
+          <w:kern w:val="0"/>
+          <w:sz w:val="24"/>
+          <w:szCs w:val="24"/>
+          <w:lang w:eastAsia="de-DE"/>
+          <w14:ligatures w14:val="none"/>
+        </w:rPr>
+        <w:t xml:space="preserve"> </w:t>
+      </w:r>
+      <w:proofErr w:type="spellStart"/>
+      <w:r>
+        <w:rPr>
+          <w:rFonts w:ascii="Arial" w:eastAsia="Times New Roman" w:hAnsi="Arial" w:cs="Arial"/>
+          <w:i/>
+          <w:iCs/>
+          <w:kern w:val="0"/>
+          <w:sz w:val="24"/>
+          <w:szCs w:val="24"/>
+          <w:lang w:eastAsia="de-DE"/>
+          <w14:ligatures w14:val="none"/>
+        </w:rPr>
+        <w:t>Neural</w:t>
+      </w:r>
+      <w:proofErr w:type="spellEnd"/>
+      <w:r>
+        <w:rPr>
+          <w:rFonts w:ascii="Arial" w:eastAsia="Times New Roman" w:hAnsi="Arial" w:cs="Arial"/>
+          <w:i/>
+          <w:iCs/>
+          <w:kern w:val="0"/>
+          <w:sz w:val="24"/>
+          <w:szCs w:val="24"/>
+          <w:lang w:eastAsia="de-DE"/>
+          <w14:ligatures w14:val="none"/>
+        </w:rPr>
+        <w:t xml:space="preserve"> Network</w:t>
+      </w:r>
+      <w:r>
+        <w:rPr>
+          <w:rFonts w:ascii="Arial" w:eastAsia="Times New Roman" w:hAnsi="Arial" w:cs="Arial"/>
+          <w:kern w:val="0"/>
+          <w:sz w:val="24"/>
+          <w:szCs w:val="24"/>
+          <w:lang w:eastAsia="de-DE"/>
+          <w14:ligatures w14:val="none"/>
+        </w:rPr>
+        <w:t>, CNN) die Extremitäten des Werkers. Sobald eine Hand oder Teile davon im Sichtfeld erfasst werden, wechselt das System in den definierten Sicherheitszustand. Diese Methode ist aufwendiger zu programmieren und benötigt eine signifikant höhere Rechenleistung (Schnittstellen für GPU/NPU). Sie arbeitet jedoch im industriellen Umfeld wesentlich zuverlässiger und minimiert die Erkennung von Pseudoobjekten. Dennoch besteht das Restrisiko einer fehlerhaften oder verzögerten Klassifikation (Falsch-Negativ-Rate).</w:t>
+      </w:r>
+    </w:p>
+    <w:p>
+      <w:pPr>
+        <w:pStyle w:val="Listenabsatz"/>
+        <w:numPr>
+          <w:ilvl w:val="0"/>
+          <w:numId w:val="1"/>
+        </w:numPr>
+        <w:spacing w:after="100" w:afterAutospacing="1" w:line="240" w:lineRule="auto"/>
+        <w:rPr>
+          <w:rFonts w:ascii="Arial" w:eastAsia="Times New Roman" w:hAnsi="Arial" w:cs="Arial"/>
+          <w:kern w:val="0"/>
+          <w:sz w:val="24"/>
+          <w:szCs w:val="24"/>
+          <w:lang w:eastAsia="de-DE"/>
+          <w14:ligatures w14:val="none"/>
+        </w:rPr>
+      </w:pPr>
+      <w:r>
+        <w:rPr>
+          <w:rFonts w:ascii="Arial" w:eastAsia="Times New Roman" w:hAnsi="Arial" w:cs="Arial"/>
+          <w:kern w:val="0"/>
+          <w:sz w:val="24"/>
+          <w:szCs w:val="24"/>
+          <w:lang w:eastAsia="de-DE"/>
+          <w14:ligatures w14:val="none"/>
+        </w:rPr>
+        <w:t>Zudem muss die Auslegung gemäß DIN EN ISO 13855 zwingend von der maximalen menschlichen Handgeschwindigkeit von $1600</w:t>
+      </w:r>
       <w:proofErr w:type="gramStart"/>
       <w:r>
-        <w:t>section</w:t>
-      </w:r>
-      <w:proofErr w:type="spellEnd"/>
-      <w:r>
-        <w:t>{</w:t>
-      </w:r>
+        <w:rPr>
+          <w:rFonts w:ascii="Arial" w:eastAsia="Times New Roman" w:hAnsi="Arial" w:cs="Arial"/>
+          <w:kern w:val="0"/>
+          <w:sz w:val="24"/>
+          <w:szCs w:val="24"/>
+          <w:lang w:eastAsia="de-DE"/>
+          <w14:ligatures w14:val="none"/>
+        </w:rPr>
+        <w:t>\,\</w:t>
+      </w:r>
+      <w:proofErr w:type="spellStart"/>
       <w:proofErr w:type="gramEnd"/>
       <w:r>
-        <w:t>Bildverarbeitung}</w:t>
-      </w:r>
-    </w:p>
-    <w:p>
-      <w:pPr>
-        <w:pStyle w:val="KeinLeerraum"/>
-      </w:pPr>
-      <w:r>
-        <w:t xml:space="preserve">Filter, Algorithmen, Linien-/Kantendetektion mit </w:t>
-      </w:r>
-      <w:proofErr w:type="spellStart"/>
-      <w:r>
-        <w:t>OpenCV</w:t>
-      </w:r>
-      <w:proofErr w:type="spellEnd"/>
-    </w:p>
-    <w:p>
-      <w:pPr>
-        <w:pStyle w:val="KeinLeerraum"/>
-      </w:pPr>
-    </w:p>
-    <w:p>
-      <w:pPr>
-        <w:pStyle w:val="KeinLeerraum"/>
-      </w:pPr>
-      <w:r>
-        <w:t>\</w:t>
-      </w:r>
-      <w:proofErr w:type="spellStart"/>
+        <w:rPr>
+          <w:rFonts w:ascii="Arial" w:eastAsia="Times New Roman" w:hAnsi="Arial" w:cs="Arial"/>
+          <w:kern w:val="0"/>
+          <w:sz w:val="24"/>
+          <w:szCs w:val="24"/>
+          <w:lang w:eastAsia="de-DE"/>
+          <w14:ligatures w14:val="none"/>
+        </w:rPr>
+        <w:t>text</w:t>
+      </w:r>
+      <w:proofErr w:type="spellEnd"/>
+      <w:r>
+        <w:rPr>
+          <w:rFonts w:ascii="Arial" w:eastAsia="Times New Roman" w:hAnsi="Arial" w:cs="Arial"/>
+          <w:kern w:val="0"/>
+          <w:sz w:val="24"/>
+          <w:szCs w:val="24"/>
+          <w:lang w:eastAsia="de-DE"/>
+          <w14:ligatures w14:val="none"/>
+        </w:rPr>
+        <w:t>{mm/</w:t>
+      </w:r>
       <w:proofErr w:type="gramStart"/>
       <w:r>
-        <w:t>section</w:t>
-      </w:r>
-      <w:proofErr w:type="spellEnd"/>
-      <w:r>
-        <w:t>{</w:t>
+        <w:rPr>
+          <w:rFonts w:ascii="Arial" w:eastAsia="Times New Roman" w:hAnsi="Arial" w:cs="Arial"/>
+          <w:kern w:val="0"/>
+          <w:sz w:val="24"/>
+          <w:szCs w:val="24"/>
+          <w:lang w:eastAsia="de-DE"/>
+          <w14:ligatures w14:val="none"/>
+        </w:rPr>
+        <w:t>s}$</w:t>
       </w:r>
       <w:proofErr w:type="gramEnd"/>
       <w:r>
-        <w:t>Grundlagen der Informatik}</w:t>
-      </w:r>
-    </w:p>
-    <w:p>
-      <w:pPr>
-        <w:pStyle w:val="KeinLeerraum"/>
-      </w:pPr>
-      <w:r>
-        <w:t>Blocking-Collection,</w:t>
-      </w:r>
-    </w:p>
-    <w:p>
-      <w:pPr>
-        <w:pStyle w:val="KeinLeerraum"/>
-      </w:pPr>
-    </w:p>
-    <w:p>
-      <w:pPr>
-        <w:pStyle w:val="KeinLeerraum"/>
-        <w:rPr>
-          <w:color w:val="EE0000"/>
-        </w:rPr>
-      </w:pPr>
-      <w:r>
-        <w:rPr>
-          <w:color w:val="EE0000"/>
+        <w:rPr>
+          <w:rFonts w:ascii="Arial" w:eastAsia="Times New Roman" w:hAnsi="Arial" w:cs="Arial"/>
+          <w:kern w:val="0"/>
+          <w:sz w:val="24"/>
+          <w:szCs w:val="24"/>
+          <w:lang w:eastAsia="de-DE"/>
+          <w14:ligatures w14:val="none"/>
+        </w:rPr>
+        <w:t xml:space="preserve"> bis $2000</w:t>
+      </w:r>
+      <w:proofErr w:type="gramStart"/>
+      <w:r>
+        <w:rPr>
+          <w:rFonts w:ascii="Arial" w:eastAsia="Times New Roman" w:hAnsi="Arial" w:cs="Arial"/>
+          <w:kern w:val="0"/>
+          <w:sz w:val="24"/>
+          <w:szCs w:val="24"/>
+          <w:lang w:eastAsia="de-DE"/>
+          <w14:ligatures w14:val="none"/>
+        </w:rPr>
+        <w:t>\,\</w:t>
+      </w:r>
+      <w:proofErr w:type="spellStart"/>
+      <w:proofErr w:type="gramEnd"/>
+      <w:r>
+        <w:rPr>
+          <w:rFonts w:ascii="Arial" w:eastAsia="Times New Roman" w:hAnsi="Arial" w:cs="Arial"/>
+          <w:kern w:val="0"/>
+          <w:sz w:val="24"/>
+          <w:szCs w:val="24"/>
+          <w:lang w:eastAsia="de-DE"/>
+          <w14:ligatures w14:val="none"/>
+        </w:rPr>
+        <w:t>text</w:t>
+      </w:r>
+      <w:proofErr w:type="spellEnd"/>
+      <w:r>
+        <w:rPr>
+          <w:rFonts w:ascii="Arial" w:eastAsia="Times New Roman" w:hAnsi="Arial" w:cs="Arial"/>
+          <w:kern w:val="0"/>
+          <w:sz w:val="24"/>
+          <w:szCs w:val="24"/>
+          <w:lang w:eastAsia="de-DE"/>
+          <w14:ligatures w14:val="none"/>
+        </w:rPr>
+        <w:t>{mm/</w:t>
+      </w:r>
+      <w:proofErr w:type="gramStart"/>
+      <w:r>
+        <w:rPr>
+          <w:rFonts w:ascii="Arial" w:eastAsia="Times New Roman" w:hAnsi="Arial" w:cs="Arial"/>
+          <w:kern w:val="0"/>
+          <w:sz w:val="24"/>
+          <w:szCs w:val="24"/>
+          <w:lang w:eastAsia="de-DE"/>
+          <w14:ligatures w14:val="none"/>
+        </w:rPr>
+        <w:t>s}$</w:t>
+      </w:r>
+      <w:proofErr w:type="gramEnd"/>
+      <w:r>
+        <w:rPr>
+          <w:rFonts w:ascii="Arial" w:eastAsia="Times New Roman" w:hAnsi="Arial" w:cs="Arial"/>
+          <w:kern w:val="0"/>
+          <w:sz w:val="24"/>
+          <w:szCs w:val="24"/>
+          <w:lang w:eastAsia="de-DE"/>
+          <w14:ligatures w14:val="none"/>
+        </w:rPr>
+        <w:t xml:space="preserve"> ausgehen. KI-Modelle müssen daher eine entsprechend hohe Bildwiederholrate (</w:t>
+      </w:r>
+      <w:r>
+        <w:rPr>
+          <w:rFonts w:ascii="Arial" w:eastAsia="Times New Roman" w:hAnsi="Arial" w:cs="Arial"/>
+          <w:i/>
+          <w:iCs/>
+          <w:kern w:val="0"/>
+          <w:sz w:val="24"/>
+          <w:szCs w:val="24"/>
+          <w:lang w:eastAsia="de-DE"/>
+          <w14:ligatures w14:val="none"/>
+        </w:rPr>
+        <w:t>Frames per Second</w:t>
+      </w:r>
+      <w:r>
+        <w:rPr>
+          <w:rFonts w:ascii="Arial" w:eastAsia="Times New Roman" w:hAnsi="Arial" w:cs="Arial"/>
+          <w:kern w:val="0"/>
+          <w:sz w:val="24"/>
+          <w:szCs w:val="24"/>
+          <w:lang w:eastAsia="de-DE"/>
+          <w14:ligatures w14:val="none"/>
+        </w:rPr>
+        <w:t xml:space="preserve">, </w:t>
+      </w:r>
+      <w:proofErr w:type="spellStart"/>
+      <w:r>
+        <w:rPr>
+          <w:rFonts w:ascii="Arial" w:eastAsia="Times New Roman" w:hAnsi="Arial" w:cs="Arial"/>
+          <w:kern w:val="0"/>
+          <w:sz w:val="24"/>
+          <w:szCs w:val="24"/>
+          <w:lang w:eastAsia="de-DE"/>
+          <w14:ligatures w14:val="none"/>
+        </w:rPr>
+        <w:t>fps</w:t>
+      </w:r>
+      <w:proofErr w:type="spellEnd"/>
+      <w:r>
+        <w:rPr>
+          <w:rFonts w:ascii="Arial" w:eastAsia="Times New Roman" w:hAnsi="Arial" w:cs="Arial"/>
+          <w:kern w:val="0"/>
+          <w:sz w:val="24"/>
+          <w:szCs w:val="24"/>
+          <w:lang w:eastAsia="de-DE"/>
+          <w14:ligatures w14:val="none"/>
+        </w:rPr>
+        <w:t xml:space="preserve">) aufweisen, um diese Dynamik latenzfrei abzugreifen. Ein ungelöstes Problem bleibt die mathematische "Black-Box-Problematik" von Deep-Learning-Algorithmen, da diese schwer deterministisch zu verifizieren sind. Für sicherheitskritische Systeme nach ISO 13849-1 ist der lückenlose Nachweis einer fehlerfreien Entscheidung eine der größten aktuellen Forschungsherausforderungen. Zudem zeigt sich eine strikte Abhängigkeit von den Trainingsdatensätzen; weisen diese keine hinreichende Varianz bezüglich Hautfarben, </w:t>
+      </w:r>
+      <w:r>
+        <w:rPr>
+          <w:rFonts w:ascii="Arial" w:eastAsia="Times New Roman" w:hAnsi="Arial" w:cs="Arial"/>
+          <w:kern w:val="0"/>
+          <w:sz w:val="24"/>
+          <w:szCs w:val="24"/>
+          <w:lang w:eastAsia="de-DE"/>
+          <w14:ligatures w14:val="none"/>
         </w:rPr>
         <w:lastRenderedPageBreak/>
-        <w:t>\</w:t>
-      </w:r>
-      <w:proofErr w:type="spellStart"/>
-      <w:proofErr w:type="gramStart"/>
-      <w:r>
-        <w:rPr>
-          <w:color w:val="EE0000"/>
-        </w:rPr>
-        <w:t>chapter</w:t>
-      </w:r>
-      <w:proofErr w:type="spellEnd"/>
-      <w:r>
-        <w:rPr>
-          <w:color w:val="EE0000"/>
-        </w:rPr>
-        <w:t>{</w:t>
-      </w:r>
-      <w:proofErr w:type="gramEnd"/>
-      <w:r>
-        <w:rPr>
-          <w:color w:val="EE0000"/>
-        </w:rPr>
-        <w:t>Ausgangssituation/IST-Analyse}</w:t>
-      </w:r>
-    </w:p>
-    <w:p>
-      <w:pPr>
-        <w:pStyle w:val="KeinLeerraum"/>
-        <w:rPr>
-          <w:color w:val="EE0000"/>
-        </w:rPr>
-      </w:pPr>
-      <w:r>
-        <w:rPr>
-          <w:color w:val="EE0000"/>
-        </w:rPr>
-        <w:t>\</w:t>
-      </w:r>
-      <w:proofErr w:type="spellStart"/>
-      <w:proofErr w:type="gramStart"/>
-      <w:r>
-        <w:rPr>
-          <w:color w:val="EE0000"/>
-        </w:rPr>
-        <w:t>label</w:t>
-      </w:r>
-      <w:proofErr w:type="spellEnd"/>
-      <w:r>
-        <w:rPr>
-          <w:color w:val="EE0000"/>
-        </w:rPr>
-        <w:t>{</w:t>
-      </w:r>
-      <w:proofErr w:type="gramEnd"/>
-      <w:r>
-        <w:rPr>
-          <w:color w:val="EE0000"/>
-        </w:rPr>
-        <w:t>Ausgangssituation/IST-Analyse}</w:t>
-      </w:r>
-    </w:p>
-    <w:p>
-      <w:pPr>
-        <w:pStyle w:val="KeinLeerraum"/>
-        <w:rPr>
-          <w:color w:val="EE0000"/>
-        </w:rPr>
-      </w:pPr>
-    </w:p>
-    <w:p>
-      <w:pPr>
-        <w:pStyle w:val="KeinLeerraum"/>
-        <w:rPr>
-          <w:color w:val="EE0000"/>
-        </w:rPr>
-      </w:pPr>
-      <w:r>
-        <w:rPr>
-          <w:color w:val="EE0000"/>
-        </w:rPr>
-        <w:t>Laufzeitanalyse bestehendes System</w:t>
-      </w:r>
-    </w:p>
-    <w:p>
-      <w:pPr>
-        <w:pStyle w:val="KeinLeerraum"/>
-        <w:rPr>
-          <w:color w:val="EE0000"/>
-        </w:rPr>
-      </w:pPr>
-    </w:p>
-    <w:p>
-      <w:pPr>
-        <w:pStyle w:val="KeinLeerraum"/>
-        <w:rPr>
-          <w:color w:val="EE0000"/>
-        </w:rPr>
-      </w:pPr>
-      <w:r>
-        <w:rPr>
-          <w:color w:val="EE0000"/>
-        </w:rPr>
-        <w:t>\</w:t>
-      </w:r>
-      <w:proofErr w:type="spellStart"/>
-      <w:proofErr w:type="gramStart"/>
-      <w:r>
-        <w:rPr>
-          <w:color w:val="EE0000"/>
-        </w:rPr>
-        <w:t>chapter</w:t>
-      </w:r>
-      <w:proofErr w:type="spellEnd"/>
-      <w:r>
-        <w:rPr>
-          <w:color w:val="EE0000"/>
-        </w:rPr>
-        <w:t>{</w:t>
-      </w:r>
-      <w:proofErr w:type="gramEnd"/>
-      <w:r>
-        <w:rPr>
-          <w:color w:val="EE0000"/>
-        </w:rPr>
-        <w:t>Architekturoptimierung und -erweiterung}</w:t>
-      </w:r>
-    </w:p>
-    <w:p>
-      <w:pPr>
-        <w:pStyle w:val="KeinLeerraum"/>
-        <w:rPr>
-          <w:color w:val="EE0000"/>
-        </w:rPr>
-      </w:pPr>
-    </w:p>
-    <w:p>
-      <w:pPr>
-        <w:pStyle w:val="KeinLeerraum"/>
-        <w:rPr>
-          <w:color w:val="EE0000"/>
-        </w:rPr>
-      </w:pPr>
-      <w:r>
-        <w:rPr>
-          <w:color w:val="EE0000"/>
-        </w:rPr>
-        <w:t>\</w:t>
-      </w:r>
-      <w:proofErr w:type="spellStart"/>
-      <w:proofErr w:type="gramStart"/>
-      <w:r>
-        <w:rPr>
-          <w:color w:val="EE0000"/>
-        </w:rPr>
-        <w:t>chapter</w:t>
-      </w:r>
-      <w:proofErr w:type="spellEnd"/>
-      <w:r>
-        <w:rPr>
-          <w:color w:val="EE0000"/>
-        </w:rPr>
-        <w:t>{</w:t>
-      </w:r>
-      <w:proofErr w:type="gramEnd"/>
-      <w:r>
-        <w:rPr>
-          <w:color w:val="EE0000"/>
-        </w:rPr>
-        <w:t>Implementation der Erweiterungen}</w:t>
-      </w:r>
-    </w:p>
-    <w:p>
-      <w:pPr>
-        <w:pStyle w:val="KeinLeerraum"/>
-        <w:rPr>
-          <w:color w:val="EE0000"/>
-        </w:rPr>
-      </w:pPr>
-      <w:r>
-        <w:rPr>
-          <w:color w:val="EE0000"/>
-        </w:rPr>
-        <w:t xml:space="preserve">Warteschlange, </w:t>
-      </w:r>
-      <w:proofErr w:type="spellStart"/>
-      <w:r>
-        <w:rPr>
-          <w:color w:val="EE0000"/>
-        </w:rPr>
-        <w:t>Safety</w:t>
-      </w:r>
-      <w:proofErr w:type="spellEnd"/>
-      <w:r>
-        <w:rPr>
-          <w:color w:val="EE0000"/>
-        </w:rPr>
-        <w:t>, Punktwolkenspeicherung, ...</w:t>
+        <w:t>Arbeitshandschuhen oder Handhaltungen auf, droht ein potenzieller Ausfall der Schutzfunktion.</w:t>
+      </w:r>
+    </w:p>
+    <w:p>
+      <w:pPr>
+        <w:pStyle w:val="Listenabsatz"/>
+        <w:numPr>
+          <w:ilvl w:val="0"/>
+          <w:numId w:val="1"/>
+        </w:numPr>
+        <w:spacing w:after="100" w:afterAutospacing="1" w:line="240" w:lineRule="auto"/>
+        <w:outlineLvl w:val="3"/>
+        <w:rPr>
+          <w:rFonts w:ascii="Arial" w:eastAsia="Times New Roman" w:hAnsi="Arial" w:cs="Arial"/>
+          <w:b/>
+          <w:bCs/>
+          <w:kern w:val="0"/>
+          <w:sz w:val="24"/>
+          <w:szCs w:val="24"/>
+          <w:lang w:eastAsia="de-DE"/>
+          <w14:ligatures w14:val="none"/>
+        </w:rPr>
+      </w:pPr>
+      <w:r>
+        <w:rPr>
+          <w:rFonts w:ascii="Arial" w:eastAsia="Times New Roman" w:hAnsi="Arial" w:cs="Arial"/>
+          <w:b/>
+          <w:bCs/>
+          <w:kern w:val="0"/>
+          <w:sz w:val="24"/>
+          <w:szCs w:val="24"/>
+          <w:lang w:eastAsia="de-DE"/>
+          <w14:ligatures w14:val="none"/>
+        </w:rPr>
+        <w:t>2.X.3 Evaluierung der Sensorprinzipien</w:t>
+      </w:r>
+    </w:p>
+    <w:p>
+      <w:pPr>
+        <w:pStyle w:val="Listenabsatz"/>
+        <w:numPr>
+          <w:ilvl w:val="0"/>
+          <w:numId w:val="1"/>
+        </w:numPr>
+        <w:spacing w:after="100" w:afterAutospacing="1" w:line="240" w:lineRule="auto"/>
+        <w:rPr>
+          <w:rFonts w:ascii="Arial" w:eastAsia="Times New Roman" w:hAnsi="Arial" w:cs="Arial"/>
+          <w:kern w:val="0"/>
+          <w:sz w:val="24"/>
+          <w:szCs w:val="24"/>
+          <w:lang w:eastAsia="de-DE"/>
+          <w14:ligatures w14:val="none"/>
+        </w:rPr>
+      </w:pPr>
+      <w:r>
+        <w:rPr>
+          <w:rFonts w:ascii="Arial" w:eastAsia="Times New Roman" w:hAnsi="Arial" w:cs="Arial"/>
+          <w:kern w:val="0"/>
+          <w:sz w:val="24"/>
+          <w:szCs w:val="24"/>
+          <w:lang w:eastAsia="de-DE"/>
+          <w14:ligatures w14:val="none"/>
+        </w:rPr>
+        <w:t xml:space="preserve">Auf der sensorischen Ebene stehen sich physische und visuelle Systeme gegenüber. Die </w:t>
+      </w:r>
+      <w:r>
+        <w:rPr>
+          <w:rFonts w:ascii="Arial" w:eastAsia="Times New Roman" w:hAnsi="Arial" w:cs="Arial"/>
+          <w:b/>
+          <w:bCs/>
+          <w:kern w:val="0"/>
+          <w:sz w:val="24"/>
+          <w:szCs w:val="24"/>
+          <w:lang w:eastAsia="de-DE"/>
+          <w14:ligatures w14:val="none"/>
+        </w:rPr>
+        <w:t>physische Sensorik</w:t>
+      </w:r>
+      <w:r>
+        <w:rPr>
+          <w:rFonts w:ascii="Arial" w:eastAsia="Times New Roman" w:hAnsi="Arial" w:cs="Arial"/>
+          <w:kern w:val="0"/>
+          <w:sz w:val="24"/>
+          <w:szCs w:val="24"/>
+          <w:lang w:eastAsia="de-DE"/>
+          <w14:ligatures w14:val="none"/>
+        </w:rPr>
+        <w:t xml:space="preserve"> realisiert die Raum- und Kontaktherausforderung über klassische Komponenten wie Laserschranken um den Sicherheitsbereich, kapazitive Sensorfelder (z. B. als sensitive Roboterhaut) oder induktive Felder, die auf die Annäherung von Körperteilen reagieren. Physische Sensoren sind kostengünstig und zeichnen sich durch eine einfache Problembehandlung aus. Zudem eignen sie sich hervorragend als </w:t>
+      </w:r>
+      <w:proofErr w:type="spellStart"/>
+      <w:r>
+        <w:rPr>
+          <w:rFonts w:ascii="Arial" w:eastAsia="Times New Roman" w:hAnsi="Arial" w:cs="Arial"/>
+          <w:kern w:val="0"/>
+          <w:sz w:val="24"/>
+          <w:szCs w:val="24"/>
+          <w:lang w:eastAsia="de-DE"/>
+          <w14:ligatures w14:val="none"/>
+        </w:rPr>
+        <w:t>diversitäre</w:t>
+      </w:r>
+      <w:proofErr w:type="spellEnd"/>
+      <w:r>
+        <w:rPr>
+          <w:rFonts w:ascii="Arial" w:eastAsia="Times New Roman" w:hAnsi="Arial" w:cs="Arial"/>
+          <w:kern w:val="0"/>
+          <w:sz w:val="24"/>
+          <w:szCs w:val="24"/>
+          <w:lang w:eastAsia="de-DE"/>
+          <w14:ligatures w14:val="none"/>
+        </w:rPr>
+        <w:t>, komplementäre Redundanz in Kombination mit optischen Systemen, um die strengen Anforderungen an die Ein-Fehler-Sicherheit nach DIN EN ISO 13849-1 zu erfüllen.</w:t>
+      </w:r>
+    </w:p>
+    <w:p>
+      <w:pPr>
+        <w:pStyle w:val="Listenabsatz"/>
+        <w:numPr>
+          <w:ilvl w:val="0"/>
+          <w:numId w:val="1"/>
+        </w:numPr>
+        <w:spacing w:after="100" w:afterAutospacing="1" w:line="240" w:lineRule="auto"/>
+        <w:rPr>
+          <w:rFonts w:ascii="Arial" w:eastAsia="Times New Roman" w:hAnsi="Arial" w:cs="Arial"/>
+          <w:kern w:val="0"/>
+          <w:sz w:val="24"/>
+          <w:szCs w:val="24"/>
+          <w:lang w:eastAsia="de-DE"/>
+          <w14:ligatures w14:val="none"/>
+        </w:rPr>
+      </w:pPr>
+      <w:r>
+        <w:rPr>
+          <w:rFonts w:ascii="Arial" w:eastAsia="Times New Roman" w:hAnsi="Arial" w:cs="Arial"/>
+          <w:kern w:val="0"/>
+          <w:sz w:val="24"/>
+          <w:szCs w:val="24"/>
+          <w:lang w:eastAsia="de-DE"/>
+          <w14:ligatures w14:val="none"/>
+        </w:rPr>
+        <w:t>Als Nachteil erweist sich die anspruchsvolle Kalibrierung, da die Sensorik sensibel auf elektromagnetische Umweltstörungen (EMV) reagiert und oft spezialisierte Auswertelektronik benötigt. Da physische Sensoren zudem keine Tiefen- oder Richtungsinformationen liefern, können sie weder die Annäherungsgeschwindigkeit noch die genaue Position im Raum bestimmen. Ein zusätzlicher Faktor ist der mechanische Verschleiß sowie der hohe Montage- und Verkabelungsaufwand im rauen Industriealltag.</w:t>
+      </w:r>
+    </w:p>
+    <w:p>
+      <w:pPr>
+        <w:pStyle w:val="Listenabsatz"/>
+        <w:numPr>
+          <w:ilvl w:val="0"/>
+          <w:numId w:val="1"/>
+        </w:numPr>
+        <w:spacing w:after="100" w:afterAutospacing="1" w:line="240" w:lineRule="auto"/>
+        <w:rPr>
+          <w:rFonts w:ascii="Arial" w:eastAsia="Times New Roman" w:hAnsi="Arial" w:cs="Arial"/>
+          <w:kern w:val="0"/>
+          <w:sz w:val="24"/>
+          <w:szCs w:val="24"/>
+          <w:lang w:eastAsia="de-DE"/>
+          <w14:ligatures w14:val="none"/>
+        </w:rPr>
+      </w:pPr>
+      <w:r>
+        <w:rPr>
+          <w:rFonts w:ascii="Arial" w:eastAsia="Times New Roman" w:hAnsi="Arial" w:cs="Arial"/>
+          <w:kern w:val="0"/>
+          <w:sz w:val="24"/>
+          <w:szCs w:val="24"/>
+          <w:lang w:eastAsia="de-DE"/>
+          <w14:ligatures w14:val="none"/>
+        </w:rPr>
+        <w:t xml:space="preserve">Die </w:t>
+      </w:r>
+      <w:r>
+        <w:rPr>
+          <w:rFonts w:ascii="Arial" w:eastAsia="Times New Roman" w:hAnsi="Arial" w:cs="Arial"/>
+          <w:b/>
+          <w:bCs/>
+          <w:kern w:val="0"/>
+          <w:sz w:val="24"/>
+          <w:szCs w:val="24"/>
+          <w:lang w:eastAsia="de-DE"/>
+          <w14:ligatures w14:val="none"/>
+        </w:rPr>
+        <w:t>visuelle Sensorik</w:t>
+      </w:r>
+      <w:r>
+        <w:rPr>
+          <w:rFonts w:ascii="Arial" w:eastAsia="Times New Roman" w:hAnsi="Arial" w:cs="Arial"/>
+          <w:kern w:val="0"/>
+          <w:sz w:val="24"/>
+          <w:szCs w:val="24"/>
+          <w:lang w:eastAsia="de-DE"/>
+          <w14:ligatures w14:val="none"/>
+        </w:rPr>
+        <w:t xml:space="preserve"> nutzt Kamerasysteme (2D-Systeme mit Kantenextraktion oder 3D-Time-of-Flight-Sensoren mit Tiefendaten) zur volumetrischen Raumüberwachung. Visuelle Systeme bieten den Vorteil einer zuverlässigen Klassifizierung spezieller Geometrien und erlauben Mehrfachanwendungen, indem dieselbe Hardware sowohl für Sicherheitsaufgaben als auch für bildverarbeitungsgestützte Greifprozesse (</w:t>
+      </w:r>
+      <w:r>
+        <w:rPr>
+          <w:rFonts w:ascii="Arial" w:eastAsia="Times New Roman" w:hAnsi="Arial" w:cs="Arial"/>
+          <w:i/>
+          <w:iCs/>
+          <w:kern w:val="0"/>
+          <w:sz w:val="24"/>
+          <w:szCs w:val="24"/>
+          <w:lang w:eastAsia="de-DE"/>
+          <w14:ligatures w14:val="none"/>
+        </w:rPr>
+        <w:t>Pick-and-Place</w:t>
+      </w:r>
+      <w:r>
+        <w:rPr>
+          <w:rFonts w:ascii="Arial" w:eastAsia="Times New Roman" w:hAnsi="Arial" w:cs="Arial"/>
+          <w:kern w:val="0"/>
+          <w:sz w:val="24"/>
+          <w:szCs w:val="24"/>
+          <w:lang w:eastAsia="de-DE"/>
+          <w14:ligatures w14:val="none"/>
+        </w:rPr>
+        <w:t>) genutzt werden kann. Eine laufende Neukalibrierung im Betrieb ist meist nicht notwendig.</w:t>
+      </w:r>
+    </w:p>
+    <w:p>
+      <w:pPr>
+        <w:pStyle w:val="Listenabsatz"/>
+        <w:numPr>
+          <w:ilvl w:val="0"/>
+          <w:numId w:val="1"/>
+        </w:numPr>
+        <w:spacing w:after="100" w:afterAutospacing="1" w:line="240" w:lineRule="auto"/>
+        <w:rPr>
+          <w:rFonts w:ascii="Arial" w:eastAsia="Times New Roman" w:hAnsi="Arial" w:cs="Arial"/>
+          <w:kern w:val="0"/>
+          <w:sz w:val="24"/>
+          <w:szCs w:val="24"/>
+          <w:lang w:eastAsia="de-DE"/>
+          <w14:ligatures w14:val="none"/>
+        </w:rPr>
+      </w:pPr>
+      <w:r>
+        <w:rPr>
+          <w:rFonts w:ascii="Arial" w:eastAsia="Times New Roman" w:hAnsi="Arial" w:cs="Arial"/>
+          <w:kern w:val="0"/>
+          <w:sz w:val="24"/>
+          <w:szCs w:val="24"/>
+          <w:lang w:eastAsia="de-DE"/>
+          <w14:ligatures w14:val="none"/>
+        </w:rPr>
+        <w:t xml:space="preserve">Demgegenüber stehen hohe Anschaffungskosten und eine aufwendigere algorithmische Programmierung. Zudem reagieren optische Systeme empfindlich auf wechselnde Beleuchtungsverhältnisse, Schattenwurf oder Verschmutzungen der Linse. Normativ ist hierbei die Zertifizierung nach IEC 61496 zu beachten: Optische Kamerasysteme für Sicherheitsanwendungen müssen zwingend als berührungslos wirkende Schutzeinrichtungen (ESPE) nach IEC 61496-1 zertifiziert sein. Standardmäßige Industriekameras ohne inhärente Hardware-Redundanz und gegenseitige Prozessorüberwachung sind für </w:t>
+      </w:r>
+      <w:proofErr w:type="spellStart"/>
+      <w:r>
+        <w:rPr>
+          <w:rFonts w:ascii="Arial" w:eastAsia="Times New Roman" w:hAnsi="Arial" w:cs="Arial"/>
+          <w:kern w:val="0"/>
+          <w:sz w:val="24"/>
+          <w:szCs w:val="24"/>
+          <w:lang w:eastAsia="de-DE"/>
+          <w14:ligatures w14:val="none"/>
+        </w:rPr>
+        <w:t>sicherheitsgerichtete</w:t>
+      </w:r>
+      <w:proofErr w:type="spellEnd"/>
+      <w:r>
+        <w:rPr>
+          <w:rFonts w:ascii="Arial" w:eastAsia="Times New Roman" w:hAnsi="Arial" w:cs="Arial"/>
+          <w:kern w:val="0"/>
+          <w:sz w:val="24"/>
+          <w:szCs w:val="24"/>
+          <w:lang w:eastAsia="de-DE"/>
+          <w14:ligatures w14:val="none"/>
+        </w:rPr>
+        <w:t xml:space="preserve"> Abschaltungen unzulässig.</w:t>
+      </w:r>
+    </w:p>
+    <w:p>
+      <w:pPr>
+        <w:pStyle w:val="Listenabsatz"/>
+        <w:numPr>
+          <w:ilvl w:val="0"/>
+          <w:numId w:val="1"/>
+        </w:numPr>
+        <w:spacing w:after="100" w:afterAutospacing="1" w:line="240" w:lineRule="auto"/>
+        <w:outlineLvl w:val="3"/>
+        <w:rPr>
+          <w:rFonts w:ascii="Arial" w:eastAsia="Times New Roman" w:hAnsi="Arial" w:cs="Arial"/>
+          <w:b/>
+          <w:bCs/>
+          <w:kern w:val="0"/>
+          <w:sz w:val="24"/>
+          <w:szCs w:val="24"/>
+          <w:lang w:eastAsia="de-DE"/>
+          <w14:ligatures w14:val="none"/>
+        </w:rPr>
+      </w:pPr>
+      <w:r>
+        <w:rPr>
+          <w:rFonts w:ascii="Arial" w:eastAsia="Times New Roman" w:hAnsi="Arial" w:cs="Arial"/>
+          <w:b/>
+          <w:bCs/>
+          <w:kern w:val="0"/>
+          <w:sz w:val="24"/>
+          <w:szCs w:val="24"/>
+          <w:lang w:eastAsia="de-DE"/>
+          <w14:ligatures w14:val="none"/>
+        </w:rPr>
+        <w:t>2.X.4 Analyse der Systemreaktionen</w:t>
+      </w:r>
+    </w:p>
+    <w:p>
+      <w:pPr>
+        <w:pStyle w:val="Listenabsatz"/>
+        <w:numPr>
+          <w:ilvl w:val="0"/>
+          <w:numId w:val="1"/>
+        </w:numPr>
+        <w:spacing w:after="100" w:afterAutospacing="1" w:line="240" w:lineRule="auto"/>
+        <w:rPr>
+          <w:rFonts w:ascii="Arial" w:eastAsia="Times New Roman" w:hAnsi="Arial" w:cs="Arial"/>
+          <w:kern w:val="0"/>
+          <w:sz w:val="24"/>
+          <w:szCs w:val="24"/>
+          <w:lang w:eastAsia="de-DE"/>
+          <w14:ligatures w14:val="none"/>
+        </w:rPr>
+      </w:pPr>
+      <w:r>
+        <w:rPr>
+          <w:rFonts w:ascii="Arial" w:eastAsia="Times New Roman" w:hAnsi="Arial" w:cs="Arial"/>
+          <w:kern w:val="0"/>
+          <w:sz w:val="24"/>
+          <w:szCs w:val="24"/>
+          <w:lang w:eastAsia="de-DE"/>
+          <w14:ligatures w14:val="none"/>
+        </w:rPr>
+        <w:t xml:space="preserve">Als finale </w:t>
+      </w:r>
+      <w:proofErr w:type="spellStart"/>
+      <w:r>
+        <w:rPr>
+          <w:rFonts w:ascii="Arial" w:eastAsia="Times New Roman" w:hAnsi="Arial" w:cs="Arial"/>
+          <w:kern w:val="0"/>
+          <w:sz w:val="24"/>
+          <w:szCs w:val="24"/>
+          <w:lang w:eastAsia="de-DE"/>
+          <w14:ligatures w14:val="none"/>
+        </w:rPr>
+        <w:t>Aktuatorik</w:t>
+      </w:r>
+      <w:proofErr w:type="spellEnd"/>
+      <w:r>
+        <w:rPr>
+          <w:rFonts w:ascii="Arial" w:eastAsia="Times New Roman" w:hAnsi="Arial" w:cs="Arial"/>
+          <w:kern w:val="0"/>
+          <w:sz w:val="24"/>
+          <w:szCs w:val="24"/>
+          <w:lang w:eastAsia="de-DE"/>
+          <w14:ligatures w14:val="none"/>
+        </w:rPr>
+        <w:t xml:space="preserve"> stehen der abrupte Nothalt und das adaptive Abbremsen zur Auswahl. Ein </w:t>
+      </w:r>
+      <w:r>
+        <w:rPr>
+          <w:rFonts w:ascii="Arial" w:eastAsia="Times New Roman" w:hAnsi="Arial" w:cs="Arial"/>
+          <w:b/>
+          <w:bCs/>
+          <w:kern w:val="0"/>
+          <w:sz w:val="24"/>
+          <w:szCs w:val="24"/>
+          <w:lang w:eastAsia="de-DE"/>
+          <w14:ligatures w14:val="none"/>
+        </w:rPr>
+        <w:t>Nothalt</w:t>
+      </w:r>
+      <w:r>
+        <w:rPr>
+          <w:rFonts w:ascii="Arial" w:eastAsia="Times New Roman" w:hAnsi="Arial" w:cs="Arial"/>
+          <w:kern w:val="0"/>
+          <w:sz w:val="24"/>
+          <w:szCs w:val="24"/>
+          <w:lang w:eastAsia="de-DE"/>
+          <w14:ligatures w14:val="none"/>
+        </w:rPr>
+        <w:t xml:space="preserve"> führt bei einer Schutzfeldverletzung zum sofortigen Stillsetzen des Roboterarms, geregelt über eine kontrollierte oder unkontrollierte Energietrennung (Kategorie 0/1 nach DIN EN 60204-1). Im Sicherheitskontext von Robotersystemen wird diese Reaktion gemäß ISO 10218-1 präzise als </w:t>
+      </w:r>
+      <w:proofErr w:type="spellStart"/>
+      <w:r>
+        <w:rPr>
+          <w:rFonts w:ascii="Arial" w:eastAsia="Times New Roman" w:hAnsi="Arial" w:cs="Arial"/>
+          <w:i/>
+          <w:iCs/>
+          <w:kern w:val="0"/>
+          <w:sz w:val="24"/>
+          <w:szCs w:val="24"/>
+          <w:lang w:eastAsia="de-DE"/>
+          <w14:ligatures w14:val="none"/>
+        </w:rPr>
+        <w:t>sicherheitsgerichteter</w:t>
+      </w:r>
+      <w:proofErr w:type="spellEnd"/>
+      <w:r>
+        <w:rPr>
+          <w:rFonts w:ascii="Arial" w:eastAsia="Times New Roman" w:hAnsi="Arial" w:cs="Arial"/>
+          <w:i/>
+          <w:iCs/>
+          <w:kern w:val="0"/>
+          <w:sz w:val="24"/>
+          <w:szCs w:val="24"/>
+          <w:lang w:eastAsia="de-DE"/>
+          <w14:ligatures w14:val="none"/>
+        </w:rPr>
+        <w:t xml:space="preserve"> überwachter Halt</w:t>
+      </w:r>
+      <w:r>
+        <w:rPr>
+          <w:rFonts w:ascii="Arial" w:eastAsia="Times New Roman" w:hAnsi="Arial" w:cs="Arial"/>
+          <w:kern w:val="0"/>
+          <w:sz w:val="24"/>
+          <w:szCs w:val="24"/>
+          <w:lang w:eastAsia="de-DE"/>
+          <w14:ligatures w14:val="none"/>
+        </w:rPr>
+        <w:t xml:space="preserve"> (</w:t>
+      </w:r>
+      <w:proofErr w:type="spellStart"/>
+      <w:r>
+        <w:rPr>
+          <w:rFonts w:ascii="Arial" w:eastAsia="Times New Roman" w:hAnsi="Arial" w:cs="Arial"/>
+          <w:i/>
+          <w:iCs/>
+          <w:kern w:val="0"/>
+          <w:sz w:val="24"/>
+          <w:szCs w:val="24"/>
+          <w:lang w:eastAsia="de-DE"/>
+          <w14:ligatures w14:val="none"/>
+        </w:rPr>
+        <w:t>Safety-rated</w:t>
+      </w:r>
+      <w:proofErr w:type="spellEnd"/>
+      <w:r>
+        <w:rPr>
+          <w:rFonts w:ascii="Arial" w:eastAsia="Times New Roman" w:hAnsi="Arial" w:cs="Arial"/>
+          <w:i/>
+          <w:iCs/>
+          <w:kern w:val="0"/>
+          <w:sz w:val="24"/>
+          <w:szCs w:val="24"/>
+          <w:lang w:eastAsia="de-DE"/>
+          <w14:ligatures w14:val="none"/>
+        </w:rPr>
+        <w:t xml:space="preserve"> </w:t>
+      </w:r>
+      <w:proofErr w:type="spellStart"/>
+      <w:r>
+        <w:rPr>
+          <w:rFonts w:ascii="Arial" w:eastAsia="Times New Roman" w:hAnsi="Arial" w:cs="Arial"/>
+          <w:i/>
+          <w:iCs/>
+          <w:kern w:val="0"/>
+          <w:sz w:val="24"/>
+          <w:szCs w:val="24"/>
+          <w:lang w:eastAsia="de-DE"/>
+          <w14:ligatures w14:val="none"/>
+        </w:rPr>
+        <w:t>monitored</w:t>
+      </w:r>
+      <w:proofErr w:type="spellEnd"/>
+      <w:r>
+        <w:rPr>
+          <w:rFonts w:ascii="Arial" w:eastAsia="Times New Roman" w:hAnsi="Arial" w:cs="Arial"/>
+          <w:i/>
+          <w:iCs/>
+          <w:kern w:val="0"/>
+          <w:sz w:val="24"/>
+          <w:szCs w:val="24"/>
+          <w:lang w:eastAsia="de-DE"/>
+          <w14:ligatures w14:val="none"/>
+        </w:rPr>
+        <w:t xml:space="preserve"> </w:t>
+      </w:r>
+      <w:proofErr w:type="spellStart"/>
+      <w:r>
+        <w:rPr>
+          <w:rFonts w:ascii="Arial" w:eastAsia="Times New Roman" w:hAnsi="Arial" w:cs="Arial"/>
+          <w:i/>
+          <w:iCs/>
+          <w:kern w:val="0"/>
+          <w:sz w:val="24"/>
+          <w:szCs w:val="24"/>
+          <w:lang w:eastAsia="de-DE"/>
+          <w14:ligatures w14:val="none"/>
+        </w:rPr>
+        <w:t>stop</w:t>
+      </w:r>
+      <w:proofErr w:type="spellEnd"/>
+      <w:r>
+        <w:rPr>
+          <w:rFonts w:ascii="Arial" w:eastAsia="Times New Roman" w:hAnsi="Arial" w:cs="Arial"/>
+          <w:kern w:val="0"/>
+          <w:sz w:val="24"/>
+          <w:szCs w:val="24"/>
+          <w:lang w:eastAsia="de-DE"/>
+          <w14:ligatures w14:val="none"/>
+        </w:rPr>
+        <w:t>) definiert. Sie bietet die höchste Sicherheitsstufe zur Risikominimierung.</w:t>
+      </w:r>
+    </w:p>
+    <w:p>
+      <w:pPr>
+        <w:pStyle w:val="Listenabsatz"/>
+        <w:numPr>
+          <w:ilvl w:val="0"/>
+          <w:numId w:val="1"/>
+        </w:numPr>
+        <w:spacing w:after="100" w:afterAutospacing="1" w:line="240" w:lineRule="auto"/>
+        <w:rPr>
+          <w:rFonts w:ascii="Arial" w:eastAsia="Times New Roman" w:hAnsi="Arial" w:cs="Arial"/>
+          <w:kern w:val="0"/>
+          <w:sz w:val="24"/>
+          <w:szCs w:val="24"/>
+          <w:lang w:eastAsia="de-DE"/>
+          <w14:ligatures w14:val="none"/>
+        </w:rPr>
+      </w:pPr>
+      <w:r>
+        <w:rPr>
+          <w:rFonts w:ascii="Arial" w:eastAsia="Times New Roman" w:hAnsi="Arial" w:cs="Arial"/>
+          <w:kern w:val="0"/>
+          <w:sz w:val="24"/>
+          <w:szCs w:val="24"/>
+          <w:lang w:eastAsia="de-DE"/>
+          <w14:ligatures w14:val="none"/>
+        </w:rPr>
+        <w:t xml:space="preserve">Für kooperative Arbeitsräume ist diese Reaktion jedoch ineffizient, da jede Annäherung des Werkers zu einem vollständigen Produktionsstopp führt. Die abrupten </w:t>
+      </w:r>
+      <w:proofErr w:type="spellStart"/>
+      <w:r>
+        <w:rPr>
+          <w:rFonts w:ascii="Arial" w:eastAsia="Times New Roman" w:hAnsi="Arial" w:cs="Arial"/>
+          <w:kern w:val="0"/>
+          <w:sz w:val="24"/>
+          <w:szCs w:val="24"/>
+          <w:lang w:eastAsia="de-DE"/>
+          <w14:ligatures w14:val="none"/>
+        </w:rPr>
+        <w:t>Momentenmaxima</w:t>
+      </w:r>
+      <w:proofErr w:type="spellEnd"/>
+      <w:r>
+        <w:rPr>
+          <w:rFonts w:ascii="Arial" w:eastAsia="Times New Roman" w:hAnsi="Arial" w:cs="Arial"/>
+          <w:kern w:val="0"/>
+          <w:sz w:val="24"/>
+          <w:szCs w:val="24"/>
+          <w:lang w:eastAsia="de-DE"/>
+          <w14:ligatures w14:val="none"/>
+        </w:rPr>
+        <w:t xml:space="preserve"> verursachen zudem einen massiven mechanischen Verschleiß der Robotergelenke und Getriebe. Darüber hinaus reduziert die erhebliche Wiederanlaufzeit des Gesamtsystems (Bremsen </w:t>
+      </w:r>
+      <w:r>
+        <w:rPr>
+          <w:rFonts w:ascii="Arial" w:eastAsia="Times New Roman" w:hAnsi="Arial" w:cs="Arial"/>
+          <w:kern w:val="0"/>
+          <w:sz w:val="24"/>
+          <w:szCs w:val="24"/>
+          <w:lang w:eastAsia="de-DE"/>
+          <w14:ligatures w14:val="none"/>
+        </w:rPr>
+        <w:lastRenderedPageBreak/>
+        <w:t xml:space="preserve">lösen, Synchronisation der </w:t>
+      </w:r>
+      <w:proofErr w:type="spellStart"/>
+      <w:r>
+        <w:rPr>
+          <w:rFonts w:ascii="Arial" w:eastAsia="Times New Roman" w:hAnsi="Arial" w:cs="Arial"/>
+          <w:kern w:val="0"/>
+          <w:sz w:val="24"/>
+          <w:szCs w:val="24"/>
+          <w:lang w:eastAsia="de-DE"/>
+          <w14:ligatures w14:val="none"/>
+        </w:rPr>
+        <w:t>Servoregler</w:t>
+      </w:r>
+      <w:proofErr w:type="spellEnd"/>
+      <w:r>
+        <w:rPr>
+          <w:rFonts w:ascii="Arial" w:eastAsia="Times New Roman" w:hAnsi="Arial" w:cs="Arial"/>
+          <w:kern w:val="0"/>
+          <w:sz w:val="24"/>
+          <w:szCs w:val="24"/>
+          <w:lang w:eastAsia="de-DE"/>
+          <w14:ligatures w14:val="none"/>
+        </w:rPr>
+        <w:t>) die Produktivität der Anlage signifikant.</w:t>
+      </w:r>
+    </w:p>
+    <w:p>
+      <w:pPr>
+        <w:pStyle w:val="Listenabsatz"/>
+        <w:numPr>
+          <w:ilvl w:val="0"/>
+          <w:numId w:val="1"/>
+        </w:numPr>
+        <w:spacing w:after="100" w:afterAutospacing="1" w:line="240" w:lineRule="auto"/>
+        <w:rPr>
+          <w:rFonts w:ascii="Arial" w:eastAsia="Times New Roman" w:hAnsi="Arial" w:cs="Arial"/>
+          <w:kern w:val="0"/>
+          <w:sz w:val="24"/>
+          <w:szCs w:val="24"/>
+          <w:lang w:eastAsia="de-DE"/>
+          <w14:ligatures w14:val="none"/>
+        </w:rPr>
+      </w:pPr>
+      <w:r>
+        <w:rPr>
+          <w:rFonts w:ascii="Arial" w:eastAsia="Times New Roman" w:hAnsi="Arial" w:cs="Arial"/>
+          <w:kern w:val="0"/>
+          <w:sz w:val="24"/>
+          <w:szCs w:val="24"/>
+          <w:lang w:eastAsia="de-DE"/>
+          <w14:ligatures w14:val="none"/>
+        </w:rPr>
+        <w:t xml:space="preserve">Eine wesentlich ergonomischere Lösung für die MRK stellt das </w:t>
+      </w:r>
+      <w:r>
+        <w:rPr>
+          <w:rFonts w:ascii="Arial" w:eastAsia="Times New Roman" w:hAnsi="Arial" w:cs="Arial"/>
+          <w:b/>
+          <w:bCs/>
+          <w:kern w:val="0"/>
+          <w:sz w:val="24"/>
+          <w:szCs w:val="24"/>
+          <w:lang w:eastAsia="de-DE"/>
+          <w14:ligatures w14:val="none"/>
+        </w:rPr>
+        <w:t>Abbremsen des Roboterarms</w:t>
+      </w:r>
+      <w:r>
+        <w:rPr>
+          <w:rFonts w:ascii="Arial" w:eastAsia="Times New Roman" w:hAnsi="Arial" w:cs="Arial"/>
+          <w:kern w:val="0"/>
+          <w:sz w:val="24"/>
+          <w:szCs w:val="24"/>
+          <w:lang w:eastAsia="de-DE"/>
+          <w14:ligatures w14:val="none"/>
+        </w:rPr>
+        <w:t xml:space="preserve"> im Sinne des </w:t>
+      </w:r>
+      <w:r>
+        <w:rPr>
+          <w:rFonts w:ascii="Arial" w:eastAsia="Times New Roman" w:hAnsi="Arial" w:cs="Arial"/>
+          <w:i/>
+          <w:iCs/>
+          <w:kern w:val="0"/>
+          <w:sz w:val="24"/>
+          <w:szCs w:val="24"/>
+          <w:lang w:eastAsia="de-DE"/>
+          <w14:ligatures w14:val="none"/>
+        </w:rPr>
+        <w:t>Speed and Separation Monitoring</w:t>
+      </w:r>
+      <w:r>
+        <w:rPr>
+          <w:rFonts w:ascii="Arial" w:eastAsia="Times New Roman" w:hAnsi="Arial" w:cs="Arial"/>
+          <w:kern w:val="0"/>
+          <w:sz w:val="24"/>
+          <w:szCs w:val="24"/>
+          <w:lang w:eastAsia="de-DE"/>
+          <w14:ligatures w14:val="none"/>
+        </w:rPr>
+        <w:t xml:space="preserve"> (SSM) dar. Der Manipulator reduziert seine Bahngeschwindigkeit in Abhängigkeit vom Abstand zum Menschen stufenweise oder kontinuierlich über vordefinierte Geschwindigkeitszonen. Diese Funktion der sicheren Geschwindigkeitsreduzierung (</w:t>
+      </w:r>
+      <w:proofErr w:type="spellStart"/>
+      <w:r>
+        <w:rPr>
+          <w:rFonts w:ascii="Arial" w:eastAsia="Times New Roman" w:hAnsi="Arial" w:cs="Arial"/>
+          <w:i/>
+          <w:iCs/>
+          <w:kern w:val="0"/>
+          <w:sz w:val="24"/>
+          <w:szCs w:val="24"/>
+          <w:lang w:eastAsia="de-DE"/>
+          <w14:ligatures w14:val="none"/>
+        </w:rPr>
+        <w:t>Safely</w:t>
+      </w:r>
+      <w:proofErr w:type="spellEnd"/>
+      <w:r>
+        <w:rPr>
+          <w:rFonts w:ascii="Arial" w:eastAsia="Times New Roman" w:hAnsi="Arial" w:cs="Arial"/>
+          <w:i/>
+          <w:iCs/>
+          <w:kern w:val="0"/>
+          <w:sz w:val="24"/>
+          <w:szCs w:val="24"/>
+          <w:lang w:eastAsia="de-DE"/>
+          <w14:ligatures w14:val="none"/>
+        </w:rPr>
+        <w:t>-Limited Speed</w:t>
+      </w:r>
+      <w:r>
+        <w:rPr>
+          <w:rFonts w:ascii="Arial" w:eastAsia="Times New Roman" w:hAnsi="Arial" w:cs="Arial"/>
+          <w:kern w:val="0"/>
+          <w:sz w:val="24"/>
+          <w:szCs w:val="24"/>
+          <w:lang w:eastAsia="de-DE"/>
+          <w14:ligatures w14:val="none"/>
+        </w:rPr>
+        <w:t>, SLS) sichert fließende Prozesse, minimiert den mechanischen Verschleiß und muss über sichere Antriebsregler (z. B. gemäß IEC 61800-5-2) validiert werden, um die funktionale Sicherheit zu garantieren.</w:t>
+      </w:r>
+    </w:p>
+    <w:p>
+      <w:pPr>
+        <w:pStyle w:val="Listenabsatz"/>
+        <w:numPr>
+          <w:ilvl w:val="0"/>
+          <w:numId w:val="1"/>
+        </w:numPr>
+        <w:spacing w:after="100" w:afterAutospacing="1" w:line="240" w:lineRule="auto"/>
+        <w:rPr>
+          <w:rFonts w:ascii="Arial" w:eastAsia="Times New Roman" w:hAnsi="Arial" w:cs="Arial"/>
+          <w:kern w:val="0"/>
+          <w:sz w:val="24"/>
+          <w:szCs w:val="24"/>
+          <w:lang w:eastAsia="de-DE"/>
+          <w14:ligatures w14:val="none"/>
+        </w:rPr>
+      </w:pPr>
+      <w:r>
+        <w:rPr>
+          <w:rFonts w:ascii="Arial" w:eastAsia="Times New Roman" w:hAnsi="Arial" w:cs="Arial"/>
+          <w:kern w:val="0"/>
+          <w:sz w:val="24"/>
+          <w:szCs w:val="24"/>
+          <w:lang w:eastAsia="de-DE"/>
+          <w14:ligatures w14:val="none"/>
+        </w:rPr>
+        <w:t>Der Ansatz erfordert jedoch einen hohen softwareseitigen Aufwand für die Bildverarbeitung und verlangt bei Fehlfunktionen in der Regelung eine konsequente zweikanalige Überwachung. Zu beachten bleibt das regelungstechnische Restrisiko durch Trägheit: Aufgrund der Eigenmasse des Manipulators besitzt dieser auch während des Verzögerungsvorgangs eine hohe kinetische Energie. Das Sicherheitskonzept muss mathematisch garantieren, dass die Drosselung schnell genug erfolgt, bevor der Mensch die nächste kritische Distanzschwelle erreicht. Da der Roboter auch bei geringen Geschwindigkeiten hohe statische Kräfte aufbauen kann, muss das System so ausgelegt sein, dass ein Quetschen von Körperteilen zwischen dem Roboter und starren Umgebungsstrukturen physikalisch oder algorithmisch vollständig ausgeschlossen ist.</w:t>
+      </w:r>
+    </w:p>
+    <w:p>
+      <w:pPr>
+        <w:pStyle w:val="KeinLeerraum"/>
+        <w:rPr>
+          <w:color w:val="EE0000"/>
+        </w:rPr>
+      </w:pPr>
+    </w:p>
+    <w:p>
+      <w:pPr>
+        <w:pStyle w:val="KeinLeerraum"/>
+        <w:rPr>
+          <w:color w:val="EE0000"/>
+        </w:rPr>
+      </w:pPr>
+    </w:p>
+    <w:p>
+      <w:pPr>
+        <w:pStyle w:val="KeinLeerraum"/>
+        <w:rPr>
+          <w:color w:val="EE0000"/>
+        </w:rPr>
+      </w:pPr>
+      <w:r>
+        <w:rPr>
+          <w:color w:val="EE0000"/>
+        </w:rPr>
+        <w:t>Punktwolkenspeicherung, ...</w:t>
       </w:r>
     </w:p>
     <w:p>
@@ -9783,7 +12898,6 @@
     <w:next w:val="Standard"/>
     <w:link w:val="berschrift3Zchn"/>
     <w:uiPriority w:val="9"/>
-    <w:semiHidden/>
     <w:unhideWhenUsed/>
     <w:qFormat/>
     <w:rsid w:val="00784398"/>
@@ -9806,7 +12920,6 @@
     <w:next w:val="Standard"/>
     <w:link w:val="berschrift4Zchn"/>
     <w:uiPriority w:val="9"/>
-    <w:semiHidden/>
     <w:unhideWhenUsed/>
     <w:qFormat/>
     <w:rsid w:val="00784398"/>
@@ -9935,7 +13048,6 @@
   <w:style w:type="character" w:default="1" w:styleId="Absatz-Standardschriftart">
     <w:name w:val="Default Paragraph Font"/>
     <w:uiPriority w:val="1"/>
-    <w:semiHidden/>
     <w:unhideWhenUsed/>
   </w:style>
   <w:style w:type="table" w:default="1" w:styleId="NormaleTabelle">
@@ -9991,7 +13103,6 @@
     <w:basedOn w:val="Absatz-Standardschriftart"/>
     <w:link w:val="berschrift3"/>
     <w:uiPriority w:val="9"/>
-    <w:semiHidden/>
     <w:rsid w:val="00784398"/>
     <w:rPr>
       <w:rFonts w:eastAsiaTheme="majorEastAsia" w:cstheme="majorBidi"/>
@@ -10005,7 +13116,6 @@
     <w:basedOn w:val="Absatz-Standardschriftart"/>
     <w:link w:val="berschrift4"/>
     <w:uiPriority w:val="9"/>
-    <w:semiHidden/>
     <w:rsid w:val="00784398"/>
     <w:rPr>
       <w:rFonts w:eastAsiaTheme="majorEastAsia" w:cstheme="majorBidi"/>
@@ -10291,6 +13401,30 @@
     <w:rPr>
       <w:color w:val="96607D" w:themeColor="followedHyperlink"/>
       <w:u w:val="single"/>
+    </w:rPr>
+  </w:style>
+  <w:style w:type="character" w:customStyle="1" w:styleId="math-inline">
+    <w:name w:val="math-inline"/>
+    <w:basedOn w:val="Absatz-Standardschriftart"/>
+    <w:rsid w:val="00BC5A2C"/>
+  </w:style>
+  <w:style w:type="paragraph" w:styleId="StandardWeb">
+    <w:name w:val="Normal (Web)"/>
+    <w:basedOn w:val="Standard"/>
+    <w:uiPriority w:val="99"/>
+    <w:semiHidden/>
+    <w:unhideWhenUsed/>
+    <w:rsid w:val="001979BC"/>
+    <w:pPr>
+      <w:spacing w:before="100" w:beforeAutospacing="1" w:after="100" w:afterAutospacing="1" w:line="240" w:lineRule="auto"/>
+    </w:pPr>
+    <w:rPr>
+      <w:rFonts w:ascii="Times New Roman" w:eastAsia="Times New Roman" w:hAnsi="Times New Roman" w:cs="Times New Roman"/>
+      <w:kern w:val="0"/>
+      <w:sz w:val="24"/>
+      <w:szCs w:val="24"/>
+      <w:lang w:eastAsia="de-DE"/>
+      <w14:ligatures w14:val="none"/>
     </w:rPr>
   </w:style>
 </w:styles>

--- a/Dokumentation Studienarbeit T3200(akt).docx
+++ b/Dokumentation Studienarbeit T3200(akt).docx
@@ -8405,13 +8405,7 @@
         <w:ind w:left="1416" w:hanging="1056"/>
       </w:pPr>
       <w:r>
-        <w:t xml:space="preserve">Dabei werden unter anderem Kriterien wie Arbeitsbereich, Notzustand einleitendes Ereignis, Sensorik </w:t>
-      </w:r>
-      <w:r>
-        <w:t>und Notreaktion</w:t>
-      </w:r>
-      <w:r>
-        <w:t xml:space="preserve"> des Roboters betrachtet</w:t>
+        <w:t>Dabei werden unter anderem Kriterien wie Arbeitsbereich, Notzustand einleitendes Ereignis, Sensorik und Notreaktion des Roboters betrachtet</w:t>
       </w:r>
     </w:p>
     <w:p>
@@ -9867,14 +9861,7 @@
           <w:b/>
           <w:u w:val="single"/>
         </w:rPr>
-        <w:t>Abbremsen</w:t>
-      </w:r>
-      <w:r>
-        <w:rPr>
-          <w:b/>
-          <w:u w:val="single"/>
-        </w:rPr>
-        <w:t xml:space="preserve"> des Roboterarms bei erkanntem Objekt</w:t>
+        <w:t>Abbremsen des Roboterarms bei erkanntem Objekt</w:t>
       </w:r>
       <w:r>
         <w:rPr>
@@ -11850,17 +11837,5895 @@
     </w:p>
     <w:p>
       <w:pPr>
-        <w:pStyle w:val="KeinLeerraum"/>
+        <w:spacing w:after="100" w:afterAutospacing="1" w:line="240" w:lineRule="auto"/>
+        <w:rPr>
+          <w:rFonts w:ascii="Arial" w:eastAsia="Times New Roman" w:hAnsi="Arial" w:cs="Arial"/>
+          <w:kern w:val="0"/>
+          <w:sz w:val="24"/>
+          <w:szCs w:val="24"/>
+          <w:lang w:eastAsia="de-DE"/>
+          <w14:ligatures w14:val="none"/>
+        </w:rPr>
+      </w:pPr>
+    </w:p>
+    <w:p>
+      <w:pPr>
+        <w:spacing w:after="100" w:afterAutospacing="1" w:line="240" w:lineRule="auto"/>
+        <w:rPr>
+          <w:rFonts w:ascii="Arial" w:eastAsia="Times New Roman" w:hAnsi="Arial" w:cs="Arial"/>
+          <w:b/>
+          <w:bCs/>
+          <w:kern w:val="0"/>
+          <w:sz w:val="28"/>
+          <w:szCs w:val="28"/>
+          <w:u w:val="single"/>
+          <w:lang w:eastAsia="de-DE"/>
+          <w14:ligatures w14:val="none"/>
+        </w:rPr>
+      </w:pPr>
+      <w:r>
+        <w:rPr>
+          <w:rFonts w:ascii="Arial" w:eastAsia="Times New Roman" w:hAnsi="Arial" w:cs="Arial"/>
+          <w:b/>
+          <w:bCs/>
+          <w:kern w:val="0"/>
+          <w:sz w:val="28"/>
+          <w:szCs w:val="28"/>
+          <w:u w:val="single"/>
+          <w:lang w:eastAsia="de-DE"/>
+          <w14:ligatures w14:val="none"/>
+        </w:rPr>
+        <w:t>KI-</w:t>
+      </w:r>
+      <w:r>
+        <w:rPr>
+          <w:rFonts w:ascii="Arial" w:eastAsia="Times New Roman" w:hAnsi="Arial" w:cs="Arial"/>
+          <w:b/>
+          <w:bCs/>
+          <w:kern w:val="0"/>
+          <w:sz w:val="28"/>
+          <w:szCs w:val="28"/>
+          <w:u w:val="single"/>
+          <w:lang w:eastAsia="de-DE"/>
+          <w14:ligatures w14:val="none"/>
+        </w:rPr>
+        <w:t>Lösung zur Handerkennung</w:t>
+      </w:r>
+      <w:r>
+        <w:rPr>
+          <w:rFonts w:ascii="Arial" w:eastAsia="Times New Roman" w:hAnsi="Arial" w:cs="Arial"/>
+          <w:b/>
+          <w:bCs/>
+          <w:kern w:val="0"/>
+          <w:sz w:val="28"/>
+          <w:szCs w:val="28"/>
+          <w:u w:val="single"/>
+          <w:lang w:eastAsia="de-DE"/>
+          <w14:ligatures w14:val="none"/>
+        </w:rPr>
+        <w:t xml:space="preserve">: </w:t>
+      </w:r>
+    </w:p>
+    <w:p>
+      <w:pPr>
+        <w:spacing w:after="100" w:afterAutospacing="1" w:line="240" w:lineRule="auto"/>
+        <w:rPr>
+          <w:rFonts w:ascii="Arial" w:eastAsia="Times New Roman" w:hAnsi="Arial" w:cs="Arial"/>
+          <w:b/>
+          <w:bCs/>
+          <w:kern w:val="0"/>
+          <w:sz w:val="24"/>
+          <w:szCs w:val="24"/>
+          <w:u w:val="single"/>
+          <w:lang w:eastAsia="de-DE"/>
+          <w14:ligatures w14:val="none"/>
+        </w:rPr>
+      </w:pPr>
+      <w:r>
+        <w:rPr>
+          <w:rFonts w:ascii="Arial" w:eastAsia="Times New Roman" w:hAnsi="Arial" w:cs="Arial"/>
+          <w:b/>
+          <w:bCs/>
+          <w:kern w:val="0"/>
+          <w:sz w:val="24"/>
+          <w:szCs w:val="24"/>
+          <w:u w:val="single"/>
+          <w:lang w:eastAsia="de-DE"/>
+          <w14:ligatures w14:val="none"/>
+        </w:rPr>
+        <w:t>Methode 1:</w:t>
+      </w:r>
+    </w:p>
+    <w:p>
+      <w:pPr>
+        <w:pStyle w:val="KeinLeerraum"/>
+        <w:rPr>
+          <w:lang w:eastAsia="de-DE"/>
+        </w:rPr>
+      </w:pPr>
+      <w:r>
+        <w:rPr>
+          <w:lang w:eastAsia="de-DE"/>
+        </w:rPr>
+        <w:t>XML: hand.xml</w:t>
+      </w:r>
+    </w:p>
+    <w:p>
+      <w:pPr>
+        <w:pStyle w:val="KeinLeerraum"/>
+        <w:rPr>
+          <w:lang w:eastAsia="de-DE"/>
+        </w:rPr>
+      </w:pPr>
+    </w:p>
+    <w:p>
+      <w:pPr>
+        <w:pStyle w:val="KeinLeerraum"/>
+        <w:rPr>
+          <w:lang w:eastAsia="de-DE"/>
+        </w:rPr>
+      </w:pPr>
+      <w:r>
+        <w:rPr>
+          <w:lang w:eastAsia="de-DE"/>
+        </w:rPr>
+        <w:t xml:space="preserve">        </w:t>
+      </w:r>
+      <w:proofErr w:type="spellStart"/>
+      <w:r>
+        <w:rPr>
+          <w:lang w:eastAsia="de-DE"/>
+        </w:rPr>
+        <w:t>public</w:t>
+      </w:r>
+      <w:proofErr w:type="spellEnd"/>
+      <w:r>
+        <w:rPr>
+          <w:lang w:eastAsia="de-DE"/>
+        </w:rPr>
+        <w:t xml:space="preserve"> Mat </w:t>
+      </w:r>
+      <w:proofErr w:type="spellStart"/>
+      <w:proofErr w:type="gramStart"/>
+      <w:r>
+        <w:rPr>
+          <w:lang w:eastAsia="de-DE"/>
+        </w:rPr>
+        <w:t>DetectHands</w:t>
+      </w:r>
+      <w:proofErr w:type="spellEnd"/>
+      <w:r>
+        <w:rPr>
+          <w:lang w:eastAsia="de-DE"/>
+        </w:rPr>
+        <w:t>(</w:t>
+      </w:r>
+      <w:proofErr w:type="gramEnd"/>
+      <w:r>
+        <w:rPr>
+          <w:lang w:eastAsia="de-DE"/>
+        </w:rPr>
+        <w:t xml:space="preserve">Mat </w:t>
+      </w:r>
+      <w:proofErr w:type="spellStart"/>
+      <w:r>
+        <w:rPr>
+          <w:lang w:eastAsia="de-DE"/>
+        </w:rPr>
+        <w:t>pCleanImage</w:t>
+      </w:r>
+      <w:proofErr w:type="spellEnd"/>
+      <w:r>
+        <w:rPr>
+          <w:lang w:eastAsia="de-DE"/>
+        </w:rPr>
+        <w:t xml:space="preserve">, out </w:t>
+      </w:r>
+      <w:proofErr w:type="spellStart"/>
+      <w:r>
+        <w:rPr>
+          <w:lang w:eastAsia="de-DE"/>
+        </w:rPr>
+        <w:t>bool</w:t>
+      </w:r>
+      <w:proofErr w:type="spellEnd"/>
+      <w:r>
+        <w:rPr>
+          <w:lang w:eastAsia="de-DE"/>
+        </w:rPr>
+        <w:t xml:space="preserve"> </w:t>
+      </w:r>
+      <w:proofErr w:type="spellStart"/>
+      <w:proofErr w:type="gramStart"/>
+      <w:r>
+        <w:rPr>
+          <w:lang w:eastAsia="de-DE"/>
+        </w:rPr>
+        <w:t>pHandDetected</w:t>
+      </w:r>
+      <w:proofErr w:type="spellEnd"/>
+      <w:r>
+        <w:rPr>
+          <w:lang w:eastAsia="de-DE"/>
+        </w:rPr>
+        <w:t xml:space="preserve">)   </w:t>
+      </w:r>
+      <w:proofErr w:type="gramEnd"/>
+      <w:r>
+        <w:rPr>
+          <w:lang w:eastAsia="de-DE"/>
+        </w:rPr>
+        <w:t xml:space="preserve">//Ausführende Methode, </w:t>
+      </w:r>
+      <w:proofErr w:type="spellStart"/>
+      <w:r>
+        <w:rPr>
+          <w:lang w:eastAsia="de-DE"/>
+        </w:rPr>
+        <w:t>bool</w:t>
+      </w:r>
+      <w:proofErr w:type="spellEnd"/>
+      <w:r>
+        <w:rPr>
+          <w:lang w:eastAsia="de-DE"/>
+        </w:rPr>
+        <w:t xml:space="preserve"> </w:t>
+      </w:r>
+      <w:proofErr w:type="gramStart"/>
+      <w:r>
+        <w:rPr>
+          <w:lang w:eastAsia="de-DE"/>
+        </w:rPr>
+        <w:t>Variable</w:t>
+      </w:r>
+      <w:proofErr w:type="gramEnd"/>
+      <w:r>
+        <w:rPr>
+          <w:lang w:eastAsia="de-DE"/>
+        </w:rPr>
+        <w:t xml:space="preserve"> welche zurückgibt, ob eine Hand erkannt wurde</w:t>
+      </w:r>
+    </w:p>
+    <w:p>
+      <w:pPr>
+        <w:pStyle w:val="KeinLeerraum"/>
+        <w:rPr>
+          <w:lang w:eastAsia="de-DE"/>
+        </w:rPr>
+      </w:pPr>
+      <w:r>
+        <w:rPr>
+          <w:lang w:eastAsia="de-DE"/>
+        </w:rPr>
+        <w:t xml:space="preserve">        {</w:t>
+      </w:r>
+    </w:p>
+    <w:p>
+      <w:pPr>
+        <w:pStyle w:val="KeinLeerraum"/>
+        <w:rPr>
+          <w:lang w:eastAsia="de-DE"/>
+        </w:rPr>
+      </w:pPr>
+      <w:r>
+        <w:rPr>
+          <w:lang w:eastAsia="de-DE"/>
+        </w:rPr>
+        <w:t xml:space="preserve">            Mat </w:t>
+      </w:r>
+      <w:proofErr w:type="spellStart"/>
+      <w:r>
+        <w:rPr>
+          <w:lang w:eastAsia="de-DE"/>
+        </w:rPr>
+        <w:t>resultMat</w:t>
+      </w:r>
+      <w:proofErr w:type="spellEnd"/>
+      <w:r>
+        <w:rPr>
+          <w:lang w:eastAsia="de-DE"/>
+        </w:rPr>
+        <w:t xml:space="preserve"> = </w:t>
+      </w:r>
+      <w:proofErr w:type="spellStart"/>
+      <w:r>
+        <w:rPr>
+          <w:lang w:eastAsia="de-DE"/>
+        </w:rPr>
+        <w:t>pCleanImage.Clone</w:t>
+      </w:r>
+      <w:proofErr w:type="spellEnd"/>
+      <w:r>
+        <w:rPr>
+          <w:lang w:eastAsia="de-DE"/>
+        </w:rPr>
+        <w:t>();</w:t>
+      </w:r>
+    </w:p>
+    <w:p>
+      <w:pPr>
+        <w:pStyle w:val="KeinLeerraum"/>
+        <w:rPr>
+          <w:lang w:val="en-US" w:eastAsia="de-DE"/>
+        </w:rPr>
+      </w:pPr>
+      <w:r>
+        <w:rPr>
+          <w:lang w:eastAsia="de-DE"/>
+        </w:rPr>
+        <w:t xml:space="preserve">            </w:t>
+      </w:r>
+      <w:proofErr w:type="spellStart"/>
+      <w:r>
+        <w:rPr>
+          <w:lang w:val="en-US" w:eastAsia="de-DE"/>
+        </w:rPr>
+        <w:t>pHandDetected</w:t>
+      </w:r>
+      <w:proofErr w:type="spellEnd"/>
+      <w:r>
+        <w:rPr>
+          <w:lang w:val="en-US" w:eastAsia="de-DE"/>
+        </w:rPr>
+        <w:t xml:space="preserve"> = false;</w:t>
+      </w:r>
+    </w:p>
+    <w:p>
+      <w:pPr>
+        <w:pStyle w:val="KeinLeerraum"/>
+        <w:rPr>
+          <w:lang w:val="en-US" w:eastAsia="de-DE"/>
+        </w:rPr>
+      </w:pPr>
+    </w:p>
+    <w:p>
+      <w:pPr>
+        <w:pStyle w:val="KeinLeerraum"/>
+        <w:rPr>
+          <w:lang w:val="en-US" w:eastAsia="de-DE"/>
+        </w:rPr>
+      </w:pPr>
+      <w:r>
+        <w:rPr>
+          <w:lang w:val="en-US" w:eastAsia="de-DE"/>
+        </w:rPr>
+        <w:t xml:space="preserve">            if (</w:t>
+      </w:r>
+      <w:proofErr w:type="spellStart"/>
+      <w:proofErr w:type="gramStart"/>
+      <w:r>
+        <w:rPr>
+          <w:lang w:val="en-US" w:eastAsia="de-DE"/>
+        </w:rPr>
+        <w:t>this.aHandCascade</w:t>
+      </w:r>
+      <w:proofErr w:type="spellEnd"/>
+      <w:proofErr w:type="gramEnd"/>
+      <w:r>
+        <w:rPr>
+          <w:lang w:val="en-US" w:eastAsia="de-DE"/>
+        </w:rPr>
+        <w:t xml:space="preserve"> == </w:t>
+      </w:r>
+      <w:proofErr w:type="gramStart"/>
+      <w:r>
+        <w:rPr>
+          <w:lang w:val="en-US" w:eastAsia="de-DE"/>
+        </w:rPr>
+        <w:t xml:space="preserve">null)   </w:t>
+      </w:r>
+      <w:proofErr w:type="gramEnd"/>
+      <w:r>
+        <w:rPr>
+          <w:lang w:val="en-US" w:eastAsia="de-DE"/>
+        </w:rPr>
+        <w:t xml:space="preserve">// </w:t>
+      </w:r>
+      <w:proofErr w:type="spellStart"/>
+      <w:r>
+        <w:rPr>
+          <w:lang w:val="en-US" w:eastAsia="de-DE"/>
+        </w:rPr>
+        <w:t>Wurde</w:t>
+      </w:r>
+      <w:proofErr w:type="spellEnd"/>
+      <w:r>
+        <w:rPr>
+          <w:lang w:val="en-US" w:eastAsia="de-DE"/>
+        </w:rPr>
+        <w:t xml:space="preserve"> die XML </w:t>
+      </w:r>
+      <w:proofErr w:type="spellStart"/>
+      <w:r>
+        <w:rPr>
+          <w:lang w:val="en-US" w:eastAsia="de-DE"/>
+        </w:rPr>
+        <w:t>geladen</w:t>
+      </w:r>
+      <w:proofErr w:type="spellEnd"/>
+      <w:r>
+        <w:rPr>
+          <w:lang w:val="en-US" w:eastAsia="de-DE"/>
+        </w:rPr>
+        <w:t>?</w:t>
+      </w:r>
+    </w:p>
+    <w:p>
+      <w:pPr>
+        <w:pStyle w:val="KeinLeerraum"/>
+        <w:rPr>
+          <w:lang w:val="en-US" w:eastAsia="de-DE"/>
+        </w:rPr>
+      </w:pPr>
+      <w:r>
+        <w:rPr>
+          <w:lang w:val="en-US" w:eastAsia="de-DE"/>
+        </w:rPr>
+        <w:t xml:space="preserve">            {</w:t>
+      </w:r>
+    </w:p>
+    <w:p>
+      <w:pPr>
+        <w:pStyle w:val="KeinLeerraum"/>
+        <w:rPr>
+          <w:lang w:val="en-US" w:eastAsia="de-DE"/>
+        </w:rPr>
+      </w:pPr>
+      <w:r>
+        <w:rPr>
+          <w:lang w:val="en-US" w:eastAsia="de-DE"/>
+        </w:rPr>
+        <w:t xml:space="preserve">                return </w:t>
+      </w:r>
+      <w:proofErr w:type="spellStart"/>
+      <w:r>
+        <w:rPr>
+          <w:lang w:val="en-US" w:eastAsia="de-DE"/>
+        </w:rPr>
+        <w:t>resultMat</w:t>
+      </w:r>
+      <w:proofErr w:type="spellEnd"/>
+      <w:r>
+        <w:rPr>
+          <w:lang w:val="en-US" w:eastAsia="de-DE"/>
+        </w:rPr>
+        <w:t>;</w:t>
+      </w:r>
+    </w:p>
+    <w:p>
+      <w:pPr>
+        <w:pStyle w:val="KeinLeerraum"/>
+        <w:rPr>
+          <w:lang w:eastAsia="de-DE"/>
+        </w:rPr>
+      </w:pPr>
+      <w:r>
+        <w:rPr>
+          <w:lang w:val="en-US" w:eastAsia="de-DE"/>
+        </w:rPr>
+        <w:t xml:space="preserve">            </w:t>
+      </w:r>
+      <w:r>
+        <w:rPr>
+          <w:lang w:eastAsia="de-DE"/>
+        </w:rPr>
+        <w:t>}</w:t>
+      </w:r>
+    </w:p>
+    <w:p>
+      <w:pPr>
+        <w:pStyle w:val="KeinLeerraum"/>
+        <w:rPr>
+          <w:lang w:eastAsia="de-DE"/>
+        </w:rPr>
+      </w:pPr>
+    </w:p>
+    <w:p>
+      <w:pPr>
+        <w:pStyle w:val="KeinLeerraum"/>
+        <w:rPr>
+          <w:lang w:eastAsia="de-DE"/>
+        </w:rPr>
+      </w:pPr>
+      <w:r>
+        <w:rPr>
+          <w:lang w:eastAsia="de-DE"/>
+        </w:rPr>
+        <w:t xml:space="preserve">            Mat </w:t>
+      </w:r>
+      <w:proofErr w:type="spellStart"/>
+      <w:r>
+        <w:rPr>
+          <w:lang w:eastAsia="de-DE"/>
+        </w:rPr>
+        <w:t>grayFilter</w:t>
+      </w:r>
+      <w:proofErr w:type="spellEnd"/>
+      <w:r>
+        <w:rPr>
+          <w:lang w:eastAsia="de-DE"/>
+        </w:rPr>
+        <w:t xml:space="preserve"> = </w:t>
+      </w:r>
+      <w:proofErr w:type="spellStart"/>
+      <w:r>
+        <w:rPr>
+          <w:lang w:eastAsia="de-DE"/>
+        </w:rPr>
+        <w:t>new</w:t>
+      </w:r>
+      <w:proofErr w:type="spellEnd"/>
+      <w:r>
+        <w:rPr>
+          <w:lang w:eastAsia="de-DE"/>
+        </w:rPr>
+        <w:t xml:space="preserve"> </w:t>
+      </w:r>
+      <w:proofErr w:type="gramStart"/>
+      <w:r>
+        <w:rPr>
+          <w:lang w:eastAsia="de-DE"/>
+        </w:rPr>
+        <w:t>Mat(</w:t>
+      </w:r>
+      <w:proofErr w:type="gramEnd"/>
+      <w:r>
+        <w:rPr>
+          <w:lang w:eastAsia="de-DE"/>
+        </w:rPr>
+        <w:t>);</w:t>
+      </w:r>
+    </w:p>
+    <w:p>
+      <w:pPr>
+        <w:pStyle w:val="KeinLeerraum"/>
+        <w:rPr>
+          <w:lang w:eastAsia="de-DE"/>
+        </w:rPr>
+      </w:pPr>
+    </w:p>
+    <w:p>
+      <w:pPr>
+        <w:pStyle w:val="KeinLeerraum"/>
+        <w:rPr>
+          <w:lang w:eastAsia="de-DE"/>
+        </w:rPr>
+      </w:pPr>
+      <w:r>
+        <w:rPr>
+          <w:lang w:eastAsia="de-DE"/>
+        </w:rPr>
+        <w:t xml:space="preserve">            // Haar-Kaskaden arbeiten ausschließlich auf Graustufenbildern</w:t>
+      </w:r>
+    </w:p>
+    <w:p>
+      <w:pPr>
+        <w:pStyle w:val="KeinLeerraum"/>
+        <w:rPr>
+          <w:lang w:val="en-US" w:eastAsia="de-DE"/>
+        </w:rPr>
+      </w:pPr>
+      <w:r>
+        <w:rPr>
+          <w:lang w:eastAsia="de-DE"/>
+        </w:rPr>
+        <w:t xml:space="preserve">            </w:t>
+      </w:r>
+      <w:proofErr w:type="spellStart"/>
+      <w:r>
+        <w:rPr>
+          <w:lang w:val="en-US" w:eastAsia="de-DE"/>
+        </w:rPr>
+        <w:t>CvInvoke.CvtColor</w:t>
+      </w:r>
+      <w:proofErr w:type="spellEnd"/>
+      <w:r>
+        <w:rPr>
+          <w:lang w:val="en-US" w:eastAsia="de-DE"/>
+        </w:rPr>
+        <w:t>(</w:t>
+      </w:r>
+      <w:proofErr w:type="spellStart"/>
+      <w:r>
+        <w:rPr>
+          <w:lang w:val="en-US" w:eastAsia="de-DE"/>
+        </w:rPr>
+        <w:t>pCleanImage</w:t>
+      </w:r>
+      <w:proofErr w:type="spellEnd"/>
+      <w:r>
+        <w:rPr>
+          <w:lang w:val="en-US" w:eastAsia="de-DE"/>
+        </w:rPr>
+        <w:t xml:space="preserve">, </w:t>
+      </w:r>
+      <w:proofErr w:type="spellStart"/>
+      <w:r>
+        <w:rPr>
+          <w:lang w:val="en-US" w:eastAsia="de-DE"/>
+        </w:rPr>
+        <w:t>grayFilter</w:t>
+      </w:r>
+      <w:proofErr w:type="spellEnd"/>
+      <w:r>
+        <w:rPr>
+          <w:lang w:val="en-US" w:eastAsia="de-DE"/>
+        </w:rPr>
+        <w:t>, ColorConversion.Bgr2Gray);</w:t>
+      </w:r>
+    </w:p>
+    <w:p>
+      <w:pPr>
+        <w:pStyle w:val="KeinLeerraum"/>
+        <w:rPr>
+          <w:lang w:val="en-US" w:eastAsia="de-DE"/>
+        </w:rPr>
+      </w:pPr>
+    </w:p>
+    <w:p>
+      <w:pPr>
+        <w:pStyle w:val="KeinLeerraum"/>
+        <w:rPr>
+          <w:lang w:eastAsia="de-DE"/>
+        </w:rPr>
+      </w:pPr>
+      <w:r>
+        <w:rPr>
+          <w:lang w:val="en-US" w:eastAsia="de-DE"/>
+        </w:rPr>
+        <w:t xml:space="preserve">            </w:t>
+      </w:r>
+      <w:r>
+        <w:rPr>
+          <w:lang w:eastAsia="de-DE"/>
+        </w:rPr>
+        <w:t>// WICHTIG: Histogramm-Ausgleich verbessert die Erkennung bei schlechtem Licht enorm</w:t>
+      </w:r>
+    </w:p>
+    <w:p>
+      <w:pPr>
+        <w:pStyle w:val="KeinLeerraum"/>
+        <w:rPr>
+          <w:lang w:eastAsia="de-DE"/>
+        </w:rPr>
+      </w:pPr>
+      <w:r>
+        <w:rPr>
+          <w:lang w:eastAsia="de-DE"/>
+        </w:rPr>
+        <w:t xml:space="preserve">            </w:t>
+      </w:r>
+      <w:proofErr w:type="spellStart"/>
+      <w:r>
+        <w:rPr>
+          <w:lang w:eastAsia="de-DE"/>
+        </w:rPr>
+        <w:t>CvInvoke.EqualizeHist</w:t>
+      </w:r>
+      <w:proofErr w:type="spellEnd"/>
+      <w:r>
+        <w:rPr>
+          <w:lang w:eastAsia="de-DE"/>
+        </w:rPr>
+        <w:t>(</w:t>
+      </w:r>
+      <w:proofErr w:type="spellStart"/>
+      <w:r>
+        <w:rPr>
+          <w:lang w:eastAsia="de-DE"/>
+        </w:rPr>
+        <w:t>grayFilter</w:t>
+      </w:r>
+      <w:proofErr w:type="spellEnd"/>
+      <w:r>
+        <w:rPr>
+          <w:lang w:eastAsia="de-DE"/>
+        </w:rPr>
+        <w:t xml:space="preserve">, </w:t>
+      </w:r>
+      <w:proofErr w:type="spellStart"/>
+      <w:r>
+        <w:rPr>
+          <w:lang w:eastAsia="de-DE"/>
+        </w:rPr>
+        <w:t>grayFilter</w:t>
+      </w:r>
+      <w:proofErr w:type="spellEnd"/>
+      <w:r>
+        <w:rPr>
+          <w:lang w:eastAsia="de-DE"/>
+        </w:rPr>
+        <w:t>);</w:t>
+      </w:r>
+    </w:p>
+    <w:p>
+      <w:pPr>
+        <w:pStyle w:val="KeinLeerraum"/>
+        <w:rPr>
+          <w:lang w:eastAsia="de-DE"/>
+        </w:rPr>
+      </w:pPr>
+    </w:p>
+    <w:p>
+      <w:pPr>
+        <w:pStyle w:val="KeinLeerraum"/>
+        <w:rPr>
+          <w:lang w:eastAsia="de-DE"/>
+        </w:rPr>
+      </w:pPr>
+      <w:r>
+        <w:rPr>
+          <w:lang w:eastAsia="de-DE"/>
+        </w:rPr>
+        <w:t xml:space="preserve">            // Wir holen uns die echte Breite und Höhe deines aktuellen Kamerabildes</w:t>
+      </w:r>
+    </w:p>
+    <w:p>
+      <w:pPr>
+        <w:pStyle w:val="KeinLeerraum"/>
+        <w:rPr>
+          <w:lang w:val="en-US" w:eastAsia="de-DE"/>
+        </w:rPr>
+      </w:pPr>
+      <w:r>
+        <w:rPr>
+          <w:lang w:eastAsia="de-DE"/>
+        </w:rPr>
+        <w:lastRenderedPageBreak/>
+        <w:t xml:space="preserve">            </w:t>
+      </w:r>
+      <w:r>
+        <w:rPr>
+          <w:lang w:val="en-US" w:eastAsia="de-DE"/>
+        </w:rPr>
+        <w:t xml:space="preserve">int </w:t>
+      </w:r>
+      <w:proofErr w:type="spellStart"/>
+      <w:r>
+        <w:rPr>
+          <w:lang w:val="en-US" w:eastAsia="de-DE"/>
+        </w:rPr>
+        <w:t>imgWidth</w:t>
+      </w:r>
+      <w:proofErr w:type="spellEnd"/>
+      <w:r>
+        <w:rPr>
+          <w:lang w:val="en-US" w:eastAsia="de-DE"/>
+        </w:rPr>
+        <w:t xml:space="preserve"> = </w:t>
+      </w:r>
+      <w:proofErr w:type="spellStart"/>
+      <w:r>
+        <w:rPr>
+          <w:lang w:val="en-US" w:eastAsia="de-DE"/>
+        </w:rPr>
+        <w:t>grayFilter.Width</w:t>
+      </w:r>
+      <w:proofErr w:type="spellEnd"/>
+      <w:r>
+        <w:rPr>
+          <w:lang w:val="en-US" w:eastAsia="de-DE"/>
+        </w:rPr>
+        <w:t>;</w:t>
+      </w:r>
+    </w:p>
+    <w:p>
+      <w:pPr>
+        <w:pStyle w:val="KeinLeerraum"/>
+        <w:rPr>
+          <w:lang w:val="en-US" w:eastAsia="de-DE"/>
+        </w:rPr>
+      </w:pPr>
+      <w:r>
+        <w:rPr>
+          <w:lang w:val="en-US" w:eastAsia="de-DE"/>
+        </w:rPr>
+        <w:t xml:space="preserve">            int </w:t>
+      </w:r>
+      <w:proofErr w:type="spellStart"/>
+      <w:r>
+        <w:rPr>
+          <w:lang w:val="en-US" w:eastAsia="de-DE"/>
+        </w:rPr>
+        <w:t>imgHeight</w:t>
+      </w:r>
+      <w:proofErr w:type="spellEnd"/>
+      <w:r>
+        <w:rPr>
+          <w:lang w:val="en-US" w:eastAsia="de-DE"/>
+        </w:rPr>
+        <w:t xml:space="preserve"> = </w:t>
+      </w:r>
+      <w:proofErr w:type="spellStart"/>
+      <w:r>
+        <w:rPr>
+          <w:lang w:val="en-US" w:eastAsia="de-DE"/>
+        </w:rPr>
+        <w:t>grayFilter.Height</w:t>
+      </w:r>
+      <w:proofErr w:type="spellEnd"/>
+      <w:r>
+        <w:rPr>
+          <w:lang w:val="en-US" w:eastAsia="de-DE"/>
+        </w:rPr>
+        <w:t>;</w:t>
+      </w:r>
+    </w:p>
+    <w:p>
+      <w:pPr>
+        <w:pStyle w:val="KeinLeerraum"/>
+        <w:rPr>
+          <w:lang w:eastAsia="de-DE"/>
+        </w:rPr>
+      </w:pPr>
+      <w:r>
+        <w:rPr>
+          <w:lang w:val="en-US" w:eastAsia="de-DE"/>
+        </w:rPr>
+        <w:t xml:space="preserve">            </w:t>
+      </w:r>
+      <w:r>
+        <w:rPr>
+          <w:lang w:eastAsia="de-DE"/>
+        </w:rPr>
+        <w:t>// Die KI sucht nach Händen</w:t>
+      </w:r>
+    </w:p>
+    <w:p>
+      <w:pPr>
+        <w:pStyle w:val="KeinLeerraum"/>
+        <w:rPr>
+          <w:lang w:eastAsia="de-DE"/>
+        </w:rPr>
+      </w:pPr>
+      <w:r>
+        <w:rPr>
+          <w:lang w:eastAsia="de-DE"/>
+        </w:rPr>
+        <w:t xml:space="preserve">            // </w:t>
+      </w:r>
+      <w:proofErr w:type="spellStart"/>
+      <w:r>
+        <w:rPr>
+          <w:lang w:eastAsia="de-DE"/>
+        </w:rPr>
+        <w:t>scaleFactor</w:t>
+      </w:r>
+      <w:proofErr w:type="spellEnd"/>
+      <w:r>
+        <w:rPr>
+          <w:lang w:eastAsia="de-DE"/>
+        </w:rPr>
+        <w:t xml:space="preserve"> (1.1): Wie stark das Bild pro Suchlauf verkleinert wird.</w:t>
+      </w:r>
+    </w:p>
+    <w:p>
+      <w:pPr>
+        <w:pStyle w:val="KeinLeerraum"/>
+        <w:rPr>
+          <w:lang w:eastAsia="de-DE"/>
+        </w:rPr>
+      </w:pPr>
+      <w:r>
+        <w:rPr>
+          <w:lang w:eastAsia="de-DE"/>
+        </w:rPr>
+        <w:t xml:space="preserve">            // </w:t>
+      </w:r>
+      <w:proofErr w:type="spellStart"/>
+      <w:r>
+        <w:rPr>
+          <w:lang w:eastAsia="de-DE"/>
+        </w:rPr>
+        <w:t>minNeighbors</w:t>
+      </w:r>
+      <w:proofErr w:type="spellEnd"/>
+      <w:r>
+        <w:rPr>
+          <w:lang w:eastAsia="de-DE"/>
+        </w:rPr>
+        <w:t xml:space="preserve"> (4): Wie viele "Treffer" übereinander liegen müssen, um als gültig zu gelten.</w:t>
+      </w:r>
+    </w:p>
+    <w:p>
+      <w:pPr>
+        <w:pStyle w:val="KeinLeerraum"/>
+        <w:rPr>
+          <w:lang w:val="en-US" w:eastAsia="de-DE"/>
+        </w:rPr>
+      </w:pPr>
+      <w:r>
+        <w:rPr>
+          <w:lang w:eastAsia="de-DE"/>
+        </w:rPr>
+        <w:t xml:space="preserve">            </w:t>
+      </w:r>
+      <w:proofErr w:type="gramStart"/>
+      <w:r>
+        <w:rPr>
+          <w:lang w:val="en-US" w:eastAsia="de-DE"/>
+        </w:rPr>
+        <w:t>Rectangle[</w:t>
+      </w:r>
+      <w:proofErr w:type="gramEnd"/>
+      <w:r>
+        <w:rPr>
+          <w:lang w:val="en-US" w:eastAsia="de-DE"/>
+        </w:rPr>
+        <w:t xml:space="preserve">] </w:t>
+      </w:r>
+      <w:proofErr w:type="spellStart"/>
+      <w:r>
+        <w:rPr>
+          <w:lang w:val="en-US" w:eastAsia="de-DE"/>
+        </w:rPr>
+        <w:t>detectedHands</w:t>
+      </w:r>
+      <w:proofErr w:type="spellEnd"/>
+      <w:r>
+        <w:rPr>
+          <w:lang w:val="en-US" w:eastAsia="de-DE"/>
+        </w:rPr>
+        <w:t xml:space="preserve"> = </w:t>
+      </w:r>
+      <w:proofErr w:type="spellStart"/>
+      <w:proofErr w:type="gramStart"/>
+      <w:r>
+        <w:rPr>
+          <w:lang w:val="en-US" w:eastAsia="de-DE"/>
+        </w:rPr>
+        <w:t>this.aHandCascade.DetectMultiScale</w:t>
+      </w:r>
+      <w:proofErr w:type="spellEnd"/>
+      <w:proofErr w:type="gramEnd"/>
+      <w:r>
+        <w:rPr>
+          <w:lang w:val="en-US" w:eastAsia="de-DE"/>
+        </w:rPr>
+        <w:t>(</w:t>
+      </w:r>
+    </w:p>
+    <w:p>
+      <w:pPr>
+        <w:pStyle w:val="KeinLeerraum"/>
+        <w:rPr>
+          <w:lang w:eastAsia="de-DE"/>
+        </w:rPr>
+      </w:pPr>
+      <w:r>
+        <w:rPr>
+          <w:lang w:val="en-US" w:eastAsia="de-DE"/>
+        </w:rPr>
+        <w:t xml:space="preserve">            </w:t>
+      </w:r>
+      <w:proofErr w:type="spellStart"/>
+      <w:r>
+        <w:rPr>
+          <w:lang w:eastAsia="de-DE"/>
+        </w:rPr>
+        <w:t>grayFilter</w:t>
+      </w:r>
+      <w:proofErr w:type="spellEnd"/>
+      <w:r>
+        <w:rPr>
+          <w:lang w:eastAsia="de-DE"/>
+        </w:rPr>
+        <w:t>,</w:t>
+      </w:r>
+    </w:p>
+    <w:p>
+      <w:pPr>
+        <w:pStyle w:val="KeinLeerraum"/>
+        <w:rPr>
+          <w:lang w:eastAsia="de-DE"/>
+        </w:rPr>
+      </w:pPr>
+      <w:r>
+        <w:rPr>
+          <w:lang w:eastAsia="de-DE"/>
+        </w:rPr>
+        <w:t xml:space="preserve">            1.05,                  // </w:t>
+      </w:r>
+      <w:proofErr w:type="spellStart"/>
+      <w:r>
+        <w:rPr>
+          <w:lang w:eastAsia="de-DE"/>
+        </w:rPr>
+        <w:t>scaleFactor</w:t>
+      </w:r>
+      <w:proofErr w:type="spellEnd"/>
+      <w:r>
+        <w:rPr>
+          <w:lang w:eastAsia="de-DE"/>
+        </w:rPr>
+        <w:t>: Sehr gründliche Suche (5% Schritte)</w:t>
+      </w:r>
+    </w:p>
+    <w:p>
+      <w:pPr>
+        <w:pStyle w:val="KeinLeerraum"/>
+        <w:rPr>
+          <w:lang w:eastAsia="de-DE"/>
+        </w:rPr>
+      </w:pPr>
+      <w:r>
+        <w:rPr>
+          <w:lang w:eastAsia="de-DE"/>
+        </w:rPr>
+        <w:t xml:space="preserve">            </w:t>
+      </w:r>
+      <w:proofErr w:type="gramStart"/>
+      <w:r>
+        <w:rPr>
+          <w:lang w:eastAsia="de-DE"/>
+        </w:rPr>
+        <w:t xml:space="preserve">1,   </w:t>
+      </w:r>
+      <w:proofErr w:type="gramEnd"/>
+      <w:r>
+        <w:rPr>
+          <w:lang w:eastAsia="de-DE"/>
+        </w:rPr>
+        <w:t xml:space="preserve">                  // </w:t>
+      </w:r>
+      <w:proofErr w:type="spellStart"/>
+      <w:r>
+        <w:rPr>
+          <w:lang w:eastAsia="de-DE"/>
+        </w:rPr>
+        <w:t>minNeighbors</w:t>
+      </w:r>
+      <w:proofErr w:type="spellEnd"/>
+      <w:r>
+        <w:rPr>
+          <w:lang w:eastAsia="de-DE"/>
+        </w:rPr>
+        <w:t>: Extrem tolerant (1 Treffer reicht)</w:t>
+      </w:r>
+    </w:p>
+    <w:p>
+      <w:pPr>
+        <w:pStyle w:val="KeinLeerraum"/>
+        <w:rPr>
+          <w:lang w:eastAsia="de-DE"/>
+        </w:rPr>
+      </w:pPr>
+      <w:r>
+        <w:rPr>
+          <w:lang w:eastAsia="de-DE"/>
+        </w:rPr>
+        <w:t xml:space="preserve">            </w:t>
+      </w:r>
+      <w:proofErr w:type="spellStart"/>
+      <w:r>
+        <w:rPr>
+          <w:lang w:eastAsia="de-DE"/>
+        </w:rPr>
+        <w:t>new</w:t>
+      </w:r>
+      <w:proofErr w:type="spellEnd"/>
+      <w:r>
+        <w:rPr>
+          <w:lang w:eastAsia="de-DE"/>
+        </w:rPr>
+        <w:t xml:space="preserve"> </w:t>
+      </w:r>
+      <w:proofErr w:type="gramStart"/>
+      <w:r>
+        <w:rPr>
+          <w:lang w:eastAsia="de-DE"/>
+        </w:rPr>
+        <w:t>Size(</w:t>
+      </w:r>
+      <w:proofErr w:type="gramEnd"/>
+      <w:r>
+        <w:rPr>
+          <w:lang w:eastAsia="de-DE"/>
+        </w:rPr>
+        <w:t>50, 50</w:t>
+      </w:r>
+      <w:proofErr w:type="gramStart"/>
+      <w:r>
+        <w:rPr>
+          <w:lang w:eastAsia="de-DE"/>
+        </w:rPr>
+        <w:t xml:space="preserve">),   </w:t>
+      </w:r>
+      <w:proofErr w:type="gramEnd"/>
+      <w:r>
+        <w:rPr>
+          <w:lang w:eastAsia="de-DE"/>
+        </w:rPr>
+        <w:t xml:space="preserve">   // </w:t>
+      </w:r>
+      <w:proofErr w:type="spellStart"/>
+      <w:r>
+        <w:rPr>
+          <w:lang w:eastAsia="de-DE"/>
+        </w:rPr>
+        <w:t>minSize</w:t>
+      </w:r>
+      <w:proofErr w:type="spellEnd"/>
+      <w:r>
+        <w:rPr>
+          <w:lang w:eastAsia="de-DE"/>
+        </w:rPr>
+        <w:t>: Hand muss mindestens 50x50 Pixel groß sein</w:t>
+      </w:r>
+    </w:p>
+    <w:p>
+      <w:pPr>
+        <w:pStyle w:val="KeinLeerraum"/>
+        <w:rPr>
+          <w:lang w:eastAsia="de-DE"/>
+        </w:rPr>
+      </w:pPr>
+      <w:r>
+        <w:rPr>
+          <w:lang w:eastAsia="de-DE"/>
+        </w:rPr>
+        <w:t xml:space="preserve">            </w:t>
+      </w:r>
+      <w:proofErr w:type="spellStart"/>
+      <w:r>
+        <w:rPr>
+          <w:lang w:eastAsia="de-DE"/>
+        </w:rPr>
+        <w:t>new</w:t>
+      </w:r>
+      <w:proofErr w:type="spellEnd"/>
+      <w:r>
+        <w:rPr>
+          <w:lang w:eastAsia="de-DE"/>
+        </w:rPr>
+        <w:t xml:space="preserve"> </w:t>
+      </w:r>
+      <w:proofErr w:type="gramStart"/>
+      <w:r>
+        <w:rPr>
+          <w:lang w:eastAsia="de-DE"/>
+        </w:rPr>
+        <w:t>Size(</w:t>
+      </w:r>
+      <w:proofErr w:type="spellStart"/>
+      <w:proofErr w:type="gramEnd"/>
+      <w:r>
+        <w:rPr>
+          <w:lang w:eastAsia="de-DE"/>
+        </w:rPr>
+        <w:t>imgWidth</w:t>
+      </w:r>
+      <w:proofErr w:type="spellEnd"/>
+      <w:r>
+        <w:rPr>
+          <w:lang w:eastAsia="de-DE"/>
+        </w:rPr>
+        <w:t xml:space="preserve">, </w:t>
+      </w:r>
+      <w:proofErr w:type="spellStart"/>
+      <w:r>
+        <w:rPr>
+          <w:lang w:eastAsia="de-DE"/>
+        </w:rPr>
+        <w:t>imgHeight</w:t>
+      </w:r>
+      <w:proofErr w:type="spellEnd"/>
+      <w:r>
+        <w:rPr>
+          <w:lang w:eastAsia="de-DE"/>
+        </w:rPr>
+        <w:t xml:space="preserve">) // </w:t>
+      </w:r>
+      <w:proofErr w:type="spellStart"/>
+      <w:r>
+        <w:rPr>
+          <w:lang w:eastAsia="de-DE"/>
+        </w:rPr>
+        <w:t>maxSize</w:t>
+      </w:r>
+      <w:proofErr w:type="spellEnd"/>
+      <w:r>
+        <w:rPr>
+          <w:lang w:eastAsia="de-DE"/>
+        </w:rPr>
+        <w:t>: Hand darf das GANZE Bild ausfüllen</w:t>
+      </w:r>
+    </w:p>
+    <w:p>
+      <w:pPr>
+        <w:pStyle w:val="KeinLeerraum"/>
+        <w:rPr>
+          <w:lang w:eastAsia="de-DE"/>
+        </w:rPr>
+      </w:pPr>
+      <w:r>
+        <w:rPr>
+          <w:lang w:eastAsia="de-DE"/>
+        </w:rPr>
+        <w:t xml:space="preserve">            );</w:t>
+      </w:r>
+    </w:p>
+    <w:p>
+      <w:pPr>
+        <w:pStyle w:val="KeinLeerraum"/>
+        <w:rPr>
+          <w:lang w:eastAsia="de-DE"/>
+        </w:rPr>
+      </w:pPr>
+    </w:p>
+    <w:p>
+      <w:pPr>
+        <w:pStyle w:val="KeinLeerraum"/>
+        <w:rPr>
+          <w:lang w:eastAsia="de-DE"/>
+        </w:rPr>
+      </w:pPr>
+      <w:r>
+        <w:rPr>
+          <w:lang w:eastAsia="de-DE"/>
+        </w:rPr>
+        <w:t xml:space="preserve">            </w:t>
+      </w:r>
+      <w:proofErr w:type="spellStart"/>
+      <w:r>
+        <w:rPr>
+          <w:lang w:eastAsia="de-DE"/>
+        </w:rPr>
+        <w:t>if</w:t>
+      </w:r>
+      <w:proofErr w:type="spellEnd"/>
+      <w:r>
+        <w:rPr>
+          <w:lang w:eastAsia="de-DE"/>
+        </w:rPr>
+        <w:t xml:space="preserve"> (</w:t>
+      </w:r>
+      <w:proofErr w:type="spellStart"/>
+      <w:r>
+        <w:rPr>
+          <w:lang w:eastAsia="de-DE"/>
+        </w:rPr>
+        <w:t>detectedHands.Length</w:t>
+      </w:r>
+      <w:proofErr w:type="spellEnd"/>
+      <w:r>
+        <w:rPr>
+          <w:lang w:eastAsia="de-DE"/>
+        </w:rPr>
+        <w:t xml:space="preserve"> &gt; 0)</w:t>
+      </w:r>
+    </w:p>
+    <w:p>
+      <w:pPr>
+        <w:pStyle w:val="KeinLeerraum"/>
+        <w:rPr>
+          <w:lang w:eastAsia="de-DE"/>
+        </w:rPr>
+      </w:pPr>
+      <w:r>
+        <w:rPr>
+          <w:lang w:eastAsia="de-DE"/>
+        </w:rPr>
+        <w:t xml:space="preserve">            {</w:t>
+      </w:r>
+    </w:p>
+    <w:p>
+      <w:pPr>
+        <w:pStyle w:val="KeinLeerraum"/>
+        <w:rPr>
+          <w:lang w:eastAsia="de-DE"/>
+        </w:rPr>
+      </w:pPr>
+      <w:r>
+        <w:rPr>
+          <w:lang w:eastAsia="de-DE"/>
+        </w:rPr>
+        <w:t xml:space="preserve">                </w:t>
+      </w:r>
+      <w:proofErr w:type="spellStart"/>
+      <w:r>
+        <w:rPr>
+          <w:lang w:eastAsia="de-DE"/>
+        </w:rPr>
+        <w:t>pHandDetected</w:t>
+      </w:r>
+      <w:proofErr w:type="spellEnd"/>
+      <w:r>
+        <w:rPr>
+          <w:lang w:eastAsia="de-DE"/>
+        </w:rPr>
+        <w:t xml:space="preserve"> = </w:t>
+      </w:r>
+      <w:proofErr w:type="spellStart"/>
+      <w:r>
+        <w:rPr>
+          <w:lang w:eastAsia="de-DE"/>
+        </w:rPr>
+        <w:t>true</w:t>
+      </w:r>
+      <w:proofErr w:type="spellEnd"/>
+      <w:r>
+        <w:rPr>
+          <w:lang w:eastAsia="de-DE"/>
+        </w:rPr>
+        <w:t>;</w:t>
+      </w:r>
+    </w:p>
+    <w:p>
+      <w:pPr>
+        <w:pStyle w:val="KeinLeerraum"/>
+        <w:rPr>
+          <w:lang w:eastAsia="de-DE"/>
+        </w:rPr>
+      </w:pPr>
+      <w:r>
+        <w:rPr>
+          <w:lang w:eastAsia="de-DE"/>
+        </w:rPr>
+        <w:t xml:space="preserve">                </w:t>
+      </w:r>
+      <w:proofErr w:type="spellStart"/>
+      <w:r>
+        <w:rPr>
+          <w:lang w:eastAsia="de-DE"/>
+        </w:rPr>
+        <w:t>Console.WriteLine</w:t>
+      </w:r>
+      <w:proofErr w:type="spellEnd"/>
+      <w:r>
+        <w:rPr>
+          <w:lang w:eastAsia="de-DE"/>
+        </w:rPr>
+        <w:t>("Hand erfolgreich erkannt.");</w:t>
+      </w:r>
+    </w:p>
+    <w:p>
+      <w:pPr>
+        <w:pStyle w:val="KeinLeerraum"/>
+        <w:rPr>
+          <w:lang w:eastAsia="de-DE"/>
+        </w:rPr>
+      </w:pPr>
+      <w:r>
+        <w:rPr>
+          <w:lang w:eastAsia="de-DE"/>
+        </w:rPr>
+        <w:t xml:space="preserve">            }</w:t>
+      </w:r>
+    </w:p>
+    <w:p>
+      <w:pPr>
+        <w:pStyle w:val="KeinLeerraum"/>
+        <w:rPr>
+          <w:lang w:eastAsia="de-DE"/>
+        </w:rPr>
+      </w:pPr>
+      <w:r>
+        <w:rPr>
+          <w:lang w:eastAsia="de-DE"/>
+        </w:rPr>
+        <w:t xml:space="preserve">            </w:t>
+      </w:r>
+      <w:proofErr w:type="spellStart"/>
+      <w:r>
+        <w:rPr>
+          <w:lang w:eastAsia="de-DE"/>
+        </w:rPr>
+        <w:t>else</w:t>
+      </w:r>
+      <w:proofErr w:type="spellEnd"/>
+      <w:r>
+        <w:rPr>
+          <w:lang w:eastAsia="de-DE"/>
+        </w:rPr>
+        <w:t xml:space="preserve"> </w:t>
+      </w:r>
+      <w:proofErr w:type="spellStart"/>
+      <w:r>
+        <w:rPr>
+          <w:lang w:eastAsia="de-DE"/>
+        </w:rPr>
+        <w:t>Console.WriteLine</w:t>
+      </w:r>
+      <w:proofErr w:type="spellEnd"/>
+      <w:r>
+        <w:rPr>
+          <w:lang w:eastAsia="de-DE"/>
+        </w:rPr>
+        <w:t>("Keine Hand erkannt.");</w:t>
+      </w:r>
+    </w:p>
+    <w:p>
+      <w:pPr>
+        <w:pStyle w:val="KeinLeerraum"/>
+        <w:rPr>
+          <w:lang w:eastAsia="de-DE"/>
+        </w:rPr>
+      </w:pPr>
+      <w:r>
+        <w:rPr>
+          <w:lang w:eastAsia="de-DE"/>
+        </w:rPr>
+        <w:t xml:space="preserve">            // Gefundene Hände in das Bild einzeichnen (Orange Box)</w:t>
+      </w:r>
+    </w:p>
+    <w:p>
+      <w:pPr>
+        <w:pStyle w:val="KeinLeerraum"/>
+        <w:rPr>
+          <w:lang w:val="en-US" w:eastAsia="de-DE"/>
+        </w:rPr>
+      </w:pPr>
+      <w:r>
+        <w:rPr>
+          <w:lang w:eastAsia="de-DE"/>
+        </w:rPr>
+        <w:t xml:space="preserve">            </w:t>
+      </w:r>
+      <w:r>
+        <w:rPr>
+          <w:lang w:val="en-US" w:eastAsia="de-DE"/>
+        </w:rPr>
+        <w:t xml:space="preserve">foreach (Rectangle </w:t>
+      </w:r>
+      <w:proofErr w:type="spellStart"/>
+      <w:r>
+        <w:rPr>
+          <w:lang w:val="en-US" w:eastAsia="de-DE"/>
+        </w:rPr>
+        <w:t>handRect</w:t>
+      </w:r>
+      <w:proofErr w:type="spellEnd"/>
+      <w:r>
+        <w:rPr>
+          <w:lang w:val="en-US" w:eastAsia="de-DE"/>
+        </w:rPr>
+        <w:t xml:space="preserve"> in </w:t>
+      </w:r>
+      <w:proofErr w:type="spellStart"/>
+      <w:r>
+        <w:rPr>
+          <w:lang w:val="en-US" w:eastAsia="de-DE"/>
+        </w:rPr>
+        <w:t>detectedHands</w:t>
+      </w:r>
+      <w:proofErr w:type="spellEnd"/>
+      <w:r>
+        <w:rPr>
+          <w:lang w:val="en-US" w:eastAsia="de-DE"/>
+        </w:rPr>
+        <w:t>)</w:t>
+      </w:r>
+    </w:p>
+    <w:p>
+      <w:pPr>
+        <w:pStyle w:val="KeinLeerraum"/>
+        <w:rPr>
+          <w:lang w:val="en-US" w:eastAsia="de-DE"/>
+        </w:rPr>
+      </w:pPr>
+      <w:r>
+        <w:rPr>
+          <w:lang w:val="en-US" w:eastAsia="de-DE"/>
+        </w:rPr>
+        <w:t xml:space="preserve">            {</w:t>
+      </w:r>
+    </w:p>
+    <w:p>
+      <w:pPr>
+        <w:pStyle w:val="KeinLeerraum"/>
+        <w:rPr>
+          <w:lang w:val="en-US" w:eastAsia="de-DE"/>
+        </w:rPr>
+      </w:pPr>
+      <w:r>
+        <w:rPr>
+          <w:lang w:val="en-US" w:eastAsia="de-DE"/>
+        </w:rPr>
+        <w:t xml:space="preserve">                </w:t>
+      </w:r>
+      <w:proofErr w:type="spellStart"/>
+      <w:r>
+        <w:rPr>
+          <w:lang w:val="en-US" w:eastAsia="de-DE"/>
+        </w:rPr>
+        <w:t>CvInvoke.Rectangle</w:t>
+      </w:r>
+      <w:proofErr w:type="spellEnd"/>
+      <w:r>
+        <w:rPr>
+          <w:lang w:val="en-US" w:eastAsia="de-DE"/>
+        </w:rPr>
+        <w:t>(</w:t>
+      </w:r>
+      <w:proofErr w:type="spellStart"/>
+      <w:r>
+        <w:rPr>
+          <w:lang w:val="en-US" w:eastAsia="de-DE"/>
+        </w:rPr>
+        <w:t>resultMat</w:t>
+      </w:r>
+      <w:proofErr w:type="spellEnd"/>
+      <w:r>
+        <w:rPr>
+          <w:lang w:val="en-US" w:eastAsia="de-DE"/>
+        </w:rPr>
+        <w:t xml:space="preserve">, </w:t>
+      </w:r>
+      <w:proofErr w:type="spellStart"/>
+      <w:r>
+        <w:rPr>
+          <w:lang w:val="en-US" w:eastAsia="de-DE"/>
+        </w:rPr>
+        <w:t>handRect</w:t>
+      </w:r>
+      <w:proofErr w:type="spellEnd"/>
+      <w:r>
+        <w:rPr>
+          <w:lang w:val="en-US" w:eastAsia="de-DE"/>
+        </w:rPr>
+        <w:t xml:space="preserve">, new </w:t>
+      </w:r>
+      <w:proofErr w:type="spellStart"/>
+      <w:proofErr w:type="gramStart"/>
+      <w:r>
+        <w:rPr>
+          <w:lang w:val="en-US" w:eastAsia="de-DE"/>
+        </w:rPr>
+        <w:t>MCvScalar</w:t>
+      </w:r>
+      <w:proofErr w:type="spellEnd"/>
+      <w:r>
+        <w:rPr>
+          <w:lang w:val="en-US" w:eastAsia="de-DE"/>
+        </w:rPr>
+        <w:t>(</w:t>
+      </w:r>
+      <w:proofErr w:type="gramEnd"/>
+      <w:r>
+        <w:rPr>
+          <w:lang w:val="en-US" w:eastAsia="de-DE"/>
+        </w:rPr>
+        <w:t>0, 165, 255), 3);</w:t>
+      </w:r>
+    </w:p>
+    <w:p>
+      <w:pPr>
+        <w:pStyle w:val="KeinLeerraum"/>
+        <w:rPr>
+          <w:lang w:val="en-US" w:eastAsia="de-DE"/>
+        </w:rPr>
+      </w:pPr>
+      <w:r>
+        <w:rPr>
+          <w:lang w:val="en-US" w:eastAsia="de-DE"/>
+        </w:rPr>
+        <w:t xml:space="preserve">                </w:t>
+      </w:r>
+      <w:proofErr w:type="spellStart"/>
+      <w:r>
+        <w:rPr>
+          <w:lang w:val="en-US" w:eastAsia="de-DE"/>
+        </w:rPr>
+        <w:t>CvInvoke.PutText</w:t>
+      </w:r>
+      <w:proofErr w:type="spellEnd"/>
+      <w:r>
+        <w:rPr>
+          <w:lang w:val="en-US" w:eastAsia="de-DE"/>
+        </w:rPr>
+        <w:t>(</w:t>
+      </w:r>
+      <w:proofErr w:type="spellStart"/>
+      <w:r>
+        <w:rPr>
+          <w:lang w:val="en-US" w:eastAsia="de-DE"/>
+        </w:rPr>
+        <w:t>resultMat</w:t>
+      </w:r>
+      <w:proofErr w:type="spellEnd"/>
+      <w:r>
+        <w:rPr>
+          <w:lang w:val="en-US" w:eastAsia="de-DE"/>
+        </w:rPr>
+        <w:t xml:space="preserve">, "ACHTUNG: Hand", new </w:t>
+      </w:r>
+      <w:proofErr w:type="gramStart"/>
+      <w:r>
+        <w:rPr>
+          <w:lang w:val="en-US" w:eastAsia="de-DE"/>
+        </w:rPr>
+        <w:t>Point(</w:t>
+      </w:r>
+      <w:proofErr w:type="spellStart"/>
+      <w:proofErr w:type="gramEnd"/>
+      <w:r>
+        <w:rPr>
+          <w:lang w:val="en-US" w:eastAsia="de-DE"/>
+        </w:rPr>
+        <w:t>handRect.X</w:t>
+      </w:r>
+      <w:proofErr w:type="spellEnd"/>
+      <w:r>
+        <w:rPr>
+          <w:lang w:val="en-US" w:eastAsia="de-DE"/>
+        </w:rPr>
+        <w:t xml:space="preserve">, </w:t>
+      </w:r>
+      <w:proofErr w:type="spellStart"/>
+      <w:r>
+        <w:rPr>
+          <w:lang w:val="en-US" w:eastAsia="de-DE"/>
+        </w:rPr>
+        <w:t>handRect.Y</w:t>
+      </w:r>
+      <w:proofErr w:type="spellEnd"/>
+      <w:r>
+        <w:rPr>
+          <w:lang w:val="en-US" w:eastAsia="de-DE"/>
+        </w:rPr>
+        <w:t xml:space="preserve"> - 10),</w:t>
+      </w:r>
+    </w:p>
+    <w:p>
+      <w:pPr>
+        <w:pStyle w:val="KeinLeerraum"/>
+        <w:rPr>
+          <w:lang w:val="en-US" w:eastAsia="de-DE"/>
+        </w:rPr>
+      </w:pPr>
+      <w:r>
+        <w:rPr>
+          <w:lang w:val="en-US" w:eastAsia="de-DE"/>
+        </w:rPr>
+        <w:t xml:space="preserve">                    </w:t>
+      </w:r>
+      <w:proofErr w:type="spellStart"/>
+      <w:r>
+        <w:rPr>
+          <w:lang w:val="en-US" w:eastAsia="de-DE"/>
+        </w:rPr>
+        <w:t>FontFace.HersheyComplex</w:t>
+      </w:r>
+      <w:proofErr w:type="spellEnd"/>
+      <w:r>
+        <w:rPr>
+          <w:lang w:val="en-US" w:eastAsia="de-DE"/>
+        </w:rPr>
+        <w:t xml:space="preserve">, 0.8, new </w:t>
+      </w:r>
+      <w:proofErr w:type="spellStart"/>
+      <w:proofErr w:type="gramStart"/>
+      <w:r>
+        <w:rPr>
+          <w:lang w:val="en-US" w:eastAsia="de-DE"/>
+        </w:rPr>
+        <w:t>MCvScalar</w:t>
+      </w:r>
+      <w:proofErr w:type="spellEnd"/>
+      <w:r>
+        <w:rPr>
+          <w:lang w:val="en-US" w:eastAsia="de-DE"/>
+        </w:rPr>
+        <w:t>(</w:t>
+      </w:r>
+      <w:proofErr w:type="gramEnd"/>
+      <w:r>
+        <w:rPr>
+          <w:lang w:val="en-US" w:eastAsia="de-DE"/>
+        </w:rPr>
+        <w:t>0, 0, 255), 2);</w:t>
+      </w:r>
+    </w:p>
+    <w:p>
+      <w:pPr>
+        <w:pStyle w:val="KeinLeerraum"/>
+        <w:rPr>
+          <w:lang w:val="en-US" w:eastAsia="de-DE"/>
+        </w:rPr>
+      </w:pPr>
+      <w:r>
+        <w:rPr>
+          <w:lang w:val="en-US" w:eastAsia="de-DE"/>
+        </w:rPr>
+        <w:t xml:space="preserve">            }</w:t>
+      </w:r>
+    </w:p>
+    <w:p>
+      <w:pPr>
+        <w:pStyle w:val="KeinLeerraum"/>
+        <w:rPr>
+          <w:lang w:val="en-US" w:eastAsia="de-DE"/>
+        </w:rPr>
+      </w:pPr>
+    </w:p>
+    <w:p>
+      <w:pPr>
+        <w:pStyle w:val="KeinLeerraum"/>
+        <w:rPr>
+          <w:lang w:val="en-US" w:eastAsia="de-DE"/>
+        </w:rPr>
+      </w:pPr>
+    </w:p>
+    <w:p>
+      <w:pPr>
+        <w:pStyle w:val="KeinLeerraum"/>
+        <w:rPr>
+          <w:lang w:val="en-US" w:eastAsia="de-DE"/>
+        </w:rPr>
+      </w:pPr>
+      <w:r>
+        <w:rPr>
+          <w:lang w:val="en-US" w:eastAsia="de-DE"/>
+        </w:rPr>
+        <w:t xml:space="preserve">            return </w:t>
+      </w:r>
+      <w:proofErr w:type="spellStart"/>
+      <w:r>
+        <w:rPr>
+          <w:lang w:val="en-US" w:eastAsia="de-DE"/>
+        </w:rPr>
+        <w:t>resultMat</w:t>
+      </w:r>
+      <w:proofErr w:type="spellEnd"/>
+      <w:r>
+        <w:rPr>
+          <w:lang w:val="en-US" w:eastAsia="de-DE"/>
+        </w:rPr>
+        <w:t>;</w:t>
+      </w:r>
+    </w:p>
+    <w:p>
+      <w:pPr>
+        <w:pStyle w:val="KeinLeerraum"/>
+        <w:rPr>
+          <w:lang w:eastAsia="de-DE"/>
+        </w:rPr>
+      </w:pPr>
+      <w:r>
+        <w:rPr>
+          <w:lang w:val="en-US" w:eastAsia="de-DE"/>
+        </w:rPr>
+        <w:t xml:space="preserve">            </w:t>
+      </w:r>
+      <w:r>
+        <w:rPr>
+          <w:lang w:eastAsia="de-DE"/>
+        </w:rPr>
+        <w:t>//</w:t>
+      </w:r>
+      <w:proofErr w:type="spellStart"/>
+      <w:r>
+        <w:rPr>
+          <w:lang w:eastAsia="de-DE"/>
+        </w:rPr>
+        <w:t>return</w:t>
+      </w:r>
+      <w:proofErr w:type="spellEnd"/>
+      <w:r>
+        <w:rPr>
+          <w:lang w:eastAsia="de-DE"/>
+        </w:rPr>
+        <w:t xml:space="preserve"> </w:t>
+      </w:r>
+      <w:proofErr w:type="spellStart"/>
+      <w:r>
+        <w:rPr>
+          <w:lang w:eastAsia="de-DE"/>
+        </w:rPr>
+        <w:t>grayFilter</w:t>
+      </w:r>
+      <w:proofErr w:type="spellEnd"/>
+      <w:r>
+        <w:rPr>
+          <w:lang w:eastAsia="de-DE"/>
+        </w:rPr>
+        <w:t>;</w:t>
+      </w:r>
+    </w:p>
+    <w:p>
+      <w:pPr>
+        <w:pStyle w:val="KeinLeerraum"/>
+        <w:rPr>
+          <w:lang w:eastAsia="de-DE"/>
+        </w:rPr>
+      </w:pPr>
+      <w:r>
+        <w:rPr>
+          <w:lang w:eastAsia="de-DE"/>
+        </w:rPr>
+        <w:t xml:space="preserve">        }</w:t>
+      </w:r>
+    </w:p>
+    <w:p>
+      <w:pPr>
+        <w:pStyle w:val="KeinLeerraum"/>
+        <w:rPr>
+          <w:lang w:eastAsia="de-DE"/>
+        </w:rPr>
+      </w:pPr>
+    </w:p>
+    <w:p>
+      <w:pPr>
+        <w:pStyle w:val="KeinLeerraum"/>
+        <w:rPr>
+          <w:b/>
+          <w:sz w:val="24"/>
+          <w:szCs w:val="24"/>
+          <w:u w:val="single"/>
+          <w:lang w:eastAsia="de-DE"/>
+        </w:rPr>
+      </w:pPr>
+      <w:r>
+        <w:rPr>
+          <w:b/>
+          <w:sz w:val="24"/>
+          <w:szCs w:val="24"/>
+          <w:u w:val="single"/>
+          <w:lang w:eastAsia="de-DE"/>
+        </w:rPr>
+        <w:t>Methode 2:</w:t>
+      </w:r>
+    </w:p>
+    <w:p>
+      <w:pPr>
+        <w:pStyle w:val="KeinLeerraum"/>
+        <w:rPr>
+          <w:b/>
+          <w:sz w:val="24"/>
+          <w:szCs w:val="24"/>
+          <w:u w:val="single"/>
+          <w:lang w:eastAsia="de-DE"/>
+        </w:rPr>
+      </w:pPr>
+    </w:p>
+    <w:p>
+      <w:pPr>
+        <w:pStyle w:val="KeinLeerraum"/>
+        <w:rPr>
+          <w:lang w:val="en-US"/>
+        </w:rPr>
+      </w:pPr>
+      <w:r>
+        <w:rPr>
+          <w:lang w:val="en-US"/>
+        </w:rPr>
+        <w:t xml:space="preserve">XML: </w:t>
+      </w:r>
+      <w:r>
+        <w:rPr>
+          <w:lang w:val="en-US"/>
+        </w:rPr>
+        <w:t>Hand_haar_cascade</w:t>
+      </w:r>
+      <w:r>
+        <w:rPr>
+          <w:lang w:val="en-US"/>
+        </w:rPr>
+        <w:t>.x</w:t>
+      </w:r>
+      <w:r>
+        <w:rPr>
+          <w:lang w:val="en-US"/>
+        </w:rPr>
+        <w:t>ml</w:t>
+      </w:r>
+    </w:p>
+    <w:p>
+      <w:pPr>
+        <w:pStyle w:val="KeinLeerraum"/>
+        <w:rPr>
+          <w:lang w:val="en-US"/>
+        </w:rPr>
+      </w:pPr>
+    </w:p>
+    <w:p>
+      <w:pPr>
+        <w:pStyle w:val="KeinLeerraum"/>
+      </w:pPr>
+      <w:proofErr w:type="spellStart"/>
+      <w:r>
+        <w:t>public</w:t>
+      </w:r>
+      <w:proofErr w:type="spellEnd"/>
+      <w:r>
+        <w:t xml:space="preserve"> Mat </w:t>
+      </w:r>
+      <w:proofErr w:type="spellStart"/>
+      <w:proofErr w:type="gramStart"/>
+      <w:r>
+        <w:t>DetectHands</w:t>
+      </w:r>
+      <w:proofErr w:type="spellEnd"/>
+      <w:r>
+        <w:t>(</w:t>
+      </w:r>
+      <w:proofErr w:type="gramEnd"/>
+      <w:r>
+        <w:t xml:space="preserve">Mat </w:t>
+      </w:r>
+      <w:proofErr w:type="spellStart"/>
+      <w:r>
+        <w:t>pCleanImage</w:t>
+      </w:r>
+      <w:proofErr w:type="spellEnd"/>
+      <w:r>
+        <w:t xml:space="preserve">, out </w:t>
+      </w:r>
+      <w:proofErr w:type="spellStart"/>
+      <w:r>
+        <w:t>bool</w:t>
+      </w:r>
+      <w:proofErr w:type="spellEnd"/>
+      <w:r>
+        <w:t xml:space="preserve"> </w:t>
+      </w:r>
+      <w:proofErr w:type="spellStart"/>
+      <w:proofErr w:type="gramStart"/>
+      <w:r>
+        <w:t>pHandDetected</w:t>
+      </w:r>
+      <w:proofErr w:type="spellEnd"/>
+      <w:r>
+        <w:t xml:space="preserve">)   </w:t>
+      </w:r>
+      <w:proofErr w:type="gramEnd"/>
+      <w:r>
+        <w:t xml:space="preserve">//Ausführende Methode, </w:t>
+      </w:r>
+      <w:proofErr w:type="spellStart"/>
+      <w:r>
+        <w:t>bool</w:t>
+      </w:r>
+      <w:proofErr w:type="spellEnd"/>
+      <w:r>
+        <w:t xml:space="preserve"> </w:t>
+      </w:r>
+      <w:proofErr w:type="gramStart"/>
+      <w:r>
+        <w:t>Variable</w:t>
+      </w:r>
+      <w:proofErr w:type="gramEnd"/>
+      <w:r>
+        <w:t xml:space="preserve"> welche zurückgibt, ob eine Hand erkannt wurde</w:t>
+      </w:r>
+    </w:p>
+    <w:p>
+      <w:pPr>
+        <w:pStyle w:val="KeinLeerraum"/>
+      </w:pPr>
+      <w:r>
+        <w:t>{</w:t>
+      </w:r>
+    </w:p>
+    <w:p>
+      <w:pPr>
+        <w:pStyle w:val="KeinLeerraum"/>
+      </w:pPr>
+      <w:r>
+        <w:t xml:space="preserve">    Mat </w:t>
+      </w:r>
+      <w:proofErr w:type="spellStart"/>
+      <w:r>
+        <w:t>resultMat</w:t>
+      </w:r>
+      <w:proofErr w:type="spellEnd"/>
+      <w:r>
+        <w:t xml:space="preserve"> = </w:t>
+      </w:r>
+      <w:proofErr w:type="spellStart"/>
+      <w:r>
+        <w:t>pCleanImage.Clone</w:t>
+      </w:r>
+      <w:proofErr w:type="spellEnd"/>
+      <w:r>
+        <w:t>();</w:t>
+      </w:r>
+    </w:p>
+    <w:p>
+      <w:pPr>
+        <w:pStyle w:val="KeinLeerraum"/>
+        <w:rPr>
+          <w:lang w:val="en-US"/>
+        </w:rPr>
+      </w:pPr>
+      <w:r>
+        <w:t xml:space="preserve">    </w:t>
+      </w:r>
+      <w:proofErr w:type="spellStart"/>
+      <w:r>
+        <w:rPr>
+          <w:lang w:val="en-US"/>
+        </w:rPr>
+        <w:t>pHandDetected</w:t>
+      </w:r>
+      <w:proofErr w:type="spellEnd"/>
+      <w:r>
+        <w:rPr>
+          <w:lang w:val="en-US"/>
+        </w:rPr>
+        <w:t xml:space="preserve"> = false;</w:t>
+      </w:r>
+    </w:p>
+    <w:p>
+      <w:pPr>
+        <w:pStyle w:val="KeinLeerraum"/>
+        <w:rPr>
+          <w:lang w:val="en-US"/>
+        </w:rPr>
+      </w:pPr>
+    </w:p>
+    <w:p>
+      <w:pPr>
+        <w:pStyle w:val="KeinLeerraum"/>
+        <w:rPr>
+          <w:lang w:val="en-US"/>
+        </w:rPr>
+      </w:pPr>
+      <w:r>
+        <w:rPr>
+          <w:lang w:val="en-US"/>
+        </w:rPr>
+        <w:t xml:space="preserve">    if (</w:t>
+      </w:r>
+      <w:proofErr w:type="spellStart"/>
+      <w:proofErr w:type="gramStart"/>
+      <w:r>
+        <w:rPr>
+          <w:lang w:val="en-US"/>
+        </w:rPr>
+        <w:t>this.aHandCascade</w:t>
+      </w:r>
+      <w:proofErr w:type="spellEnd"/>
+      <w:proofErr w:type="gramEnd"/>
+      <w:r>
+        <w:rPr>
+          <w:lang w:val="en-US"/>
+        </w:rPr>
+        <w:t xml:space="preserve"> == </w:t>
+      </w:r>
+      <w:proofErr w:type="gramStart"/>
+      <w:r>
+        <w:rPr>
+          <w:lang w:val="en-US"/>
+        </w:rPr>
+        <w:t xml:space="preserve">null)   </w:t>
+      </w:r>
+      <w:proofErr w:type="gramEnd"/>
+      <w:r>
+        <w:rPr>
+          <w:lang w:val="en-US"/>
+        </w:rPr>
+        <w:t xml:space="preserve">// </w:t>
+      </w:r>
+      <w:proofErr w:type="spellStart"/>
+      <w:r>
+        <w:rPr>
+          <w:lang w:val="en-US"/>
+        </w:rPr>
+        <w:t>Wurde</w:t>
+      </w:r>
+      <w:proofErr w:type="spellEnd"/>
+      <w:r>
+        <w:rPr>
+          <w:lang w:val="en-US"/>
+        </w:rPr>
+        <w:t xml:space="preserve"> die XML </w:t>
+      </w:r>
+      <w:proofErr w:type="spellStart"/>
+      <w:r>
+        <w:rPr>
+          <w:lang w:val="en-US"/>
+        </w:rPr>
+        <w:t>geladen</w:t>
+      </w:r>
+      <w:proofErr w:type="spellEnd"/>
+      <w:r>
+        <w:rPr>
+          <w:lang w:val="en-US"/>
+        </w:rPr>
+        <w:t>?</w:t>
+      </w:r>
+    </w:p>
+    <w:p>
+      <w:pPr>
+        <w:pStyle w:val="KeinLeerraum"/>
+        <w:rPr>
+          <w:lang w:val="en-US"/>
+        </w:rPr>
+      </w:pPr>
+      <w:r>
+        <w:rPr>
+          <w:lang w:val="en-US"/>
+        </w:rPr>
+        <w:t xml:space="preserve">    {</w:t>
+      </w:r>
+    </w:p>
+    <w:p>
+      <w:pPr>
+        <w:pStyle w:val="KeinLeerraum"/>
+        <w:rPr>
+          <w:lang w:val="en-US"/>
+        </w:rPr>
+      </w:pPr>
+      <w:r>
+        <w:rPr>
+          <w:lang w:val="en-US"/>
+        </w:rPr>
+        <w:t xml:space="preserve">        return </w:t>
+      </w:r>
+      <w:proofErr w:type="spellStart"/>
+      <w:r>
+        <w:rPr>
+          <w:lang w:val="en-US"/>
+        </w:rPr>
+        <w:t>resultMat</w:t>
+      </w:r>
+      <w:proofErr w:type="spellEnd"/>
+      <w:r>
+        <w:rPr>
+          <w:lang w:val="en-US"/>
+        </w:rPr>
+        <w:t>;</w:t>
+      </w:r>
+    </w:p>
+    <w:p>
+      <w:pPr>
+        <w:pStyle w:val="KeinLeerraum"/>
+        <w:rPr>
+          <w:lang w:val="en-US"/>
+        </w:rPr>
+      </w:pPr>
+      <w:r>
+        <w:rPr>
+          <w:lang w:val="en-US"/>
+        </w:rPr>
+        <w:t xml:space="preserve">    }</w:t>
+      </w:r>
+    </w:p>
+    <w:p>
+      <w:pPr>
+        <w:pStyle w:val="KeinLeerraum"/>
+        <w:rPr>
+          <w:lang w:val="en-US"/>
+        </w:rPr>
+      </w:pPr>
+    </w:p>
+    <w:p>
+      <w:pPr>
+        <w:pStyle w:val="KeinLeerraum"/>
+        <w:rPr>
+          <w:lang w:val="en-US"/>
+        </w:rPr>
+      </w:pPr>
+      <w:r>
+        <w:rPr>
+          <w:lang w:val="en-US"/>
+        </w:rPr>
+        <w:t xml:space="preserve">    Mat </w:t>
+      </w:r>
+      <w:proofErr w:type="spellStart"/>
+      <w:r>
+        <w:rPr>
+          <w:lang w:val="en-US"/>
+        </w:rPr>
+        <w:t>grayFilter</w:t>
+      </w:r>
+      <w:proofErr w:type="spellEnd"/>
+      <w:r>
+        <w:rPr>
+          <w:lang w:val="en-US"/>
+        </w:rPr>
+        <w:t xml:space="preserve"> = new </w:t>
+      </w:r>
+      <w:proofErr w:type="gramStart"/>
+      <w:r>
+        <w:rPr>
+          <w:lang w:val="en-US"/>
+        </w:rPr>
+        <w:t>Mat(</w:t>
+      </w:r>
+      <w:proofErr w:type="gramEnd"/>
+      <w:r>
+        <w:rPr>
+          <w:lang w:val="en-US"/>
+        </w:rPr>
+        <w:t>);</w:t>
+      </w:r>
+    </w:p>
+    <w:p>
+      <w:pPr>
+        <w:pStyle w:val="KeinLeerraum"/>
+        <w:rPr>
+          <w:lang w:val="en-US"/>
+        </w:rPr>
+      </w:pPr>
+      <w:r>
+        <w:rPr>
+          <w:lang w:val="en-US"/>
+        </w:rPr>
+        <w:t xml:space="preserve">    Mat threshold = new </w:t>
+      </w:r>
+      <w:proofErr w:type="gramStart"/>
+      <w:r>
+        <w:rPr>
+          <w:lang w:val="en-US"/>
+        </w:rPr>
+        <w:t>Mat(</w:t>
+      </w:r>
+      <w:proofErr w:type="gramEnd"/>
+      <w:r>
+        <w:rPr>
+          <w:lang w:val="en-US"/>
+        </w:rPr>
+        <w:t>);</w:t>
+      </w:r>
+    </w:p>
+    <w:p>
+      <w:pPr>
+        <w:pStyle w:val="KeinLeerraum"/>
+        <w:rPr>
+          <w:lang w:val="en-US"/>
+        </w:rPr>
+      </w:pPr>
+    </w:p>
+    <w:p>
+      <w:pPr>
+        <w:pStyle w:val="KeinLeerraum"/>
+        <w:rPr>
+          <w:lang w:val="en-US"/>
+        </w:rPr>
+      </w:pPr>
+      <w:r>
+        <w:rPr>
+          <w:lang w:val="en-US"/>
+        </w:rPr>
+        <w:t xml:space="preserve">    </w:t>
+      </w:r>
+      <w:proofErr w:type="spellStart"/>
+      <w:r>
+        <w:rPr>
+          <w:lang w:val="en-US"/>
+        </w:rPr>
+        <w:t>CvInvoke.GaussianBlur</w:t>
+      </w:r>
+      <w:proofErr w:type="spellEnd"/>
+      <w:r>
+        <w:rPr>
+          <w:lang w:val="en-US"/>
+        </w:rPr>
+        <w:t>(</w:t>
+      </w:r>
+      <w:proofErr w:type="spellStart"/>
+      <w:r>
+        <w:rPr>
+          <w:lang w:val="en-US"/>
+        </w:rPr>
+        <w:t>pCleanImage</w:t>
+      </w:r>
+      <w:proofErr w:type="spellEnd"/>
+      <w:r>
+        <w:rPr>
+          <w:lang w:val="en-US"/>
+        </w:rPr>
+        <w:t xml:space="preserve">, </w:t>
+      </w:r>
+      <w:proofErr w:type="spellStart"/>
+      <w:r>
+        <w:rPr>
+          <w:lang w:val="en-US"/>
+        </w:rPr>
+        <w:t>aBlurFilter</w:t>
+      </w:r>
+      <w:proofErr w:type="spellEnd"/>
+      <w:r>
+        <w:rPr>
+          <w:lang w:val="en-US"/>
+        </w:rPr>
+        <w:t xml:space="preserve">, new </w:t>
+      </w:r>
+      <w:proofErr w:type="gramStart"/>
+      <w:r>
+        <w:rPr>
+          <w:lang w:val="en-US"/>
+        </w:rPr>
+        <w:t>Size(</w:t>
+      </w:r>
+      <w:proofErr w:type="gramEnd"/>
+      <w:r>
+        <w:rPr>
+          <w:lang w:val="en-US"/>
+        </w:rPr>
+        <w:t>5, 5), 0);</w:t>
+      </w:r>
+    </w:p>
+    <w:p>
+      <w:pPr>
+        <w:pStyle w:val="KeinLeerraum"/>
+        <w:rPr>
+          <w:lang w:val="en-US"/>
+        </w:rPr>
+      </w:pPr>
+      <w:r>
+        <w:rPr>
+          <w:lang w:val="en-US"/>
+        </w:rPr>
+        <w:t xml:space="preserve">    </w:t>
+      </w:r>
+      <w:proofErr w:type="spellStart"/>
+      <w:r>
+        <w:rPr>
+          <w:lang w:val="en-US"/>
+        </w:rPr>
+        <w:t>CvInvoke.CvtColor</w:t>
+      </w:r>
+      <w:proofErr w:type="spellEnd"/>
+      <w:r>
+        <w:rPr>
+          <w:lang w:val="en-US"/>
+        </w:rPr>
+        <w:t>(</w:t>
+      </w:r>
+      <w:proofErr w:type="spellStart"/>
+      <w:r>
+        <w:rPr>
+          <w:lang w:val="en-US"/>
+        </w:rPr>
+        <w:t>aBlurFilter</w:t>
+      </w:r>
+      <w:proofErr w:type="spellEnd"/>
+      <w:r>
+        <w:rPr>
+          <w:lang w:val="en-US"/>
+        </w:rPr>
+        <w:t xml:space="preserve">, </w:t>
+      </w:r>
+      <w:proofErr w:type="spellStart"/>
+      <w:r>
+        <w:rPr>
+          <w:lang w:val="en-US"/>
+        </w:rPr>
+        <w:t>grayFilter</w:t>
+      </w:r>
+      <w:proofErr w:type="spellEnd"/>
+      <w:r>
+        <w:rPr>
+          <w:lang w:val="en-US"/>
+        </w:rPr>
+        <w:t>, ColorConversion.Bgr2Gray);</w:t>
+      </w:r>
+    </w:p>
+    <w:p>
+      <w:pPr>
+        <w:pStyle w:val="KeinLeerraum"/>
+        <w:rPr>
+          <w:lang w:val="en-US"/>
+        </w:rPr>
+      </w:pPr>
+      <w:r>
+        <w:rPr>
+          <w:lang w:val="en-US"/>
+        </w:rPr>
+        <w:lastRenderedPageBreak/>
+        <w:t xml:space="preserve">    </w:t>
+      </w:r>
+      <w:proofErr w:type="spellStart"/>
+      <w:r>
+        <w:rPr>
+          <w:lang w:val="en-US"/>
+        </w:rPr>
+        <w:t>CvInvoke.Threshold</w:t>
+      </w:r>
+      <w:proofErr w:type="spellEnd"/>
+      <w:r>
+        <w:rPr>
+          <w:lang w:val="en-US"/>
+        </w:rPr>
+        <w:t>(</w:t>
+      </w:r>
+      <w:proofErr w:type="spellStart"/>
+      <w:r>
+        <w:rPr>
+          <w:lang w:val="en-US"/>
+        </w:rPr>
+        <w:t>grayFilter</w:t>
+      </w:r>
+      <w:proofErr w:type="spellEnd"/>
+      <w:r>
+        <w:rPr>
+          <w:lang w:val="en-US"/>
+        </w:rPr>
+        <w:t xml:space="preserve">, threshold, 70, 255, </w:t>
+      </w:r>
+      <w:proofErr w:type="spellStart"/>
+      <w:r>
+        <w:rPr>
+          <w:lang w:val="en-US"/>
+        </w:rPr>
+        <w:t>ThresholdType.BinaryInv</w:t>
+      </w:r>
+      <w:proofErr w:type="spellEnd"/>
+      <w:r>
+        <w:rPr>
+          <w:lang w:val="en-US"/>
+        </w:rPr>
+        <w:t xml:space="preserve"> | </w:t>
+      </w:r>
+      <w:proofErr w:type="spellStart"/>
+      <w:r>
+        <w:rPr>
+          <w:lang w:val="en-US"/>
+        </w:rPr>
+        <w:t>ThresholdType.Otsu</w:t>
+      </w:r>
+      <w:proofErr w:type="spellEnd"/>
+      <w:r>
+        <w:rPr>
+          <w:lang w:val="en-US"/>
+        </w:rPr>
+        <w:t>);</w:t>
+      </w:r>
+    </w:p>
+    <w:p>
+      <w:pPr>
+        <w:pStyle w:val="KeinLeerraum"/>
+        <w:rPr>
+          <w:lang w:val="en-US"/>
+        </w:rPr>
+      </w:pPr>
+    </w:p>
+    <w:p>
+      <w:pPr>
+        <w:pStyle w:val="KeinLeerraum"/>
+      </w:pPr>
+      <w:r>
+        <w:rPr>
+          <w:lang w:val="en-US"/>
+        </w:rPr>
+        <w:t xml:space="preserve">    </w:t>
+      </w:r>
+      <w:proofErr w:type="spellStart"/>
+      <w:r>
+        <w:t>int</w:t>
+      </w:r>
+      <w:proofErr w:type="spellEnd"/>
+      <w:r>
+        <w:t xml:space="preserve"> </w:t>
+      </w:r>
+      <w:proofErr w:type="spellStart"/>
+      <w:r>
+        <w:t>imgWidth</w:t>
+      </w:r>
+      <w:proofErr w:type="spellEnd"/>
+      <w:r>
+        <w:t xml:space="preserve"> = </w:t>
+      </w:r>
+      <w:proofErr w:type="spellStart"/>
+      <w:proofErr w:type="gramStart"/>
+      <w:r>
+        <w:t>threshold.Width</w:t>
+      </w:r>
+      <w:proofErr w:type="spellEnd"/>
+      <w:proofErr w:type="gramEnd"/>
+      <w:r>
+        <w:t>;     //Maße Kamerabild</w:t>
+      </w:r>
+    </w:p>
+    <w:p>
+      <w:pPr>
+        <w:pStyle w:val="KeinLeerraum"/>
+      </w:pPr>
+      <w:r>
+        <w:t xml:space="preserve">    </w:t>
+      </w:r>
+      <w:proofErr w:type="spellStart"/>
+      <w:r>
+        <w:t>int</w:t>
+      </w:r>
+      <w:proofErr w:type="spellEnd"/>
+      <w:r>
+        <w:t xml:space="preserve"> </w:t>
+      </w:r>
+      <w:proofErr w:type="spellStart"/>
+      <w:r>
+        <w:t>imgHeight</w:t>
+      </w:r>
+      <w:proofErr w:type="spellEnd"/>
+      <w:r>
+        <w:t xml:space="preserve"> = </w:t>
+      </w:r>
+      <w:proofErr w:type="spellStart"/>
+      <w:proofErr w:type="gramStart"/>
+      <w:r>
+        <w:t>threshold.Height</w:t>
+      </w:r>
+      <w:proofErr w:type="spellEnd"/>
+      <w:proofErr w:type="gramEnd"/>
+      <w:r>
+        <w:t>;</w:t>
+      </w:r>
+    </w:p>
+    <w:p>
+      <w:pPr>
+        <w:pStyle w:val="KeinLeerraum"/>
+      </w:pPr>
+      <w:r>
+        <w:t xml:space="preserve">            </w:t>
+      </w:r>
+    </w:p>
+    <w:p>
+      <w:pPr>
+        <w:pStyle w:val="KeinLeerraum"/>
+        <w:rPr>
+          <w:lang w:val="en-US"/>
+        </w:rPr>
+      </w:pPr>
+      <w:r>
+        <w:t xml:space="preserve">    </w:t>
+      </w:r>
+      <w:proofErr w:type="gramStart"/>
+      <w:r>
+        <w:rPr>
+          <w:lang w:val="en-US"/>
+        </w:rPr>
+        <w:t>Rectangle[</w:t>
+      </w:r>
+      <w:proofErr w:type="gramEnd"/>
+      <w:r>
+        <w:rPr>
+          <w:lang w:val="en-US"/>
+        </w:rPr>
+        <w:t xml:space="preserve">] </w:t>
+      </w:r>
+      <w:proofErr w:type="spellStart"/>
+      <w:r>
+        <w:rPr>
+          <w:lang w:val="en-US"/>
+        </w:rPr>
+        <w:t>detectedHands</w:t>
+      </w:r>
+      <w:proofErr w:type="spellEnd"/>
+      <w:r>
+        <w:rPr>
+          <w:lang w:val="en-US"/>
+        </w:rPr>
+        <w:t xml:space="preserve"> = </w:t>
+      </w:r>
+      <w:proofErr w:type="spellStart"/>
+      <w:proofErr w:type="gramStart"/>
+      <w:r>
+        <w:rPr>
+          <w:lang w:val="en-US"/>
+        </w:rPr>
+        <w:t>this.aHandCascade.DetectMultiScale</w:t>
+      </w:r>
+      <w:proofErr w:type="spellEnd"/>
+      <w:proofErr w:type="gramEnd"/>
+      <w:r>
+        <w:rPr>
+          <w:lang w:val="en-US"/>
+        </w:rPr>
+        <w:t>(</w:t>
+      </w:r>
+    </w:p>
+    <w:p>
+      <w:pPr>
+        <w:pStyle w:val="KeinLeerraum"/>
+      </w:pPr>
+      <w:r>
+        <w:rPr>
+          <w:lang w:val="en-US"/>
+        </w:rPr>
+        <w:t xml:space="preserve">    </w:t>
+      </w:r>
+      <w:proofErr w:type="spellStart"/>
+      <w:r>
+        <w:t>threshold</w:t>
+      </w:r>
+      <w:proofErr w:type="spellEnd"/>
+      <w:r>
+        <w:t>,</w:t>
+      </w:r>
+    </w:p>
+    <w:p>
+      <w:pPr>
+        <w:pStyle w:val="KeinLeerraum"/>
+      </w:pPr>
+      <w:r>
+        <w:t xml:space="preserve">    1.05,                  // </w:t>
+      </w:r>
+      <w:proofErr w:type="spellStart"/>
+      <w:r>
+        <w:t>scaleFactor</w:t>
+      </w:r>
+      <w:proofErr w:type="spellEnd"/>
+      <w:r>
+        <w:t>: Sehr gründliche Suche (5% Schritte)</w:t>
+      </w:r>
+    </w:p>
+    <w:p>
+      <w:pPr>
+        <w:pStyle w:val="KeinLeerraum"/>
+      </w:pPr>
+      <w:r>
+        <w:t xml:space="preserve">    </w:t>
+      </w:r>
+      <w:proofErr w:type="gramStart"/>
+      <w:r>
+        <w:t xml:space="preserve">6,   </w:t>
+      </w:r>
+      <w:proofErr w:type="gramEnd"/>
+      <w:r>
+        <w:t xml:space="preserve">                  // </w:t>
+      </w:r>
+      <w:proofErr w:type="spellStart"/>
+      <w:r>
+        <w:t>minNeighbors</w:t>
+      </w:r>
+      <w:proofErr w:type="spellEnd"/>
+      <w:r>
+        <w:t>: Extrem tolerant (1 Treffer reicht)</w:t>
+      </w:r>
+    </w:p>
+    <w:p>
+      <w:pPr>
+        <w:pStyle w:val="KeinLeerraum"/>
+      </w:pPr>
+      <w:r>
+        <w:t xml:space="preserve">    </w:t>
+      </w:r>
+      <w:proofErr w:type="spellStart"/>
+      <w:r>
+        <w:t>new</w:t>
+      </w:r>
+      <w:proofErr w:type="spellEnd"/>
+      <w:r>
+        <w:t xml:space="preserve"> </w:t>
+      </w:r>
+      <w:proofErr w:type="gramStart"/>
+      <w:r>
+        <w:t>Size(</w:t>
+      </w:r>
+      <w:proofErr w:type="gramEnd"/>
+      <w:r>
+        <w:t>50, 50</w:t>
+      </w:r>
+      <w:proofErr w:type="gramStart"/>
+      <w:r>
+        <w:t xml:space="preserve">),   </w:t>
+      </w:r>
+      <w:proofErr w:type="gramEnd"/>
+      <w:r>
+        <w:t xml:space="preserve">   // </w:t>
+      </w:r>
+      <w:proofErr w:type="spellStart"/>
+      <w:r>
+        <w:t>minSize</w:t>
+      </w:r>
+      <w:proofErr w:type="spellEnd"/>
+      <w:r>
+        <w:t>: Hand muss mindestens 50x50 Pixel groß sein</w:t>
+      </w:r>
+    </w:p>
+    <w:p>
+      <w:pPr>
+        <w:pStyle w:val="KeinLeerraum"/>
+      </w:pPr>
+      <w:r>
+        <w:t xml:space="preserve">    </w:t>
+      </w:r>
+      <w:proofErr w:type="spellStart"/>
+      <w:r>
+        <w:t>new</w:t>
+      </w:r>
+      <w:proofErr w:type="spellEnd"/>
+      <w:r>
+        <w:t xml:space="preserve"> </w:t>
+      </w:r>
+      <w:proofErr w:type="gramStart"/>
+      <w:r>
+        <w:t>Size(</w:t>
+      </w:r>
+      <w:proofErr w:type="spellStart"/>
+      <w:proofErr w:type="gramEnd"/>
+      <w:r>
+        <w:t>imgWidth</w:t>
+      </w:r>
+      <w:proofErr w:type="spellEnd"/>
+      <w:r>
+        <w:t xml:space="preserve">, </w:t>
+      </w:r>
+      <w:proofErr w:type="spellStart"/>
+      <w:r>
+        <w:t>imgHeight</w:t>
+      </w:r>
+      <w:proofErr w:type="spellEnd"/>
+      <w:r>
+        <w:t xml:space="preserve">) // </w:t>
+      </w:r>
+      <w:proofErr w:type="spellStart"/>
+      <w:r>
+        <w:t>maxSize</w:t>
+      </w:r>
+      <w:proofErr w:type="spellEnd"/>
+      <w:r>
+        <w:t>: Hand darf das GANZE Bild ausfüllen</w:t>
+      </w:r>
+    </w:p>
+    <w:p>
+      <w:pPr>
+        <w:pStyle w:val="KeinLeerraum"/>
+        <w:rPr>
+          <w:lang w:val="en-US"/>
+        </w:rPr>
+      </w:pPr>
+      <w:r>
+        <w:t xml:space="preserve">    </w:t>
+      </w:r>
+      <w:r>
+        <w:rPr>
+          <w:lang w:val="en-US"/>
+        </w:rPr>
+        <w:t>);</w:t>
+      </w:r>
+    </w:p>
+    <w:p>
+      <w:pPr>
+        <w:pStyle w:val="KeinLeerraum"/>
+        <w:rPr>
+          <w:lang w:val="en-US"/>
+        </w:rPr>
+      </w:pPr>
+    </w:p>
+    <w:p>
+      <w:pPr>
+        <w:pStyle w:val="KeinLeerraum"/>
+        <w:rPr>
+          <w:lang w:val="en-US"/>
+        </w:rPr>
+      </w:pPr>
+      <w:r>
+        <w:rPr>
+          <w:lang w:val="en-US"/>
+        </w:rPr>
+        <w:t xml:space="preserve">    if (</w:t>
+      </w:r>
+      <w:proofErr w:type="spellStart"/>
+      <w:r>
+        <w:rPr>
+          <w:lang w:val="en-US"/>
+        </w:rPr>
+        <w:t>detectedHands.Length</w:t>
+      </w:r>
+      <w:proofErr w:type="spellEnd"/>
+      <w:r>
+        <w:rPr>
+          <w:lang w:val="en-US"/>
+        </w:rPr>
+        <w:t xml:space="preserve"> &gt; 0)</w:t>
+      </w:r>
+    </w:p>
+    <w:p>
+      <w:pPr>
+        <w:pStyle w:val="KeinLeerraum"/>
+        <w:rPr>
+          <w:lang w:val="en-US"/>
+        </w:rPr>
+      </w:pPr>
+      <w:r>
+        <w:rPr>
+          <w:lang w:val="en-US"/>
+        </w:rPr>
+        <w:t xml:space="preserve">    {</w:t>
+      </w:r>
+    </w:p>
+    <w:p>
+      <w:pPr>
+        <w:pStyle w:val="KeinLeerraum"/>
+        <w:rPr>
+          <w:lang w:val="en-US"/>
+        </w:rPr>
+      </w:pPr>
+      <w:r>
+        <w:rPr>
+          <w:lang w:val="en-US"/>
+        </w:rPr>
+        <w:t xml:space="preserve">        </w:t>
+      </w:r>
+      <w:proofErr w:type="spellStart"/>
+      <w:r>
+        <w:rPr>
+          <w:lang w:val="en-US"/>
+        </w:rPr>
+        <w:t>pHandDetected</w:t>
+      </w:r>
+      <w:proofErr w:type="spellEnd"/>
+      <w:r>
+        <w:rPr>
+          <w:lang w:val="en-US"/>
+        </w:rPr>
+        <w:t xml:space="preserve"> = true;</w:t>
+      </w:r>
+    </w:p>
+    <w:p>
+      <w:pPr>
+        <w:pStyle w:val="KeinLeerraum"/>
+      </w:pPr>
+      <w:r>
+        <w:rPr>
+          <w:lang w:val="en-US"/>
+        </w:rPr>
+        <w:t xml:space="preserve">        </w:t>
+      </w:r>
+      <w:proofErr w:type="spellStart"/>
+      <w:r>
+        <w:t>Console.WriteLine</w:t>
+      </w:r>
+      <w:proofErr w:type="spellEnd"/>
+      <w:r>
+        <w:t>("Hand erfolgreich erkannt.");</w:t>
+      </w:r>
+    </w:p>
+    <w:p>
+      <w:pPr>
+        <w:pStyle w:val="KeinLeerraum"/>
+      </w:pPr>
+      <w:r>
+        <w:t xml:space="preserve">    }</w:t>
+      </w:r>
+    </w:p>
+    <w:p>
+      <w:pPr>
+        <w:pStyle w:val="KeinLeerraum"/>
+      </w:pPr>
+      <w:r>
+        <w:t xml:space="preserve">    </w:t>
+      </w:r>
+      <w:proofErr w:type="spellStart"/>
+      <w:r>
+        <w:t>else</w:t>
+      </w:r>
+      <w:proofErr w:type="spellEnd"/>
+      <w:r>
+        <w:t xml:space="preserve"> </w:t>
+      </w:r>
+      <w:proofErr w:type="spellStart"/>
+      <w:r>
+        <w:t>Console.WriteLine</w:t>
+      </w:r>
+      <w:proofErr w:type="spellEnd"/>
+      <w:r>
+        <w:t>("Keine Hand erkannt.");</w:t>
+      </w:r>
+    </w:p>
+    <w:p>
+      <w:pPr>
+        <w:pStyle w:val="KeinLeerraum"/>
+      </w:pPr>
+    </w:p>
+    <w:p>
+      <w:pPr>
+        <w:pStyle w:val="KeinLeerraum"/>
+      </w:pPr>
+      <w:r>
+        <w:t xml:space="preserve">    //-----------------------------------------------------------------\\</w:t>
+      </w:r>
+    </w:p>
+    <w:p>
+      <w:pPr>
+        <w:pStyle w:val="KeinLeerraum"/>
+      </w:pPr>
+      <w:r>
+        <w:t xml:space="preserve">    // 3. Maske erstellen (nur der Hand-Bereich wird weiterverarbeitet)</w:t>
+      </w:r>
+    </w:p>
+    <w:p>
+      <w:pPr>
+        <w:pStyle w:val="KeinLeerraum"/>
+        <w:rPr>
+          <w:lang w:val="en-US"/>
+        </w:rPr>
+      </w:pPr>
+      <w:r>
+        <w:t xml:space="preserve">    </w:t>
+      </w:r>
+      <w:r>
+        <w:rPr>
+          <w:lang w:val="en-US"/>
+        </w:rPr>
+        <w:t xml:space="preserve">Mat mask = new </w:t>
+      </w:r>
+      <w:proofErr w:type="gramStart"/>
+      <w:r>
+        <w:rPr>
+          <w:lang w:val="en-US"/>
+        </w:rPr>
+        <w:t>Mat(</w:t>
+      </w:r>
+      <w:proofErr w:type="spellStart"/>
+      <w:r>
+        <w:rPr>
+          <w:lang w:val="en-US"/>
+        </w:rPr>
+        <w:t>threshold.Size</w:t>
+      </w:r>
+      <w:proofErr w:type="spellEnd"/>
+      <w:proofErr w:type="gramEnd"/>
+      <w:r>
+        <w:rPr>
+          <w:lang w:val="en-US"/>
+        </w:rPr>
+        <w:t>, DepthType.Cv8U, 1);</w:t>
+      </w:r>
+    </w:p>
+    <w:p>
+      <w:pPr>
+        <w:pStyle w:val="KeinLeerraum"/>
+      </w:pPr>
+      <w:r>
+        <w:rPr>
+          <w:lang w:val="en-US"/>
+        </w:rPr>
+        <w:t xml:space="preserve">    </w:t>
+      </w:r>
+      <w:proofErr w:type="spellStart"/>
+      <w:proofErr w:type="gramStart"/>
+      <w:r>
+        <w:t>mask.SetTo</w:t>
+      </w:r>
+      <w:proofErr w:type="spellEnd"/>
+      <w:proofErr w:type="gramEnd"/>
+      <w:r>
+        <w:t>(</w:t>
+      </w:r>
+      <w:proofErr w:type="spellStart"/>
+      <w:r>
+        <w:t>new</w:t>
+      </w:r>
+      <w:proofErr w:type="spellEnd"/>
+      <w:r>
+        <w:t xml:space="preserve"> </w:t>
+      </w:r>
+      <w:proofErr w:type="spellStart"/>
+      <w:proofErr w:type="gramStart"/>
+      <w:r>
+        <w:t>MCvScalar</w:t>
+      </w:r>
+      <w:proofErr w:type="spellEnd"/>
+      <w:r>
+        <w:t>(</w:t>
+      </w:r>
+      <w:proofErr w:type="gramEnd"/>
+      <w:r>
+        <w:t>0)); // Maske komplett schwarz initialisieren</w:t>
+      </w:r>
+    </w:p>
+    <w:p>
+      <w:pPr>
+        <w:pStyle w:val="KeinLeerraum"/>
+      </w:pPr>
+    </w:p>
+    <w:p>
+      <w:pPr>
+        <w:pStyle w:val="KeinLeerraum"/>
+        <w:rPr>
+          <w:lang w:val="en-US"/>
+        </w:rPr>
+      </w:pPr>
+      <w:r>
+        <w:t xml:space="preserve">    </w:t>
+      </w:r>
+      <w:r>
+        <w:rPr>
+          <w:lang w:val="en-US"/>
+        </w:rPr>
+        <w:t xml:space="preserve">foreach (Rectangle </w:t>
+      </w:r>
+      <w:proofErr w:type="spellStart"/>
+      <w:r>
+        <w:rPr>
+          <w:lang w:val="en-US"/>
+        </w:rPr>
+        <w:t>rect</w:t>
+      </w:r>
+      <w:proofErr w:type="spellEnd"/>
+      <w:r>
+        <w:rPr>
+          <w:lang w:val="en-US"/>
+        </w:rPr>
+        <w:t xml:space="preserve"> in </w:t>
+      </w:r>
+      <w:proofErr w:type="spellStart"/>
+      <w:r>
+        <w:rPr>
+          <w:lang w:val="en-US"/>
+        </w:rPr>
+        <w:t>detectedHands</w:t>
+      </w:r>
+      <w:proofErr w:type="spellEnd"/>
+      <w:r>
+        <w:rPr>
+          <w:lang w:val="en-US"/>
+        </w:rPr>
+        <w:t>)</w:t>
+      </w:r>
+    </w:p>
+    <w:p>
+      <w:pPr>
+        <w:pStyle w:val="KeinLeerraum"/>
+      </w:pPr>
+      <w:r>
+        <w:rPr>
+          <w:lang w:val="en-US"/>
+        </w:rPr>
+        <w:t xml:space="preserve">    </w:t>
+      </w:r>
+      <w:r>
+        <w:t>{</w:t>
+      </w:r>
+    </w:p>
+    <w:p>
+      <w:pPr>
+        <w:pStyle w:val="KeinLeerraum"/>
+      </w:pPr>
+      <w:r>
+        <w:t xml:space="preserve">        // Hand-Box in das farbige Ergebnisbild zeichnen</w:t>
+      </w:r>
+    </w:p>
+    <w:p>
+      <w:pPr>
+        <w:pStyle w:val="KeinLeerraum"/>
+        <w:rPr>
+          <w:lang w:val="en-US"/>
+        </w:rPr>
+      </w:pPr>
+      <w:r>
+        <w:t xml:space="preserve">        </w:t>
+      </w:r>
+      <w:proofErr w:type="spellStart"/>
+      <w:r>
+        <w:rPr>
+          <w:lang w:val="en-US"/>
+        </w:rPr>
+        <w:t>CvInvoke.Rectangle</w:t>
+      </w:r>
+      <w:proofErr w:type="spellEnd"/>
+      <w:r>
+        <w:rPr>
+          <w:lang w:val="en-US"/>
+        </w:rPr>
+        <w:t>(</w:t>
+      </w:r>
+      <w:proofErr w:type="spellStart"/>
+      <w:r>
+        <w:rPr>
+          <w:lang w:val="en-US"/>
+        </w:rPr>
+        <w:t>resultMat</w:t>
+      </w:r>
+      <w:proofErr w:type="spellEnd"/>
+      <w:r>
+        <w:rPr>
+          <w:lang w:val="en-US"/>
+        </w:rPr>
+        <w:t xml:space="preserve">, </w:t>
+      </w:r>
+      <w:proofErr w:type="spellStart"/>
+      <w:r>
+        <w:rPr>
+          <w:lang w:val="en-US"/>
+        </w:rPr>
+        <w:t>rect</w:t>
+      </w:r>
+      <w:proofErr w:type="spellEnd"/>
+      <w:r>
+        <w:rPr>
+          <w:lang w:val="en-US"/>
+        </w:rPr>
+        <w:t xml:space="preserve">, new </w:t>
+      </w:r>
+      <w:proofErr w:type="spellStart"/>
+      <w:proofErr w:type="gramStart"/>
+      <w:r>
+        <w:rPr>
+          <w:lang w:val="en-US"/>
+        </w:rPr>
+        <w:t>MCvScalar</w:t>
+      </w:r>
+      <w:proofErr w:type="spellEnd"/>
+      <w:r>
+        <w:rPr>
+          <w:lang w:val="en-US"/>
+        </w:rPr>
+        <w:t>(</w:t>
+      </w:r>
+      <w:proofErr w:type="gramEnd"/>
+      <w:r>
+        <w:rPr>
+          <w:lang w:val="en-US"/>
+        </w:rPr>
+        <w:t>122, 122, 0), 2);</w:t>
+      </w:r>
+    </w:p>
+    <w:p>
+      <w:pPr>
+        <w:pStyle w:val="KeinLeerraum"/>
+      </w:pPr>
+      <w:r>
+        <w:rPr>
+          <w:lang w:val="en-US"/>
+        </w:rPr>
+        <w:t xml:space="preserve">        </w:t>
+      </w:r>
+      <w:r>
+        <w:t>// Hand-Box als weißen Bereich (255) in die Maske stanzen (-1 = ausgefüllt)</w:t>
+      </w:r>
+    </w:p>
+    <w:p>
+      <w:pPr>
+        <w:pStyle w:val="KeinLeerraum"/>
+        <w:rPr>
+          <w:lang w:val="en-US"/>
+        </w:rPr>
+      </w:pPr>
+      <w:r>
+        <w:t xml:space="preserve">        </w:t>
+      </w:r>
+      <w:proofErr w:type="spellStart"/>
+      <w:r>
+        <w:rPr>
+          <w:lang w:val="en-US"/>
+        </w:rPr>
+        <w:t>CvInvoke.Rectangle</w:t>
+      </w:r>
+      <w:proofErr w:type="spellEnd"/>
+      <w:r>
+        <w:rPr>
+          <w:lang w:val="en-US"/>
+        </w:rPr>
+        <w:t xml:space="preserve">(mask, </w:t>
+      </w:r>
+      <w:proofErr w:type="spellStart"/>
+      <w:r>
+        <w:rPr>
+          <w:lang w:val="en-US"/>
+        </w:rPr>
+        <w:t>rect</w:t>
+      </w:r>
+      <w:proofErr w:type="spellEnd"/>
+      <w:r>
+        <w:rPr>
+          <w:lang w:val="en-US"/>
+        </w:rPr>
+        <w:t xml:space="preserve">, new </w:t>
+      </w:r>
+      <w:proofErr w:type="spellStart"/>
+      <w:proofErr w:type="gramStart"/>
+      <w:r>
+        <w:rPr>
+          <w:lang w:val="en-US"/>
+        </w:rPr>
+        <w:t>MCvScalar</w:t>
+      </w:r>
+      <w:proofErr w:type="spellEnd"/>
+      <w:r>
+        <w:rPr>
+          <w:lang w:val="en-US"/>
+        </w:rPr>
+        <w:t>(</w:t>
+      </w:r>
+      <w:proofErr w:type="gramEnd"/>
+      <w:r>
+        <w:rPr>
+          <w:lang w:val="en-US"/>
+        </w:rPr>
+        <w:t>255), -1);</w:t>
+      </w:r>
+    </w:p>
+    <w:p>
+      <w:pPr>
+        <w:pStyle w:val="KeinLeerraum"/>
+      </w:pPr>
+      <w:r>
+        <w:rPr>
+          <w:lang w:val="en-US"/>
+        </w:rPr>
+        <w:t xml:space="preserve">    </w:t>
+      </w:r>
+      <w:r>
+        <w:t>}</w:t>
+      </w:r>
+    </w:p>
+    <w:p>
+      <w:pPr>
+        <w:pStyle w:val="KeinLeerraum"/>
+      </w:pPr>
+    </w:p>
+    <w:p>
+      <w:pPr>
+        <w:pStyle w:val="KeinLeerraum"/>
+      </w:pPr>
+      <w:r>
+        <w:t xml:space="preserve">    Mat img2 = </w:t>
+      </w:r>
+      <w:proofErr w:type="spellStart"/>
+      <w:r>
+        <w:t>new</w:t>
+      </w:r>
+      <w:proofErr w:type="spellEnd"/>
+      <w:r>
+        <w:t xml:space="preserve"> </w:t>
+      </w:r>
+      <w:proofErr w:type="gramStart"/>
+      <w:r>
+        <w:t>Mat(</w:t>
+      </w:r>
+      <w:proofErr w:type="gramEnd"/>
+      <w:r>
+        <w:t>);</w:t>
+      </w:r>
+    </w:p>
+    <w:p>
+      <w:pPr>
+        <w:pStyle w:val="KeinLeerraum"/>
+      </w:pPr>
+      <w:r>
+        <w:t xml:space="preserve">    // Maske und Binärbild miteinander verschmelzen</w:t>
+      </w:r>
+    </w:p>
+    <w:p>
+      <w:pPr>
+        <w:pStyle w:val="KeinLeerraum"/>
+        <w:rPr>
+          <w:lang w:val="en-US"/>
+        </w:rPr>
+      </w:pPr>
+      <w:r>
+        <w:t xml:space="preserve">    </w:t>
+      </w:r>
+      <w:proofErr w:type="spellStart"/>
+      <w:r>
+        <w:rPr>
+          <w:lang w:val="en-US"/>
+        </w:rPr>
+        <w:t>CvInvoke.BitwiseAnd</w:t>
+      </w:r>
+      <w:proofErr w:type="spellEnd"/>
+      <w:r>
+        <w:rPr>
+          <w:lang w:val="en-US"/>
+        </w:rPr>
+        <w:t>(threshold, mask, img2);</w:t>
+      </w:r>
+    </w:p>
+    <w:p>
+      <w:pPr>
+        <w:pStyle w:val="KeinLeerraum"/>
+        <w:rPr>
+          <w:lang w:val="en-US"/>
+        </w:rPr>
+      </w:pPr>
+      <w:r>
+        <w:rPr>
+          <w:lang w:val="en-US"/>
+        </w:rPr>
+        <w:t xml:space="preserve">    </w:t>
+      </w:r>
+      <w:proofErr w:type="spellStart"/>
+      <w:r>
+        <w:rPr>
+          <w:lang w:val="en-US"/>
+        </w:rPr>
+        <w:t>CvInvoke.GaussianBlur</w:t>
+      </w:r>
+      <w:proofErr w:type="spellEnd"/>
+      <w:r>
+        <w:rPr>
+          <w:lang w:val="en-US"/>
+        </w:rPr>
+        <w:t xml:space="preserve">(img2, img2, new </w:t>
+      </w:r>
+      <w:proofErr w:type="spellStart"/>
+      <w:proofErr w:type="gramStart"/>
+      <w:r>
+        <w:rPr>
+          <w:lang w:val="en-US"/>
+        </w:rPr>
+        <w:t>System.Drawing.Size</w:t>
+      </w:r>
+      <w:proofErr w:type="spellEnd"/>
+      <w:proofErr w:type="gramEnd"/>
+      <w:r>
+        <w:rPr>
+          <w:lang w:val="en-US"/>
+        </w:rPr>
+        <w:t>(7, 7), 0);</w:t>
+      </w:r>
+    </w:p>
+    <w:p>
+      <w:pPr>
+        <w:pStyle w:val="KeinLeerraum"/>
+        <w:rPr>
+          <w:lang w:val="en-US"/>
+        </w:rPr>
+      </w:pPr>
+    </w:p>
+    <w:p>
+      <w:pPr>
+        <w:pStyle w:val="KeinLeerraum"/>
+      </w:pPr>
+      <w:r>
+        <w:rPr>
+          <w:lang w:val="en-US"/>
+        </w:rPr>
+        <w:t xml:space="preserve">    </w:t>
+      </w:r>
+      <w:r>
+        <w:t>// 4. Konturen im isolierten Hand-Bereich finden</w:t>
+      </w:r>
+    </w:p>
+    <w:p>
+      <w:pPr>
+        <w:pStyle w:val="KeinLeerraum"/>
+        <w:rPr>
+          <w:lang w:val="en-US"/>
+        </w:rPr>
+      </w:pPr>
+      <w:r>
+        <w:t xml:space="preserve">    </w:t>
+      </w:r>
+      <w:r>
+        <w:rPr>
+          <w:lang w:val="en-US"/>
+        </w:rPr>
+        <w:t>using (</w:t>
+      </w:r>
+      <w:proofErr w:type="spellStart"/>
+      <w:r>
+        <w:rPr>
+          <w:lang w:val="en-US"/>
+        </w:rPr>
+        <w:t>VectorOfVectorOfPoint</w:t>
+      </w:r>
+      <w:proofErr w:type="spellEnd"/>
+      <w:r>
+        <w:rPr>
+          <w:lang w:val="en-US"/>
+        </w:rPr>
+        <w:t xml:space="preserve"> contours = new </w:t>
+      </w:r>
+      <w:proofErr w:type="spellStart"/>
+      <w:proofErr w:type="gramStart"/>
+      <w:r>
+        <w:rPr>
+          <w:lang w:val="en-US"/>
+        </w:rPr>
+        <w:t>VectorOfVectorOfPoint</w:t>
+      </w:r>
+      <w:proofErr w:type="spellEnd"/>
+      <w:r>
+        <w:rPr>
+          <w:lang w:val="en-US"/>
+        </w:rPr>
+        <w:t>(</w:t>
+      </w:r>
+      <w:proofErr w:type="gramEnd"/>
+      <w:r>
+        <w:rPr>
+          <w:lang w:val="en-US"/>
+        </w:rPr>
+        <w:t>))</w:t>
+      </w:r>
+    </w:p>
+    <w:p>
+      <w:pPr>
+        <w:pStyle w:val="KeinLeerraum"/>
+        <w:rPr>
+          <w:lang w:val="en-US"/>
+        </w:rPr>
+      </w:pPr>
+      <w:r>
+        <w:rPr>
+          <w:lang w:val="en-US"/>
+        </w:rPr>
+        <w:t xml:space="preserve">    {</w:t>
+      </w:r>
+    </w:p>
+    <w:p>
+      <w:pPr>
+        <w:pStyle w:val="KeinLeerraum"/>
+        <w:rPr>
+          <w:lang w:val="en-US"/>
+        </w:rPr>
+      </w:pPr>
+      <w:r>
+        <w:rPr>
+          <w:lang w:val="en-US"/>
+        </w:rPr>
+        <w:t xml:space="preserve">        </w:t>
+      </w:r>
+      <w:proofErr w:type="spellStart"/>
+      <w:r>
+        <w:rPr>
+          <w:lang w:val="en-US"/>
+        </w:rPr>
+        <w:t>CvInvoke.FindContours</w:t>
+      </w:r>
+      <w:proofErr w:type="spellEnd"/>
+      <w:r>
+        <w:rPr>
+          <w:lang w:val="en-US"/>
+        </w:rPr>
+        <w:t xml:space="preserve">(img2, contours, null, </w:t>
+      </w:r>
+      <w:proofErr w:type="spellStart"/>
+      <w:r>
+        <w:rPr>
+          <w:lang w:val="en-US"/>
+        </w:rPr>
+        <w:t>RetrType.Tree</w:t>
+      </w:r>
+      <w:proofErr w:type="spellEnd"/>
+      <w:r>
+        <w:rPr>
+          <w:lang w:val="en-US"/>
+        </w:rPr>
+        <w:t xml:space="preserve">, </w:t>
+      </w:r>
+      <w:proofErr w:type="spellStart"/>
+      <w:r>
+        <w:rPr>
+          <w:lang w:val="en-US"/>
+        </w:rPr>
+        <w:t>ChainApproxMethod.ChainApproxSimple</w:t>
+      </w:r>
+      <w:proofErr w:type="spellEnd"/>
+      <w:r>
+        <w:rPr>
+          <w:lang w:val="en-US"/>
+        </w:rPr>
+        <w:t>);</w:t>
+      </w:r>
+    </w:p>
+    <w:p>
+      <w:pPr>
+        <w:pStyle w:val="KeinLeerraum"/>
+        <w:rPr>
+          <w:lang w:val="en-US"/>
+        </w:rPr>
+      </w:pPr>
+    </w:p>
+    <w:p>
+      <w:pPr>
+        <w:pStyle w:val="KeinLeerraum"/>
+      </w:pPr>
+      <w:r>
+        <w:rPr>
+          <w:lang w:val="en-US"/>
+        </w:rPr>
+        <w:t xml:space="preserve">        </w:t>
+      </w:r>
+      <w:proofErr w:type="spellStart"/>
+      <w:r>
+        <w:t>if</w:t>
+      </w:r>
+      <w:proofErr w:type="spellEnd"/>
+      <w:r>
+        <w:t xml:space="preserve"> (</w:t>
+      </w:r>
+      <w:proofErr w:type="spellStart"/>
+      <w:proofErr w:type="gramStart"/>
+      <w:r>
+        <w:t>contours.Size</w:t>
+      </w:r>
+      <w:proofErr w:type="spellEnd"/>
+      <w:proofErr w:type="gramEnd"/>
+      <w:r>
+        <w:t xml:space="preserve"> &gt; 0)</w:t>
+      </w:r>
+    </w:p>
+    <w:p>
+      <w:pPr>
+        <w:pStyle w:val="KeinLeerraum"/>
+      </w:pPr>
+      <w:r>
+        <w:t xml:space="preserve">        {</w:t>
+      </w:r>
+    </w:p>
+    <w:p>
+      <w:pPr>
+        <w:pStyle w:val="KeinLeerraum"/>
+      </w:pPr>
+      <w:r>
+        <w:t xml:space="preserve">            // Um Rauschen zu vermeiden, suchen wir die größte Kontur im Bild (die echte Hand)</w:t>
+      </w:r>
+    </w:p>
+    <w:p>
+      <w:pPr>
+        <w:pStyle w:val="KeinLeerraum"/>
+        <w:rPr>
+          <w:lang w:val="en-US"/>
+        </w:rPr>
+      </w:pPr>
+      <w:r>
+        <w:t xml:space="preserve">            </w:t>
+      </w:r>
+      <w:r>
+        <w:rPr>
+          <w:lang w:val="en-US"/>
+        </w:rPr>
+        <w:t xml:space="preserve">int </w:t>
+      </w:r>
+      <w:proofErr w:type="spellStart"/>
+      <w:r>
+        <w:rPr>
+          <w:lang w:val="en-US"/>
+        </w:rPr>
+        <w:t>largestContourIdx</w:t>
+      </w:r>
+      <w:proofErr w:type="spellEnd"/>
+      <w:r>
+        <w:rPr>
+          <w:lang w:val="en-US"/>
+        </w:rPr>
+        <w:t xml:space="preserve"> = 0;</w:t>
+      </w:r>
+    </w:p>
+    <w:p>
+      <w:pPr>
+        <w:pStyle w:val="KeinLeerraum"/>
+        <w:rPr>
+          <w:lang w:val="en-US"/>
+        </w:rPr>
+      </w:pPr>
+      <w:r>
+        <w:rPr>
+          <w:lang w:val="en-US"/>
+        </w:rPr>
+        <w:t xml:space="preserve">            double </w:t>
+      </w:r>
+      <w:proofErr w:type="spellStart"/>
+      <w:r>
+        <w:rPr>
+          <w:lang w:val="en-US"/>
+        </w:rPr>
+        <w:t>maxArea</w:t>
+      </w:r>
+      <w:proofErr w:type="spellEnd"/>
+      <w:r>
+        <w:rPr>
+          <w:lang w:val="en-US"/>
+        </w:rPr>
+        <w:t xml:space="preserve"> = 0;</w:t>
+      </w:r>
+    </w:p>
+    <w:p>
+      <w:pPr>
+        <w:pStyle w:val="KeinLeerraum"/>
+        <w:rPr>
+          <w:lang w:val="en-US"/>
+        </w:rPr>
+      </w:pPr>
+      <w:r>
+        <w:rPr>
+          <w:lang w:val="en-US"/>
+        </w:rPr>
+        <w:t xml:space="preserve">            for (int </w:t>
+      </w:r>
+      <w:proofErr w:type="spellStart"/>
+      <w:r>
+        <w:rPr>
+          <w:lang w:val="en-US"/>
+        </w:rPr>
+        <w:t>i</w:t>
+      </w:r>
+      <w:proofErr w:type="spellEnd"/>
+      <w:r>
+        <w:rPr>
+          <w:lang w:val="en-US"/>
+        </w:rPr>
+        <w:t xml:space="preserve"> = 0; </w:t>
+      </w:r>
+      <w:proofErr w:type="spellStart"/>
+      <w:r>
+        <w:rPr>
+          <w:lang w:val="en-US"/>
+        </w:rPr>
+        <w:t>i</w:t>
+      </w:r>
+      <w:proofErr w:type="spellEnd"/>
+      <w:r>
+        <w:rPr>
+          <w:lang w:val="en-US"/>
+        </w:rPr>
+        <w:t xml:space="preserve"> &lt; </w:t>
+      </w:r>
+      <w:proofErr w:type="spellStart"/>
+      <w:proofErr w:type="gramStart"/>
+      <w:r>
+        <w:rPr>
+          <w:lang w:val="en-US"/>
+        </w:rPr>
+        <w:t>contours.Size</w:t>
+      </w:r>
+      <w:proofErr w:type="spellEnd"/>
+      <w:proofErr w:type="gramEnd"/>
+      <w:r>
+        <w:rPr>
+          <w:lang w:val="en-US"/>
+        </w:rPr>
+        <w:t xml:space="preserve">; </w:t>
+      </w:r>
+      <w:proofErr w:type="spellStart"/>
+      <w:r>
+        <w:rPr>
+          <w:lang w:val="en-US"/>
+        </w:rPr>
+        <w:t>i</w:t>
+      </w:r>
+      <w:proofErr w:type="spellEnd"/>
+      <w:r>
+        <w:rPr>
+          <w:lang w:val="en-US"/>
+        </w:rPr>
+        <w:t>++)</w:t>
+      </w:r>
+    </w:p>
+    <w:p>
+      <w:pPr>
+        <w:pStyle w:val="KeinLeerraum"/>
+        <w:rPr>
+          <w:lang w:val="en-US"/>
+        </w:rPr>
+      </w:pPr>
+      <w:r>
+        <w:rPr>
+          <w:lang w:val="en-US"/>
+        </w:rPr>
+        <w:t xml:space="preserve">            {</w:t>
+      </w:r>
+    </w:p>
+    <w:p>
+      <w:pPr>
+        <w:pStyle w:val="KeinLeerraum"/>
+        <w:rPr>
+          <w:lang w:val="en-US"/>
+        </w:rPr>
+      </w:pPr>
+      <w:r>
+        <w:rPr>
+          <w:lang w:val="en-US"/>
+        </w:rPr>
+        <w:t xml:space="preserve">                double area = </w:t>
+      </w:r>
+      <w:proofErr w:type="spellStart"/>
+      <w:r>
+        <w:rPr>
+          <w:lang w:val="en-US"/>
+        </w:rPr>
+        <w:t>CvInvoke.ContourArea</w:t>
+      </w:r>
+      <w:proofErr w:type="spellEnd"/>
+      <w:r>
+        <w:rPr>
+          <w:lang w:val="en-US"/>
+        </w:rPr>
+        <w:t>(contours[</w:t>
+      </w:r>
+      <w:proofErr w:type="spellStart"/>
+      <w:r>
+        <w:rPr>
+          <w:lang w:val="en-US"/>
+        </w:rPr>
+        <w:t>i</w:t>
+      </w:r>
+      <w:proofErr w:type="spellEnd"/>
+      <w:r>
+        <w:rPr>
+          <w:lang w:val="en-US"/>
+        </w:rPr>
+        <w:t>]);</w:t>
+      </w:r>
+    </w:p>
+    <w:p>
+      <w:pPr>
+        <w:pStyle w:val="KeinLeerraum"/>
+        <w:rPr>
+          <w:lang w:val="en-US"/>
+        </w:rPr>
+      </w:pPr>
+      <w:r>
+        <w:rPr>
+          <w:lang w:val="en-US"/>
+        </w:rPr>
+        <w:lastRenderedPageBreak/>
+        <w:t xml:space="preserve">                if (area &gt; </w:t>
+      </w:r>
+      <w:proofErr w:type="spellStart"/>
+      <w:r>
+        <w:rPr>
+          <w:lang w:val="en-US"/>
+        </w:rPr>
+        <w:t>maxArea</w:t>
+      </w:r>
+      <w:proofErr w:type="spellEnd"/>
+      <w:r>
+        <w:rPr>
+          <w:lang w:val="en-US"/>
+        </w:rPr>
+        <w:t>)</w:t>
+      </w:r>
+    </w:p>
+    <w:p>
+      <w:pPr>
+        <w:pStyle w:val="KeinLeerraum"/>
+        <w:rPr>
+          <w:lang w:val="en-US"/>
+        </w:rPr>
+      </w:pPr>
+      <w:r>
+        <w:rPr>
+          <w:lang w:val="en-US"/>
+        </w:rPr>
+        <w:t xml:space="preserve">                {</w:t>
+      </w:r>
+    </w:p>
+    <w:p>
+      <w:pPr>
+        <w:pStyle w:val="KeinLeerraum"/>
+        <w:rPr>
+          <w:lang w:val="en-US"/>
+        </w:rPr>
+      </w:pPr>
+      <w:r>
+        <w:rPr>
+          <w:lang w:val="en-US"/>
+        </w:rPr>
+        <w:t xml:space="preserve">                    </w:t>
+      </w:r>
+      <w:proofErr w:type="spellStart"/>
+      <w:r>
+        <w:rPr>
+          <w:lang w:val="en-US"/>
+        </w:rPr>
+        <w:t>maxArea</w:t>
+      </w:r>
+      <w:proofErr w:type="spellEnd"/>
+      <w:r>
+        <w:rPr>
+          <w:lang w:val="en-US"/>
+        </w:rPr>
+        <w:t xml:space="preserve"> = area;</w:t>
+      </w:r>
+    </w:p>
+    <w:p>
+      <w:pPr>
+        <w:pStyle w:val="KeinLeerraum"/>
+        <w:rPr>
+          <w:lang w:val="en-US"/>
+        </w:rPr>
+      </w:pPr>
+      <w:r>
+        <w:rPr>
+          <w:lang w:val="en-US"/>
+        </w:rPr>
+        <w:t xml:space="preserve">                    </w:t>
+      </w:r>
+      <w:proofErr w:type="spellStart"/>
+      <w:r>
+        <w:rPr>
+          <w:lang w:val="en-US"/>
+        </w:rPr>
+        <w:t>largestContourIdx</w:t>
+      </w:r>
+      <w:proofErr w:type="spellEnd"/>
+      <w:r>
+        <w:rPr>
+          <w:lang w:val="en-US"/>
+        </w:rPr>
+        <w:t xml:space="preserve"> = </w:t>
+      </w:r>
+      <w:proofErr w:type="spellStart"/>
+      <w:r>
+        <w:rPr>
+          <w:lang w:val="en-US"/>
+        </w:rPr>
+        <w:t>i</w:t>
+      </w:r>
+      <w:proofErr w:type="spellEnd"/>
+      <w:r>
+        <w:rPr>
+          <w:lang w:val="en-US"/>
+        </w:rPr>
+        <w:t>;</w:t>
+      </w:r>
+    </w:p>
+    <w:p>
+      <w:pPr>
+        <w:pStyle w:val="KeinLeerraum"/>
+        <w:rPr>
+          <w:lang w:val="en-US"/>
+        </w:rPr>
+      </w:pPr>
+      <w:r>
+        <w:rPr>
+          <w:lang w:val="en-US"/>
+        </w:rPr>
+        <w:t xml:space="preserve">                }</w:t>
+      </w:r>
+    </w:p>
+    <w:p>
+      <w:pPr>
+        <w:pStyle w:val="KeinLeerraum"/>
+        <w:rPr>
+          <w:lang w:val="en-US"/>
+        </w:rPr>
+      </w:pPr>
+      <w:r>
+        <w:rPr>
+          <w:lang w:val="en-US"/>
+        </w:rPr>
+        <w:t xml:space="preserve">            }</w:t>
+      </w:r>
+    </w:p>
+    <w:p>
+      <w:pPr>
+        <w:pStyle w:val="KeinLeerraum"/>
+        <w:rPr>
+          <w:lang w:val="en-US"/>
+        </w:rPr>
+      </w:pPr>
+    </w:p>
+    <w:p>
+      <w:pPr>
+        <w:pStyle w:val="KeinLeerraum"/>
+        <w:rPr>
+          <w:lang w:val="en-US"/>
+        </w:rPr>
+      </w:pPr>
+      <w:r>
+        <w:rPr>
+          <w:lang w:val="en-US"/>
+        </w:rPr>
+        <w:t xml:space="preserve">            </w:t>
+      </w:r>
+      <w:proofErr w:type="spellStart"/>
+      <w:r>
+        <w:rPr>
+          <w:lang w:val="en-US"/>
+        </w:rPr>
+        <w:t>VectorOfPoint</w:t>
+      </w:r>
+      <w:proofErr w:type="spellEnd"/>
+      <w:r>
+        <w:rPr>
+          <w:lang w:val="en-US"/>
+        </w:rPr>
+        <w:t xml:space="preserve"> </w:t>
+      </w:r>
+      <w:proofErr w:type="spellStart"/>
+      <w:r>
+        <w:rPr>
+          <w:lang w:val="en-US"/>
+        </w:rPr>
+        <w:t>cnt</w:t>
+      </w:r>
+      <w:proofErr w:type="spellEnd"/>
+      <w:r>
+        <w:rPr>
+          <w:lang w:val="en-US"/>
+        </w:rPr>
+        <w:t xml:space="preserve"> = contours[</w:t>
+      </w:r>
+      <w:proofErr w:type="spellStart"/>
+      <w:r>
+        <w:rPr>
+          <w:lang w:val="en-US"/>
+        </w:rPr>
+        <w:t>largestContourIdx</w:t>
+      </w:r>
+      <w:proofErr w:type="spellEnd"/>
+      <w:r>
+        <w:rPr>
+          <w:lang w:val="en-US"/>
+        </w:rPr>
+        <w:t>];</w:t>
+      </w:r>
+    </w:p>
+    <w:p>
+      <w:pPr>
+        <w:pStyle w:val="KeinLeerraum"/>
+        <w:rPr>
+          <w:lang w:val="en-US"/>
+        </w:rPr>
+      </w:pPr>
+    </w:p>
+    <w:p>
+      <w:pPr>
+        <w:pStyle w:val="KeinLeerraum"/>
+      </w:pPr>
+      <w:r>
+        <w:rPr>
+          <w:lang w:val="en-US"/>
+        </w:rPr>
+        <w:t xml:space="preserve">            </w:t>
+      </w:r>
+      <w:r>
+        <w:t>// Konturen in das finale Bild zeichnen (Cyan)</w:t>
+      </w:r>
+    </w:p>
+    <w:p>
+      <w:pPr>
+        <w:pStyle w:val="KeinLeerraum"/>
+        <w:rPr>
+          <w:lang w:val="en-US"/>
+        </w:rPr>
+      </w:pPr>
+      <w:r>
+        <w:t xml:space="preserve">            </w:t>
+      </w:r>
+      <w:proofErr w:type="spellStart"/>
+      <w:r>
+        <w:rPr>
+          <w:lang w:val="en-US"/>
+        </w:rPr>
+        <w:t>CvInvoke.DrawContours</w:t>
+      </w:r>
+      <w:proofErr w:type="spellEnd"/>
+      <w:r>
+        <w:rPr>
+          <w:lang w:val="en-US"/>
+        </w:rPr>
+        <w:t xml:space="preserve">(img2, contours, </w:t>
+      </w:r>
+      <w:proofErr w:type="spellStart"/>
+      <w:r>
+        <w:rPr>
+          <w:lang w:val="en-US"/>
+        </w:rPr>
+        <w:t>largestContourIdx</w:t>
+      </w:r>
+      <w:proofErr w:type="spellEnd"/>
+      <w:r>
+        <w:rPr>
+          <w:lang w:val="en-US"/>
+        </w:rPr>
+        <w:t xml:space="preserve">, new </w:t>
+      </w:r>
+      <w:proofErr w:type="spellStart"/>
+      <w:proofErr w:type="gramStart"/>
+      <w:r>
+        <w:rPr>
+          <w:lang w:val="en-US"/>
+        </w:rPr>
+        <w:t>MCvScalar</w:t>
+      </w:r>
+      <w:proofErr w:type="spellEnd"/>
+      <w:r>
+        <w:rPr>
+          <w:lang w:val="en-US"/>
+        </w:rPr>
+        <w:t>(</w:t>
+      </w:r>
+      <w:proofErr w:type="gramEnd"/>
+      <w:r>
+        <w:rPr>
+          <w:lang w:val="en-US"/>
+        </w:rPr>
+        <w:t>255, 255, 0), 3);</w:t>
+      </w:r>
+    </w:p>
+    <w:p>
+      <w:pPr>
+        <w:pStyle w:val="KeinLeerraum"/>
+      </w:pPr>
+      <w:r>
+        <w:rPr>
+          <w:lang w:val="en-US"/>
+        </w:rPr>
+        <w:t xml:space="preserve">        </w:t>
+      </w:r>
+      <w:r>
+        <w:t>}</w:t>
+      </w:r>
+    </w:p>
+    <w:p>
+      <w:pPr>
+        <w:pStyle w:val="KeinLeerraum"/>
+      </w:pPr>
+      <w:r>
+        <w:t xml:space="preserve">    }</w:t>
+      </w:r>
+    </w:p>
+    <w:p>
+      <w:pPr>
+        <w:pStyle w:val="KeinLeerraum"/>
+      </w:pPr>
+      <w:r>
+        <w:t xml:space="preserve">    //-----------------------------------------------------------------\\</w:t>
+      </w:r>
+    </w:p>
+    <w:p>
+      <w:pPr>
+        <w:pStyle w:val="KeinLeerraum"/>
+      </w:pPr>
+    </w:p>
+    <w:p>
+      <w:pPr>
+        <w:pStyle w:val="KeinLeerraum"/>
+      </w:pPr>
+      <w:r>
+        <w:t xml:space="preserve">    // Zeigt das reine Binärbild, in dem die KI nach der Hand sucht</w:t>
+      </w:r>
+    </w:p>
+    <w:p>
+      <w:pPr>
+        <w:pStyle w:val="KeinLeerraum"/>
+        <w:rPr>
+          <w:lang w:val="en-US"/>
+        </w:rPr>
+      </w:pPr>
+      <w:r>
+        <w:t xml:space="preserve">    </w:t>
+      </w:r>
+      <w:proofErr w:type="spellStart"/>
+      <w:r>
+        <w:rPr>
+          <w:lang w:val="en-US"/>
+        </w:rPr>
+        <w:t>CvInvoke.Imshow</w:t>
+      </w:r>
+      <w:proofErr w:type="spellEnd"/>
+      <w:r>
+        <w:rPr>
+          <w:lang w:val="en-US"/>
+        </w:rPr>
+        <w:t xml:space="preserve">("1. </w:t>
+      </w:r>
+      <w:proofErr w:type="gramStart"/>
+      <w:r>
+        <w:rPr>
+          <w:lang w:val="en-US"/>
+        </w:rPr>
+        <w:t>Was die</w:t>
+      </w:r>
+      <w:proofErr w:type="gramEnd"/>
+      <w:r>
+        <w:rPr>
+          <w:lang w:val="en-US"/>
+        </w:rPr>
+        <w:t xml:space="preserve"> KI </w:t>
+      </w:r>
+      <w:proofErr w:type="spellStart"/>
+      <w:r>
+        <w:rPr>
+          <w:lang w:val="en-US"/>
+        </w:rPr>
+        <w:t>sieht</w:t>
+      </w:r>
+      <w:proofErr w:type="spellEnd"/>
+      <w:r>
+        <w:rPr>
+          <w:lang w:val="en-US"/>
+        </w:rPr>
+        <w:t xml:space="preserve"> (Threshold)", threshold);</w:t>
+      </w:r>
+    </w:p>
+    <w:p>
+      <w:pPr>
+        <w:pStyle w:val="KeinLeerraum"/>
+        <w:rPr>
+          <w:lang w:val="en-US"/>
+        </w:rPr>
+      </w:pPr>
+    </w:p>
+    <w:p>
+      <w:pPr>
+        <w:pStyle w:val="KeinLeerraum"/>
+      </w:pPr>
+      <w:r>
+        <w:rPr>
+          <w:lang w:val="en-US"/>
+        </w:rPr>
+        <w:t xml:space="preserve">    </w:t>
+      </w:r>
+      <w:r>
+        <w:t>// Zeigt die isolierte Hand, auf der die Konturen berechnet werden</w:t>
+      </w:r>
+    </w:p>
+    <w:p>
+      <w:pPr>
+        <w:pStyle w:val="KeinLeerraum"/>
+        <w:rPr>
+          <w:lang w:val="en-US"/>
+        </w:rPr>
+      </w:pPr>
+      <w:r>
+        <w:t xml:space="preserve">    </w:t>
+      </w:r>
+      <w:proofErr w:type="spellStart"/>
+      <w:r>
+        <w:rPr>
+          <w:lang w:val="en-US"/>
+        </w:rPr>
+        <w:t>CvInvoke.Imshow</w:t>
+      </w:r>
+      <w:proofErr w:type="spellEnd"/>
+      <w:r>
+        <w:rPr>
+          <w:lang w:val="en-US"/>
+        </w:rPr>
+        <w:t xml:space="preserve">("2. </w:t>
+      </w:r>
+      <w:proofErr w:type="spellStart"/>
+      <w:r>
+        <w:rPr>
+          <w:lang w:val="en-US"/>
+        </w:rPr>
+        <w:t>Extrahierte</w:t>
+      </w:r>
+      <w:proofErr w:type="spellEnd"/>
+      <w:r>
+        <w:rPr>
+          <w:lang w:val="en-US"/>
+        </w:rPr>
+        <w:t xml:space="preserve"> Hand (img2)", img2);</w:t>
+      </w:r>
+    </w:p>
+    <w:p>
+      <w:pPr>
+        <w:pStyle w:val="KeinLeerraum"/>
+        <w:rPr>
+          <w:lang w:val="en-US"/>
+        </w:rPr>
+      </w:pPr>
+    </w:p>
+    <w:p>
+      <w:pPr>
+        <w:pStyle w:val="KeinLeerraum"/>
+        <w:rPr>
+          <w:lang w:val="en-US"/>
+        </w:rPr>
+      </w:pPr>
+      <w:r>
+        <w:rPr>
+          <w:lang w:val="en-US"/>
+        </w:rPr>
+        <w:t xml:space="preserve">    return </w:t>
+      </w:r>
+      <w:proofErr w:type="spellStart"/>
+      <w:r>
+        <w:rPr>
+          <w:lang w:val="en-US"/>
+        </w:rPr>
+        <w:t>resultMat</w:t>
+      </w:r>
+      <w:proofErr w:type="spellEnd"/>
+      <w:r>
+        <w:rPr>
+          <w:lang w:val="en-US"/>
+        </w:rPr>
+        <w:t>;</w:t>
+      </w:r>
+    </w:p>
+    <w:p>
+      <w:pPr>
+        <w:pStyle w:val="KeinLeerraum"/>
+      </w:pPr>
+      <w:r>
+        <w:rPr>
+          <w:lang w:val="en-US"/>
+        </w:rPr>
+        <w:t xml:space="preserve">    </w:t>
+      </w:r>
+      <w:r>
+        <w:t>//</w:t>
+      </w:r>
+      <w:proofErr w:type="spellStart"/>
+      <w:r>
+        <w:t>return</w:t>
+      </w:r>
+      <w:proofErr w:type="spellEnd"/>
+      <w:r>
+        <w:t xml:space="preserve"> </w:t>
+      </w:r>
+      <w:proofErr w:type="spellStart"/>
+      <w:r>
+        <w:t>grayFilter</w:t>
+      </w:r>
+      <w:proofErr w:type="spellEnd"/>
+      <w:r>
+        <w:t>;</w:t>
+      </w:r>
+    </w:p>
+    <w:p>
+      <w:pPr>
+        <w:pStyle w:val="KeinLeerraum"/>
+      </w:pPr>
+      <w:r>
+        <w:t>}</w:t>
+      </w:r>
+    </w:p>
+    <w:p>
+      <w:pPr>
+        <w:pStyle w:val="KeinLeerraum"/>
+      </w:pPr>
+    </w:p>
+    <w:p>
+      <w:pPr>
+        <w:pStyle w:val="KeinLeerraum"/>
+        <w:rPr>
+          <w:b/>
+          <w:bCs/>
+          <w:sz w:val="24"/>
+          <w:szCs w:val="24"/>
+          <w:u w:val="single"/>
+        </w:rPr>
+      </w:pPr>
+      <w:r>
+        <w:rPr>
+          <w:b/>
+          <w:bCs/>
+          <w:sz w:val="24"/>
+          <w:szCs w:val="24"/>
+          <w:u w:val="single"/>
+        </w:rPr>
+        <w:t xml:space="preserve">Kombiniert mit Objekterkennung, dass zu greifende Objekte nicht fälschlicherweise als Hand erkannt werden: </w:t>
+      </w:r>
+    </w:p>
+    <w:p>
+      <w:pPr>
+        <w:pStyle w:val="KeinLeerraum"/>
+      </w:pPr>
+    </w:p>
+    <w:p>
+      <w:pPr>
+        <w:pStyle w:val="KeinLeerraum"/>
+        <w:numPr>
+          <w:ilvl w:val="0"/>
+          <w:numId w:val="6"/>
+        </w:numPr>
+      </w:pPr>
+      <w:r>
+        <w:t xml:space="preserve">// Klassenvariable in </w:t>
+      </w:r>
+      <w:proofErr w:type="spellStart"/>
+      <w:r>
+        <w:t>Bildverarbeitung.cs</w:t>
+      </w:r>
+      <w:proofErr w:type="spellEnd"/>
+      <w:r>
+        <w:t xml:space="preserve"> hinzufügen:</w:t>
+      </w:r>
+    </w:p>
+    <w:p>
+      <w:pPr>
+        <w:pStyle w:val="KeinLeerraum"/>
+        <w:rPr>
+          <w:lang w:val="en-US"/>
+        </w:rPr>
+      </w:pPr>
+      <w:r>
+        <w:rPr>
+          <w:lang w:val="en-US"/>
+        </w:rPr>
+        <w:t>private List&lt;</w:t>
+      </w:r>
+      <w:proofErr w:type="gramStart"/>
+      <w:r>
+        <w:rPr>
+          <w:lang w:val="en-US"/>
+        </w:rPr>
+        <w:t>Point[</w:t>
+      </w:r>
+      <w:proofErr w:type="gramEnd"/>
+      <w:r>
+        <w:rPr>
+          <w:lang w:val="en-US"/>
+        </w:rPr>
+        <w:t xml:space="preserve">]&gt; </w:t>
+      </w:r>
+      <w:proofErr w:type="spellStart"/>
+      <w:r>
+        <w:rPr>
+          <w:lang w:val="en-US"/>
+        </w:rPr>
+        <w:t>aGefundeneObjektKonturen</w:t>
+      </w:r>
+      <w:proofErr w:type="spellEnd"/>
+      <w:r>
+        <w:rPr>
+          <w:lang w:val="en-US"/>
+        </w:rPr>
+        <w:t xml:space="preserve"> = new List&lt;</w:t>
+      </w:r>
+      <w:proofErr w:type="gramStart"/>
+      <w:r>
+        <w:rPr>
+          <w:lang w:val="en-US"/>
+        </w:rPr>
+        <w:t>Point[</w:t>
+      </w:r>
+      <w:proofErr w:type="gramEnd"/>
+      <w:r>
+        <w:rPr>
+          <w:lang w:val="en-US"/>
+        </w:rPr>
+        <w:t>]</w:t>
+      </w:r>
+      <w:proofErr w:type="gramStart"/>
+      <w:r>
+        <w:rPr>
+          <w:lang w:val="en-US"/>
+        </w:rPr>
+        <w:t>&gt;(</w:t>
+      </w:r>
+      <w:proofErr w:type="gramEnd"/>
+      <w:r>
+        <w:rPr>
+          <w:lang w:val="en-US"/>
+        </w:rPr>
+        <w:t>);</w:t>
+      </w:r>
+    </w:p>
+    <w:p>
+      <w:pPr>
+        <w:pStyle w:val="Listenabsatz"/>
+        <w:numPr>
+          <w:ilvl w:val="0"/>
+          <w:numId w:val="6"/>
+        </w:numPr>
+        <w:spacing w:before="100" w:beforeAutospacing="1" w:after="100" w:afterAutospacing="1" w:line="240" w:lineRule="auto"/>
+        <w:outlineLvl w:val="2"/>
+        <w:rPr>
+          <w:rFonts w:eastAsia="Times New Roman" w:cs="Arial"/>
+          <w:kern w:val="0"/>
+          <w:lang w:eastAsia="de-DE"/>
+          <w14:ligatures w14:val="none"/>
+        </w:rPr>
+      </w:pPr>
+      <w:r>
+        <w:rPr>
+          <w:rFonts w:eastAsia="Times New Roman" w:cs="Arial"/>
+          <w:kern w:val="0"/>
+          <w:lang w:eastAsia="de-DE"/>
+          <w14:ligatures w14:val="none"/>
+        </w:rPr>
+        <w:t xml:space="preserve">Die Objekte in </w:t>
+      </w:r>
+      <w:proofErr w:type="spellStart"/>
+      <w:r>
+        <w:rPr>
+          <w:rFonts w:eastAsia="Times New Roman" w:cs="Arial"/>
+          <w:kern w:val="0"/>
+          <w:lang w:eastAsia="de-DE"/>
+          <w14:ligatures w14:val="none"/>
+        </w:rPr>
+        <w:t>ImageProcessing</w:t>
+      </w:r>
+      <w:proofErr w:type="spellEnd"/>
+      <w:r>
+        <w:rPr>
+          <w:rFonts w:eastAsia="Times New Roman" w:cs="Arial"/>
+          <w:kern w:val="0"/>
+          <w:lang w:eastAsia="de-DE"/>
+          <w14:ligatures w14:val="none"/>
+        </w:rPr>
+        <w:t xml:space="preserve"> wegsichern</w:t>
+      </w:r>
+    </w:p>
+    <w:p>
+      <w:pPr>
+        <w:pStyle w:val="Listenabsatz"/>
+        <w:spacing w:before="100" w:beforeAutospacing="1" w:after="100" w:afterAutospacing="1" w:line="240" w:lineRule="auto"/>
+        <w:rPr>
+          <w:rFonts w:eastAsia="Times New Roman" w:cs="Arial"/>
+          <w:kern w:val="0"/>
+          <w:lang w:eastAsia="de-DE"/>
+          <w14:ligatures w14:val="none"/>
+        </w:rPr>
+      </w:pPr>
+      <w:r>
+        <w:rPr>
+          <w:rFonts w:eastAsia="Times New Roman" w:cs="Arial"/>
+          <w:kern w:val="0"/>
+          <w:lang w:eastAsia="de-DE"/>
+          <w14:ligatures w14:val="none"/>
+        </w:rPr>
+        <w:t xml:space="preserve">In deiner </w:t>
+      </w:r>
+      <w:proofErr w:type="spellStart"/>
+      <w:r>
+        <w:rPr>
+          <w:rFonts w:eastAsia="Times New Roman" w:cs="Arial"/>
+          <w:kern w:val="0"/>
+          <w:lang w:eastAsia="de-DE"/>
+          <w14:ligatures w14:val="none"/>
+        </w:rPr>
+        <w:t>ImageProcessing</w:t>
+      </w:r>
+      <w:proofErr w:type="spellEnd"/>
+      <w:r>
+        <w:rPr>
+          <w:rFonts w:eastAsia="Times New Roman" w:cs="Arial"/>
+          <w:kern w:val="0"/>
+          <w:lang w:eastAsia="de-DE"/>
+          <w14:ligatures w14:val="none"/>
+        </w:rPr>
+        <w:t>-Methode löschen wir diese Liste bei jedem neuen Kamerabild und füllen sie mit den Eckpunkten der erkannten Objekte.</w:t>
+      </w:r>
+    </w:p>
+    <w:p>
+      <w:pPr>
+        <w:pStyle w:val="KeinLeerraum"/>
+        <w:rPr>
+          <w:lang w:val="en-US" w:eastAsia="de-DE"/>
+        </w:rPr>
+      </w:pPr>
+      <w:r>
+        <w:rPr>
+          <w:lang w:val="en-US" w:eastAsia="de-DE"/>
+        </w:rPr>
+        <w:t xml:space="preserve">public Mat </w:t>
+      </w:r>
+      <w:proofErr w:type="spellStart"/>
+      <w:proofErr w:type="gramStart"/>
+      <w:r>
+        <w:rPr>
+          <w:lang w:val="en-US" w:eastAsia="de-DE"/>
+        </w:rPr>
+        <w:t>ImageProcessing</w:t>
+      </w:r>
+      <w:proofErr w:type="spellEnd"/>
+      <w:r>
+        <w:rPr>
+          <w:lang w:val="en-US" w:eastAsia="de-DE"/>
+        </w:rPr>
+        <w:t>(</w:t>
+      </w:r>
+      <w:proofErr w:type="gramEnd"/>
+      <w:r>
+        <w:rPr>
+          <w:lang w:val="en-US" w:eastAsia="de-DE"/>
+        </w:rPr>
+        <w:t xml:space="preserve">Mat </w:t>
+      </w:r>
+      <w:proofErr w:type="spellStart"/>
+      <w:r>
+        <w:rPr>
+          <w:lang w:val="en-US" w:eastAsia="de-DE"/>
+        </w:rPr>
+        <w:t>pCleanImage</w:t>
+      </w:r>
+      <w:proofErr w:type="spellEnd"/>
+      <w:r>
+        <w:rPr>
+          <w:lang w:val="en-US" w:eastAsia="de-DE"/>
+        </w:rPr>
+        <w:t>)</w:t>
+      </w:r>
+    </w:p>
+    <w:p>
+      <w:pPr>
+        <w:pStyle w:val="KeinLeerraum"/>
+        <w:rPr>
+          <w:lang w:val="en-US" w:eastAsia="de-DE"/>
+        </w:rPr>
+      </w:pPr>
+      <w:r>
+        <w:rPr>
+          <w:lang w:val="en-US" w:eastAsia="de-DE"/>
+        </w:rPr>
+        <w:t>{</w:t>
+      </w:r>
+    </w:p>
+    <w:p>
+      <w:pPr>
+        <w:pStyle w:val="KeinLeerraum"/>
+        <w:rPr>
+          <w:lang w:val="en-US" w:eastAsia="de-DE"/>
+        </w:rPr>
+      </w:pPr>
+      <w:r>
+        <w:rPr>
+          <w:lang w:val="en-US" w:eastAsia="de-DE"/>
+        </w:rPr>
+        <w:t xml:space="preserve">    int area = 0;</w:t>
+      </w:r>
+    </w:p>
+    <w:p>
+      <w:pPr>
+        <w:pStyle w:val="KeinLeerraum"/>
+        <w:rPr>
+          <w:lang w:val="en-US" w:eastAsia="de-DE"/>
+        </w:rPr>
+      </w:pPr>
+      <w:r>
+        <w:rPr>
+          <w:lang w:val="en-US" w:eastAsia="de-DE"/>
+        </w:rPr>
+        <w:t xml:space="preserve">    </w:t>
+      </w:r>
+      <w:proofErr w:type="spellStart"/>
+      <w:proofErr w:type="gramStart"/>
+      <w:r>
+        <w:rPr>
+          <w:lang w:val="en-US" w:eastAsia="de-DE"/>
+        </w:rPr>
+        <w:t>this.aMidpoints.Clear</w:t>
+      </w:r>
+      <w:proofErr w:type="spellEnd"/>
+      <w:proofErr w:type="gramEnd"/>
+      <w:r>
+        <w:rPr>
+          <w:lang w:val="en-US" w:eastAsia="de-DE"/>
+        </w:rPr>
+        <w:t>();</w:t>
+      </w:r>
+    </w:p>
+    <w:p>
+      <w:pPr>
+        <w:pStyle w:val="KeinLeerraum"/>
+        <w:rPr>
+          <w:lang w:eastAsia="de-DE"/>
+        </w:rPr>
+      </w:pPr>
+      <w:r>
+        <w:rPr>
+          <w:lang w:val="en-US" w:eastAsia="de-DE"/>
+        </w:rPr>
+        <w:t xml:space="preserve">  </w:t>
+      </w:r>
+      <w:r>
         <w:rPr>
           <w:color w:val="EE0000"/>
-        </w:rPr>
-      </w:pPr>
-    </w:p>
-    <w:p>
-      <w:pPr>
-        <w:pStyle w:val="KeinLeerraum"/>
+          <w:lang w:val="en-US" w:eastAsia="de-DE"/>
+        </w:rPr>
+        <w:t xml:space="preserve">  </w:t>
+      </w:r>
+      <w:proofErr w:type="spellStart"/>
+      <w:proofErr w:type="gramStart"/>
+      <w:r>
         <w:rPr>
           <w:color w:val="EE0000"/>
+          <w:lang w:eastAsia="de-DE"/>
+        </w:rPr>
+        <w:t>this.aGefundeneObjektKonturen.Clear</w:t>
+      </w:r>
+      <w:proofErr w:type="spellEnd"/>
+      <w:proofErr w:type="gramEnd"/>
+      <w:r>
+        <w:rPr>
+          <w:color w:val="EE0000"/>
+          <w:lang w:eastAsia="de-DE"/>
+        </w:rPr>
+        <w:t>(); // &lt;-- 1. NEU: Liste bei jedem Frame leeren</w:t>
+      </w:r>
+    </w:p>
+    <w:p>
+      <w:pPr>
+        <w:pStyle w:val="KeinLeerraum"/>
+        <w:rPr>
+          <w:lang w:eastAsia="de-DE"/>
+        </w:rPr>
+      </w:pPr>
+      <w:r>
+        <w:rPr>
+          <w:lang w:eastAsia="de-DE"/>
+        </w:rPr>
+        <w:t xml:space="preserve">    Mat </w:t>
+      </w:r>
+      <w:proofErr w:type="spellStart"/>
+      <w:r>
+        <w:rPr>
+          <w:lang w:eastAsia="de-DE"/>
+        </w:rPr>
+        <w:t>filterMat</w:t>
+      </w:r>
+      <w:proofErr w:type="spellEnd"/>
+      <w:r>
+        <w:rPr>
+          <w:lang w:eastAsia="de-DE"/>
+        </w:rPr>
+        <w:t xml:space="preserve"> = </w:t>
+      </w:r>
+      <w:proofErr w:type="spellStart"/>
+      <w:r>
+        <w:rPr>
+          <w:lang w:eastAsia="de-DE"/>
+        </w:rPr>
+        <w:t>new</w:t>
+      </w:r>
+      <w:proofErr w:type="spellEnd"/>
+      <w:r>
+        <w:rPr>
+          <w:lang w:eastAsia="de-DE"/>
+        </w:rPr>
+        <w:t xml:space="preserve"> </w:t>
+      </w:r>
+      <w:proofErr w:type="gramStart"/>
+      <w:r>
+        <w:rPr>
+          <w:lang w:eastAsia="de-DE"/>
+        </w:rPr>
+        <w:t>Mat(</w:t>
+      </w:r>
+      <w:proofErr w:type="gramEnd"/>
+      <w:r>
+        <w:rPr>
+          <w:lang w:eastAsia="de-DE"/>
+        </w:rPr>
+        <w:t>);</w:t>
+      </w:r>
+    </w:p>
+    <w:p>
+      <w:pPr>
+        <w:pStyle w:val="KeinLeerraum"/>
+        <w:rPr>
+          <w:lang w:eastAsia="de-DE"/>
+        </w:rPr>
+      </w:pPr>
+    </w:p>
+    <w:p>
+      <w:pPr>
+        <w:pStyle w:val="KeinLeerraum"/>
+        <w:rPr>
+          <w:lang w:eastAsia="de-DE"/>
+        </w:rPr>
+      </w:pPr>
+      <w:r>
+        <w:rPr>
+          <w:lang w:eastAsia="de-DE"/>
+        </w:rPr>
+        <w:t xml:space="preserve">    // ... [Dein bestehender Code zur Filterung &amp; Schleife] ...</w:t>
+      </w:r>
+    </w:p>
+    <w:p>
+      <w:pPr>
+        <w:pStyle w:val="KeinLeerraum"/>
+        <w:rPr>
+          <w:lang w:eastAsia="de-DE"/>
+        </w:rPr>
+      </w:pPr>
+    </w:p>
+    <w:p>
+      <w:pPr>
+        <w:pStyle w:val="KeinLeerraum"/>
+        <w:rPr>
+          <w:lang w:val="en-US" w:eastAsia="de-DE"/>
+        </w:rPr>
+      </w:pPr>
+      <w:r>
+        <w:rPr>
+          <w:lang w:eastAsia="de-DE"/>
+        </w:rPr>
+        <w:t xml:space="preserve">    </w:t>
+      </w:r>
+      <w:r>
+        <w:rPr>
+          <w:lang w:val="en-US" w:eastAsia="de-DE"/>
+        </w:rPr>
+        <w:t xml:space="preserve">for (int </w:t>
+      </w:r>
+      <w:proofErr w:type="spellStart"/>
+      <w:r>
+        <w:rPr>
+          <w:lang w:val="en-US" w:eastAsia="de-DE"/>
+        </w:rPr>
+        <w:t>i</w:t>
+      </w:r>
+      <w:proofErr w:type="spellEnd"/>
+      <w:r>
+        <w:rPr>
+          <w:lang w:val="en-US" w:eastAsia="de-DE"/>
+        </w:rPr>
+        <w:t xml:space="preserve"> = 0; </w:t>
+      </w:r>
+      <w:proofErr w:type="spellStart"/>
+      <w:r>
+        <w:rPr>
+          <w:lang w:val="en-US" w:eastAsia="de-DE"/>
+        </w:rPr>
+        <w:t>i</w:t>
+      </w:r>
+      <w:proofErr w:type="spellEnd"/>
+      <w:r>
+        <w:rPr>
+          <w:lang w:val="en-US" w:eastAsia="de-DE"/>
+        </w:rPr>
+        <w:t xml:space="preserve"> &lt; count; </w:t>
+      </w:r>
+      <w:proofErr w:type="spellStart"/>
+      <w:r>
+        <w:rPr>
+          <w:lang w:val="en-US" w:eastAsia="de-DE"/>
+        </w:rPr>
+        <w:t>i</w:t>
+      </w:r>
+      <w:proofErr w:type="spellEnd"/>
+      <w:r>
+        <w:rPr>
+          <w:lang w:val="en-US" w:eastAsia="de-DE"/>
+        </w:rPr>
+        <w:t>++)</w:t>
+      </w:r>
+    </w:p>
+    <w:p>
+      <w:pPr>
+        <w:pStyle w:val="KeinLeerraum"/>
+        <w:rPr>
+          <w:lang w:eastAsia="de-DE"/>
+        </w:rPr>
+      </w:pPr>
+      <w:r>
+        <w:rPr>
+          <w:lang w:val="en-US" w:eastAsia="de-DE"/>
+        </w:rPr>
+        <w:t xml:space="preserve">    </w:t>
+      </w:r>
+      <w:r>
+        <w:rPr>
+          <w:lang w:eastAsia="de-DE"/>
+        </w:rPr>
+        <w:t>{</w:t>
+      </w:r>
+    </w:p>
+    <w:p>
+      <w:pPr>
+        <w:pStyle w:val="KeinLeerraum"/>
+        <w:rPr>
+          <w:lang w:eastAsia="de-DE"/>
+        </w:rPr>
+      </w:pPr>
+      <w:r>
+        <w:rPr>
+          <w:lang w:eastAsia="de-DE"/>
+        </w:rPr>
+        <w:t xml:space="preserve">        // ... [Deine bestehende Objekterkennung (</w:t>
+      </w:r>
+      <w:proofErr w:type="spellStart"/>
+      <w:r>
+        <w:rPr>
+          <w:lang w:eastAsia="de-DE"/>
+        </w:rPr>
+        <w:t>isCircle</w:t>
+      </w:r>
+      <w:proofErr w:type="spellEnd"/>
+      <w:r>
+        <w:rPr>
+          <w:lang w:eastAsia="de-DE"/>
+        </w:rPr>
+        <w:t xml:space="preserve">, </w:t>
+      </w:r>
+      <w:proofErr w:type="spellStart"/>
+      <w:r>
+        <w:rPr>
+          <w:lang w:eastAsia="de-DE"/>
+        </w:rPr>
+        <w:t>isZylinder</w:t>
+      </w:r>
+      <w:proofErr w:type="spellEnd"/>
+      <w:r>
+        <w:rPr>
+          <w:lang w:eastAsia="de-DE"/>
+        </w:rPr>
+        <w:t xml:space="preserve"> etc.)] ...</w:t>
+      </w:r>
+    </w:p>
+    <w:p>
+      <w:pPr>
+        <w:pStyle w:val="KeinLeerraum"/>
+        <w:rPr>
+          <w:lang w:eastAsia="de-DE"/>
+        </w:rPr>
+      </w:pPr>
+    </w:p>
+    <w:p>
+      <w:pPr>
+        <w:pStyle w:val="KeinLeerraum"/>
+        <w:rPr>
+          <w:lang w:val="en-US" w:eastAsia="de-DE"/>
+        </w:rPr>
+      </w:pPr>
+      <w:r>
+        <w:rPr>
+          <w:lang w:eastAsia="de-DE"/>
+        </w:rPr>
+        <w:t xml:space="preserve">        </w:t>
+      </w:r>
+      <w:r>
+        <w:rPr>
+          <w:lang w:val="en-US" w:eastAsia="de-DE"/>
+        </w:rPr>
+        <w:t xml:space="preserve">if </w:t>
+      </w:r>
+      <w:proofErr w:type="gramStart"/>
+      <w:r>
+        <w:rPr>
+          <w:lang w:val="en-US" w:eastAsia="de-DE"/>
+        </w:rPr>
+        <w:t>(!</w:t>
+      </w:r>
+      <w:proofErr w:type="spellStart"/>
+      <w:r>
+        <w:rPr>
+          <w:lang w:val="en-US" w:eastAsia="de-DE"/>
+        </w:rPr>
+        <w:t>isDuplicate</w:t>
+      </w:r>
+      <w:proofErr w:type="spellEnd"/>
+      <w:proofErr w:type="gramEnd"/>
+      <w:r>
+        <w:rPr>
+          <w:lang w:val="en-US" w:eastAsia="de-DE"/>
+        </w:rPr>
+        <w:t xml:space="preserve"> &amp;&amp; </w:t>
+      </w:r>
+      <w:proofErr w:type="spellStart"/>
+      <w:r>
+        <w:rPr>
+          <w:lang w:val="en-US" w:eastAsia="de-DE"/>
+        </w:rPr>
+        <w:t>isObjekt</w:t>
+      </w:r>
+      <w:proofErr w:type="spellEnd"/>
+      <w:r>
+        <w:rPr>
+          <w:lang w:val="en-US" w:eastAsia="de-DE"/>
+        </w:rPr>
+        <w:t>)</w:t>
+      </w:r>
+    </w:p>
+    <w:p>
+      <w:pPr>
+        <w:pStyle w:val="KeinLeerraum"/>
+        <w:rPr>
+          <w:lang w:val="en-US" w:eastAsia="de-DE"/>
+        </w:rPr>
+      </w:pPr>
+      <w:r>
+        <w:rPr>
+          <w:lang w:val="en-US" w:eastAsia="de-DE"/>
+        </w:rPr>
+        <w:t xml:space="preserve">        {</w:t>
+      </w:r>
+    </w:p>
+    <w:p>
+      <w:pPr>
+        <w:pStyle w:val="KeinLeerraum"/>
+        <w:rPr>
+          <w:lang w:val="en-US" w:eastAsia="de-DE"/>
+        </w:rPr>
+      </w:pPr>
+      <w:r>
+        <w:rPr>
+          <w:lang w:val="en-US" w:eastAsia="de-DE"/>
+        </w:rPr>
+        <w:t xml:space="preserve">            </w:t>
+      </w:r>
+      <w:proofErr w:type="spellStart"/>
+      <w:proofErr w:type="gramStart"/>
+      <w:r>
+        <w:rPr>
+          <w:lang w:val="en-US" w:eastAsia="de-DE"/>
+        </w:rPr>
+        <w:t>this.aMidpoints.Add</w:t>
+      </w:r>
+      <w:proofErr w:type="spellEnd"/>
+      <w:proofErr w:type="gramEnd"/>
+      <w:r>
+        <w:rPr>
+          <w:lang w:val="en-US" w:eastAsia="de-DE"/>
+        </w:rPr>
+        <w:t>(</w:t>
+      </w:r>
+      <w:proofErr w:type="spellStart"/>
+      <w:r>
+        <w:rPr>
+          <w:lang w:val="en-US" w:eastAsia="de-DE"/>
+        </w:rPr>
+        <w:t>midPunktRadius</w:t>
+      </w:r>
+      <w:proofErr w:type="spellEnd"/>
+      <w:r>
+        <w:rPr>
+          <w:lang w:val="en-US" w:eastAsia="de-DE"/>
+        </w:rPr>
+        <w:t>);</w:t>
+      </w:r>
+    </w:p>
+    <w:p>
+      <w:pPr>
+        <w:pStyle w:val="KeinLeerraum"/>
+        <w:rPr>
+          <w:lang w:val="en-US" w:eastAsia="de-DE"/>
+        </w:rPr>
+      </w:pPr>
+      <w:r>
+        <w:rPr>
+          <w:lang w:val="en-US" w:eastAsia="de-DE"/>
+        </w:rPr>
+        <w:lastRenderedPageBreak/>
+        <w:t xml:space="preserve">            </w:t>
+      </w:r>
+    </w:p>
+    <w:p>
+      <w:pPr>
+        <w:pStyle w:val="KeinLeerraum"/>
+        <w:rPr>
+          <w:lang w:val="en-US" w:eastAsia="de-DE"/>
+        </w:rPr>
+      </w:pPr>
+      <w:r>
+        <w:rPr>
+          <w:lang w:val="en-US" w:eastAsia="de-DE"/>
+        </w:rPr>
+        <w:t xml:space="preserve">            // Die </w:t>
+      </w:r>
+      <w:proofErr w:type="spellStart"/>
+      <w:r>
+        <w:rPr>
+          <w:lang w:val="en-US" w:eastAsia="de-DE"/>
+        </w:rPr>
+        <w:t>Eckpunkte</w:t>
+      </w:r>
+      <w:proofErr w:type="spellEnd"/>
+      <w:r>
+        <w:rPr>
+          <w:lang w:val="en-US" w:eastAsia="de-DE"/>
+        </w:rPr>
+        <w:t xml:space="preserve"> des </w:t>
+      </w:r>
+      <w:proofErr w:type="spellStart"/>
+      <w:r>
+        <w:rPr>
+          <w:lang w:val="en-US" w:eastAsia="de-DE"/>
+        </w:rPr>
+        <w:t>Objekts</w:t>
+      </w:r>
+      <w:proofErr w:type="spellEnd"/>
+      <w:r>
+        <w:rPr>
+          <w:lang w:val="en-US" w:eastAsia="de-DE"/>
+        </w:rPr>
+        <w:t xml:space="preserve"> </w:t>
+      </w:r>
+      <w:proofErr w:type="spellStart"/>
+      <w:r>
+        <w:rPr>
+          <w:lang w:val="en-US" w:eastAsia="de-DE"/>
+        </w:rPr>
+        <w:t>berechnen</w:t>
+      </w:r>
+      <w:proofErr w:type="spellEnd"/>
+    </w:p>
+    <w:p>
+      <w:pPr>
+        <w:pStyle w:val="KeinLeerraum"/>
+        <w:rPr>
+          <w:lang w:val="en-US" w:eastAsia="de-DE"/>
+        </w:rPr>
+      </w:pPr>
+      <w:r>
+        <w:rPr>
+          <w:lang w:val="en-US" w:eastAsia="de-DE"/>
+        </w:rPr>
+        <w:t xml:space="preserve">            </w:t>
+      </w:r>
+      <w:proofErr w:type="gramStart"/>
+      <w:r>
+        <w:rPr>
+          <w:lang w:val="en-US" w:eastAsia="de-DE"/>
+        </w:rPr>
+        <w:t>Point[</w:t>
+      </w:r>
+      <w:proofErr w:type="gramEnd"/>
+      <w:r>
+        <w:rPr>
+          <w:lang w:val="en-US" w:eastAsia="de-DE"/>
+        </w:rPr>
+        <w:t xml:space="preserve">] </w:t>
+      </w:r>
+      <w:proofErr w:type="spellStart"/>
+      <w:r>
+        <w:rPr>
+          <w:lang w:val="en-US" w:eastAsia="de-DE"/>
+        </w:rPr>
+        <w:t>boxPoints</w:t>
+      </w:r>
+      <w:proofErr w:type="spellEnd"/>
+      <w:r>
+        <w:rPr>
+          <w:lang w:val="en-US" w:eastAsia="de-DE"/>
+        </w:rPr>
+        <w:t xml:space="preserve"> = </w:t>
+      </w:r>
+      <w:proofErr w:type="spellStart"/>
+      <w:r>
+        <w:rPr>
+          <w:lang w:val="en-US" w:eastAsia="de-DE"/>
+        </w:rPr>
+        <w:t>Array.ConvertAll</w:t>
+      </w:r>
+      <w:proofErr w:type="spellEnd"/>
+      <w:r>
+        <w:rPr>
+          <w:lang w:val="en-US" w:eastAsia="de-DE"/>
+        </w:rPr>
+        <w:t>(</w:t>
+      </w:r>
+      <w:proofErr w:type="spellStart"/>
+      <w:r>
+        <w:rPr>
+          <w:lang w:val="en-US" w:eastAsia="de-DE"/>
+        </w:rPr>
+        <w:t>rotatedRect.GetVertices</w:t>
+      </w:r>
+      <w:proofErr w:type="spellEnd"/>
+      <w:r>
+        <w:rPr>
+          <w:lang w:val="en-US" w:eastAsia="de-DE"/>
+        </w:rPr>
+        <w:t xml:space="preserve">(), p =&gt; new </w:t>
+      </w:r>
+      <w:proofErr w:type="gramStart"/>
+      <w:r>
+        <w:rPr>
+          <w:lang w:val="en-US" w:eastAsia="de-DE"/>
+        </w:rPr>
+        <w:t>Point((</w:t>
+      </w:r>
+      <w:proofErr w:type="gramEnd"/>
+      <w:r>
+        <w:rPr>
+          <w:lang w:val="en-US" w:eastAsia="de-DE"/>
+        </w:rPr>
+        <w:t>int)</w:t>
+      </w:r>
+      <w:proofErr w:type="spellStart"/>
+      <w:r>
+        <w:rPr>
+          <w:lang w:val="en-US" w:eastAsia="de-DE"/>
+        </w:rPr>
+        <w:t>p.X</w:t>
+      </w:r>
+      <w:proofErr w:type="spellEnd"/>
+      <w:r>
+        <w:rPr>
+          <w:lang w:val="en-US" w:eastAsia="de-DE"/>
+        </w:rPr>
+        <w:t>, (int)</w:t>
+      </w:r>
+      <w:proofErr w:type="spellStart"/>
+      <w:proofErr w:type="gramStart"/>
+      <w:r>
+        <w:rPr>
+          <w:lang w:val="en-US" w:eastAsia="de-DE"/>
+        </w:rPr>
+        <w:t>p.Y</w:t>
+      </w:r>
+      <w:proofErr w:type="spellEnd"/>
+      <w:proofErr w:type="gramEnd"/>
+      <w:r>
+        <w:rPr>
+          <w:lang w:val="en-US" w:eastAsia="de-DE"/>
+        </w:rPr>
+        <w:t>));</w:t>
+      </w:r>
+    </w:p>
+    <w:p>
+      <w:pPr>
+        <w:pStyle w:val="KeinLeerraum"/>
+        <w:rPr>
+          <w:lang w:val="en-US" w:eastAsia="de-DE"/>
+        </w:rPr>
+      </w:pPr>
+      <w:r>
+        <w:rPr>
+          <w:lang w:val="en-US" w:eastAsia="de-DE"/>
+        </w:rPr>
+        <w:t xml:space="preserve">            </w:t>
+      </w:r>
+    </w:p>
+    <w:p>
+      <w:pPr>
+        <w:pStyle w:val="KeinLeerraum"/>
+        <w:rPr>
+          <w:color w:val="EE0000"/>
+          <w:lang w:eastAsia="de-DE"/>
+        </w:rPr>
+      </w:pPr>
+      <w:r>
+        <w:rPr>
+          <w:lang w:val="en-US" w:eastAsia="de-DE"/>
+        </w:rPr>
+        <w:t xml:space="preserve">            </w:t>
+      </w:r>
+      <w:proofErr w:type="spellStart"/>
+      <w:proofErr w:type="gramStart"/>
+      <w:r>
+        <w:rPr>
+          <w:color w:val="EE0000"/>
+          <w:lang w:eastAsia="de-DE"/>
+        </w:rPr>
+        <w:t>this.aGefundeneObjektKonturen.Add</w:t>
+      </w:r>
+      <w:proofErr w:type="spellEnd"/>
+      <w:proofErr w:type="gramEnd"/>
+      <w:r>
+        <w:rPr>
+          <w:color w:val="EE0000"/>
+          <w:lang w:eastAsia="de-DE"/>
+        </w:rPr>
+        <w:t>(</w:t>
+      </w:r>
+      <w:proofErr w:type="spellStart"/>
+      <w:r>
+        <w:rPr>
+          <w:color w:val="EE0000"/>
+          <w:lang w:eastAsia="de-DE"/>
+        </w:rPr>
+        <w:t>boxPoints</w:t>
+      </w:r>
+      <w:proofErr w:type="spellEnd"/>
+      <w:r>
+        <w:rPr>
+          <w:color w:val="EE0000"/>
+          <w:lang w:eastAsia="de-DE"/>
+        </w:rPr>
+        <w:t>); // &lt;-- 2. NEU: Punkte für die Handerkennung merken</w:t>
+      </w:r>
+    </w:p>
+    <w:p>
+      <w:pPr>
+        <w:pStyle w:val="KeinLeerraum"/>
+        <w:rPr>
+          <w:lang w:eastAsia="de-DE"/>
+        </w:rPr>
+      </w:pPr>
+    </w:p>
+    <w:p>
+      <w:pPr>
+        <w:pStyle w:val="KeinLeerraum"/>
+        <w:rPr>
+          <w:lang w:eastAsia="de-DE"/>
+        </w:rPr>
+      </w:pPr>
+      <w:r>
+        <w:rPr>
+          <w:lang w:eastAsia="de-DE"/>
+        </w:rPr>
+        <w:t xml:space="preserve">            // (Deine auskommentierten oder aktiven Zeichenbefehle...)</w:t>
+      </w:r>
+    </w:p>
+    <w:p>
+      <w:pPr>
+        <w:pStyle w:val="KeinLeerraum"/>
+        <w:rPr>
+          <w:lang w:eastAsia="de-DE"/>
+        </w:rPr>
+      </w:pPr>
+      <w:r>
+        <w:rPr>
+          <w:lang w:eastAsia="de-DE"/>
+        </w:rPr>
+        <w:t xml:space="preserve">        }</w:t>
+      </w:r>
+    </w:p>
+    <w:p>
+      <w:pPr>
+        <w:pStyle w:val="KeinLeerraum"/>
+        <w:rPr>
+          <w:lang w:eastAsia="de-DE"/>
+        </w:rPr>
+      </w:pPr>
+      <w:r>
+        <w:rPr>
+          <w:lang w:eastAsia="de-DE"/>
+        </w:rPr>
+        <w:t xml:space="preserve">    }</w:t>
+      </w:r>
+    </w:p>
+    <w:p>
+      <w:pPr>
+        <w:pStyle w:val="KeinLeerraum"/>
+        <w:rPr>
+          <w:lang w:eastAsia="de-DE"/>
+        </w:rPr>
+      </w:pPr>
+      <w:r>
+        <w:rPr>
+          <w:lang w:eastAsia="de-DE"/>
+        </w:rPr>
+        <w:t xml:space="preserve">    // ...</w:t>
+      </w:r>
+    </w:p>
+    <w:p>
+      <w:pPr>
+        <w:pStyle w:val="KeinLeerraum"/>
+        <w:rPr>
+          <w:lang w:eastAsia="de-DE"/>
+        </w:rPr>
+      </w:pPr>
+      <w:r>
+        <w:rPr>
+          <w:lang w:eastAsia="de-DE"/>
+        </w:rPr>
+        <w:t xml:space="preserve">    </w:t>
+      </w:r>
+      <w:proofErr w:type="spellStart"/>
+      <w:r>
+        <w:rPr>
+          <w:lang w:eastAsia="de-DE"/>
+        </w:rPr>
+        <w:t>return</w:t>
+      </w:r>
+      <w:proofErr w:type="spellEnd"/>
+      <w:r>
+        <w:rPr>
+          <w:lang w:eastAsia="de-DE"/>
+        </w:rPr>
+        <w:t xml:space="preserve"> </w:t>
+      </w:r>
+      <w:proofErr w:type="spellStart"/>
+      <w:r>
+        <w:rPr>
+          <w:lang w:eastAsia="de-DE"/>
+        </w:rPr>
+        <w:t>pCleanImage</w:t>
+      </w:r>
+      <w:proofErr w:type="spellEnd"/>
+      <w:r>
+        <w:rPr>
+          <w:lang w:eastAsia="de-DE"/>
+        </w:rPr>
+        <w:t>;</w:t>
+      </w:r>
+    </w:p>
+    <w:p>
+      <w:pPr>
+        <w:pStyle w:val="KeinLeerraum"/>
+        <w:rPr>
+          <w:lang w:eastAsia="de-DE"/>
+        </w:rPr>
+      </w:pPr>
+      <w:r>
+        <w:rPr>
+          <w:lang w:eastAsia="de-DE"/>
+        </w:rPr>
+        <w:t>}</w:t>
+      </w:r>
+    </w:p>
+    <w:p>
+      <w:pPr>
+        <w:pStyle w:val="KeinLeerraum"/>
+      </w:pPr>
+    </w:p>
+    <w:p>
+      <w:pPr>
+        <w:pStyle w:val="KeinLeerraum"/>
+        <w:numPr>
+          <w:ilvl w:val="0"/>
+          <w:numId w:val="6"/>
+        </w:numPr>
+      </w:pPr>
+      <w:r>
+        <w:t>Objekte in Handdetektion „zensieren“</w:t>
+      </w:r>
+    </w:p>
+    <w:p>
+      <w:pPr>
+        <w:pStyle w:val="KeinLeerraum"/>
+        <w:ind w:left="720"/>
+      </w:pPr>
+    </w:p>
+    <w:p>
+      <w:pPr>
+        <w:pStyle w:val="KeinLeerraum"/>
+        <w:rPr>
+          <w:lang w:val="en-US"/>
+        </w:rPr>
+      </w:pPr>
+      <w:proofErr w:type="spellStart"/>
+      <w:r>
+        <w:rPr>
+          <w:lang w:val="en-US"/>
+        </w:rPr>
+        <w:t>CvInvoke.GaussianBlur</w:t>
+      </w:r>
+      <w:proofErr w:type="spellEnd"/>
+      <w:r>
+        <w:rPr>
+          <w:lang w:val="en-US"/>
+        </w:rPr>
+        <w:t>(</w:t>
+      </w:r>
+      <w:proofErr w:type="spellStart"/>
+      <w:r>
+        <w:rPr>
+          <w:lang w:val="en-US"/>
+        </w:rPr>
+        <w:t>pCleanImage</w:t>
+      </w:r>
+      <w:proofErr w:type="spellEnd"/>
+      <w:r>
+        <w:rPr>
+          <w:lang w:val="en-US"/>
+        </w:rPr>
+        <w:t xml:space="preserve">, </w:t>
+      </w:r>
+      <w:proofErr w:type="spellStart"/>
+      <w:r>
+        <w:rPr>
+          <w:lang w:val="en-US"/>
+        </w:rPr>
+        <w:t>aBlurFilter</w:t>
+      </w:r>
+      <w:proofErr w:type="spellEnd"/>
+      <w:r>
+        <w:rPr>
+          <w:lang w:val="en-US"/>
+        </w:rPr>
+        <w:t xml:space="preserve">, new </w:t>
+      </w:r>
+      <w:proofErr w:type="gramStart"/>
+      <w:r>
+        <w:rPr>
+          <w:lang w:val="en-US"/>
+        </w:rPr>
+        <w:t>Size(</w:t>
+      </w:r>
+      <w:proofErr w:type="gramEnd"/>
+      <w:r>
+        <w:rPr>
+          <w:lang w:val="en-US"/>
+        </w:rPr>
+        <w:t>5, 5), 0);</w:t>
+      </w:r>
+    </w:p>
+    <w:p>
+      <w:pPr>
+        <w:pStyle w:val="KeinLeerraum"/>
+        <w:rPr>
+          <w:lang w:val="en-US"/>
+        </w:rPr>
+      </w:pPr>
+      <w:proofErr w:type="spellStart"/>
+      <w:r>
+        <w:rPr>
+          <w:lang w:val="en-US"/>
+        </w:rPr>
+        <w:t>CvInvoke.CvtColor</w:t>
+      </w:r>
+      <w:proofErr w:type="spellEnd"/>
+      <w:r>
+        <w:rPr>
+          <w:lang w:val="en-US"/>
+        </w:rPr>
+        <w:t>(</w:t>
+      </w:r>
+      <w:proofErr w:type="spellStart"/>
+      <w:r>
+        <w:rPr>
+          <w:lang w:val="en-US"/>
+        </w:rPr>
+        <w:t>aBlurFilter</w:t>
+      </w:r>
+      <w:proofErr w:type="spellEnd"/>
+      <w:r>
+        <w:rPr>
+          <w:lang w:val="en-US"/>
+        </w:rPr>
+        <w:t xml:space="preserve">, </w:t>
+      </w:r>
+      <w:proofErr w:type="spellStart"/>
+      <w:r>
+        <w:rPr>
+          <w:lang w:val="en-US"/>
+        </w:rPr>
+        <w:t>grayFilter</w:t>
+      </w:r>
+      <w:proofErr w:type="spellEnd"/>
+      <w:r>
+        <w:rPr>
+          <w:lang w:val="en-US"/>
+        </w:rPr>
+        <w:t>, ColorConversion.Bgr2Gray);</w:t>
+      </w:r>
+    </w:p>
+    <w:p>
+      <w:pPr>
+        <w:pStyle w:val="KeinLeerraum"/>
+        <w:rPr>
+          <w:lang w:val="en-US"/>
+        </w:rPr>
+      </w:pPr>
+      <w:proofErr w:type="spellStart"/>
+      <w:r>
+        <w:rPr>
+          <w:lang w:val="en-US"/>
+        </w:rPr>
+        <w:t>CvInvoke.Threshold</w:t>
+      </w:r>
+      <w:proofErr w:type="spellEnd"/>
+      <w:r>
+        <w:rPr>
+          <w:lang w:val="en-US"/>
+        </w:rPr>
+        <w:t>(</w:t>
+      </w:r>
+      <w:proofErr w:type="spellStart"/>
+      <w:r>
+        <w:rPr>
+          <w:lang w:val="en-US"/>
+        </w:rPr>
+        <w:t>grayFilter</w:t>
+      </w:r>
+      <w:proofErr w:type="spellEnd"/>
+      <w:r>
+        <w:rPr>
+          <w:lang w:val="en-US"/>
+        </w:rPr>
+        <w:t xml:space="preserve">, threshold, 70, 255, </w:t>
+      </w:r>
+      <w:proofErr w:type="spellStart"/>
+      <w:r>
+        <w:rPr>
+          <w:lang w:val="en-US"/>
+        </w:rPr>
+        <w:t>ThresholdType.BinaryInv</w:t>
+      </w:r>
+      <w:proofErr w:type="spellEnd"/>
+      <w:r>
+        <w:rPr>
+          <w:lang w:val="en-US"/>
+        </w:rPr>
+        <w:t xml:space="preserve"> | </w:t>
+      </w:r>
+      <w:proofErr w:type="spellStart"/>
+      <w:r>
+        <w:rPr>
+          <w:lang w:val="en-US"/>
+        </w:rPr>
+        <w:t>ThresholdType.Otsu</w:t>
+      </w:r>
+      <w:proofErr w:type="spellEnd"/>
+      <w:r>
+        <w:rPr>
+          <w:lang w:val="en-US"/>
+        </w:rPr>
+        <w:t>);</w:t>
+      </w:r>
+    </w:p>
+    <w:p>
+      <w:pPr>
+        <w:pStyle w:val="KeinLeerraum"/>
+        <w:rPr>
+          <w:lang w:val="en-US"/>
+        </w:rPr>
+      </w:pPr>
+    </w:p>
+    <w:p>
+      <w:pPr>
+        <w:pStyle w:val="KeinLeerraum"/>
+      </w:pPr>
+      <w:r>
+        <w:rPr>
+          <w:lang w:val="en-US"/>
+        </w:rPr>
+        <w:t xml:space="preserve">     </w:t>
+      </w:r>
+      <w:r>
+        <w:t>// --- NEU: ERKANNTE OBJEKTE AUSMASKIEREN ---</w:t>
+      </w:r>
+    </w:p>
+    <w:p>
+      <w:pPr>
+        <w:pStyle w:val="KeinLeerraum"/>
+      </w:pPr>
+      <w:r>
+        <w:t xml:space="preserve">     </w:t>
+      </w:r>
+      <w:proofErr w:type="spellStart"/>
+      <w:r>
+        <w:t>foreach</w:t>
+      </w:r>
+      <w:proofErr w:type="spellEnd"/>
+      <w:r>
+        <w:t xml:space="preserve"> (</w:t>
+      </w:r>
+      <w:proofErr w:type="gramStart"/>
+      <w:r>
+        <w:t>Point[</w:t>
+      </w:r>
+      <w:proofErr w:type="gramEnd"/>
+      <w:r>
+        <w:t xml:space="preserve">] </w:t>
+      </w:r>
+      <w:proofErr w:type="spellStart"/>
+      <w:r>
+        <w:t>objEckpunkte</w:t>
+      </w:r>
+      <w:proofErr w:type="spellEnd"/>
+      <w:r>
+        <w:t xml:space="preserve"> in </w:t>
+      </w:r>
+      <w:proofErr w:type="spellStart"/>
+      <w:proofErr w:type="gramStart"/>
+      <w:r>
+        <w:t>this.aGefundeneObjektKonturen</w:t>
+      </w:r>
+      <w:proofErr w:type="spellEnd"/>
+      <w:proofErr w:type="gramEnd"/>
+      <w:r>
+        <w:t>)</w:t>
+      </w:r>
+    </w:p>
+    <w:p>
+      <w:pPr>
+        <w:pStyle w:val="KeinLeerraum"/>
+      </w:pPr>
+      <w:r>
+        <w:t xml:space="preserve">     {</w:t>
+      </w:r>
+    </w:p>
+    <w:p>
+      <w:pPr>
+        <w:pStyle w:val="KeinLeerraum"/>
+        <w:rPr>
+          <w:lang w:val="en-US"/>
+        </w:rPr>
+      </w:pPr>
+      <w:r>
+        <w:rPr>
+          <w:lang w:val="en-US"/>
+        </w:rPr>
+        <w:t xml:space="preserve">         using (</w:t>
+      </w:r>
+      <w:proofErr w:type="spellStart"/>
+      <w:r>
+        <w:rPr>
+          <w:lang w:val="en-US"/>
+        </w:rPr>
+        <w:t>VectorOfPoint</w:t>
+      </w:r>
+      <w:proofErr w:type="spellEnd"/>
+      <w:r>
+        <w:rPr>
+          <w:lang w:val="en-US"/>
+        </w:rPr>
+        <w:t xml:space="preserve"> </w:t>
+      </w:r>
+      <w:proofErr w:type="spellStart"/>
+      <w:r>
+        <w:rPr>
+          <w:lang w:val="en-US"/>
+        </w:rPr>
+        <w:t>vp</w:t>
+      </w:r>
+      <w:proofErr w:type="spellEnd"/>
+      <w:r>
+        <w:rPr>
+          <w:lang w:val="en-US"/>
+        </w:rPr>
+        <w:t xml:space="preserve"> = new </w:t>
+      </w:r>
+      <w:proofErr w:type="spellStart"/>
+      <w:r>
+        <w:rPr>
+          <w:lang w:val="en-US"/>
+        </w:rPr>
+        <w:t>VectorOfPoint</w:t>
+      </w:r>
+      <w:proofErr w:type="spellEnd"/>
+      <w:r>
+        <w:rPr>
+          <w:lang w:val="en-US"/>
+        </w:rPr>
+        <w:t>(</w:t>
+      </w:r>
+      <w:proofErr w:type="spellStart"/>
+      <w:r>
+        <w:rPr>
+          <w:lang w:val="en-US"/>
+        </w:rPr>
+        <w:t>objEckpunkte</w:t>
+      </w:r>
+      <w:proofErr w:type="spellEnd"/>
+      <w:r>
+        <w:rPr>
+          <w:lang w:val="en-US"/>
+        </w:rPr>
+        <w:t>))</w:t>
+      </w:r>
+    </w:p>
+    <w:p>
+      <w:pPr>
+        <w:pStyle w:val="KeinLeerraum"/>
+      </w:pPr>
+      <w:r>
+        <w:rPr>
+          <w:lang w:val="en-US"/>
+        </w:rPr>
+        <w:t xml:space="preserve">         </w:t>
+      </w:r>
+      <w:r>
+        <w:t>{</w:t>
+      </w:r>
+    </w:p>
+    <w:p>
+      <w:pPr>
+        <w:pStyle w:val="KeinLeerraum"/>
+      </w:pPr>
+      <w:r>
+        <w:t xml:space="preserve">             // Wir füllen das Polygon des Objekts im Binärbild mit absolutem Schwarz (0).</w:t>
+      </w:r>
+    </w:p>
+    <w:p>
+      <w:pPr>
+        <w:pStyle w:val="KeinLeerraum"/>
+      </w:pPr>
+      <w:r>
+        <w:t xml:space="preserve">             // Da die KI mit '</w:t>
+      </w:r>
+      <w:proofErr w:type="spellStart"/>
+      <w:r>
+        <w:t>BinaryInv</w:t>
+      </w:r>
+      <w:proofErr w:type="spellEnd"/>
+      <w:r>
+        <w:t>' arbeitet, sucht sie nur in weißen Bereichen.</w:t>
+      </w:r>
+    </w:p>
+    <w:p>
+      <w:pPr>
+        <w:pStyle w:val="KeinLeerraum"/>
+      </w:pPr>
+      <w:r>
+        <w:t xml:space="preserve">             // Die Objekte sind nun für die KI wie weggezaubert.</w:t>
+      </w:r>
+    </w:p>
+    <w:p>
+      <w:pPr>
+        <w:pStyle w:val="KeinLeerraum"/>
+        <w:rPr>
+          <w:lang w:val="en-US"/>
+        </w:rPr>
+      </w:pPr>
+      <w:r>
+        <w:t xml:space="preserve">             </w:t>
+      </w:r>
+      <w:proofErr w:type="spellStart"/>
+      <w:r>
+        <w:rPr>
+          <w:lang w:val="en-US"/>
+        </w:rPr>
+        <w:t>CvInvoke.FillPoly</w:t>
+      </w:r>
+      <w:proofErr w:type="spellEnd"/>
+      <w:r>
+        <w:rPr>
+          <w:lang w:val="en-US"/>
+        </w:rPr>
+        <w:t xml:space="preserve">(threshold, </w:t>
+      </w:r>
+      <w:proofErr w:type="spellStart"/>
+      <w:r>
+        <w:rPr>
+          <w:lang w:val="en-US"/>
+        </w:rPr>
+        <w:t>vp</w:t>
+      </w:r>
+      <w:proofErr w:type="spellEnd"/>
+      <w:r>
+        <w:rPr>
+          <w:lang w:val="en-US"/>
+        </w:rPr>
+        <w:t xml:space="preserve">, new </w:t>
+      </w:r>
+      <w:proofErr w:type="spellStart"/>
+      <w:proofErr w:type="gramStart"/>
+      <w:r>
+        <w:rPr>
+          <w:lang w:val="en-US"/>
+        </w:rPr>
+        <w:t>MCvScalar</w:t>
+      </w:r>
+      <w:proofErr w:type="spellEnd"/>
+      <w:r>
+        <w:rPr>
+          <w:lang w:val="en-US"/>
+        </w:rPr>
+        <w:t>(</w:t>
+      </w:r>
+      <w:proofErr w:type="gramEnd"/>
+      <w:r>
+        <w:rPr>
+          <w:lang w:val="en-US"/>
+        </w:rPr>
+        <w:t>0));</w:t>
+      </w:r>
+    </w:p>
+    <w:p>
+      <w:pPr>
+        <w:pStyle w:val="KeinLeerraum"/>
+      </w:pPr>
+      <w:r>
+        <w:rPr>
+          <w:lang w:val="en-US"/>
+        </w:rPr>
+        <w:t xml:space="preserve">         </w:t>
+      </w:r>
+      <w:r>
+        <w:t>}</w:t>
+      </w:r>
+    </w:p>
+    <w:p>
+      <w:pPr>
+        <w:pStyle w:val="KeinLeerraum"/>
+      </w:pPr>
+      <w:r>
+        <w:t xml:space="preserve">     }</w:t>
+      </w:r>
+    </w:p>
+    <w:p>
+      <w:pPr>
+        <w:pStyle w:val="KeinLeerraum"/>
+      </w:pPr>
+      <w:r>
+        <w:t xml:space="preserve">     // ------------------------------------------</w:t>
+      </w:r>
+    </w:p>
+    <w:p>
+      <w:pPr>
+        <w:pStyle w:val="KeinLeerraum"/>
+      </w:pPr>
+    </w:p>
+    <w:p>
+      <w:pPr>
+        <w:pStyle w:val="KeinLeerraum"/>
+      </w:pPr>
+      <w:r>
+        <w:t xml:space="preserve">     </w:t>
+      </w:r>
+      <w:proofErr w:type="spellStart"/>
+      <w:r>
+        <w:t>int</w:t>
+      </w:r>
+      <w:proofErr w:type="spellEnd"/>
+      <w:r>
+        <w:t xml:space="preserve"> </w:t>
+      </w:r>
+      <w:proofErr w:type="spellStart"/>
+      <w:r>
+        <w:t>imgWidth</w:t>
+      </w:r>
+      <w:proofErr w:type="spellEnd"/>
+      <w:r>
+        <w:t xml:space="preserve"> = </w:t>
+      </w:r>
+      <w:proofErr w:type="spellStart"/>
+      <w:proofErr w:type="gramStart"/>
+      <w:r>
+        <w:t>threshold.Width</w:t>
+      </w:r>
+      <w:proofErr w:type="spellEnd"/>
+      <w:proofErr w:type="gramEnd"/>
+      <w:r>
+        <w:t>;     // Maße Kamerabild</w:t>
+      </w:r>
+    </w:p>
+    <w:p>
+      <w:pPr>
+        <w:pStyle w:val="KeinLeerraum"/>
+      </w:pPr>
+      <w:r>
+        <w:t xml:space="preserve">     </w:t>
+      </w:r>
+      <w:proofErr w:type="spellStart"/>
+      <w:r>
+        <w:t>int</w:t>
+      </w:r>
+      <w:proofErr w:type="spellEnd"/>
+      <w:r>
+        <w:t xml:space="preserve"> </w:t>
+      </w:r>
+      <w:proofErr w:type="spellStart"/>
+      <w:r>
+        <w:t>imgHeight</w:t>
+      </w:r>
+      <w:proofErr w:type="spellEnd"/>
+      <w:r>
+        <w:t xml:space="preserve"> = </w:t>
+      </w:r>
+      <w:proofErr w:type="spellStart"/>
+      <w:proofErr w:type="gramStart"/>
+      <w:r>
+        <w:t>threshold.Height</w:t>
+      </w:r>
+      <w:proofErr w:type="spellEnd"/>
+      <w:proofErr w:type="gramEnd"/>
+      <w:r>
+        <w:t>;</w:t>
+      </w:r>
+    </w:p>
+    <w:p>
+      <w:pPr>
+        <w:pStyle w:val="KeinLeerraum"/>
+      </w:pPr>
+      <w:r>
+        <w:t xml:space="preserve">     </w:t>
+      </w:r>
+    </w:p>
+    <w:p>
+      <w:pPr>
+        <w:pStyle w:val="KeinLeerraum"/>
+      </w:pPr>
+      <w:r>
+        <w:t xml:space="preserve">     // Ab hier läuft die KI auf dem manipulierten, "sauberen" Binärbild!</w:t>
+      </w:r>
+    </w:p>
+    <w:p>
+      <w:pPr>
+        <w:pStyle w:val="KeinLeerraum"/>
+        <w:rPr>
+          <w:lang w:val="en-US"/>
+        </w:rPr>
+      </w:pPr>
+      <w:r>
+        <w:t xml:space="preserve">     </w:t>
+      </w:r>
+      <w:proofErr w:type="gramStart"/>
+      <w:r>
+        <w:rPr>
+          <w:lang w:val="en-US"/>
+        </w:rPr>
+        <w:t>Rectangle[</w:t>
+      </w:r>
+      <w:proofErr w:type="gramEnd"/>
+      <w:r>
+        <w:rPr>
+          <w:lang w:val="en-US"/>
+        </w:rPr>
+        <w:t xml:space="preserve">] </w:t>
+      </w:r>
+      <w:proofErr w:type="spellStart"/>
+      <w:r>
+        <w:rPr>
+          <w:lang w:val="en-US"/>
+        </w:rPr>
+        <w:t>detectedHands</w:t>
+      </w:r>
+      <w:proofErr w:type="spellEnd"/>
+      <w:r>
+        <w:rPr>
+          <w:lang w:val="en-US"/>
+        </w:rPr>
+        <w:t xml:space="preserve"> = </w:t>
+      </w:r>
+      <w:proofErr w:type="spellStart"/>
+      <w:proofErr w:type="gramStart"/>
+      <w:r>
+        <w:rPr>
+          <w:lang w:val="en-US"/>
+        </w:rPr>
+        <w:t>this.aHandCascade.DetectMultiScale</w:t>
+      </w:r>
+      <w:proofErr w:type="spellEnd"/>
+      <w:proofErr w:type="gramEnd"/>
+      <w:r>
+        <w:rPr>
+          <w:lang w:val="en-US"/>
+        </w:rPr>
+        <w:t>(threshold, 1.05, 6, ...);</w:t>
+      </w:r>
+    </w:p>
+    <w:p>
+      <w:pPr>
+        <w:pStyle w:val="KeinLeerraum"/>
+        <w:rPr>
+          <w:color w:val="EE0000"/>
+          <w:lang w:val="en-US"/>
         </w:rPr>
       </w:pPr>
     </w:p>
@@ -12083,6 +17948,99 @@
     </w:lvl>
   </w:abstractNum>
   <w:abstractNum w:abstractNumId="1" w15:restartNumberingAfterBreak="0">
+    <w:nsid w:val="5CD05163"/>
+    <w:multiLevelType w:val="hybridMultilevel"/>
+    <w:tmpl w:val="B8C63680"/>
+    <w:lvl w:ilvl="0" w:tplc="535AFF4C">
+      <w:start w:val="1"/>
+      <w:numFmt w:val="decimal"/>
+      <w:lvlText w:val="%1."/>
+      <w:lvlJc w:val="left"/>
+      <w:pPr>
+        <w:ind w:left="720" w:hanging="360"/>
+      </w:pPr>
+      <w:rPr>
+        <w:rFonts w:hint="default"/>
+        <w:b/>
+        <w:bCs/>
+        <w:sz w:val="28"/>
+        <w:szCs w:val="28"/>
+      </w:rPr>
+    </w:lvl>
+    <w:lvl w:ilvl="1" w:tplc="04070019" w:tentative="1">
+      <w:start w:val="1"/>
+      <w:numFmt w:val="lowerLetter"/>
+      <w:lvlText w:val="%2."/>
+      <w:lvlJc w:val="left"/>
+      <w:pPr>
+        <w:ind w:left="1440" w:hanging="360"/>
+      </w:pPr>
+    </w:lvl>
+    <w:lvl w:ilvl="2" w:tplc="0407001B" w:tentative="1">
+      <w:start w:val="1"/>
+      <w:numFmt w:val="lowerRoman"/>
+      <w:lvlText w:val="%3."/>
+      <w:lvlJc w:val="right"/>
+      <w:pPr>
+        <w:ind w:left="2160" w:hanging="180"/>
+      </w:pPr>
+    </w:lvl>
+    <w:lvl w:ilvl="3" w:tplc="0407000F" w:tentative="1">
+      <w:start w:val="1"/>
+      <w:numFmt w:val="decimal"/>
+      <w:lvlText w:val="%4."/>
+      <w:lvlJc w:val="left"/>
+      <w:pPr>
+        <w:ind w:left="2880" w:hanging="360"/>
+      </w:pPr>
+    </w:lvl>
+    <w:lvl w:ilvl="4" w:tplc="04070019" w:tentative="1">
+      <w:start w:val="1"/>
+      <w:numFmt w:val="lowerLetter"/>
+      <w:lvlText w:val="%5."/>
+      <w:lvlJc w:val="left"/>
+      <w:pPr>
+        <w:ind w:left="3600" w:hanging="360"/>
+      </w:pPr>
+    </w:lvl>
+    <w:lvl w:ilvl="5" w:tplc="0407001B" w:tentative="1">
+      <w:start w:val="1"/>
+      <w:numFmt w:val="lowerRoman"/>
+      <w:lvlText w:val="%6."/>
+      <w:lvlJc w:val="right"/>
+      <w:pPr>
+        <w:ind w:left="4320" w:hanging="180"/>
+      </w:pPr>
+    </w:lvl>
+    <w:lvl w:ilvl="6" w:tplc="0407000F" w:tentative="1">
+      <w:start w:val="1"/>
+      <w:numFmt w:val="decimal"/>
+      <w:lvlText w:val="%7."/>
+      <w:lvlJc w:val="left"/>
+      <w:pPr>
+        <w:ind w:left="5040" w:hanging="360"/>
+      </w:pPr>
+    </w:lvl>
+    <w:lvl w:ilvl="7" w:tplc="04070019" w:tentative="1">
+      <w:start w:val="1"/>
+      <w:numFmt w:val="lowerLetter"/>
+      <w:lvlText w:val="%8."/>
+      <w:lvlJc w:val="left"/>
+      <w:pPr>
+        <w:ind w:left="5760" w:hanging="360"/>
+      </w:pPr>
+    </w:lvl>
+    <w:lvl w:ilvl="8" w:tplc="0407001B" w:tentative="1">
+      <w:start w:val="1"/>
+      <w:numFmt w:val="lowerRoman"/>
+      <w:lvlText w:val="%9."/>
+      <w:lvlJc w:val="right"/>
+      <w:pPr>
+        <w:ind w:left="6480" w:hanging="180"/>
+      </w:pPr>
+    </w:lvl>
+  </w:abstractNum>
+  <w:abstractNum w:abstractNumId="2" w15:restartNumberingAfterBreak="0">
     <w:nsid w:val="65BC332F"/>
     <w:multiLevelType w:val="hybridMultilevel"/>
     <w:tmpl w:val="1164A240"/>
@@ -12171,7 +18129,96 @@
       </w:pPr>
     </w:lvl>
   </w:abstractNum>
-  <w:abstractNum w:abstractNumId="2" w15:restartNumberingAfterBreak="0">
+  <w:abstractNum w:abstractNumId="3" w15:restartNumberingAfterBreak="0">
+    <w:nsid w:val="6C45557E"/>
+    <w:multiLevelType w:val="hybridMultilevel"/>
+    <w:tmpl w:val="30FE0AF8"/>
+    <w:lvl w:ilvl="0" w:tplc="0407000F">
+      <w:start w:val="1"/>
+      <w:numFmt w:val="decimal"/>
+      <w:lvlText w:val="%1."/>
+      <w:lvlJc w:val="left"/>
+      <w:pPr>
+        <w:ind w:left="720" w:hanging="360"/>
+      </w:pPr>
+      <w:rPr>
+        <w:rFonts w:hint="default"/>
+      </w:rPr>
+    </w:lvl>
+    <w:lvl w:ilvl="1" w:tplc="04070019" w:tentative="1">
+      <w:start w:val="1"/>
+      <w:numFmt w:val="lowerLetter"/>
+      <w:lvlText w:val="%2."/>
+      <w:lvlJc w:val="left"/>
+      <w:pPr>
+        <w:ind w:left="1440" w:hanging="360"/>
+      </w:pPr>
+    </w:lvl>
+    <w:lvl w:ilvl="2" w:tplc="0407001B" w:tentative="1">
+      <w:start w:val="1"/>
+      <w:numFmt w:val="lowerRoman"/>
+      <w:lvlText w:val="%3."/>
+      <w:lvlJc w:val="right"/>
+      <w:pPr>
+        <w:ind w:left="2160" w:hanging="180"/>
+      </w:pPr>
+    </w:lvl>
+    <w:lvl w:ilvl="3" w:tplc="0407000F" w:tentative="1">
+      <w:start w:val="1"/>
+      <w:numFmt w:val="decimal"/>
+      <w:lvlText w:val="%4."/>
+      <w:lvlJc w:val="left"/>
+      <w:pPr>
+        <w:ind w:left="2880" w:hanging="360"/>
+      </w:pPr>
+    </w:lvl>
+    <w:lvl w:ilvl="4" w:tplc="04070019" w:tentative="1">
+      <w:start w:val="1"/>
+      <w:numFmt w:val="lowerLetter"/>
+      <w:lvlText w:val="%5."/>
+      <w:lvlJc w:val="left"/>
+      <w:pPr>
+        <w:ind w:left="3600" w:hanging="360"/>
+      </w:pPr>
+    </w:lvl>
+    <w:lvl w:ilvl="5" w:tplc="0407001B" w:tentative="1">
+      <w:start w:val="1"/>
+      <w:numFmt w:val="lowerRoman"/>
+      <w:lvlText w:val="%6."/>
+      <w:lvlJc w:val="right"/>
+      <w:pPr>
+        <w:ind w:left="4320" w:hanging="180"/>
+      </w:pPr>
+    </w:lvl>
+    <w:lvl w:ilvl="6" w:tplc="0407000F" w:tentative="1">
+      <w:start w:val="1"/>
+      <w:numFmt w:val="decimal"/>
+      <w:lvlText w:val="%7."/>
+      <w:lvlJc w:val="left"/>
+      <w:pPr>
+        <w:ind w:left="5040" w:hanging="360"/>
+      </w:pPr>
+    </w:lvl>
+    <w:lvl w:ilvl="7" w:tplc="04070019" w:tentative="1">
+      <w:start w:val="1"/>
+      <w:numFmt w:val="lowerLetter"/>
+      <w:lvlText w:val="%8."/>
+      <w:lvlJc w:val="left"/>
+      <w:pPr>
+        <w:ind w:left="5760" w:hanging="360"/>
+      </w:pPr>
+    </w:lvl>
+    <w:lvl w:ilvl="8" w:tplc="0407001B" w:tentative="1">
+      <w:start w:val="1"/>
+      <w:numFmt w:val="lowerRoman"/>
+      <w:lvlText w:val="%9."/>
+      <w:lvlJc w:val="right"/>
+      <w:pPr>
+        <w:ind w:left="6480" w:hanging="180"/>
+      </w:pPr>
+    </w:lvl>
+  </w:abstractNum>
+  <w:abstractNum w:abstractNumId="4" w15:restartNumberingAfterBreak="0">
     <w:nsid w:val="6F375950"/>
     <w:multiLevelType w:val="multilevel"/>
     <w:tmpl w:val="2E166736"/>
@@ -12320,7 +18367,7 @@
       </w:rPr>
     </w:lvl>
   </w:abstractNum>
-  <w:abstractNum w:abstractNumId="3" w15:restartNumberingAfterBreak="0">
+  <w:abstractNum w:abstractNumId="5" w15:restartNumberingAfterBreak="0">
     <w:nsid w:val="7BF96450"/>
     <w:multiLevelType w:val="hybridMultilevel"/>
     <w:tmpl w:val="624A27DC"/>
@@ -12436,13 +18483,19 @@
     <w:abstractNumId w:val="0"/>
   </w:num>
   <w:num w:numId="2" w16cid:durableId="604457848">
+    <w:abstractNumId w:val="2"/>
+  </w:num>
+  <w:num w:numId="3" w16cid:durableId="404381657">
+    <w:abstractNumId w:val="5"/>
+  </w:num>
+  <w:num w:numId="4" w16cid:durableId="186674089">
+    <w:abstractNumId w:val="4"/>
+  </w:num>
+  <w:num w:numId="5" w16cid:durableId="185294956">
     <w:abstractNumId w:val="1"/>
   </w:num>
-  <w:num w:numId="3" w16cid:durableId="404381657">
+  <w:num w:numId="6" w16cid:durableId="246117557">
     <w:abstractNumId w:val="3"/>
-  </w:num>
-  <w:num w:numId="4" w16cid:durableId="186674089">
-    <w:abstractNumId w:val="2"/>
   </w:num>
 </w:numbering>
 </file>
@@ -13427,6 +19480,19 @@
       <w14:ligatures w14:val="none"/>
     </w:rPr>
   </w:style>
+  <w:style w:type="character" w:styleId="HTMLCode">
+    <w:name w:val="HTML Code"/>
+    <w:basedOn w:val="Absatz-Standardschriftart"/>
+    <w:uiPriority w:val="99"/>
+    <w:semiHidden/>
+    <w:unhideWhenUsed/>
+    <w:rsid w:val="008B00BA"/>
+    <w:rPr>
+      <w:rFonts w:ascii="Courier New" w:eastAsia="Times New Roman" w:hAnsi="Courier New" w:cs="Courier New"/>
+      <w:sz w:val="20"/>
+      <w:szCs w:val="20"/>
+    </w:rPr>
+  </w:style>
 </w:styles>
 </file>
 
